--- a/The_A_Shorts/2. Vyuthi/Vyuthi - Screenplay.docx
+++ b/The_A_Shorts/2. Vyuthi/Vyuthi - Screenplay.docx
@@ -959,7 +959,23 @@
           <w:b/>
           <w:bCs/>
         </w:rPr>
-        <w:t>Ved (12)</w:t>
+        <w:t>Ved (</w:t>
+      </w:r>
+      <w:r>
+        <w:rPr>
+          <w:rFonts w:ascii="Courier New" w:hAnsi="Courier New" w:cs="Courier New"/>
+          <w:b/>
+          <w:bCs/>
+        </w:rPr>
+        <w:t>6</w:t>
+      </w:r>
+      <w:r>
+        <w:rPr>
+          <w:rFonts w:ascii="Courier New" w:hAnsi="Courier New" w:cs="Courier New"/>
+          <w:b/>
+          <w:bCs/>
+        </w:rPr>
+        <w:t>)</w:t>
       </w:r>
       <w:r>
         <w:rPr>
@@ -25730,13 +25746,7 @@
         <w:rPr>
           <w:rFonts w:ascii="Courier New" w:hAnsi="Courier New" w:cs="Courier New"/>
         </w:rPr>
-        <w:t>in front of him</w:t>
-      </w:r>
-      <w:r>
-        <w:rPr>
-          <w:rFonts w:ascii="Courier New" w:hAnsi="Courier New" w:cs="Courier New"/>
-        </w:rPr>
-        <w:t>. H</w:t>
+        <w:t>in front of him. H</w:t>
       </w:r>
       <w:r>
         <w:rPr>
@@ -25825,13 +25835,7 @@
         <w:rPr>
           <w:rFonts w:ascii="Courier New" w:hAnsi="Courier New" w:cs="Courier New"/>
         </w:rPr>
-        <w:t>holding a card</w:t>
-      </w:r>
-      <w:r>
-        <w:rPr>
-          <w:rFonts w:ascii="Courier New" w:hAnsi="Courier New" w:cs="Courier New"/>
-        </w:rPr>
-        <w:t xml:space="preserve"> extends </w:t>
+        <w:t xml:space="preserve">holding a card extends </w:t>
       </w:r>
       <w:r>
         <w:rPr>
@@ -25997,19 +26001,7 @@
         <w:rPr>
           <w:rFonts w:ascii="Courier New" w:hAnsi="Courier New" w:cs="Courier New"/>
         </w:rPr>
-        <w:t xml:space="preserve">He gets </w:t>
-      </w:r>
-      <w:r>
-        <w:rPr>
-          <w:rFonts w:ascii="Courier New" w:hAnsi="Courier New" w:cs="Courier New"/>
-        </w:rPr>
-        <w:t xml:space="preserve">terrified </w:t>
-      </w:r>
-      <w:r>
-        <w:rPr>
-          <w:rFonts w:ascii="Courier New" w:hAnsi="Courier New" w:cs="Courier New"/>
-        </w:rPr>
-        <w:t>and t</w:t>
+        <w:t>He gets terrified and t</w:t>
       </w:r>
       <w:r>
         <w:rPr>

--- a/The_A_Shorts/2. Vyuthi/Vyuthi - Screenplay.docx
+++ b/The_A_Shorts/2. Vyuthi/Vyuthi - Screenplay.docx
@@ -27033,6 +27033,7 @@
         </w:rPr>
         <w:t xml:space="preserve">- </w:t>
       </w:r>
+      <w:proofErr w:type="gramStart"/>
       <w:r>
         <w:rPr>
           <w:rFonts w:ascii="Courier New" w:hAnsi="Courier New" w:cs="Courier New"/>
@@ -27063,6 +27064,7 @@
         </w:rPr>
         <w:t>ff</w:t>
       </w:r>
+      <w:proofErr w:type="gramEnd"/>
       <w:r>
         <w:rPr>
           <w:rFonts w:ascii="Courier New" w:hAnsi="Courier New" w:cs="Courier New"/>
@@ -31952,16 +31954,100 @@
         <w:rPr>
           <w:rFonts w:ascii="Courier New" w:hAnsi="Courier New" w:cs="Courier New"/>
         </w:rPr>
-        <w:t>hellscape.</w:t>
-      </w:r>
-    </w:p>
-    <w:p>
-      <w:pPr>
-        <w:spacing w:line="240" w:lineRule="auto"/>
-        <w:rPr>
-          <w:rFonts w:ascii="Courier New" w:hAnsi="Courier New" w:cs="Courier New"/>
-        </w:rPr>
-      </w:pPr>
+        <w:t>hellscape</w:t>
+      </w:r>
+      <w:r>
+        <w:rPr>
+          <w:rFonts w:ascii="Courier New" w:hAnsi="Courier New" w:cs="Courier New"/>
+        </w:rPr>
+        <w:t>.</w:t>
+      </w:r>
+    </w:p>
+    <w:p>
+      <w:pPr>
+        <w:spacing w:line="240" w:lineRule="auto"/>
+        <w:rPr>
+          <w:rFonts w:ascii="Courier New" w:hAnsi="Courier New" w:cs="Courier New"/>
+        </w:rPr>
+      </w:pPr>
+      <w:r>
+        <w:rPr>
+          <w:rFonts w:ascii="Courier New" w:hAnsi="Courier New" w:cs="Courier New"/>
+        </w:rPr>
+        <w:t>W</w:t>
+      </w:r>
+      <w:r>
+        <w:rPr>
+          <w:rFonts w:ascii="Courier New" w:hAnsi="Courier New" w:cs="Courier New"/>
+        </w:rPr>
+        <w:t>ith</w:t>
+      </w:r>
+      <w:r>
+        <w:rPr>
+          <w:rFonts w:ascii="Courier New" w:hAnsi="Courier New" w:cs="Courier New"/>
+        </w:rPr>
+        <w:t xml:space="preserve"> t</w:t>
+      </w:r>
+      <w:r>
+        <w:rPr>
+          <w:rFonts w:ascii="Courier New" w:hAnsi="Courier New" w:cs="Courier New"/>
+        </w:rPr>
+        <w:t>wo RED SUNS in the blood-colored sky</w:t>
+      </w:r>
+      <w:r>
+        <w:rPr>
+          <w:rFonts w:ascii="Courier New" w:hAnsi="Courier New" w:cs="Courier New"/>
+        </w:rPr>
+        <w:t xml:space="preserve"> and a</w:t>
+      </w:r>
+      <w:r>
+        <w:rPr>
+          <w:rFonts w:ascii="Courier New" w:hAnsi="Courier New" w:cs="Courier New"/>
+        </w:rPr>
+        <w:t xml:space="preserve"> swirling </w:t>
+      </w:r>
+      <w:r>
+        <w:rPr>
+          <w:rFonts w:ascii="Courier New" w:hAnsi="Courier New" w:cs="Courier New"/>
+        </w:rPr>
+        <w:t xml:space="preserve">dark vortex </w:t>
+      </w:r>
+      <w:r>
+        <w:rPr>
+          <w:rFonts w:ascii="Courier New" w:hAnsi="Courier New" w:cs="Courier New"/>
+        </w:rPr>
+        <w:t>spin</w:t>
+      </w:r>
+      <w:r>
+        <w:rPr>
+          <w:rFonts w:ascii="Courier New" w:hAnsi="Courier New" w:cs="Courier New"/>
+        </w:rPr>
+        <w:t>ning</w:t>
+      </w:r>
+      <w:r>
+        <w:rPr>
+          <w:rFonts w:ascii="Courier New" w:hAnsi="Courier New" w:cs="Courier New"/>
+        </w:rPr>
+        <w:t xml:space="preserve"> </w:t>
+      </w:r>
+      <w:r>
+        <w:rPr>
+          <w:rFonts w:ascii="Courier New" w:hAnsi="Courier New" w:cs="Courier New"/>
+        </w:rPr>
+        <w:t>eating the space</w:t>
+      </w:r>
+      <w:r>
+        <w:rPr>
+          <w:rFonts w:ascii="Courier New" w:hAnsi="Courier New" w:cs="Courier New"/>
+        </w:rPr>
+        <w:t xml:space="preserve"> itself.</w:t>
+      </w:r>
+      <w:r>
+        <w:rPr>
+          <w:rFonts w:ascii="Courier New" w:hAnsi="Courier New" w:cs="Courier New"/>
+        </w:rPr>
+        <w:t xml:space="preserve"> </w:t>
+      </w:r>
       <w:r>
         <w:rPr>
           <w:rFonts w:ascii="Courier New" w:hAnsi="Courier New" w:cs="Courier New"/>
@@ -32040,13 +32126,39 @@
         <w:rPr>
           <w:rFonts w:ascii="Courier New" w:hAnsi="Courier New" w:cs="Courier New"/>
         </w:rPr>
-        <w:t>Looks around and hides</w:t>
-      </w:r>
-      <w:r>
-        <w:rPr>
-          <w:rFonts w:ascii="Courier New" w:hAnsi="Courier New" w:cs="Courier New"/>
-        </w:rPr>
-        <w:t>. G</w:t>
+        <w:t>l</w:t>
+      </w:r>
+      <w:r>
+        <w:rPr>
+          <w:rFonts w:ascii="Courier New" w:hAnsi="Courier New" w:cs="Courier New"/>
+        </w:rPr>
+        <w:t>ooks around and hides</w:t>
+      </w:r>
+      <w:r>
+        <w:rPr>
+          <w:rFonts w:ascii="Courier New" w:hAnsi="Courier New" w:cs="Courier New"/>
+        </w:rPr>
+        <w:t xml:space="preserve">. </w:t>
+      </w:r>
+    </w:p>
+    <w:p>
+      <w:pPr>
+        <w:spacing w:line="240" w:lineRule="auto"/>
+        <w:rPr>
+          <w:rFonts w:ascii="Courier New" w:hAnsi="Courier New" w:cs="Courier New"/>
+        </w:rPr>
+      </w:pPr>
+      <w:r>
+        <w:rPr>
+          <w:rFonts w:ascii="Courier New" w:hAnsi="Courier New" w:cs="Courier New"/>
+        </w:rPr>
+        <w:t xml:space="preserve">He is attentive. </w:t>
+      </w:r>
+      <w:r>
+        <w:rPr>
+          <w:rFonts w:ascii="Courier New" w:hAnsi="Courier New" w:cs="Courier New"/>
+        </w:rPr>
+        <w:t>G</w:t>
       </w:r>
       <w:r>
         <w:rPr>
@@ -32084,25 +32196,11 @@
         </w:rPr>
         <w:t>.</w:t>
       </w:r>
-    </w:p>
-    <w:p>
-      <w:pPr>
-        <w:spacing w:line="240" w:lineRule="auto"/>
-        <w:rPr>
-          <w:rFonts w:ascii="Courier New" w:hAnsi="Courier New" w:cs="Courier New"/>
-        </w:rPr>
-      </w:pPr>
-      <w:r>
-        <w:rPr>
-          <w:rFonts w:ascii="Courier New" w:hAnsi="Courier New" w:cs="Courier New"/>
-        </w:rPr>
-        <w:t xml:space="preserve">He is </w:t>
-      </w:r>
-      <w:r>
-        <w:rPr>
-          <w:rFonts w:ascii="Courier New" w:hAnsi="Courier New" w:cs="Courier New"/>
-        </w:rPr>
-        <w:t xml:space="preserve">Attentive. </w:t>
+      <w:r>
+        <w:rPr>
+          <w:rFonts w:ascii="Courier New" w:hAnsi="Courier New" w:cs="Courier New"/>
+        </w:rPr>
+        <w:t xml:space="preserve"> </w:t>
       </w:r>
       <w:r>
         <w:rPr>
@@ -32190,31 +32288,61 @@
         </w:rPr>
         <w:t>.</w:t>
       </w:r>
-      <w:r>
-        <w:rPr>
-          <w:rFonts w:ascii="Courier New" w:hAnsi="Courier New" w:cs="Courier New"/>
-        </w:rPr>
-        <w:t xml:space="preserve"> Suddenly-</w:t>
-      </w:r>
-      <w:r>
-        <w:rPr>
-          <w:rFonts w:ascii="Courier New" w:hAnsi="Courier New" w:cs="Courier New"/>
-        </w:rPr>
-        <w:t xml:space="preserve"> </w:t>
-      </w:r>
-    </w:p>
-    <w:p>
-      <w:pPr>
-        <w:spacing w:line="240" w:lineRule="auto"/>
-        <w:rPr>
-          <w:rFonts w:ascii="Courier New" w:hAnsi="Courier New" w:cs="Courier New"/>
-        </w:rPr>
-      </w:pPr>
-      <w:r>
-        <w:rPr>
-          <w:rFonts w:ascii="Courier New" w:hAnsi="Courier New" w:cs="Courier New"/>
-        </w:rPr>
-        <w:t xml:space="preserve">They grip his face, arms, chest, smothering </w:t>
+    </w:p>
+    <w:p>
+      <w:pPr>
+        <w:spacing w:line="240" w:lineRule="auto"/>
+        <w:rPr>
+          <w:rFonts w:ascii="Courier New" w:hAnsi="Courier New" w:cs="Courier New"/>
+        </w:rPr>
+      </w:pPr>
+      <w:r>
+        <w:rPr>
+          <w:rFonts w:ascii="Courier New" w:hAnsi="Courier New" w:cs="Courier New"/>
+        </w:rPr>
+        <w:t>GRAB</w:t>
+      </w:r>
+      <w:r>
+        <w:rPr>
+          <w:rFonts w:ascii="Courier New" w:hAnsi="Courier New" w:cs="Courier New"/>
+        </w:rPr>
+        <w:t>-</w:t>
+      </w:r>
+      <w:r>
+        <w:rPr>
+          <w:rFonts w:ascii="Courier New" w:hAnsi="Courier New" w:cs="Courier New"/>
+        </w:rPr>
+        <w:t xml:space="preserve"> </w:t>
+      </w:r>
+      <w:r>
+        <w:rPr>
+          <w:rFonts w:ascii="Courier New" w:hAnsi="Courier New" w:cs="Courier New"/>
+        </w:rPr>
+        <w:t>The</w:t>
+      </w:r>
+      <w:r>
+        <w:rPr>
+          <w:rFonts w:ascii="Courier New" w:hAnsi="Courier New" w:cs="Courier New"/>
+        </w:rPr>
+        <w:t xml:space="preserve"> hands </w:t>
+      </w:r>
+      <w:r>
+        <w:rPr>
+          <w:rFonts w:ascii="Courier New" w:hAnsi="Courier New" w:cs="Courier New"/>
+        </w:rPr>
+        <w:t>grip his face, arms</w:t>
+      </w:r>
+      <w:r>
+        <w:rPr>
+          <w:rFonts w:ascii="Courier New" w:hAnsi="Courier New" w:cs="Courier New"/>
+        </w:rPr>
+        <w:t xml:space="preserve"> and </w:t>
+      </w:r>
+      <w:r>
+        <w:rPr>
+          <w:rFonts w:ascii="Courier New" w:hAnsi="Courier New" w:cs="Courier New"/>
+        </w:rPr>
+        <w:t xml:space="preserve">chest, smothering </w:t>
       </w:r>
       <w:r>
         <w:rPr>
@@ -32226,14 +32354,28 @@
         <w:rPr>
           <w:rFonts w:ascii="Courier New" w:hAnsi="Courier New" w:cs="Courier New"/>
         </w:rPr>
-        <w:t>him.</w:t>
-      </w:r>
-      <w:r>
-        <w:rPr>
-          <w:rFonts w:ascii="Courier New" w:hAnsi="Courier New" w:cs="Courier New"/>
-        </w:rPr>
-        <w:t xml:space="preserve"> </w:t>
-      </w:r>
+        <w:t>him</w:t>
+      </w:r>
+      <w:r>
+        <w:rPr>
+          <w:rFonts w:ascii="Courier New" w:hAnsi="Courier New" w:cs="Courier New"/>
+        </w:rPr>
+        <w:t>.</w:t>
+      </w:r>
+      <w:r>
+        <w:rPr>
+          <w:rFonts w:ascii="Courier New" w:hAnsi="Courier New" w:cs="Courier New"/>
+        </w:rPr>
+        <w:t xml:space="preserve"> </w:t>
+      </w:r>
+    </w:p>
+    <w:p>
+      <w:pPr>
+        <w:spacing w:line="240" w:lineRule="auto"/>
+        <w:rPr>
+          <w:rFonts w:ascii="Courier New" w:hAnsi="Courier New" w:cs="Courier New"/>
+        </w:rPr>
+      </w:pPr>
       <w:r>
         <w:rPr>
           <w:rFonts w:ascii="Courier New" w:hAnsi="Courier New" w:cs="Courier New"/>
@@ -32256,7 +32398,7 @@
         <w:rPr>
           <w:rFonts w:ascii="Courier New" w:hAnsi="Courier New" w:cs="Courier New"/>
         </w:rPr>
-        <w:t>hold</w:t>
+        <w:t>pull</w:t>
       </w:r>
       <w:r>
         <w:rPr>
@@ -32268,7 +32410,141 @@
         <w:rPr>
           <w:rFonts w:ascii="Courier New" w:hAnsi="Courier New" w:cs="Courier New"/>
         </w:rPr>
-        <w:t xml:space="preserve"> and pull</w:t>
+        <w:t xml:space="preserve"> his head back</w:t>
+      </w:r>
+      <w:r>
+        <w:rPr>
+          <w:rFonts w:ascii="Courier New" w:hAnsi="Courier New" w:cs="Courier New"/>
+        </w:rPr>
+        <w:t>ward</w:t>
+      </w:r>
+      <w:r>
+        <w:rPr>
+          <w:rFonts w:ascii="Courier New" w:hAnsi="Courier New" w:cs="Courier New"/>
+        </w:rPr>
+        <w:t xml:space="preserve">, </w:t>
+      </w:r>
+      <w:r>
+        <w:rPr>
+          <w:rFonts w:ascii="Courier New" w:hAnsi="Courier New" w:cs="Courier New"/>
+        </w:rPr>
+        <w:t>a</w:t>
+      </w:r>
+      <w:r>
+        <w:rPr>
+          <w:rFonts w:ascii="Courier New" w:hAnsi="Courier New" w:cs="Courier New"/>
+        </w:rPr>
+        <w:t xml:space="preserve">nother </w:t>
+      </w:r>
+      <w:r>
+        <w:rPr>
+          <w:rFonts w:ascii="Courier New" w:hAnsi="Courier New" w:cs="Courier New"/>
+        </w:rPr>
+        <w:t>grabs his face</w:t>
+      </w:r>
+      <w:r>
+        <w:rPr>
+          <w:rFonts w:ascii="Courier New" w:hAnsi="Courier New" w:cs="Courier New"/>
+        </w:rPr>
+        <w:t xml:space="preserve"> and a</w:t>
+      </w:r>
+      <w:r>
+        <w:rPr>
+          <w:rFonts w:ascii="Courier New" w:hAnsi="Courier New" w:cs="Courier New"/>
+        </w:rPr>
+        <w:t>nother</w:t>
+      </w:r>
+      <w:r>
+        <w:rPr>
+          <w:rFonts w:ascii="Courier New" w:hAnsi="Courier New" w:cs="Courier New"/>
+        </w:rPr>
+        <w:t xml:space="preserve"> </w:t>
+      </w:r>
+      <w:r>
+        <w:rPr>
+          <w:rFonts w:ascii="Courier New" w:hAnsi="Courier New" w:cs="Courier New"/>
+        </w:rPr>
+        <w:t>holds his arms</w:t>
+      </w:r>
+      <w:r>
+        <w:rPr>
+          <w:rFonts w:ascii="Courier New" w:hAnsi="Courier New" w:cs="Courier New"/>
+        </w:rPr>
+        <w:t xml:space="preserve"> </w:t>
+      </w:r>
+      <w:r>
+        <w:rPr>
+          <w:rFonts w:ascii="Courier New" w:hAnsi="Courier New" w:cs="Courier New"/>
+        </w:rPr>
+        <w:t xml:space="preserve">and burns </w:t>
+      </w:r>
+      <w:r>
+        <w:rPr>
+          <w:rFonts w:ascii="Courier New" w:hAnsi="Courier New" w:cs="Courier New"/>
+        </w:rPr>
+        <w:t>it</w:t>
+      </w:r>
+      <w:r>
+        <w:rPr>
+          <w:rFonts w:ascii="Courier New" w:hAnsi="Courier New" w:cs="Courier New"/>
+        </w:rPr>
+        <w:t>.</w:t>
+      </w:r>
+    </w:p>
+    <w:p>
+      <w:pPr>
+        <w:spacing w:line="240" w:lineRule="auto"/>
+        <w:rPr>
+          <w:rFonts w:ascii="Courier New" w:hAnsi="Courier New" w:cs="Courier New"/>
+        </w:rPr>
+      </w:pPr>
+      <w:r>
+        <w:rPr>
+          <w:rFonts w:ascii="Courier New" w:hAnsi="Courier New" w:cs="Courier New"/>
+        </w:rPr>
+        <w:t>C</w:t>
+      </w:r>
+      <w:r>
+        <w:rPr>
+          <w:rFonts w:ascii="Courier New" w:hAnsi="Courier New" w:cs="Courier New"/>
+        </w:rPr>
+        <w:t>hoking</w:t>
+      </w:r>
+      <w:r>
+        <w:rPr>
+          <w:rFonts w:ascii="Courier New" w:hAnsi="Courier New" w:cs="Courier New"/>
+        </w:rPr>
+        <w:t xml:space="preserve"> and </w:t>
+      </w:r>
+      <w:r>
+        <w:rPr>
+          <w:rFonts w:ascii="Courier New" w:hAnsi="Courier New" w:cs="Courier New"/>
+        </w:rPr>
+        <w:t xml:space="preserve">struggling, </w:t>
+      </w:r>
+      <w:r>
+        <w:rPr>
+          <w:rFonts w:ascii="Courier New" w:hAnsi="Courier New" w:cs="Courier New"/>
+        </w:rPr>
+        <w:t>w</w:t>
+      </w:r>
+      <w:r>
+        <w:rPr>
+          <w:rFonts w:ascii="Courier New" w:hAnsi="Courier New" w:cs="Courier New"/>
+        </w:rPr>
+        <w:t xml:space="preserve">ith all his might, </w:t>
+      </w:r>
+      <w:r>
+        <w:rPr>
+          <w:rFonts w:ascii="Courier New" w:hAnsi="Courier New" w:cs="Courier New"/>
+        </w:rPr>
+        <w:t xml:space="preserve">he grabs </w:t>
+      </w:r>
+      <w:r>
+        <w:rPr>
+          <w:rFonts w:ascii="Courier New" w:hAnsi="Courier New" w:cs="Courier New"/>
+        </w:rPr>
+        <w:t>the hand</w:t>
       </w:r>
       <w:r>
         <w:rPr>
@@ -32280,75 +32556,233 @@
         <w:rPr>
           <w:rFonts w:ascii="Courier New" w:hAnsi="Courier New" w:cs="Courier New"/>
         </w:rPr>
-        <w:t xml:space="preserve"> his head back</w:t>
-      </w:r>
-      <w:r>
-        <w:rPr>
-          <w:rFonts w:ascii="Courier New" w:hAnsi="Courier New" w:cs="Courier New"/>
-        </w:rPr>
-        <w:t xml:space="preserve"> while</w:t>
-      </w:r>
-      <w:r>
-        <w:rPr>
-          <w:rFonts w:ascii="Courier New" w:hAnsi="Courier New" w:cs="Courier New"/>
-        </w:rPr>
-        <w:t xml:space="preserve"> </w:t>
-      </w:r>
-      <w:r>
-        <w:rPr>
-          <w:rFonts w:ascii="Courier New" w:hAnsi="Courier New" w:cs="Courier New"/>
-        </w:rPr>
-        <w:t>a</w:t>
-      </w:r>
-      <w:r>
-        <w:rPr>
-          <w:rFonts w:ascii="Courier New" w:hAnsi="Courier New" w:cs="Courier New"/>
-        </w:rPr>
-        <w:t>nother holds and burns his arms.</w:t>
-      </w:r>
-    </w:p>
-    <w:p>
-      <w:pPr>
-        <w:spacing w:line="240" w:lineRule="auto"/>
-        <w:rPr>
-          <w:rFonts w:ascii="Courier New" w:hAnsi="Courier New" w:cs="Courier New"/>
-        </w:rPr>
-      </w:pPr>
-      <w:r>
-        <w:rPr>
-          <w:rFonts w:ascii="Courier New" w:hAnsi="Courier New" w:cs="Courier New"/>
-        </w:rPr>
-        <w:t xml:space="preserve">He </w:t>
-      </w:r>
-      <w:r>
-        <w:rPr>
-          <w:rFonts w:ascii="Courier New" w:hAnsi="Courier New" w:cs="Courier New"/>
-        </w:rPr>
-        <w:t xml:space="preserve">struggles— </w:t>
-      </w:r>
-      <w:r>
-        <w:rPr>
-          <w:rFonts w:ascii="Courier New" w:hAnsi="Courier New" w:cs="Courier New"/>
-        </w:rPr>
-        <w:t>C</w:t>
-      </w:r>
-      <w:r>
-        <w:rPr>
-          <w:rFonts w:ascii="Courier New" w:hAnsi="Courier New" w:cs="Courier New"/>
-        </w:rPr>
-        <w:t>hoking</w:t>
-      </w:r>
-      <w:r>
-        <w:rPr>
-          <w:rFonts w:ascii="Courier New" w:hAnsi="Courier New" w:cs="Courier New"/>
-        </w:rPr>
-        <w:t xml:space="preserve"> and </w:t>
-      </w:r>
-      <w:r>
-        <w:rPr>
-          <w:rFonts w:ascii="Courier New" w:hAnsi="Courier New" w:cs="Courier New"/>
-        </w:rPr>
-        <w:t>suffocating</w:t>
+        <w:t xml:space="preserve"> over his </w:t>
+      </w:r>
+      <w:r>
+        <w:rPr>
+          <w:rFonts w:ascii="Courier New" w:hAnsi="Courier New" w:cs="Courier New"/>
+        </w:rPr>
+        <w:t>face</w:t>
+      </w:r>
+      <w:r>
+        <w:rPr>
+          <w:rFonts w:ascii="Courier New" w:hAnsi="Courier New" w:cs="Courier New"/>
+        </w:rPr>
+        <w:t xml:space="preserve"> </w:t>
+      </w:r>
+      <w:r>
+        <w:rPr>
+          <w:rFonts w:ascii="Courier New" w:hAnsi="Courier New" w:cs="Courier New"/>
+        </w:rPr>
+        <w:t xml:space="preserve">and </w:t>
+      </w:r>
+      <w:r>
+        <w:rPr>
+          <w:rFonts w:ascii="Courier New" w:hAnsi="Courier New" w:cs="Courier New"/>
+        </w:rPr>
+        <w:t xml:space="preserve">rips </w:t>
+      </w:r>
+      <w:r>
+        <w:rPr>
+          <w:rFonts w:ascii="Courier New" w:hAnsi="Courier New" w:cs="Courier New"/>
+        </w:rPr>
+        <w:t xml:space="preserve">it </w:t>
+      </w:r>
+      <w:r>
+        <w:rPr>
+          <w:rFonts w:ascii="Courier New" w:hAnsi="Courier New" w:cs="Courier New"/>
+        </w:rPr>
+        <w:t>off, freeing himself.</w:t>
+      </w:r>
+      <w:r>
+        <w:rPr>
+          <w:rFonts w:ascii="Courier New" w:hAnsi="Courier New" w:cs="Courier New"/>
+        </w:rPr>
+        <w:t xml:space="preserve"> He gets up and sprints across the field.</w:t>
+      </w:r>
+      <w:r>
+        <w:rPr>
+          <w:rFonts w:ascii="Courier New" w:hAnsi="Courier New" w:cs="Courier New"/>
+        </w:rPr>
+        <w:t xml:space="preserve"> </w:t>
+      </w:r>
+    </w:p>
+    <w:p>
+      <w:pPr>
+        <w:spacing w:line="240" w:lineRule="auto"/>
+        <w:rPr>
+          <w:rFonts w:ascii="Courier New" w:hAnsi="Courier New" w:cs="Courier New"/>
+        </w:rPr>
+      </w:pPr>
+      <w:r>
+        <w:rPr>
+          <w:rFonts w:ascii="Courier New" w:hAnsi="Courier New" w:cs="Courier New"/>
+        </w:rPr>
+        <w:t>As he runs, h</w:t>
+      </w:r>
+      <w:r>
+        <w:rPr>
+          <w:rFonts w:ascii="Courier New" w:hAnsi="Courier New" w:cs="Courier New"/>
+        </w:rPr>
+        <w:t xml:space="preserve">e </w:t>
+      </w:r>
+      <w:r>
+        <w:rPr>
+          <w:rFonts w:ascii="Courier New" w:hAnsi="Courier New" w:cs="Courier New"/>
+        </w:rPr>
+        <w:t>turns</w:t>
+      </w:r>
+      <w:r>
+        <w:rPr>
+          <w:rFonts w:ascii="Courier New" w:hAnsi="Courier New" w:cs="Courier New"/>
+        </w:rPr>
+        <w:t xml:space="preserve"> back </w:t>
+      </w:r>
+      <w:r>
+        <w:rPr>
+          <w:rFonts w:ascii="Courier New" w:hAnsi="Courier New" w:cs="Courier New"/>
+        </w:rPr>
+        <w:t>to have a looksee</w:t>
+      </w:r>
+      <w:r>
+        <w:rPr>
+          <w:rFonts w:ascii="Courier New" w:hAnsi="Courier New" w:cs="Courier New"/>
+        </w:rPr>
+        <w:t xml:space="preserve">- </w:t>
+      </w:r>
+      <w:r>
+        <w:rPr>
+          <w:rFonts w:ascii="Courier New" w:hAnsi="Courier New" w:cs="Courier New"/>
+        </w:rPr>
+        <w:t>BHAM!</w:t>
+      </w:r>
+      <w:r>
+        <w:rPr>
+          <w:rFonts w:ascii="Courier New" w:hAnsi="Courier New" w:cs="Courier New"/>
+        </w:rPr>
+        <w:t xml:space="preserve"> </w:t>
+      </w:r>
+      <w:r>
+        <w:rPr>
+          <w:rFonts w:ascii="Courier New" w:hAnsi="Courier New" w:cs="Courier New"/>
+        </w:rPr>
+        <w:t>H</w:t>
+      </w:r>
+      <w:r>
+        <w:rPr>
+          <w:rFonts w:ascii="Courier New" w:hAnsi="Courier New" w:cs="Courier New"/>
+        </w:rPr>
+        <w:t>e tumbles into a huge tree in the middle of the field</w:t>
+      </w:r>
+      <w:r>
+        <w:rPr>
+          <w:rFonts w:ascii="Courier New" w:hAnsi="Courier New" w:cs="Courier New"/>
+        </w:rPr>
+        <w:t>. H</w:t>
+      </w:r>
+      <w:r>
+        <w:rPr>
+          <w:rFonts w:ascii="Courier New" w:hAnsi="Courier New" w:cs="Courier New"/>
+        </w:rPr>
+        <w:t>it</w:t>
+      </w:r>
+      <w:r>
+        <w:rPr>
+          <w:rFonts w:ascii="Courier New" w:hAnsi="Courier New" w:cs="Courier New"/>
+        </w:rPr>
+        <w:t xml:space="preserve">s </w:t>
+      </w:r>
+      <w:r>
+        <w:rPr>
+          <w:rFonts w:ascii="Courier New" w:hAnsi="Courier New" w:cs="Courier New"/>
+        </w:rPr>
+        <w:t>his face</w:t>
+      </w:r>
+      <w:r>
+        <w:rPr>
+          <w:rFonts w:ascii="Courier New" w:hAnsi="Courier New" w:cs="Courier New"/>
+        </w:rPr>
+        <w:t xml:space="preserve"> and falls </w:t>
+      </w:r>
+      <w:r>
+        <w:rPr>
+          <w:rFonts w:ascii="Courier New" w:hAnsi="Courier New" w:cs="Courier New"/>
+        </w:rPr>
+        <w:t xml:space="preserve">to the </w:t>
+      </w:r>
+      <w:r>
+        <w:rPr>
+          <w:rFonts w:ascii="Courier New" w:hAnsi="Courier New" w:cs="Courier New"/>
+        </w:rPr>
+        <w:t>ground.</w:t>
+      </w:r>
+    </w:p>
+    <w:p>
+      <w:pPr>
+        <w:spacing w:line="240" w:lineRule="auto"/>
+        <w:rPr>
+          <w:rFonts w:ascii="Courier New" w:hAnsi="Courier New" w:cs="Courier New"/>
+        </w:rPr>
+      </w:pPr>
+      <w:r>
+        <w:rPr>
+          <w:rFonts w:ascii="Courier New" w:hAnsi="Courier New" w:cs="Courier New"/>
+        </w:rPr>
+        <w:t xml:space="preserve">A </w:t>
+      </w:r>
+      <w:r>
+        <w:rPr>
+          <w:rFonts w:ascii="Courier New" w:hAnsi="Courier New" w:cs="Courier New"/>
+        </w:rPr>
+        <w:t xml:space="preserve">loud </w:t>
+      </w:r>
+      <w:r>
+        <w:rPr>
+          <w:rFonts w:ascii="Courier New" w:hAnsi="Courier New" w:cs="Courier New"/>
+        </w:rPr>
+        <w:t>t</w:t>
+      </w:r>
+      <w:r>
+        <w:rPr>
+          <w:rFonts w:ascii="Courier New" w:hAnsi="Courier New" w:cs="Courier New"/>
+        </w:rPr>
+        <w:t>hunder</w:t>
+      </w:r>
+      <w:r>
+        <w:rPr>
+          <w:rFonts w:ascii="Courier New" w:hAnsi="Courier New" w:cs="Courier New"/>
+        </w:rPr>
+        <w:t xml:space="preserve"> </w:t>
+      </w:r>
+      <w:r>
+        <w:rPr>
+          <w:rFonts w:ascii="Courier New" w:hAnsi="Courier New" w:cs="Courier New"/>
+        </w:rPr>
+        <w:t xml:space="preserve">jolts </w:t>
+      </w:r>
+      <w:r>
+        <w:rPr>
+          <w:rFonts w:ascii="Courier New" w:hAnsi="Courier New" w:cs="Courier New"/>
+        </w:rPr>
+        <w:t>him up</w:t>
+      </w:r>
+      <w:r>
+        <w:rPr>
+          <w:rFonts w:ascii="Courier New" w:hAnsi="Courier New" w:cs="Courier New"/>
+        </w:rPr>
+        <w:t>. He s</w:t>
+      </w:r>
+      <w:r>
+        <w:rPr>
+          <w:rFonts w:ascii="Courier New" w:hAnsi="Courier New" w:cs="Courier New"/>
+        </w:rPr>
+        <w:t>lowly stands up</w:t>
+      </w:r>
+      <w:r>
+        <w:rPr>
+          <w:rFonts w:ascii="Courier New" w:hAnsi="Courier New" w:cs="Courier New"/>
+        </w:rPr>
+        <w:t xml:space="preserve"> and looks around</w:t>
       </w:r>
       <w:r>
         <w:rPr>
@@ -32366,276 +32800,6 @@
         <w:rPr>
           <w:rFonts w:ascii="Courier New" w:hAnsi="Courier New" w:cs="Courier New"/>
         </w:rPr>
-        <w:t xml:space="preserve">With all his might, </w:t>
-      </w:r>
-      <w:r>
-        <w:rPr>
-          <w:rFonts w:ascii="Courier New" w:hAnsi="Courier New" w:cs="Courier New"/>
-        </w:rPr>
-        <w:t xml:space="preserve">he grabs </w:t>
-      </w:r>
-      <w:r>
-        <w:rPr>
-          <w:rFonts w:ascii="Courier New" w:hAnsi="Courier New" w:cs="Courier New"/>
-        </w:rPr>
-        <w:t xml:space="preserve">the hands and </w:t>
-      </w:r>
-      <w:r>
-        <w:rPr>
-          <w:rFonts w:ascii="Courier New" w:hAnsi="Courier New" w:cs="Courier New"/>
-        </w:rPr>
-        <w:t>rips them off</w:t>
-      </w:r>
-      <w:r>
-        <w:rPr>
-          <w:rFonts w:ascii="Courier New" w:hAnsi="Courier New" w:cs="Courier New"/>
-        </w:rPr>
-        <w:t xml:space="preserve"> his face</w:t>
-      </w:r>
-      <w:r>
-        <w:rPr>
-          <w:rFonts w:ascii="Courier New" w:hAnsi="Courier New" w:cs="Courier New"/>
-        </w:rPr>
-        <w:t>, freeing himself.</w:t>
-      </w:r>
-    </w:p>
-    <w:p>
-      <w:pPr>
-        <w:spacing w:line="240" w:lineRule="auto"/>
-        <w:rPr>
-          <w:rFonts w:ascii="Courier New" w:hAnsi="Courier New" w:cs="Courier New"/>
-        </w:rPr>
-      </w:pPr>
-      <w:r>
-        <w:rPr>
-          <w:rFonts w:ascii="Courier New" w:hAnsi="Courier New" w:cs="Courier New"/>
-        </w:rPr>
-        <w:t xml:space="preserve">Panting, he gets up and sprints </w:t>
-      </w:r>
-      <w:r>
-        <w:rPr>
-          <w:rFonts w:ascii="Courier New" w:hAnsi="Courier New" w:cs="Courier New"/>
-        </w:rPr>
-        <w:t xml:space="preserve">across </w:t>
-      </w:r>
-      <w:r>
-        <w:rPr>
-          <w:rFonts w:ascii="Courier New" w:hAnsi="Courier New" w:cs="Courier New"/>
-        </w:rPr>
-        <w:t>the red field</w:t>
-      </w:r>
-      <w:r>
-        <w:rPr>
-          <w:rFonts w:ascii="Courier New" w:hAnsi="Courier New" w:cs="Courier New"/>
-        </w:rPr>
-        <w:t>- With t</w:t>
-      </w:r>
-      <w:r>
-        <w:rPr>
-          <w:rFonts w:ascii="Courier New" w:hAnsi="Courier New" w:cs="Courier New"/>
-        </w:rPr>
-        <w:t>wo RED SUNS in the blood-colored sky</w:t>
-      </w:r>
-      <w:r>
-        <w:rPr>
-          <w:rFonts w:ascii="Courier New" w:hAnsi="Courier New" w:cs="Courier New"/>
-        </w:rPr>
-        <w:t>- And a</w:t>
-      </w:r>
-      <w:r>
-        <w:rPr>
-          <w:rFonts w:ascii="Courier New" w:hAnsi="Courier New" w:cs="Courier New"/>
-        </w:rPr>
-        <w:t xml:space="preserve"> swirling </w:t>
-      </w:r>
-      <w:r>
-        <w:rPr>
-          <w:rFonts w:ascii="Courier New" w:hAnsi="Courier New" w:cs="Courier New"/>
-        </w:rPr>
-        <w:t xml:space="preserve">dark vortex </w:t>
-      </w:r>
-      <w:r>
-        <w:rPr>
-          <w:rFonts w:ascii="Courier New" w:hAnsi="Courier New" w:cs="Courier New"/>
-        </w:rPr>
-        <w:t>spin</w:t>
-      </w:r>
-      <w:r>
-        <w:rPr>
-          <w:rFonts w:ascii="Courier New" w:hAnsi="Courier New" w:cs="Courier New"/>
-        </w:rPr>
-        <w:t>ning</w:t>
-      </w:r>
-      <w:r>
-        <w:rPr>
-          <w:rFonts w:ascii="Courier New" w:hAnsi="Courier New" w:cs="Courier New"/>
-        </w:rPr>
-        <w:t xml:space="preserve"> </w:t>
-      </w:r>
-      <w:r>
-        <w:rPr>
-          <w:rFonts w:ascii="Courier New" w:hAnsi="Courier New" w:cs="Courier New"/>
-        </w:rPr>
-        <w:t xml:space="preserve">eating </w:t>
-      </w:r>
-      <w:r>
-        <w:rPr>
-          <w:rFonts w:ascii="Courier New" w:hAnsi="Courier New" w:cs="Courier New"/>
-        </w:rPr>
-        <w:t>the space</w:t>
-      </w:r>
-      <w:r>
-        <w:rPr>
-          <w:rFonts w:ascii="Courier New" w:hAnsi="Courier New" w:cs="Courier New"/>
-        </w:rPr>
-        <w:t xml:space="preserve"> itself.</w:t>
-      </w:r>
-    </w:p>
-    <w:p>
-      <w:pPr>
-        <w:spacing w:line="240" w:lineRule="auto"/>
-        <w:rPr>
-          <w:rFonts w:ascii="Courier New" w:hAnsi="Courier New" w:cs="Courier New"/>
-        </w:rPr>
-      </w:pPr>
-      <w:r>
-        <w:rPr>
-          <w:rFonts w:ascii="Courier New" w:hAnsi="Courier New" w:cs="Courier New"/>
-        </w:rPr>
-        <w:t xml:space="preserve">He </w:t>
-      </w:r>
-      <w:r>
-        <w:rPr>
-          <w:rFonts w:ascii="Courier New" w:hAnsi="Courier New" w:cs="Courier New"/>
-        </w:rPr>
-        <w:t xml:space="preserve">looks back while running breathless- </w:t>
-      </w:r>
-      <w:r>
-        <w:rPr>
-          <w:rFonts w:ascii="Courier New" w:hAnsi="Courier New" w:cs="Courier New"/>
-        </w:rPr>
-        <w:t>Suddenly</w:t>
-      </w:r>
-      <w:r>
-        <w:rPr>
-          <w:rFonts w:ascii="Courier New" w:hAnsi="Courier New" w:cs="Courier New"/>
-        </w:rPr>
-        <w:t>, h</w:t>
-      </w:r>
-      <w:r>
-        <w:rPr>
-          <w:rFonts w:ascii="Courier New" w:hAnsi="Courier New" w:cs="Courier New"/>
-        </w:rPr>
-        <w:t>e tumbles into a huge tree in the middle of the field</w:t>
-      </w:r>
-      <w:r>
-        <w:rPr>
-          <w:rFonts w:ascii="Courier New" w:hAnsi="Courier New" w:cs="Courier New"/>
-        </w:rPr>
-        <w:t>. H</w:t>
-      </w:r>
-      <w:r>
-        <w:rPr>
-          <w:rFonts w:ascii="Courier New" w:hAnsi="Courier New" w:cs="Courier New"/>
-        </w:rPr>
-        <w:t>it</w:t>
-      </w:r>
-      <w:r>
-        <w:rPr>
-          <w:rFonts w:ascii="Courier New" w:hAnsi="Courier New" w:cs="Courier New"/>
-        </w:rPr>
-        <w:t xml:space="preserve">s </w:t>
-      </w:r>
-      <w:r>
-        <w:rPr>
-          <w:rFonts w:ascii="Courier New" w:hAnsi="Courier New" w:cs="Courier New"/>
-        </w:rPr>
-        <w:t>his face</w:t>
-      </w:r>
-      <w:r>
-        <w:rPr>
-          <w:rFonts w:ascii="Courier New" w:hAnsi="Courier New" w:cs="Courier New"/>
-        </w:rPr>
-        <w:t xml:space="preserve"> and falls </w:t>
-      </w:r>
-      <w:r>
-        <w:rPr>
-          <w:rFonts w:ascii="Courier New" w:hAnsi="Courier New" w:cs="Courier New"/>
-        </w:rPr>
-        <w:t xml:space="preserve">to the </w:t>
-      </w:r>
-      <w:r>
-        <w:rPr>
-          <w:rFonts w:ascii="Courier New" w:hAnsi="Courier New" w:cs="Courier New"/>
-        </w:rPr>
-        <w:t>ground.</w:t>
-      </w:r>
-    </w:p>
-    <w:p>
-      <w:pPr>
-        <w:spacing w:line="240" w:lineRule="auto"/>
-        <w:rPr>
-          <w:rFonts w:ascii="Courier New" w:hAnsi="Courier New" w:cs="Courier New"/>
-        </w:rPr>
-      </w:pPr>
-      <w:r>
-        <w:rPr>
-          <w:rFonts w:ascii="Courier New" w:hAnsi="Courier New" w:cs="Courier New"/>
-        </w:rPr>
-        <w:t>A t</w:t>
-      </w:r>
-      <w:r>
-        <w:rPr>
-          <w:rFonts w:ascii="Courier New" w:hAnsi="Courier New" w:cs="Courier New"/>
-        </w:rPr>
-        <w:t>hunder</w:t>
-      </w:r>
-      <w:r>
-        <w:rPr>
-          <w:rFonts w:ascii="Courier New" w:hAnsi="Courier New" w:cs="Courier New"/>
-        </w:rPr>
-        <w:t xml:space="preserve"> wakes him up.</w:t>
-      </w:r>
-      <w:r>
-        <w:rPr>
-          <w:rFonts w:ascii="Courier New" w:hAnsi="Courier New" w:cs="Courier New"/>
-        </w:rPr>
-        <w:t xml:space="preserve"> </w:t>
-      </w:r>
-      <w:r>
-        <w:rPr>
-          <w:rFonts w:ascii="Courier New" w:hAnsi="Courier New" w:cs="Courier New"/>
-        </w:rPr>
-        <w:t>S</w:t>
-      </w:r>
-      <w:r>
-        <w:rPr>
-          <w:rFonts w:ascii="Courier New" w:hAnsi="Courier New" w:cs="Courier New"/>
-        </w:rPr>
-        <w:t>lowly</w:t>
-      </w:r>
-      <w:r>
-        <w:rPr>
-          <w:rFonts w:ascii="Courier New" w:hAnsi="Courier New" w:cs="Courier New"/>
-        </w:rPr>
-        <w:t>, he gets up s</w:t>
-      </w:r>
-      <w:r>
-        <w:rPr>
-          <w:rFonts w:ascii="Courier New" w:hAnsi="Courier New" w:cs="Courier New"/>
-        </w:rPr>
-        <w:t>cared and confused.</w:t>
-      </w:r>
-      <w:r>
-        <w:rPr>
-          <w:rFonts w:ascii="Courier New" w:hAnsi="Courier New" w:cs="Courier New"/>
-        </w:rPr>
-        <w:t xml:space="preserve"> </w:t>
-      </w:r>
-      <w:r>
-        <w:rPr>
-          <w:rFonts w:ascii="Courier New" w:hAnsi="Courier New" w:cs="Courier New"/>
-        </w:rPr>
         <w:t xml:space="preserve">In the distance— ghostly </w:t>
       </w:r>
       <w:bookmarkStart w:id="11" w:name="_Hlk215254318"/>
@@ -33036,7 +33200,7 @@
         <w:rPr>
           <w:rFonts w:ascii="Courier New" w:hAnsi="Courier New" w:cs="Courier New"/>
         </w:rPr>
-        <w:br/>
+        <w:t xml:space="preserve"> </w:t>
       </w:r>
       <w:proofErr w:type="spellStart"/>
       <w:r>
@@ -33771,14 +33935,12 @@
         </w:rPr>
         <w:t>.</w:t>
       </w:r>
-    </w:p>
-    <w:p>
-      <w:pPr>
-        <w:spacing w:line="240" w:lineRule="auto"/>
-        <w:rPr>
-          <w:rFonts w:ascii="Courier New" w:hAnsi="Courier New" w:cs="Courier New"/>
-        </w:rPr>
-      </w:pPr>
+      <w:r>
+        <w:rPr>
+          <w:rFonts w:ascii="Courier New" w:hAnsi="Courier New" w:cs="Courier New"/>
+        </w:rPr>
+        <w:t xml:space="preserve"> </w:t>
+      </w:r>
       <w:r>
         <w:rPr>
           <w:rFonts w:ascii="Courier New" w:hAnsi="Courier New" w:cs="Courier New"/>
@@ -33795,13 +33957,13 @@
         <w:rPr>
           <w:rFonts w:ascii="Courier New" w:hAnsi="Courier New" w:cs="Courier New"/>
         </w:rPr>
-        <w:t>Finally,</w:t>
-      </w:r>
-      <w:r>
-        <w:rPr>
-          <w:rFonts w:ascii="Courier New" w:hAnsi="Courier New" w:cs="Courier New"/>
-        </w:rPr>
-        <w:t xml:space="preserve"> he</w:t>
+        <w:t>H</w:t>
+      </w:r>
+      <w:r>
+        <w:rPr>
+          <w:rFonts w:ascii="Courier New" w:hAnsi="Courier New" w:cs="Courier New"/>
+        </w:rPr>
+        <w:t>e</w:t>
       </w:r>
       <w:r>
         <w:rPr>
@@ -33922,42 +34084,46 @@
         <w:rPr>
           <w:rFonts w:ascii="Courier New" w:hAnsi="Courier New" w:cs="Courier New"/>
         </w:rPr>
+        <w:t xml:space="preserve"> </w:t>
+      </w:r>
+      <w:proofErr w:type="spellStart"/>
+      <w:r>
+        <w:rPr>
+          <w:rFonts w:ascii="Courier New" w:hAnsi="Courier New" w:cs="Courier New"/>
+        </w:rPr>
+        <w:t>innu</w:t>
+      </w:r>
+      <w:proofErr w:type="spellEnd"/>
+      <w:r>
+        <w:rPr>
+          <w:rFonts w:ascii="Courier New" w:hAnsi="Courier New" w:cs="Courier New"/>
+        </w:rPr>
         <w:br/>
       </w:r>
-      <w:proofErr w:type="spellStart"/>
-      <w:r>
-        <w:rPr>
-          <w:rFonts w:ascii="Courier New" w:hAnsi="Courier New" w:cs="Courier New"/>
-        </w:rPr>
-        <w:t>innu</w:t>
-      </w:r>
-      <w:proofErr w:type="spellEnd"/>
-      <w:r>
-        <w:rPr>
-          <w:rFonts w:ascii="Courier New" w:hAnsi="Courier New" w:cs="Courier New"/>
-        </w:rPr>
-        <w:t xml:space="preserve"> </w:t>
-      </w:r>
-      <w:proofErr w:type="spellStart"/>
-      <w:r>
-        <w:rPr>
-          <w:rFonts w:ascii="Courier New" w:hAnsi="Courier New" w:cs="Courier New"/>
-        </w:rPr>
-        <w:t>ondu</w:t>
-      </w:r>
-      <w:proofErr w:type="spellEnd"/>
-      <w:r>
-        <w:rPr>
-          <w:rFonts w:ascii="Courier New" w:hAnsi="Courier New" w:cs="Courier New"/>
-        </w:rPr>
-        <w:t xml:space="preserve"> </w:t>
-      </w:r>
-      <w:proofErr w:type="spellStart"/>
-      <w:r>
-        <w:rPr>
-          <w:rFonts w:ascii="Courier New" w:hAnsi="Courier New" w:cs="Courier New"/>
-        </w:rPr>
-        <w:t>Samvatsara</w:t>
+      <w:r>
+        <w:rPr>
+          <w:rFonts w:ascii="Courier New" w:hAnsi="Courier New" w:cs="Courier New"/>
+        </w:rPr>
+        <w:t>eka</w:t>
+      </w:r>
+      <w:r>
+        <w:rPr>
+          <w:rFonts w:ascii="Courier New" w:hAnsi="Courier New" w:cs="Courier New"/>
+        </w:rPr>
+        <w:t xml:space="preserve"> </w:t>
+      </w:r>
+      <w:proofErr w:type="spellStart"/>
+      <w:r>
+        <w:rPr>
+          <w:rFonts w:ascii="Courier New" w:hAnsi="Courier New" w:cs="Courier New"/>
+        </w:rPr>
+        <w:t>s</w:t>
+      </w:r>
+      <w:r>
+        <w:rPr>
+          <w:rFonts w:ascii="Courier New" w:hAnsi="Courier New" w:cs="Courier New"/>
+        </w:rPr>
+        <w:t>amvatsara</w:t>
       </w:r>
       <w:r>
         <w:rPr>
@@ -34076,68 +34242,9 @@
         <w:rPr>
           <w:rFonts w:ascii="Courier New" w:hAnsi="Courier New" w:cs="Courier New"/>
         </w:rPr>
-        <w:t>idu</w:t>
-      </w:r>
-      <w:proofErr w:type="spellEnd"/>
-      <w:r>
-        <w:rPr>
-          <w:rFonts w:ascii="Courier New" w:hAnsi="Courier New" w:cs="Courier New"/>
-        </w:rPr>
-        <w:t>?</w:t>
-      </w:r>
-    </w:p>
-    <w:p>
-      <w:pPr>
-        <w:spacing w:line="240" w:lineRule="auto"/>
-        <w:jc w:val="center"/>
-        <w:rPr>
-          <w:rFonts w:ascii="Courier New" w:hAnsi="Courier New" w:cs="Courier New"/>
-          <w:b/>
-          <w:bCs/>
-        </w:rPr>
-      </w:pPr>
-      <w:r>
-        <w:rPr>
-          <w:rFonts w:ascii="Courier New" w:hAnsi="Courier New" w:cs="Courier New"/>
-          <w:b/>
-          <w:bCs/>
-        </w:rPr>
-        <w:t>VASU</w:t>
-      </w:r>
-      <w:r>
-        <w:rPr>
-          <w:rFonts w:ascii="Courier New" w:hAnsi="Courier New" w:cs="Courier New"/>
-        </w:rPr>
-        <w:br/>
-      </w:r>
-      <w:proofErr w:type="spellStart"/>
-      <w:r>
-        <w:rPr>
-          <w:rFonts w:ascii="Courier New" w:hAnsi="Courier New" w:cs="Courier New"/>
-        </w:rPr>
-        <w:t>Idu</w:t>
-      </w:r>
-      <w:proofErr w:type="spellEnd"/>
-      <w:r>
-        <w:rPr>
-          <w:rFonts w:ascii="Courier New" w:hAnsi="Courier New" w:cs="Courier New"/>
-        </w:rPr>
-        <w:t xml:space="preserve"> </w:t>
-      </w:r>
-      <w:proofErr w:type="spellStart"/>
-      <w:r>
-        <w:rPr>
-          <w:rFonts w:ascii="Courier New" w:hAnsi="Courier New" w:cs="Courier New"/>
-        </w:rPr>
-        <w:t>Pitru</w:t>
-      </w:r>
-      <w:proofErr w:type="spellEnd"/>
-      <w:r>
-        <w:rPr>
-          <w:rFonts w:ascii="Courier New" w:hAnsi="Courier New" w:cs="Courier New"/>
-        </w:rPr>
-        <w:t xml:space="preserve"> Loka</w:t>
-      </w:r>
+        <w:t>idu?</w:t>
+      </w:r>
+      <w:proofErr w:type="spellEnd"/>
     </w:p>
     <w:p>
       <w:pPr>
@@ -34301,15 +34408,15 @@
           <w:i/>
           <w:iCs/>
         </w:rPr>
-        <w:t>s</w:t>
-      </w:r>
-      <w:r>
-        <w:rPr>
-          <w:rFonts w:ascii="Courier New" w:hAnsi="Courier New" w:cs="Courier New"/>
-          <w:i/>
-          <w:iCs/>
-        </w:rPr>
-        <w:t>houts)</w:t>
+        <w:t>louder</w:t>
+      </w:r>
+      <w:r>
+        <w:rPr>
+          <w:rFonts w:ascii="Courier New" w:hAnsi="Courier New" w:cs="Courier New"/>
+          <w:i/>
+          <w:iCs/>
+        </w:rPr>
+        <w:t>)</w:t>
       </w:r>
       <w:r>
         <w:rPr>
@@ -34540,6 +34647,12 @@
         </w:rPr>
         <w:t xml:space="preserve"> </w:t>
       </w:r>
+      <w:r>
+        <w:rPr>
+          <w:rFonts w:ascii="Courier New" w:hAnsi="Courier New" w:cs="Courier New"/>
+        </w:rPr>
+        <w:t xml:space="preserve">al </w:t>
+      </w:r>
       <w:proofErr w:type="spellStart"/>
       <w:r>
         <w:rPr>
@@ -34589,6 +34702,12 @@
         </w:rPr>
         <w:t xml:space="preserve"> </w:t>
       </w:r>
+      <w:r>
+        <w:rPr>
+          <w:rFonts w:ascii="Courier New" w:hAnsi="Courier New" w:cs="Courier New"/>
+        </w:rPr>
+        <w:t xml:space="preserve">il </w:t>
+      </w:r>
       <w:proofErr w:type="spellStart"/>
       <w:r>
         <w:rPr>
@@ -34631,7 +34750,27 @@
           <w:rFonts w:ascii="Courier New" w:hAnsi="Courier New" w:cs="Courier New"/>
         </w:rPr>
         <w:br/>
-        <w:t xml:space="preserve">Munde Nin </w:t>
+        <w:t xml:space="preserve">Munde </w:t>
+      </w:r>
+      <w:proofErr w:type="spellStart"/>
+      <w:r>
+        <w:rPr>
+          <w:rFonts w:ascii="Courier New" w:hAnsi="Courier New" w:cs="Courier New"/>
+        </w:rPr>
+        <w:t>n</w:t>
+      </w:r>
+      <w:r>
+        <w:rPr>
+          <w:rFonts w:ascii="Courier New" w:hAnsi="Courier New" w:cs="Courier New"/>
+        </w:rPr>
+        <w:t>in</w:t>
+      </w:r>
+      <w:proofErr w:type="spellEnd"/>
+      <w:r>
+        <w:rPr>
+          <w:rFonts w:ascii="Courier New" w:hAnsi="Courier New" w:cs="Courier New"/>
+        </w:rPr>
+        <w:t xml:space="preserve"> </w:t>
       </w:r>
       <w:proofErr w:type="spellStart"/>
       <w:r>
@@ -34956,7 +35095,13 @@
         <w:rPr>
           <w:rFonts w:ascii="Courier New" w:hAnsi="Courier New" w:cs="Courier New"/>
         </w:rPr>
-        <w:t>sigtini</w:t>
+        <w:t>sig</w:t>
+      </w:r>
+      <w:r>
+        <w:rPr>
+          <w:rFonts w:ascii="Courier New" w:hAnsi="Courier New" w:cs="Courier New"/>
+        </w:rPr>
+        <w:t>uva</w:t>
       </w:r>
       <w:proofErr w:type="spellEnd"/>
     </w:p>
@@ -35003,6 +35148,14 @@
         </w:rPr>
         <w:t xml:space="preserve"> </w:t>
       </w:r>
+    </w:p>
+    <w:p>
+      <w:pPr>
+        <w:spacing w:line="240" w:lineRule="auto"/>
+        <w:rPr>
+          <w:rFonts w:ascii="Courier New" w:hAnsi="Courier New" w:cs="Courier New"/>
+        </w:rPr>
+      </w:pPr>
       <w:r>
         <w:rPr>
           <w:rFonts w:ascii="Courier New" w:hAnsi="Courier New" w:cs="Courier New"/>
@@ -35073,7 +35226,39 @@
         <w:rPr>
           <w:rFonts w:ascii="Courier New" w:hAnsi="Courier New" w:cs="Courier New"/>
         </w:rPr>
-        <w:t>. Expanding into a long red beam of light</w:t>
+        <w:t xml:space="preserve">. </w:t>
+      </w:r>
+    </w:p>
+    <w:p>
+      <w:pPr>
+        <w:spacing w:line="240" w:lineRule="auto"/>
+        <w:rPr>
+          <w:rFonts w:ascii="Courier New" w:hAnsi="Courier New" w:cs="Courier New"/>
+        </w:rPr>
+      </w:pPr>
+      <w:r>
+        <w:rPr>
+          <w:rFonts w:ascii="Courier New" w:hAnsi="Courier New" w:cs="Courier New"/>
+        </w:rPr>
+        <w:t>The flash e</w:t>
+      </w:r>
+      <w:r>
+        <w:rPr>
+          <w:rFonts w:ascii="Courier New" w:hAnsi="Courier New" w:cs="Courier New"/>
+        </w:rPr>
+        <w:t>xpand</w:t>
+      </w:r>
+      <w:r>
+        <w:rPr>
+          <w:rFonts w:ascii="Courier New" w:hAnsi="Courier New" w:cs="Courier New"/>
+        </w:rPr>
+        <w:t>s</w:t>
+      </w:r>
+      <w:r>
+        <w:rPr>
+          <w:rFonts w:ascii="Courier New" w:hAnsi="Courier New" w:cs="Courier New"/>
+        </w:rPr>
+        <w:t xml:space="preserve"> into a long red beam of light</w:t>
       </w:r>
       <w:r>
         <w:rPr>
@@ -35146,46 +35331,22 @@
       <w:r>
         <w:rPr>
           <w:rFonts w:ascii="Courier New" w:hAnsi="Courier New" w:cs="Courier New"/>
-        </w:rPr>
-        <w:t xml:space="preserve">Adi is back inside the unknown dark </w:t>
-      </w:r>
-      <w:r>
-        <w:rPr>
-          <w:rFonts w:ascii="Courier New" w:hAnsi="Courier New" w:cs="Courier New"/>
+          <w:i/>
+          <w:iCs/>
+        </w:rPr>
+        <w:t xml:space="preserve">[DN: Plan-B is to transport Adi back to the </w:t>
+      </w:r>
+      <w:r>
+        <w:rPr>
+          <w:rFonts w:ascii="Courier New" w:hAnsi="Courier New" w:cs="Courier New"/>
+          <w:i/>
+          <w:iCs/>
         </w:rPr>
         <w:t>void</w:t>
       </w:r>
       <w:r>
         <w:rPr>
           <w:rFonts w:ascii="Courier New" w:hAnsi="Courier New" w:cs="Courier New"/>
-        </w:rPr>
-        <w:t>.</w:t>
-      </w:r>
-      <w:r>
-        <w:rPr>
-          <w:rFonts w:ascii="Courier New" w:hAnsi="Courier New" w:cs="Courier New"/>
-        </w:rPr>
-        <w:br/>
-      </w:r>
-      <w:r>
-        <w:rPr>
-          <w:rFonts w:ascii="Courier New" w:hAnsi="Courier New" w:cs="Courier New"/>
-          <w:i/>
-          <w:iCs/>
-        </w:rPr>
-        <w:t xml:space="preserve">[DN: Plan-B is to transport Adi back to the </w:t>
-      </w:r>
-      <w:r>
-        <w:rPr>
-          <w:rFonts w:ascii="Courier New" w:hAnsi="Courier New" w:cs="Courier New"/>
-          <w:i/>
-          <w:iCs/>
-        </w:rPr>
-        <w:t>void</w:t>
-      </w:r>
-      <w:r>
-        <w:rPr>
-          <w:rFonts w:ascii="Courier New" w:hAnsi="Courier New" w:cs="Courier New"/>
           <w:i/>
           <w:iCs/>
         </w:rPr>
@@ -35234,6 +35395,17 @@
         </w:rPr>
         <w:t>FLASH CUT TO:</w:t>
       </w:r>
+    </w:p>
+    <w:p>
+      <w:pPr>
+        <w:spacing w:line="240" w:lineRule="auto"/>
+        <w:jc w:val="right"/>
+        <w:rPr>
+          <w:rFonts w:ascii="Courier New" w:hAnsi="Courier New" w:cs="Courier New"/>
+          <w:b/>
+          <w:bCs/>
+        </w:rPr>
+      </w:pPr>
     </w:p>
     <w:p>
       <w:pPr>

--- a/The_A_Shorts/2. Vyuthi/Vyuthi - Screenplay.docx
+++ b/The_A_Shorts/2. Vyuthi/Vyuthi - Screenplay.docx
@@ -27033,7 +27033,6 @@
         </w:rPr>
         <w:t xml:space="preserve">- </w:t>
       </w:r>
-      <w:proofErr w:type="gramStart"/>
       <w:r>
         <w:rPr>
           <w:rFonts w:ascii="Courier New" w:hAnsi="Courier New" w:cs="Courier New"/>
@@ -27064,7 +27063,6 @@
         </w:rPr>
         <w:t>ff</w:t>
       </w:r>
-      <w:proofErr w:type="gramEnd"/>
       <w:r>
         <w:rPr>
           <w:rFonts w:ascii="Courier New" w:hAnsi="Courier New" w:cs="Courier New"/>
@@ -31397,7 +31395,89 @@
         <w:rPr>
           <w:rFonts w:ascii="Courier New" w:hAnsi="Courier New" w:cs="Courier New"/>
         </w:rPr>
-        <w:t>palms, crying loudly</w:t>
+        <w:t>palms</w:t>
+      </w:r>
+      <w:r>
+        <w:rPr>
+          <w:rFonts w:ascii="Courier New" w:hAnsi="Courier New" w:cs="Courier New"/>
+        </w:rPr>
+        <w:t>. C</w:t>
+      </w:r>
+      <w:r>
+        <w:rPr>
+          <w:rFonts w:ascii="Courier New" w:hAnsi="Courier New" w:cs="Courier New"/>
+        </w:rPr>
+        <w:t>rying</w:t>
+      </w:r>
+      <w:r>
+        <w:rPr>
+          <w:rFonts w:ascii="Courier New" w:hAnsi="Courier New" w:cs="Courier New"/>
+        </w:rPr>
+        <w:t>, he curls into a fetal position.</w:t>
+      </w:r>
+      <w:r>
+        <w:rPr>
+          <w:rFonts w:ascii="Courier New" w:hAnsi="Courier New" w:cs="Courier New"/>
+          <w:b/>
+          <w:bCs/>
+        </w:rPr>
+        <w:t xml:space="preserve"> </w:t>
+      </w:r>
+      <w:r>
+        <w:rPr>
+          <w:rFonts w:ascii="Courier New" w:hAnsi="Courier New" w:cs="Courier New"/>
+        </w:rPr>
+        <w:t>Abruptly- Sounds of</w:t>
+      </w:r>
+      <w:r>
+        <w:rPr>
+          <w:rFonts w:ascii="Courier New" w:hAnsi="Courier New" w:cs="Courier New"/>
+        </w:rPr>
+        <w:t xml:space="preserve"> chimes</w:t>
+      </w:r>
+      <w:r>
+        <w:rPr>
+          <w:rFonts w:ascii="Courier New" w:hAnsi="Courier New" w:cs="Courier New"/>
+        </w:rPr>
+        <w:t xml:space="preserve">. </w:t>
+      </w:r>
+    </w:p>
+    <w:p>
+      <w:pPr>
+        <w:spacing w:line="240" w:lineRule="auto"/>
+        <w:rPr>
+          <w:rFonts w:ascii="Courier New" w:hAnsi="Courier New" w:cs="Courier New"/>
+        </w:rPr>
+      </w:pPr>
+      <w:r>
+        <w:rPr>
+          <w:rFonts w:ascii="Courier New" w:hAnsi="Courier New" w:cs="Courier New"/>
+        </w:rPr>
+        <w:t xml:space="preserve">Through his fingers, </w:t>
+      </w:r>
+      <w:r>
+        <w:rPr>
+          <w:rFonts w:ascii="Courier New" w:hAnsi="Courier New" w:cs="Courier New"/>
+        </w:rPr>
+        <w:t xml:space="preserve">he sees </w:t>
+      </w:r>
+      <w:r>
+        <w:rPr>
+          <w:rFonts w:ascii="Courier New" w:hAnsi="Courier New" w:cs="Courier New"/>
+        </w:rPr>
+        <w:t>a door— glowing faintly</w:t>
+      </w:r>
+      <w:r>
+        <w:rPr>
+          <w:rFonts w:ascii="Courier New" w:hAnsi="Courier New" w:cs="Courier New"/>
+        </w:rPr>
+        <w:t xml:space="preserve"> with red</w:t>
+      </w:r>
+      <w:r>
+        <w:rPr>
+          <w:rFonts w:ascii="Courier New" w:hAnsi="Courier New" w:cs="Courier New"/>
+        </w:rPr>
+        <w:t xml:space="preserve"> rays</w:t>
       </w:r>
       <w:r>
         <w:rPr>
@@ -31405,64 +31485,6 @@
         </w:rPr>
         <w:t>.</w:t>
       </w:r>
-      <w:r>
-        <w:rPr>
-          <w:rFonts w:ascii="Courier New" w:hAnsi="Courier New" w:cs="Courier New"/>
-          <w:b/>
-          <w:bCs/>
-        </w:rPr>
-        <w:t xml:space="preserve"> </w:t>
-      </w:r>
-      <w:r>
-        <w:rPr>
-          <w:rFonts w:ascii="Courier New" w:hAnsi="Courier New" w:cs="Courier New"/>
-        </w:rPr>
-        <w:t xml:space="preserve">Abruptly- Sounds of flames. </w:t>
-      </w:r>
-    </w:p>
-    <w:p>
-      <w:pPr>
-        <w:spacing w:line="240" w:lineRule="auto"/>
-        <w:rPr>
-          <w:rFonts w:ascii="Courier New" w:hAnsi="Courier New" w:cs="Courier New"/>
-        </w:rPr>
-      </w:pPr>
-      <w:r>
-        <w:rPr>
-          <w:rFonts w:ascii="Courier New" w:hAnsi="Courier New" w:cs="Courier New"/>
-        </w:rPr>
-        <w:t xml:space="preserve">Through his fingers, </w:t>
-      </w:r>
-      <w:r>
-        <w:rPr>
-          <w:rFonts w:ascii="Courier New" w:hAnsi="Courier New" w:cs="Courier New"/>
-        </w:rPr>
-        <w:t xml:space="preserve">he sees </w:t>
-      </w:r>
-      <w:r>
-        <w:rPr>
-          <w:rFonts w:ascii="Courier New" w:hAnsi="Courier New" w:cs="Courier New"/>
-        </w:rPr>
-        <w:t>a door— glowing faintly</w:t>
-      </w:r>
-      <w:r>
-        <w:rPr>
-          <w:rFonts w:ascii="Courier New" w:hAnsi="Courier New" w:cs="Courier New"/>
-        </w:rPr>
-        <w:t xml:space="preserve"> with red</w:t>
-      </w:r>
-      <w:r>
-        <w:rPr>
-          <w:rFonts w:ascii="Courier New" w:hAnsi="Courier New" w:cs="Courier New"/>
-        </w:rPr>
-        <w:t xml:space="preserve"> rays</w:t>
-      </w:r>
-      <w:r>
-        <w:rPr>
-          <w:rFonts w:ascii="Courier New" w:hAnsi="Courier New" w:cs="Courier New"/>
-        </w:rPr>
-        <w:t>.</w:t>
-      </w:r>
     </w:p>
     <w:p>
       <w:pPr>
@@ -31487,7 +31509,13 @@
         <w:rPr>
           <w:rFonts w:ascii="Courier New" w:hAnsi="Courier New" w:cs="Courier New"/>
         </w:rPr>
-        <w:t xml:space="preserve">to the other side </w:t>
+        <w:t>to</w:t>
+      </w:r>
+      <w:r>
+        <w:rPr>
+          <w:rFonts w:ascii="Courier New" w:hAnsi="Courier New" w:cs="Courier New"/>
+        </w:rPr>
+        <w:t xml:space="preserve">wards the chants </w:t>
       </w:r>
       <w:r>
         <w:rPr>
@@ -31980,13 +32008,7 @@
         <w:rPr>
           <w:rFonts w:ascii="Courier New" w:hAnsi="Courier New" w:cs="Courier New"/>
         </w:rPr>
-        <w:t>ith</w:t>
-      </w:r>
-      <w:r>
-        <w:rPr>
-          <w:rFonts w:ascii="Courier New" w:hAnsi="Courier New" w:cs="Courier New"/>
-        </w:rPr>
-        <w:t xml:space="preserve"> t</w:t>
+        <w:t>ith t</w:t>
       </w:r>
       <w:r>
         <w:rPr>
@@ -34242,9 +34264,15 @@
         <w:rPr>
           <w:rFonts w:ascii="Courier New" w:hAnsi="Courier New" w:cs="Courier New"/>
         </w:rPr>
-        <w:t>idu?</w:t>
-      </w:r>
-      <w:proofErr w:type="spellEnd"/>
+        <w:t>idu</w:t>
+      </w:r>
+      <w:proofErr w:type="spellEnd"/>
+      <w:r>
+        <w:rPr>
+          <w:rFonts w:ascii="Courier New" w:hAnsi="Courier New" w:cs="Courier New"/>
+        </w:rPr>
+        <w:t>?</w:t>
+      </w:r>
     </w:p>
     <w:p>
       <w:pPr>
@@ -35694,31 +35722,7 @@
         <w:rPr>
           <w:rFonts w:ascii="Courier New" w:hAnsi="Courier New" w:cs="Courier New"/>
         </w:rPr>
-        <w:t xml:space="preserve"> </w:t>
-      </w:r>
-      <w:r>
-        <w:rPr>
-          <w:rFonts w:ascii="Courier New" w:hAnsi="Courier New" w:cs="Courier New"/>
-        </w:rPr>
-        <w:t xml:space="preserve">He slowly puts his </w:t>
-      </w:r>
-      <w:r>
-        <w:rPr>
-          <w:rFonts w:ascii="Courier New" w:hAnsi="Courier New" w:cs="Courier New"/>
-        </w:rPr>
-        <w:t xml:space="preserve">hands </w:t>
-      </w:r>
-      <w:r>
-        <w:rPr>
-          <w:rFonts w:ascii="Courier New" w:hAnsi="Courier New" w:cs="Courier New"/>
-        </w:rPr>
-        <w:t>in</w:t>
-      </w:r>
-      <w:r>
-        <w:rPr>
-          <w:rFonts w:ascii="Courier New" w:hAnsi="Courier New" w:cs="Courier New"/>
-        </w:rPr>
-        <w:t xml:space="preserve"> the mirror.</w:t>
+        <w:t xml:space="preserve"> Suddenly-</w:t>
       </w:r>
     </w:p>
     <w:p>
@@ -35750,43 +35754,55 @@
         <w:rPr>
           <w:rFonts w:ascii="Courier New" w:hAnsi="Courier New" w:cs="Courier New"/>
         </w:rPr>
-        <w:t xml:space="preserve">mimics </w:t>
-      </w:r>
-      <w:r>
-        <w:rPr>
-          <w:rFonts w:ascii="Courier New" w:hAnsi="Courier New" w:cs="Courier New"/>
-        </w:rPr>
-        <w:t xml:space="preserve">that </w:t>
-      </w:r>
-      <w:r>
-        <w:rPr>
-          <w:rFonts w:ascii="Courier New" w:hAnsi="Courier New" w:cs="Courier New"/>
-        </w:rPr>
-        <w:t>too</w:t>
-      </w:r>
-      <w:r>
-        <w:rPr>
-          <w:rFonts w:ascii="Courier New" w:hAnsi="Courier New" w:cs="Courier New"/>
-        </w:rPr>
-        <w:t>, with a delay</w:t>
-      </w:r>
-      <w:r>
-        <w:rPr>
-          <w:rFonts w:ascii="Courier New" w:hAnsi="Courier New" w:cs="Courier New"/>
-        </w:rPr>
-        <w:t>.</w:t>
-      </w:r>
-      <w:r>
-        <w:rPr>
-          <w:rFonts w:ascii="Courier New" w:hAnsi="Courier New" w:cs="Courier New"/>
-        </w:rPr>
-        <w:t xml:space="preserve"> </w:t>
-      </w:r>
-      <w:r>
-        <w:rPr>
-          <w:rFonts w:ascii="Courier New" w:hAnsi="Courier New" w:cs="Courier New"/>
-        </w:rPr>
-        <w:t>Immediately-</w:t>
+        <w:t xml:space="preserve">raises its hand and places it against </w:t>
+      </w:r>
+      <w:r>
+        <w:rPr>
+          <w:rFonts w:ascii="Courier New" w:hAnsi="Courier New" w:cs="Courier New"/>
+        </w:rPr>
+        <w:t xml:space="preserve">the </w:t>
+      </w:r>
+      <w:r>
+        <w:rPr>
+          <w:rFonts w:ascii="Courier New" w:hAnsi="Courier New" w:cs="Courier New"/>
+        </w:rPr>
+        <w:t>surface of the mirror inside.</w:t>
+      </w:r>
+      <w:r>
+        <w:rPr>
+          <w:rFonts w:ascii="Courier New" w:hAnsi="Courier New" w:cs="Courier New"/>
+        </w:rPr>
+        <w:t xml:space="preserve"> </w:t>
+      </w:r>
+      <w:r>
+        <w:rPr>
+          <w:rFonts w:ascii="Courier New" w:hAnsi="Courier New" w:cs="Courier New"/>
+        </w:rPr>
+        <w:t>Terrified, Adi</w:t>
+      </w:r>
+      <w:r>
+        <w:rPr>
+          <w:rFonts w:ascii="Courier New" w:hAnsi="Courier New" w:cs="Courier New"/>
+        </w:rPr>
+        <w:t xml:space="preserve"> </w:t>
+      </w:r>
+      <w:r>
+        <w:rPr>
+          <w:rFonts w:ascii="Courier New" w:hAnsi="Courier New" w:cs="Courier New"/>
+        </w:rPr>
+        <w:t xml:space="preserve">takes a deep breath and </w:t>
+      </w:r>
+      <w:r>
+        <w:rPr>
+          <w:rFonts w:ascii="Courier New" w:hAnsi="Courier New" w:cs="Courier New"/>
+        </w:rPr>
+        <w:t xml:space="preserve">slowly </w:t>
+      </w:r>
+      <w:r>
+        <w:rPr>
+          <w:rFonts w:ascii="Courier New" w:hAnsi="Courier New" w:cs="Courier New"/>
+        </w:rPr>
+        <w:t>places his hand against the cold surface of the mirror.</w:t>
       </w:r>
       <w:r>
         <w:rPr>
@@ -35810,19 +35826,19 @@
         <w:rPr>
           <w:rFonts w:ascii="Courier New" w:hAnsi="Courier New" w:cs="Courier New"/>
         </w:rPr>
-        <w:t>creaks and cracks</w:t>
-      </w:r>
-      <w:r>
-        <w:rPr>
-          <w:rFonts w:ascii="Courier New" w:hAnsi="Courier New" w:cs="Courier New"/>
-        </w:rPr>
-        <w:t>.</w:t>
-      </w:r>
-      <w:r>
-        <w:rPr>
-          <w:rFonts w:ascii="Courier New" w:hAnsi="Courier New" w:cs="Courier New"/>
-        </w:rPr>
-        <w:t xml:space="preserve"> And Suddenly-</w:t>
+        <w:t xml:space="preserve">begins to </w:t>
+      </w:r>
+      <w:r>
+        <w:rPr>
+          <w:rFonts w:ascii="Courier New" w:hAnsi="Courier New" w:cs="Courier New"/>
+        </w:rPr>
+        <w:t>crack</w:t>
+      </w:r>
+      <w:r>
+        <w:rPr>
+          <w:rFonts w:ascii="Courier New" w:hAnsi="Courier New" w:cs="Courier New"/>
+        </w:rPr>
+        <w:t xml:space="preserve"> and then-</w:t>
       </w:r>
       <w:r>
         <w:rPr>
@@ -35860,12 +35876,6 @@
         <w:rPr>
           <w:rFonts w:ascii="Courier New" w:hAnsi="Courier New" w:cs="Courier New"/>
         </w:rPr>
-        <w:t xml:space="preserve">A jolt— </w:t>
-      </w:r>
-      <w:r>
-        <w:rPr>
-          <w:rFonts w:ascii="Courier New" w:hAnsi="Courier New" w:cs="Courier New"/>
-        </w:rPr>
         <w:t>L</w:t>
       </w:r>
       <w:r>
@@ -35890,7 +35900,13 @@
         <w:rPr>
           <w:rFonts w:ascii="Courier New" w:hAnsi="Courier New" w:cs="Courier New"/>
         </w:rPr>
-        <w:t xml:space="preserve">boom, the mirror blasts. </w:t>
+        <w:t>explosion</w:t>
+      </w:r>
+      <w:r>
+        <w:rPr>
+          <w:rFonts w:ascii="Courier New" w:hAnsi="Courier New" w:cs="Courier New"/>
+        </w:rPr>
+        <w:t xml:space="preserve">, the mirror blasts. </w:t>
       </w:r>
       <w:r>
         <w:rPr>
@@ -35914,25 +35930,7 @@
         <w:rPr>
           <w:rFonts w:ascii="Courier New" w:hAnsi="Courier New" w:cs="Courier New"/>
         </w:rPr>
-        <w:t>.</w:t>
-      </w:r>
-      <w:r>
-        <w:rPr>
-          <w:rFonts w:ascii="Courier New" w:hAnsi="Courier New" w:cs="Courier New"/>
-        </w:rPr>
-        <w:t xml:space="preserve"> </w:t>
-      </w:r>
-      <w:r>
-        <w:rPr>
-          <w:rFonts w:ascii="Courier New" w:hAnsi="Courier New" w:cs="Courier New"/>
-        </w:rPr>
-        <w:t xml:space="preserve">He </w:t>
-      </w:r>
-      <w:r>
-        <w:rPr>
-          <w:rFonts w:ascii="Courier New" w:hAnsi="Courier New" w:cs="Courier New"/>
-        </w:rPr>
-        <w:t xml:space="preserve">flies </w:t>
+        <w:t xml:space="preserve"> </w:t>
       </w:r>
       <w:r>
         <w:rPr>
@@ -35950,8 +35948,20 @@
         <w:rPr>
           <w:rFonts w:ascii="Courier New" w:hAnsi="Courier New" w:cs="Courier New"/>
         </w:rPr>
+        <w:t xml:space="preserve">SLOW </w:t>
+      </w:r>
+      <w:r>
+        <w:rPr>
+          <w:rFonts w:ascii="Courier New" w:hAnsi="Courier New" w:cs="Courier New"/>
+        </w:rPr>
         <w:t>CRASH ZOOM INTO HIS EYE</w:t>
       </w:r>
+      <w:r>
+        <w:rPr>
+          <w:rFonts w:ascii="Courier New" w:hAnsi="Courier New" w:cs="Courier New"/>
+        </w:rPr>
+        <w:t xml:space="preserve"> as his pupils dilate.</w:t>
+      </w:r>
     </w:p>
     <w:p>
       <w:pPr>
@@ -35983,25 +35993,25 @@
         <w:rPr>
           <w:rFonts w:ascii="Courier New" w:hAnsi="Courier New" w:cs="Courier New"/>
         </w:rPr>
-        <w:t>His</w:t>
-      </w:r>
-      <w:r>
-        <w:rPr>
-          <w:rFonts w:ascii="Courier New" w:hAnsi="Courier New" w:cs="Courier New"/>
-        </w:rPr>
-        <w:t xml:space="preserve"> pupil dilates.</w:t>
-      </w:r>
-      <w:r>
-        <w:rPr>
-          <w:rFonts w:ascii="Courier New" w:hAnsi="Courier New" w:cs="Courier New"/>
-        </w:rPr>
-        <w:br/>
-      </w:r>
-      <w:r>
-        <w:rPr>
-          <w:rFonts w:ascii="Courier New" w:hAnsi="Courier New" w:cs="Courier New"/>
-        </w:rPr>
-        <w:t xml:space="preserve">Transition to- A hundred shards of glass- Each </w:t>
+        <w:t xml:space="preserve">Inside the eyes, </w:t>
+      </w:r>
+      <w:r>
+        <w:rPr>
+          <w:rFonts w:ascii="Courier New" w:hAnsi="Courier New" w:cs="Courier New"/>
+        </w:rPr>
+        <w:t>hundred</w:t>
+      </w:r>
+      <w:r>
+        <w:rPr>
+          <w:rFonts w:ascii="Courier New" w:hAnsi="Courier New" w:cs="Courier New"/>
+        </w:rPr>
+        <w:t>s of</w:t>
+      </w:r>
+      <w:r>
+        <w:rPr>
+          <w:rFonts w:ascii="Courier New" w:hAnsi="Courier New" w:cs="Courier New"/>
+        </w:rPr>
+        <w:t xml:space="preserve"> shards of glass- Each </w:t>
       </w:r>
       <w:r>
         <w:rPr>
@@ -37544,8 +37554,8 @@
         <w:spacing w:line="240" w:lineRule="auto"/>
         <w:rPr>
           <w:rFonts w:ascii="Courier New" w:hAnsi="Courier New" w:cs="Courier New"/>
-          <w:i/>
-          <w:iCs/>
+          <w:b/>
+          <w:bCs/>
         </w:rPr>
       </w:pPr>
       <w:r>
@@ -37597,8 +37607,8 @@
         <w:spacing w:line="240" w:lineRule="auto"/>
         <w:rPr>
           <w:rFonts w:ascii="Courier New" w:hAnsi="Courier New" w:cs="Courier New"/>
-          <w:b/>
-          <w:bCs/>
+          <w:i/>
+          <w:iCs/>
         </w:rPr>
       </w:pPr>
       <w:r>
@@ -37608,13 +37618,27 @@
           <w:bCs/>
         </w:rPr>
         <w:lastRenderedPageBreak/>
-        <w:t>INT. CLUB – EVENING</w:t>
-      </w:r>
-      <w:r>
-        <w:rPr>
-          <w:rFonts w:ascii="Courier New" w:hAnsi="Courier New" w:cs="Courier New"/>
-          <w:b/>
-          <w:bCs/>
+        <w:t>INT. DOCTOR’S</w:t>
+      </w:r>
+      <w:r>
+        <w:rPr>
+          <w:rFonts w:ascii="Courier New" w:hAnsi="Courier New" w:cs="Courier New"/>
+          <w:b/>
+          <w:bCs/>
+        </w:rPr>
+        <w:t xml:space="preserve"> </w:t>
+      </w:r>
+      <w:r>
+        <w:rPr>
+          <w:rFonts w:ascii="Courier New" w:hAnsi="Courier New" w:cs="Courier New"/>
+          <w:b/>
+          <w:bCs/>
+        </w:rPr>
+        <w:t>OFFICE – MORNING</w:t>
+      </w:r>
+      <w:r>
+        <w:rPr>
+          <w:rFonts w:ascii="Courier New" w:hAnsi="Courier New" w:cs="Courier New"/>
         </w:rPr>
         <w:br/>
       </w:r>
@@ -37622,65 +37646,69 @@
         <w:rPr>
           <w:rFonts w:ascii="Courier New" w:hAnsi="Courier New" w:cs="Courier New"/>
         </w:rPr>
-        <w:t>He takes a puff</w:t>
-      </w:r>
-      <w:r>
-        <w:rPr>
-          <w:rFonts w:ascii="Courier New" w:hAnsi="Courier New" w:cs="Courier New"/>
-        </w:rPr>
-        <w:t xml:space="preserve"> and </w:t>
-      </w:r>
-      <w:r>
-        <w:rPr>
-          <w:rFonts w:ascii="Courier New" w:hAnsi="Courier New" w:cs="Courier New"/>
-        </w:rPr>
-        <w:t>ashes.</w:t>
-      </w:r>
-      <w:r>
-        <w:rPr>
-          <w:rFonts w:ascii="Courier New" w:hAnsi="Courier New" w:cs="Courier New"/>
-        </w:rPr>
-        <w:t xml:space="preserve"> </w:t>
-      </w:r>
-      <w:r>
-        <w:rPr>
-          <w:rFonts w:ascii="Courier New" w:hAnsi="Courier New" w:cs="Courier New"/>
-        </w:rPr>
-        <w:t xml:space="preserve">Friend: </w:t>
-      </w:r>
-      <w:proofErr w:type="spellStart"/>
-      <w:r>
-        <w:rPr>
-          <w:rFonts w:ascii="Courier New" w:hAnsi="Courier New" w:cs="Courier New"/>
-          <w:i/>
-          <w:iCs/>
-        </w:rPr>
-        <w:t>nin</w:t>
-      </w:r>
-      <w:proofErr w:type="spellEnd"/>
-      <w:r>
-        <w:rPr>
-          <w:rFonts w:ascii="Courier New" w:hAnsi="Courier New" w:cs="Courier New"/>
-          <w:i/>
-          <w:iCs/>
-        </w:rPr>
-        <w:t xml:space="preserve"> brain cells </w:t>
-      </w:r>
-      <w:proofErr w:type="spellStart"/>
-      <w:r>
-        <w:rPr>
-          <w:rFonts w:ascii="Courier New" w:hAnsi="Courier New" w:cs="Courier New"/>
-          <w:i/>
-          <w:iCs/>
-        </w:rPr>
-        <w:t>sathoguthe</w:t>
-      </w:r>
-      <w:proofErr w:type="spellEnd"/>
-      <w:r>
-        <w:rPr>
-          <w:rFonts w:ascii="Courier New" w:hAnsi="Courier New" w:cs="Courier New"/>
-        </w:rPr>
-        <w:t>. He falls.</w:t>
+        <w:t>Doctor:</w:t>
+      </w:r>
+      <w:r>
+        <w:rPr>
+          <w:rFonts w:ascii="Courier New" w:hAnsi="Courier New" w:cs="Courier New"/>
+        </w:rPr>
+        <w:t xml:space="preserve"> </w:t>
+      </w:r>
+      <w:r>
+        <w:rPr>
+          <w:rFonts w:ascii="Courier New" w:hAnsi="Courier New" w:cs="Courier New"/>
+          <w:i/>
+          <w:iCs/>
+        </w:rPr>
+        <w:t>You’re having post traumatic psychosis</w:t>
+      </w:r>
+      <w:r>
+        <w:rPr>
+          <w:rFonts w:ascii="Courier New" w:hAnsi="Courier New" w:cs="Courier New"/>
+          <w:i/>
+          <w:iCs/>
+        </w:rPr>
+        <w:t xml:space="preserve"> </w:t>
+      </w:r>
+      <w:r>
+        <w:rPr>
+          <w:rFonts w:ascii="Courier New" w:hAnsi="Courier New" w:cs="Courier New"/>
+          <w:i/>
+          <w:iCs/>
+        </w:rPr>
+        <w:t>caused by Temporal Lobe Seizures</w:t>
+      </w:r>
+      <w:r>
+        <w:rPr>
+          <w:rFonts w:ascii="Courier New" w:hAnsi="Courier New" w:cs="Courier New"/>
+          <w:i/>
+          <w:iCs/>
+        </w:rPr>
+        <w:t xml:space="preserve"> </w:t>
+      </w:r>
+      <w:r>
+        <w:rPr>
+          <w:rFonts w:ascii="Courier New" w:hAnsi="Courier New" w:cs="Courier New"/>
+          <w:i/>
+          <w:iCs/>
+        </w:rPr>
+        <w:t>(slides pills)</w:t>
+      </w:r>
+      <w:r>
+        <w:rPr>
+          <w:rFonts w:ascii="Courier New" w:hAnsi="Courier New" w:cs="Courier New"/>
+          <w:i/>
+          <w:iCs/>
+        </w:rPr>
+        <w:t xml:space="preserve"> </w:t>
+      </w:r>
+      <w:r>
+        <w:rPr>
+          <w:rFonts w:ascii="Courier New" w:hAnsi="Courier New" w:cs="Courier New"/>
+          <w:i/>
+          <w:iCs/>
+        </w:rPr>
+        <w:t>You must take this pill. It may cause hallucination.</w:t>
       </w:r>
     </w:p>
     <w:p>
@@ -37703,7 +37731,7 @@
           <w:b/>
           <w:bCs/>
         </w:rPr>
-        <w:t>INT. HOSPITAL – NIGHT</w:t>
+        <w:t>INT. BATHROOM – DAY</w:t>
       </w:r>
       <w:r>
         <w:rPr>
@@ -37717,19 +37745,7 @@
         <w:rPr>
           <w:rFonts w:ascii="Courier New" w:hAnsi="Courier New" w:cs="Courier New"/>
         </w:rPr>
-        <w:t>Kriti</w:t>
-      </w:r>
-      <w:r>
-        <w:rPr>
-          <w:rFonts w:ascii="Courier New" w:hAnsi="Courier New" w:cs="Courier New"/>
-        </w:rPr>
-        <w:t xml:space="preserve"> is with him</w:t>
-      </w:r>
-      <w:r>
-        <w:rPr>
-          <w:rFonts w:ascii="Courier New" w:hAnsi="Courier New" w:cs="Courier New"/>
-        </w:rPr>
-        <w:t>.</w:t>
+        <w:t>He is holding the pill bottle.</w:t>
       </w:r>
     </w:p>
     <w:p>
@@ -37752,27 +37768,13 @@
           <w:b/>
           <w:bCs/>
         </w:rPr>
-        <w:t>INT. DOCTOR’S</w:t>
-      </w:r>
-      <w:r>
-        <w:rPr>
-          <w:rFonts w:ascii="Courier New" w:hAnsi="Courier New" w:cs="Courier New"/>
-          <w:b/>
-          <w:bCs/>
-        </w:rPr>
-        <w:t xml:space="preserve"> </w:t>
-      </w:r>
-      <w:r>
-        <w:rPr>
-          <w:rFonts w:ascii="Courier New" w:hAnsi="Courier New" w:cs="Courier New"/>
-          <w:b/>
-          <w:bCs/>
-        </w:rPr>
-        <w:t>OFFICE – MORNING</w:t>
-      </w:r>
-      <w:r>
-        <w:rPr>
-          <w:rFonts w:ascii="Courier New" w:hAnsi="Courier New" w:cs="Courier New"/>
+        <w:t>INT. HALL – EVENING</w:t>
+      </w:r>
+      <w:r>
+        <w:rPr>
+          <w:rFonts w:ascii="Courier New" w:hAnsi="Courier New" w:cs="Courier New"/>
+          <w:b/>
+          <w:bCs/>
         </w:rPr>
         <w:br/>
       </w:r>
@@ -37780,69 +37782,123 @@
         <w:rPr>
           <w:rFonts w:ascii="Courier New" w:hAnsi="Courier New" w:cs="Courier New"/>
         </w:rPr>
-        <w:t>Doctor:</w:t>
-      </w:r>
-      <w:r>
-        <w:rPr>
-          <w:rFonts w:ascii="Courier New" w:hAnsi="Courier New" w:cs="Courier New"/>
-        </w:rPr>
-        <w:t xml:space="preserve"> </w:t>
-      </w:r>
-      <w:r>
-        <w:rPr>
-          <w:rFonts w:ascii="Courier New" w:hAnsi="Courier New" w:cs="Courier New"/>
-          <w:i/>
-          <w:iCs/>
-        </w:rPr>
-        <w:t>You’re having post traumatic psychosis</w:t>
-      </w:r>
-      <w:r>
-        <w:rPr>
-          <w:rFonts w:ascii="Courier New" w:hAnsi="Courier New" w:cs="Courier New"/>
-          <w:i/>
-          <w:iCs/>
-        </w:rPr>
-        <w:t xml:space="preserve"> </w:t>
-      </w:r>
-      <w:r>
-        <w:rPr>
-          <w:rFonts w:ascii="Courier New" w:hAnsi="Courier New" w:cs="Courier New"/>
-          <w:i/>
-          <w:iCs/>
-        </w:rPr>
-        <w:t>caused by Temporal Lobe Seizures</w:t>
-      </w:r>
-      <w:r>
-        <w:rPr>
-          <w:rFonts w:ascii="Courier New" w:hAnsi="Courier New" w:cs="Courier New"/>
-          <w:i/>
-          <w:iCs/>
-        </w:rPr>
-        <w:t xml:space="preserve"> </w:t>
-      </w:r>
-      <w:r>
-        <w:rPr>
-          <w:rFonts w:ascii="Courier New" w:hAnsi="Courier New" w:cs="Courier New"/>
-          <w:i/>
-          <w:iCs/>
-        </w:rPr>
-        <w:t>(slides pills)</w:t>
-      </w:r>
-      <w:r>
-        <w:rPr>
-          <w:rFonts w:ascii="Courier New" w:hAnsi="Courier New" w:cs="Courier New"/>
-          <w:i/>
-          <w:iCs/>
-        </w:rPr>
-        <w:t xml:space="preserve"> </w:t>
-      </w:r>
-      <w:r>
-        <w:rPr>
-          <w:rFonts w:ascii="Courier New" w:hAnsi="Courier New" w:cs="Courier New"/>
-          <w:i/>
-          <w:iCs/>
-        </w:rPr>
-        <w:t>You must take this pill. It may cause hallucination.</w:t>
+        <w:t>Kriti faints.</w:t>
+      </w:r>
+      <w:r>
+        <w:rPr>
+          <w:rFonts w:ascii="Courier New" w:hAnsi="Courier New" w:cs="Courier New"/>
+        </w:rPr>
+        <w:t xml:space="preserve"> </w:t>
+      </w:r>
+      <w:r>
+        <w:rPr>
+          <w:rFonts w:ascii="Courier New" w:hAnsi="Courier New" w:cs="Courier New"/>
+        </w:rPr>
+        <w:t xml:space="preserve">He puts her </w:t>
+      </w:r>
+      <w:r>
+        <w:rPr>
+          <w:rFonts w:ascii="Courier New" w:hAnsi="Courier New" w:cs="Courier New"/>
+        </w:rPr>
+        <w:t>on the couch</w:t>
+      </w:r>
+      <w:r>
+        <w:rPr>
+          <w:rFonts w:ascii="Courier New" w:hAnsi="Courier New" w:cs="Courier New"/>
+        </w:rPr>
+        <w:t>.</w:t>
+      </w:r>
+      <w:r>
+        <w:rPr>
+          <w:rFonts w:ascii="Courier New" w:hAnsi="Courier New" w:cs="Courier New"/>
+        </w:rPr>
+        <w:t xml:space="preserve"> </w:t>
+      </w:r>
+      <w:r>
+        <w:rPr>
+          <w:rFonts w:ascii="Courier New" w:hAnsi="Courier New" w:cs="Courier New"/>
+        </w:rPr>
+        <w:t>He is sitting in front of her.</w:t>
+      </w:r>
+      <w:r>
+        <w:rPr>
+          <w:rFonts w:ascii="Courier New" w:hAnsi="Courier New" w:cs="Courier New"/>
+        </w:rPr>
+        <w:t xml:space="preserve"> </w:t>
+      </w:r>
+      <w:r>
+        <w:rPr>
+          <w:rFonts w:ascii="Courier New" w:hAnsi="Courier New" w:cs="Courier New"/>
+        </w:rPr>
+        <w:t xml:space="preserve">KRITI: </w:t>
+      </w:r>
+      <w:r>
+        <w:rPr>
+          <w:rFonts w:ascii="Courier New" w:hAnsi="Courier New" w:cs="Courier New"/>
+          <w:i/>
+          <w:iCs/>
+        </w:rPr>
+        <w:t xml:space="preserve">Adi! </w:t>
+      </w:r>
+      <w:r>
+        <w:rPr>
+          <w:rFonts w:ascii="Courier New" w:hAnsi="Courier New" w:cs="Courier New"/>
+          <w:i/>
+          <w:iCs/>
+        </w:rPr>
+        <w:t xml:space="preserve">Ning </w:t>
+      </w:r>
+      <w:proofErr w:type="spellStart"/>
+      <w:r>
+        <w:rPr>
+          <w:rFonts w:ascii="Courier New" w:hAnsi="Courier New" w:cs="Courier New"/>
+          <w:i/>
+          <w:iCs/>
+        </w:rPr>
+        <w:t>eno</w:t>
+      </w:r>
+      <w:proofErr w:type="spellEnd"/>
+      <w:r>
+        <w:rPr>
+          <w:rFonts w:ascii="Courier New" w:hAnsi="Courier New" w:cs="Courier New"/>
+          <w:i/>
+          <w:iCs/>
+        </w:rPr>
+        <w:t xml:space="preserve"> </w:t>
+      </w:r>
+      <w:proofErr w:type="spellStart"/>
+      <w:r>
+        <w:rPr>
+          <w:rFonts w:ascii="Courier New" w:hAnsi="Courier New" w:cs="Courier New"/>
+          <w:i/>
+          <w:iCs/>
+        </w:rPr>
+        <w:t>helbeku</w:t>
+      </w:r>
+      <w:proofErr w:type="spellEnd"/>
+      <w:r>
+        <w:rPr>
+          <w:rFonts w:ascii="Courier New" w:hAnsi="Courier New" w:cs="Courier New"/>
+          <w:i/>
+          <w:iCs/>
+        </w:rPr>
+        <w:t xml:space="preserve">! </w:t>
+      </w:r>
+      <w:r>
+        <w:rPr>
+          <w:rFonts w:ascii="Courier New" w:hAnsi="Courier New" w:cs="Courier New"/>
+          <w:i/>
+          <w:iCs/>
+        </w:rPr>
+        <w:t xml:space="preserve">I </w:t>
+      </w:r>
+      <w:r>
+        <w:rPr>
+          <w:rFonts w:ascii="Courier New" w:hAnsi="Courier New" w:cs="Courier New"/>
+          <w:i/>
+          <w:iCs/>
+        </w:rPr>
+        <w:t>am pregnant!</w:t>
       </w:r>
     </w:p>
     <w:p>
@@ -37855,17 +37911,17 @@
         <w:spacing w:line="240" w:lineRule="auto"/>
         <w:rPr>
           <w:rFonts w:ascii="Courier New" w:hAnsi="Courier New" w:cs="Courier New"/>
-          <w:b/>
-          <w:bCs/>
-        </w:rPr>
-      </w:pPr>
-      <w:r>
-        <w:rPr>
-          <w:rFonts w:ascii="Courier New" w:hAnsi="Courier New" w:cs="Courier New"/>
-          <w:b/>
-          <w:bCs/>
-        </w:rPr>
-        <w:t>INT. BATHROOM – DAY</w:t>
+          <w:i/>
+          <w:iCs/>
+        </w:rPr>
+      </w:pPr>
+      <w:r>
+        <w:rPr>
+          <w:rFonts w:ascii="Courier New" w:hAnsi="Courier New" w:cs="Courier New"/>
+          <w:b/>
+          <w:bCs/>
+        </w:rPr>
+        <w:t>INT. HALL – EVENING</w:t>
       </w:r>
       <w:r>
         <w:rPr>
@@ -37879,7 +37935,159 @@
         <w:rPr>
           <w:rFonts w:ascii="Courier New" w:hAnsi="Courier New" w:cs="Courier New"/>
         </w:rPr>
-        <w:t>He is holding the pill bottle.</w:t>
+        <w:t>He is in front of Kriti.</w:t>
+      </w:r>
+      <w:r>
+        <w:rPr>
+          <w:rFonts w:ascii="Courier New" w:hAnsi="Courier New" w:cs="Courier New"/>
+        </w:rPr>
+        <w:t xml:space="preserve"> </w:t>
+      </w:r>
+      <w:r>
+        <w:rPr>
+          <w:rFonts w:ascii="Courier New" w:hAnsi="Courier New" w:cs="Courier New"/>
+        </w:rPr>
+        <w:t xml:space="preserve">KRITI: </w:t>
+      </w:r>
+      <w:r>
+        <w:rPr>
+          <w:rFonts w:ascii="Courier New" w:hAnsi="Courier New" w:cs="Courier New"/>
+          <w:i/>
+          <w:iCs/>
+        </w:rPr>
+        <w:t xml:space="preserve">Adi… </w:t>
+      </w:r>
+      <w:r>
+        <w:rPr>
+          <w:rFonts w:ascii="Courier New" w:hAnsi="Courier New" w:cs="Courier New"/>
+          <w:i/>
+          <w:iCs/>
+        </w:rPr>
+        <w:t xml:space="preserve">(flashback) </w:t>
+      </w:r>
+      <w:proofErr w:type="spellStart"/>
+      <w:r>
+        <w:rPr>
+          <w:rFonts w:ascii="Courier New" w:hAnsi="Courier New" w:cs="Courier New"/>
+          <w:i/>
+          <w:iCs/>
+        </w:rPr>
+        <w:t>namig</w:t>
+      </w:r>
+      <w:proofErr w:type="spellEnd"/>
+      <w:r>
+        <w:rPr>
+          <w:rFonts w:ascii="Courier New" w:hAnsi="Courier New" w:cs="Courier New"/>
+          <w:i/>
+          <w:iCs/>
+        </w:rPr>
+        <w:t xml:space="preserve"> </w:t>
+      </w:r>
+      <w:proofErr w:type="spellStart"/>
+      <w:r>
+        <w:rPr>
+          <w:rFonts w:ascii="Courier New" w:hAnsi="Courier New" w:cs="Courier New"/>
+          <w:i/>
+          <w:iCs/>
+        </w:rPr>
+        <w:t>innu</w:t>
+      </w:r>
+      <w:proofErr w:type="spellEnd"/>
+      <w:r>
+        <w:rPr>
+          <w:rFonts w:ascii="Courier New" w:hAnsi="Courier New" w:cs="Courier New"/>
+          <w:i/>
+          <w:iCs/>
+        </w:rPr>
+        <w:t xml:space="preserve"> </w:t>
+      </w:r>
+      <w:proofErr w:type="spellStart"/>
+      <w:r>
+        <w:rPr>
+          <w:rFonts w:ascii="Courier New" w:hAnsi="Courier New" w:cs="Courier New"/>
+          <w:i/>
+          <w:iCs/>
+        </w:rPr>
+        <w:t>magu</w:t>
+      </w:r>
+      <w:proofErr w:type="spellEnd"/>
+      <w:r>
+        <w:rPr>
+          <w:rFonts w:ascii="Courier New" w:hAnsi="Courier New" w:cs="Courier New"/>
+          <w:i/>
+          <w:iCs/>
+        </w:rPr>
+        <w:t xml:space="preserve"> agila</w:t>
+      </w:r>
+      <w:r>
+        <w:rPr>
+          <w:rFonts w:ascii="Courier New" w:hAnsi="Courier New" w:cs="Courier New"/>
+          <w:i/>
+          <w:iCs/>
+        </w:rPr>
+        <w:br/>
+      </w:r>
+      <w:r>
+        <w:rPr>
+          <w:rFonts w:ascii="Courier New" w:hAnsi="Courier New" w:cs="Courier New"/>
+        </w:rPr>
+        <w:t>She pulls out a toy.</w:t>
+      </w:r>
+      <w:r>
+        <w:rPr>
+          <w:rFonts w:ascii="Courier New" w:hAnsi="Courier New" w:cs="Courier New"/>
+        </w:rPr>
+        <w:t xml:space="preserve"> </w:t>
+      </w:r>
+      <w:r>
+        <w:rPr>
+          <w:rFonts w:ascii="Courier New" w:hAnsi="Courier New" w:cs="Courier New"/>
+        </w:rPr>
+        <w:t xml:space="preserve">KRITI: </w:t>
+      </w:r>
+      <w:proofErr w:type="spellStart"/>
+      <w:r>
+        <w:rPr>
+          <w:rFonts w:ascii="Courier New" w:hAnsi="Courier New" w:cs="Courier New"/>
+          <w:i/>
+          <w:iCs/>
+        </w:rPr>
+        <w:t>Avagle</w:t>
+      </w:r>
+      <w:proofErr w:type="spellEnd"/>
+      <w:r>
+        <w:rPr>
+          <w:rFonts w:ascii="Courier New" w:hAnsi="Courier New" w:cs="Courier New"/>
+          <w:i/>
+          <w:iCs/>
+        </w:rPr>
+        <w:t xml:space="preserve"> Idella </w:t>
+      </w:r>
+      <w:proofErr w:type="spellStart"/>
+      <w:r>
+        <w:rPr>
+          <w:rFonts w:ascii="Courier New" w:hAnsi="Courier New" w:cs="Courier New"/>
+          <w:i/>
+          <w:iCs/>
+        </w:rPr>
+        <w:t>ta</w:t>
+      </w:r>
+      <w:r>
+        <w:rPr>
+          <w:rFonts w:ascii="Courier New" w:hAnsi="Courier New" w:cs="Courier New"/>
+          <w:i/>
+          <w:iCs/>
+        </w:rPr>
+        <w:t>gondidya</w:t>
+      </w:r>
+      <w:proofErr w:type="spellEnd"/>
+      <w:r>
+        <w:rPr>
+          <w:rFonts w:ascii="Courier New" w:hAnsi="Courier New" w:cs="Courier New"/>
+          <w:i/>
+          <w:iCs/>
+        </w:rPr>
+        <w:t>!</w:t>
       </w:r>
     </w:p>
     <w:p>
@@ -37892,17 +38100,15 @@
         <w:spacing w:line="240" w:lineRule="auto"/>
         <w:rPr>
           <w:rFonts w:ascii="Courier New" w:hAnsi="Courier New" w:cs="Courier New"/>
-          <w:i/>
-          <w:iCs/>
-        </w:rPr>
-      </w:pPr>
-      <w:r>
-        <w:rPr>
-          <w:rFonts w:ascii="Courier New" w:hAnsi="Courier New" w:cs="Courier New"/>
-          <w:b/>
-          <w:bCs/>
-        </w:rPr>
-        <w:t>INT. HALL – EVENING</w:t>
+        </w:rPr>
+      </w:pPr>
+      <w:r>
+        <w:rPr>
+          <w:rFonts w:ascii="Courier New" w:hAnsi="Courier New" w:cs="Courier New"/>
+          <w:b/>
+          <w:bCs/>
+        </w:rPr>
+        <w:t>INT. ROOM – DAY</w:t>
       </w:r>
       <w:r>
         <w:rPr>
@@ -37916,123 +38122,31 @@
         <w:rPr>
           <w:rFonts w:ascii="Courier New" w:hAnsi="Courier New" w:cs="Courier New"/>
         </w:rPr>
-        <w:t>Kriti faints.</w:t>
-      </w:r>
-      <w:r>
-        <w:rPr>
-          <w:rFonts w:ascii="Courier New" w:hAnsi="Courier New" w:cs="Courier New"/>
-        </w:rPr>
-        <w:t xml:space="preserve"> </w:t>
-      </w:r>
-      <w:r>
-        <w:rPr>
-          <w:rFonts w:ascii="Courier New" w:hAnsi="Courier New" w:cs="Courier New"/>
-        </w:rPr>
-        <w:t xml:space="preserve">He puts her </w:t>
-      </w:r>
-      <w:r>
-        <w:rPr>
-          <w:rFonts w:ascii="Courier New" w:hAnsi="Courier New" w:cs="Courier New"/>
-        </w:rPr>
-        <w:t>on the couch</w:t>
+        <w:t xml:space="preserve">He </w:t>
+      </w:r>
+      <w:r>
+        <w:rPr>
+          <w:rFonts w:ascii="Courier New" w:hAnsi="Courier New" w:cs="Courier New"/>
+        </w:rPr>
+        <w:t>is in front of</w:t>
+      </w:r>
+      <w:r>
+        <w:rPr>
+          <w:rFonts w:ascii="Courier New" w:hAnsi="Courier New" w:cs="Courier New"/>
+        </w:rPr>
+        <w:t xml:space="preserve"> his wife holding a baby</w:t>
+      </w:r>
+      <w:r>
+        <w:rPr>
+          <w:rFonts w:ascii="Courier New" w:hAnsi="Courier New" w:cs="Courier New"/>
+        </w:rPr>
+        <w:t xml:space="preserve"> sleeping on the bed</w:t>
       </w:r>
       <w:r>
         <w:rPr>
           <w:rFonts w:ascii="Courier New" w:hAnsi="Courier New" w:cs="Courier New"/>
         </w:rPr>
         <w:t>.</w:t>
-      </w:r>
-      <w:r>
-        <w:rPr>
-          <w:rFonts w:ascii="Courier New" w:hAnsi="Courier New" w:cs="Courier New"/>
-        </w:rPr>
-        <w:t xml:space="preserve"> </w:t>
-      </w:r>
-      <w:r>
-        <w:rPr>
-          <w:rFonts w:ascii="Courier New" w:hAnsi="Courier New" w:cs="Courier New"/>
-        </w:rPr>
-        <w:t>He is sitting in front of her.</w:t>
-      </w:r>
-      <w:r>
-        <w:rPr>
-          <w:rFonts w:ascii="Courier New" w:hAnsi="Courier New" w:cs="Courier New"/>
-        </w:rPr>
-        <w:t xml:space="preserve"> </w:t>
-      </w:r>
-      <w:r>
-        <w:rPr>
-          <w:rFonts w:ascii="Courier New" w:hAnsi="Courier New" w:cs="Courier New"/>
-        </w:rPr>
-        <w:t xml:space="preserve">KRITI: </w:t>
-      </w:r>
-      <w:r>
-        <w:rPr>
-          <w:rFonts w:ascii="Courier New" w:hAnsi="Courier New" w:cs="Courier New"/>
-          <w:i/>
-          <w:iCs/>
-        </w:rPr>
-        <w:t xml:space="preserve">Adi! </w:t>
-      </w:r>
-      <w:r>
-        <w:rPr>
-          <w:rFonts w:ascii="Courier New" w:hAnsi="Courier New" w:cs="Courier New"/>
-          <w:i/>
-          <w:iCs/>
-        </w:rPr>
-        <w:t xml:space="preserve">Ning </w:t>
-      </w:r>
-      <w:proofErr w:type="spellStart"/>
-      <w:r>
-        <w:rPr>
-          <w:rFonts w:ascii="Courier New" w:hAnsi="Courier New" w:cs="Courier New"/>
-          <w:i/>
-          <w:iCs/>
-        </w:rPr>
-        <w:t>eno</w:t>
-      </w:r>
-      <w:proofErr w:type="spellEnd"/>
-      <w:r>
-        <w:rPr>
-          <w:rFonts w:ascii="Courier New" w:hAnsi="Courier New" w:cs="Courier New"/>
-          <w:i/>
-          <w:iCs/>
-        </w:rPr>
-        <w:t xml:space="preserve"> </w:t>
-      </w:r>
-      <w:proofErr w:type="spellStart"/>
-      <w:r>
-        <w:rPr>
-          <w:rFonts w:ascii="Courier New" w:hAnsi="Courier New" w:cs="Courier New"/>
-          <w:i/>
-          <w:iCs/>
-        </w:rPr>
-        <w:t>helbeku</w:t>
-      </w:r>
-      <w:proofErr w:type="spellEnd"/>
-      <w:r>
-        <w:rPr>
-          <w:rFonts w:ascii="Courier New" w:hAnsi="Courier New" w:cs="Courier New"/>
-          <w:i/>
-          <w:iCs/>
-        </w:rPr>
-        <w:t xml:space="preserve">! </w:t>
-      </w:r>
-      <w:r>
-        <w:rPr>
-          <w:rFonts w:ascii="Courier New" w:hAnsi="Courier New" w:cs="Courier New"/>
-          <w:i/>
-          <w:iCs/>
-        </w:rPr>
-        <w:t xml:space="preserve">I </w:t>
-      </w:r>
-      <w:r>
-        <w:rPr>
-          <w:rFonts w:ascii="Courier New" w:hAnsi="Courier New" w:cs="Courier New"/>
-          <w:i/>
-          <w:iCs/>
-        </w:rPr>
-        <w:t>am pregnant!</w:t>
       </w:r>
     </w:p>
     <w:p>
@@ -38045,17 +38159,17 @@
         <w:spacing w:line="240" w:lineRule="auto"/>
         <w:rPr>
           <w:rFonts w:ascii="Courier New" w:hAnsi="Courier New" w:cs="Courier New"/>
-          <w:i/>
-          <w:iCs/>
-        </w:rPr>
-      </w:pPr>
-      <w:r>
-        <w:rPr>
-          <w:rFonts w:ascii="Courier New" w:hAnsi="Courier New" w:cs="Courier New"/>
-          <w:b/>
-          <w:bCs/>
-        </w:rPr>
-        <w:t>INT. HALL – EVENING</w:t>
+          <w:b/>
+          <w:bCs/>
+        </w:rPr>
+      </w:pPr>
+      <w:r>
+        <w:rPr>
+          <w:rFonts w:ascii="Courier New" w:hAnsi="Courier New" w:cs="Courier New"/>
+          <w:b/>
+          <w:bCs/>
+        </w:rPr>
+        <w:t>EXT. PARK – DAY</w:t>
       </w:r>
       <w:r>
         <w:rPr>
@@ -38069,159 +38183,37 @@
         <w:rPr>
           <w:rFonts w:ascii="Courier New" w:hAnsi="Courier New" w:cs="Courier New"/>
         </w:rPr>
-        <w:t>He is in front of Kriti.</w:t>
-      </w:r>
-      <w:r>
-        <w:rPr>
-          <w:rFonts w:ascii="Courier New" w:hAnsi="Courier New" w:cs="Courier New"/>
-        </w:rPr>
-        <w:t xml:space="preserve"> </w:t>
-      </w:r>
-      <w:r>
-        <w:rPr>
-          <w:rFonts w:ascii="Courier New" w:hAnsi="Courier New" w:cs="Courier New"/>
-        </w:rPr>
-        <w:t xml:space="preserve">KRITI: </w:t>
-      </w:r>
-      <w:r>
-        <w:rPr>
-          <w:rFonts w:ascii="Courier New" w:hAnsi="Courier New" w:cs="Courier New"/>
-          <w:i/>
-          <w:iCs/>
-        </w:rPr>
-        <w:t xml:space="preserve">Adi… </w:t>
-      </w:r>
-      <w:r>
-        <w:rPr>
-          <w:rFonts w:ascii="Courier New" w:hAnsi="Courier New" w:cs="Courier New"/>
-          <w:i/>
-          <w:iCs/>
-        </w:rPr>
-        <w:t xml:space="preserve">(flashback) </w:t>
-      </w:r>
-      <w:proofErr w:type="spellStart"/>
-      <w:r>
-        <w:rPr>
-          <w:rFonts w:ascii="Courier New" w:hAnsi="Courier New" w:cs="Courier New"/>
-          <w:i/>
-          <w:iCs/>
-        </w:rPr>
-        <w:t>namig</w:t>
-      </w:r>
-      <w:proofErr w:type="spellEnd"/>
-      <w:r>
-        <w:rPr>
-          <w:rFonts w:ascii="Courier New" w:hAnsi="Courier New" w:cs="Courier New"/>
-          <w:i/>
-          <w:iCs/>
-        </w:rPr>
-        <w:t xml:space="preserve"> </w:t>
-      </w:r>
-      <w:proofErr w:type="spellStart"/>
-      <w:r>
-        <w:rPr>
-          <w:rFonts w:ascii="Courier New" w:hAnsi="Courier New" w:cs="Courier New"/>
-          <w:i/>
-          <w:iCs/>
-        </w:rPr>
-        <w:t>innu</w:t>
-      </w:r>
-      <w:proofErr w:type="spellEnd"/>
-      <w:r>
-        <w:rPr>
-          <w:rFonts w:ascii="Courier New" w:hAnsi="Courier New" w:cs="Courier New"/>
-          <w:i/>
-          <w:iCs/>
-        </w:rPr>
-        <w:t xml:space="preserve"> </w:t>
-      </w:r>
-      <w:proofErr w:type="spellStart"/>
-      <w:r>
-        <w:rPr>
-          <w:rFonts w:ascii="Courier New" w:hAnsi="Courier New" w:cs="Courier New"/>
-          <w:i/>
-          <w:iCs/>
-        </w:rPr>
-        <w:t>magu</w:t>
-      </w:r>
-      <w:proofErr w:type="spellEnd"/>
-      <w:r>
-        <w:rPr>
-          <w:rFonts w:ascii="Courier New" w:hAnsi="Courier New" w:cs="Courier New"/>
-          <w:i/>
-          <w:iCs/>
-        </w:rPr>
-        <w:t xml:space="preserve"> agila</w:t>
-      </w:r>
-      <w:r>
-        <w:rPr>
-          <w:rFonts w:ascii="Courier New" w:hAnsi="Courier New" w:cs="Courier New"/>
-          <w:i/>
-          <w:iCs/>
-        </w:rPr>
-        <w:br/>
-      </w:r>
-      <w:r>
-        <w:rPr>
-          <w:rFonts w:ascii="Courier New" w:hAnsi="Courier New" w:cs="Courier New"/>
-        </w:rPr>
-        <w:t>She pulls out a toy.</w:t>
-      </w:r>
-      <w:r>
-        <w:rPr>
-          <w:rFonts w:ascii="Courier New" w:hAnsi="Courier New" w:cs="Courier New"/>
-        </w:rPr>
-        <w:t xml:space="preserve"> </w:t>
-      </w:r>
-      <w:r>
-        <w:rPr>
-          <w:rFonts w:ascii="Courier New" w:hAnsi="Courier New" w:cs="Courier New"/>
-        </w:rPr>
-        <w:t xml:space="preserve">KRITI: </w:t>
-      </w:r>
-      <w:proofErr w:type="spellStart"/>
-      <w:r>
-        <w:rPr>
-          <w:rFonts w:ascii="Courier New" w:hAnsi="Courier New" w:cs="Courier New"/>
-          <w:i/>
-          <w:iCs/>
-        </w:rPr>
-        <w:t>Avagle</w:t>
-      </w:r>
-      <w:proofErr w:type="spellEnd"/>
-      <w:r>
-        <w:rPr>
-          <w:rFonts w:ascii="Courier New" w:hAnsi="Courier New" w:cs="Courier New"/>
-          <w:i/>
-          <w:iCs/>
-        </w:rPr>
-        <w:t xml:space="preserve"> Idella </w:t>
-      </w:r>
-      <w:proofErr w:type="spellStart"/>
-      <w:r>
-        <w:rPr>
-          <w:rFonts w:ascii="Courier New" w:hAnsi="Courier New" w:cs="Courier New"/>
-          <w:i/>
-          <w:iCs/>
-        </w:rPr>
-        <w:t>ta</w:t>
-      </w:r>
-      <w:r>
-        <w:rPr>
-          <w:rFonts w:ascii="Courier New" w:hAnsi="Courier New" w:cs="Courier New"/>
-          <w:i/>
-          <w:iCs/>
-        </w:rPr>
-        <w:t>gondidya</w:t>
-      </w:r>
-      <w:proofErr w:type="spellEnd"/>
-      <w:r>
-        <w:rPr>
-          <w:rFonts w:ascii="Courier New" w:hAnsi="Courier New" w:cs="Courier New"/>
-          <w:i/>
-          <w:iCs/>
-        </w:rPr>
-        <w:t>!</w:t>
+        <w:t xml:space="preserve">He </w:t>
+      </w:r>
+      <w:r>
+        <w:rPr>
+          <w:rFonts w:ascii="Courier New" w:hAnsi="Courier New" w:cs="Courier New"/>
+        </w:rPr>
+        <w:t xml:space="preserve">helps his son </w:t>
+      </w:r>
+      <w:r>
+        <w:rPr>
+          <w:rFonts w:ascii="Courier New" w:hAnsi="Courier New" w:cs="Courier New"/>
+        </w:rPr>
+        <w:t xml:space="preserve">Ved </w:t>
+      </w:r>
+      <w:r>
+        <w:rPr>
+          <w:rFonts w:ascii="Courier New" w:hAnsi="Courier New" w:cs="Courier New"/>
+        </w:rPr>
+        <w:t>ride a bicycle</w:t>
+      </w:r>
+      <w:r>
+        <w:rPr>
+          <w:rFonts w:ascii="Courier New" w:hAnsi="Courier New" w:cs="Courier New"/>
+        </w:rPr>
+        <w:t xml:space="preserve"> for the first time</w:t>
+      </w:r>
+      <w:r>
+        <w:rPr>
+          <w:rFonts w:ascii="Courier New" w:hAnsi="Courier New" w:cs="Courier New"/>
+        </w:rPr>
+        <w:t xml:space="preserve">. </w:t>
       </w:r>
     </w:p>
     <w:p>
@@ -38234,15 +38226,17 @@
         <w:spacing w:line="240" w:lineRule="auto"/>
         <w:rPr>
           <w:rFonts w:ascii="Courier New" w:hAnsi="Courier New" w:cs="Courier New"/>
-        </w:rPr>
-      </w:pPr>
-      <w:r>
-        <w:rPr>
-          <w:rFonts w:ascii="Courier New" w:hAnsi="Courier New" w:cs="Courier New"/>
-          <w:b/>
-          <w:bCs/>
-        </w:rPr>
-        <w:t>INT. ROOM – DAY</w:t>
+          <w:b/>
+          <w:bCs/>
+        </w:rPr>
+      </w:pPr>
+      <w:r>
+        <w:rPr>
+          <w:rFonts w:ascii="Courier New" w:hAnsi="Courier New" w:cs="Courier New"/>
+          <w:b/>
+          <w:bCs/>
+        </w:rPr>
+        <w:t>INT. HOUSE – DAY</w:t>
       </w:r>
       <w:r>
         <w:rPr>
@@ -38256,31 +38250,7 @@
         <w:rPr>
           <w:rFonts w:ascii="Courier New" w:hAnsi="Courier New" w:cs="Courier New"/>
         </w:rPr>
-        <w:t xml:space="preserve">He </w:t>
-      </w:r>
-      <w:r>
-        <w:rPr>
-          <w:rFonts w:ascii="Courier New" w:hAnsi="Courier New" w:cs="Courier New"/>
-        </w:rPr>
-        <w:t>is in front of</w:t>
-      </w:r>
-      <w:r>
-        <w:rPr>
-          <w:rFonts w:ascii="Courier New" w:hAnsi="Courier New" w:cs="Courier New"/>
-        </w:rPr>
-        <w:t xml:space="preserve"> his wife holding a baby</w:t>
-      </w:r>
-      <w:r>
-        <w:rPr>
-          <w:rFonts w:ascii="Courier New" w:hAnsi="Courier New" w:cs="Courier New"/>
-        </w:rPr>
-        <w:t xml:space="preserve"> sleeping on the bed</w:t>
-      </w:r>
-      <w:r>
-        <w:rPr>
-          <w:rFonts w:ascii="Courier New" w:hAnsi="Courier New" w:cs="Courier New"/>
-        </w:rPr>
-        <w:t>.</w:t>
+        <w:t>Kriti applies ointment on Ved’s scraped knees.</w:t>
       </w:r>
     </w:p>
     <w:p>
@@ -38303,7 +38273,7 @@
           <w:b/>
           <w:bCs/>
         </w:rPr>
-        <w:t>EXT. PARK – DAY</w:t>
+        <w:t>INT. ROOM – NIGHT</w:t>
       </w:r>
       <w:r>
         <w:rPr>
@@ -38323,31 +38293,87 @@
         <w:rPr>
           <w:rFonts w:ascii="Courier New" w:hAnsi="Courier New" w:cs="Courier New"/>
         </w:rPr>
-        <w:t xml:space="preserve">helps his son </w:t>
-      </w:r>
-      <w:r>
-        <w:rPr>
-          <w:rFonts w:ascii="Courier New" w:hAnsi="Courier New" w:cs="Courier New"/>
-        </w:rPr>
-        <w:t xml:space="preserve">Ved </w:t>
-      </w:r>
-      <w:r>
-        <w:rPr>
-          <w:rFonts w:ascii="Courier New" w:hAnsi="Courier New" w:cs="Courier New"/>
-        </w:rPr>
-        <w:t>ride a bicycle</w:t>
-      </w:r>
-      <w:r>
-        <w:rPr>
-          <w:rFonts w:ascii="Courier New" w:hAnsi="Courier New" w:cs="Courier New"/>
-        </w:rPr>
-        <w:t xml:space="preserve"> for the first time</w:t>
-      </w:r>
-      <w:r>
-        <w:rPr>
-          <w:rFonts w:ascii="Courier New" w:hAnsi="Courier New" w:cs="Courier New"/>
-        </w:rPr>
-        <w:t xml:space="preserve">. </w:t>
+        <w:t xml:space="preserve">is in front of the wardrobe in his room. </w:t>
+      </w:r>
+      <w:r>
+        <w:rPr>
+          <w:rFonts w:ascii="Courier New" w:hAnsi="Courier New" w:cs="Courier New"/>
+        </w:rPr>
+        <w:t xml:space="preserve">Banging his head. </w:t>
+      </w:r>
+      <w:r>
+        <w:rPr>
+          <w:rFonts w:ascii="Courier New" w:hAnsi="Courier New" w:cs="Courier New"/>
+        </w:rPr>
+        <w:t xml:space="preserve">Suddenly a hand taps his shoulder. GIRI: </w:t>
+      </w:r>
+      <w:r>
+        <w:rPr>
+          <w:rFonts w:ascii="Courier New" w:hAnsi="Courier New" w:cs="Courier New"/>
+          <w:i/>
+          <w:iCs/>
+        </w:rPr>
+        <w:t>Mathe</w:t>
+      </w:r>
+      <w:r>
+        <w:rPr>
+          <w:rFonts w:ascii="Courier New" w:hAnsi="Courier New" w:cs="Courier New"/>
+          <w:i/>
+          <w:iCs/>
+        </w:rPr>
+        <w:t xml:space="preserve"> sleepwalking</w:t>
+      </w:r>
+      <w:r>
+        <w:rPr>
+          <w:rFonts w:ascii="Courier New" w:hAnsi="Courier New" w:cs="Courier New"/>
+          <w:i/>
+          <w:iCs/>
+        </w:rPr>
+        <w:t xml:space="preserve"> </w:t>
+      </w:r>
+      <w:proofErr w:type="spellStart"/>
+      <w:r>
+        <w:rPr>
+          <w:rFonts w:ascii="Courier New" w:hAnsi="Courier New" w:cs="Courier New"/>
+          <w:i/>
+          <w:iCs/>
+        </w:rPr>
+        <w:t>madtidaya</w:t>
+      </w:r>
+      <w:proofErr w:type="spellEnd"/>
+      <w:r>
+        <w:rPr>
+          <w:rFonts w:ascii="Courier New" w:hAnsi="Courier New" w:cs="Courier New"/>
+          <w:i/>
+          <w:iCs/>
+        </w:rPr>
+        <w:t>?</w:t>
+      </w:r>
+      <w:r>
+        <w:rPr>
+          <w:rFonts w:ascii="Courier New" w:hAnsi="Courier New" w:cs="Courier New"/>
+          <w:i/>
+          <w:iCs/>
+        </w:rPr>
+        <w:t xml:space="preserve"> Mathre </w:t>
+      </w:r>
+      <w:proofErr w:type="spellStart"/>
+      <w:r>
+        <w:rPr>
+          <w:rFonts w:ascii="Courier New" w:hAnsi="Courier New" w:cs="Courier New"/>
+          <w:i/>
+          <w:iCs/>
+        </w:rPr>
+        <w:t>tagondya</w:t>
+      </w:r>
+      <w:proofErr w:type="spellEnd"/>
+      <w:r>
+        <w:rPr>
+          <w:rFonts w:ascii="Courier New" w:hAnsi="Courier New" w:cs="Courier New"/>
+          <w:i/>
+          <w:iCs/>
+        </w:rPr>
+        <w:t>?</w:t>
       </w:r>
     </w:p>
     <w:p>
@@ -38370,7 +38396,7 @@
           <w:b/>
           <w:bCs/>
         </w:rPr>
-        <w:t>INT. HOUSE – DAY</w:t>
+        <w:t>INT. HALL – EVENING</w:t>
       </w:r>
       <w:r>
         <w:rPr>
@@ -38384,8 +38410,122 @@
         <w:rPr>
           <w:rFonts w:ascii="Courier New" w:hAnsi="Courier New" w:cs="Courier New"/>
         </w:rPr>
-        <w:t>Kriti applies ointment on Ved’s scraped knees.</w:t>
-      </w:r>
+        <w:t>V</w:t>
+      </w:r>
+      <w:r>
+        <w:rPr>
+          <w:rFonts w:ascii="Courier New" w:hAnsi="Courier New" w:cs="Courier New"/>
+        </w:rPr>
+        <w:t xml:space="preserve">ed </w:t>
+      </w:r>
+      <w:r>
+        <w:rPr>
+          <w:rFonts w:ascii="Courier New" w:hAnsi="Courier New" w:cs="Courier New"/>
+          <w:i/>
+          <w:iCs/>
+        </w:rPr>
+        <w:t>(softly)</w:t>
+      </w:r>
+      <w:r>
+        <w:rPr>
+          <w:rFonts w:ascii="Courier New" w:hAnsi="Courier New" w:cs="Courier New"/>
+        </w:rPr>
+        <w:t>:</w:t>
+      </w:r>
+      <w:r>
+        <w:rPr>
+          <w:rFonts w:ascii="Courier New" w:hAnsi="Courier New" w:cs="Courier New"/>
+        </w:rPr>
+        <w:t xml:space="preserve"> </w:t>
+      </w:r>
+      <w:r>
+        <w:rPr>
+          <w:rFonts w:ascii="Courier New" w:hAnsi="Courier New" w:cs="Courier New"/>
+          <w:i/>
+          <w:iCs/>
+        </w:rPr>
+        <w:t>App</w:t>
+      </w:r>
+      <w:r>
+        <w:rPr>
+          <w:rFonts w:ascii="Courier New" w:hAnsi="Courier New" w:cs="Courier New"/>
+          <w:i/>
+          <w:iCs/>
+        </w:rPr>
+        <w:t>a</w:t>
+      </w:r>
+      <w:r>
+        <w:rPr>
+          <w:rFonts w:ascii="Courier New" w:hAnsi="Courier New" w:cs="Courier New"/>
+          <w:i/>
+          <w:iCs/>
+        </w:rPr>
+        <w:t xml:space="preserve">! Nam manel deva </w:t>
+      </w:r>
+      <w:proofErr w:type="spellStart"/>
+      <w:r>
+        <w:rPr>
+          <w:rFonts w:ascii="Courier New" w:hAnsi="Courier New" w:cs="Courier New"/>
+          <w:i/>
+          <w:iCs/>
+        </w:rPr>
+        <w:t>idya</w:t>
+      </w:r>
+      <w:proofErr w:type="spellEnd"/>
+      <w:r>
+        <w:rPr>
+          <w:rFonts w:ascii="Courier New" w:hAnsi="Courier New" w:cs="Courier New"/>
+          <w:i/>
+          <w:iCs/>
+        </w:rPr>
+        <w:t xml:space="preserve">? Naan </w:t>
+      </w:r>
+      <w:proofErr w:type="spellStart"/>
+      <w:r>
+        <w:rPr>
+          <w:rFonts w:ascii="Courier New" w:hAnsi="Courier New" w:cs="Courier New"/>
+          <w:i/>
+          <w:iCs/>
+        </w:rPr>
+        <w:t>ajji</w:t>
+      </w:r>
+      <w:proofErr w:type="spellEnd"/>
+      <w:r>
+        <w:rPr>
+          <w:rFonts w:ascii="Courier New" w:hAnsi="Courier New" w:cs="Courier New"/>
+          <w:i/>
+          <w:iCs/>
+        </w:rPr>
+        <w:t xml:space="preserve"> photo </w:t>
+      </w:r>
+      <w:proofErr w:type="spellStart"/>
+      <w:r>
+        <w:rPr>
+          <w:rFonts w:ascii="Courier New" w:hAnsi="Courier New" w:cs="Courier New"/>
+          <w:i/>
+          <w:iCs/>
+        </w:rPr>
+        <w:t>alad</w:t>
+      </w:r>
+      <w:proofErr w:type="spellEnd"/>
+      <w:r>
+        <w:rPr>
+          <w:rFonts w:ascii="Courier New" w:hAnsi="Courier New" w:cs="Courier New"/>
+          <w:i/>
+          <w:iCs/>
+        </w:rPr>
+        <w:t xml:space="preserve"> </w:t>
+      </w:r>
+      <w:proofErr w:type="spellStart"/>
+      <w:r>
+        <w:rPr>
+          <w:rFonts w:ascii="Courier New" w:hAnsi="Courier New" w:cs="Courier New"/>
+          <w:i/>
+          <w:iCs/>
+        </w:rPr>
+        <w:t>nodide</w:t>
+      </w:r>
+      <w:proofErr w:type="spellEnd"/>
     </w:p>
     <w:p>
       <w:pPr>
@@ -38407,7 +38547,7 @@
           <w:b/>
           <w:bCs/>
         </w:rPr>
-        <w:t>INT. ROOM – NIGHT</w:t>
+        <w:t>INT. OFFICE – DAY</w:t>
       </w:r>
       <w:r>
         <w:rPr>
@@ -38421,93 +38561,85 @@
         <w:rPr>
           <w:rFonts w:ascii="Courier New" w:hAnsi="Courier New" w:cs="Courier New"/>
         </w:rPr>
-        <w:t xml:space="preserve">He </w:t>
-      </w:r>
-      <w:r>
-        <w:rPr>
-          <w:rFonts w:ascii="Courier New" w:hAnsi="Courier New" w:cs="Courier New"/>
-        </w:rPr>
-        <w:t xml:space="preserve">is in front of the wardrobe in his room. </w:t>
-      </w:r>
-      <w:r>
-        <w:rPr>
-          <w:rFonts w:ascii="Courier New" w:hAnsi="Courier New" w:cs="Courier New"/>
-        </w:rPr>
-        <w:t xml:space="preserve">Banging his head. </w:t>
-      </w:r>
-      <w:r>
-        <w:rPr>
-          <w:rFonts w:ascii="Courier New" w:hAnsi="Courier New" w:cs="Courier New"/>
-        </w:rPr>
-        <w:t xml:space="preserve">Suddenly a hand taps his shoulder. GIRI: </w:t>
-      </w:r>
-      <w:r>
-        <w:rPr>
-          <w:rFonts w:ascii="Courier New" w:hAnsi="Courier New" w:cs="Courier New"/>
-          <w:i/>
-          <w:iCs/>
-        </w:rPr>
-        <w:t>Mathe</w:t>
-      </w:r>
-      <w:r>
-        <w:rPr>
-          <w:rFonts w:ascii="Courier New" w:hAnsi="Courier New" w:cs="Courier New"/>
-          <w:i/>
-          <w:iCs/>
-        </w:rPr>
-        <w:t xml:space="preserve"> sleepwalking</w:t>
-      </w:r>
-      <w:r>
-        <w:rPr>
-          <w:rFonts w:ascii="Courier New" w:hAnsi="Courier New" w:cs="Courier New"/>
-          <w:i/>
-          <w:iCs/>
-        </w:rPr>
-        <w:t xml:space="preserve"> </w:t>
-      </w:r>
-      <w:proofErr w:type="spellStart"/>
-      <w:r>
-        <w:rPr>
-          <w:rFonts w:ascii="Courier New" w:hAnsi="Courier New" w:cs="Courier New"/>
-          <w:i/>
-          <w:iCs/>
-        </w:rPr>
-        <w:t>madtidaya</w:t>
-      </w:r>
-      <w:proofErr w:type="spellEnd"/>
-      <w:r>
-        <w:rPr>
-          <w:rFonts w:ascii="Courier New" w:hAnsi="Courier New" w:cs="Courier New"/>
-          <w:i/>
-          <w:iCs/>
-        </w:rPr>
-        <w:t>?</w:t>
-      </w:r>
-      <w:r>
-        <w:rPr>
-          <w:rFonts w:ascii="Courier New" w:hAnsi="Courier New" w:cs="Courier New"/>
-          <w:i/>
-          <w:iCs/>
-        </w:rPr>
-        <w:t xml:space="preserve"> Mathre </w:t>
-      </w:r>
-      <w:proofErr w:type="spellStart"/>
-      <w:r>
-        <w:rPr>
-          <w:rFonts w:ascii="Courier New" w:hAnsi="Courier New" w:cs="Courier New"/>
-          <w:i/>
-          <w:iCs/>
-        </w:rPr>
-        <w:t>tagondya</w:t>
-      </w:r>
-      <w:proofErr w:type="spellEnd"/>
-      <w:r>
-        <w:rPr>
-          <w:rFonts w:ascii="Courier New" w:hAnsi="Courier New" w:cs="Courier New"/>
-          <w:i/>
-          <w:iCs/>
-        </w:rPr>
-        <w:t>?</w:t>
+        <w:t>He is in front of his boss. The</w:t>
+      </w:r>
+      <w:r>
+        <w:rPr>
+          <w:rFonts w:ascii="Courier New" w:hAnsi="Courier New" w:cs="Courier New"/>
+        </w:rPr>
+        <w:t xml:space="preserve"> </w:t>
+      </w:r>
+      <w:r>
+        <w:rPr>
+          <w:rFonts w:ascii="Courier New" w:hAnsi="Courier New" w:cs="Courier New"/>
+        </w:rPr>
+        <w:t>boss is stern</w:t>
+      </w:r>
+      <w:r>
+        <w:rPr>
+          <w:rFonts w:ascii="Courier New" w:hAnsi="Courier New" w:cs="Courier New"/>
+        </w:rPr>
+        <w:t xml:space="preserve"> and throws a file.</w:t>
+      </w:r>
+      <w:r>
+        <w:rPr>
+          <w:rFonts w:ascii="Courier New" w:hAnsi="Courier New" w:cs="Courier New"/>
+        </w:rPr>
+        <w:br/>
+      </w:r>
+      <w:r>
+        <w:rPr>
+          <w:rFonts w:ascii="Courier New" w:hAnsi="Courier New" w:cs="Courier New"/>
+        </w:rPr>
+        <w:t xml:space="preserve">BOSS: </w:t>
+      </w:r>
+      <w:r>
+        <w:rPr>
+          <w:rFonts w:ascii="Courier New" w:hAnsi="Courier New" w:cs="Courier New"/>
+          <w:i/>
+          <w:iCs/>
+        </w:rPr>
+        <w:t>Your performance will</w:t>
+      </w:r>
+      <w:r>
+        <w:rPr>
+          <w:rFonts w:ascii="Courier New" w:hAnsi="Courier New" w:cs="Courier New"/>
+          <w:i/>
+          <w:iCs/>
+        </w:rPr>
+        <w:t xml:space="preserve"> affect your </w:t>
+      </w:r>
+      <w:r>
+        <w:rPr>
+          <w:rFonts w:ascii="Courier New" w:hAnsi="Courier New" w:cs="Courier New"/>
+          <w:i/>
+          <w:iCs/>
+        </w:rPr>
+        <w:t xml:space="preserve">career and </w:t>
+      </w:r>
+      <w:r>
+        <w:rPr>
+          <w:rFonts w:ascii="Courier New" w:hAnsi="Courier New" w:cs="Courier New"/>
+          <w:i/>
+          <w:iCs/>
+        </w:rPr>
+        <w:t xml:space="preserve">your </w:t>
+      </w:r>
+      <w:r>
+        <w:rPr>
+          <w:rFonts w:ascii="Courier New" w:hAnsi="Courier New" w:cs="Courier New"/>
+          <w:i/>
+          <w:iCs/>
+        </w:rPr>
+        <w:t>future</w:t>
+      </w:r>
+      <w:r>
+        <w:rPr>
+          <w:rFonts w:ascii="Courier New" w:hAnsi="Courier New" w:cs="Courier New"/>
+          <w:i/>
+          <w:iCs/>
+        </w:rPr>
+        <w:t>.</w:t>
       </w:r>
     </w:p>
     <w:p>
@@ -38520,8 +38652,6 @@
         <w:spacing w:line="240" w:lineRule="auto"/>
         <w:rPr>
           <w:rFonts w:ascii="Courier New" w:hAnsi="Courier New" w:cs="Courier New"/>
-          <w:b/>
-          <w:bCs/>
         </w:rPr>
       </w:pPr>
       <w:r>
@@ -38544,122 +38674,390 @@
         <w:rPr>
           <w:rFonts w:ascii="Courier New" w:hAnsi="Courier New" w:cs="Courier New"/>
         </w:rPr>
-        <w:t>V</w:t>
-      </w:r>
-      <w:r>
-        <w:rPr>
-          <w:rFonts w:ascii="Courier New" w:hAnsi="Courier New" w:cs="Courier New"/>
-        </w:rPr>
-        <w:t xml:space="preserve">ed </w:t>
-      </w:r>
-      <w:r>
-        <w:rPr>
-          <w:rFonts w:ascii="Courier New" w:hAnsi="Courier New" w:cs="Courier New"/>
-          <w:i/>
-          <w:iCs/>
-        </w:rPr>
-        <w:t>(softly)</w:t>
-      </w:r>
-      <w:r>
-        <w:rPr>
-          <w:rFonts w:ascii="Courier New" w:hAnsi="Courier New" w:cs="Courier New"/>
-        </w:rPr>
-        <w:t>:</w:t>
-      </w:r>
-      <w:r>
-        <w:rPr>
-          <w:rFonts w:ascii="Courier New" w:hAnsi="Courier New" w:cs="Courier New"/>
-        </w:rPr>
-        <w:t xml:space="preserve"> </w:t>
-      </w:r>
-      <w:r>
-        <w:rPr>
-          <w:rFonts w:ascii="Courier New" w:hAnsi="Courier New" w:cs="Courier New"/>
-          <w:i/>
-          <w:iCs/>
-        </w:rPr>
-        <w:t>App</w:t>
-      </w:r>
-      <w:r>
-        <w:rPr>
-          <w:rFonts w:ascii="Courier New" w:hAnsi="Courier New" w:cs="Courier New"/>
-          <w:i/>
-          <w:iCs/>
-        </w:rPr>
-        <w:t>a</w:t>
-      </w:r>
-      <w:r>
-        <w:rPr>
-          <w:rFonts w:ascii="Courier New" w:hAnsi="Courier New" w:cs="Courier New"/>
-          <w:i/>
-          <w:iCs/>
-        </w:rPr>
-        <w:t xml:space="preserve">! Nam manel deva </w:t>
-      </w:r>
-      <w:proofErr w:type="spellStart"/>
-      <w:r>
-        <w:rPr>
-          <w:rFonts w:ascii="Courier New" w:hAnsi="Courier New" w:cs="Courier New"/>
-          <w:i/>
-          <w:iCs/>
-        </w:rPr>
-        <w:t>idya</w:t>
-      </w:r>
-      <w:proofErr w:type="spellEnd"/>
-      <w:r>
-        <w:rPr>
-          <w:rFonts w:ascii="Courier New" w:hAnsi="Courier New" w:cs="Courier New"/>
-          <w:i/>
-          <w:iCs/>
-        </w:rPr>
-        <w:t xml:space="preserve">? Naan </w:t>
-      </w:r>
-      <w:proofErr w:type="spellStart"/>
-      <w:r>
-        <w:rPr>
-          <w:rFonts w:ascii="Courier New" w:hAnsi="Courier New" w:cs="Courier New"/>
-          <w:i/>
-          <w:iCs/>
-        </w:rPr>
-        <w:t>ajji</w:t>
-      </w:r>
-      <w:proofErr w:type="spellEnd"/>
-      <w:r>
-        <w:rPr>
-          <w:rFonts w:ascii="Courier New" w:hAnsi="Courier New" w:cs="Courier New"/>
-          <w:i/>
-          <w:iCs/>
-        </w:rPr>
-        <w:t xml:space="preserve"> photo </w:t>
-      </w:r>
-      <w:proofErr w:type="spellStart"/>
-      <w:r>
-        <w:rPr>
-          <w:rFonts w:ascii="Courier New" w:hAnsi="Courier New" w:cs="Courier New"/>
-          <w:i/>
-          <w:iCs/>
-        </w:rPr>
-        <w:t>alad</w:t>
-      </w:r>
-      <w:proofErr w:type="spellEnd"/>
-      <w:r>
-        <w:rPr>
-          <w:rFonts w:ascii="Courier New" w:hAnsi="Courier New" w:cs="Courier New"/>
-          <w:i/>
-          <w:iCs/>
-        </w:rPr>
-        <w:t xml:space="preserve"> </w:t>
-      </w:r>
-      <w:proofErr w:type="spellStart"/>
-      <w:r>
-        <w:rPr>
-          <w:rFonts w:ascii="Courier New" w:hAnsi="Courier New" w:cs="Courier New"/>
-          <w:i/>
-          <w:iCs/>
-        </w:rPr>
-        <w:t>nodide</w:t>
-      </w:r>
-      <w:proofErr w:type="spellEnd"/>
+        <w:t xml:space="preserve">Kriti is well </w:t>
+      </w:r>
+      <w:r>
+        <w:rPr>
+          <w:rFonts w:ascii="Courier New" w:hAnsi="Courier New" w:cs="Courier New"/>
+        </w:rPr>
+        <w:t>dressed,</w:t>
+      </w:r>
+      <w:r>
+        <w:rPr>
+          <w:rFonts w:ascii="Courier New" w:hAnsi="Courier New" w:cs="Courier New"/>
+        </w:rPr>
+        <w:t xml:space="preserve"> and</w:t>
+      </w:r>
+      <w:r>
+        <w:rPr>
+          <w:rFonts w:ascii="Courier New" w:hAnsi="Courier New" w:cs="Courier New"/>
+        </w:rPr>
+        <w:t xml:space="preserve"> he is in a tuxedo</w:t>
+      </w:r>
+      <w:r>
+        <w:rPr>
+          <w:rFonts w:ascii="Courier New" w:hAnsi="Courier New" w:cs="Courier New"/>
+        </w:rPr>
+        <w:t>. Kriti looks at Ved.</w:t>
+      </w:r>
+      <w:r>
+        <w:rPr>
+          <w:rFonts w:ascii="Courier New" w:hAnsi="Courier New" w:cs="Courier New"/>
+        </w:rPr>
+        <w:br/>
+        <w:t xml:space="preserve">KRITI: </w:t>
+      </w:r>
+      <w:r>
+        <w:rPr>
+          <w:rFonts w:ascii="Courier New" w:hAnsi="Courier New" w:cs="Courier New"/>
+        </w:rPr>
+        <w:t xml:space="preserve">Ved! Hata </w:t>
+      </w:r>
+      <w:proofErr w:type="spellStart"/>
+      <w:r>
+        <w:rPr>
+          <w:rFonts w:ascii="Courier New" w:hAnsi="Courier New" w:cs="Courier New"/>
+        </w:rPr>
+        <w:t>madbeda</w:t>
+      </w:r>
+      <w:proofErr w:type="spellEnd"/>
+      <w:r>
+        <w:rPr>
+          <w:rFonts w:ascii="Courier New" w:hAnsi="Courier New" w:cs="Courier New"/>
+        </w:rPr>
+        <w:t xml:space="preserve"> </w:t>
+      </w:r>
+      <w:proofErr w:type="spellStart"/>
+      <w:r>
+        <w:rPr>
+          <w:rFonts w:ascii="Courier New" w:hAnsi="Courier New" w:cs="Courier New"/>
+        </w:rPr>
+        <w:t>Ivath</w:t>
+      </w:r>
+      <w:proofErr w:type="spellEnd"/>
+      <w:r>
+        <w:rPr>
+          <w:rFonts w:ascii="Courier New" w:hAnsi="Courier New" w:cs="Courier New"/>
+        </w:rPr>
+        <w:t xml:space="preserve"> </w:t>
+      </w:r>
+      <w:proofErr w:type="spellStart"/>
+      <w:r>
+        <w:rPr>
+          <w:rFonts w:ascii="Courier New" w:hAnsi="Courier New" w:cs="Courier New"/>
+        </w:rPr>
+        <w:t>nam</w:t>
+      </w:r>
+      <w:proofErr w:type="spellEnd"/>
+      <w:r>
+        <w:rPr>
+          <w:rFonts w:ascii="Courier New" w:hAnsi="Courier New" w:cs="Courier New"/>
+        </w:rPr>
+        <w:t xml:space="preserve"> anniversary! Adi </w:t>
+      </w:r>
+      <w:proofErr w:type="spellStart"/>
+      <w:r>
+        <w:rPr>
+          <w:rFonts w:ascii="Courier New" w:hAnsi="Courier New" w:cs="Courier New"/>
+        </w:rPr>
+        <w:t>neen</w:t>
+      </w:r>
+      <w:proofErr w:type="spellEnd"/>
+      <w:r>
+        <w:rPr>
+          <w:rFonts w:ascii="Courier New" w:hAnsi="Courier New" w:cs="Courier New"/>
+        </w:rPr>
+        <w:t xml:space="preserve"> </w:t>
+      </w:r>
+      <w:proofErr w:type="spellStart"/>
+      <w:r>
+        <w:rPr>
+          <w:rFonts w:ascii="Courier New" w:hAnsi="Courier New" w:cs="Courier New"/>
+        </w:rPr>
+        <w:t>adru</w:t>
+      </w:r>
+      <w:proofErr w:type="spellEnd"/>
+      <w:r>
+        <w:rPr>
+          <w:rFonts w:ascii="Courier New" w:hAnsi="Courier New" w:cs="Courier New"/>
+        </w:rPr>
+        <w:t xml:space="preserve"> </w:t>
+      </w:r>
+      <w:proofErr w:type="spellStart"/>
+      <w:r>
+        <w:rPr>
+          <w:rFonts w:ascii="Courier New" w:hAnsi="Courier New" w:cs="Courier New"/>
+        </w:rPr>
+        <w:t>helu</w:t>
+      </w:r>
+      <w:proofErr w:type="spellEnd"/>
+      <w:r>
+        <w:rPr>
+          <w:rFonts w:ascii="Courier New" w:hAnsi="Courier New" w:cs="Courier New"/>
+        </w:rPr>
+        <w:t xml:space="preserve"> </w:t>
+      </w:r>
+      <w:proofErr w:type="spellStart"/>
+      <w:r>
+        <w:rPr>
+          <w:rFonts w:ascii="Courier New" w:hAnsi="Courier New" w:cs="Courier New"/>
+        </w:rPr>
+        <w:t>avnge</w:t>
+      </w:r>
+      <w:proofErr w:type="spellEnd"/>
+      <w:r>
+        <w:rPr>
+          <w:rFonts w:ascii="Courier New" w:hAnsi="Courier New" w:cs="Courier New"/>
+        </w:rPr>
+        <w:t>!</w:t>
+      </w:r>
+    </w:p>
+    <w:p>
+      <w:pPr>
+        <w:pStyle w:val="ListParagraph"/>
+        <w:spacing w:line="240" w:lineRule="auto"/>
+        <w:rPr>
+          <w:rFonts w:ascii="Courier New" w:hAnsi="Courier New" w:cs="Courier New"/>
+          <w:b/>
+          <w:bCs/>
+          <w:i/>
+          <w:iCs/>
+        </w:rPr>
+      </w:pPr>
+      <w:proofErr w:type="spellStart"/>
+      <w:r>
+        <w:rPr>
+          <w:rFonts w:ascii="Courier New" w:hAnsi="Courier New" w:cs="Courier New"/>
+        </w:rPr>
+        <w:t>Naale</w:t>
+      </w:r>
+      <w:proofErr w:type="spellEnd"/>
+      <w:r>
+        <w:rPr>
+          <w:rFonts w:ascii="Courier New" w:hAnsi="Courier New" w:cs="Courier New"/>
+        </w:rPr>
+        <w:t xml:space="preserve"> </w:t>
+      </w:r>
+      <w:proofErr w:type="spellStart"/>
+      <w:r>
+        <w:rPr>
+          <w:rFonts w:ascii="Courier New" w:hAnsi="Courier New" w:cs="Courier New"/>
+        </w:rPr>
+        <w:t>elaru</w:t>
+      </w:r>
+      <w:proofErr w:type="spellEnd"/>
+      <w:r>
+        <w:rPr>
+          <w:rFonts w:ascii="Courier New" w:hAnsi="Courier New" w:cs="Courier New"/>
+        </w:rPr>
+        <w:t xml:space="preserve"> </w:t>
+      </w:r>
+      <w:proofErr w:type="spellStart"/>
+      <w:r>
+        <w:rPr>
+          <w:rFonts w:ascii="Courier New" w:hAnsi="Courier New" w:cs="Courier New"/>
+        </w:rPr>
+        <w:t>ottige</w:t>
+      </w:r>
+      <w:proofErr w:type="spellEnd"/>
+      <w:r>
+        <w:rPr>
+          <w:rFonts w:ascii="Courier New" w:hAnsi="Courier New" w:cs="Courier New"/>
+        </w:rPr>
+        <w:t xml:space="preserve"> ache </w:t>
+      </w:r>
+      <w:proofErr w:type="spellStart"/>
+      <w:r>
+        <w:rPr>
+          <w:rFonts w:ascii="Courier New" w:hAnsi="Courier New" w:cs="Courier New"/>
+        </w:rPr>
+        <w:t>hogana</w:t>
+      </w:r>
+      <w:proofErr w:type="spellEnd"/>
+      <w:r>
+        <w:rPr>
+          <w:rFonts w:ascii="Courier New" w:hAnsi="Courier New" w:cs="Courier New"/>
+        </w:rPr>
+        <w:t>.</w:t>
+      </w:r>
+      <w:r>
+        <w:rPr>
+          <w:rFonts w:ascii="Courier New" w:hAnsi="Courier New" w:cs="Courier New"/>
+        </w:rPr>
+        <w:t xml:space="preserve"> Adi time </w:t>
+      </w:r>
+      <w:proofErr w:type="spellStart"/>
+      <w:r>
+        <w:rPr>
+          <w:rFonts w:ascii="Courier New" w:hAnsi="Courier New" w:cs="Courier New"/>
+        </w:rPr>
+        <w:t>aytu</w:t>
+      </w:r>
+      <w:proofErr w:type="spellEnd"/>
+      <w:r>
+        <w:rPr>
+          <w:rFonts w:ascii="Courier New" w:hAnsi="Courier New" w:cs="Courier New"/>
+        </w:rPr>
+        <w:t xml:space="preserve"> </w:t>
+      </w:r>
+      <w:proofErr w:type="spellStart"/>
+      <w:r>
+        <w:rPr>
+          <w:rFonts w:ascii="Courier New" w:hAnsi="Courier New" w:cs="Courier New"/>
+        </w:rPr>
+        <w:t>Horadana</w:t>
+      </w:r>
+      <w:proofErr w:type="spellEnd"/>
+      <w:r>
+        <w:rPr>
+          <w:rFonts w:ascii="Courier New" w:hAnsi="Courier New" w:cs="Courier New"/>
+        </w:rPr>
+        <w:t>?</w:t>
+      </w:r>
+      <w:r>
+        <w:rPr>
+          <w:rFonts w:ascii="Courier New" w:hAnsi="Courier New" w:cs="Courier New"/>
+        </w:rPr>
+        <w:br/>
+      </w:r>
+      <w:r>
+        <w:rPr>
+          <w:rFonts w:ascii="Courier New" w:hAnsi="Courier New" w:cs="Courier New"/>
+        </w:rPr>
+        <w:t>His phone rings</w:t>
+      </w:r>
+      <w:r>
+        <w:rPr>
+          <w:rFonts w:ascii="Courier New" w:hAnsi="Courier New" w:cs="Courier New"/>
+        </w:rPr>
+        <w:t xml:space="preserve"> and the c</w:t>
+      </w:r>
+      <w:r>
+        <w:rPr>
+          <w:rFonts w:ascii="Courier New" w:hAnsi="Courier New" w:cs="Courier New"/>
+        </w:rPr>
+        <w:t>all</w:t>
+      </w:r>
+      <w:r>
+        <w:rPr>
+          <w:rFonts w:ascii="Courier New" w:hAnsi="Courier New" w:cs="Courier New"/>
+        </w:rPr>
+        <w:t xml:space="preserve"> from</w:t>
+      </w:r>
+      <w:r>
+        <w:rPr>
+          <w:rFonts w:ascii="Courier New" w:hAnsi="Courier New" w:cs="Courier New"/>
+        </w:rPr>
+        <w:t xml:space="preserve">– </w:t>
+      </w:r>
+      <w:r>
+        <w:rPr>
+          <w:rFonts w:ascii="Courier New" w:hAnsi="Courier New" w:cs="Courier New"/>
+          <w:i/>
+          <w:iCs/>
+        </w:rPr>
+        <w:t>Boss (Work)</w:t>
+      </w:r>
+      <w:r>
+        <w:rPr>
+          <w:rFonts w:ascii="Courier New" w:hAnsi="Courier New" w:cs="Courier New"/>
+          <w:i/>
+          <w:iCs/>
+        </w:rPr>
+        <w:t xml:space="preserve"> </w:t>
+      </w:r>
+      <w:r>
+        <w:rPr>
+          <w:rFonts w:ascii="Courier New" w:hAnsi="Courier New" w:cs="Courier New"/>
+        </w:rPr>
+        <w:t xml:space="preserve">KRITI: </w:t>
+      </w:r>
+      <w:proofErr w:type="spellStart"/>
+      <w:r>
+        <w:rPr>
+          <w:rFonts w:ascii="Courier New" w:hAnsi="Courier New" w:cs="Courier New"/>
+          <w:i/>
+          <w:iCs/>
+        </w:rPr>
+        <w:t>Yavaglu</w:t>
+      </w:r>
+      <w:proofErr w:type="spellEnd"/>
+      <w:r>
+        <w:rPr>
+          <w:rFonts w:ascii="Courier New" w:hAnsi="Courier New" w:cs="Courier New"/>
+          <w:i/>
+          <w:iCs/>
+        </w:rPr>
+        <w:t xml:space="preserve"> </w:t>
+      </w:r>
+      <w:proofErr w:type="spellStart"/>
+      <w:r>
+        <w:rPr>
+          <w:rFonts w:ascii="Courier New" w:hAnsi="Courier New" w:cs="Courier New"/>
+          <w:i/>
+          <w:iCs/>
+        </w:rPr>
+        <w:t>bari</w:t>
+      </w:r>
+      <w:proofErr w:type="spellEnd"/>
+      <w:r>
+        <w:rPr>
+          <w:rFonts w:ascii="Courier New" w:hAnsi="Courier New" w:cs="Courier New"/>
+          <w:i/>
+          <w:iCs/>
+        </w:rPr>
+        <w:t xml:space="preserve"> </w:t>
+      </w:r>
+      <w:proofErr w:type="spellStart"/>
+      <w:r>
+        <w:rPr>
+          <w:rFonts w:ascii="Courier New" w:hAnsi="Courier New" w:cs="Courier New"/>
+          <w:i/>
+          <w:iCs/>
+        </w:rPr>
+        <w:t>kelsa</w:t>
+      </w:r>
+      <w:proofErr w:type="spellEnd"/>
+      <w:r>
+        <w:rPr>
+          <w:rFonts w:ascii="Courier New" w:hAnsi="Courier New" w:cs="Courier New"/>
+          <w:i/>
+          <w:iCs/>
+        </w:rPr>
+        <w:t>!</w:t>
+      </w:r>
+      <w:r>
+        <w:rPr>
+          <w:rFonts w:ascii="Courier New" w:hAnsi="Courier New" w:cs="Courier New"/>
+          <w:i/>
+          <w:iCs/>
+        </w:rPr>
+        <w:t xml:space="preserve"> </w:t>
+      </w:r>
+      <w:r>
+        <w:rPr>
+          <w:rFonts w:ascii="Courier New" w:hAnsi="Courier New" w:cs="Courier New"/>
+        </w:rPr>
+        <w:t xml:space="preserve">She walks </w:t>
+      </w:r>
+      <w:r>
+        <w:rPr>
+          <w:rFonts w:ascii="Courier New" w:hAnsi="Courier New" w:cs="Courier New"/>
+        </w:rPr>
+        <w:t xml:space="preserve">up the stairs </w:t>
+      </w:r>
+      <w:r>
+        <w:rPr>
+          <w:rFonts w:ascii="Courier New" w:hAnsi="Courier New" w:cs="Courier New"/>
+        </w:rPr>
+        <w:t>angrily</w:t>
+      </w:r>
+      <w:r>
+        <w:rPr>
+          <w:rFonts w:ascii="Courier New" w:hAnsi="Courier New" w:cs="Courier New"/>
+        </w:rPr>
+        <w:t>.</w:t>
+      </w:r>
     </w:p>
     <w:p>
       <w:pPr>
@@ -38668,20 +39066,19 @@
           <w:ilvl w:val="0"/>
           <w:numId w:val="12"/>
         </w:numPr>
-        <w:spacing w:line="240" w:lineRule="auto"/>
-        <w:rPr>
-          <w:rFonts w:ascii="Courier New" w:hAnsi="Courier New" w:cs="Courier New"/>
-          <w:b/>
-          <w:bCs/>
-        </w:rPr>
-      </w:pPr>
-      <w:r>
-        <w:rPr>
-          <w:rFonts w:ascii="Courier New" w:hAnsi="Courier New" w:cs="Courier New"/>
-          <w:b/>
-          <w:bCs/>
-        </w:rPr>
-        <w:t>INT. OFFICE – DAY</w:t>
+        <w:rPr>
+          <w:rFonts w:ascii="Courier New" w:hAnsi="Courier New" w:cs="Courier New"/>
+          <w:b/>
+          <w:bCs/>
+        </w:rPr>
+      </w:pPr>
+      <w:r>
+        <w:rPr>
+          <w:rFonts w:ascii="Courier New" w:hAnsi="Courier New" w:cs="Courier New"/>
+          <w:b/>
+          <w:bCs/>
+        </w:rPr>
+        <w:t>INT. BEDROOM – NIGHT</w:t>
       </w:r>
       <w:r>
         <w:rPr>
@@ -38695,85 +39092,179 @@
         <w:rPr>
           <w:rFonts w:ascii="Courier New" w:hAnsi="Courier New" w:cs="Courier New"/>
         </w:rPr>
-        <w:t>He is in front of his boss. The</w:t>
-      </w:r>
-      <w:r>
-        <w:rPr>
-          <w:rFonts w:ascii="Courier New" w:hAnsi="Courier New" w:cs="Courier New"/>
-        </w:rPr>
-        <w:t xml:space="preserve"> </w:t>
-      </w:r>
-      <w:r>
-        <w:rPr>
-          <w:rFonts w:ascii="Courier New" w:hAnsi="Courier New" w:cs="Courier New"/>
-        </w:rPr>
-        <w:t>boss is stern</w:t>
-      </w:r>
-      <w:r>
-        <w:rPr>
-          <w:rFonts w:ascii="Courier New" w:hAnsi="Courier New" w:cs="Courier New"/>
-        </w:rPr>
-        <w:t xml:space="preserve"> and throws a file.</w:t>
-      </w:r>
-      <w:r>
-        <w:rPr>
-          <w:rFonts w:ascii="Courier New" w:hAnsi="Courier New" w:cs="Courier New"/>
-        </w:rPr>
-        <w:br/>
-      </w:r>
-      <w:r>
-        <w:rPr>
-          <w:rFonts w:ascii="Courier New" w:hAnsi="Courier New" w:cs="Courier New"/>
-        </w:rPr>
-        <w:t xml:space="preserve">BOSS: </w:t>
-      </w:r>
-      <w:r>
-        <w:rPr>
-          <w:rFonts w:ascii="Courier New" w:hAnsi="Courier New" w:cs="Courier New"/>
-          <w:i/>
-          <w:iCs/>
-        </w:rPr>
-        <w:t>Your performance will</w:t>
-      </w:r>
-      <w:r>
-        <w:rPr>
-          <w:rFonts w:ascii="Courier New" w:hAnsi="Courier New" w:cs="Courier New"/>
-          <w:i/>
-          <w:iCs/>
-        </w:rPr>
-        <w:t xml:space="preserve"> affect your </w:t>
-      </w:r>
-      <w:r>
-        <w:rPr>
-          <w:rFonts w:ascii="Courier New" w:hAnsi="Courier New" w:cs="Courier New"/>
-          <w:i/>
-          <w:iCs/>
-        </w:rPr>
-        <w:t xml:space="preserve">career and </w:t>
-      </w:r>
-      <w:r>
-        <w:rPr>
-          <w:rFonts w:ascii="Courier New" w:hAnsi="Courier New" w:cs="Courier New"/>
-          <w:i/>
-          <w:iCs/>
-        </w:rPr>
-        <w:t xml:space="preserve">your </w:t>
-      </w:r>
-      <w:r>
-        <w:rPr>
-          <w:rFonts w:ascii="Courier New" w:hAnsi="Courier New" w:cs="Courier New"/>
-          <w:i/>
-          <w:iCs/>
-        </w:rPr>
-        <w:t>future</w:t>
-      </w:r>
-      <w:r>
-        <w:rPr>
-          <w:rFonts w:ascii="Courier New" w:hAnsi="Courier New" w:cs="Courier New"/>
-          <w:i/>
-          <w:iCs/>
-        </w:rPr>
-        <w:t>.</w:t>
+        <w:t xml:space="preserve">He watches </w:t>
+      </w:r>
+      <w:r>
+        <w:rPr>
+          <w:rFonts w:ascii="Courier New" w:hAnsi="Courier New" w:cs="Courier New"/>
+        </w:rPr>
+        <w:t xml:space="preserve">Kriti </w:t>
+      </w:r>
+      <w:r>
+        <w:rPr>
+          <w:rFonts w:ascii="Courier New" w:hAnsi="Courier New" w:cs="Courier New"/>
+        </w:rPr>
+        <w:t>sleeping</w:t>
+      </w:r>
+      <w:r>
+        <w:rPr>
+          <w:rFonts w:ascii="Courier New" w:hAnsi="Courier New" w:cs="Courier New"/>
+        </w:rPr>
+        <w:t xml:space="preserve"> in bed.</w:t>
+      </w:r>
+      <w:r>
+        <w:rPr>
+          <w:rFonts w:ascii="Courier New" w:hAnsi="Courier New" w:cs="Courier New"/>
+        </w:rPr>
+        <w:t xml:space="preserve"> </w:t>
+      </w:r>
+      <w:r>
+        <w:rPr>
+          <w:rFonts w:ascii="Courier New" w:hAnsi="Courier New" w:cs="Courier New"/>
+        </w:rPr>
+        <w:t>KRITI</w:t>
+      </w:r>
+      <w:r>
+        <w:rPr>
+          <w:rFonts w:ascii="Courier New" w:hAnsi="Courier New" w:cs="Courier New"/>
+          <w:b/>
+          <w:bCs/>
+        </w:rPr>
+        <w:t xml:space="preserve">: </w:t>
+      </w:r>
+      <w:r>
+        <w:rPr>
+          <w:rFonts w:ascii="Courier New" w:hAnsi="Courier New" w:cs="Courier New"/>
+          <w:i/>
+          <w:iCs/>
+        </w:rPr>
+        <w:t xml:space="preserve">Adi moor </w:t>
+      </w:r>
+      <w:proofErr w:type="spellStart"/>
+      <w:r>
+        <w:rPr>
+          <w:rFonts w:ascii="Courier New" w:hAnsi="Courier New" w:cs="Courier New"/>
+          <w:i/>
+          <w:iCs/>
+        </w:rPr>
+        <w:t>gante</w:t>
+      </w:r>
+      <w:proofErr w:type="spellEnd"/>
+      <w:r>
+        <w:rPr>
+          <w:rFonts w:ascii="Courier New" w:hAnsi="Courier New" w:cs="Courier New"/>
+          <w:i/>
+          <w:iCs/>
+        </w:rPr>
+        <w:t xml:space="preserve"> </w:t>
+      </w:r>
+      <w:proofErr w:type="spellStart"/>
+      <w:r>
+        <w:rPr>
+          <w:rFonts w:ascii="Courier New" w:hAnsi="Courier New" w:cs="Courier New"/>
+          <w:i/>
+          <w:iCs/>
+        </w:rPr>
+        <w:t>aytu</w:t>
+      </w:r>
+      <w:proofErr w:type="spellEnd"/>
+      <w:r>
+        <w:rPr>
+          <w:rFonts w:ascii="Courier New" w:hAnsi="Courier New" w:cs="Courier New"/>
+          <w:i/>
+          <w:iCs/>
+        </w:rPr>
+        <w:t xml:space="preserve"> Innu work </w:t>
+      </w:r>
+      <w:proofErr w:type="spellStart"/>
+      <w:r>
+        <w:rPr>
+          <w:rFonts w:ascii="Courier New" w:hAnsi="Courier New" w:cs="Courier New"/>
+          <w:i/>
+          <w:iCs/>
+        </w:rPr>
+        <w:t>mugdilva</w:t>
+      </w:r>
+      <w:proofErr w:type="spellEnd"/>
+      <w:r>
+        <w:rPr>
+          <w:rFonts w:ascii="Courier New" w:hAnsi="Courier New" w:cs="Courier New"/>
+          <w:i/>
+          <w:iCs/>
+        </w:rPr>
+        <w:t xml:space="preserve">? Belge </w:t>
+      </w:r>
+      <w:proofErr w:type="spellStart"/>
+      <w:r>
+        <w:rPr>
+          <w:rFonts w:ascii="Courier New" w:hAnsi="Courier New" w:cs="Courier New"/>
+          <w:i/>
+          <w:iCs/>
+        </w:rPr>
+        <w:t>bega</w:t>
+      </w:r>
+      <w:proofErr w:type="spellEnd"/>
+      <w:r>
+        <w:rPr>
+          <w:rFonts w:ascii="Courier New" w:hAnsi="Courier New" w:cs="Courier New"/>
+          <w:i/>
+          <w:iCs/>
+        </w:rPr>
+        <w:t xml:space="preserve"> </w:t>
+      </w:r>
+      <w:proofErr w:type="spellStart"/>
+      <w:r>
+        <w:rPr>
+          <w:rFonts w:ascii="Courier New" w:hAnsi="Courier New" w:cs="Courier New"/>
+          <w:i/>
+          <w:iCs/>
+        </w:rPr>
+        <w:t>bere</w:t>
+      </w:r>
+      <w:proofErr w:type="spellEnd"/>
+      <w:r>
+        <w:rPr>
+          <w:rFonts w:ascii="Courier New" w:hAnsi="Courier New" w:cs="Courier New"/>
+          <w:i/>
+          <w:iCs/>
+        </w:rPr>
+        <w:t xml:space="preserve"> </w:t>
+      </w:r>
+      <w:proofErr w:type="spellStart"/>
+      <w:r>
+        <w:rPr>
+          <w:rFonts w:ascii="Courier New" w:hAnsi="Courier New" w:cs="Courier New"/>
+          <w:i/>
+          <w:iCs/>
+        </w:rPr>
+        <w:t>hogbeku</w:t>
+      </w:r>
+      <w:proofErr w:type="spellEnd"/>
+      <w:r>
+        <w:rPr>
+          <w:rFonts w:ascii="Courier New" w:hAnsi="Courier New" w:cs="Courier New"/>
+          <w:i/>
+          <w:iCs/>
+        </w:rPr>
+        <w:t xml:space="preserve"> </w:t>
+      </w:r>
+      <w:proofErr w:type="spellStart"/>
+      <w:r>
+        <w:rPr>
+          <w:rFonts w:ascii="Courier New" w:hAnsi="Courier New" w:cs="Courier New"/>
+          <w:i/>
+          <w:iCs/>
+        </w:rPr>
+        <w:t>antya</w:t>
+      </w:r>
+      <w:proofErr w:type="spellEnd"/>
+      <w:r>
+        <w:rPr>
+          <w:rFonts w:ascii="Courier New" w:hAnsi="Courier New" w:cs="Courier New"/>
+          <w:i/>
+          <w:iCs/>
+        </w:rPr>
+        <w:t>… Malko!</w:t>
       </w:r>
     </w:p>
     <w:p>
@@ -38786,21 +39277,21 @@
         <w:spacing w:line="240" w:lineRule="auto"/>
         <w:rPr>
           <w:rFonts w:ascii="Courier New" w:hAnsi="Courier New" w:cs="Courier New"/>
-        </w:rPr>
-      </w:pPr>
-      <w:r>
-        <w:rPr>
-          <w:rFonts w:ascii="Courier New" w:hAnsi="Courier New" w:cs="Courier New"/>
-          <w:b/>
-          <w:bCs/>
-        </w:rPr>
-        <w:t>INT. HALL – EVENING</w:t>
-      </w:r>
-      <w:r>
-        <w:rPr>
-          <w:rFonts w:ascii="Courier New" w:hAnsi="Courier New" w:cs="Courier New"/>
-          <w:b/>
-          <w:bCs/>
+          <w:b/>
+          <w:bCs/>
+        </w:rPr>
+      </w:pPr>
+      <w:r>
+        <w:rPr>
+          <w:rFonts w:ascii="Courier New" w:hAnsi="Courier New" w:cs="Courier New"/>
+          <w:b/>
+          <w:bCs/>
+        </w:rPr>
+        <w:t>INT. HOUSE – MORNING</w:t>
+      </w:r>
+      <w:r>
+        <w:rPr>
+          <w:rFonts w:ascii="Courier New" w:hAnsi="Courier New" w:cs="Courier New"/>
         </w:rPr>
         <w:br/>
       </w:r>
@@ -38808,195 +39299,91 @@
         <w:rPr>
           <w:rFonts w:ascii="Courier New" w:hAnsi="Courier New" w:cs="Courier New"/>
         </w:rPr>
-        <w:t xml:space="preserve">Kriti is well </w:t>
-      </w:r>
-      <w:r>
-        <w:rPr>
-          <w:rFonts w:ascii="Courier New" w:hAnsi="Courier New" w:cs="Courier New"/>
-        </w:rPr>
-        <w:t>dressed,</w:t>
-      </w:r>
-      <w:r>
-        <w:rPr>
-          <w:rFonts w:ascii="Courier New" w:hAnsi="Courier New" w:cs="Courier New"/>
-        </w:rPr>
-        <w:t xml:space="preserve"> and</w:t>
-      </w:r>
-      <w:r>
-        <w:rPr>
-          <w:rFonts w:ascii="Courier New" w:hAnsi="Courier New" w:cs="Courier New"/>
-        </w:rPr>
-        <w:t xml:space="preserve"> he is in a tuxedo</w:t>
-      </w:r>
-      <w:r>
-        <w:rPr>
-          <w:rFonts w:ascii="Courier New" w:hAnsi="Courier New" w:cs="Courier New"/>
-        </w:rPr>
-        <w:t>. Kriti looks at Ved.</w:t>
-      </w:r>
-      <w:r>
-        <w:rPr>
-          <w:rFonts w:ascii="Courier New" w:hAnsi="Courier New" w:cs="Courier New"/>
-        </w:rPr>
-        <w:br/>
-        <w:t xml:space="preserve">KRITI: </w:t>
-      </w:r>
-      <w:r>
-        <w:rPr>
-          <w:rFonts w:ascii="Courier New" w:hAnsi="Courier New" w:cs="Courier New"/>
-        </w:rPr>
-        <w:t xml:space="preserve">Ved! Hata </w:t>
-      </w:r>
-      <w:proofErr w:type="spellStart"/>
-      <w:r>
-        <w:rPr>
-          <w:rFonts w:ascii="Courier New" w:hAnsi="Courier New" w:cs="Courier New"/>
-        </w:rPr>
-        <w:t>madbeda</w:t>
-      </w:r>
-      <w:proofErr w:type="spellEnd"/>
-      <w:r>
-        <w:rPr>
-          <w:rFonts w:ascii="Courier New" w:hAnsi="Courier New" w:cs="Courier New"/>
-        </w:rPr>
-        <w:t xml:space="preserve"> </w:t>
-      </w:r>
-      <w:proofErr w:type="spellStart"/>
-      <w:r>
-        <w:rPr>
-          <w:rFonts w:ascii="Courier New" w:hAnsi="Courier New" w:cs="Courier New"/>
-        </w:rPr>
-        <w:t>Ivath</w:t>
-      </w:r>
-      <w:proofErr w:type="spellEnd"/>
-      <w:r>
-        <w:rPr>
-          <w:rFonts w:ascii="Courier New" w:hAnsi="Courier New" w:cs="Courier New"/>
-        </w:rPr>
-        <w:t xml:space="preserve"> </w:t>
-      </w:r>
-      <w:proofErr w:type="spellStart"/>
-      <w:r>
-        <w:rPr>
-          <w:rFonts w:ascii="Courier New" w:hAnsi="Courier New" w:cs="Courier New"/>
-        </w:rPr>
-        <w:t>nam</w:t>
-      </w:r>
-      <w:proofErr w:type="spellEnd"/>
-      <w:r>
-        <w:rPr>
-          <w:rFonts w:ascii="Courier New" w:hAnsi="Courier New" w:cs="Courier New"/>
-        </w:rPr>
-        <w:t xml:space="preserve"> anniversary! Adi </w:t>
-      </w:r>
-      <w:proofErr w:type="spellStart"/>
-      <w:r>
-        <w:rPr>
-          <w:rFonts w:ascii="Courier New" w:hAnsi="Courier New" w:cs="Courier New"/>
-        </w:rPr>
-        <w:t>neen</w:t>
-      </w:r>
-      <w:proofErr w:type="spellEnd"/>
-      <w:r>
-        <w:rPr>
-          <w:rFonts w:ascii="Courier New" w:hAnsi="Courier New" w:cs="Courier New"/>
-        </w:rPr>
-        <w:t xml:space="preserve"> </w:t>
-      </w:r>
-      <w:proofErr w:type="spellStart"/>
-      <w:r>
-        <w:rPr>
-          <w:rFonts w:ascii="Courier New" w:hAnsi="Courier New" w:cs="Courier New"/>
-        </w:rPr>
-        <w:t>adru</w:t>
-      </w:r>
-      <w:proofErr w:type="spellEnd"/>
-      <w:r>
-        <w:rPr>
-          <w:rFonts w:ascii="Courier New" w:hAnsi="Courier New" w:cs="Courier New"/>
-        </w:rPr>
-        <w:t xml:space="preserve"> </w:t>
-      </w:r>
-      <w:proofErr w:type="spellStart"/>
-      <w:r>
-        <w:rPr>
-          <w:rFonts w:ascii="Courier New" w:hAnsi="Courier New" w:cs="Courier New"/>
-        </w:rPr>
-        <w:t>helu</w:t>
-      </w:r>
-      <w:proofErr w:type="spellEnd"/>
-      <w:r>
-        <w:rPr>
-          <w:rFonts w:ascii="Courier New" w:hAnsi="Courier New" w:cs="Courier New"/>
-        </w:rPr>
-        <w:t xml:space="preserve"> </w:t>
-      </w:r>
-      <w:proofErr w:type="spellStart"/>
-      <w:r>
-        <w:rPr>
-          <w:rFonts w:ascii="Courier New" w:hAnsi="Courier New" w:cs="Courier New"/>
-        </w:rPr>
-        <w:t>avnge</w:t>
-      </w:r>
-      <w:proofErr w:type="spellEnd"/>
-      <w:r>
-        <w:rPr>
-          <w:rFonts w:ascii="Courier New" w:hAnsi="Courier New" w:cs="Courier New"/>
-        </w:rPr>
-        <w:t>!</w:t>
-      </w:r>
-    </w:p>
-    <w:p>
-      <w:pPr>
-        <w:pStyle w:val="ListParagraph"/>
-        <w:spacing w:line="240" w:lineRule="auto"/>
-        <w:rPr>
-          <w:rFonts w:ascii="Courier New" w:hAnsi="Courier New" w:cs="Courier New"/>
-          <w:b/>
-          <w:bCs/>
-          <w:i/>
-          <w:iCs/>
-        </w:rPr>
-      </w:pPr>
-      <w:proofErr w:type="spellStart"/>
-      <w:r>
-        <w:rPr>
-          <w:rFonts w:ascii="Courier New" w:hAnsi="Courier New" w:cs="Courier New"/>
-        </w:rPr>
-        <w:t>Naale</w:t>
-      </w:r>
-      <w:proofErr w:type="spellEnd"/>
-      <w:r>
-        <w:rPr>
-          <w:rFonts w:ascii="Courier New" w:hAnsi="Courier New" w:cs="Courier New"/>
-        </w:rPr>
-        <w:t xml:space="preserve"> </w:t>
-      </w:r>
-      <w:proofErr w:type="spellStart"/>
-      <w:r>
-        <w:rPr>
-          <w:rFonts w:ascii="Courier New" w:hAnsi="Courier New" w:cs="Courier New"/>
-        </w:rPr>
-        <w:t>elaru</w:t>
-      </w:r>
-      <w:proofErr w:type="spellEnd"/>
-      <w:r>
-        <w:rPr>
-          <w:rFonts w:ascii="Courier New" w:hAnsi="Courier New" w:cs="Courier New"/>
-        </w:rPr>
-        <w:t xml:space="preserve"> </w:t>
-      </w:r>
-      <w:proofErr w:type="spellStart"/>
-      <w:r>
-        <w:rPr>
-          <w:rFonts w:ascii="Courier New" w:hAnsi="Courier New" w:cs="Courier New"/>
-        </w:rPr>
-        <w:t>ottige</w:t>
-      </w:r>
-      <w:proofErr w:type="spellEnd"/>
-      <w:r>
-        <w:rPr>
-          <w:rFonts w:ascii="Courier New" w:hAnsi="Courier New" w:cs="Courier New"/>
+        <w:t>KRITI</w:t>
+      </w:r>
+      <w:r>
+        <w:rPr>
+          <w:rFonts w:ascii="Courier New" w:hAnsi="Courier New" w:cs="Courier New"/>
+          <w:b/>
+          <w:bCs/>
+        </w:rPr>
+        <w:t>:</w:t>
+      </w:r>
+      <w:r>
+        <w:rPr>
+          <w:rFonts w:ascii="Courier New" w:hAnsi="Courier New" w:cs="Courier New"/>
+          <w:b/>
+          <w:bCs/>
+        </w:rPr>
+        <w:t xml:space="preserve"> </w:t>
+      </w:r>
+      <w:r>
+        <w:rPr>
+          <w:rFonts w:ascii="Courier New" w:hAnsi="Courier New" w:cs="Courier New"/>
+          <w:i/>
+          <w:iCs/>
+        </w:rPr>
+        <w:t>Bye</w:t>
+      </w:r>
+      <w:r>
+        <w:rPr>
+          <w:rFonts w:ascii="Courier New" w:hAnsi="Courier New" w:cs="Courier New"/>
+          <w:b/>
+          <w:bCs/>
+          <w:i/>
+          <w:iCs/>
+        </w:rPr>
+        <w:t xml:space="preserve">, </w:t>
+      </w:r>
+      <w:r>
+        <w:rPr>
+          <w:rFonts w:ascii="Courier New" w:hAnsi="Courier New" w:cs="Courier New"/>
+          <w:i/>
+          <w:iCs/>
+        </w:rPr>
+        <w:t>Bega baa</w:t>
+      </w:r>
+      <w:r>
+        <w:rPr>
+          <w:rFonts w:ascii="Courier New" w:hAnsi="Courier New" w:cs="Courier New"/>
+          <w:i/>
+          <w:iCs/>
+        </w:rPr>
+        <w:t xml:space="preserve">, </w:t>
+      </w:r>
+      <w:proofErr w:type="spellStart"/>
+      <w:r>
+        <w:rPr>
+          <w:rFonts w:ascii="Courier New" w:hAnsi="Courier New" w:cs="Courier New"/>
+          <w:i/>
+          <w:iCs/>
+        </w:rPr>
+        <w:t>atleast</w:t>
+      </w:r>
+      <w:proofErr w:type="spellEnd"/>
+      <w:r>
+        <w:rPr>
+          <w:rFonts w:ascii="Courier New" w:hAnsi="Courier New" w:cs="Courier New"/>
+          <w:i/>
+          <w:iCs/>
+        </w:rPr>
+        <w:t xml:space="preserve"> </w:t>
+      </w:r>
+      <w:proofErr w:type="spellStart"/>
+      <w:r>
+        <w:rPr>
+          <w:rFonts w:ascii="Courier New" w:hAnsi="Courier New" w:cs="Courier New"/>
+          <w:i/>
+          <w:iCs/>
+        </w:rPr>
+        <w:t>ivathadru</w:t>
+      </w:r>
+      <w:proofErr w:type="spellEnd"/>
+      <w:r>
+        <w:rPr>
+          <w:rFonts w:ascii="Courier New" w:hAnsi="Courier New" w:cs="Courier New"/>
+          <w:i/>
+          <w:iCs/>
         </w:rPr>
         <w:t xml:space="preserve"> ache </w:t>
       </w:r>
@@ -39004,6 +39391,8 @@
       <w:r>
         <w:rPr>
           <w:rFonts w:ascii="Courier New" w:hAnsi="Courier New" w:cs="Courier New"/>
+          <w:i/>
+          <w:iCs/>
         </w:rPr>
         <w:t>hogana</w:t>
       </w:r>
@@ -39017,168 +39406,16 @@
       <w:r>
         <w:rPr>
           <w:rFonts w:ascii="Courier New" w:hAnsi="Courier New" w:cs="Courier New"/>
-        </w:rPr>
-        <w:t xml:space="preserve"> Adi time </w:t>
-      </w:r>
-      <w:proofErr w:type="spellStart"/>
-      <w:r>
-        <w:rPr>
-          <w:rFonts w:ascii="Courier New" w:hAnsi="Courier New" w:cs="Courier New"/>
-        </w:rPr>
-        <w:t>aytu</w:t>
-      </w:r>
-      <w:proofErr w:type="spellEnd"/>
-      <w:r>
-        <w:rPr>
-          <w:rFonts w:ascii="Courier New" w:hAnsi="Courier New" w:cs="Courier New"/>
-        </w:rPr>
-        <w:t xml:space="preserve"> </w:t>
-      </w:r>
-      <w:proofErr w:type="spellStart"/>
-      <w:r>
-        <w:rPr>
-          <w:rFonts w:ascii="Courier New" w:hAnsi="Courier New" w:cs="Courier New"/>
-        </w:rPr>
-        <w:t>Horadana</w:t>
-      </w:r>
-      <w:proofErr w:type="spellEnd"/>
-      <w:r>
-        <w:rPr>
-          <w:rFonts w:ascii="Courier New" w:hAnsi="Courier New" w:cs="Courier New"/>
-        </w:rPr>
-        <w:t>?</w:t>
-      </w:r>
-      <w:r>
-        <w:rPr>
-          <w:rFonts w:ascii="Courier New" w:hAnsi="Courier New" w:cs="Courier New"/>
-        </w:rPr>
-        <w:br/>
-      </w:r>
-      <w:r>
-        <w:rPr>
-          <w:rFonts w:ascii="Courier New" w:hAnsi="Courier New" w:cs="Courier New"/>
-        </w:rPr>
-        <w:t>His phone rings</w:t>
-      </w:r>
-      <w:r>
-        <w:rPr>
-          <w:rFonts w:ascii="Courier New" w:hAnsi="Courier New" w:cs="Courier New"/>
-        </w:rPr>
-        <w:t xml:space="preserve"> and the c</w:t>
-      </w:r>
-      <w:r>
-        <w:rPr>
-          <w:rFonts w:ascii="Courier New" w:hAnsi="Courier New" w:cs="Courier New"/>
-        </w:rPr>
-        <w:t>all</w:t>
-      </w:r>
-      <w:r>
-        <w:rPr>
-          <w:rFonts w:ascii="Courier New" w:hAnsi="Courier New" w:cs="Courier New"/>
-        </w:rPr>
-        <w:t xml:space="preserve"> from</w:t>
-      </w:r>
-      <w:r>
-        <w:rPr>
-          <w:rFonts w:ascii="Courier New" w:hAnsi="Courier New" w:cs="Courier New"/>
-        </w:rPr>
-        <w:t xml:space="preserve">– </w:t>
-      </w:r>
-      <w:r>
-        <w:rPr>
-          <w:rFonts w:ascii="Courier New" w:hAnsi="Courier New" w:cs="Courier New"/>
-          <w:i/>
-          <w:iCs/>
-        </w:rPr>
-        <w:t>Boss (Work)</w:t>
-      </w:r>
-      <w:r>
-        <w:rPr>
-          <w:rFonts w:ascii="Courier New" w:hAnsi="Courier New" w:cs="Courier New"/>
-          <w:i/>
-          <w:iCs/>
-        </w:rPr>
-        <w:t xml:space="preserve"> </w:t>
-      </w:r>
-      <w:r>
-        <w:rPr>
-          <w:rFonts w:ascii="Courier New" w:hAnsi="Courier New" w:cs="Courier New"/>
-        </w:rPr>
-        <w:t xml:space="preserve">KRITI: </w:t>
-      </w:r>
-      <w:proofErr w:type="spellStart"/>
-      <w:r>
-        <w:rPr>
-          <w:rFonts w:ascii="Courier New" w:hAnsi="Courier New" w:cs="Courier New"/>
-          <w:i/>
-          <w:iCs/>
-        </w:rPr>
-        <w:t>Yavaglu</w:t>
-      </w:r>
-      <w:proofErr w:type="spellEnd"/>
-      <w:r>
-        <w:rPr>
-          <w:rFonts w:ascii="Courier New" w:hAnsi="Courier New" w:cs="Courier New"/>
-          <w:i/>
-          <w:iCs/>
-        </w:rPr>
-        <w:t xml:space="preserve"> </w:t>
-      </w:r>
-      <w:proofErr w:type="spellStart"/>
-      <w:r>
-        <w:rPr>
-          <w:rFonts w:ascii="Courier New" w:hAnsi="Courier New" w:cs="Courier New"/>
-          <w:i/>
-          <w:iCs/>
-        </w:rPr>
-        <w:t>bari</w:t>
-      </w:r>
-      <w:proofErr w:type="spellEnd"/>
-      <w:r>
-        <w:rPr>
-          <w:rFonts w:ascii="Courier New" w:hAnsi="Courier New" w:cs="Courier New"/>
-          <w:i/>
-          <w:iCs/>
-        </w:rPr>
-        <w:t xml:space="preserve"> </w:t>
-      </w:r>
-      <w:proofErr w:type="spellStart"/>
-      <w:r>
-        <w:rPr>
-          <w:rFonts w:ascii="Courier New" w:hAnsi="Courier New" w:cs="Courier New"/>
-          <w:i/>
-          <w:iCs/>
-        </w:rPr>
-        <w:t>kelsa</w:t>
-      </w:r>
-      <w:proofErr w:type="spellEnd"/>
-      <w:r>
-        <w:rPr>
-          <w:rFonts w:ascii="Courier New" w:hAnsi="Courier New" w:cs="Courier New"/>
-          <w:i/>
-          <w:iCs/>
-        </w:rPr>
-        <w:t>!</w:t>
-      </w:r>
-      <w:r>
-        <w:rPr>
-          <w:rFonts w:ascii="Courier New" w:hAnsi="Courier New" w:cs="Courier New"/>
-          <w:i/>
-          <w:iCs/>
-        </w:rPr>
-        <w:t xml:space="preserve"> </w:t>
-      </w:r>
-      <w:r>
-        <w:rPr>
-          <w:rFonts w:ascii="Courier New" w:hAnsi="Courier New" w:cs="Courier New"/>
-        </w:rPr>
-        <w:t>She walks away angrily</w:t>
-      </w:r>
-      <w:r>
-        <w:rPr>
-          <w:rFonts w:ascii="Courier New" w:hAnsi="Courier New" w:cs="Courier New"/>
-        </w:rPr>
-        <w:t>.</w:t>
+          <w:i/>
+          <w:iCs/>
+        </w:rPr>
+        <w:t xml:space="preserve"> </w:t>
+      </w:r>
+      <w:r>
+        <w:rPr>
+          <w:rFonts w:ascii="Courier New" w:hAnsi="Courier New" w:cs="Courier New"/>
+        </w:rPr>
+        <w:t>Adi ruffles Ved’s hair.</w:t>
       </w:r>
     </w:p>
     <w:p>
@@ -39188,19 +39425,20 @@
           <w:ilvl w:val="0"/>
           <w:numId w:val="12"/>
         </w:numPr>
-        <w:rPr>
-          <w:rFonts w:ascii="Courier New" w:hAnsi="Courier New" w:cs="Courier New"/>
-          <w:b/>
-          <w:bCs/>
-        </w:rPr>
-      </w:pPr>
-      <w:r>
-        <w:rPr>
-          <w:rFonts w:ascii="Courier New" w:hAnsi="Courier New" w:cs="Courier New"/>
-          <w:b/>
-          <w:bCs/>
-        </w:rPr>
-        <w:t>INT. BEDROOM – NIGHT</w:t>
+        <w:spacing w:line="240" w:lineRule="auto"/>
+        <w:rPr>
+          <w:rFonts w:ascii="Courier New" w:hAnsi="Courier New" w:cs="Courier New"/>
+          <w:b/>
+          <w:bCs/>
+        </w:rPr>
+      </w:pPr>
+      <w:r>
+        <w:rPr>
+          <w:rFonts w:ascii="Courier New" w:hAnsi="Courier New" w:cs="Courier New"/>
+          <w:b/>
+          <w:bCs/>
+        </w:rPr>
+        <w:t>INT. CAR – DAY</w:t>
       </w:r>
       <w:r>
         <w:rPr>
@@ -39214,179 +39452,99 @@
         <w:rPr>
           <w:rFonts w:ascii="Courier New" w:hAnsi="Courier New" w:cs="Courier New"/>
         </w:rPr>
-        <w:t xml:space="preserve">He watches </w:t>
-      </w:r>
-      <w:r>
-        <w:rPr>
-          <w:rFonts w:ascii="Courier New" w:hAnsi="Courier New" w:cs="Courier New"/>
-        </w:rPr>
-        <w:t xml:space="preserve">Kriti </w:t>
-      </w:r>
-      <w:r>
-        <w:rPr>
-          <w:rFonts w:ascii="Courier New" w:hAnsi="Courier New" w:cs="Courier New"/>
-        </w:rPr>
-        <w:t>sleeping</w:t>
-      </w:r>
-      <w:r>
-        <w:rPr>
-          <w:rFonts w:ascii="Courier New" w:hAnsi="Courier New" w:cs="Courier New"/>
-        </w:rPr>
-        <w:t xml:space="preserve"> in bed.</w:t>
-      </w:r>
-      <w:r>
-        <w:rPr>
-          <w:rFonts w:ascii="Courier New" w:hAnsi="Courier New" w:cs="Courier New"/>
-        </w:rPr>
-        <w:t xml:space="preserve"> </w:t>
-      </w:r>
-      <w:r>
-        <w:rPr>
-          <w:rFonts w:ascii="Courier New" w:hAnsi="Courier New" w:cs="Courier New"/>
-        </w:rPr>
-        <w:t>KRITI</w:t>
-      </w:r>
-      <w:r>
-        <w:rPr>
-          <w:rFonts w:ascii="Courier New" w:hAnsi="Courier New" w:cs="Courier New"/>
-          <w:b/>
-          <w:bCs/>
-        </w:rPr>
-        <w:t xml:space="preserve">: </w:t>
-      </w:r>
-      <w:r>
-        <w:rPr>
-          <w:rFonts w:ascii="Courier New" w:hAnsi="Courier New" w:cs="Courier New"/>
-          <w:i/>
-          <w:iCs/>
-        </w:rPr>
-        <w:t xml:space="preserve">Adi moor </w:t>
-      </w:r>
-      <w:proofErr w:type="spellStart"/>
-      <w:r>
-        <w:rPr>
-          <w:rFonts w:ascii="Courier New" w:hAnsi="Courier New" w:cs="Courier New"/>
-          <w:i/>
-          <w:iCs/>
-        </w:rPr>
-        <w:t>gante</w:t>
-      </w:r>
-      <w:proofErr w:type="spellEnd"/>
-      <w:r>
-        <w:rPr>
-          <w:rFonts w:ascii="Courier New" w:hAnsi="Courier New" w:cs="Courier New"/>
-          <w:i/>
-          <w:iCs/>
-        </w:rPr>
-        <w:t xml:space="preserve"> </w:t>
-      </w:r>
-      <w:proofErr w:type="spellStart"/>
-      <w:r>
-        <w:rPr>
-          <w:rFonts w:ascii="Courier New" w:hAnsi="Courier New" w:cs="Courier New"/>
-          <w:i/>
-          <w:iCs/>
-        </w:rPr>
-        <w:t>aytu</w:t>
-      </w:r>
-      <w:proofErr w:type="spellEnd"/>
-      <w:r>
-        <w:rPr>
-          <w:rFonts w:ascii="Courier New" w:hAnsi="Courier New" w:cs="Courier New"/>
-          <w:i/>
-          <w:iCs/>
-        </w:rPr>
-        <w:t xml:space="preserve"> Innu work </w:t>
-      </w:r>
-      <w:proofErr w:type="spellStart"/>
-      <w:r>
-        <w:rPr>
-          <w:rFonts w:ascii="Courier New" w:hAnsi="Courier New" w:cs="Courier New"/>
-          <w:i/>
-          <w:iCs/>
-        </w:rPr>
-        <w:t>mugdilva</w:t>
-      </w:r>
-      <w:proofErr w:type="spellEnd"/>
-      <w:r>
-        <w:rPr>
-          <w:rFonts w:ascii="Courier New" w:hAnsi="Courier New" w:cs="Courier New"/>
-          <w:i/>
-          <w:iCs/>
-        </w:rPr>
-        <w:t xml:space="preserve">? Belge </w:t>
-      </w:r>
-      <w:proofErr w:type="spellStart"/>
-      <w:r>
-        <w:rPr>
-          <w:rFonts w:ascii="Courier New" w:hAnsi="Courier New" w:cs="Courier New"/>
-          <w:i/>
-          <w:iCs/>
-        </w:rPr>
-        <w:t>bega</w:t>
-      </w:r>
-      <w:proofErr w:type="spellEnd"/>
-      <w:r>
-        <w:rPr>
-          <w:rFonts w:ascii="Courier New" w:hAnsi="Courier New" w:cs="Courier New"/>
-          <w:i/>
-          <w:iCs/>
-        </w:rPr>
-        <w:t xml:space="preserve"> </w:t>
-      </w:r>
-      <w:proofErr w:type="spellStart"/>
-      <w:r>
-        <w:rPr>
-          <w:rFonts w:ascii="Courier New" w:hAnsi="Courier New" w:cs="Courier New"/>
-          <w:i/>
-          <w:iCs/>
-        </w:rPr>
-        <w:t>bere</w:t>
-      </w:r>
-      <w:proofErr w:type="spellEnd"/>
-      <w:r>
-        <w:rPr>
-          <w:rFonts w:ascii="Courier New" w:hAnsi="Courier New" w:cs="Courier New"/>
-          <w:i/>
-          <w:iCs/>
-        </w:rPr>
-        <w:t xml:space="preserve"> </w:t>
-      </w:r>
-      <w:proofErr w:type="spellStart"/>
-      <w:r>
-        <w:rPr>
-          <w:rFonts w:ascii="Courier New" w:hAnsi="Courier New" w:cs="Courier New"/>
-          <w:i/>
-          <w:iCs/>
-        </w:rPr>
-        <w:t>hogbeku</w:t>
-      </w:r>
-      <w:proofErr w:type="spellEnd"/>
-      <w:r>
-        <w:rPr>
-          <w:rFonts w:ascii="Courier New" w:hAnsi="Courier New" w:cs="Courier New"/>
-          <w:i/>
-          <w:iCs/>
-        </w:rPr>
-        <w:t xml:space="preserve"> </w:t>
-      </w:r>
-      <w:proofErr w:type="spellStart"/>
-      <w:r>
-        <w:rPr>
-          <w:rFonts w:ascii="Courier New" w:hAnsi="Courier New" w:cs="Courier New"/>
-          <w:i/>
-          <w:iCs/>
-        </w:rPr>
-        <w:t>antya</w:t>
-      </w:r>
-      <w:proofErr w:type="spellEnd"/>
-      <w:r>
-        <w:rPr>
-          <w:rFonts w:ascii="Courier New" w:hAnsi="Courier New" w:cs="Courier New"/>
-          <w:i/>
-          <w:iCs/>
-        </w:rPr>
-        <w:t>… Malko!</w:t>
+        <w:t xml:space="preserve">Adi’s vision blurs. Phone </w:t>
+      </w:r>
+      <w:r>
+        <w:rPr>
+          <w:rFonts w:ascii="Courier New" w:hAnsi="Courier New" w:cs="Courier New"/>
+        </w:rPr>
+        <w:t>buzzers</w:t>
+      </w:r>
+      <w:r>
+        <w:rPr>
+          <w:rFonts w:ascii="Courier New" w:hAnsi="Courier New" w:cs="Courier New"/>
+        </w:rPr>
+        <w:t>.</w:t>
+      </w:r>
+      <w:r>
+        <w:rPr>
+          <w:rFonts w:ascii="Courier New" w:hAnsi="Courier New" w:cs="Courier New"/>
+        </w:rPr>
+        <w:t xml:space="preserve"> </w:t>
+      </w:r>
+      <w:r>
+        <w:rPr>
+          <w:rFonts w:ascii="Courier New" w:hAnsi="Courier New" w:cs="Courier New"/>
+        </w:rPr>
+        <w:t>TEXT – BOSS:</w:t>
+      </w:r>
+      <w:r>
+        <w:rPr>
+          <w:rFonts w:ascii="Courier New" w:hAnsi="Courier New" w:cs="Courier New"/>
+        </w:rPr>
+        <w:t xml:space="preserve"> </w:t>
+      </w:r>
+      <w:r>
+        <w:rPr>
+          <w:rFonts w:ascii="Courier New" w:hAnsi="Courier New" w:cs="Courier New"/>
+        </w:rPr>
+        <w:t>"</w:t>
+      </w:r>
+      <w:r>
+        <w:rPr>
+          <w:rFonts w:ascii="Courier New" w:hAnsi="Courier New" w:cs="Courier New"/>
+          <w:i/>
+          <w:iCs/>
+        </w:rPr>
+        <w:t>Come fast. Don’t you have time sense?</w:t>
+      </w:r>
+      <w:r>
+        <w:rPr>
+          <w:rFonts w:ascii="Courier New" w:hAnsi="Courier New" w:cs="Courier New"/>
+        </w:rPr>
+        <w:t>"</w:t>
+      </w:r>
+      <w:r>
+        <w:rPr>
+          <w:rFonts w:ascii="Courier New" w:hAnsi="Courier New" w:cs="Courier New"/>
+        </w:rPr>
+        <w:t xml:space="preserve">. </w:t>
+      </w:r>
+      <w:r>
+        <w:rPr>
+          <w:rFonts w:ascii="Courier New" w:hAnsi="Courier New" w:cs="Courier New"/>
+        </w:rPr>
+        <w:t xml:space="preserve">Adi looks up — BAM. Hits a </w:t>
+      </w:r>
+      <w:r>
+        <w:rPr>
+          <w:rFonts w:ascii="Courier New" w:hAnsi="Courier New" w:cs="Courier New"/>
+        </w:rPr>
+        <w:t>tree</w:t>
+      </w:r>
+      <w:r>
+        <w:rPr>
+          <w:rFonts w:ascii="Courier New" w:hAnsi="Courier New" w:cs="Courier New"/>
+        </w:rPr>
+        <w:t>. White</w:t>
+      </w:r>
+      <w:r>
+        <w:rPr>
+          <w:rFonts w:ascii="Courier New" w:hAnsi="Courier New" w:cs="Courier New"/>
+        </w:rPr>
+        <w:t xml:space="preserve"> </w:t>
+      </w:r>
+      <w:r>
+        <w:rPr>
+          <w:rFonts w:ascii="Courier New" w:hAnsi="Courier New" w:cs="Courier New"/>
+        </w:rPr>
+        <w:t>flash</w:t>
+      </w:r>
+      <w:r>
+        <w:rPr>
+          <w:rFonts w:ascii="Courier New" w:hAnsi="Courier New" w:cs="Courier New"/>
+        </w:rPr>
+        <w:t>.</w:t>
       </w:r>
     </w:p>
     <w:p>
@@ -39409,11 +39567,13 @@
           <w:b/>
           <w:bCs/>
         </w:rPr>
-        <w:t>INT. HOUSE – MORNING</w:t>
-      </w:r>
-      <w:r>
-        <w:rPr>
-          <w:rFonts w:ascii="Courier New" w:hAnsi="Courier New" w:cs="Courier New"/>
+        <w:t>BLACK SCREEN</w:t>
+      </w:r>
+      <w:r>
+        <w:rPr>
+          <w:rFonts w:ascii="Courier New" w:hAnsi="Courier New" w:cs="Courier New"/>
+          <w:b/>
+          <w:bCs/>
         </w:rPr>
         <w:br/>
       </w:r>
@@ -39421,104 +39581,44 @@
         <w:rPr>
           <w:rFonts w:ascii="Courier New" w:hAnsi="Courier New" w:cs="Courier New"/>
         </w:rPr>
-        <w:t>KRITI</w:t>
-      </w:r>
-      <w:r>
-        <w:rPr>
-          <w:rFonts w:ascii="Courier New" w:hAnsi="Courier New" w:cs="Courier New"/>
-          <w:b/>
-          <w:bCs/>
-        </w:rPr>
-        <w:t>:</w:t>
-      </w:r>
-      <w:r>
-        <w:rPr>
-          <w:rFonts w:ascii="Courier New" w:hAnsi="Courier New" w:cs="Courier New"/>
-          <w:b/>
-          <w:bCs/>
-        </w:rPr>
-        <w:t xml:space="preserve"> </w:t>
-      </w:r>
-      <w:r>
-        <w:rPr>
-          <w:rFonts w:ascii="Courier New" w:hAnsi="Courier New" w:cs="Courier New"/>
-          <w:i/>
-          <w:iCs/>
-        </w:rPr>
-        <w:t>Bye</w:t>
-      </w:r>
-      <w:r>
-        <w:rPr>
-          <w:rFonts w:ascii="Courier New" w:hAnsi="Courier New" w:cs="Courier New"/>
-          <w:b/>
-          <w:bCs/>
-          <w:i/>
-          <w:iCs/>
-        </w:rPr>
-        <w:t xml:space="preserve">, </w:t>
-      </w:r>
-      <w:r>
-        <w:rPr>
-          <w:rFonts w:ascii="Courier New" w:hAnsi="Courier New" w:cs="Courier New"/>
-          <w:i/>
-          <w:iCs/>
-        </w:rPr>
-        <w:t>Bega baa</w:t>
-      </w:r>
-      <w:r>
-        <w:rPr>
-          <w:rFonts w:ascii="Courier New" w:hAnsi="Courier New" w:cs="Courier New"/>
-          <w:i/>
-          <w:iCs/>
-        </w:rPr>
-        <w:t xml:space="preserve">, </w:t>
-      </w:r>
-      <w:proofErr w:type="spellStart"/>
-      <w:r>
-        <w:rPr>
-          <w:rFonts w:ascii="Courier New" w:hAnsi="Courier New" w:cs="Courier New"/>
-          <w:i/>
-          <w:iCs/>
-        </w:rPr>
-        <w:t>atleast</w:t>
-      </w:r>
-      <w:proofErr w:type="spellEnd"/>
-      <w:r>
-        <w:rPr>
-          <w:rFonts w:ascii="Courier New" w:hAnsi="Courier New" w:cs="Courier New"/>
-          <w:i/>
-          <w:iCs/>
-        </w:rPr>
-        <w:t xml:space="preserve"> </w:t>
-      </w:r>
-      <w:proofErr w:type="spellStart"/>
-      <w:r>
-        <w:rPr>
-          <w:rFonts w:ascii="Courier New" w:hAnsi="Courier New" w:cs="Courier New"/>
-          <w:i/>
-          <w:iCs/>
-        </w:rPr>
-        <w:t>ivathadru</w:t>
-      </w:r>
-      <w:proofErr w:type="spellEnd"/>
-      <w:r>
-        <w:rPr>
-          <w:rFonts w:ascii="Courier New" w:hAnsi="Courier New" w:cs="Courier New"/>
-          <w:i/>
-          <w:iCs/>
-        </w:rPr>
-        <w:t xml:space="preserve"> ache </w:t>
-      </w:r>
-      <w:proofErr w:type="spellStart"/>
-      <w:r>
-        <w:rPr>
-          <w:rFonts w:ascii="Courier New" w:hAnsi="Courier New" w:cs="Courier New"/>
-          <w:i/>
-          <w:iCs/>
-        </w:rPr>
-        <w:t>hogana</w:t>
-      </w:r>
-      <w:proofErr w:type="spellEnd"/>
+        <w:t xml:space="preserve">Shadows overtake the screen from all sides- </w:t>
+      </w:r>
+      <w:r>
+        <w:rPr>
+          <w:rFonts w:ascii="Courier New" w:hAnsi="Courier New" w:cs="Courier New"/>
+        </w:rPr>
+        <w:t>Pitch black.</w:t>
+      </w:r>
+      <w:r>
+        <w:rPr>
+          <w:rFonts w:ascii="Courier New" w:hAnsi="Courier New" w:cs="Courier New"/>
+        </w:rPr>
+        <w:t xml:space="preserve"> </w:t>
+      </w:r>
+      <w:r>
+        <w:rPr>
+          <w:rFonts w:ascii="Courier New" w:hAnsi="Courier New" w:cs="Courier New"/>
+        </w:rPr>
+        <w:t>Chaos of sounds builds</w:t>
+      </w:r>
+      <w:r>
+        <w:rPr>
+          <w:rFonts w:ascii="Courier New" w:hAnsi="Courier New" w:cs="Courier New"/>
+        </w:rPr>
+        <w:t>-</w:t>
+      </w:r>
+      <w:r>
+        <w:rPr>
+          <w:rFonts w:ascii="Courier New" w:hAnsi="Courier New" w:cs="Courier New"/>
+        </w:rPr>
+        <w:t xml:space="preserve"> </w:t>
+      </w:r>
+      <w:r>
+        <w:rPr>
+          <w:rFonts w:ascii="Courier New" w:hAnsi="Courier New" w:cs="Courier New"/>
+        </w:rPr>
+        <w:t>Ambulance sirens</w:t>
+      </w:r>
       <w:r>
         <w:rPr>
           <w:rFonts w:ascii="Courier New" w:hAnsi="Courier New" w:cs="Courier New"/>
@@ -39528,16 +39628,151 @@
       <w:r>
         <w:rPr>
           <w:rFonts w:ascii="Courier New" w:hAnsi="Courier New" w:cs="Courier New"/>
-          <w:i/>
-          <w:iCs/>
-        </w:rPr>
-        <w:t xml:space="preserve"> </w:t>
-      </w:r>
-      <w:r>
-        <w:rPr>
-          <w:rFonts w:ascii="Courier New" w:hAnsi="Courier New" w:cs="Courier New"/>
-        </w:rPr>
-        <w:t>Adi ruffles Ved’s hair.</w:t>
+        </w:rPr>
+        <w:t xml:space="preserve"> </w:t>
+      </w:r>
+      <w:r>
+        <w:rPr>
+          <w:rFonts w:ascii="Courier New" w:hAnsi="Courier New" w:cs="Courier New"/>
+        </w:rPr>
+        <w:t>Time of death</w:t>
+      </w:r>
+      <w:r>
+        <w:rPr>
+          <w:rFonts w:ascii="Courier New" w:hAnsi="Courier New" w:cs="Courier New"/>
+        </w:rPr>
+        <w:t xml:space="preserve"> </w:t>
+      </w:r>
+      <w:r>
+        <w:rPr>
+          <w:rFonts w:ascii="Courier New" w:hAnsi="Courier New" w:cs="Courier New"/>
+          <w:b/>
+          <w:bCs/>
+          <w:i/>
+          <w:iCs/>
+          <w:u w:val="single"/>
+        </w:rPr>
+        <w:t>8AM</w:t>
+      </w:r>
+      <w:r>
+        <w:rPr>
+          <w:rFonts w:ascii="Courier New" w:hAnsi="Courier New" w:cs="Courier New"/>
+        </w:rPr>
+        <w:t>.</w:t>
+      </w:r>
+      <w:r>
+        <w:rPr>
+          <w:rFonts w:ascii="Courier New" w:hAnsi="Courier New" w:cs="Courier New"/>
+        </w:rPr>
+        <w:t xml:space="preserve"> </w:t>
+      </w:r>
+      <w:r>
+        <w:rPr>
+          <w:rFonts w:ascii="Courier New" w:hAnsi="Courier New" w:cs="Courier New"/>
+        </w:rPr>
+        <w:t>Women crying: “Adi…”</w:t>
+      </w:r>
+      <w:r>
+        <w:rPr>
+          <w:rFonts w:ascii="Courier New" w:hAnsi="Courier New" w:cs="Courier New"/>
+        </w:rPr>
+        <w:t xml:space="preserve"> </w:t>
+      </w:r>
+      <w:r>
+        <w:rPr>
+          <w:rFonts w:ascii="Courier New" w:hAnsi="Courier New" w:cs="Courier New"/>
+        </w:rPr>
+        <w:t>Life support beep</w:t>
+      </w:r>
+      <w:r>
+        <w:rPr>
+          <w:rFonts w:ascii="Courier New" w:hAnsi="Courier New" w:cs="Courier New"/>
+        </w:rPr>
+        <w:t>ing</w:t>
+      </w:r>
+      <w:r>
+        <w:rPr>
+          <w:rFonts w:ascii="Courier New" w:hAnsi="Courier New" w:cs="Courier New"/>
+        </w:rPr>
+        <w:t>.</w:t>
+      </w:r>
+      <w:r>
+        <w:rPr>
+          <w:rFonts w:ascii="Courier New" w:hAnsi="Courier New" w:cs="Courier New"/>
+        </w:rPr>
+        <w:t xml:space="preserve"> </w:t>
+      </w:r>
+      <w:r>
+        <w:rPr>
+          <w:rFonts w:ascii="Courier New" w:hAnsi="Courier New" w:cs="Courier New"/>
+        </w:rPr>
+        <w:t>M</w:t>
+      </w:r>
+      <w:r>
+        <w:rPr>
+          <w:rFonts w:ascii="Courier New" w:hAnsi="Courier New" w:cs="Courier New"/>
+        </w:rPr>
+        <w:t>antra</w:t>
+      </w:r>
+      <w:r>
+        <w:rPr>
+          <w:rFonts w:ascii="Courier New" w:hAnsi="Courier New" w:cs="Courier New"/>
+        </w:rPr>
+        <w:t xml:space="preserve"> chants</w:t>
+      </w:r>
+      <w:r>
+        <w:rPr>
+          <w:rFonts w:ascii="Courier New" w:hAnsi="Courier New" w:cs="Courier New"/>
+        </w:rPr>
+        <w:t>.</w:t>
+      </w:r>
+      <w:r>
+        <w:rPr>
+          <w:rFonts w:ascii="Courier New" w:hAnsi="Courier New" w:cs="Courier New"/>
+        </w:rPr>
+        <w:t xml:space="preserve"> </w:t>
+      </w:r>
+      <w:r>
+        <w:rPr>
+          <w:rFonts w:ascii="Courier New" w:hAnsi="Courier New" w:cs="Courier New"/>
+        </w:rPr>
+        <w:t xml:space="preserve">Sounds of gas, </w:t>
+      </w:r>
+      <w:r>
+        <w:rPr>
+          <w:rFonts w:ascii="Courier New" w:hAnsi="Courier New" w:cs="Courier New"/>
+        </w:rPr>
+        <w:t xml:space="preserve">rolling </w:t>
+      </w:r>
+      <w:r>
+        <w:rPr>
+          <w:rFonts w:ascii="Courier New" w:hAnsi="Courier New" w:cs="Courier New"/>
+        </w:rPr>
+        <w:t xml:space="preserve">gears, </w:t>
+      </w:r>
+      <w:r>
+        <w:rPr>
+          <w:rFonts w:ascii="Courier New" w:hAnsi="Courier New" w:cs="Courier New"/>
+        </w:rPr>
+        <w:t>metal, heavy</w:t>
+      </w:r>
+      <w:r>
+        <w:rPr>
+          <w:rFonts w:ascii="Courier New" w:hAnsi="Courier New" w:cs="Courier New"/>
+        </w:rPr>
+        <w:t xml:space="preserve"> </w:t>
+      </w:r>
+      <w:r>
+        <w:rPr>
+          <w:rFonts w:ascii="Courier New" w:hAnsi="Courier New" w:cs="Courier New"/>
+        </w:rPr>
+        <w:t>breathing</w:t>
+      </w:r>
+      <w:r>
+        <w:rPr>
+          <w:rFonts w:ascii="Courier New" w:hAnsi="Courier New" w:cs="Courier New"/>
+        </w:rPr>
+        <w:t>.</w:t>
       </w:r>
     </w:p>
     <w:p>
@@ -39560,7 +39795,7 @@
           <w:b/>
           <w:bCs/>
         </w:rPr>
-        <w:t>INT. CAR – DAY</w:t>
+        <w:t>FIRE</w:t>
       </w:r>
       <w:r>
         <w:rPr>
@@ -39574,13 +39809,85 @@
         <w:rPr>
           <w:rFonts w:ascii="Courier New" w:hAnsi="Courier New" w:cs="Courier New"/>
         </w:rPr>
-        <w:t xml:space="preserve">Adi’s vision blurs. Phone </w:t>
-      </w:r>
-      <w:r>
-        <w:rPr>
-          <w:rFonts w:ascii="Courier New" w:hAnsi="Courier New" w:cs="Courier New"/>
-        </w:rPr>
-        <w:t>buzzers</w:t>
+        <w:t xml:space="preserve">Little sparks of red begin to appear from the sides of the screen. </w:t>
+      </w:r>
+      <w:r>
+        <w:rPr>
+          <w:rFonts w:ascii="Courier New" w:hAnsi="Courier New" w:cs="Courier New"/>
+        </w:rPr>
+        <w:t>Suddenl</w:t>
+      </w:r>
+      <w:r>
+        <w:rPr>
+          <w:rFonts w:ascii="Courier New" w:hAnsi="Courier New" w:cs="Courier New"/>
+        </w:rPr>
+        <w:t>y</w:t>
+      </w:r>
+      <w:r>
+        <w:rPr>
+          <w:rFonts w:ascii="Courier New" w:hAnsi="Courier New" w:cs="Courier New"/>
+        </w:rPr>
+        <w:t>, f</w:t>
+      </w:r>
+      <w:r>
+        <w:rPr>
+          <w:rFonts w:ascii="Courier New" w:hAnsi="Courier New" w:cs="Courier New"/>
+        </w:rPr>
+        <w:t xml:space="preserve">lames </w:t>
+      </w:r>
+      <w:r>
+        <w:rPr>
+          <w:rFonts w:ascii="Courier New" w:hAnsi="Courier New" w:cs="Courier New"/>
+        </w:rPr>
+        <w:t xml:space="preserve">roar </w:t>
+      </w:r>
+      <w:r>
+        <w:rPr>
+          <w:rFonts w:ascii="Courier New" w:hAnsi="Courier New" w:cs="Courier New"/>
+        </w:rPr>
+        <w:t xml:space="preserve">and blast </w:t>
+      </w:r>
+      <w:r>
+        <w:rPr>
+          <w:rFonts w:ascii="Courier New" w:hAnsi="Courier New" w:cs="Courier New"/>
+        </w:rPr>
+        <w:t>from all sides</w:t>
+      </w:r>
+      <w:r>
+        <w:rPr>
+          <w:rFonts w:ascii="Courier New" w:hAnsi="Courier New" w:cs="Courier New"/>
+        </w:rPr>
+        <w:t>, i</w:t>
+      </w:r>
+      <w:r>
+        <w:rPr>
+          <w:rFonts w:ascii="Courier New" w:hAnsi="Courier New" w:cs="Courier New"/>
+        </w:rPr>
+        <w:t xml:space="preserve">ndicating </w:t>
+      </w:r>
+      <w:r>
+        <w:rPr>
+          <w:rFonts w:ascii="Courier New" w:hAnsi="Courier New" w:cs="Courier New"/>
+        </w:rPr>
+        <w:t>his</w:t>
+      </w:r>
+      <w:r>
+        <w:rPr>
+          <w:rFonts w:ascii="Courier New" w:hAnsi="Courier New" w:cs="Courier New"/>
+        </w:rPr>
+        <w:t xml:space="preserve"> cremation </w:t>
+      </w:r>
+      <w:r>
+        <w:rPr>
+          <w:rFonts w:ascii="Courier New" w:hAnsi="Courier New" w:cs="Courier New"/>
+        </w:rPr>
+        <w:t xml:space="preserve">in </w:t>
+      </w:r>
+      <w:r>
+        <w:rPr>
+          <w:rFonts w:ascii="Courier New" w:hAnsi="Courier New" w:cs="Courier New"/>
+        </w:rPr>
+        <w:t>a chamber</w:t>
       </w:r>
       <w:r>
         <w:rPr>
@@ -39592,39 +39899,43 @@
         <w:rPr>
           <w:rFonts w:ascii="Courier New" w:hAnsi="Courier New" w:cs="Courier New"/>
         </w:rPr>
-        <w:t xml:space="preserve"> </w:t>
-      </w:r>
-      <w:r>
-        <w:rPr>
-          <w:rFonts w:ascii="Courier New" w:hAnsi="Courier New" w:cs="Courier New"/>
-        </w:rPr>
-        <w:t>TEXT – BOSS:</w:t>
-      </w:r>
-      <w:r>
-        <w:rPr>
-          <w:rFonts w:ascii="Courier New" w:hAnsi="Courier New" w:cs="Courier New"/>
-        </w:rPr>
-        <w:t xml:space="preserve"> </w:t>
-      </w:r>
-      <w:r>
-        <w:rPr>
-          <w:rFonts w:ascii="Courier New" w:hAnsi="Courier New" w:cs="Courier New"/>
-        </w:rPr>
-        <w:t>"</w:t>
-      </w:r>
-      <w:r>
-        <w:rPr>
-          <w:rFonts w:ascii="Courier New" w:hAnsi="Courier New" w:cs="Courier New"/>
-          <w:i/>
-          <w:iCs/>
-        </w:rPr>
-        <w:t>Come fast. Don’t you have time sense?</w:t>
-      </w:r>
-      <w:r>
-        <w:rPr>
-          <w:rFonts w:ascii="Courier New" w:hAnsi="Courier New" w:cs="Courier New"/>
-        </w:rPr>
-        <w:t>"</w:t>
+        <w:br/>
+      </w:r>
+      <w:r>
+        <w:rPr>
+          <w:rFonts w:ascii="Courier New" w:hAnsi="Courier New" w:cs="Courier New"/>
+        </w:rPr>
+        <w:t xml:space="preserve">The fire </w:t>
+      </w:r>
+      <w:r>
+        <w:rPr>
+          <w:rFonts w:ascii="Courier New" w:hAnsi="Courier New" w:cs="Courier New"/>
+        </w:rPr>
+        <w:t>grows</w:t>
+      </w:r>
+      <w:r>
+        <w:rPr>
+          <w:rFonts w:ascii="Courier New" w:hAnsi="Courier New" w:cs="Courier New"/>
+        </w:rPr>
+        <w:t xml:space="preserve"> </w:t>
+      </w:r>
+      <w:r>
+        <w:rPr>
+          <w:rFonts w:ascii="Courier New" w:hAnsi="Courier New" w:cs="Courier New"/>
+        </w:rPr>
+        <w:t xml:space="preserve">and </w:t>
+      </w:r>
+      <w:r>
+        <w:rPr>
+          <w:rFonts w:ascii="Courier New" w:hAnsi="Courier New" w:cs="Courier New"/>
+        </w:rPr>
+        <w:t>c</w:t>
+      </w:r>
+      <w:r>
+        <w:rPr>
+          <w:rFonts w:ascii="Courier New" w:hAnsi="Courier New" w:cs="Courier New"/>
+        </w:rPr>
+        <w:t>overs the entire screen</w:t>
       </w:r>
       <w:r>
         <w:rPr>
@@ -39636,31 +39947,37 @@
         <w:rPr>
           <w:rFonts w:ascii="Courier New" w:hAnsi="Courier New" w:cs="Courier New"/>
         </w:rPr>
-        <w:t xml:space="preserve">Adi looks up — BAM. Hits a </w:t>
-      </w:r>
-      <w:r>
-        <w:rPr>
-          <w:rFonts w:ascii="Courier New" w:hAnsi="Courier New" w:cs="Courier New"/>
-        </w:rPr>
-        <w:t>tree</w:t>
-      </w:r>
-      <w:r>
-        <w:rPr>
-          <w:rFonts w:ascii="Courier New" w:hAnsi="Courier New" w:cs="Courier New"/>
-        </w:rPr>
-        <w:t>. White</w:t>
-      </w:r>
-      <w:r>
-        <w:rPr>
-          <w:rFonts w:ascii="Courier New" w:hAnsi="Courier New" w:cs="Courier New"/>
-        </w:rPr>
-        <w:t xml:space="preserve"> </w:t>
-      </w:r>
-      <w:r>
-        <w:rPr>
-          <w:rFonts w:ascii="Courier New" w:hAnsi="Courier New" w:cs="Courier New"/>
-        </w:rPr>
-        <w:t>flash</w:t>
+        <w:t>Chant</w:t>
+      </w:r>
+      <w:r>
+        <w:rPr>
+          <w:rFonts w:ascii="Courier New" w:hAnsi="Courier New" w:cs="Courier New"/>
+        </w:rPr>
+        <w:t xml:space="preserve">s of </w:t>
+      </w:r>
+      <w:r>
+        <w:rPr>
+          <w:rFonts w:ascii="Courier New" w:hAnsi="Courier New" w:cs="Courier New"/>
+        </w:rPr>
+        <w:t>mantras</w:t>
+      </w:r>
+      <w:r>
+        <w:rPr>
+          <w:rFonts w:ascii="Courier New" w:hAnsi="Courier New" w:cs="Courier New"/>
+        </w:rPr>
+        <w:t xml:space="preserve"> </w:t>
+      </w:r>
+      <w:r>
+        <w:rPr>
+          <w:rFonts w:ascii="Courier New" w:hAnsi="Courier New" w:cs="Courier New"/>
+        </w:rPr>
+        <w:t>fade</w:t>
+      </w:r>
+      <w:r>
+        <w:rPr>
+          <w:rFonts w:ascii="Courier New" w:hAnsi="Courier New" w:cs="Courier New"/>
+        </w:rPr>
+        <w:t xml:space="preserve"> away</w:t>
       </w:r>
       <w:r>
         <w:rPr>
@@ -39671,460 +39988,21 @@
     </w:p>
     <w:p>
       <w:pPr>
-        <w:pStyle w:val="ListParagraph"/>
-        <w:numPr>
-          <w:ilvl w:val="0"/>
-          <w:numId w:val="12"/>
-        </w:numPr>
-        <w:spacing w:line="240" w:lineRule="auto"/>
-        <w:rPr>
-          <w:rFonts w:ascii="Courier New" w:hAnsi="Courier New" w:cs="Courier New"/>
-          <w:b/>
-          <w:bCs/>
-        </w:rPr>
-      </w:pPr>
-      <w:r>
-        <w:rPr>
-          <w:rFonts w:ascii="Courier New" w:hAnsi="Courier New" w:cs="Courier New"/>
-          <w:b/>
-          <w:bCs/>
-        </w:rPr>
-        <w:t>BLACK SCREEN</w:t>
-      </w:r>
-      <w:r>
-        <w:rPr>
-          <w:rFonts w:ascii="Courier New" w:hAnsi="Courier New" w:cs="Courier New"/>
-          <w:b/>
-          <w:bCs/>
-        </w:rPr>
-        <w:br/>
-      </w:r>
-      <w:r>
-        <w:rPr>
-          <w:rFonts w:ascii="Courier New" w:hAnsi="Courier New" w:cs="Courier New"/>
-        </w:rPr>
-        <w:t xml:space="preserve">Shadows overtake the screen from all sides- </w:t>
-      </w:r>
-      <w:r>
-        <w:rPr>
-          <w:rFonts w:ascii="Courier New" w:hAnsi="Courier New" w:cs="Courier New"/>
-        </w:rPr>
-        <w:t>Pitch black.</w:t>
-      </w:r>
-      <w:r>
-        <w:rPr>
-          <w:rFonts w:ascii="Courier New" w:hAnsi="Courier New" w:cs="Courier New"/>
-        </w:rPr>
-        <w:t xml:space="preserve"> </w:t>
-      </w:r>
-      <w:r>
-        <w:rPr>
-          <w:rFonts w:ascii="Courier New" w:hAnsi="Courier New" w:cs="Courier New"/>
-        </w:rPr>
-        <w:t>Chaos of sounds builds</w:t>
-      </w:r>
-      <w:r>
-        <w:rPr>
-          <w:rFonts w:ascii="Courier New" w:hAnsi="Courier New" w:cs="Courier New"/>
-        </w:rPr>
-        <w:t>-</w:t>
-      </w:r>
-      <w:r>
-        <w:rPr>
-          <w:rFonts w:ascii="Courier New" w:hAnsi="Courier New" w:cs="Courier New"/>
-        </w:rPr>
-        <w:t xml:space="preserve"> </w:t>
-      </w:r>
-      <w:r>
-        <w:rPr>
-          <w:rFonts w:ascii="Courier New" w:hAnsi="Courier New" w:cs="Courier New"/>
-        </w:rPr>
-        <w:t>Ambulance sirens</w:t>
-      </w:r>
-      <w:r>
-        <w:rPr>
-          <w:rFonts w:ascii="Courier New" w:hAnsi="Courier New" w:cs="Courier New"/>
-        </w:rPr>
-        <w:t>.</w:t>
-      </w:r>
-      <w:r>
-        <w:rPr>
-          <w:rFonts w:ascii="Courier New" w:hAnsi="Courier New" w:cs="Courier New"/>
-        </w:rPr>
-        <w:t xml:space="preserve"> </w:t>
-      </w:r>
-      <w:r>
-        <w:rPr>
-          <w:rFonts w:ascii="Courier New" w:hAnsi="Courier New" w:cs="Courier New"/>
-        </w:rPr>
-        <w:t>Time of death</w:t>
-      </w:r>
-      <w:r>
-        <w:rPr>
-          <w:rFonts w:ascii="Courier New" w:hAnsi="Courier New" w:cs="Courier New"/>
-        </w:rPr>
-        <w:t xml:space="preserve"> </w:t>
-      </w:r>
-      <w:r>
-        <w:rPr>
-          <w:rFonts w:ascii="Courier New" w:hAnsi="Courier New" w:cs="Courier New"/>
-          <w:b/>
-          <w:bCs/>
+        <w:spacing w:line="240" w:lineRule="auto"/>
+        <w:ind w:left="360"/>
+        <w:rPr>
+          <w:rFonts w:ascii="Courier New" w:hAnsi="Courier New" w:cs="Courier New"/>
+          <w:b/>
+          <w:bCs/>
+        </w:rPr>
+      </w:pPr>
+      <w:r>
+        <w:rPr>
+          <w:rFonts w:ascii="Courier New" w:hAnsi="Courier New" w:cs="Courier New"/>
           <w:i/>
           <w:iCs/>
           <w:u w:val="single"/>
         </w:rPr>
-        <w:t>8AM</w:t>
-      </w:r>
-      <w:r>
-        <w:rPr>
-          <w:rFonts w:ascii="Courier New" w:hAnsi="Courier New" w:cs="Courier New"/>
-        </w:rPr>
-        <w:t>.</w:t>
-      </w:r>
-      <w:r>
-        <w:rPr>
-          <w:rFonts w:ascii="Courier New" w:hAnsi="Courier New" w:cs="Courier New"/>
-        </w:rPr>
-        <w:t xml:space="preserve"> </w:t>
-      </w:r>
-      <w:r>
-        <w:rPr>
-          <w:rFonts w:ascii="Courier New" w:hAnsi="Courier New" w:cs="Courier New"/>
-        </w:rPr>
-        <w:t>Women crying: “Adi…”</w:t>
-      </w:r>
-      <w:r>
-        <w:rPr>
-          <w:rFonts w:ascii="Courier New" w:hAnsi="Courier New" w:cs="Courier New"/>
-        </w:rPr>
-        <w:t xml:space="preserve"> </w:t>
-      </w:r>
-      <w:r>
-        <w:rPr>
-          <w:rFonts w:ascii="Courier New" w:hAnsi="Courier New" w:cs="Courier New"/>
-        </w:rPr>
-        <w:t>Life support beep</w:t>
-      </w:r>
-      <w:r>
-        <w:rPr>
-          <w:rFonts w:ascii="Courier New" w:hAnsi="Courier New" w:cs="Courier New"/>
-        </w:rPr>
-        <w:t>ing</w:t>
-      </w:r>
-      <w:r>
-        <w:rPr>
-          <w:rFonts w:ascii="Courier New" w:hAnsi="Courier New" w:cs="Courier New"/>
-        </w:rPr>
-        <w:t>.</w:t>
-      </w:r>
-      <w:r>
-        <w:rPr>
-          <w:rFonts w:ascii="Courier New" w:hAnsi="Courier New" w:cs="Courier New"/>
-        </w:rPr>
-        <w:t xml:space="preserve"> </w:t>
-      </w:r>
-      <w:r>
-        <w:rPr>
-          <w:rFonts w:ascii="Courier New" w:hAnsi="Courier New" w:cs="Courier New"/>
-        </w:rPr>
-        <w:t>M</w:t>
-      </w:r>
-      <w:r>
-        <w:rPr>
-          <w:rFonts w:ascii="Courier New" w:hAnsi="Courier New" w:cs="Courier New"/>
-        </w:rPr>
-        <w:t>antra</w:t>
-      </w:r>
-      <w:r>
-        <w:rPr>
-          <w:rFonts w:ascii="Courier New" w:hAnsi="Courier New" w:cs="Courier New"/>
-        </w:rPr>
-        <w:t xml:space="preserve"> chants</w:t>
-      </w:r>
-      <w:r>
-        <w:rPr>
-          <w:rFonts w:ascii="Courier New" w:hAnsi="Courier New" w:cs="Courier New"/>
-        </w:rPr>
-        <w:t>.</w:t>
-      </w:r>
-      <w:r>
-        <w:rPr>
-          <w:rFonts w:ascii="Courier New" w:hAnsi="Courier New" w:cs="Courier New"/>
-        </w:rPr>
-        <w:t xml:space="preserve"> </w:t>
-      </w:r>
-      <w:r>
-        <w:rPr>
-          <w:rFonts w:ascii="Courier New" w:hAnsi="Courier New" w:cs="Courier New"/>
-        </w:rPr>
-        <w:t xml:space="preserve">Sounds of gas, </w:t>
-      </w:r>
-      <w:r>
-        <w:rPr>
-          <w:rFonts w:ascii="Courier New" w:hAnsi="Courier New" w:cs="Courier New"/>
-        </w:rPr>
-        <w:t xml:space="preserve">rolling </w:t>
-      </w:r>
-      <w:r>
-        <w:rPr>
-          <w:rFonts w:ascii="Courier New" w:hAnsi="Courier New" w:cs="Courier New"/>
-        </w:rPr>
-        <w:t xml:space="preserve">gears, </w:t>
-      </w:r>
-      <w:r>
-        <w:rPr>
-          <w:rFonts w:ascii="Courier New" w:hAnsi="Courier New" w:cs="Courier New"/>
-        </w:rPr>
-        <w:t>metal, heavy</w:t>
-      </w:r>
-      <w:r>
-        <w:rPr>
-          <w:rFonts w:ascii="Courier New" w:hAnsi="Courier New" w:cs="Courier New"/>
-        </w:rPr>
-        <w:t xml:space="preserve"> </w:t>
-      </w:r>
-      <w:r>
-        <w:rPr>
-          <w:rFonts w:ascii="Courier New" w:hAnsi="Courier New" w:cs="Courier New"/>
-        </w:rPr>
-        <w:t>breathing</w:t>
-      </w:r>
-      <w:r>
-        <w:rPr>
-          <w:rFonts w:ascii="Courier New" w:hAnsi="Courier New" w:cs="Courier New"/>
-        </w:rPr>
-        <w:t>.</w:t>
-      </w:r>
-    </w:p>
-    <w:p>
-      <w:pPr>
-        <w:pStyle w:val="ListParagraph"/>
-        <w:numPr>
-          <w:ilvl w:val="0"/>
-          <w:numId w:val="12"/>
-        </w:numPr>
-        <w:spacing w:line="240" w:lineRule="auto"/>
-        <w:rPr>
-          <w:rFonts w:ascii="Courier New" w:hAnsi="Courier New" w:cs="Courier New"/>
-          <w:b/>
-          <w:bCs/>
-        </w:rPr>
-      </w:pPr>
-      <w:r>
-        <w:rPr>
-          <w:rFonts w:ascii="Courier New" w:hAnsi="Courier New" w:cs="Courier New"/>
-          <w:b/>
-          <w:bCs/>
-        </w:rPr>
-        <w:t>FIRE</w:t>
-      </w:r>
-      <w:r>
-        <w:rPr>
-          <w:rFonts w:ascii="Courier New" w:hAnsi="Courier New" w:cs="Courier New"/>
-          <w:b/>
-          <w:bCs/>
-        </w:rPr>
-        <w:br/>
-      </w:r>
-      <w:r>
-        <w:rPr>
-          <w:rFonts w:ascii="Courier New" w:hAnsi="Courier New" w:cs="Courier New"/>
-        </w:rPr>
-        <w:t xml:space="preserve">Little sparks of red begin to appear from the sides of the screen. </w:t>
-      </w:r>
-      <w:r>
-        <w:rPr>
-          <w:rFonts w:ascii="Courier New" w:hAnsi="Courier New" w:cs="Courier New"/>
-        </w:rPr>
-        <w:t>Suddenl</w:t>
-      </w:r>
-      <w:r>
-        <w:rPr>
-          <w:rFonts w:ascii="Courier New" w:hAnsi="Courier New" w:cs="Courier New"/>
-        </w:rPr>
-        <w:t>y</w:t>
-      </w:r>
-      <w:r>
-        <w:rPr>
-          <w:rFonts w:ascii="Courier New" w:hAnsi="Courier New" w:cs="Courier New"/>
-        </w:rPr>
-        <w:t>, f</w:t>
-      </w:r>
-      <w:r>
-        <w:rPr>
-          <w:rFonts w:ascii="Courier New" w:hAnsi="Courier New" w:cs="Courier New"/>
-        </w:rPr>
-        <w:t xml:space="preserve">lames </w:t>
-      </w:r>
-      <w:r>
-        <w:rPr>
-          <w:rFonts w:ascii="Courier New" w:hAnsi="Courier New" w:cs="Courier New"/>
-        </w:rPr>
-        <w:t xml:space="preserve">roar </w:t>
-      </w:r>
-      <w:r>
-        <w:rPr>
-          <w:rFonts w:ascii="Courier New" w:hAnsi="Courier New" w:cs="Courier New"/>
-        </w:rPr>
-        <w:t xml:space="preserve">and blast </w:t>
-      </w:r>
-      <w:r>
-        <w:rPr>
-          <w:rFonts w:ascii="Courier New" w:hAnsi="Courier New" w:cs="Courier New"/>
-        </w:rPr>
-        <w:t>from all sides</w:t>
-      </w:r>
-      <w:r>
-        <w:rPr>
-          <w:rFonts w:ascii="Courier New" w:hAnsi="Courier New" w:cs="Courier New"/>
-        </w:rPr>
-        <w:t>, i</w:t>
-      </w:r>
-      <w:r>
-        <w:rPr>
-          <w:rFonts w:ascii="Courier New" w:hAnsi="Courier New" w:cs="Courier New"/>
-        </w:rPr>
-        <w:t xml:space="preserve">ndicating </w:t>
-      </w:r>
-      <w:r>
-        <w:rPr>
-          <w:rFonts w:ascii="Courier New" w:hAnsi="Courier New" w:cs="Courier New"/>
-        </w:rPr>
-        <w:t>his</w:t>
-      </w:r>
-      <w:r>
-        <w:rPr>
-          <w:rFonts w:ascii="Courier New" w:hAnsi="Courier New" w:cs="Courier New"/>
-        </w:rPr>
-        <w:t xml:space="preserve"> cremation </w:t>
-      </w:r>
-      <w:r>
-        <w:rPr>
-          <w:rFonts w:ascii="Courier New" w:hAnsi="Courier New" w:cs="Courier New"/>
-        </w:rPr>
-        <w:t xml:space="preserve">in </w:t>
-      </w:r>
-      <w:r>
-        <w:rPr>
-          <w:rFonts w:ascii="Courier New" w:hAnsi="Courier New" w:cs="Courier New"/>
-        </w:rPr>
-        <w:t>a chamber</w:t>
-      </w:r>
-      <w:r>
-        <w:rPr>
-          <w:rFonts w:ascii="Courier New" w:hAnsi="Courier New" w:cs="Courier New"/>
-        </w:rPr>
-        <w:t>.</w:t>
-      </w:r>
-      <w:r>
-        <w:rPr>
-          <w:rFonts w:ascii="Courier New" w:hAnsi="Courier New" w:cs="Courier New"/>
-        </w:rPr>
-        <w:br/>
-      </w:r>
-      <w:r>
-        <w:rPr>
-          <w:rFonts w:ascii="Courier New" w:hAnsi="Courier New" w:cs="Courier New"/>
-        </w:rPr>
-        <w:t xml:space="preserve">The fire </w:t>
-      </w:r>
-      <w:r>
-        <w:rPr>
-          <w:rFonts w:ascii="Courier New" w:hAnsi="Courier New" w:cs="Courier New"/>
-        </w:rPr>
-        <w:t>grows</w:t>
-      </w:r>
-      <w:r>
-        <w:rPr>
-          <w:rFonts w:ascii="Courier New" w:hAnsi="Courier New" w:cs="Courier New"/>
-        </w:rPr>
-        <w:t xml:space="preserve"> </w:t>
-      </w:r>
-      <w:r>
-        <w:rPr>
-          <w:rFonts w:ascii="Courier New" w:hAnsi="Courier New" w:cs="Courier New"/>
-        </w:rPr>
-        <w:t xml:space="preserve">and </w:t>
-      </w:r>
-      <w:r>
-        <w:rPr>
-          <w:rFonts w:ascii="Courier New" w:hAnsi="Courier New" w:cs="Courier New"/>
-        </w:rPr>
-        <w:t>c</w:t>
-      </w:r>
-      <w:r>
-        <w:rPr>
-          <w:rFonts w:ascii="Courier New" w:hAnsi="Courier New" w:cs="Courier New"/>
-        </w:rPr>
-        <w:t>overs the entire screen</w:t>
-      </w:r>
-      <w:r>
-        <w:rPr>
-          <w:rFonts w:ascii="Courier New" w:hAnsi="Courier New" w:cs="Courier New"/>
-        </w:rPr>
-        <w:t xml:space="preserve">. </w:t>
-      </w:r>
-      <w:r>
-        <w:rPr>
-          <w:rFonts w:ascii="Courier New" w:hAnsi="Courier New" w:cs="Courier New"/>
-        </w:rPr>
-        <w:t>Chant</w:t>
-      </w:r>
-      <w:r>
-        <w:rPr>
-          <w:rFonts w:ascii="Courier New" w:hAnsi="Courier New" w:cs="Courier New"/>
-        </w:rPr>
-        <w:t xml:space="preserve">s of </w:t>
-      </w:r>
-      <w:r>
-        <w:rPr>
-          <w:rFonts w:ascii="Courier New" w:hAnsi="Courier New" w:cs="Courier New"/>
-        </w:rPr>
-        <w:t>mantras</w:t>
-      </w:r>
-      <w:r>
-        <w:rPr>
-          <w:rFonts w:ascii="Courier New" w:hAnsi="Courier New" w:cs="Courier New"/>
-        </w:rPr>
-        <w:t xml:space="preserve"> </w:t>
-      </w:r>
-      <w:r>
-        <w:rPr>
-          <w:rFonts w:ascii="Courier New" w:hAnsi="Courier New" w:cs="Courier New"/>
-        </w:rPr>
-        <w:t>fade</w:t>
-      </w:r>
-      <w:r>
-        <w:rPr>
-          <w:rFonts w:ascii="Courier New" w:hAnsi="Courier New" w:cs="Courier New"/>
-        </w:rPr>
-        <w:t xml:space="preserve"> away</w:t>
-      </w:r>
-      <w:r>
-        <w:rPr>
-          <w:rFonts w:ascii="Courier New" w:hAnsi="Courier New" w:cs="Courier New"/>
-        </w:rPr>
-        <w:t>.</w:t>
-      </w:r>
-    </w:p>
-    <w:p>
-      <w:pPr>
-        <w:spacing w:line="240" w:lineRule="auto"/>
-        <w:ind w:left="360"/>
-        <w:rPr>
-          <w:rFonts w:ascii="Courier New" w:hAnsi="Courier New" w:cs="Courier New"/>
-          <w:b/>
-          <w:bCs/>
-        </w:rPr>
-      </w:pPr>
-      <w:r>
-        <w:rPr>
-          <w:rFonts w:ascii="Courier New" w:hAnsi="Courier New" w:cs="Courier New"/>
-          <w:i/>
-          <w:iCs/>
-          <w:u w:val="single"/>
-        </w:rPr>
         <w:t>END MONTAGE:</w:t>
       </w:r>
       <w:r>
@@ -40160,6 +40038,28 @@
         </w:rPr>
         <w:t>ZOOM CUT TO:</w:t>
       </w:r>
+    </w:p>
+    <w:p>
+      <w:pPr>
+        <w:spacing w:line="240" w:lineRule="auto"/>
+        <w:jc w:val="right"/>
+        <w:rPr>
+          <w:rFonts w:ascii="Courier New" w:hAnsi="Courier New" w:cs="Courier New"/>
+          <w:b/>
+          <w:bCs/>
+        </w:rPr>
+      </w:pPr>
+    </w:p>
+    <w:p>
+      <w:pPr>
+        <w:spacing w:line="240" w:lineRule="auto"/>
+        <w:jc w:val="right"/>
+        <w:rPr>
+          <w:rFonts w:ascii="Courier New" w:hAnsi="Courier New" w:cs="Courier New"/>
+          <w:b/>
+          <w:bCs/>
+        </w:rPr>
+      </w:pPr>
     </w:p>
     <w:p>
       <w:pPr>
@@ -40230,7 +40130,19 @@
         <w:rPr>
           <w:rFonts w:ascii="Courier New" w:hAnsi="Courier New" w:cs="Courier New"/>
         </w:rPr>
-        <w:t>ack in the void filled with fog.</w:t>
+        <w:t>ack in the void filled with</w:t>
+      </w:r>
+      <w:r>
+        <w:rPr>
+          <w:rFonts w:ascii="Courier New" w:hAnsi="Courier New" w:cs="Courier New"/>
+        </w:rPr>
+        <w:t xml:space="preserve"> thick </w:t>
+      </w:r>
+      <w:r>
+        <w:rPr>
+          <w:rFonts w:ascii="Courier New" w:hAnsi="Courier New" w:cs="Courier New"/>
+        </w:rPr>
+        <w:t>fog.</w:t>
       </w:r>
       <w:r>
         <w:rPr>
@@ -40382,11 +40294,57 @@
       <w:r>
         <w:rPr>
           <w:rFonts w:ascii="Courier New" w:hAnsi="Courier New" w:cs="Courier New"/>
-          <w:b/>
-          <w:bCs/>
+        </w:rPr>
+        <w:t xml:space="preserve"> </w:t>
+      </w:r>
+      <w:r>
+        <w:rPr>
+          <w:rFonts w:ascii="Courier New" w:hAnsi="Courier New" w:cs="Courier New"/>
         </w:rPr>
         <w:br/>
       </w:r>
+      <w:proofErr w:type="spellStart"/>
+      <w:r>
+        <w:rPr>
+          <w:rFonts w:ascii="Courier New" w:hAnsi="Courier New" w:cs="Courier New"/>
+        </w:rPr>
+        <w:t>Sulinolage</w:t>
+      </w:r>
+      <w:proofErr w:type="spellEnd"/>
+      <w:r>
+        <w:rPr>
+          <w:rFonts w:ascii="Courier New" w:hAnsi="Courier New" w:cs="Courier New"/>
+        </w:rPr>
+        <w:t xml:space="preserve"> </w:t>
+      </w:r>
+      <w:proofErr w:type="spellStart"/>
+      <w:r>
+        <w:rPr>
+          <w:rFonts w:ascii="Courier New" w:hAnsi="Courier New" w:cs="Courier New"/>
+        </w:rPr>
+        <w:t>innu</w:t>
+      </w:r>
+      <w:proofErr w:type="spellEnd"/>
+      <w:r>
+        <w:rPr>
+          <w:rFonts w:ascii="Courier New" w:hAnsi="Courier New" w:cs="Courier New"/>
+        </w:rPr>
+        <w:t xml:space="preserve"> </w:t>
+      </w:r>
+      <w:proofErr w:type="spellStart"/>
+      <w:r>
+        <w:rPr>
+          <w:rFonts w:ascii="Courier New" w:hAnsi="Courier New" w:cs="Courier New"/>
+        </w:rPr>
+        <w:t>maryagbeda</w:t>
+      </w:r>
+      <w:proofErr w:type="spellEnd"/>
+      <w:r>
+        <w:rPr>
+          <w:rFonts w:ascii="Courier New" w:hAnsi="Courier New" w:cs="Courier New"/>
+        </w:rPr>
+        <w:br/>
+      </w:r>
       <w:r>
         <w:rPr>
           <w:rFonts w:ascii="Courier New" w:hAnsi="Courier New" w:cs="Courier New"/>
@@ -40418,21 +40376,33 @@
         <w:rPr>
           <w:rFonts w:ascii="Courier New" w:hAnsi="Courier New" w:cs="Courier New"/>
         </w:rPr>
-        <w:t>ninge</w:t>
-      </w:r>
-      <w:proofErr w:type="spellEnd"/>
-      <w:r>
-        <w:rPr>
-          <w:rFonts w:ascii="Courier New" w:hAnsi="Courier New" w:cs="Courier New"/>
-        </w:rPr>
-        <w:t xml:space="preserve"> </w:t>
-      </w:r>
-      <w:proofErr w:type="spellStart"/>
-      <w:r>
-        <w:rPr>
-          <w:rFonts w:ascii="Courier New" w:hAnsi="Courier New" w:cs="Courier New"/>
-        </w:rPr>
-        <w:t>tildide</w:t>
+        <w:t>nin</w:t>
+      </w:r>
+      <w:r>
+        <w:rPr>
+          <w:rFonts w:ascii="Courier New" w:hAnsi="Courier New" w:cs="Courier New"/>
+        </w:rPr>
+        <w:t>a</w:t>
+      </w:r>
+      <w:r>
+        <w:rPr>
+          <w:rFonts w:ascii="Courier New" w:hAnsi="Courier New" w:cs="Courier New"/>
+        </w:rPr>
+        <w:t>ge</w:t>
+      </w:r>
+      <w:proofErr w:type="spellEnd"/>
+      <w:r>
+        <w:rPr>
+          <w:rFonts w:ascii="Courier New" w:hAnsi="Courier New" w:cs="Courier New"/>
+        </w:rPr>
+        <w:t xml:space="preserve"> </w:t>
+      </w:r>
+      <w:proofErr w:type="spellStart"/>
+      <w:r>
+        <w:rPr>
+          <w:rFonts w:ascii="Courier New" w:hAnsi="Courier New" w:cs="Courier New"/>
+        </w:rPr>
+        <w:t>gothu</w:t>
       </w:r>
       <w:proofErr w:type="spellEnd"/>
       <w:r>
@@ -40452,26 +40422,6 @@
         <w:rPr>
           <w:rFonts w:ascii="Courier New" w:hAnsi="Courier New" w:cs="Courier New"/>
         </w:rPr>
-        <w:t>p</w:t>
-      </w:r>
-      <w:r>
-        <w:rPr>
-          <w:rFonts w:ascii="Courier New" w:hAnsi="Courier New" w:cs="Courier New"/>
-        </w:rPr>
-        <w:t>oorthi</w:t>
-      </w:r>
-      <w:proofErr w:type="spellEnd"/>
-      <w:r>
-        <w:rPr>
-          <w:rFonts w:ascii="Courier New" w:hAnsi="Courier New" w:cs="Courier New"/>
-        </w:rPr>
-        <w:t xml:space="preserve"> </w:t>
-      </w:r>
-      <w:proofErr w:type="spellStart"/>
-      <w:r>
-        <w:rPr>
-          <w:rFonts w:ascii="Courier New" w:hAnsi="Courier New" w:cs="Courier New"/>
-        </w:rPr>
         <w:t>sveekara</w:t>
       </w:r>
       <w:proofErr w:type="spellEnd"/>
@@ -40512,97 +40462,7 @@
         <w:rPr>
           <w:rFonts w:ascii="Courier New" w:hAnsi="Courier New" w:cs="Courier New"/>
         </w:rPr>
-        <w:t>Neenagi</w:t>
-      </w:r>
-      <w:proofErr w:type="spellEnd"/>
-      <w:r>
-        <w:rPr>
-          <w:rFonts w:ascii="Courier New" w:hAnsi="Courier New" w:cs="Courier New"/>
-        </w:rPr>
-        <w:t xml:space="preserve"> </w:t>
-      </w:r>
-      <w:proofErr w:type="spellStart"/>
-      <w:r>
-        <w:rPr>
-          <w:rFonts w:ascii="Courier New" w:hAnsi="Courier New" w:cs="Courier New"/>
-        </w:rPr>
-        <w:t>neene</w:t>
-      </w:r>
-      <w:proofErr w:type="spellEnd"/>
-      <w:r>
-        <w:rPr>
-          <w:rFonts w:ascii="Courier New" w:hAnsi="Courier New" w:cs="Courier New"/>
-        </w:rPr>
-        <w:t xml:space="preserve"> </w:t>
-      </w:r>
-      <w:proofErr w:type="spellStart"/>
-      <w:r>
-        <w:rPr>
-          <w:rFonts w:ascii="Courier New" w:hAnsi="Courier New" w:cs="Courier New"/>
-        </w:rPr>
         <w:t>horadu</w:t>
-      </w:r>
-      <w:proofErr w:type="spellEnd"/>
-      <w:r>
-        <w:rPr>
-          <w:rFonts w:ascii="Courier New" w:hAnsi="Courier New" w:cs="Courier New"/>
-        </w:rPr>
-        <w:br/>
-      </w:r>
-      <w:proofErr w:type="spellStart"/>
-      <w:r>
-        <w:rPr>
-          <w:rFonts w:ascii="Courier New" w:hAnsi="Courier New" w:cs="Courier New"/>
-        </w:rPr>
-        <w:t>Idu</w:t>
-      </w:r>
-      <w:proofErr w:type="spellEnd"/>
-      <w:r>
-        <w:rPr>
-          <w:rFonts w:ascii="Courier New" w:hAnsi="Courier New" w:cs="Courier New"/>
-        </w:rPr>
-        <w:t xml:space="preserve"> </w:t>
-      </w:r>
-      <w:proofErr w:type="spellStart"/>
-      <w:r>
-        <w:rPr>
-          <w:rFonts w:ascii="Courier New" w:hAnsi="Courier New" w:cs="Courier New"/>
-        </w:rPr>
-        <w:t>ninage</w:t>
-      </w:r>
-      <w:proofErr w:type="spellEnd"/>
-      <w:r>
-        <w:rPr>
-          <w:rFonts w:ascii="Courier New" w:hAnsi="Courier New" w:cs="Courier New"/>
-        </w:rPr>
-        <w:t xml:space="preserve"> </w:t>
-      </w:r>
-      <w:proofErr w:type="spellStart"/>
-      <w:r>
-        <w:rPr>
-          <w:rFonts w:ascii="Courier New" w:hAnsi="Courier New" w:cs="Courier New"/>
-        </w:rPr>
-        <w:t>k</w:t>
-      </w:r>
-      <w:r>
-        <w:rPr>
-          <w:rFonts w:ascii="Courier New" w:hAnsi="Courier New" w:cs="Courier New"/>
-        </w:rPr>
-        <w:t>one</w:t>
-      </w:r>
-      <w:proofErr w:type="spellEnd"/>
-      <w:r>
-        <w:rPr>
-          <w:rFonts w:ascii="Courier New" w:hAnsi="Courier New" w:cs="Courier New"/>
-        </w:rPr>
-        <w:t xml:space="preserve"> </w:t>
-      </w:r>
-      <w:proofErr w:type="spellStart"/>
-      <w:r>
-        <w:rPr>
-          <w:rFonts w:ascii="Courier New" w:hAnsi="Courier New" w:cs="Courier New"/>
-        </w:rPr>
-        <w:t>avakasha</w:t>
       </w:r>
       <w:proofErr w:type="spellEnd"/>
     </w:p>
@@ -40913,13 +40773,13 @@
         <w:rPr>
           <w:rFonts w:ascii="Courier New" w:hAnsi="Courier New" w:cs="Courier New"/>
         </w:rPr>
-        <w:t>avakasaha</w:t>
-      </w:r>
-      <w:r>
-        <w:rPr>
-          <w:rFonts w:ascii="Courier New" w:hAnsi="Courier New" w:cs="Courier New"/>
-        </w:rPr>
-        <w:t>gala</w:t>
+        <w:t>avakas</w:t>
+      </w:r>
+      <w:r>
+        <w:rPr>
+          <w:rFonts w:ascii="Courier New" w:hAnsi="Courier New" w:cs="Courier New"/>
+        </w:rPr>
+        <w:t>ha</w:t>
       </w:r>
       <w:proofErr w:type="spellEnd"/>
       <w:r>
@@ -41211,28 +41071,34 @@
         <w:rPr>
           <w:rFonts w:ascii="Courier New" w:hAnsi="Courier New" w:cs="Courier New"/>
         </w:rPr>
-        <w:t>Saavannu</w:t>
-      </w:r>
-      <w:proofErr w:type="spellEnd"/>
-      <w:r>
-        <w:rPr>
-          <w:rFonts w:ascii="Courier New" w:hAnsi="Courier New" w:cs="Courier New"/>
-        </w:rPr>
-        <w:t xml:space="preserve"> </w:t>
-      </w:r>
-      <w:proofErr w:type="spellStart"/>
-      <w:r>
-        <w:rPr>
-          <w:rFonts w:ascii="Courier New" w:hAnsi="Courier New" w:cs="Courier New"/>
-        </w:rPr>
-        <w:t>sweekara</w:t>
-      </w:r>
-      <w:proofErr w:type="spellEnd"/>
-      <w:r>
-        <w:rPr>
-          <w:rFonts w:ascii="Courier New" w:hAnsi="Courier New" w:cs="Courier New"/>
-        </w:rPr>
-        <w:t xml:space="preserve"> mado </w:t>
+        <w:t>sathya</w:t>
+      </w:r>
+      <w:proofErr w:type="spellEnd"/>
+      <w:r>
+        <w:rPr>
+          <w:rFonts w:ascii="Courier New" w:hAnsi="Courier New" w:cs="Courier New"/>
+        </w:rPr>
+        <w:t xml:space="preserve"> </w:t>
+      </w:r>
+      <w:proofErr w:type="spellStart"/>
+      <w:r>
+        <w:rPr>
+          <w:rFonts w:ascii="Courier New" w:hAnsi="Courier New" w:cs="Courier New"/>
+        </w:rPr>
+        <w:t>sweekar</w:t>
+      </w:r>
+      <w:r>
+        <w:rPr>
+          <w:rFonts w:ascii="Courier New" w:hAnsi="Courier New" w:cs="Courier New"/>
+        </w:rPr>
+        <w:t>iso</w:t>
+      </w:r>
+      <w:proofErr w:type="spellEnd"/>
+      <w:r>
+        <w:rPr>
+          <w:rFonts w:ascii="Courier New" w:hAnsi="Courier New" w:cs="Courier New"/>
+        </w:rPr>
+        <w:t xml:space="preserve"> </w:t>
       </w:r>
       <w:proofErr w:type="spellStart"/>
       <w:r>
@@ -41246,12 +41112,6 @@
         <w:rPr>
           <w:rFonts w:ascii="Courier New" w:hAnsi="Courier New" w:cs="Courier New"/>
         </w:rPr>
-        <w:t xml:space="preserve"> </w:t>
-      </w:r>
-      <w:r>
-        <w:rPr>
-          <w:rFonts w:ascii="Courier New" w:hAnsi="Courier New" w:cs="Courier New"/>
-        </w:rPr>
         <w:br/>
       </w:r>
       <w:proofErr w:type="spellStart"/>
@@ -41259,45 +41119,7 @@
         <w:rPr>
           <w:rFonts w:ascii="Courier New" w:hAnsi="Courier New" w:cs="Courier New"/>
         </w:rPr>
-        <w:t>N</w:t>
-      </w:r>
-      <w:r>
-        <w:rPr>
-          <w:rFonts w:ascii="Courier New" w:hAnsi="Courier New" w:cs="Courier New"/>
-        </w:rPr>
-        <w:t>enap</w:t>
-      </w:r>
-      <w:r>
-        <w:rPr>
-          <w:rFonts w:ascii="Courier New" w:hAnsi="Courier New" w:cs="Courier New"/>
-        </w:rPr>
-        <w:t>ugala</w:t>
-      </w:r>
-      <w:proofErr w:type="spellEnd"/>
-      <w:r>
-        <w:rPr>
-          <w:rFonts w:ascii="Courier New" w:hAnsi="Courier New" w:cs="Courier New"/>
-        </w:rPr>
-        <w:t xml:space="preserve"> </w:t>
-      </w:r>
-      <w:proofErr w:type="spellStart"/>
-      <w:r>
-        <w:rPr>
-          <w:rFonts w:ascii="Courier New" w:hAnsi="Courier New" w:cs="Courier New"/>
-        </w:rPr>
-        <w:t>j</w:t>
-      </w:r>
-      <w:r>
-        <w:rPr>
-          <w:rFonts w:ascii="Courier New" w:hAnsi="Courier New" w:cs="Courier New"/>
-        </w:rPr>
-        <w:t>al</w:t>
-      </w:r>
-      <w:r>
-        <w:rPr>
-          <w:rFonts w:ascii="Courier New" w:hAnsi="Courier New" w:cs="Courier New"/>
-        </w:rPr>
-        <w:t>eya</w:t>
+        <w:t>sullina</w:t>
       </w:r>
       <w:proofErr w:type="spellEnd"/>
       <w:r>
@@ -41328,12 +41150,6 @@
         <w:t>mareyaguvudu</w:t>
       </w:r>
       <w:proofErr w:type="spellEnd"/>
-      <w:r>
-        <w:rPr>
-          <w:rFonts w:ascii="Courier New" w:hAnsi="Courier New" w:cs="Courier New"/>
-        </w:rPr>
-        <w:t>!</w:t>
-      </w:r>
     </w:p>
     <w:p>
       <w:pPr>
@@ -41923,7 +41739,19 @@
         <w:rPr>
           <w:rFonts w:ascii="Courier New" w:hAnsi="Courier New" w:cs="Courier New"/>
         </w:rPr>
-        <w:t>and r</w:t>
+        <w:t xml:space="preserve">and </w:t>
+      </w:r>
+      <w:r>
+        <w:rPr>
+          <w:rFonts w:ascii="Courier New" w:hAnsi="Courier New" w:cs="Courier New"/>
+        </w:rPr>
+        <w:t>yellow-</w:t>
+      </w:r>
+      <w:r>
+        <w:rPr>
+          <w:rFonts w:ascii="Courier New" w:hAnsi="Courier New" w:cs="Courier New"/>
+        </w:rPr>
+        <w:t>r</w:t>
       </w:r>
       <w:r>
         <w:rPr>
@@ -42142,7 +41970,7 @@
         <w:rPr>
           <w:rFonts w:ascii="Courier New" w:hAnsi="Courier New" w:cs="Courier New"/>
         </w:rPr>
-        <w:t>kutumbadava</w:t>
+        <w:t>kutumbada</w:t>
       </w:r>
       <w:proofErr w:type="spellEnd"/>
       <w:r>
@@ -42332,21 +42160,13 @@
         <w:rPr>
           <w:rFonts w:ascii="Courier New" w:hAnsi="Courier New" w:cs="Courier New"/>
         </w:rPr>
-        <w:t xml:space="preserve">Ninna </w:t>
-      </w:r>
-      <w:proofErr w:type="spellStart"/>
-      <w:r>
-        <w:rPr>
-          <w:rFonts w:ascii="Courier New" w:hAnsi="Courier New" w:cs="Courier New"/>
-        </w:rPr>
-        <w:t>deha</w:t>
-      </w:r>
-      <w:proofErr w:type="spellEnd"/>
-      <w:r>
-        <w:rPr>
-          <w:rFonts w:ascii="Courier New" w:hAnsi="Courier New" w:cs="Courier New"/>
-        </w:rPr>
-        <w:t xml:space="preserve"> </w:t>
+        <w:t>D</w:t>
+      </w:r>
+      <w:r>
+        <w:rPr>
+          <w:rFonts w:ascii="Courier New" w:hAnsi="Courier New" w:cs="Courier New"/>
+        </w:rPr>
+        <w:t xml:space="preserve">eha </w:t>
       </w:r>
       <w:proofErr w:type="spellStart"/>
       <w:r>
@@ -43079,9 +42899,414 @@
     <w:p>
       <w:pPr>
         <w:spacing w:line="240" w:lineRule="auto"/>
+        <w:rPr>
+          <w:rFonts w:ascii="Courier New" w:hAnsi="Courier New" w:cs="Courier New"/>
+        </w:rPr>
+      </w:pPr>
+      <w:r>
+        <w:rPr>
+          <w:rFonts w:ascii="Courier New" w:hAnsi="Courier New" w:cs="Courier New"/>
+        </w:rPr>
+        <w:t>Adi shakes in fear.</w:t>
+      </w:r>
+    </w:p>
+    <w:p>
+      <w:pPr>
+        <w:spacing w:line="240" w:lineRule="auto"/>
         <w:jc w:val="center"/>
         <w:rPr>
           <w:rFonts w:ascii="Courier New" w:hAnsi="Courier New" w:cs="Courier New"/>
+          <w:i/>
+          <w:iCs/>
+        </w:rPr>
+      </w:pPr>
+      <w:r>
+        <w:rPr>
+          <w:rFonts w:ascii="Courier New" w:hAnsi="Courier New" w:cs="Courier New"/>
+          <w:b/>
+          <w:bCs/>
+        </w:rPr>
+        <w:t>YAMADHOOTHA</w:t>
+      </w:r>
+      <w:r>
+        <w:rPr>
+          <w:rFonts w:ascii="Courier New" w:hAnsi="Courier New" w:cs="Courier New"/>
+          <w:b/>
+          <w:bCs/>
+        </w:rPr>
+        <w:br/>
+      </w:r>
+      <w:r>
+        <w:rPr>
+          <w:rFonts w:ascii="Courier New" w:hAnsi="Courier New" w:cs="Courier New"/>
+        </w:rPr>
+        <w:t xml:space="preserve">Ninna Kutumba </w:t>
+      </w:r>
+      <w:proofErr w:type="spellStart"/>
+      <w:r>
+        <w:rPr>
+          <w:rFonts w:ascii="Courier New" w:hAnsi="Courier New" w:cs="Courier New"/>
+        </w:rPr>
+        <w:t>ninna</w:t>
+      </w:r>
+      <w:proofErr w:type="spellEnd"/>
+      <w:r>
+        <w:rPr>
+          <w:rFonts w:ascii="Courier New" w:hAnsi="Courier New" w:cs="Courier New"/>
+        </w:rPr>
+        <w:t xml:space="preserve"> </w:t>
+      </w:r>
+      <w:r>
+        <w:rPr>
+          <w:rFonts w:ascii="Courier New" w:hAnsi="Courier New" w:cs="Courier New"/>
+        </w:rPr>
+        <w:br/>
+      </w:r>
+      <w:proofErr w:type="spellStart"/>
+      <w:r>
+        <w:rPr>
+          <w:rFonts w:ascii="Courier New" w:hAnsi="Courier New" w:cs="Courier New"/>
+        </w:rPr>
+        <w:t>Ekoddishta</w:t>
+      </w:r>
+      <w:proofErr w:type="spellEnd"/>
+      <w:r>
+        <w:rPr>
+          <w:rFonts w:ascii="Courier New" w:hAnsi="Courier New" w:cs="Courier New"/>
+        </w:rPr>
+        <w:t xml:space="preserve"> Sradha, Dasha Kriya</w:t>
+      </w:r>
+      <w:r>
+        <w:rPr>
+          <w:rFonts w:ascii="Courier New" w:hAnsi="Courier New" w:cs="Courier New"/>
+        </w:rPr>
+        <w:br/>
+        <w:t xml:space="preserve">Tarpana </w:t>
+      </w:r>
+      <w:r>
+        <w:rPr>
+          <w:rFonts w:ascii="Courier New" w:hAnsi="Courier New" w:cs="Courier New"/>
+          <w:i/>
+          <w:iCs/>
+        </w:rPr>
+        <w:t>(flashback of Tarpana scene)</w:t>
+      </w:r>
+      <w:r>
+        <w:rPr>
+          <w:rFonts w:ascii="Courier New" w:hAnsi="Courier New" w:cs="Courier New"/>
+          <w:i/>
+          <w:iCs/>
+        </w:rPr>
+        <w:br/>
+      </w:r>
+      <w:proofErr w:type="spellStart"/>
+      <w:r>
+        <w:rPr>
+          <w:rFonts w:ascii="Courier New" w:hAnsi="Courier New" w:cs="Courier New"/>
+        </w:rPr>
+        <w:t>Tilanjali</w:t>
+      </w:r>
+      <w:proofErr w:type="spellEnd"/>
+      <w:r>
+        <w:rPr>
+          <w:rFonts w:ascii="Courier New" w:hAnsi="Courier New" w:cs="Courier New"/>
+        </w:rPr>
+        <w:t xml:space="preserve"> </w:t>
+      </w:r>
+      <w:r>
+        <w:rPr>
+          <w:rFonts w:ascii="Courier New" w:hAnsi="Courier New" w:cs="Courier New"/>
+          <w:i/>
+          <w:iCs/>
+        </w:rPr>
+        <w:t>(flashback of sesame seeds)</w:t>
+      </w:r>
+      <w:r>
+        <w:rPr>
+          <w:rFonts w:ascii="Courier New" w:hAnsi="Courier New" w:cs="Courier New"/>
+          <w:i/>
+          <w:iCs/>
+        </w:rPr>
+        <w:br/>
+      </w:r>
+      <w:r>
+        <w:rPr>
+          <w:rFonts w:ascii="Courier New" w:hAnsi="Courier New" w:cs="Courier New"/>
+        </w:rPr>
+        <w:t xml:space="preserve">Pinda Daana </w:t>
+      </w:r>
+      <w:r>
+        <w:rPr>
+          <w:rFonts w:ascii="Courier New" w:hAnsi="Courier New" w:cs="Courier New"/>
+          <w:i/>
+          <w:iCs/>
+        </w:rPr>
+        <w:t>(flashback of Vasu offering Pinda)</w:t>
+      </w:r>
+      <w:r>
+        <w:rPr>
+          <w:rFonts w:ascii="Courier New" w:hAnsi="Courier New" w:cs="Courier New"/>
+          <w:i/>
+          <w:iCs/>
+        </w:rPr>
+        <w:br/>
+      </w:r>
+      <w:proofErr w:type="spellStart"/>
+      <w:r>
+        <w:rPr>
+          <w:rFonts w:ascii="Courier New" w:hAnsi="Courier New" w:cs="Courier New"/>
+        </w:rPr>
+        <w:t>Sapindikarana</w:t>
+      </w:r>
+      <w:proofErr w:type="spellEnd"/>
+      <w:r>
+        <w:rPr>
+          <w:rFonts w:ascii="Courier New" w:hAnsi="Courier New" w:cs="Courier New"/>
+        </w:rPr>
+        <w:t xml:space="preserve"> </w:t>
+      </w:r>
+      <w:r>
+        <w:rPr>
+          <w:rFonts w:ascii="Courier New" w:hAnsi="Courier New" w:cs="Courier New"/>
+          <w:i/>
+          <w:iCs/>
+        </w:rPr>
+        <w:t>(a shot of the ritual)</w:t>
+      </w:r>
+      <w:r>
+        <w:rPr>
+          <w:rFonts w:ascii="Courier New" w:hAnsi="Courier New" w:cs="Courier New"/>
+          <w:i/>
+          <w:iCs/>
+        </w:rPr>
+        <w:br/>
+      </w:r>
+      <w:r>
+        <w:rPr>
+          <w:rFonts w:ascii="Courier New" w:hAnsi="Courier New" w:cs="Courier New"/>
+        </w:rPr>
+        <w:t xml:space="preserve">Garuda </w:t>
+      </w:r>
+      <w:proofErr w:type="spellStart"/>
+      <w:r>
+        <w:rPr>
+          <w:rFonts w:ascii="Courier New" w:hAnsi="Courier New" w:cs="Courier New"/>
+        </w:rPr>
+        <w:t>Puranada</w:t>
+      </w:r>
+      <w:proofErr w:type="spellEnd"/>
+      <w:r>
+        <w:rPr>
+          <w:rFonts w:ascii="Courier New" w:hAnsi="Courier New" w:cs="Courier New"/>
+        </w:rPr>
+        <w:t xml:space="preserve"> Preta Kalpa Shravana </w:t>
+      </w:r>
+      <w:r>
+        <w:rPr>
+          <w:rFonts w:ascii="Courier New" w:hAnsi="Courier New" w:cs="Courier New"/>
+          <w:i/>
+          <w:iCs/>
+        </w:rPr>
+        <w:t>(flashback of Garuda Purana)</w:t>
+      </w:r>
+      <w:r>
+        <w:rPr>
+          <w:rFonts w:ascii="Courier New" w:hAnsi="Courier New" w:cs="Courier New"/>
+        </w:rPr>
+        <w:br/>
+      </w:r>
+      <w:r>
+        <w:rPr>
+          <w:rFonts w:ascii="Courier New" w:hAnsi="Courier New" w:cs="Courier New"/>
+        </w:rPr>
+        <w:t xml:space="preserve">Ella </w:t>
+      </w:r>
+      <w:proofErr w:type="spellStart"/>
+      <w:r>
+        <w:rPr>
+          <w:rFonts w:ascii="Courier New" w:hAnsi="Courier New" w:cs="Courier New"/>
+        </w:rPr>
+        <w:t>kriye</w:t>
+      </w:r>
+      <w:proofErr w:type="spellEnd"/>
+      <w:r>
+        <w:rPr>
+          <w:rFonts w:ascii="Courier New" w:hAnsi="Courier New" w:cs="Courier New"/>
+        </w:rPr>
+        <w:t xml:space="preserve"> </w:t>
+      </w:r>
+      <w:proofErr w:type="spellStart"/>
+      <w:r>
+        <w:rPr>
+          <w:rFonts w:ascii="Courier New" w:hAnsi="Courier New" w:cs="Courier New"/>
+        </w:rPr>
+        <w:t>galanu</w:t>
+      </w:r>
+      <w:proofErr w:type="spellEnd"/>
+      <w:r>
+        <w:rPr>
+          <w:rFonts w:ascii="Courier New" w:hAnsi="Courier New" w:cs="Courier New"/>
+        </w:rPr>
+        <w:t xml:space="preserve"> </w:t>
+      </w:r>
+      <w:proofErr w:type="spellStart"/>
+      <w:r>
+        <w:rPr>
+          <w:rFonts w:ascii="Courier New" w:hAnsi="Courier New" w:cs="Courier New"/>
+        </w:rPr>
+        <w:t>mugisi</w:t>
+      </w:r>
+      <w:proofErr w:type="spellEnd"/>
+      <w:r>
+        <w:rPr>
+          <w:rFonts w:ascii="Courier New" w:hAnsi="Courier New" w:cs="Courier New"/>
+        </w:rPr>
+        <w:t xml:space="preserve"> </w:t>
+      </w:r>
+      <w:proofErr w:type="spellStart"/>
+      <w:r>
+        <w:rPr>
+          <w:rFonts w:ascii="Courier New" w:hAnsi="Courier New" w:cs="Courier New"/>
+        </w:rPr>
+        <w:t>a</w:t>
+      </w:r>
+      <w:r>
+        <w:rPr>
+          <w:rFonts w:ascii="Courier New" w:hAnsi="Courier New" w:cs="Courier New"/>
+        </w:rPr>
+        <w:t>vara</w:t>
+      </w:r>
+      <w:proofErr w:type="spellEnd"/>
+      <w:r>
+        <w:rPr>
+          <w:rFonts w:ascii="Courier New" w:hAnsi="Courier New" w:cs="Courier New"/>
+        </w:rPr>
+        <w:t xml:space="preserve"> Dharma </w:t>
+      </w:r>
+      <w:proofErr w:type="spellStart"/>
+      <w:r>
+        <w:rPr>
+          <w:rFonts w:ascii="Courier New" w:hAnsi="Courier New" w:cs="Courier New"/>
+        </w:rPr>
+        <w:t>palane</w:t>
+      </w:r>
+      <w:proofErr w:type="spellEnd"/>
+      <w:r>
+        <w:rPr>
+          <w:rFonts w:ascii="Courier New" w:hAnsi="Courier New" w:cs="Courier New"/>
+        </w:rPr>
+        <w:t xml:space="preserve"> </w:t>
+      </w:r>
+      <w:proofErr w:type="spellStart"/>
+      <w:r>
+        <w:rPr>
+          <w:rFonts w:ascii="Courier New" w:hAnsi="Courier New" w:cs="Courier New"/>
+        </w:rPr>
+        <w:t>madidhare</w:t>
+      </w:r>
+      <w:proofErr w:type="spellEnd"/>
+      <w:r>
+        <w:rPr>
+          <w:rFonts w:ascii="Courier New" w:hAnsi="Courier New" w:cs="Courier New"/>
+        </w:rPr>
+        <w:br/>
+        <w:t xml:space="preserve">Iga </w:t>
+      </w:r>
+      <w:proofErr w:type="spellStart"/>
+      <w:r>
+        <w:rPr>
+          <w:rFonts w:ascii="Courier New" w:hAnsi="Courier New" w:cs="Courier New"/>
+        </w:rPr>
+        <w:t>neenu</w:t>
+      </w:r>
+      <w:proofErr w:type="spellEnd"/>
+      <w:r>
+        <w:rPr>
+          <w:rFonts w:ascii="Courier New" w:hAnsi="Courier New" w:cs="Courier New"/>
+        </w:rPr>
+        <w:t xml:space="preserve"> </w:t>
+      </w:r>
+      <w:proofErr w:type="spellStart"/>
+      <w:r>
+        <w:rPr>
+          <w:rFonts w:ascii="Courier New" w:hAnsi="Courier New" w:cs="Courier New"/>
+        </w:rPr>
+        <w:t>ni</w:t>
+      </w:r>
+      <w:r>
+        <w:rPr>
+          <w:rFonts w:ascii="Courier New" w:hAnsi="Courier New" w:cs="Courier New"/>
+        </w:rPr>
+        <w:t>nna</w:t>
+      </w:r>
+      <w:proofErr w:type="spellEnd"/>
+      <w:r>
+        <w:rPr>
+          <w:rFonts w:ascii="Courier New" w:hAnsi="Courier New" w:cs="Courier New"/>
+        </w:rPr>
+        <w:t xml:space="preserve"> k</w:t>
+      </w:r>
+      <w:r>
+        <w:rPr>
+          <w:rFonts w:ascii="Courier New" w:hAnsi="Courier New" w:cs="Courier New"/>
+        </w:rPr>
+        <w:t xml:space="preserve">arma </w:t>
+      </w:r>
+      <w:r>
+        <w:rPr>
+          <w:rFonts w:ascii="Courier New" w:hAnsi="Courier New" w:cs="Courier New"/>
+        </w:rPr>
+        <w:t xml:space="preserve">da </w:t>
+      </w:r>
+      <w:proofErr w:type="spellStart"/>
+      <w:r>
+        <w:rPr>
+          <w:rFonts w:ascii="Courier New" w:hAnsi="Courier New" w:cs="Courier New"/>
+        </w:rPr>
+        <w:t>phala</w:t>
+      </w:r>
+      <w:proofErr w:type="spellEnd"/>
+      <w:r>
+        <w:rPr>
+          <w:rFonts w:ascii="Courier New" w:hAnsi="Courier New" w:cs="Courier New"/>
+        </w:rPr>
+        <w:t xml:space="preserve"> </w:t>
+      </w:r>
+      <w:proofErr w:type="spellStart"/>
+      <w:r>
+        <w:rPr>
+          <w:rFonts w:ascii="Courier New" w:hAnsi="Courier New" w:cs="Courier New"/>
+        </w:rPr>
+        <w:t>anubhhavisuva</w:t>
+      </w:r>
+      <w:proofErr w:type="spellEnd"/>
+      <w:r>
+        <w:rPr>
+          <w:rFonts w:ascii="Courier New" w:hAnsi="Courier New" w:cs="Courier New"/>
+        </w:rPr>
+        <w:t xml:space="preserve"> samaya</w:t>
+      </w:r>
+      <w:r>
+        <w:rPr>
+          <w:rFonts w:ascii="Courier New" w:hAnsi="Courier New" w:cs="Courier New"/>
+        </w:rPr>
+        <w:t xml:space="preserve"> </w:t>
+      </w:r>
+      <w:r>
+        <w:rPr>
+          <w:rFonts w:ascii="Courier New" w:hAnsi="Courier New" w:cs="Courier New"/>
+          <w:i/>
+          <w:iCs/>
+        </w:rPr>
+        <w:t>(demonic laughs)</w:t>
+      </w:r>
+    </w:p>
+    <w:p>
+      <w:pPr>
+        <w:spacing w:line="240" w:lineRule="auto"/>
+        <w:jc w:val="center"/>
+        <w:rPr>
+          <w:rFonts w:ascii="Courier New" w:hAnsi="Courier New" w:cs="Courier New"/>
         </w:rPr>
       </w:pPr>
       <w:r>
@@ -43091,6 +43316,48 @@
           <w:bCs/>
         </w:rPr>
         <w:t>ADI</w:t>
+      </w:r>
+      <w:r>
+        <w:rPr>
+          <w:rFonts w:ascii="Courier New" w:hAnsi="Courier New" w:cs="Courier New"/>
+          <w:b/>
+          <w:bCs/>
+        </w:rPr>
+        <w:br/>
+      </w:r>
+      <w:r>
+        <w:rPr>
+          <w:rFonts w:ascii="Courier New" w:hAnsi="Courier New" w:cs="Courier New"/>
+          <w:i/>
+          <w:iCs/>
+        </w:rPr>
+        <w:t>(nods in disagreement)</w:t>
+      </w:r>
+      <w:r>
+        <w:rPr>
+          <w:rFonts w:ascii="Courier New" w:hAnsi="Courier New" w:cs="Courier New"/>
+          <w:i/>
+          <w:iCs/>
+        </w:rPr>
+        <w:t xml:space="preserve"> </w:t>
+      </w:r>
+      <w:r>
+        <w:rPr>
+          <w:rFonts w:ascii="Courier New" w:hAnsi="Courier New" w:cs="Courier New"/>
+        </w:rPr>
+        <w:t>Illa! Illa!</w:t>
+      </w:r>
+      <w:r>
+        <w:rPr>
+          <w:rFonts w:ascii="Courier New" w:hAnsi="Courier New" w:cs="Courier New"/>
+        </w:rPr>
+        <w:t xml:space="preserve"> </w:t>
+      </w:r>
+      <w:r>
+        <w:rPr>
+          <w:rFonts w:ascii="Courier New" w:hAnsi="Courier New" w:cs="Courier New"/>
+        </w:rPr>
+        <w:t>Illa!</w:t>
       </w:r>
       <w:r>
         <w:rPr>
@@ -43190,8 +43457,6 @@
         <w:jc w:val="center"/>
         <w:rPr>
           <w:rFonts w:ascii="Courier New" w:hAnsi="Courier New" w:cs="Courier New"/>
-          <w:i/>
-          <w:iCs/>
         </w:rPr>
       </w:pPr>
       <w:r>
@@ -43214,21 +43479,59 @@
         <w:rPr>
           <w:rFonts w:ascii="Courier New" w:hAnsi="Courier New" w:cs="Courier New"/>
         </w:rPr>
-        <w:t xml:space="preserve">Ninna Kutumba </w:t>
-      </w:r>
-      <w:proofErr w:type="spellStart"/>
-      <w:r>
-        <w:rPr>
-          <w:rFonts w:ascii="Courier New" w:hAnsi="Courier New" w:cs="Courier New"/>
-        </w:rPr>
-        <w:t>ninna</w:t>
-      </w:r>
-      <w:proofErr w:type="spellEnd"/>
-      <w:r>
-        <w:rPr>
-          <w:rFonts w:ascii="Courier New" w:hAnsi="Courier New" w:cs="Courier New"/>
-        </w:rPr>
-        <w:t xml:space="preserve"> </w:t>
+        <w:t xml:space="preserve">Ninna </w:t>
+      </w:r>
+      <w:proofErr w:type="spellStart"/>
+      <w:r>
+        <w:rPr>
+          <w:rFonts w:ascii="Courier New" w:hAnsi="Courier New" w:cs="Courier New"/>
+        </w:rPr>
+        <w:t>kutumbavannu</w:t>
+      </w:r>
+      <w:proofErr w:type="spellEnd"/>
+      <w:r>
+        <w:rPr>
+          <w:rFonts w:ascii="Courier New" w:hAnsi="Courier New" w:cs="Courier New"/>
+        </w:rPr>
+        <w:t xml:space="preserve"> </w:t>
+      </w:r>
+      <w:proofErr w:type="spellStart"/>
+      <w:r>
+        <w:rPr>
+          <w:rFonts w:ascii="Courier New" w:hAnsi="Courier New" w:cs="Courier New"/>
+        </w:rPr>
+        <w:t>nodalu</w:t>
+      </w:r>
+      <w:proofErr w:type="spellEnd"/>
+      <w:r>
+        <w:rPr>
+          <w:rFonts w:ascii="Courier New" w:hAnsi="Courier New" w:cs="Courier New"/>
+        </w:rPr>
+        <w:t xml:space="preserve"> </w:t>
+      </w:r>
+      <w:r>
+        <w:rPr>
+          <w:rFonts w:ascii="Courier New" w:hAnsi="Courier New" w:cs="Courier New"/>
+          <w:i/>
+          <w:iCs/>
+        </w:rPr>
+        <w:t>(</w:t>
+      </w:r>
+      <w:r>
+        <w:rPr>
+          <w:rFonts w:ascii="Courier New" w:hAnsi="Courier New" w:cs="Courier New"/>
+          <w:i/>
+          <w:iCs/>
+        </w:rPr>
+        <w:t>points</w:t>
+      </w:r>
+      <w:r>
+        <w:rPr>
+          <w:rFonts w:ascii="Courier New" w:hAnsi="Courier New" w:cs="Courier New"/>
+          <w:i/>
+          <w:iCs/>
+        </w:rPr>
+        <w:t>)</w:t>
       </w:r>
       <w:r>
         <w:rPr>
@@ -43241,488 +43544,188 @@
         <w:rPr>
           <w:rFonts w:ascii="Courier New" w:hAnsi="Courier New" w:cs="Courier New"/>
         </w:rPr>
-        <w:t>Ekoddishta</w:t>
-      </w:r>
-      <w:proofErr w:type="spellEnd"/>
-      <w:r>
-        <w:rPr>
-          <w:rFonts w:ascii="Courier New" w:hAnsi="Courier New" w:cs="Courier New"/>
-        </w:rPr>
-        <w:t xml:space="preserve"> Sradha, Dasha Kriya</w:t>
-      </w:r>
-      <w:r>
-        <w:rPr>
-          <w:rFonts w:ascii="Courier New" w:hAnsi="Courier New" w:cs="Courier New"/>
+        <w:t>N</w:t>
+      </w:r>
+      <w:r>
+        <w:rPr>
+          <w:rFonts w:ascii="Courier New" w:hAnsi="Courier New" w:cs="Courier New"/>
+        </w:rPr>
+        <w:t>inagondu</w:t>
+      </w:r>
+      <w:proofErr w:type="spellEnd"/>
+      <w:r>
+        <w:rPr>
+          <w:rFonts w:ascii="Courier New" w:hAnsi="Courier New" w:cs="Courier New"/>
+        </w:rPr>
+        <w:t xml:space="preserve"> </w:t>
+      </w:r>
+      <w:proofErr w:type="spellStart"/>
+      <w:r>
+        <w:rPr>
+          <w:rFonts w:ascii="Courier New" w:hAnsi="Courier New" w:cs="Courier New"/>
+        </w:rPr>
+        <w:t>kone</w:t>
+      </w:r>
+      <w:proofErr w:type="spellEnd"/>
+      <w:r>
+        <w:rPr>
+          <w:rFonts w:ascii="Courier New" w:hAnsi="Courier New" w:cs="Courier New"/>
+        </w:rPr>
+        <w:t xml:space="preserve"> </w:t>
+      </w:r>
+      <w:proofErr w:type="spellStart"/>
+      <w:r>
+        <w:rPr>
+          <w:rFonts w:ascii="Courier New" w:hAnsi="Courier New" w:cs="Courier New"/>
+        </w:rPr>
+        <w:t>avakasha</w:t>
+      </w:r>
+      <w:proofErr w:type="spellEnd"/>
+    </w:p>
+    <w:p>
+      <w:pPr>
+        <w:spacing w:line="240" w:lineRule="auto"/>
+        <w:rPr>
+          <w:rFonts w:ascii="Courier New" w:hAnsi="Courier New" w:cs="Courier New"/>
+        </w:rPr>
+      </w:pPr>
+      <w:r>
+        <w:rPr>
+          <w:rFonts w:ascii="Courier New" w:hAnsi="Courier New" w:cs="Courier New"/>
+        </w:rPr>
+        <w:t xml:space="preserve">A </w:t>
+      </w:r>
+      <w:r>
+        <w:rPr>
+          <w:rFonts w:ascii="Courier New" w:hAnsi="Courier New" w:cs="Courier New"/>
+        </w:rPr>
+        <w:t xml:space="preserve">mirror </w:t>
+      </w:r>
+      <w:r>
+        <w:rPr>
+          <w:rFonts w:ascii="Courier New" w:hAnsi="Courier New" w:cs="Courier New"/>
+        </w:rPr>
+        <w:t>appears</w:t>
+      </w:r>
+      <w:r>
+        <w:rPr>
+          <w:rFonts w:ascii="Courier New" w:hAnsi="Courier New" w:cs="Courier New"/>
+        </w:rPr>
+        <w:t xml:space="preserve"> through the fog.</w:t>
+      </w:r>
+      <w:r>
+        <w:rPr>
+          <w:rFonts w:ascii="Courier New" w:hAnsi="Courier New" w:cs="Courier New"/>
+        </w:rPr>
+        <w:t xml:space="preserve"> </w:t>
+      </w:r>
+      <w:r>
+        <w:rPr>
+          <w:rFonts w:ascii="Courier New" w:hAnsi="Courier New" w:cs="Courier New"/>
+        </w:rPr>
+        <w:t xml:space="preserve">The mirror </w:t>
+      </w:r>
+      <w:r>
+        <w:rPr>
+          <w:rFonts w:ascii="Courier New" w:hAnsi="Courier New" w:cs="Courier New"/>
+        </w:rPr>
+        <w:t xml:space="preserve">acts as </w:t>
+      </w:r>
+      <w:r>
+        <w:rPr>
+          <w:rFonts w:ascii="Courier New" w:hAnsi="Courier New" w:cs="Courier New"/>
+        </w:rPr>
+        <w:t>a</w:t>
+      </w:r>
+      <w:r>
+        <w:rPr>
+          <w:rFonts w:ascii="Courier New" w:hAnsi="Courier New" w:cs="Courier New"/>
+        </w:rPr>
+        <w:t xml:space="preserve"> portal to the real world through </w:t>
+      </w:r>
+      <w:r>
+        <w:rPr>
+          <w:rFonts w:ascii="Courier New" w:hAnsi="Courier New" w:cs="Courier New"/>
+          <w:b/>
+          <w:bCs/>
+        </w:rPr>
+        <w:t>his portrait with garland</w:t>
+      </w:r>
+      <w:r>
+        <w:rPr>
+          <w:rFonts w:ascii="Courier New" w:hAnsi="Courier New" w:cs="Courier New"/>
+        </w:rPr>
+        <w:t xml:space="preserve"> next to a </w:t>
+      </w:r>
+      <w:r>
+        <w:rPr>
+          <w:rFonts w:ascii="Courier New" w:hAnsi="Courier New" w:cs="Courier New"/>
+        </w:rPr>
+        <w:t xml:space="preserve">burning </w:t>
+      </w:r>
+      <w:r>
+        <w:rPr>
+          <w:rFonts w:ascii="Courier New" w:hAnsi="Courier New" w:cs="Courier New"/>
+          <w:b/>
+          <w:bCs/>
+        </w:rPr>
+        <w:t>brass</w:t>
+      </w:r>
+      <w:r>
+        <w:rPr>
+          <w:rFonts w:ascii="Courier New" w:hAnsi="Courier New" w:cs="Courier New"/>
+        </w:rPr>
+        <w:t xml:space="preserve"> </w:t>
+      </w:r>
+      <w:r>
+        <w:rPr>
+          <w:rFonts w:ascii="Courier New" w:hAnsi="Courier New" w:cs="Courier New"/>
+          <w:b/>
+          <w:bCs/>
+        </w:rPr>
+        <w:t>d</w:t>
+      </w:r>
+      <w:r>
+        <w:rPr>
+          <w:rFonts w:ascii="Courier New" w:hAnsi="Courier New" w:cs="Courier New"/>
+          <w:b/>
+          <w:bCs/>
+        </w:rPr>
+        <w:t>iya</w:t>
+      </w:r>
+      <w:r>
+        <w:rPr>
+          <w:rFonts w:ascii="Courier New" w:hAnsi="Courier New" w:cs="Courier New"/>
+        </w:rPr>
+        <w:t>.</w:t>
+      </w:r>
+    </w:p>
+    <w:p>
+      <w:pPr>
+        <w:spacing w:line="240" w:lineRule="auto"/>
+        <w:jc w:val="center"/>
+        <w:rPr>
+          <w:rFonts w:ascii="Courier New" w:hAnsi="Courier New" w:cs="Courier New"/>
+          <w:b/>
+          <w:bCs/>
+        </w:rPr>
+      </w:pPr>
+      <w:r>
+        <w:rPr>
+          <w:rFonts w:ascii="Courier New" w:hAnsi="Courier New" w:cs="Courier New"/>
+          <w:b/>
+          <w:bCs/>
+        </w:rPr>
+        <w:t>YAMADHOOTHA</w:t>
+      </w:r>
+      <w:r>
+        <w:rPr>
+          <w:rFonts w:ascii="Courier New" w:hAnsi="Courier New" w:cs="Courier New"/>
+          <w:b/>
+          <w:bCs/>
         </w:rPr>
         <w:br/>
-        <w:t xml:space="preserve">Tarpana </w:t>
-      </w:r>
-      <w:r>
-        <w:rPr>
-          <w:rFonts w:ascii="Courier New" w:hAnsi="Courier New" w:cs="Courier New"/>
-          <w:i/>
-          <w:iCs/>
-        </w:rPr>
-        <w:t>(flashback of Tarpana scene)</w:t>
-      </w:r>
-      <w:r>
-        <w:rPr>
-          <w:rFonts w:ascii="Courier New" w:hAnsi="Courier New" w:cs="Courier New"/>
-          <w:i/>
-          <w:iCs/>
-        </w:rPr>
-        <w:br/>
-      </w:r>
-      <w:proofErr w:type="spellStart"/>
-      <w:r>
-        <w:rPr>
-          <w:rFonts w:ascii="Courier New" w:hAnsi="Courier New" w:cs="Courier New"/>
-        </w:rPr>
-        <w:t>Tilanjali</w:t>
-      </w:r>
-      <w:proofErr w:type="spellEnd"/>
-      <w:r>
-        <w:rPr>
-          <w:rFonts w:ascii="Courier New" w:hAnsi="Courier New" w:cs="Courier New"/>
-        </w:rPr>
-        <w:t xml:space="preserve"> </w:t>
-      </w:r>
-      <w:r>
-        <w:rPr>
-          <w:rFonts w:ascii="Courier New" w:hAnsi="Courier New" w:cs="Courier New"/>
-          <w:i/>
-          <w:iCs/>
-        </w:rPr>
-        <w:t>(flashback of sesame seeds)</w:t>
-      </w:r>
-      <w:r>
-        <w:rPr>
-          <w:rFonts w:ascii="Courier New" w:hAnsi="Courier New" w:cs="Courier New"/>
-          <w:i/>
-          <w:iCs/>
-        </w:rPr>
-        <w:br/>
-      </w:r>
-      <w:r>
-        <w:rPr>
-          <w:rFonts w:ascii="Courier New" w:hAnsi="Courier New" w:cs="Courier New"/>
-        </w:rPr>
-        <w:t xml:space="preserve">Pinda Daana </w:t>
-      </w:r>
-      <w:r>
-        <w:rPr>
-          <w:rFonts w:ascii="Courier New" w:hAnsi="Courier New" w:cs="Courier New"/>
-          <w:i/>
-          <w:iCs/>
-        </w:rPr>
-        <w:t>(flashback of Vasu offering Pinda)</w:t>
-      </w:r>
-      <w:r>
-        <w:rPr>
-          <w:rFonts w:ascii="Courier New" w:hAnsi="Courier New" w:cs="Courier New"/>
-          <w:i/>
-          <w:iCs/>
-        </w:rPr>
-        <w:br/>
-      </w:r>
-      <w:proofErr w:type="spellStart"/>
-      <w:r>
-        <w:rPr>
-          <w:rFonts w:ascii="Courier New" w:hAnsi="Courier New" w:cs="Courier New"/>
-        </w:rPr>
-        <w:t>Sapindikarana</w:t>
-      </w:r>
-      <w:proofErr w:type="spellEnd"/>
-      <w:r>
-        <w:rPr>
-          <w:rFonts w:ascii="Courier New" w:hAnsi="Courier New" w:cs="Courier New"/>
-        </w:rPr>
-        <w:t xml:space="preserve"> </w:t>
-      </w:r>
-      <w:r>
-        <w:rPr>
-          <w:rFonts w:ascii="Courier New" w:hAnsi="Courier New" w:cs="Courier New"/>
-          <w:i/>
-          <w:iCs/>
-        </w:rPr>
-        <w:t>(a shot of the ritual)</w:t>
-      </w:r>
-      <w:r>
-        <w:rPr>
-          <w:rFonts w:ascii="Courier New" w:hAnsi="Courier New" w:cs="Courier New"/>
-          <w:i/>
-          <w:iCs/>
-        </w:rPr>
-        <w:br/>
-      </w:r>
-      <w:r>
-        <w:rPr>
-          <w:rFonts w:ascii="Courier New" w:hAnsi="Courier New" w:cs="Courier New"/>
-        </w:rPr>
-        <w:t xml:space="preserve">Garuda </w:t>
-      </w:r>
-      <w:proofErr w:type="spellStart"/>
-      <w:r>
-        <w:rPr>
-          <w:rFonts w:ascii="Courier New" w:hAnsi="Courier New" w:cs="Courier New"/>
-        </w:rPr>
-        <w:t>Puranada</w:t>
-      </w:r>
-      <w:proofErr w:type="spellEnd"/>
-      <w:r>
-        <w:rPr>
-          <w:rFonts w:ascii="Courier New" w:hAnsi="Courier New" w:cs="Courier New"/>
-        </w:rPr>
-        <w:t xml:space="preserve"> Preta Kalpa Shravana </w:t>
-      </w:r>
-      <w:r>
-        <w:rPr>
-          <w:rFonts w:ascii="Courier New" w:hAnsi="Courier New" w:cs="Courier New"/>
-          <w:i/>
-          <w:iCs/>
-        </w:rPr>
-        <w:t>(flashback of Garuda Purana)</w:t>
-      </w:r>
-      <w:r>
-        <w:rPr>
-          <w:rFonts w:ascii="Courier New" w:hAnsi="Courier New" w:cs="Courier New"/>
-        </w:rPr>
-        <w:br/>
-      </w:r>
-      <w:r>
-        <w:rPr>
-          <w:rFonts w:ascii="Courier New" w:hAnsi="Courier New" w:cs="Courier New"/>
-        </w:rPr>
-        <w:t xml:space="preserve">Ella </w:t>
-      </w:r>
-      <w:proofErr w:type="spellStart"/>
-      <w:r>
-        <w:rPr>
-          <w:rFonts w:ascii="Courier New" w:hAnsi="Courier New" w:cs="Courier New"/>
-        </w:rPr>
-        <w:t>kriye</w:t>
-      </w:r>
-      <w:proofErr w:type="spellEnd"/>
-      <w:r>
-        <w:rPr>
-          <w:rFonts w:ascii="Courier New" w:hAnsi="Courier New" w:cs="Courier New"/>
-        </w:rPr>
-        <w:t xml:space="preserve"> </w:t>
-      </w:r>
-      <w:proofErr w:type="spellStart"/>
-      <w:r>
-        <w:rPr>
-          <w:rFonts w:ascii="Courier New" w:hAnsi="Courier New" w:cs="Courier New"/>
-        </w:rPr>
-        <w:t>galanu</w:t>
-      </w:r>
-      <w:proofErr w:type="spellEnd"/>
-      <w:r>
-        <w:rPr>
-          <w:rFonts w:ascii="Courier New" w:hAnsi="Courier New" w:cs="Courier New"/>
-        </w:rPr>
-        <w:t xml:space="preserve"> </w:t>
-      </w:r>
-      <w:proofErr w:type="spellStart"/>
-      <w:r>
-        <w:rPr>
-          <w:rFonts w:ascii="Courier New" w:hAnsi="Courier New" w:cs="Courier New"/>
-        </w:rPr>
-        <w:t>mugisi</w:t>
-      </w:r>
-      <w:proofErr w:type="spellEnd"/>
-      <w:r>
-        <w:rPr>
-          <w:rFonts w:ascii="Courier New" w:hAnsi="Courier New" w:cs="Courier New"/>
-        </w:rPr>
-        <w:t xml:space="preserve"> </w:t>
-      </w:r>
-      <w:proofErr w:type="spellStart"/>
-      <w:r>
-        <w:rPr>
-          <w:rFonts w:ascii="Courier New" w:hAnsi="Courier New" w:cs="Courier New"/>
-        </w:rPr>
-        <w:t>a</w:t>
-      </w:r>
-      <w:r>
-        <w:rPr>
-          <w:rFonts w:ascii="Courier New" w:hAnsi="Courier New" w:cs="Courier New"/>
-        </w:rPr>
-        <w:t>vara</w:t>
-      </w:r>
-      <w:proofErr w:type="spellEnd"/>
-      <w:r>
-        <w:rPr>
-          <w:rFonts w:ascii="Courier New" w:hAnsi="Courier New" w:cs="Courier New"/>
-        </w:rPr>
-        <w:t xml:space="preserve"> Dharma </w:t>
-      </w:r>
-      <w:proofErr w:type="spellStart"/>
-      <w:r>
-        <w:rPr>
-          <w:rFonts w:ascii="Courier New" w:hAnsi="Courier New" w:cs="Courier New"/>
-        </w:rPr>
-        <w:t>palane</w:t>
-      </w:r>
-      <w:proofErr w:type="spellEnd"/>
-      <w:r>
-        <w:rPr>
-          <w:rFonts w:ascii="Courier New" w:hAnsi="Courier New" w:cs="Courier New"/>
-        </w:rPr>
-        <w:t xml:space="preserve"> </w:t>
-      </w:r>
-      <w:proofErr w:type="spellStart"/>
-      <w:r>
-        <w:rPr>
-          <w:rFonts w:ascii="Courier New" w:hAnsi="Courier New" w:cs="Courier New"/>
-        </w:rPr>
-        <w:t>madidhare</w:t>
-      </w:r>
-      <w:proofErr w:type="spellEnd"/>
-      <w:r>
-        <w:rPr>
-          <w:rFonts w:ascii="Courier New" w:hAnsi="Courier New" w:cs="Courier New"/>
-        </w:rPr>
-        <w:br/>
-        <w:t xml:space="preserve">Iga </w:t>
-      </w:r>
-      <w:proofErr w:type="spellStart"/>
-      <w:r>
-        <w:rPr>
-          <w:rFonts w:ascii="Courier New" w:hAnsi="Courier New" w:cs="Courier New"/>
-        </w:rPr>
-        <w:t>neenu</w:t>
-      </w:r>
-      <w:proofErr w:type="spellEnd"/>
-      <w:r>
-        <w:rPr>
-          <w:rFonts w:ascii="Courier New" w:hAnsi="Courier New" w:cs="Courier New"/>
-        </w:rPr>
-        <w:t xml:space="preserve"> </w:t>
-      </w:r>
-      <w:proofErr w:type="spellStart"/>
-      <w:r>
-        <w:rPr>
-          <w:rFonts w:ascii="Courier New" w:hAnsi="Courier New" w:cs="Courier New"/>
-        </w:rPr>
-        <w:t>ni</w:t>
-      </w:r>
-      <w:r>
-        <w:rPr>
-          <w:rFonts w:ascii="Courier New" w:hAnsi="Courier New" w:cs="Courier New"/>
-        </w:rPr>
-        <w:t>nna</w:t>
-      </w:r>
-      <w:proofErr w:type="spellEnd"/>
-      <w:r>
-        <w:rPr>
-          <w:rFonts w:ascii="Courier New" w:hAnsi="Courier New" w:cs="Courier New"/>
-        </w:rPr>
-        <w:t xml:space="preserve"> k</w:t>
-      </w:r>
-      <w:r>
-        <w:rPr>
-          <w:rFonts w:ascii="Courier New" w:hAnsi="Courier New" w:cs="Courier New"/>
-        </w:rPr>
-        <w:t xml:space="preserve">arma </w:t>
-      </w:r>
-      <w:r>
-        <w:rPr>
-          <w:rFonts w:ascii="Courier New" w:hAnsi="Courier New" w:cs="Courier New"/>
-        </w:rPr>
-        <w:t xml:space="preserve">da </w:t>
-      </w:r>
-      <w:proofErr w:type="spellStart"/>
-      <w:r>
-        <w:rPr>
-          <w:rFonts w:ascii="Courier New" w:hAnsi="Courier New" w:cs="Courier New"/>
-        </w:rPr>
-        <w:t>phala</w:t>
-      </w:r>
-      <w:proofErr w:type="spellEnd"/>
-      <w:r>
-        <w:rPr>
-          <w:rFonts w:ascii="Courier New" w:hAnsi="Courier New" w:cs="Courier New"/>
-        </w:rPr>
-        <w:t xml:space="preserve"> </w:t>
-      </w:r>
-      <w:proofErr w:type="spellStart"/>
-      <w:r>
-        <w:rPr>
-          <w:rFonts w:ascii="Courier New" w:hAnsi="Courier New" w:cs="Courier New"/>
-        </w:rPr>
-        <w:t>anubhhavisuva</w:t>
-      </w:r>
-      <w:proofErr w:type="spellEnd"/>
-      <w:r>
-        <w:rPr>
-          <w:rFonts w:ascii="Courier New" w:hAnsi="Courier New" w:cs="Courier New"/>
-        </w:rPr>
-        <w:t xml:space="preserve"> samaya</w:t>
-      </w:r>
-      <w:r>
-        <w:rPr>
-          <w:rFonts w:ascii="Courier New" w:hAnsi="Courier New" w:cs="Courier New"/>
-        </w:rPr>
-        <w:t xml:space="preserve"> </w:t>
-      </w:r>
-      <w:r>
-        <w:rPr>
-          <w:rFonts w:ascii="Courier New" w:hAnsi="Courier New" w:cs="Courier New"/>
-          <w:i/>
-          <w:iCs/>
-        </w:rPr>
-        <w:t>(demonic laughs)</w:t>
-      </w:r>
-    </w:p>
-    <w:p>
-      <w:pPr>
-        <w:spacing w:line="240" w:lineRule="auto"/>
-        <w:jc w:val="center"/>
-        <w:rPr>
-          <w:rFonts w:ascii="Courier New" w:hAnsi="Courier New" w:cs="Courier New"/>
-        </w:rPr>
-      </w:pPr>
-      <w:r>
-        <w:rPr>
-          <w:rFonts w:ascii="Courier New" w:hAnsi="Courier New" w:cs="Courier New"/>
-          <w:b/>
-          <w:bCs/>
-        </w:rPr>
-        <w:t>ADI</w:t>
-      </w:r>
-      <w:r>
-        <w:rPr>
-          <w:rFonts w:ascii="Courier New" w:hAnsi="Courier New" w:cs="Courier New"/>
-          <w:b/>
-          <w:bCs/>
-        </w:rPr>
-        <w:br/>
-      </w:r>
-      <w:r>
-        <w:rPr>
-          <w:rFonts w:ascii="Courier New" w:hAnsi="Courier New" w:cs="Courier New"/>
-          <w:i/>
-          <w:iCs/>
-        </w:rPr>
-        <w:t>(nods in disagreement)</w:t>
-      </w:r>
-      <w:r>
-        <w:rPr>
-          <w:rFonts w:ascii="Courier New" w:hAnsi="Courier New" w:cs="Courier New"/>
-          <w:i/>
-          <w:iCs/>
-        </w:rPr>
-        <w:t xml:space="preserve"> </w:t>
-      </w:r>
-      <w:r>
-        <w:rPr>
-          <w:rFonts w:ascii="Courier New" w:hAnsi="Courier New" w:cs="Courier New"/>
-        </w:rPr>
-        <w:t>Illa! Illa!</w:t>
-      </w:r>
-      <w:r>
-        <w:rPr>
-          <w:rFonts w:ascii="Courier New" w:hAnsi="Courier New" w:cs="Courier New"/>
-        </w:rPr>
-        <w:t xml:space="preserve"> </w:t>
-      </w:r>
-      <w:r>
-        <w:rPr>
-          <w:rFonts w:ascii="Courier New" w:hAnsi="Courier New" w:cs="Courier New"/>
-        </w:rPr>
-        <w:t>Illa!</w:t>
-      </w:r>
-    </w:p>
-    <w:p>
-      <w:pPr>
-        <w:spacing w:line="240" w:lineRule="auto"/>
-        <w:jc w:val="center"/>
-        <w:rPr>
-          <w:rFonts w:ascii="Courier New" w:hAnsi="Courier New" w:cs="Courier New"/>
-        </w:rPr>
-      </w:pPr>
-      <w:r>
-        <w:rPr>
-          <w:rFonts w:ascii="Courier New" w:hAnsi="Courier New" w:cs="Courier New"/>
-          <w:b/>
-          <w:bCs/>
-        </w:rPr>
-        <w:t>YAMADHOOTHA</w:t>
-      </w:r>
-      <w:r>
-        <w:rPr>
-          <w:rFonts w:ascii="Courier New" w:hAnsi="Courier New" w:cs="Courier New"/>
-          <w:b/>
-          <w:bCs/>
-        </w:rPr>
-        <w:br/>
-      </w:r>
-      <w:r>
-        <w:rPr>
-          <w:rFonts w:ascii="Courier New" w:hAnsi="Courier New" w:cs="Courier New"/>
-        </w:rPr>
-        <w:t xml:space="preserve">Ninna </w:t>
-      </w:r>
-      <w:proofErr w:type="spellStart"/>
-      <w:r>
-        <w:rPr>
-          <w:rFonts w:ascii="Courier New" w:hAnsi="Courier New" w:cs="Courier New"/>
-        </w:rPr>
-        <w:t>kutumbavannu</w:t>
-      </w:r>
-      <w:proofErr w:type="spellEnd"/>
-      <w:r>
-        <w:rPr>
-          <w:rFonts w:ascii="Courier New" w:hAnsi="Courier New" w:cs="Courier New"/>
-        </w:rPr>
-        <w:t xml:space="preserve"> </w:t>
-      </w:r>
-      <w:proofErr w:type="spellStart"/>
-      <w:r>
-        <w:rPr>
-          <w:rFonts w:ascii="Courier New" w:hAnsi="Courier New" w:cs="Courier New"/>
-        </w:rPr>
-        <w:t>nodalu</w:t>
-      </w:r>
-      <w:proofErr w:type="spellEnd"/>
-      <w:r>
-        <w:rPr>
-          <w:rFonts w:ascii="Courier New" w:hAnsi="Courier New" w:cs="Courier New"/>
-        </w:rPr>
-        <w:t xml:space="preserve"> </w:t>
-      </w:r>
-      <w:r>
-        <w:rPr>
-          <w:rFonts w:ascii="Courier New" w:hAnsi="Courier New" w:cs="Courier New"/>
-          <w:i/>
-          <w:iCs/>
-        </w:rPr>
-        <w:t>(</w:t>
-      </w:r>
-      <w:r>
-        <w:rPr>
-          <w:rFonts w:ascii="Courier New" w:hAnsi="Courier New" w:cs="Courier New"/>
-          <w:i/>
-          <w:iCs/>
-        </w:rPr>
-        <w:t>points</w:t>
-      </w:r>
-      <w:r>
-        <w:rPr>
-          <w:rFonts w:ascii="Courier New" w:hAnsi="Courier New" w:cs="Courier New"/>
-          <w:i/>
-          <w:iCs/>
-        </w:rPr>
-        <w:t>)</w:t>
-      </w:r>
-      <w:r>
-        <w:rPr>
-          <w:rFonts w:ascii="Courier New" w:hAnsi="Courier New" w:cs="Courier New"/>
-        </w:rPr>
-        <w:br/>
-      </w:r>
-      <w:proofErr w:type="spellStart"/>
+      </w:r>
       <w:r>
         <w:rPr>
           <w:rFonts w:ascii="Courier New" w:hAnsi="Courier New" w:cs="Courier New"/>
@@ -43733,223 +43736,7 @@
         <w:rPr>
           <w:rFonts w:ascii="Courier New" w:hAnsi="Courier New" w:cs="Courier New"/>
         </w:rPr>
-        <w:t>inagondu</w:t>
-      </w:r>
-      <w:proofErr w:type="spellEnd"/>
-      <w:r>
-        <w:rPr>
-          <w:rFonts w:ascii="Courier New" w:hAnsi="Courier New" w:cs="Courier New"/>
-        </w:rPr>
-        <w:t xml:space="preserve"> </w:t>
-      </w:r>
-      <w:proofErr w:type="spellStart"/>
-      <w:r>
-        <w:rPr>
-          <w:rFonts w:ascii="Courier New" w:hAnsi="Courier New" w:cs="Courier New"/>
-        </w:rPr>
-        <w:t>kone</w:t>
-      </w:r>
-      <w:proofErr w:type="spellEnd"/>
-      <w:r>
-        <w:rPr>
-          <w:rFonts w:ascii="Courier New" w:hAnsi="Courier New" w:cs="Courier New"/>
-        </w:rPr>
-        <w:t xml:space="preserve"> </w:t>
-      </w:r>
-      <w:proofErr w:type="spellStart"/>
-      <w:r>
-        <w:rPr>
-          <w:rFonts w:ascii="Courier New" w:hAnsi="Courier New" w:cs="Courier New"/>
-        </w:rPr>
-        <w:t>avakasha</w:t>
-      </w:r>
-      <w:proofErr w:type="spellEnd"/>
-    </w:p>
-    <w:p>
-      <w:pPr>
-        <w:spacing w:line="240" w:lineRule="auto"/>
-        <w:rPr>
-          <w:rFonts w:ascii="Courier New" w:hAnsi="Courier New" w:cs="Courier New"/>
-        </w:rPr>
-      </w:pPr>
-      <w:r>
-        <w:rPr>
-          <w:rFonts w:ascii="Courier New" w:hAnsi="Courier New" w:cs="Courier New"/>
-        </w:rPr>
-        <w:t xml:space="preserve">A </w:t>
-      </w:r>
-      <w:r>
-        <w:rPr>
-          <w:rFonts w:ascii="Courier New" w:hAnsi="Courier New" w:cs="Courier New"/>
-        </w:rPr>
-        <w:t xml:space="preserve">mirror </w:t>
-      </w:r>
-      <w:r>
-        <w:rPr>
-          <w:rFonts w:ascii="Courier New" w:hAnsi="Courier New" w:cs="Courier New"/>
-        </w:rPr>
-        <w:t>appears</w:t>
-      </w:r>
-      <w:r>
-        <w:rPr>
-          <w:rFonts w:ascii="Courier New" w:hAnsi="Courier New" w:cs="Courier New"/>
-        </w:rPr>
-        <w:t xml:space="preserve"> through the fog.</w:t>
-      </w:r>
-      <w:r>
-        <w:rPr>
-          <w:rFonts w:ascii="Courier New" w:hAnsi="Courier New" w:cs="Courier New"/>
-        </w:rPr>
-        <w:t xml:space="preserve"> </w:t>
-      </w:r>
-      <w:r>
-        <w:rPr>
-          <w:rFonts w:ascii="Courier New" w:hAnsi="Courier New" w:cs="Courier New"/>
-        </w:rPr>
-        <w:t xml:space="preserve">The mirror </w:t>
-      </w:r>
-      <w:r>
-        <w:rPr>
-          <w:rFonts w:ascii="Courier New" w:hAnsi="Courier New" w:cs="Courier New"/>
-        </w:rPr>
-        <w:t xml:space="preserve">acts as </w:t>
-      </w:r>
-      <w:r>
-        <w:rPr>
-          <w:rFonts w:ascii="Courier New" w:hAnsi="Courier New" w:cs="Courier New"/>
-        </w:rPr>
-        <w:t>a</w:t>
-      </w:r>
-      <w:r>
-        <w:rPr>
-          <w:rFonts w:ascii="Courier New" w:hAnsi="Courier New" w:cs="Courier New"/>
-        </w:rPr>
-        <w:t xml:space="preserve"> portal to the real world through </w:t>
-      </w:r>
-      <w:r>
-        <w:rPr>
-          <w:rFonts w:ascii="Courier New" w:hAnsi="Courier New" w:cs="Courier New"/>
-          <w:b/>
-          <w:bCs/>
-        </w:rPr>
-        <w:t>his portrait with garland</w:t>
-      </w:r>
-      <w:r>
-        <w:rPr>
-          <w:rFonts w:ascii="Courier New" w:hAnsi="Courier New" w:cs="Courier New"/>
-        </w:rPr>
-        <w:t xml:space="preserve"> next to a </w:t>
-      </w:r>
-      <w:r>
-        <w:rPr>
-          <w:rFonts w:ascii="Courier New" w:hAnsi="Courier New" w:cs="Courier New"/>
-        </w:rPr>
-        <w:t xml:space="preserve">burning </w:t>
-      </w:r>
-      <w:r>
-        <w:rPr>
-          <w:rFonts w:ascii="Courier New" w:hAnsi="Courier New" w:cs="Courier New"/>
-          <w:b/>
-          <w:bCs/>
-        </w:rPr>
-        <w:t>brass</w:t>
-      </w:r>
-      <w:r>
-        <w:rPr>
-          <w:rFonts w:ascii="Courier New" w:hAnsi="Courier New" w:cs="Courier New"/>
-        </w:rPr>
-        <w:t xml:space="preserve"> </w:t>
-      </w:r>
-      <w:r>
-        <w:rPr>
-          <w:rFonts w:ascii="Courier New" w:hAnsi="Courier New" w:cs="Courier New"/>
-          <w:b/>
-          <w:bCs/>
-        </w:rPr>
-        <w:t>d</w:t>
-      </w:r>
-      <w:r>
-        <w:rPr>
-          <w:rFonts w:ascii="Courier New" w:hAnsi="Courier New" w:cs="Courier New"/>
-          <w:b/>
-          <w:bCs/>
-        </w:rPr>
-        <w:t>iya</w:t>
-      </w:r>
-      <w:r>
-        <w:rPr>
-          <w:rFonts w:ascii="Courier New" w:hAnsi="Courier New" w:cs="Courier New"/>
-        </w:rPr>
-        <w:t>.</w:t>
-      </w:r>
-    </w:p>
-    <w:p>
-      <w:pPr>
-        <w:spacing w:line="240" w:lineRule="auto"/>
-        <w:jc w:val="center"/>
-        <w:rPr>
-          <w:rFonts w:ascii="Courier New" w:hAnsi="Courier New" w:cs="Courier New"/>
-          <w:b/>
-          <w:bCs/>
-        </w:rPr>
-      </w:pPr>
-      <w:r>
-        <w:rPr>
-          <w:rFonts w:ascii="Courier New" w:hAnsi="Courier New" w:cs="Courier New"/>
-          <w:b/>
-          <w:bCs/>
-        </w:rPr>
-        <w:t>YAMADHOOTHA</w:t>
-      </w:r>
-      <w:r>
-        <w:rPr>
-          <w:rFonts w:ascii="Courier New" w:hAnsi="Courier New" w:cs="Courier New"/>
-          <w:b/>
-          <w:bCs/>
-        </w:rPr>
-        <w:br/>
-      </w:r>
-      <w:proofErr w:type="spellStart"/>
-      <w:r>
-        <w:rPr>
-          <w:rFonts w:ascii="Courier New" w:hAnsi="Courier New" w:cs="Courier New"/>
-        </w:rPr>
-        <w:t>Niyamada</w:t>
-      </w:r>
-      <w:proofErr w:type="spellEnd"/>
-      <w:r>
-        <w:rPr>
-          <w:rFonts w:ascii="Courier New" w:hAnsi="Courier New" w:cs="Courier New"/>
-        </w:rPr>
-        <w:t xml:space="preserve"> </w:t>
-      </w:r>
-      <w:proofErr w:type="spellStart"/>
-      <w:r>
-        <w:rPr>
-          <w:rFonts w:ascii="Courier New" w:hAnsi="Courier New" w:cs="Courier New"/>
-        </w:rPr>
-        <w:t>anusaara</w:t>
-      </w:r>
-      <w:proofErr w:type="spellEnd"/>
-      <w:r>
-        <w:rPr>
-          <w:rFonts w:ascii="Courier New" w:hAnsi="Courier New" w:cs="Courier New"/>
-        </w:rPr>
-        <w:t xml:space="preserve"> </w:t>
-      </w:r>
-      <w:proofErr w:type="spellStart"/>
-      <w:r>
-        <w:rPr>
-          <w:rFonts w:ascii="Courier New" w:hAnsi="Courier New" w:cs="Courier New"/>
-        </w:rPr>
-        <w:t>ninna</w:t>
-      </w:r>
-      <w:proofErr w:type="spellEnd"/>
-      <w:r>
-        <w:rPr>
-          <w:rFonts w:ascii="Courier New" w:hAnsi="Courier New" w:cs="Courier New"/>
-        </w:rPr>
-        <w:t xml:space="preserve"> </w:t>
+        <w:t xml:space="preserve">inna </w:t>
       </w:r>
       <w:proofErr w:type="spellStart"/>
       <w:r>
@@ -44055,7 +43842,13 @@
         <w:rPr>
           <w:rFonts w:ascii="Courier New" w:hAnsi="Courier New" w:cs="Courier New"/>
         </w:rPr>
-        <w:t>sukhakaravagiruthithu</w:t>
+        <w:t>sukhakaravagir</w:t>
+      </w:r>
+      <w:r>
+        <w:rPr>
+          <w:rFonts w:ascii="Courier New" w:hAnsi="Courier New" w:cs="Courier New"/>
+        </w:rPr>
+        <w:t>abohudithu</w:t>
       </w:r>
       <w:proofErr w:type="spellEnd"/>
     </w:p>
@@ -44192,40 +43985,107 @@
         <w:rPr>
           <w:rFonts w:ascii="Courier New" w:hAnsi="Courier New" w:cs="Courier New"/>
         </w:rPr>
-        <w:t>neene</w:t>
-      </w:r>
-      <w:proofErr w:type="spellEnd"/>
-      <w:r>
-        <w:rPr>
-          <w:rFonts w:ascii="Courier New" w:hAnsi="Courier New" w:cs="Courier New"/>
-        </w:rPr>
-        <w:t xml:space="preserve"> </w:t>
-      </w:r>
-      <w:proofErr w:type="spellStart"/>
-      <w:r>
-        <w:rPr>
-          <w:rFonts w:ascii="Courier New" w:hAnsi="Courier New" w:cs="Courier New"/>
-        </w:rPr>
-        <w:t>avakasha</w:t>
-      </w:r>
-      <w:proofErr w:type="spellEnd"/>
-      <w:r>
-        <w:rPr>
-          <w:rFonts w:ascii="Courier New" w:hAnsi="Courier New" w:cs="Courier New"/>
-        </w:rPr>
-        <w:t xml:space="preserve"> </w:t>
-      </w:r>
-      <w:proofErr w:type="spellStart"/>
-      <w:r>
-        <w:rPr>
-          <w:rFonts w:ascii="Courier New" w:hAnsi="Courier New" w:cs="Courier New"/>
-        </w:rPr>
-        <w:t>kaledukonde</w:t>
-      </w:r>
-      <w:proofErr w:type="spellEnd"/>
-      <w:r>
-        <w:rPr>
-          <w:rFonts w:ascii="Courier New" w:hAnsi="Courier New" w:cs="Courier New"/>
+        <w:t>i</w:t>
+      </w:r>
+      <w:r>
+        <w:rPr>
+          <w:rFonts w:ascii="Courier New" w:hAnsi="Courier New" w:cs="Courier New"/>
+        </w:rPr>
+        <w:t>ga</w:t>
+      </w:r>
+      <w:proofErr w:type="spellEnd"/>
+      <w:r>
+        <w:rPr>
+          <w:rFonts w:ascii="Courier New" w:hAnsi="Courier New" w:cs="Courier New"/>
+        </w:rPr>
+        <w:t xml:space="preserve">? </w:t>
+      </w:r>
+      <w:proofErr w:type="spellStart"/>
+      <w:r>
+        <w:rPr>
+          <w:rFonts w:ascii="Courier New" w:hAnsi="Courier New" w:cs="Courier New"/>
+        </w:rPr>
+        <w:t>N</w:t>
+      </w:r>
+      <w:r>
+        <w:rPr>
+          <w:rFonts w:ascii="Courier New" w:hAnsi="Courier New" w:cs="Courier New"/>
+        </w:rPr>
+        <w:t>aane</w:t>
+      </w:r>
+      <w:proofErr w:type="spellEnd"/>
+      <w:r>
+        <w:rPr>
+          <w:rFonts w:ascii="Courier New" w:hAnsi="Courier New" w:cs="Courier New"/>
+        </w:rPr>
+        <w:t xml:space="preserve"> </w:t>
+      </w:r>
+      <w:proofErr w:type="spellStart"/>
+      <w:r>
+        <w:rPr>
+          <w:rFonts w:ascii="Courier New" w:hAnsi="Courier New" w:cs="Courier New"/>
+        </w:rPr>
+        <w:t>ninannu</w:t>
+      </w:r>
+      <w:proofErr w:type="spellEnd"/>
+      <w:r>
+        <w:rPr>
+          <w:rFonts w:ascii="Courier New" w:hAnsi="Courier New" w:cs="Courier New"/>
+        </w:rPr>
+        <w:t xml:space="preserve"> </w:t>
+      </w:r>
+      <w:proofErr w:type="spellStart"/>
+      <w:r>
+        <w:rPr>
+          <w:rFonts w:ascii="Courier New" w:hAnsi="Courier New" w:cs="Courier New"/>
+        </w:rPr>
+        <w:t>balavanthavagi</w:t>
+      </w:r>
+      <w:proofErr w:type="spellEnd"/>
+      <w:r>
+        <w:rPr>
+          <w:rFonts w:ascii="Courier New" w:hAnsi="Courier New" w:cs="Courier New"/>
+        </w:rPr>
+        <w:t xml:space="preserve"> </w:t>
+      </w:r>
+      <w:proofErr w:type="spellStart"/>
+      <w:r>
+        <w:rPr>
+          <w:rFonts w:ascii="Courier New" w:hAnsi="Courier New" w:cs="Courier New"/>
+        </w:rPr>
+        <w:t>karedoyyabeku</w:t>
+      </w:r>
+      <w:proofErr w:type="spellEnd"/>
+    </w:p>
+    <w:p>
+      <w:pPr>
+        <w:spacing w:line="240" w:lineRule="auto"/>
+        <w:jc w:val="center"/>
+        <w:rPr>
+          <w:rFonts w:ascii="Courier New" w:hAnsi="Courier New" w:cs="Courier New"/>
+        </w:rPr>
+      </w:pPr>
+      <w:r>
+        <w:rPr>
+          <w:rFonts w:ascii="Courier New" w:hAnsi="Courier New" w:cs="Courier New"/>
+          <w:b/>
+          <w:bCs/>
+        </w:rPr>
+        <w:t xml:space="preserve">ADI </w:t>
+      </w:r>
+      <w:r>
+        <w:rPr>
+          <w:rFonts w:ascii="Courier New" w:hAnsi="Courier New" w:cs="Courier New"/>
+          <w:i/>
+          <w:iCs/>
+        </w:rPr>
+        <w:t>(looking at the mirror)</w:t>
+      </w:r>
+      <w:r>
+        <w:rPr>
+          <w:rFonts w:ascii="Courier New" w:hAnsi="Courier New" w:cs="Courier New"/>
+          <w:i/>
+          <w:iCs/>
         </w:rPr>
         <w:br/>
       </w:r>
@@ -44233,62 +44093,106 @@
         <w:rPr>
           <w:rFonts w:ascii="Courier New" w:hAnsi="Courier New" w:cs="Courier New"/>
         </w:rPr>
-        <w:t>I</w:t>
-      </w:r>
-      <w:r>
-        <w:rPr>
-          <w:rFonts w:ascii="Courier New" w:hAnsi="Courier New" w:cs="Courier New"/>
-        </w:rPr>
-        <w:t xml:space="preserve">ga </w:t>
-      </w:r>
-      <w:proofErr w:type="spellStart"/>
-      <w:r>
-        <w:rPr>
-          <w:rFonts w:ascii="Courier New" w:hAnsi="Courier New" w:cs="Courier New"/>
-        </w:rPr>
-        <w:t>naane</w:t>
-      </w:r>
-      <w:proofErr w:type="spellEnd"/>
-      <w:r>
-        <w:rPr>
-          <w:rFonts w:ascii="Courier New" w:hAnsi="Courier New" w:cs="Courier New"/>
-        </w:rPr>
-        <w:t xml:space="preserve"> </w:t>
-      </w:r>
-      <w:proofErr w:type="spellStart"/>
-      <w:r>
-        <w:rPr>
-          <w:rFonts w:ascii="Courier New" w:hAnsi="Courier New" w:cs="Courier New"/>
-        </w:rPr>
-        <w:t>ninannu</w:t>
-      </w:r>
-      <w:proofErr w:type="spellEnd"/>
-      <w:r>
-        <w:rPr>
-          <w:rFonts w:ascii="Courier New" w:hAnsi="Courier New" w:cs="Courier New"/>
-        </w:rPr>
-        <w:t xml:space="preserve"> </w:t>
-      </w:r>
-      <w:proofErr w:type="spellStart"/>
-      <w:r>
-        <w:rPr>
-          <w:rFonts w:ascii="Courier New" w:hAnsi="Courier New" w:cs="Courier New"/>
-        </w:rPr>
-        <w:t>balavanthavagi</w:t>
-      </w:r>
-      <w:proofErr w:type="spellEnd"/>
-      <w:r>
-        <w:rPr>
-          <w:rFonts w:ascii="Courier New" w:hAnsi="Courier New" w:cs="Courier New"/>
-        </w:rPr>
-        <w:t xml:space="preserve"> </w:t>
-      </w:r>
-      <w:proofErr w:type="spellStart"/>
-      <w:r>
-        <w:rPr>
-          <w:rFonts w:ascii="Courier New" w:hAnsi="Courier New" w:cs="Courier New"/>
-        </w:rPr>
-        <w:t>karedoyyabeku</w:t>
+        <w:t>Kriti! Ved!</w:t>
+      </w:r>
+      <w:r>
+        <w:rPr>
+          <w:rFonts w:ascii="Courier New" w:hAnsi="Courier New" w:cs="Courier New"/>
+          <w:i/>
+          <w:iCs/>
+        </w:rPr>
+        <w:t xml:space="preserve"> </w:t>
+      </w:r>
+      <w:r>
+        <w:rPr>
+          <w:rFonts w:ascii="Courier New" w:hAnsi="Courier New" w:cs="Courier New"/>
+          <w:i/>
+          <w:iCs/>
+        </w:rPr>
+        <w:t>(</w:t>
+      </w:r>
+      <w:r>
+        <w:rPr>
+          <w:rFonts w:ascii="Courier New" w:hAnsi="Courier New" w:cs="Courier New"/>
+          <w:i/>
+          <w:iCs/>
+        </w:rPr>
+        <w:t>full of courage</w:t>
+      </w:r>
+      <w:r>
+        <w:rPr>
+          <w:rFonts w:ascii="Courier New" w:hAnsi="Courier New" w:cs="Courier New"/>
+          <w:i/>
+          <w:iCs/>
+        </w:rPr>
+        <w:t>)</w:t>
+      </w:r>
+      <w:r>
+        <w:rPr>
+          <w:rFonts w:ascii="Courier New" w:hAnsi="Courier New" w:cs="Courier New"/>
+        </w:rPr>
+        <w:br/>
+      </w:r>
+      <w:r>
+        <w:rPr>
+          <w:rFonts w:ascii="Courier New" w:hAnsi="Courier New" w:cs="Courier New"/>
+        </w:rPr>
+        <w:t>Naan</w:t>
+      </w:r>
+      <w:r>
+        <w:rPr>
+          <w:rFonts w:ascii="Courier New" w:hAnsi="Courier New" w:cs="Courier New"/>
+        </w:rPr>
+        <w:t xml:space="preserve">… naan </w:t>
+      </w:r>
+      <w:proofErr w:type="spellStart"/>
+      <w:r>
+        <w:rPr>
+          <w:rFonts w:ascii="Courier New" w:hAnsi="Courier New" w:cs="Courier New"/>
+        </w:rPr>
+        <w:t>nimna</w:t>
+      </w:r>
+      <w:proofErr w:type="spellEnd"/>
+      <w:r>
+        <w:rPr>
+          <w:rFonts w:ascii="Courier New" w:hAnsi="Courier New" w:cs="Courier New"/>
+        </w:rPr>
+        <w:t xml:space="preserve"> </w:t>
+      </w:r>
+      <w:proofErr w:type="spellStart"/>
+      <w:r>
+        <w:rPr>
+          <w:rFonts w:ascii="Courier New" w:hAnsi="Courier New" w:cs="Courier New"/>
+        </w:rPr>
+        <w:t>bittu</w:t>
+      </w:r>
+      <w:proofErr w:type="spellEnd"/>
+      <w:r>
+        <w:rPr>
+          <w:rFonts w:ascii="Courier New" w:hAnsi="Courier New" w:cs="Courier New"/>
+        </w:rPr>
+        <w:t xml:space="preserve"> </w:t>
+      </w:r>
+      <w:proofErr w:type="spellStart"/>
+      <w:r>
+        <w:rPr>
+          <w:rFonts w:ascii="Courier New" w:hAnsi="Courier New" w:cs="Courier New"/>
+        </w:rPr>
+        <w:t>elligu</w:t>
+      </w:r>
+      <w:proofErr w:type="spellEnd"/>
+      <w:r>
+        <w:rPr>
+          <w:rFonts w:ascii="Courier New" w:hAnsi="Courier New" w:cs="Courier New"/>
+        </w:rPr>
+        <w:t xml:space="preserve"> </w:t>
+      </w:r>
+      <w:proofErr w:type="spellStart"/>
+      <w:r>
+        <w:rPr>
+          <w:rFonts w:ascii="Courier New" w:hAnsi="Courier New" w:cs="Courier New"/>
+        </w:rPr>
+        <w:t>hogalla</w:t>
       </w:r>
       <w:proofErr w:type="spellEnd"/>
     </w:p>
@@ -44298,181 +44202,42 @@
         <w:jc w:val="center"/>
         <w:rPr>
           <w:rFonts w:ascii="Courier New" w:hAnsi="Courier New" w:cs="Courier New"/>
-        </w:rPr>
-      </w:pPr>
-      <w:r>
-        <w:rPr>
-          <w:rFonts w:ascii="Courier New" w:hAnsi="Courier New" w:cs="Courier New"/>
-          <w:b/>
-          <w:bCs/>
-        </w:rPr>
-        <w:t xml:space="preserve">ADI </w:t>
-      </w:r>
-      <w:r>
-        <w:rPr>
-          <w:rFonts w:ascii="Courier New" w:hAnsi="Courier New" w:cs="Courier New"/>
-          <w:i/>
-          <w:iCs/>
-        </w:rPr>
-        <w:t>(looking at the mirror)</w:t>
-      </w:r>
-      <w:r>
-        <w:rPr>
-          <w:rFonts w:ascii="Courier New" w:hAnsi="Courier New" w:cs="Courier New"/>
-          <w:i/>
-          <w:iCs/>
+          <w:i/>
+          <w:iCs/>
+        </w:rPr>
+      </w:pPr>
+      <w:r>
+        <w:rPr>
+          <w:rFonts w:ascii="Courier New" w:hAnsi="Courier New" w:cs="Courier New"/>
+          <w:b/>
+          <w:bCs/>
+        </w:rPr>
+        <w:t>YAMADHOOTHA</w:t>
+      </w:r>
+      <w:r>
+        <w:rPr>
+          <w:rFonts w:ascii="Courier New" w:hAnsi="Courier New" w:cs="Courier New"/>
+        </w:rPr>
+        <w:t xml:space="preserve"> </w:t>
+      </w:r>
+      <w:r>
+        <w:rPr>
+          <w:rFonts w:ascii="Courier New" w:hAnsi="Courier New" w:cs="Courier New"/>
         </w:rPr>
         <w:br/>
       </w:r>
-      <w:r>
-        <w:rPr>
-          <w:rFonts w:ascii="Courier New" w:hAnsi="Courier New" w:cs="Courier New"/>
-        </w:rPr>
-        <w:t>Kriti! Ved!</w:t>
-      </w:r>
-      <w:r>
-        <w:rPr>
-          <w:rFonts w:ascii="Courier New" w:hAnsi="Courier New" w:cs="Courier New"/>
-          <w:i/>
-          <w:iCs/>
-        </w:rPr>
-        <w:t xml:space="preserve"> </w:t>
-      </w:r>
-      <w:r>
-        <w:rPr>
-          <w:rFonts w:ascii="Courier New" w:hAnsi="Courier New" w:cs="Courier New"/>
-          <w:i/>
-          <w:iCs/>
-        </w:rPr>
-        <w:t>(</w:t>
-      </w:r>
-      <w:r>
-        <w:rPr>
-          <w:rFonts w:ascii="Courier New" w:hAnsi="Courier New" w:cs="Courier New"/>
-          <w:i/>
-          <w:iCs/>
-        </w:rPr>
-        <w:t>full of courage</w:t>
-      </w:r>
-      <w:r>
-        <w:rPr>
-          <w:rFonts w:ascii="Courier New" w:hAnsi="Courier New" w:cs="Courier New"/>
-          <w:i/>
-          <w:iCs/>
-        </w:rPr>
-        <w:t>)</w:t>
-      </w:r>
-      <w:r>
-        <w:rPr>
-          <w:rFonts w:ascii="Courier New" w:hAnsi="Courier New" w:cs="Courier New"/>
-        </w:rPr>
-        <w:br/>
-      </w:r>
-      <w:r>
-        <w:rPr>
-          <w:rFonts w:ascii="Courier New" w:hAnsi="Courier New" w:cs="Courier New"/>
-        </w:rPr>
-        <w:t>Naan</w:t>
-      </w:r>
-      <w:r>
-        <w:rPr>
-          <w:rFonts w:ascii="Courier New" w:hAnsi="Courier New" w:cs="Courier New"/>
-        </w:rPr>
-        <w:t xml:space="preserve">… naan </w:t>
-      </w:r>
-      <w:proofErr w:type="spellStart"/>
-      <w:r>
-        <w:rPr>
-          <w:rFonts w:ascii="Courier New" w:hAnsi="Courier New" w:cs="Courier New"/>
-        </w:rPr>
-        <w:t>nimna</w:t>
-      </w:r>
-      <w:proofErr w:type="spellEnd"/>
-      <w:r>
-        <w:rPr>
-          <w:rFonts w:ascii="Courier New" w:hAnsi="Courier New" w:cs="Courier New"/>
-        </w:rPr>
-        <w:t xml:space="preserve"> </w:t>
-      </w:r>
-      <w:proofErr w:type="spellStart"/>
-      <w:r>
-        <w:rPr>
-          <w:rFonts w:ascii="Courier New" w:hAnsi="Courier New" w:cs="Courier New"/>
-        </w:rPr>
-        <w:t>bittu</w:t>
-      </w:r>
-      <w:proofErr w:type="spellEnd"/>
-      <w:r>
-        <w:rPr>
-          <w:rFonts w:ascii="Courier New" w:hAnsi="Courier New" w:cs="Courier New"/>
-        </w:rPr>
-        <w:t xml:space="preserve"> </w:t>
-      </w:r>
-      <w:proofErr w:type="spellStart"/>
-      <w:r>
-        <w:rPr>
-          <w:rFonts w:ascii="Courier New" w:hAnsi="Courier New" w:cs="Courier New"/>
-        </w:rPr>
-        <w:t>elligu</w:t>
-      </w:r>
-      <w:proofErr w:type="spellEnd"/>
-      <w:r>
-        <w:rPr>
-          <w:rFonts w:ascii="Courier New" w:hAnsi="Courier New" w:cs="Courier New"/>
-        </w:rPr>
-        <w:t xml:space="preserve"> </w:t>
-      </w:r>
-      <w:proofErr w:type="spellStart"/>
-      <w:r>
-        <w:rPr>
-          <w:rFonts w:ascii="Courier New" w:hAnsi="Courier New" w:cs="Courier New"/>
-        </w:rPr>
-        <w:t>hogalla</w:t>
-      </w:r>
-      <w:proofErr w:type="spellEnd"/>
-    </w:p>
-    <w:p>
-      <w:pPr>
-        <w:spacing w:line="240" w:lineRule="auto"/>
-        <w:jc w:val="center"/>
-        <w:rPr>
-          <w:rFonts w:ascii="Courier New" w:hAnsi="Courier New" w:cs="Courier New"/>
-          <w:i/>
-          <w:iCs/>
-        </w:rPr>
-      </w:pPr>
-      <w:r>
-        <w:rPr>
-          <w:rFonts w:ascii="Courier New" w:hAnsi="Courier New" w:cs="Courier New"/>
-          <w:b/>
-          <w:bCs/>
-        </w:rPr>
-        <w:t>YAMADHOOTHA</w:t>
-      </w:r>
-      <w:r>
-        <w:rPr>
-          <w:rFonts w:ascii="Courier New" w:hAnsi="Courier New" w:cs="Courier New"/>
-        </w:rPr>
-        <w:t xml:space="preserve"> </w:t>
-      </w:r>
-      <w:r>
-        <w:rPr>
-          <w:rFonts w:ascii="Courier New" w:hAnsi="Courier New" w:cs="Courier New"/>
-        </w:rPr>
-        <w:br/>
-      </w:r>
-      <w:r>
-        <w:rPr>
-          <w:rFonts w:ascii="Courier New" w:hAnsi="Courier New" w:cs="Courier New"/>
-        </w:rPr>
-        <w:t xml:space="preserve">Ey </w:t>
-      </w:r>
-      <w:proofErr w:type="spellStart"/>
-      <w:r>
-        <w:rPr>
-          <w:rFonts w:ascii="Courier New" w:hAnsi="Courier New" w:cs="Courier New"/>
-        </w:rPr>
-        <w:t>pretha</w:t>
+      <w:proofErr w:type="spellStart"/>
+      <w:r>
+        <w:rPr>
+          <w:rFonts w:ascii="Courier New" w:hAnsi="Courier New" w:cs="Courier New"/>
+        </w:rPr>
+        <w:t>P</w:t>
+      </w:r>
+      <w:r>
+        <w:rPr>
+          <w:rFonts w:ascii="Courier New" w:hAnsi="Courier New" w:cs="Courier New"/>
+        </w:rPr>
+        <w:t>retha</w:t>
       </w:r>
       <w:proofErr w:type="spellEnd"/>
       <w:r>
@@ -45035,24 +44800,24 @@
         <w:rPr>
           <w:rFonts w:ascii="Courier New" w:hAnsi="Courier New" w:cs="Courier New"/>
         </w:rPr>
+        <w:t>The chains wrap around Adi’s legs.</w:t>
+      </w:r>
+    </w:p>
+    <w:p>
+      <w:pPr>
+        <w:spacing w:line="240" w:lineRule="auto"/>
+        <w:jc w:val="center"/>
+        <w:rPr>
+          <w:rFonts w:ascii="Courier New" w:hAnsi="Courier New" w:cs="Courier New"/>
+        </w:rPr>
+      </w:pPr>
+      <w:r>
+        <w:rPr>
+          <w:rFonts w:ascii="Courier New" w:hAnsi="Courier New" w:cs="Courier New"/>
+          <w:b/>
+          <w:bCs/>
+        </w:rPr>
         <w:lastRenderedPageBreak/>
-        <w:t>The chains wrap around Adi’s legs.</w:t>
-      </w:r>
-    </w:p>
-    <w:p>
-      <w:pPr>
-        <w:spacing w:line="240" w:lineRule="auto"/>
-        <w:jc w:val="center"/>
-        <w:rPr>
-          <w:rFonts w:ascii="Courier New" w:hAnsi="Courier New" w:cs="Courier New"/>
-        </w:rPr>
-      </w:pPr>
-      <w:r>
-        <w:rPr>
-          <w:rFonts w:ascii="Courier New" w:hAnsi="Courier New" w:cs="Courier New"/>
-          <w:b/>
-          <w:bCs/>
-        </w:rPr>
         <w:t>YAMADHOOTHA</w:t>
       </w:r>
       <w:r>
@@ -45638,6 +45403,20 @@
         </w:rPr>
         <w:br/>
       </w:r>
+      <w:proofErr w:type="spellStart"/>
+      <w:r>
+        <w:rPr>
+          <w:rFonts w:ascii="Courier New" w:hAnsi="Courier New" w:cs="Courier New"/>
+        </w:rPr>
+        <w:t>Haadu</w:t>
+      </w:r>
+      <w:proofErr w:type="spellEnd"/>
+      <w:r>
+        <w:rPr>
+          <w:rFonts w:ascii="Courier New" w:hAnsi="Courier New" w:cs="Courier New"/>
+        </w:rPr>
+        <w:t xml:space="preserve"> </w:t>
+      </w:r>
       <w:r>
         <w:rPr>
           <w:rFonts w:ascii="Courier New" w:hAnsi="Courier New" w:cs="Courier New"/>
@@ -45788,19 +45567,25 @@
         </w:rPr>
         <w:t xml:space="preserve"> </w:t>
       </w:r>
-      <w:proofErr w:type="spellStart"/>
-      <w:r>
-        <w:rPr>
-          <w:rFonts w:ascii="Courier New" w:hAnsi="Courier New" w:cs="Courier New"/>
-        </w:rPr>
-        <w:t>adu</w:t>
-      </w:r>
-      <w:proofErr w:type="spellEnd"/>
-      <w:r>
-        <w:rPr>
-          <w:rFonts w:ascii="Courier New" w:hAnsi="Courier New" w:cs="Courier New"/>
-        </w:rPr>
-        <w:t xml:space="preserve"> </w:t>
+      <w:r>
+        <w:rPr>
+          <w:rFonts w:ascii="Courier New" w:hAnsi="Courier New" w:cs="Courier New"/>
+        </w:rPr>
+        <w:t xml:space="preserve">aa </w:t>
+      </w:r>
+      <w:proofErr w:type="spellStart"/>
+      <w:r>
+        <w:rPr>
+          <w:rFonts w:ascii="Courier New" w:hAnsi="Courier New" w:cs="Courier New"/>
+        </w:rPr>
+        <w:t>shudhikarana</w:t>
+      </w:r>
+      <w:proofErr w:type="spellEnd"/>
+      <w:r>
+        <w:rPr>
+          <w:rFonts w:ascii="Courier New" w:hAnsi="Courier New" w:cs="Courier New"/>
+        </w:rPr>
+        <w:br/>
       </w:r>
       <w:r>
         <w:rPr>
@@ -45820,6 +45605,64 @@
         <w:rPr>
           <w:rFonts w:ascii="Courier New" w:hAnsi="Courier New" w:cs="Courier New"/>
         </w:rPr>
+        <w:t xml:space="preserve"> </w:t>
+      </w:r>
+      <w:r>
+        <w:rPr>
+          <w:rFonts w:ascii="Courier New" w:hAnsi="Courier New" w:cs="Courier New"/>
+          <w:i/>
+          <w:iCs/>
+        </w:rPr>
+        <w:t>(maniac laughs)</w:t>
+      </w:r>
+      <w:r>
+        <w:rPr>
+          <w:rFonts w:ascii="Courier New" w:hAnsi="Courier New" w:cs="Courier New"/>
+          <w:i/>
+          <w:iCs/>
+        </w:rPr>
+        <w:t xml:space="preserve"> </w:t>
+      </w:r>
+      <w:proofErr w:type="spellStart"/>
+      <w:r>
+        <w:rPr>
+          <w:rFonts w:ascii="Courier New" w:hAnsi="Courier New" w:cs="Courier New"/>
+        </w:rPr>
+        <w:t>Noovu</w:t>
+      </w:r>
+      <w:proofErr w:type="spellEnd"/>
+      <w:r>
+        <w:rPr>
+          <w:rFonts w:ascii="Courier New" w:hAnsi="Courier New" w:cs="Courier New"/>
+        </w:rPr>
+        <w:t xml:space="preserve"> </w:t>
+      </w:r>
+      <w:proofErr w:type="spellStart"/>
+      <w:r>
+        <w:rPr>
+          <w:rFonts w:ascii="Courier New" w:hAnsi="Courier New" w:cs="Courier New"/>
+        </w:rPr>
+        <w:t>baritha</w:t>
+      </w:r>
+      <w:proofErr w:type="spellEnd"/>
+      <w:r>
+        <w:rPr>
+          <w:rFonts w:ascii="Courier New" w:hAnsi="Courier New" w:cs="Courier New"/>
+        </w:rPr>
+        <w:t xml:space="preserve"> </w:t>
+      </w:r>
+      <w:proofErr w:type="spellStart"/>
+      <w:r>
+        <w:rPr>
+          <w:rFonts w:ascii="Courier New" w:hAnsi="Courier New" w:cs="Courier New"/>
+        </w:rPr>
+        <w:t>vagiralide</w:t>
+      </w:r>
+      <w:proofErr w:type="spellEnd"/>
+      <w:r>
+        <w:rPr>
+          <w:rFonts w:ascii="Courier New" w:hAnsi="Courier New" w:cs="Courier New"/>
+        </w:rPr>
         <w:br/>
       </w:r>
       <w:proofErr w:type="spellStart"/>
@@ -45827,51 +45670,99 @@
         <w:rPr>
           <w:rFonts w:ascii="Courier New" w:hAnsi="Courier New" w:cs="Courier New"/>
         </w:rPr>
-        <w:t>Noovu</w:t>
-      </w:r>
-      <w:proofErr w:type="spellEnd"/>
-      <w:r>
-        <w:rPr>
-          <w:rFonts w:ascii="Courier New" w:hAnsi="Courier New" w:cs="Courier New"/>
-        </w:rPr>
-        <w:t xml:space="preserve"> </w:t>
-      </w:r>
-      <w:proofErr w:type="spellStart"/>
-      <w:r>
-        <w:rPr>
-          <w:rFonts w:ascii="Courier New" w:hAnsi="Courier New" w:cs="Courier New"/>
-        </w:rPr>
-        <w:t>baritha</w:t>
-      </w:r>
-      <w:proofErr w:type="spellEnd"/>
-      <w:r>
-        <w:rPr>
-          <w:rFonts w:ascii="Courier New" w:hAnsi="Courier New" w:cs="Courier New"/>
-        </w:rPr>
-        <w:t xml:space="preserve"> </w:t>
-      </w:r>
-      <w:proofErr w:type="spellStart"/>
-      <w:r>
-        <w:rPr>
-          <w:rFonts w:ascii="Courier New" w:hAnsi="Courier New" w:cs="Courier New"/>
-        </w:rPr>
-        <w:t>vagiralide</w:t>
-      </w:r>
-      <w:proofErr w:type="spellEnd"/>
-      <w:r>
-        <w:rPr>
-          <w:rFonts w:ascii="Courier New" w:hAnsi="Courier New" w:cs="Courier New"/>
-        </w:rPr>
-        <w:t xml:space="preserve"> </w:t>
-      </w:r>
-      <w:r>
-        <w:rPr>
-          <w:rFonts w:ascii="Courier New" w:hAnsi="Courier New" w:cs="Courier New"/>
-          <w:i/>
-          <w:iCs/>
-        </w:rPr>
-        <w:t>(maniac laughs)</w:t>
-      </w:r>
+        <w:t>Novalli</w:t>
+      </w:r>
+      <w:proofErr w:type="spellEnd"/>
+      <w:r>
+        <w:rPr>
+          <w:rFonts w:ascii="Courier New" w:hAnsi="Courier New" w:cs="Courier New"/>
+        </w:rPr>
+        <w:t xml:space="preserve"> </w:t>
+      </w:r>
+      <w:proofErr w:type="spellStart"/>
+      <w:r>
+        <w:rPr>
+          <w:rFonts w:ascii="Courier New" w:hAnsi="Courier New" w:cs="Courier New"/>
+        </w:rPr>
+        <w:t>neenu</w:t>
+      </w:r>
+      <w:proofErr w:type="spellEnd"/>
+      <w:r>
+        <w:rPr>
+          <w:rFonts w:ascii="Courier New" w:hAnsi="Courier New" w:cs="Courier New"/>
+        </w:rPr>
+        <w:t xml:space="preserve"> </w:t>
+      </w:r>
+      <w:proofErr w:type="spellStart"/>
+      <w:r>
+        <w:rPr>
+          <w:rFonts w:ascii="Courier New" w:hAnsi="Courier New" w:cs="Courier New"/>
+        </w:rPr>
+        <w:t>kiruchuva</w:t>
+      </w:r>
+      <w:proofErr w:type="spellEnd"/>
+      <w:r>
+        <w:rPr>
+          <w:rFonts w:ascii="Courier New" w:hAnsi="Courier New" w:cs="Courier New"/>
+        </w:rPr>
+        <w:t xml:space="preserve"> </w:t>
+      </w:r>
+      <w:proofErr w:type="spellStart"/>
+      <w:r>
+        <w:rPr>
+          <w:rFonts w:ascii="Courier New" w:hAnsi="Courier New" w:cs="Courier New"/>
+        </w:rPr>
+        <w:t>kogu</w:t>
+      </w:r>
+      <w:proofErr w:type="spellEnd"/>
+      <w:r>
+        <w:rPr>
+          <w:rFonts w:ascii="Courier New" w:hAnsi="Courier New" w:cs="Courier New"/>
+        </w:rPr>
+        <w:t xml:space="preserve"> </w:t>
+      </w:r>
+      <w:r>
+        <w:rPr>
+          <w:rFonts w:ascii="Courier New" w:hAnsi="Courier New" w:cs="Courier New"/>
+        </w:rPr>
+        <w:t xml:space="preserve">… </w:t>
+      </w:r>
+      <w:proofErr w:type="spellStart"/>
+      <w:r>
+        <w:rPr>
+          <w:rFonts w:ascii="Courier New" w:hAnsi="Courier New" w:cs="Courier New"/>
+        </w:rPr>
+        <w:t>nanage</w:t>
+      </w:r>
+      <w:proofErr w:type="spellEnd"/>
+      <w:r>
+        <w:rPr>
+          <w:rFonts w:ascii="Courier New" w:hAnsi="Courier New" w:cs="Courier New"/>
+        </w:rPr>
+        <w:t xml:space="preserve"> </w:t>
+      </w:r>
+      <w:proofErr w:type="spellStart"/>
+      <w:r>
+        <w:rPr>
+          <w:rFonts w:ascii="Courier New" w:hAnsi="Courier New" w:cs="Courier New"/>
+        </w:rPr>
+        <w:t>impaada</w:t>
+      </w:r>
+      <w:proofErr w:type="spellEnd"/>
+      <w:r>
+        <w:rPr>
+          <w:rFonts w:ascii="Courier New" w:hAnsi="Courier New" w:cs="Courier New"/>
+        </w:rPr>
+        <w:t xml:space="preserve"> </w:t>
+      </w:r>
+      <w:proofErr w:type="spellStart"/>
+      <w:r>
+        <w:rPr>
+          <w:rFonts w:ascii="Courier New" w:hAnsi="Courier New" w:cs="Courier New"/>
+        </w:rPr>
+        <w:t>gaaliyanthe</w:t>
+      </w:r>
+      <w:proofErr w:type="spellEnd"/>
     </w:p>
     <w:p>
       <w:pPr>
@@ -46110,39 +46001,28 @@
           <w:rFonts w:ascii="Courier New" w:hAnsi="Courier New" w:cs="Courier New"/>
         </w:rPr>
         <w:br/>
-      </w:r>
-      <w:r>
-        <w:rPr>
-          <w:rFonts w:ascii="Courier New" w:hAnsi="Courier New" w:cs="Courier New"/>
-        </w:rPr>
-        <w:t>E</w:t>
-      </w:r>
-      <w:r>
-        <w:rPr>
-          <w:rFonts w:ascii="Courier New" w:hAnsi="Courier New" w:cs="Courier New"/>
-        </w:rPr>
-        <w:t xml:space="preserve">lla </w:t>
-      </w:r>
-      <w:proofErr w:type="spellStart"/>
-      <w:r>
-        <w:rPr>
-          <w:rFonts w:ascii="Courier New" w:hAnsi="Courier New" w:cs="Courier New"/>
-        </w:rPr>
-        <w:t>kriyegala</w:t>
-      </w:r>
-      <w:proofErr w:type="spellEnd"/>
-      <w:r>
-        <w:rPr>
-          <w:rFonts w:ascii="Courier New" w:hAnsi="Courier New" w:cs="Courier New"/>
-        </w:rPr>
-        <w:t xml:space="preserve"> </w:t>
-      </w:r>
-      <w:proofErr w:type="spellStart"/>
-      <w:r>
-        <w:rPr>
-          <w:rFonts w:ascii="Courier New" w:hAnsi="Courier New" w:cs="Courier New"/>
-        </w:rPr>
-        <w:t>nanthara</w:t>
+        <w:t xml:space="preserve">Eka </w:t>
+      </w:r>
+      <w:proofErr w:type="spellStart"/>
+      <w:r>
+        <w:rPr>
+          <w:rFonts w:ascii="Courier New" w:hAnsi="Courier New" w:cs="Courier New"/>
+        </w:rPr>
+        <w:t>Samvatsarada</w:t>
+      </w:r>
+      <w:proofErr w:type="spellEnd"/>
+      <w:r>
+        <w:rPr>
+          <w:rFonts w:ascii="Courier New" w:hAnsi="Courier New" w:cs="Courier New"/>
+        </w:rPr>
+        <w:t xml:space="preserve"> </w:t>
+      </w:r>
+      <w:proofErr w:type="spellStart"/>
+      <w:r>
+        <w:rPr>
+          <w:rFonts w:ascii="Courier New" w:hAnsi="Courier New" w:cs="Courier New"/>
+        </w:rPr>
+        <w:t>balika</w:t>
       </w:r>
       <w:proofErr w:type="spellEnd"/>
       <w:r>
@@ -46261,19 +46141,7 @@
         <w:rPr>
           <w:rFonts w:ascii="Courier New" w:hAnsi="Courier New" w:cs="Courier New"/>
         </w:rPr>
-        <w:t>The chain fully binds Adi</w:t>
-      </w:r>
-      <w:r>
-        <w:rPr>
-          <w:rFonts w:ascii="Courier New" w:hAnsi="Courier New" w:cs="Courier New"/>
-        </w:rPr>
-        <w:t>x</w:t>
-      </w:r>
-      <w:r>
-        <w:rPr>
-          <w:rFonts w:ascii="Courier New" w:hAnsi="Courier New" w:cs="Courier New"/>
-        </w:rPr>
-        <w:t>. He bangs the mirror in desperation- Calling them out.</w:t>
+        <w:t>The chain fully binds Adi. He bangs the mirror in desperation- Calling them out.</w:t>
       </w:r>
       <w:r>
         <w:rPr>
@@ -46319,8 +46187,6 @@
       <w:r>
         <w:rPr>
           <w:rFonts w:ascii="Courier New" w:hAnsi="Courier New" w:cs="Courier New"/>
-          <w:b/>
-          <w:bCs/>
         </w:rPr>
         <w:br/>
       </w:r>
@@ -46328,45 +46194,7 @@
         <w:rPr>
           <w:rFonts w:ascii="Courier New" w:hAnsi="Courier New" w:cs="Courier New"/>
         </w:rPr>
-        <w:t>Iga</w:t>
-      </w:r>
-      <w:r>
-        <w:rPr>
-          <w:rFonts w:ascii="Courier New" w:hAnsi="Courier New" w:cs="Courier New"/>
-        </w:rPr>
-        <w:t xml:space="preserve">! </w:t>
-      </w:r>
-      <w:r>
-        <w:rPr>
-          <w:rFonts w:ascii="Courier New" w:hAnsi="Courier New" w:cs="Courier New"/>
-        </w:rPr>
-        <w:t>Ne</w:t>
-      </w:r>
-      <w:r>
-        <w:rPr>
-          <w:rFonts w:ascii="Courier New" w:hAnsi="Courier New" w:cs="Courier New"/>
-        </w:rPr>
-        <w:t>e</w:t>
-      </w:r>
-      <w:r>
-        <w:rPr>
-          <w:rFonts w:ascii="Courier New" w:hAnsi="Courier New" w:cs="Courier New"/>
-        </w:rPr>
-        <w:t xml:space="preserve">nu </w:t>
-      </w:r>
-      <w:proofErr w:type="spellStart"/>
-      <w:r>
-        <w:rPr>
-          <w:rFonts w:ascii="Courier New" w:hAnsi="Courier New" w:cs="Courier New"/>
-        </w:rPr>
-        <w:t>nann</w:t>
-      </w:r>
-      <w:proofErr w:type="spellEnd"/>
-      <w:r>
-        <w:rPr>
-          <w:rFonts w:ascii="Courier New" w:hAnsi="Courier New" w:cs="Courier New"/>
-        </w:rPr>
-        <w:t xml:space="preserve"> </w:t>
+        <w:t xml:space="preserve">Iga! Neenu nan </w:t>
       </w:r>
       <w:proofErr w:type="spellStart"/>
       <w:r>
@@ -46394,25 +46222,7 @@
         <w:rPr>
           <w:rFonts w:ascii="Courier New" w:hAnsi="Courier New" w:cs="Courier New"/>
         </w:rPr>
-        <w:t xml:space="preserve"> </w:t>
-      </w:r>
-      <w:r>
-        <w:rPr>
-          <w:rFonts w:ascii="Courier New" w:hAnsi="Courier New" w:cs="Courier New"/>
-        </w:rPr>
-        <w:t>S</w:t>
-      </w:r>
-      <w:r>
-        <w:rPr>
-          <w:rFonts w:ascii="Courier New" w:hAnsi="Courier New" w:cs="Courier New"/>
-        </w:rPr>
-        <w:t>amaya</w:t>
-      </w:r>
-      <w:r>
-        <w:rPr>
-          <w:rFonts w:ascii="Courier New" w:hAnsi="Courier New" w:cs="Courier New"/>
-        </w:rPr>
-        <w:t>!</w:t>
+        <w:t xml:space="preserve"> Samaya!</w:t>
       </w:r>
       <w:r>
         <w:rPr>

--- a/The_A_Shorts/2. Vyuthi/Vyuthi - Screenplay.docx
+++ b/The_A_Shorts/2. Vyuthi/Vyuthi - Screenplay.docx
@@ -19890,12 +19890,6 @@
         <w:rPr>
           <w:rFonts w:ascii="Courier New" w:hAnsi="Courier New" w:cs="Courier New"/>
         </w:rPr>
-        <w:t xml:space="preserve"> but a fallen photo</w:t>
-      </w:r>
-      <w:r>
-        <w:rPr>
-          <w:rFonts w:ascii="Courier New" w:hAnsi="Courier New" w:cs="Courier New"/>
-        </w:rPr>
         <w:t xml:space="preserve">. Adi </w:t>
       </w:r>
       <w:r>
@@ -19968,55 +19962,19 @@
         <w:rPr>
           <w:rFonts w:ascii="Courier New" w:hAnsi="Courier New" w:cs="Courier New"/>
         </w:rPr>
-        <w:t xml:space="preserve"> </w:t>
-      </w:r>
-      <w:r>
-        <w:rPr>
-          <w:rFonts w:ascii="Courier New" w:hAnsi="Courier New" w:cs="Courier New"/>
-        </w:rPr>
-        <w:t xml:space="preserve">sets </w:t>
-      </w:r>
-      <w:r>
-        <w:rPr>
-          <w:rFonts w:ascii="Courier New" w:hAnsi="Courier New" w:cs="Courier New"/>
-        </w:rPr>
-        <w:t>the fallen</w:t>
-      </w:r>
-      <w:r>
-        <w:rPr>
-          <w:rFonts w:ascii="Courier New" w:hAnsi="Courier New" w:cs="Courier New"/>
-        </w:rPr>
-        <w:t xml:space="preserve"> photo</w:t>
-      </w:r>
-      <w:r>
-        <w:rPr>
-          <w:rFonts w:ascii="Courier New" w:hAnsi="Courier New" w:cs="Courier New"/>
-        </w:rPr>
-        <w:t xml:space="preserve"> back</w:t>
-      </w:r>
-      <w:r>
-        <w:rPr>
-          <w:rFonts w:ascii="Courier New" w:hAnsi="Courier New" w:cs="Courier New"/>
-        </w:rPr>
-        <w:t xml:space="preserve"> on the shelf</w:t>
-      </w:r>
-      <w:r>
-        <w:rPr>
-          <w:rFonts w:ascii="Courier New" w:hAnsi="Courier New" w:cs="Courier New"/>
-        </w:rPr>
-        <w:t xml:space="preserve">, goes inside </w:t>
-      </w:r>
-      <w:r>
-        <w:rPr>
-          <w:rFonts w:ascii="Courier New" w:hAnsi="Courier New" w:cs="Courier New"/>
-        </w:rPr>
-        <w:t xml:space="preserve">the room </w:t>
-      </w:r>
-      <w:r>
-        <w:rPr>
-          <w:rFonts w:ascii="Courier New" w:hAnsi="Courier New" w:cs="Courier New"/>
-        </w:rPr>
-        <w:t>and shuts the door</w:t>
+        <w:t xml:space="preserve"> notices Marigold</w:t>
+      </w:r>
+      <w:r>
+        <w:rPr>
+          <w:rFonts w:ascii="Courier New" w:hAnsi="Courier New" w:cs="Courier New"/>
+        </w:rPr>
+        <w:t xml:space="preserve"> on the ground</w:t>
+      </w:r>
+      <w:r>
+        <w:rPr>
+          <w:rFonts w:ascii="Courier New" w:hAnsi="Courier New" w:cs="Courier New"/>
+        </w:rPr>
+        <w:t>. He picks it up and keeps it on a shelf. He notices a fallen photo of him and places it upright.</w:t>
       </w:r>
       <w:r>
         <w:rPr>
@@ -23658,21 +23616,7 @@
         <w:rPr>
           <w:rFonts w:ascii="Courier New" w:hAnsi="Courier New" w:cs="Courier New"/>
         </w:rPr>
-        <w:t xml:space="preserve">etc. </w:t>
-      </w:r>
-    </w:p>
-    <w:p>
-      <w:pPr>
-        <w:spacing w:line="240" w:lineRule="auto"/>
-        <w:rPr>
-          <w:rFonts w:ascii="Courier New" w:hAnsi="Courier New" w:cs="Courier New"/>
-        </w:rPr>
-      </w:pPr>
-      <w:r>
-        <w:rPr>
-          <w:rFonts w:ascii="Courier New" w:hAnsi="Courier New" w:cs="Courier New"/>
-        </w:rPr>
-        <w:t xml:space="preserve">He sees a dark shadow figure </w:t>
+        <w:t xml:space="preserve">etc. He sees a dark shadow figure </w:t>
       </w:r>
       <w:r>
         <w:rPr>
@@ -23680,14 +23624,12 @@
         </w:rPr>
         <w:t>with glowing eyes standing at a distance. The figure starts to move towards him, and he hides behind a transparent door.</w:t>
       </w:r>
-    </w:p>
-    <w:p>
-      <w:pPr>
-        <w:spacing w:line="240" w:lineRule="auto"/>
-        <w:rPr>
-          <w:rFonts w:ascii="Courier New" w:hAnsi="Courier New" w:cs="Courier New"/>
-        </w:rPr>
-      </w:pPr>
+      <w:r>
+        <w:rPr>
+          <w:rFonts w:ascii="Courier New" w:hAnsi="Courier New" w:cs="Courier New"/>
+        </w:rPr>
+        <w:t xml:space="preserve"> </w:t>
+      </w:r>
       <w:r>
         <w:rPr>
           <w:rFonts w:ascii="Courier New" w:hAnsi="Courier New" w:cs="Courier New"/>
@@ -23710,21 +23652,7 @@
         <w:rPr>
           <w:rFonts w:ascii="Courier New" w:hAnsi="Courier New" w:cs="Courier New"/>
         </w:rPr>
-        <w:t xml:space="preserve"> </w:t>
-      </w:r>
-    </w:p>
-    <w:p>
-      <w:pPr>
-        <w:spacing w:line="240" w:lineRule="auto"/>
-        <w:rPr>
-          <w:rFonts w:ascii="Courier New" w:hAnsi="Courier New" w:cs="Courier New"/>
-        </w:rPr>
-      </w:pPr>
-      <w:r>
-        <w:rPr>
-          <w:rFonts w:ascii="Courier New" w:hAnsi="Courier New" w:cs="Courier New"/>
-        </w:rPr>
-        <w:t xml:space="preserve">The flashlight </w:t>
+        <w:t xml:space="preserve"> The flashlight </w:t>
       </w:r>
       <w:r>
         <w:rPr>
@@ -23935,6 +23863,22 @@
           <w:b/>
           <w:bCs/>
         </w:rPr>
+        <w:t xml:space="preserve"> </w:t>
+      </w:r>
+      <w:r>
+        <w:rPr>
+          <w:rFonts w:ascii="Courier New" w:hAnsi="Courier New" w:cs="Courier New"/>
+          <w:i/>
+          <w:iCs/>
+        </w:rPr>
+        <w:t>(normal)</w:t>
+      </w:r>
+      <w:r>
+        <w:rPr>
+          <w:rFonts w:ascii="Courier New" w:hAnsi="Courier New" w:cs="Courier New"/>
+          <w:b/>
+          <w:bCs/>
+        </w:rPr>
         <w:br/>
       </w:r>
       <w:r>
@@ -24035,8 +23979,6 @@
       <w:r>
         <w:rPr>
           <w:rFonts w:ascii="Courier New" w:hAnsi="Courier New" w:cs="Courier New"/>
-          <w:i/>
-          <w:iCs/>
         </w:rPr>
         <w:t>terrified</w:t>
       </w:r>
@@ -24280,19 +24222,17 @@
         </w:rPr>
         <w:br/>
       </w:r>
-      <w:proofErr w:type="spellStart"/>
-      <w:r>
-        <w:rPr>
-          <w:rFonts w:ascii="Courier New" w:hAnsi="Courier New" w:cs="Courier New"/>
-        </w:rPr>
-        <w:t>Mch</w:t>
-      </w:r>
-      <w:proofErr w:type="spellEnd"/>
-      <w:r>
-        <w:rPr>
-          <w:rFonts w:ascii="Courier New" w:hAnsi="Courier New" w:cs="Courier New"/>
-        </w:rPr>
-        <w:t>! Hogu!</w:t>
+      <w:r>
+        <w:rPr>
+          <w:rFonts w:ascii="Courier New" w:hAnsi="Courier New" w:cs="Courier New"/>
+        </w:rPr>
+        <w:t>T</w:t>
+      </w:r>
+      <w:r>
+        <w:rPr>
+          <w:rFonts w:ascii="Courier New" w:hAnsi="Courier New" w:cs="Courier New"/>
+        </w:rPr>
+        <w:t>ch! Hogu!</w:t>
       </w:r>
     </w:p>
     <w:p>
@@ -24363,21 +24303,7 @@
         <w:rPr>
           <w:rFonts w:ascii="Courier New" w:hAnsi="Courier New" w:cs="Courier New"/>
         </w:rPr>
-        <w:t xml:space="preserve">Adi zones out again. He stares and becomes unresponsive. </w:t>
-      </w:r>
-    </w:p>
-    <w:p>
-      <w:pPr>
-        <w:spacing w:line="240" w:lineRule="auto"/>
-        <w:rPr>
-          <w:rFonts w:ascii="Courier New" w:hAnsi="Courier New" w:cs="Courier New"/>
-        </w:rPr>
-      </w:pPr>
-      <w:r>
-        <w:rPr>
-          <w:rFonts w:ascii="Courier New" w:hAnsi="Courier New" w:cs="Courier New"/>
-        </w:rPr>
-        <w:t>Kriti tries to wake him wake. He starts moving his hands randomly.</w:t>
+        <w:t>Adi zones out again. He stares and becomes unresponsive. Kriti tries to wake him wake. He starts moving his hands randomly.</w:t>
       </w:r>
     </w:p>
     <w:p>
@@ -24430,17 +24356,24 @@
       <w:r>
         <w:rPr>
           <w:rFonts w:ascii="Courier New" w:hAnsi="Courier New" w:cs="Courier New"/>
-        </w:rPr>
-        <w:t xml:space="preserve">We are now inside his seizure memory- </w:t>
-      </w:r>
-    </w:p>
-    <w:p>
-      <w:pPr>
-        <w:spacing w:line="240" w:lineRule="auto"/>
-        <w:rPr>
-          <w:rFonts w:ascii="Courier New" w:hAnsi="Courier New" w:cs="Courier New"/>
-        </w:rPr>
-      </w:pPr>
+          <w:u w:val="single"/>
+        </w:rPr>
+        <w:t>INSIDE HIS SEIZURE MEMORY</w:t>
+      </w:r>
+      <w:r>
+        <w:rPr>
+          <w:rFonts w:ascii="Courier New" w:hAnsi="Courier New" w:cs="Courier New"/>
+          <w:u w:val="single"/>
+        </w:rPr>
+        <w:t xml:space="preserve"> </w:t>
+      </w:r>
+      <w:r>
+        <w:rPr>
+          <w:rFonts w:ascii="Courier New" w:hAnsi="Courier New" w:cs="Courier New"/>
+          <w:u w:val="single"/>
+        </w:rPr>
+        <w:br/>
+      </w:r>
       <w:r>
         <w:rPr>
           <w:rFonts w:ascii="Courier New" w:hAnsi="Courier New" w:cs="Courier New"/>
@@ -24477,6 +24410,494 @@
         </w:rPr>
         <w:t xml:space="preserve"> Giri is drinking.</w:t>
       </w:r>
+      <w:r>
+        <w:rPr>
+          <w:rFonts w:ascii="Courier New" w:hAnsi="Courier New" w:cs="Courier New"/>
+        </w:rPr>
+        <w:br/>
+      </w:r>
+      <w:r>
+        <w:rPr>
+          <w:rFonts w:ascii="Courier New" w:hAnsi="Courier New" w:cs="Courier New"/>
+          <w:b/>
+          <w:bCs/>
+        </w:rPr>
+        <w:t xml:space="preserve">    </w:t>
+      </w:r>
+      <w:r>
+        <w:rPr>
+          <w:rFonts w:ascii="Courier New" w:hAnsi="Courier New" w:cs="Courier New"/>
+          <w:b/>
+          <w:bCs/>
+        </w:rPr>
+        <w:t>ADI</w:t>
+      </w:r>
+      <w:r>
+        <w:rPr>
+          <w:rFonts w:ascii="Courier New" w:hAnsi="Courier New" w:cs="Courier New"/>
+          <w:b/>
+          <w:bCs/>
+        </w:rPr>
+        <w:t xml:space="preserve">: </w:t>
+      </w:r>
+      <w:r>
+        <w:rPr>
+          <w:rFonts w:ascii="Courier New" w:hAnsi="Courier New" w:cs="Courier New"/>
+        </w:rPr>
+        <w:t xml:space="preserve">Le </w:t>
+      </w:r>
+      <w:proofErr w:type="spellStart"/>
+      <w:r>
+        <w:rPr>
+          <w:rFonts w:ascii="Courier New" w:hAnsi="Courier New" w:cs="Courier New"/>
+        </w:rPr>
+        <w:t>esto</w:t>
+      </w:r>
+      <w:proofErr w:type="spellEnd"/>
+      <w:r>
+        <w:rPr>
+          <w:rFonts w:ascii="Courier New" w:hAnsi="Courier New" w:cs="Courier New"/>
+        </w:rPr>
+        <w:t xml:space="preserve"> </w:t>
+      </w:r>
+      <w:proofErr w:type="spellStart"/>
+      <w:r>
+        <w:rPr>
+          <w:rFonts w:ascii="Courier New" w:hAnsi="Courier New" w:cs="Courier New"/>
+        </w:rPr>
+        <w:t>kuditya?</w:t>
+      </w:r>
+      <w:proofErr w:type="spellEnd"/>
+      <w:r>
+        <w:rPr>
+          <w:rFonts w:ascii="Courier New" w:hAnsi="Courier New" w:cs="Courier New"/>
+        </w:rPr>
+        <w:br/>
+      </w:r>
+      <w:r>
+        <w:rPr>
+          <w:rFonts w:ascii="Courier New" w:hAnsi="Courier New" w:cs="Courier New"/>
+          <w:b/>
+          <w:bCs/>
+        </w:rPr>
+        <w:t xml:space="preserve">    </w:t>
+      </w:r>
+      <w:r>
+        <w:rPr>
+          <w:rFonts w:ascii="Courier New" w:hAnsi="Courier New" w:cs="Courier New"/>
+          <w:b/>
+          <w:bCs/>
+        </w:rPr>
+        <w:t>GIRI</w:t>
+      </w:r>
+      <w:r>
+        <w:rPr>
+          <w:rFonts w:ascii="Courier New" w:hAnsi="Courier New" w:cs="Courier New"/>
+          <w:b/>
+          <w:bCs/>
+        </w:rPr>
+        <w:t>:</w:t>
+      </w:r>
+      <w:r>
+        <w:rPr>
+          <w:rFonts w:ascii="Courier New" w:hAnsi="Courier New" w:cs="Courier New"/>
+          <w:i/>
+          <w:iCs/>
+        </w:rPr>
+        <w:t>(laughs)</w:t>
+      </w:r>
+      <w:r>
+        <w:rPr>
+          <w:rFonts w:ascii="Courier New" w:hAnsi="Courier New" w:cs="Courier New"/>
+        </w:rPr>
+        <w:t xml:space="preserve"> </w:t>
+      </w:r>
+      <w:proofErr w:type="spellStart"/>
+      <w:r>
+        <w:rPr>
+          <w:rFonts w:ascii="Courier New" w:hAnsi="Courier New" w:cs="Courier New"/>
+        </w:rPr>
+        <w:t>ning</w:t>
+      </w:r>
+      <w:proofErr w:type="spellEnd"/>
+      <w:r>
+        <w:rPr>
+          <w:rFonts w:ascii="Courier New" w:hAnsi="Courier New" w:cs="Courier New"/>
+        </w:rPr>
+        <w:t xml:space="preserve"> Artha </w:t>
+      </w:r>
+      <w:proofErr w:type="spellStart"/>
+      <w:r>
+        <w:rPr>
+          <w:rFonts w:ascii="Courier New" w:hAnsi="Courier New" w:cs="Courier New"/>
+        </w:rPr>
+        <w:t>agala</w:t>
+      </w:r>
+      <w:proofErr w:type="spellEnd"/>
+      <w:r>
+        <w:rPr>
+          <w:rFonts w:ascii="Courier New" w:hAnsi="Courier New" w:cs="Courier New"/>
+        </w:rPr>
+        <w:t xml:space="preserve"> </w:t>
+      </w:r>
+      <w:proofErr w:type="spellStart"/>
+      <w:r>
+        <w:rPr>
+          <w:rFonts w:ascii="Courier New" w:hAnsi="Courier New" w:cs="Courier New"/>
+        </w:rPr>
+        <w:t>bido</w:t>
+      </w:r>
+      <w:proofErr w:type="spellEnd"/>
+      <w:r>
+        <w:rPr>
+          <w:rFonts w:ascii="Courier New" w:hAnsi="Courier New" w:cs="Courier New"/>
+        </w:rPr>
+        <w:br/>
+      </w:r>
+      <w:r>
+        <w:rPr>
+          <w:rFonts w:ascii="Courier New" w:hAnsi="Courier New" w:cs="Courier New"/>
+          <w:u w:val="single"/>
+        </w:rPr>
+        <w:t xml:space="preserve">OUT OF </w:t>
+      </w:r>
+      <w:r>
+        <w:rPr>
+          <w:rFonts w:ascii="Courier New" w:hAnsi="Courier New" w:cs="Courier New"/>
+          <w:u w:val="single"/>
+        </w:rPr>
+        <w:t>SEIZURE</w:t>
+      </w:r>
+      <w:r>
+        <w:rPr>
+          <w:rFonts w:ascii="Courier New" w:hAnsi="Courier New" w:cs="Courier New"/>
+          <w:u w:val="single"/>
+        </w:rPr>
+        <w:t xml:space="preserve"> </w:t>
+      </w:r>
+      <w:r>
+        <w:rPr>
+          <w:rFonts w:ascii="Courier New" w:hAnsi="Courier New" w:cs="Courier New"/>
+          <w:u w:val="single"/>
+        </w:rPr>
+        <w:t>MEMORY</w:t>
+      </w:r>
+      <w:r>
+        <w:rPr>
+          <w:rFonts w:ascii="Courier New" w:hAnsi="Courier New" w:cs="Courier New"/>
+        </w:rPr>
+        <w:t xml:space="preserve"> </w:t>
+      </w:r>
+      <w:r>
+        <w:rPr>
+          <w:rFonts w:ascii="Courier New" w:hAnsi="Courier New" w:cs="Courier New"/>
+        </w:rPr>
+        <w:t>- Adi is making a different gesture. Kriti is worried.</w:t>
+      </w:r>
+      <w:r>
+        <w:rPr>
+          <w:rFonts w:ascii="Courier New" w:hAnsi="Courier New" w:cs="Courier New"/>
+        </w:rPr>
+        <w:br/>
+      </w:r>
+      <w:r>
+        <w:rPr>
+          <w:rFonts w:ascii="Courier New" w:hAnsi="Courier New" w:cs="Courier New"/>
+          <w:b/>
+          <w:bCs/>
+        </w:rPr>
+        <w:t>2</w:t>
+      </w:r>
+      <w:r>
+        <w:rPr>
+          <w:rFonts w:ascii="Courier New" w:hAnsi="Courier New" w:cs="Courier New"/>
+          <w:b/>
+          <w:bCs/>
+        </w:rPr>
+        <w:t>1</w:t>
+      </w:r>
+      <w:r>
+        <w:rPr>
+          <w:rFonts w:ascii="Courier New" w:hAnsi="Courier New" w:cs="Courier New"/>
+          <w:b/>
+          <w:bCs/>
+        </w:rPr>
+        <w:t>B.</w:t>
+      </w:r>
+      <w:r>
+        <w:rPr>
+          <w:rFonts w:ascii="Courier New" w:hAnsi="Courier New" w:cs="Courier New"/>
+        </w:rPr>
+        <w:t xml:space="preserve"> Adi is teaching Ved how to tie his shoelace.</w:t>
+      </w:r>
+      <w:r>
+        <w:rPr>
+          <w:rFonts w:ascii="Courier New" w:hAnsi="Courier New" w:cs="Courier New"/>
+        </w:rPr>
+        <w:br/>
+      </w:r>
+      <w:r>
+        <w:rPr>
+          <w:rFonts w:ascii="Courier New" w:hAnsi="Courier New" w:cs="Courier New"/>
+          <w:b/>
+          <w:bCs/>
+        </w:rPr>
+        <w:t xml:space="preserve">    </w:t>
+      </w:r>
+      <w:r>
+        <w:rPr>
+          <w:rFonts w:ascii="Courier New" w:hAnsi="Courier New" w:cs="Courier New"/>
+          <w:b/>
+          <w:bCs/>
+        </w:rPr>
+        <w:t>ADI</w:t>
+      </w:r>
+      <w:r>
+        <w:rPr>
+          <w:rFonts w:ascii="Courier New" w:hAnsi="Courier New" w:cs="Courier New"/>
+          <w:b/>
+          <w:bCs/>
+        </w:rPr>
+        <w:t xml:space="preserve">: </w:t>
+      </w:r>
+      <w:r>
+        <w:rPr>
+          <w:rFonts w:ascii="Courier New" w:hAnsi="Courier New" w:cs="Courier New"/>
+        </w:rPr>
+        <w:t xml:space="preserve">Hing </w:t>
+      </w:r>
+      <w:proofErr w:type="spellStart"/>
+      <w:r>
+        <w:rPr>
+          <w:rFonts w:ascii="Courier New" w:hAnsi="Courier New" w:cs="Courier New"/>
+        </w:rPr>
+        <w:t>madi</w:t>
+      </w:r>
+      <w:proofErr w:type="spellEnd"/>
+      <w:r>
+        <w:rPr>
+          <w:rFonts w:ascii="Courier New" w:hAnsi="Courier New" w:cs="Courier New"/>
+        </w:rPr>
+        <w:t xml:space="preserve">! Hing </w:t>
+      </w:r>
+      <w:proofErr w:type="spellStart"/>
+      <w:r>
+        <w:rPr>
+          <w:rFonts w:ascii="Courier New" w:hAnsi="Courier New" w:cs="Courier New"/>
+        </w:rPr>
+        <w:t>madbek</w:t>
+      </w:r>
+      <w:proofErr w:type="spellEnd"/>
+      <w:r>
+        <w:rPr>
+          <w:rFonts w:ascii="Courier New" w:hAnsi="Courier New" w:cs="Courier New"/>
+        </w:rPr>
+        <w:t>!</w:t>
+      </w:r>
+      <w:r>
+        <w:rPr>
+          <w:rFonts w:ascii="Courier New" w:hAnsi="Courier New" w:cs="Courier New"/>
+        </w:rPr>
+        <w:t xml:space="preserve"> </w:t>
+      </w:r>
+      <w:r>
+        <w:rPr>
+          <w:rFonts w:ascii="Courier New" w:hAnsi="Courier New" w:cs="Courier New"/>
+        </w:rPr>
+        <w:t>Aste! Very Simple!</w:t>
+      </w:r>
+      <w:r>
+        <w:rPr>
+          <w:rFonts w:ascii="Courier New" w:hAnsi="Courier New" w:cs="Courier New"/>
+        </w:rPr>
+        <w:br/>
+      </w:r>
+      <w:r>
+        <w:rPr>
+          <w:rFonts w:ascii="Courier New" w:hAnsi="Courier New" w:cs="Courier New"/>
+          <w:u w:val="single"/>
+        </w:rPr>
+        <w:t xml:space="preserve">OUT OF SEIZURE </w:t>
+      </w:r>
+      <w:r>
+        <w:rPr>
+          <w:rFonts w:ascii="Courier New" w:hAnsi="Courier New" w:cs="Courier New"/>
+          <w:u w:val="single"/>
+        </w:rPr>
+        <w:t>MEMORY</w:t>
+      </w:r>
+      <w:r>
+        <w:rPr>
+          <w:rFonts w:ascii="Courier New" w:hAnsi="Courier New" w:cs="Courier New"/>
+        </w:rPr>
+        <w:t xml:space="preserve"> </w:t>
+      </w:r>
+      <w:r>
+        <w:rPr>
+          <w:rFonts w:ascii="Courier New" w:hAnsi="Courier New" w:cs="Courier New"/>
+        </w:rPr>
+        <w:t>- Adi is making a different gesture</w:t>
+      </w:r>
+      <w:r>
+        <w:rPr>
+          <w:rFonts w:ascii="Courier New" w:hAnsi="Courier New" w:cs="Courier New"/>
+        </w:rPr>
+        <w:t xml:space="preserve"> again</w:t>
+      </w:r>
+      <w:r>
+        <w:rPr>
+          <w:rFonts w:ascii="Courier New" w:hAnsi="Courier New" w:cs="Courier New"/>
+        </w:rPr>
+        <w:t>.</w:t>
+      </w:r>
+      <w:r>
+        <w:rPr>
+          <w:rFonts w:ascii="Courier New" w:hAnsi="Courier New" w:cs="Courier New"/>
+        </w:rPr>
+        <w:br/>
+      </w:r>
+      <w:r>
+        <w:rPr>
+          <w:rFonts w:ascii="Courier New" w:hAnsi="Courier New" w:cs="Courier New"/>
+          <w:b/>
+          <w:bCs/>
+        </w:rPr>
+        <w:t>2</w:t>
+      </w:r>
+      <w:r>
+        <w:rPr>
+          <w:rFonts w:ascii="Courier New" w:hAnsi="Courier New" w:cs="Courier New"/>
+          <w:b/>
+          <w:bCs/>
+        </w:rPr>
+        <w:t>1</w:t>
+      </w:r>
+      <w:r>
+        <w:rPr>
+          <w:rFonts w:ascii="Courier New" w:hAnsi="Courier New" w:cs="Courier New"/>
+          <w:b/>
+          <w:bCs/>
+        </w:rPr>
+        <w:t>C.</w:t>
+      </w:r>
+      <w:r>
+        <w:rPr>
+          <w:rFonts w:ascii="Courier New" w:hAnsi="Courier New" w:cs="Courier New"/>
+          <w:b/>
+          <w:bCs/>
+        </w:rPr>
+        <w:t xml:space="preserve"> </w:t>
+      </w:r>
+      <w:r>
+        <w:rPr>
+          <w:rFonts w:ascii="Courier New" w:hAnsi="Courier New" w:cs="Courier New"/>
+        </w:rPr>
+        <w:t>Adi puts a ring on Kriti’s finger.</w:t>
+      </w:r>
+      <w:r>
+        <w:rPr>
+          <w:rFonts w:ascii="Courier New" w:hAnsi="Courier New" w:cs="Courier New"/>
+        </w:rPr>
+        <w:br/>
+      </w:r>
+      <w:r>
+        <w:rPr>
+          <w:rFonts w:ascii="Courier New" w:hAnsi="Courier New" w:cs="Courier New"/>
+          <w:b/>
+          <w:bCs/>
+        </w:rPr>
+        <w:t>KRITI</w:t>
+      </w:r>
+      <w:r>
+        <w:rPr>
+          <w:rFonts w:ascii="Courier New" w:hAnsi="Courier New" w:cs="Courier New"/>
+          <w:b/>
+          <w:bCs/>
+        </w:rPr>
+        <w:t xml:space="preserve">: </w:t>
+      </w:r>
+      <w:r>
+        <w:rPr>
+          <w:rFonts w:ascii="Courier New" w:hAnsi="Courier New" w:cs="Courier New"/>
+          <w:i/>
+          <w:iCs/>
+        </w:rPr>
+        <w:t>(</w:t>
+      </w:r>
+      <w:r>
+        <w:rPr>
+          <w:rFonts w:ascii="Courier New" w:hAnsi="Courier New" w:cs="Courier New"/>
+          <w:i/>
+          <w:iCs/>
+        </w:rPr>
+        <w:t>excited</w:t>
+      </w:r>
+      <w:r>
+        <w:rPr>
+          <w:rFonts w:ascii="Courier New" w:hAnsi="Courier New" w:cs="Courier New"/>
+          <w:i/>
+          <w:iCs/>
+        </w:rPr>
+        <w:t>)</w:t>
+      </w:r>
+      <w:r>
+        <w:rPr>
+          <w:rFonts w:ascii="Courier New" w:hAnsi="Courier New" w:cs="Courier New"/>
+          <w:i/>
+          <w:iCs/>
+        </w:rPr>
+        <w:t xml:space="preserve"> </w:t>
+      </w:r>
+      <w:r>
+        <w:rPr>
+          <w:rFonts w:ascii="Courier New" w:hAnsi="Courier New" w:cs="Courier New"/>
+        </w:rPr>
+        <w:t>I love you</w:t>
+      </w:r>
+      <w:r>
+        <w:rPr>
+          <w:rFonts w:ascii="Courier New" w:hAnsi="Courier New" w:cs="Courier New"/>
+        </w:rPr>
+        <w:t>!</w:t>
+      </w:r>
+    </w:p>
+    <w:p>
+      <w:pPr>
+        <w:spacing w:line="240" w:lineRule="auto"/>
+        <w:rPr>
+          <w:rFonts w:ascii="Courier New" w:hAnsi="Courier New" w:cs="Courier New"/>
+        </w:rPr>
+      </w:pPr>
+      <w:r>
+        <w:rPr>
+          <w:rFonts w:ascii="Courier New" w:hAnsi="Courier New" w:cs="Courier New"/>
+        </w:rPr>
+        <w:t>WE ARE NOW OUT OF HIS SEIZURE VISION</w:t>
+      </w:r>
+      <w:r>
+        <w:rPr>
+          <w:rFonts w:ascii="Courier New" w:hAnsi="Courier New" w:cs="Courier New"/>
+        </w:rPr>
+        <w:t xml:space="preserve"> back to </w:t>
+      </w:r>
+      <w:r>
+        <w:rPr>
+          <w:rFonts w:ascii="Courier New" w:hAnsi="Courier New" w:cs="Courier New"/>
+        </w:rPr>
+        <w:t>reality</w:t>
+      </w:r>
+      <w:r>
+        <w:rPr>
+          <w:rFonts w:ascii="Courier New" w:hAnsi="Courier New" w:cs="Courier New"/>
+        </w:rPr>
+        <w:t xml:space="preserve"> </w:t>
+      </w:r>
+      <w:r>
+        <w:rPr>
+          <w:rFonts w:ascii="Courier New" w:hAnsi="Courier New" w:cs="Courier New"/>
+        </w:rPr>
+        <w:t>as he slowly comes back.</w:t>
+      </w:r>
     </w:p>
     <w:p>
       <w:pPr>
@@ -24492,14 +24913,6 @@
           <w:b/>
           <w:bCs/>
         </w:rPr>
-        <w:t xml:space="preserve"> </w:t>
-      </w:r>
-      <w:r>
-        <w:rPr>
-          <w:rFonts w:ascii="Courier New" w:hAnsi="Courier New" w:cs="Courier New"/>
-          <w:b/>
-          <w:bCs/>
-        </w:rPr>
         <w:t>ADI</w:t>
       </w:r>
       <w:r>
@@ -24514,28 +24927,119 @@
         <w:rPr>
           <w:rFonts w:ascii="Courier New" w:hAnsi="Courier New" w:cs="Courier New"/>
         </w:rPr>
-        <w:t xml:space="preserve">Le </w:t>
-      </w:r>
-      <w:proofErr w:type="spellStart"/>
-      <w:r>
-        <w:rPr>
-          <w:rFonts w:ascii="Courier New" w:hAnsi="Courier New" w:cs="Courier New"/>
-        </w:rPr>
-        <w:t>esto</w:t>
-      </w:r>
-      <w:proofErr w:type="spellEnd"/>
-      <w:r>
-        <w:rPr>
-          <w:rFonts w:ascii="Courier New" w:hAnsi="Courier New" w:cs="Courier New"/>
-        </w:rPr>
-        <w:t xml:space="preserve"> </w:t>
-      </w:r>
-      <w:proofErr w:type="spellStart"/>
-      <w:r>
-        <w:rPr>
-          <w:rFonts w:ascii="Courier New" w:hAnsi="Courier New" w:cs="Courier New"/>
-        </w:rPr>
-        <w:t>kuditya</w:t>
+        <w:t>I love you too</w:t>
+      </w:r>
+    </w:p>
+    <w:p>
+      <w:pPr>
+        <w:spacing w:line="240" w:lineRule="auto"/>
+        <w:jc w:val="center"/>
+        <w:rPr>
+          <w:rFonts w:ascii="Courier New" w:hAnsi="Courier New" w:cs="Courier New"/>
+        </w:rPr>
+      </w:pPr>
+      <w:r>
+        <w:rPr>
+          <w:rFonts w:ascii="Courier New" w:hAnsi="Courier New" w:cs="Courier New"/>
+          <w:b/>
+          <w:bCs/>
+        </w:rPr>
+        <w:lastRenderedPageBreak/>
+        <w:t>KRITI</w:t>
+      </w:r>
+      <w:r>
+        <w:rPr>
+          <w:rFonts w:ascii="Courier New" w:hAnsi="Courier New" w:cs="Courier New"/>
+          <w:b/>
+          <w:bCs/>
+        </w:rPr>
+        <w:br/>
+      </w:r>
+      <w:r>
+        <w:rPr>
+          <w:rFonts w:ascii="Courier New" w:hAnsi="Courier New" w:cs="Courier New"/>
+        </w:rPr>
+        <w:t xml:space="preserve">Adi! En </w:t>
+      </w:r>
+      <w:proofErr w:type="spellStart"/>
+      <w:r>
+        <w:rPr>
+          <w:rFonts w:ascii="Courier New" w:hAnsi="Courier New" w:cs="Courier New"/>
+        </w:rPr>
+        <w:t>agtide</w:t>
+      </w:r>
+      <w:proofErr w:type="spellEnd"/>
+      <w:r>
+        <w:rPr>
+          <w:rFonts w:ascii="Courier New" w:hAnsi="Courier New" w:cs="Courier New"/>
+        </w:rPr>
+        <w:t xml:space="preserve"> </w:t>
+      </w:r>
+      <w:proofErr w:type="spellStart"/>
+      <w:r>
+        <w:rPr>
+          <w:rFonts w:ascii="Courier New" w:hAnsi="Courier New" w:cs="Courier New"/>
+        </w:rPr>
+        <w:t>ninge</w:t>
+      </w:r>
+      <w:proofErr w:type="spellEnd"/>
+      <w:r>
+        <w:rPr>
+          <w:rFonts w:ascii="Courier New" w:hAnsi="Courier New" w:cs="Courier New"/>
+        </w:rPr>
+        <w:t>!</w:t>
+      </w:r>
+    </w:p>
+    <w:p>
+      <w:pPr>
+        <w:spacing w:line="240" w:lineRule="auto"/>
+        <w:jc w:val="center"/>
+        <w:rPr>
+          <w:rFonts w:ascii="Courier New" w:hAnsi="Courier New" w:cs="Courier New"/>
+        </w:rPr>
+      </w:pPr>
+      <w:r>
+        <w:rPr>
+          <w:rFonts w:ascii="Courier New" w:hAnsi="Courier New" w:cs="Courier New"/>
+          <w:b/>
+          <w:bCs/>
+        </w:rPr>
+        <w:t>ADI</w:t>
+      </w:r>
+      <w:r>
+        <w:rPr>
+          <w:rFonts w:ascii="Courier New" w:hAnsi="Courier New" w:cs="Courier New"/>
+          <w:b/>
+          <w:bCs/>
+        </w:rPr>
+        <w:br/>
+      </w:r>
+      <w:r>
+        <w:rPr>
+          <w:rFonts w:ascii="Courier New" w:hAnsi="Courier New" w:cs="Courier New"/>
+        </w:rPr>
+        <w:t xml:space="preserve">En </w:t>
+      </w:r>
+      <w:proofErr w:type="spellStart"/>
+      <w:r>
+        <w:rPr>
+          <w:rFonts w:ascii="Courier New" w:hAnsi="Courier New" w:cs="Courier New"/>
+        </w:rPr>
+        <w:t>agtide</w:t>
+      </w:r>
+      <w:proofErr w:type="spellEnd"/>
+      <w:r>
+        <w:rPr>
+          <w:rFonts w:ascii="Courier New" w:hAnsi="Courier New" w:cs="Courier New"/>
+        </w:rPr>
+        <w:t xml:space="preserve"> </w:t>
+      </w:r>
+      <w:proofErr w:type="spellStart"/>
+      <w:r>
+        <w:rPr>
+          <w:rFonts w:ascii="Courier New" w:hAnsi="Courier New" w:cs="Courier New"/>
+        </w:rPr>
+        <w:t>nange</w:t>
       </w:r>
       <w:proofErr w:type="spellEnd"/>
       <w:r>
@@ -24559,7 +25063,7 @@
           <w:b/>
           <w:bCs/>
         </w:rPr>
-        <w:t>GIRI</w:t>
+        <w:t>KRITI</w:t>
       </w:r>
       <w:r>
         <w:rPr>
@@ -24572,116 +25076,8 @@
       <w:r>
         <w:rPr>
           <w:rFonts w:ascii="Courier New" w:hAnsi="Courier New" w:cs="Courier New"/>
-          <w:i/>
-          <w:iCs/>
-        </w:rPr>
-        <w:t>(laughs)</w:t>
-      </w:r>
-      <w:r>
-        <w:rPr>
-          <w:rFonts w:ascii="Courier New" w:hAnsi="Courier New" w:cs="Courier New"/>
-        </w:rPr>
-        <w:t xml:space="preserve"> </w:t>
-      </w:r>
-      <w:proofErr w:type="spellStart"/>
-      <w:r>
-        <w:rPr>
-          <w:rFonts w:ascii="Courier New" w:hAnsi="Courier New" w:cs="Courier New"/>
-        </w:rPr>
-        <w:t>ning</w:t>
-      </w:r>
-      <w:proofErr w:type="spellEnd"/>
-      <w:r>
-        <w:rPr>
-          <w:rFonts w:ascii="Courier New" w:hAnsi="Courier New" w:cs="Courier New"/>
-        </w:rPr>
-        <w:t xml:space="preserve"> Artha </w:t>
-      </w:r>
-      <w:proofErr w:type="spellStart"/>
-      <w:r>
-        <w:rPr>
-          <w:rFonts w:ascii="Courier New" w:hAnsi="Courier New" w:cs="Courier New"/>
-        </w:rPr>
-        <w:t>agala</w:t>
-      </w:r>
-      <w:proofErr w:type="spellEnd"/>
-      <w:r>
-        <w:rPr>
-          <w:rFonts w:ascii="Courier New" w:hAnsi="Courier New" w:cs="Courier New"/>
-        </w:rPr>
-        <w:t xml:space="preserve"> </w:t>
-      </w:r>
-      <w:proofErr w:type="spellStart"/>
-      <w:r>
-        <w:rPr>
-          <w:rFonts w:ascii="Courier New" w:hAnsi="Courier New" w:cs="Courier New"/>
-        </w:rPr>
-        <w:t>bido</w:t>
-      </w:r>
-      <w:proofErr w:type="spellEnd"/>
-    </w:p>
-    <w:p>
-      <w:pPr>
-        <w:spacing w:line="240" w:lineRule="auto"/>
-        <w:rPr>
-          <w:rFonts w:ascii="Courier New" w:hAnsi="Courier New" w:cs="Courier New"/>
-        </w:rPr>
-      </w:pPr>
-      <w:r>
-        <w:rPr>
-          <w:rFonts w:ascii="Courier New" w:hAnsi="Courier New" w:cs="Courier New"/>
-        </w:rPr>
-        <w:t xml:space="preserve">OUT OF </w:t>
-      </w:r>
-      <w:r>
-        <w:rPr>
-          <w:rFonts w:ascii="Courier New" w:hAnsi="Courier New" w:cs="Courier New"/>
-        </w:rPr>
-        <w:t>SEIZURE</w:t>
-      </w:r>
-      <w:r>
-        <w:rPr>
-          <w:rFonts w:ascii="Courier New" w:hAnsi="Courier New" w:cs="Courier New"/>
-        </w:rPr>
-        <w:t xml:space="preserve"> - Adi is making a different gesture. Kriti is worried.</w:t>
-      </w:r>
-    </w:p>
-    <w:p>
-      <w:pPr>
-        <w:spacing w:line="240" w:lineRule="auto"/>
-        <w:rPr>
-          <w:rFonts w:ascii="Courier New" w:hAnsi="Courier New" w:cs="Courier New"/>
-        </w:rPr>
-      </w:pPr>
-      <w:r>
-        <w:rPr>
-          <w:rFonts w:ascii="Courier New" w:hAnsi="Courier New" w:cs="Courier New"/>
-          <w:b/>
-          <w:bCs/>
-        </w:rPr>
-        <w:t>2</w:t>
-      </w:r>
-      <w:r>
-        <w:rPr>
-          <w:rFonts w:ascii="Courier New" w:hAnsi="Courier New" w:cs="Courier New"/>
-          <w:b/>
-          <w:bCs/>
-        </w:rPr>
-        <w:t>1</w:t>
-      </w:r>
-      <w:r>
-        <w:rPr>
-          <w:rFonts w:ascii="Courier New" w:hAnsi="Courier New" w:cs="Courier New"/>
-          <w:b/>
-          <w:bCs/>
-        </w:rPr>
-        <w:t>B.</w:t>
-      </w:r>
-      <w:r>
-        <w:rPr>
-          <w:rFonts w:ascii="Courier New" w:hAnsi="Courier New" w:cs="Courier New"/>
-        </w:rPr>
-        <w:t xml:space="preserve"> Adi is teaching Ved how to tie his shoelace.</w:t>
+        </w:rPr>
+        <w:t>You zoned out!</w:t>
       </w:r>
     </w:p>
     <w:p>
@@ -24698,7 +25094,6 @@
           <w:b/>
           <w:bCs/>
         </w:rPr>
-        <w:lastRenderedPageBreak/>
         <w:t>ADI</w:t>
       </w:r>
       <w:r>
@@ -24713,39 +25108,64 @@
         <w:rPr>
           <w:rFonts w:ascii="Courier New" w:hAnsi="Courier New" w:cs="Courier New"/>
         </w:rPr>
-        <w:t xml:space="preserve">Hing </w:t>
-      </w:r>
-      <w:proofErr w:type="spellStart"/>
-      <w:r>
-        <w:rPr>
-          <w:rFonts w:ascii="Courier New" w:hAnsi="Courier New" w:cs="Courier New"/>
-        </w:rPr>
-        <w:t>madi</w:t>
-      </w:r>
-      <w:proofErr w:type="spellEnd"/>
-      <w:r>
-        <w:rPr>
-          <w:rFonts w:ascii="Courier New" w:hAnsi="Courier New" w:cs="Courier New"/>
-        </w:rPr>
-        <w:t xml:space="preserve">! Hing </w:t>
-      </w:r>
-      <w:proofErr w:type="spellStart"/>
-      <w:r>
-        <w:rPr>
-          <w:rFonts w:ascii="Courier New" w:hAnsi="Courier New" w:cs="Courier New"/>
-        </w:rPr>
-        <w:t>madbek</w:t>
-      </w:r>
-      <w:proofErr w:type="spellEnd"/>
-      <w:r>
-        <w:rPr>
-          <w:rFonts w:ascii="Courier New" w:hAnsi="Courier New" w:cs="Courier New"/>
-        </w:rPr>
-        <w:t>!</w:t>
-      </w:r>
-      <w:r>
-        <w:rPr>
-          <w:rFonts w:ascii="Courier New" w:hAnsi="Courier New" w:cs="Courier New"/>
+        <w:t xml:space="preserve">Oh! </w:t>
+      </w:r>
+      <w:r>
+        <w:rPr>
+          <w:rFonts w:ascii="Courier New" w:hAnsi="Courier New" w:cs="Courier New"/>
+        </w:rPr>
+        <w:t>No! No! No</w:t>
+      </w:r>
+      <w:r>
+        <w:rPr>
+          <w:rFonts w:ascii="Courier New" w:hAnsi="Courier New" w:cs="Courier New"/>
+        </w:rPr>
+        <w:t xml:space="preserve">! </w:t>
+      </w:r>
+      <w:r>
+        <w:rPr>
+          <w:rFonts w:ascii="Courier New" w:hAnsi="Courier New" w:cs="Courier New"/>
+          <w:i/>
+          <w:iCs/>
+        </w:rPr>
+        <w:t>(facepalms)</w:t>
+      </w:r>
+      <w:r>
+        <w:rPr>
+          <w:rFonts w:ascii="Courier New" w:hAnsi="Courier New" w:cs="Courier New"/>
+          <w:i/>
+          <w:iCs/>
+        </w:rPr>
+        <w:t xml:space="preserve"> </w:t>
+      </w:r>
+      <w:r>
+        <w:rPr>
+          <w:rFonts w:ascii="Courier New" w:hAnsi="Courier New" w:cs="Courier New"/>
+        </w:rPr>
+        <w:t>It’s back</w:t>
+      </w:r>
+    </w:p>
+    <w:p>
+      <w:pPr>
+        <w:spacing w:line="240" w:lineRule="auto"/>
+        <w:jc w:val="center"/>
+        <w:rPr>
+          <w:rFonts w:ascii="Courier New" w:hAnsi="Courier New" w:cs="Courier New"/>
+        </w:rPr>
+      </w:pPr>
+      <w:r>
+        <w:rPr>
+          <w:rFonts w:ascii="Courier New" w:hAnsi="Courier New" w:cs="Courier New"/>
+          <w:b/>
+          <w:bCs/>
+        </w:rPr>
+        <w:t>KRITI</w:t>
+      </w:r>
+      <w:r>
+        <w:rPr>
+          <w:rFonts w:ascii="Courier New" w:hAnsi="Courier New" w:cs="Courier New"/>
+          <w:b/>
+          <w:bCs/>
         </w:rPr>
         <w:br/>
       </w:r>
@@ -24753,80 +25173,7 @@
         <w:rPr>
           <w:rFonts w:ascii="Courier New" w:hAnsi="Courier New" w:cs="Courier New"/>
         </w:rPr>
-        <w:t>Aste! Very Simple!</w:t>
-      </w:r>
-    </w:p>
-    <w:p>
-      <w:pPr>
-        <w:spacing w:line="240" w:lineRule="auto"/>
-        <w:ind w:firstLine="720"/>
-        <w:rPr>
-          <w:rFonts w:ascii="Courier New" w:hAnsi="Courier New" w:cs="Courier New"/>
-        </w:rPr>
-      </w:pPr>
-      <w:r>
-        <w:rPr>
-          <w:rFonts w:ascii="Courier New" w:hAnsi="Courier New" w:cs="Courier New"/>
-        </w:rPr>
-        <w:t>OUT OF SEIZURE - Adi is making a different gesture</w:t>
-      </w:r>
-      <w:r>
-        <w:rPr>
-          <w:rFonts w:ascii="Courier New" w:hAnsi="Courier New" w:cs="Courier New"/>
-        </w:rPr>
-        <w:t xml:space="preserve"> again</w:t>
-      </w:r>
-      <w:r>
-        <w:rPr>
-          <w:rFonts w:ascii="Courier New" w:hAnsi="Courier New" w:cs="Courier New"/>
-        </w:rPr>
-        <w:t>.</w:t>
-      </w:r>
-    </w:p>
-    <w:p>
-      <w:pPr>
-        <w:spacing w:line="240" w:lineRule="auto"/>
-        <w:rPr>
-          <w:rFonts w:ascii="Courier New" w:hAnsi="Courier New" w:cs="Courier New"/>
-        </w:rPr>
-      </w:pPr>
-      <w:r>
-        <w:rPr>
-          <w:rFonts w:ascii="Courier New" w:hAnsi="Courier New" w:cs="Courier New"/>
-          <w:b/>
-          <w:bCs/>
-        </w:rPr>
-        <w:t>2</w:t>
-      </w:r>
-      <w:r>
-        <w:rPr>
-          <w:rFonts w:ascii="Courier New" w:hAnsi="Courier New" w:cs="Courier New"/>
-          <w:b/>
-          <w:bCs/>
-        </w:rPr>
-        <w:t>1</w:t>
-      </w:r>
-      <w:r>
-        <w:rPr>
-          <w:rFonts w:ascii="Courier New" w:hAnsi="Courier New" w:cs="Courier New"/>
-          <w:b/>
-          <w:bCs/>
-        </w:rPr>
-        <w:t>C.</w:t>
-      </w:r>
-      <w:r>
-        <w:rPr>
-          <w:rFonts w:ascii="Courier New" w:hAnsi="Courier New" w:cs="Courier New"/>
-          <w:b/>
-          <w:bCs/>
-        </w:rPr>
-        <w:t xml:space="preserve"> </w:t>
-      </w:r>
-      <w:r>
-        <w:rPr>
-          <w:rFonts w:ascii="Courier New" w:hAnsi="Courier New" w:cs="Courier New"/>
-        </w:rPr>
-        <w:t>Adi puts a ring on Kriti’s finger.</w:t>
+        <w:t>What is back?</w:t>
       </w:r>
     </w:p>
     <w:p>
@@ -24843,7 +25190,7 @@
           <w:b/>
           <w:bCs/>
         </w:rPr>
-        <w:t>KRITI</w:t>
+        <w:t>ADI</w:t>
       </w:r>
       <w:r>
         <w:rPr>
@@ -24857,340 +25204,7 @@
         <w:rPr>
           <w:rFonts w:ascii="Courier New" w:hAnsi="Courier New" w:cs="Courier New"/>
         </w:rPr>
-        <w:t>I love you</w:t>
-      </w:r>
-      <w:r>
-        <w:rPr>
-          <w:rFonts w:ascii="Courier New" w:hAnsi="Courier New" w:cs="Courier New"/>
-        </w:rPr>
-        <w:t>!</w:t>
-      </w:r>
-    </w:p>
-    <w:p>
-      <w:pPr>
-        <w:spacing w:line="240" w:lineRule="auto"/>
-        <w:rPr>
-          <w:rFonts w:ascii="Courier New" w:hAnsi="Courier New" w:cs="Courier New"/>
-        </w:rPr>
-      </w:pPr>
-      <w:r>
-        <w:rPr>
-          <w:rFonts w:ascii="Courier New" w:hAnsi="Courier New" w:cs="Courier New"/>
-        </w:rPr>
-        <w:t xml:space="preserve">We are </w:t>
-      </w:r>
-      <w:r>
-        <w:rPr>
-          <w:rFonts w:ascii="Courier New" w:hAnsi="Courier New" w:cs="Courier New"/>
-        </w:rPr>
-        <w:t xml:space="preserve">now </w:t>
-      </w:r>
-      <w:r>
-        <w:rPr>
-          <w:rFonts w:ascii="Courier New" w:hAnsi="Courier New" w:cs="Courier New"/>
-        </w:rPr>
-        <w:t>out of his seizure</w:t>
-      </w:r>
-      <w:r>
-        <w:rPr>
-          <w:rFonts w:ascii="Courier New" w:hAnsi="Courier New" w:cs="Courier New"/>
-        </w:rPr>
-        <w:t xml:space="preserve"> back to the real world</w:t>
-      </w:r>
-      <w:r>
-        <w:rPr>
-          <w:rFonts w:ascii="Courier New" w:hAnsi="Courier New" w:cs="Courier New"/>
-        </w:rPr>
-        <w:t xml:space="preserve"> as he slowly comes back.</w:t>
-      </w:r>
-    </w:p>
-    <w:p>
-      <w:pPr>
-        <w:spacing w:line="240" w:lineRule="auto"/>
-        <w:jc w:val="center"/>
-        <w:rPr>
-          <w:rFonts w:ascii="Courier New" w:hAnsi="Courier New" w:cs="Courier New"/>
-        </w:rPr>
-      </w:pPr>
-      <w:r>
-        <w:rPr>
-          <w:rFonts w:ascii="Courier New" w:hAnsi="Courier New" w:cs="Courier New"/>
-          <w:b/>
-          <w:bCs/>
-        </w:rPr>
-        <w:t>ADI</w:t>
-      </w:r>
-      <w:r>
-        <w:rPr>
-          <w:rFonts w:ascii="Courier New" w:hAnsi="Courier New" w:cs="Courier New"/>
-          <w:b/>
-          <w:bCs/>
-        </w:rPr>
-        <w:br/>
-      </w:r>
-      <w:r>
-        <w:rPr>
-          <w:rFonts w:ascii="Courier New" w:hAnsi="Courier New" w:cs="Courier New"/>
-        </w:rPr>
-        <w:t>I love you too</w:t>
-      </w:r>
-    </w:p>
-    <w:p>
-      <w:pPr>
-        <w:spacing w:line="240" w:lineRule="auto"/>
-        <w:jc w:val="center"/>
-        <w:rPr>
-          <w:rFonts w:ascii="Courier New" w:hAnsi="Courier New" w:cs="Courier New"/>
-        </w:rPr>
-      </w:pPr>
-      <w:r>
-        <w:rPr>
-          <w:rFonts w:ascii="Courier New" w:hAnsi="Courier New" w:cs="Courier New"/>
-          <w:b/>
-          <w:bCs/>
-        </w:rPr>
-        <w:t>KRITI</w:t>
-      </w:r>
-      <w:r>
-        <w:rPr>
-          <w:rFonts w:ascii="Courier New" w:hAnsi="Courier New" w:cs="Courier New"/>
-          <w:b/>
-          <w:bCs/>
-        </w:rPr>
-        <w:br/>
-      </w:r>
-      <w:r>
-        <w:rPr>
-          <w:rFonts w:ascii="Courier New" w:hAnsi="Courier New" w:cs="Courier New"/>
-        </w:rPr>
-        <w:t xml:space="preserve">Adi! En </w:t>
-      </w:r>
-      <w:proofErr w:type="spellStart"/>
-      <w:r>
-        <w:rPr>
-          <w:rFonts w:ascii="Courier New" w:hAnsi="Courier New" w:cs="Courier New"/>
-        </w:rPr>
-        <w:t>agtide</w:t>
-      </w:r>
-      <w:proofErr w:type="spellEnd"/>
-      <w:r>
-        <w:rPr>
-          <w:rFonts w:ascii="Courier New" w:hAnsi="Courier New" w:cs="Courier New"/>
-        </w:rPr>
-        <w:t xml:space="preserve"> </w:t>
-      </w:r>
-      <w:proofErr w:type="spellStart"/>
-      <w:r>
-        <w:rPr>
-          <w:rFonts w:ascii="Courier New" w:hAnsi="Courier New" w:cs="Courier New"/>
-        </w:rPr>
-        <w:t>ninge</w:t>
-      </w:r>
-      <w:proofErr w:type="spellEnd"/>
-      <w:r>
-        <w:rPr>
-          <w:rFonts w:ascii="Courier New" w:hAnsi="Courier New" w:cs="Courier New"/>
-        </w:rPr>
-        <w:t>!</w:t>
-      </w:r>
-    </w:p>
-    <w:p>
-      <w:pPr>
-        <w:spacing w:line="240" w:lineRule="auto"/>
-        <w:jc w:val="center"/>
-        <w:rPr>
-          <w:rFonts w:ascii="Courier New" w:hAnsi="Courier New" w:cs="Courier New"/>
-        </w:rPr>
-      </w:pPr>
-      <w:r>
-        <w:rPr>
-          <w:rFonts w:ascii="Courier New" w:hAnsi="Courier New" w:cs="Courier New"/>
-          <w:b/>
-          <w:bCs/>
-        </w:rPr>
-        <w:t>ADI</w:t>
-      </w:r>
-      <w:r>
-        <w:rPr>
-          <w:rFonts w:ascii="Courier New" w:hAnsi="Courier New" w:cs="Courier New"/>
-          <w:b/>
-          <w:bCs/>
-        </w:rPr>
-        <w:br/>
-      </w:r>
-      <w:r>
-        <w:rPr>
-          <w:rFonts w:ascii="Courier New" w:hAnsi="Courier New" w:cs="Courier New"/>
-        </w:rPr>
-        <w:t xml:space="preserve">En </w:t>
-      </w:r>
-      <w:proofErr w:type="spellStart"/>
-      <w:r>
-        <w:rPr>
-          <w:rFonts w:ascii="Courier New" w:hAnsi="Courier New" w:cs="Courier New"/>
-        </w:rPr>
-        <w:t>agtide</w:t>
-      </w:r>
-      <w:proofErr w:type="spellEnd"/>
-      <w:r>
-        <w:rPr>
-          <w:rFonts w:ascii="Courier New" w:hAnsi="Courier New" w:cs="Courier New"/>
-        </w:rPr>
-        <w:t xml:space="preserve"> </w:t>
-      </w:r>
-      <w:proofErr w:type="spellStart"/>
-      <w:r>
-        <w:rPr>
-          <w:rFonts w:ascii="Courier New" w:hAnsi="Courier New" w:cs="Courier New"/>
-        </w:rPr>
-        <w:t>nange</w:t>
-      </w:r>
-      <w:proofErr w:type="spellEnd"/>
-      <w:r>
-        <w:rPr>
-          <w:rFonts w:ascii="Courier New" w:hAnsi="Courier New" w:cs="Courier New"/>
-        </w:rPr>
-        <w:t>?</w:t>
-      </w:r>
-    </w:p>
-    <w:p>
-      <w:pPr>
-        <w:spacing w:line="240" w:lineRule="auto"/>
-        <w:jc w:val="center"/>
-        <w:rPr>
-          <w:rFonts w:ascii="Courier New" w:hAnsi="Courier New" w:cs="Courier New"/>
-        </w:rPr>
-      </w:pPr>
-      <w:r>
-        <w:rPr>
-          <w:rFonts w:ascii="Courier New" w:hAnsi="Courier New" w:cs="Courier New"/>
-          <w:b/>
-          <w:bCs/>
-        </w:rPr>
-        <w:t>KRITI</w:t>
-      </w:r>
-      <w:r>
-        <w:rPr>
-          <w:rFonts w:ascii="Courier New" w:hAnsi="Courier New" w:cs="Courier New"/>
-          <w:b/>
-          <w:bCs/>
-        </w:rPr>
-        <w:br/>
-      </w:r>
-      <w:r>
-        <w:rPr>
-          <w:rFonts w:ascii="Courier New" w:hAnsi="Courier New" w:cs="Courier New"/>
-        </w:rPr>
-        <w:t>You zoned out!</w:t>
-      </w:r>
-    </w:p>
-    <w:p>
-      <w:pPr>
-        <w:spacing w:line="240" w:lineRule="auto"/>
-        <w:jc w:val="center"/>
-        <w:rPr>
-          <w:rFonts w:ascii="Courier New" w:hAnsi="Courier New" w:cs="Courier New"/>
-        </w:rPr>
-      </w:pPr>
-      <w:r>
-        <w:rPr>
-          <w:rFonts w:ascii="Courier New" w:hAnsi="Courier New" w:cs="Courier New"/>
-          <w:b/>
-          <w:bCs/>
-        </w:rPr>
-        <w:t>ADI</w:t>
-      </w:r>
-      <w:r>
-        <w:rPr>
-          <w:rFonts w:ascii="Courier New" w:hAnsi="Courier New" w:cs="Courier New"/>
-          <w:b/>
-          <w:bCs/>
-        </w:rPr>
-        <w:br/>
-      </w:r>
-      <w:r>
-        <w:rPr>
-          <w:rFonts w:ascii="Courier New" w:hAnsi="Courier New" w:cs="Courier New"/>
-        </w:rPr>
-        <w:t xml:space="preserve">Oh! Shit! </w:t>
-      </w:r>
-      <w:r>
-        <w:rPr>
-          <w:rFonts w:ascii="Courier New" w:hAnsi="Courier New" w:cs="Courier New"/>
-          <w:i/>
-          <w:iCs/>
-        </w:rPr>
-        <w:t>(facepalms)</w:t>
-      </w:r>
-      <w:r>
-        <w:rPr>
-          <w:rFonts w:ascii="Courier New" w:hAnsi="Courier New" w:cs="Courier New"/>
-          <w:i/>
-          <w:iCs/>
-        </w:rPr>
-        <w:t xml:space="preserve"> </w:t>
-      </w:r>
-      <w:r>
-        <w:rPr>
-          <w:rFonts w:ascii="Courier New" w:hAnsi="Courier New" w:cs="Courier New"/>
-        </w:rPr>
-        <w:t>It’s back</w:t>
-      </w:r>
-    </w:p>
-    <w:p>
-      <w:pPr>
-        <w:spacing w:line="240" w:lineRule="auto"/>
-        <w:jc w:val="center"/>
-        <w:rPr>
-          <w:rFonts w:ascii="Courier New" w:hAnsi="Courier New" w:cs="Courier New"/>
-        </w:rPr>
-      </w:pPr>
-      <w:r>
-        <w:rPr>
-          <w:rFonts w:ascii="Courier New" w:hAnsi="Courier New" w:cs="Courier New"/>
-          <w:b/>
-          <w:bCs/>
-        </w:rPr>
-        <w:t>KRITI</w:t>
-      </w:r>
-      <w:r>
-        <w:rPr>
-          <w:rFonts w:ascii="Courier New" w:hAnsi="Courier New" w:cs="Courier New"/>
-          <w:b/>
-          <w:bCs/>
-        </w:rPr>
-        <w:br/>
-      </w:r>
-      <w:r>
-        <w:rPr>
-          <w:rFonts w:ascii="Courier New" w:hAnsi="Courier New" w:cs="Courier New"/>
-        </w:rPr>
-        <w:t>What is back?</w:t>
-      </w:r>
-    </w:p>
-    <w:p>
-      <w:pPr>
-        <w:spacing w:line="240" w:lineRule="auto"/>
-        <w:jc w:val="center"/>
-        <w:rPr>
-          <w:rFonts w:ascii="Courier New" w:hAnsi="Courier New" w:cs="Courier New"/>
-        </w:rPr>
-      </w:pPr>
-      <w:r>
-        <w:rPr>
-          <w:rFonts w:ascii="Courier New" w:hAnsi="Courier New" w:cs="Courier New"/>
-          <w:b/>
-          <w:bCs/>
-        </w:rPr>
-        <w:t>ADI</w:t>
-      </w:r>
-      <w:r>
-        <w:rPr>
-          <w:rFonts w:ascii="Courier New" w:hAnsi="Courier New" w:cs="Courier New"/>
-          <w:b/>
-          <w:bCs/>
-        </w:rPr>
-        <w:br/>
+        <w:t xml:space="preserve">I’m </w:t>
       </w:r>
       <w:r>
         <w:rPr>
@@ -25198,26 +25212,6 @@
         </w:rPr>
         <w:t xml:space="preserve">Sorry, </w:t>
       </w:r>
-      <w:proofErr w:type="spellStart"/>
-      <w:r>
-        <w:rPr>
-          <w:rFonts w:ascii="Courier New" w:hAnsi="Courier New" w:cs="Courier New"/>
-        </w:rPr>
-        <w:t>nin</w:t>
-      </w:r>
-      <w:r>
-        <w:rPr>
-          <w:rFonts w:ascii="Courier New" w:hAnsi="Courier New" w:cs="Courier New"/>
-        </w:rPr>
-        <w:t>inda</w:t>
-      </w:r>
-      <w:proofErr w:type="spellEnd"/>
-      <w:r>
-        <w:rPr>
-          <w:rFonts w:ascii="Courier New" w:hAnsi="Courier New" w:cs="Courier New"/>
-        </w:rPr>
-        <w:t xml:space="preserve"> </w:t>
-      </w:r>
       <w:r>
         <w:rPr>
           <w:rFonts w:ascii="Courier New" w:hAnsi="Courier New" w:cs="Courier New"/>
@@ -25258,6 +25252,34 @@
           <w:rFonts w:ascii="Courier New" w:hAnsi="Courier New" w:cs="Courier New"/>
         </w:rPr>
         <w:t>vishya</w:t>
+      </w:r>
+      <w:proofErr w:type="spellEnd"/>
+      <w:r>
+        <w:rPr>
+          <w:rFonts w:ascii="Courier New" w:hAnsi="Courier New" w:cs="Courier New"/>
+        </w:rPr>
+        <w:t xml:space="preserve"> </w:t>
+      </w:r>
+      <w:proofErr w:type="spellStart"/>
+      <w:r>
+        <w:rPr>
+          <w:rFonts w:ascii="Courier New" w:hAnsi="Courier New" w:cs="Courier New"/>
+        </w:rPr>
+        <w:t>na</w:t>
+      </w:r>
+      <w:proofErr w:type="spellEnd"/>
+      <w:r>
+        <w:rPr>
+          <w:rFonts w:ascii="Courier New" w:hAnsi="Courier New" w:cs="Courier New"/>
+        </w:rPr>
+        <w:t xml:space="preserve">… </w:t>
+      </w:r>
+      <w:proofErr w:type="spellStart"/>
+      <w:r>
+        <w:rPr>
+          <w:rFonts w:ascii="Courier New" w:hAnsi="Courier New" w:cs="Courier New"/>
+        </w:rPr>
+        <w:t>nininda</w:t>
       </w:r>
       <w:proofErr w:type="spellEnd"/>
       <w:r>
@@ -26067,6 +26089,20 @@
         </w:rPr>
         <w:t>(gets up)</w:t>
       </w:r>
+      <w:r>
+        <w:rPr>
+          <w:rFonts w:ascii="Courier New" w:hAnsi="Courier New" w:cs="Courier New"/>
+          <w:i/>
+          <w:iCs/>
+        </w:rPr>
+        <w:br/>
+      </w:r>
+      <w:r>
+        <w:rPr>
+          <w:rFonts w:ascii="Courier New" w:hAnsi="Courier New" w:cs="Courier New"/>
+        </w:rPr>
+        <w:t>Let me take it</w:t>
+      </w:r>
     </w:p>
     <w:p>
       <w:pPr>
@@ -26155,15 +26191,16 @@
         <w:jc w:val="center"/>
         <w:rPr>
           <w:rFonts w:ascii="Courier New" w:hAnsi="Courier New" w:cs="Courier New"/>
-        </w:rPr>
-      </w:pPr>
-      <w:r>
-        <w:rPr>
-          <w:rFonts w:ascii="Courier New" w:hAnsi="Courier New" w:cs="Courier New"/>
-          <w:b/>
-          <w:bCs/>
-        </w:rPr>
-        <w:lastRenderedPageBreak/>
+          <w:i/>
+          <w:iCs/>
+        </w:rPr>
+      </w:pPr>
+      <w:r>
+        <w:rPr>
+          <w:rFonts w:ascii="Courier New" w:hAnsi="Courier New" w:cs="Courier New"/>
+          <w:b/>
+          <w:bCs/>
+        </w:rPr>
         <w:t>ADI</w:t>
       </w:r>
       <w:r>
@@ -26265,6 +26302,20 @@
         </w:rPr>
         <w:t>!</w:t>
       </w:r>
+      <w:r>
+        <w:rPr>
+          <w:rFonts w:ascii="Courier New" w:hAnsi="Courier New" w:cs="Courier New"/>
+        </w:rPr>
+        <w:t xml:space="preserve"> </w:t>
+      </w:r>
+      <w:r>
+        <w:rPr>
+          <w:rFonts w:ascii="Courier New" w:hAnsi="Courier New" w:cs="Courier New"/>
+          <w:i/>
+          <w:iCs/>
+        </w:rPr>
+        <w:t>(winks)</w:t>
+      </w:r>
     </w:p>
     <w:p>
       <w:pPr>
@@ -26332,6 +26383,42 @@
         </w:rPr>
         <w:t>!</w:t>
       </w:r>
+    </w:p>
+    <w:p>
+      <w:pPr>
+        <w:spacing w:line="240" w:lineRule="auto"/>
+        <w:jc w:val="center"/>
+        <w:rPr>
+          <w:rFonts w:ascii="Courier New" w:hAnsi="Courier New" w:cs="Courier New"/>
+        </w:rPr>
+      </w:pPr>
+    </w:p>
+    <w:p>
+      <w:pPr>
+        <w:spacing w:line="240" w:lineRule="auto"/>
+        <w:jc w:val="center"/>
+        <w:rPr>
+          <w:rFonts w:ascii="Courier New" w:hAnsi="Courier New" w:cs="Courier New"/>
+        </w:rPr>
+      </w:pPr>
+    </w:p>
+    <w:p>
+      <w:pPr>
+        <w:spacing w:line="240" w:lineRule="auto"/>
+        <w:jc w:val="center"/>
+        <w:rPr>
+          <w:rFonts w:ascii="Courier New" w:hAnsi="Courier New" w:cs="Courier New"/>
+        </w:rPr>
+      </w:pPr>
+    </w:p>
+    <w:p>
+      <w:pPr>
+        <w:spacing w:line="240" w:lineRule="auto"/>
+        <w:jc w:val="center"/>
+        <w:rPr>
+          <w:rFonts w:ascii="Courier New" w:hAnsi="Courier New" w:cs="Courier New"/>
+        </w:rPr>
+      </w:pPr>
     </w:p>
     <w:p>
       <w:pPr>
@@ -26351,6 +26438,7 @@
           <w:b/>
           <w:bCs/>
         </w:rPr>
+        <w:lastRenderedPageBreak/>
         <w:t>INT. THE BEDROOM</w:t>
       </w:r>
       <w:r>
@@ -27986,155 +28074,155 @@
         <w:rPr>
           <w:rFonts w:ascii="Courier New" w:hAnsi="Courier New" w:cs="Courier New"/>
         </w:rPr>
+        <w:t>The light</w:t>
+      </w:r>
+      <w:r>
+        <w:rPr>
+          <w:rFonts w:ascii="Courier New" w:hAnsi="Courier New" w:cs="Courier New"/>
+        </w:rPr>
+        <w:t xml:space="preserve"> </w:t>
+      </w:r>
+      <w:r>
+        <w:rPr>
+          <w:rFonts w:ascii="Courier New" w:hAnsi="Courier New" w:cs="Courier New"/>
+        </w:rPr>
+        <w:t>begin</w:t>
+      </w:r>
+      <w:r>
+        <w:rPr>
+          <w:rFonts w:ascii="Courier New" w:hAnsi="Courier New" w:cs="Courier New"/>
+        </w:rPr>
+        <w:t>s</w:t>
+      </w:r>
+      <w:r>
+        <w:rPr>
+          <w:rFonts w:ascii="Courier New" w:hAnsi="Courier New" w:cs="Courier New"/>
+        </w:rPr>
+        <w:t xml:space="preserve"> to </w:t>
+      </w:r>
+      <w:r>
+        <w:rPr>
+          <w:rFonts w:ascii="Courier New" w:hAnsi="Courier New" w:cs="Courier New"/>
+        </w:rPr>
+        <w:t>flick</w:t>
+      </w:r>
+      <w:r>
+        <w:rPr>
+          <w:rFonts w:ascii="Courier New" w:hAnsi="Courier New" w:cs="Courier New"/>
+        </w:rPr>
+        <w:t>er</w:t>
+      </w:r>
+      <w:r>
+        <w:rPr>
+          <w:rFonts w:ascii="Courier New" w:hAnsi="Courier New" w:cs="Courier New"/>
+        </w:rPr>
+        <w:t xml:space="preserve">. Camera pans as </w:t>
+      </w:r>
+      <w:r>
+        <w:rPr>
+          <w:rFonts w:ascii="Courier New" w:hAnsi="Courier New" w:cs="Courier New"/>
+        </w:rPr>
+        <w:t>he</w:t>
+      </w:r>
+      <w:r>
+        <w:rPr>
+          <w:rFonts w:ascii="Courier New" w:hAnsi="Courier New" w:cs="Courier New"/>
+        </w:rPr>
+        <w:t xml:space="preserve"> finds himself kneeling next to</w:t>
+      </w:r>
+      <w:r>
+        <w:rPr>
+          <w:rFonts w:ascii="Courier New" w:hAnsi="Courier New" w:cs="Courier New"/>
+        </w:rPr>
+        <w:t xml:space="preserve"> Kriti sitting on the couch</w:t>
+      </w:r>
+      <w:r>
+        <w:rPr>
+          <w:rFonts w:ascii="Courier New" w:hAnsi="Courier New" w:cs="Courier New"/>
+        </w:rPr>
+        <w:t xml:space="preserve"> </w:t>
+      </w:r>
+      <w:r>
+        <w:rPr>
+          <w:rFonts w:ascii="Courier New" w:hAnsi="Courier New" w:cs="Courier New"/>
+          <w:i/>
+          <w:iCs/>
+        </w:rPr>
+        <w:t xml:space="preserve">[Callback Scene-7.] </w:t>
+      </w:r>
+      <w:r>
+        <w:rPr>
+          <w:rFonts w:ascii="Courier New" w:hAnsi="Courier New" w:cs="Courier New"/>
+        </w:rPr>
+        <w:t>drinking water</w:t>
+      </w:r>
+      <w:r>
+        <w:rPr>
+          <w:rFonts w:ascii="Courier New" w:hAnsi="Courier New" w:cs="Courier New"/>
+        </w:rPr>
+        <w:t>.</w:t>
+      </w:r>
+    </w:p>
+    <w:p>
+      <w:pPr>
+        <w:spacing w:line="240" w:lineRule="auto"/>
+        <w:jc w:val="center"/>
+        <w:rPr>
+          <w:rFonts w:ascii="Courier New" w:hAnsi="Courier New" w:cs="Courier New"/>
+        </w:rPr>
+      </w:pPr>
+      <w:r>
+        <w:rPr>
+          <w:rFonts w:ascii="Courier New" w:hAnsi="Courier New" w:cs="Courier New"/>
+          <w:b/>
+          <w:bCs/>
+        </w:rPr>
+        <w:t>KRITI</w:t>
+      </w:r>
+      <w:r>
+        <w:rPr>
+          <w:rFonts w:ascii="Courier New" w:hAnsi="Courier New" w:cs="Courier New"/>
+          <w:b/>
+          <w:bCs/>
+        </w:rPr>
+        <w:br/>
+      </w:r>
+      <w:r>
+        <w:rPr>
+          <w:rFonts w:ascii="Courier New" w:hAnsi="Courier New" w:cs="Courier New"/>
+        </w:rPr>
+        <w:t xml:space="preserve">Bella </w:t>
+      </w:r>
+      <w:proofErr w:type="spellStart"/>
+      <w:r>
+        <w:rPr>
+          <w:rFonts w:ascii="Courier New" w:hAnsi="Courier New" w:cs="Courier New"/>
+        </w:rPr>
+        <w:t>siglilva</w:t>
+      </w:r>
+      <w:proofErr w:type="spellEnd"/>
+      <w:r>
+        <w:rPr>
+          <w:rFonts w:ascii="Courier New" w:hAnsi="Courier New" w:cs="Courier New"/>
+        </w:rPr>
+        <w:t xml:space="preserve">? </w:t>
+      </w:r>
+    </w:p>
+    <w:p>
+      <w:pPr>
+        <w:spacing w:line="240" w:lineRule="auto"/>
+        <w:jc w:val="center"/>
+        <w:rPr>
+          <w:rFonts w:ascii="Courier New" w:hAnsi="Courier New" w:cs="Courier New"/>
+        </w:rPr>
+      </w:pPr>
+      <w:r>
+        <w:rPr>
+          <w:rFonts w:ascii="Courier New" w:hAnsi="Courier New" w:cs="Courier New"/>
+          <w:b/>
+          <w:bCs/>
+        </w:rPr>
         <w:lastRenderedPageBreak/>
-        <w:t>The light</w:t>
-      </w:r>
-      <w:r>
-        <w:rPr>
-          <w:rFonts w:ascii="Courier New" w:hAnsi="Courier New" w:cs="Courier New"/>
-        </w:rPr>
-        <w:t xml:space="preserve"> </w:t>
-      </w:r>
-      <w:r>
-        <w:rPr>
-          <w:rFonts w:ascii="Courier New" w:hAnsi="Courier New" w:cs="Courier New"/>
-        </w:rPr>
-        <w:t>begin</w:t>
-      </w:r>
-      <w:r>
-        <w:rPr>
-          <w:rFonts w:ascii="Courier New" w:hAnsi="Courier New" w:cs="Courier New"/>
-        </w:rPr>
-        <w:t>s</w:t>
-      </w:r>
-      <w:r>
-        <w:rPr>
-          <w:rFonts w:ascii="Courier New" w:hAnsi="Courier New" w:cs="Courier New"/>
-        </w:rPr>
-        <w:t xml:space="preserve"> to </w:t>
-      </w:r>
-      <w:r>
-        <w:rPr>
-          <w:rFonts w:ascii="Courier New" w:hAnsi="Courier New" w:cs="Courier New"/>
-        </w:rPr>
-        <w:t>flick</w:t>
-      </w:r>
-      <w:r>
-        <w:rPr>
-          <w:rFonts w:ascii="Courier New" w:hAnsi="Courier New" w:cs="Courier New"/>
-        </w:rPr>
-        <w:t>er</w:t>
-      </w:r>
-      <w:r>
-        <w:rPr>
-          <w:rFonts w:ascii="Courier New" w:hAnsi="Courier New" w:cs="Courier New"/>
-        </w:rPr>
-        <w:t xml:space="preserve">. Camera pans as </w:t>
-      </w:r>
-      <w:r>
-        <w:rPr>
-          <w:rFonts w:ascii="Courier New" w:hAnsi="Courier New" w:cs="Courier New"/>
-        </w:rPr>
-        <w:t>he</w:t>
-      </w:r>
-      <w:r>
-        <w:rPr>
-          <w:rFonts w:ascii="Courier New" w:hAnsi="Courier New" w:cs="Courier New"/>
-        </w:rPr>
-        <w:t xml:space="preserve"> finds himself kneeling next to</w:t>
-      </w:r>
-      <w:r>
-        <w:rPr>
-          <w:rFonts w:ascii="Courier New" w:hAnsi="Courier New" w:cs="Courier New"/>
-        </w:rPr>
-        <w:t xml:space="preserve"> Kriti sitting on the couch</w:t>
-      </w:r>
-      <w:r>
-        <w:rPr>
-          <w:rFonts w:ascii="Courier New" w:hAnsi="Courier New" w:cs="Courier New"/>
-        </w:rPr>
-        <w:t xml:space="preserve"> </w:t>
-      </w:r>
-      <w:r>
-        <w:rPr>
-          <w:rFonts w:ascii="Courier New" w:hAnsi="Courier New" w:cs="Courier New"/>
-          <w:i/>
-          <w:iCs/>
-        </w:rPr>
-        <w:t xml:space="preserve">[Callback Scene-7.] </w:t>
-      </w:r>
-      <w:r>
-        <w:rPr>
-          <w:rFonts w:ascii="Courier New" w:hAnsi="Courier New" w:cs="Courier New"/>
-        </w:rPr>
-        <w:t>drinking water</w:t>
-      </w:r>
-      <w:r>
-        <w:rPr>
-          <w:rFonts w:ascii="Courier New" w:hAnsi="Courier New" w:cs="Courier New"/>
-        </w:rPr>
-        <w:t>.</w:t>
-      </w:r>
-    </w:p>
-    <w:p>
-      <w:pPr>
-        <w:spacing w:line="240" w:lineRule="auto"/>
-        <w:jc w:val="center"/>
-        <w:rPr>
-          <w:rFonts w:ascii="Courier New" w:hAnsi="Courier New" w:cs="Courier New"/>
-        </w:rPr>
-      </w:pPr>
-      <w:r>
-        <w:rPr>
-          <w:rFonts w:ascii="Courier New" w:hAnsi="Courier New" w:cs="Courier New"/>
-          <w:b/>
-          <w:bCs/>
-        </w:rPr>
-        <w:t>KRITI</w:t>
-      </w:r>
-      <w:r>
-        <w:rPr>
-          <w:rFonts w:ascii="Courier New" w:hAnsi="Courier New" w:cs="Courier New"/>
-          <w:b/>
-          <w:bCs/>
-        </w:rPr>
-        <w:br/>
-      </w:r>
-      <w:r>
-        <w:rPr>
-          <w:rFonts w:ascii="Courier New" w:hAnsi="Courier New" w:cs="Courier New"/>
-        </w:rPr>
-        <w:t xml:space="preserve">Bella </w:t>
-      </w:r>
-      <w:proofErr w:type="spellStart"/>
-      <w:r>
-        <w:rPr>
-          <w:rFonts w:ascii="Courier New" w:hAnsi="Courier New" w:cs="Courier New"/>
-        </w:rPr>
-        <w:t>siglilva</w:t>
-      </w:r>
-      <w:proofErr w:type="spellEnd"/>
-      <w:r>
-        <w:rPr>
-          <w:rFonts w:ascii="Courier New" w:hAnsi="Courier New" w:cs="Courier New"/>
-        </w:rPr>
-        <w:t xml:space="preserve">? </w:t>
-      </w:r>
-    </w:p>
-    <w:p>
-      <w:pPr>
-        <w:spacing w:line="240" w:lineRule="auto"/>
-        <w:jc w:val="center"/>
-        <w:rPr>
-          <w:rFonts w:ascii="Courier New" w:hAnsi="Courier New" w:cs="Courier New"/>
-        </w:rPr>
-      </w:pPr>
-      <w:r>
-        <w:rPr>
-          <w:rFonts w:ascii="Courier New" w:hAnsi="Courier New" w:cs="Courier New"/>
-          <w:b/>
-          <w:bCs/>
-        </w:rPr>
         <w:t>ADI</w:t>
       </w:r>
       <w:r>
@@ -28910,12 +28998,6 @@
         <w:rPr>
           <w:rFonts w:ascii="Courier New" w:hAnsi="Courier New" w:cs="Courier New"/>
         </w:rPr>
-        <w:t xml:space="preserve">Illa… </w:t>
-      </w:r>
-      <w:r>
-        <w:rPr>
-          <w:rFonts w:ascii="Courier New" w:hAnsi="Courier New" w:cs="Courier New"/>
-        </w:rPr>
         <w:t>WE</w:t>
       </w:r>
       <w:r>
@@ -28996,7 +29078,19 @@
           <w:rFonts w:ascii="Courier New" w:hAnsi="Courier New" w:cs="Courier New"/>
         </w:rPr>
         <w:br/>
-        <w:t xml:space="preserve">I </w:t>
+        <w:t>I</w:t>
+      </w:r>
+      <w:r>
+        <w:rPr>
+          <w:rFonts w:ascii="Courier New" w:hAnsi="Courier New" w:cs="Courier New"/>
+        </w:rPr>
+        <w:t xml:space="preserve"> am</w:t>
+      </w:r>
+      <w:r>
+        <w:rPr>
+          <w:rFonts w:ascii="Courier New" w:hAnsi="Courier New" w:cs="Courier New"/>
+        </w:rPr>
+        <w:t xml:space="preserve"> </w:t>
       </w:r>
       <w:r>
         <w:rPr>
@@ -29116,6 +29210,7 @@
         </w:rPr>
         <w:t xml:space="preserve">- </w:t>
       </w:r>
+      <w:proofErr w:type="gramStart"/>
       <w:r>
         <w:rPr>
           <w:rFonts w:ascii="Courier New" w:hAnsi="Courier New" w:cs="Courier New"/>
@@ -29146,6 +29241,7 @@
         </w:rPr>
         <w:t>ff</w:t>
       </w:r>
+      <w:proofErr w:type="gramEnd"/>
       <w:r>
         <w:rPr>
           <w:rFonts w:ascii="Courier New" w:hAnsi="Courier New" w:cs="Courier New"/>
@@ -29297,7 +29393,6 @@
           <w:b/>
           <w:bCs/>
         </w:rPr>
-        <w:lastRenderedPageBreak/>
         <w:t xml:space="preserve">VED </w:t>
       </w:r>
       <w:r>
@@ -29417,6 +29512,7 @@
         <w:rPr>
           <w:rFonts w:ascii="Courier New" w:hAnsi="Courier New" w:cs="Courier New"/>
         </w:rPr>
+        <w:lastRenderedPageBreak/>
         <w:t>With each frame of light and dark</w:t>
       </w:r>
       <w:r>
@@ -29572,6 +29668,14 @@
           <w:iCs/>
         </w:rPr>
         <w:t>demonic face</w:t>
+      </w:r>
+      <w:r>
+        <w:rPr>
+          <w:rFonts w:ascii="Courier New" w:hAnsi="Courier New" w:cs="Courier New"/>
+          <w:i/>
+          <w:iCs/>
+        </w:rPr>
+        <w:t xml:space="preserve"> - maniac</w:t>
       </w:r>
       <w:r>
         <w:rPr>
@@ -30724,214 +30828,222 @@
         <w:rPr>
           <w:rFonts w:ascii="Courier New" w:hAnsi="Courier New" w:cs="Courier New"/>
         </w:rPr>
+        <w:t>Everything is radio static.</w:t>
+      </w:r>
+      <w:r>
+        <w:rPr>
+          <w:rFonts w:ascii="Courier New" w:hAnsi="Courier New" w:cs="Courier New"/>
+        </w:rPr>
+        <w:t xml:space="preserve"> </w:t>
+      </w:r>
+      <w:r>
+        <w:rPr>
+          <w:rFonts w:ascii="Courier New" w:hAnsi="Courier New" w:cs="Courier New"/>
+        </w:rPr>
+        <w:t xml:space="preserve">The camera zooms out of </w:t>
+      </w:r>
+      <w:r>
+        <w:rPr>
+          <w:rFonts w:ascii="Courier New" w:hAnsi="Courier New" w:cs="Courier New"/>
+        </w:rPr>
+        <w:t xml:space="preserve">the </w:t>
+      </w:r>
+      <w:r>
+        <w:rPr>
+          <w:rFonts w:ascii="Courier New" w:hAnsi="Courier New" w:cs="Courier New"/>
+          <w:b/>
+          <w:bCs/>
+        </w:rPr>
+        <w:t>TV</w:t>
+      </w:r>
+      <w:r>
+        <w:rPr>
+          <w:rFonts w:ascii="Courier New" w:hAnsi="Courier New" w:cs="Courier New"/>
+          <w:b/>
+          <w:bCs/>
+        </w:rPr>
+        <w:t xml:space="preserve"> </w:t>
+      </w:r>
+      <w:r>
+        <w:rPr>
+          <w:rFonts w:ascii="Courier New" w:hAnsi="Courier New" w:cs="Courier New"/>
+        </w:rPr>
+        <w:t>with static sounds</w:t>
+      </w:r>
+      <w:r>
+        <w:rPr>
+          <w:rFonts w:ascii="Courier New" w:hAnsi="Courier New" w:cs="Courier New"/>
+        </w:rPr>
+        <w:t>.</w:t>
+      </w:r>
+      <w:r>
+        <w:rPr>
+          <w:rFonts w:ascii="Courier New" w:hAnsi="Courier New" w:cs="Courier New"/>
+        </w:rPr>
+        <w:t xml:space="preserve"> </w:t>
+      </w:r>
+      <w:r>
+        <w:rPr>
+          <w:rFonts w:ascii="Courier New" w:hAnsi="Courier New" w:cs="Courier New"/>
+        </w:rPr>
+        <w:t>The camera pans</w:t>
+      </w:r>
+      <w:r>
+        <w:rPr>
+          <w:rFonts w:ascii="Courier New" w:hAnsi="Courier New" w:cs="Courier New"/>
+        </w:rPr>
+        <w:t xml:space="preserve"> to show </w:t>
+      </w:r>
+      <w:r>
+        <w:rPr>
+          <w:rFonts w:ascii="Courier New" w:hAnsi="Courier New" w:cs="Courier New"/>
+        </w:rPr>
+        <w:t xml:space="preserve">Adi </w:t>
+      </w:r>
+      <w:r>
+        <w:rPr>
+          <w:rFonts w:ascii="Courier New" w:hAnsi="Courier New" w:cs="Courier New"/>
+        </w:rPr>
+        <w:t>passed out on the floor</w:t>
+      </w:r>
+      <w:r>
+        <w:rPr>
+          <w:rFonts w:ascii="Courier New" w:hAnsi="Courier New" w:cs="Courier New"/>
+        </w:rPr>
+        <w:t xml:space="preserve">, </w:t>
+      </w:r>
+      <w:r>
+        <w:rPr>
+          <w:rFonts w:ascii="Courier New" w:hAnsi="Courier New" w:cs="Courier New"/>
+        </w:rPr>
+        <w:t>unblinking</w:t>
+      </w:r>
+      <w:r>
+        <w:rPr>
+          <w:rFonts w:ascii="Courier New" w:hAnsi="Courier New" w:cs="Courier New"/>
+        </w:rPr>
+        <w:t xml:space="preserve"> and sweaty</w:t>
+      </w:r>
+      <w:r>
+        <w:rPr>
+          <w:rFonts w:ascii="Courier New" w:hAnsi="Courier New" w:cs="Courier New"/>
+        </w:rPr>
+        <w:t>.</w:t>
+      </w:r>
+    </w:p>
+    <w:p>
+      <w:pPr>
+        <w:spacing w:line="240" w:lineRule="auto"/>
+        <w:rPr>
+          <w:rFonts w:ascii="Courier New" w:hAnsi="Courier New" w:cs="Courier New"/>
+        </w:rPr>
+      </w:pPr>
+      <w:r>
+        <w:rPr>
+          <w:rFonts w:ascii="Courier New" w:hAnsi="Courier New" w:cs="Courier New"/>
+        </w:rPr>
+        <w:t xml:space="preserve">Camera closes on his face. </w:t>
+      </w:r>
+      <w:r>
+        <w:rPr>
+          <w:rFonts w:ascii="Courier New" w:hAnsi="Courier New" w:cs="Courier New"/>
+        </w:rPr>
+        <w:t xml:space="preserve">Suddenly— </w:t>
+      </w:r>
+      <w:r>
+        <w:rPr>
+          <w:rFonts w:ascii="Courier New" w:hAnsi="Courier New" w:cs="Courier New"/>
+        </w:rPr>
+        <w:t>H</w:t>
+      </w:r>
+      <w:r>
+        <w:rPr>
+          <w:rFonts w:ascii="Courier New" w:hAnsi="Courier New" w:cs="Courier New"/>
+        </w:rPr>
+        <w:t xml:space="preserve">e </w:t>
+      </w:r>
+      <w:r>
+        <w:rPr>
+          <w:rFonts w:ascii="Courier New" w:hAnsi="Courier New" w:cs="Courier New"/>
+        </w:rPr>
+        <w:t xml:space="preserve">jolts awake and </w:t>
+      </w:r>
+      <w:r>
+        <w:rPr>
+          <w:rFonts w:ascii="Courier New" w:hAnsi="Courier New" w:cs="Courier New"/>
+        </w:rPr>
+        <w:t>gasps for air</w:t>
+      </w:r>
+      <w:r>
+        <w:rPr>
+          <w:rFonts w:ascii="Courier New" w:hAnsi="Courier New" w:cs="Courier New"/>
+        </w:rPr>
+        <w:t>.</w:t>
+      </w:r>
+    </w:p>
+    <w:p>
+      <w:pPr>
+        <w:spacing w:line="240" w:lineRule="auto"/>
+        <w:rPr>
+          <w:rFonts w:ascii="Courier New" w:hAnsi="Courier New" w:cs="Courier New"/>
+        </w:rPr>
+      </w:pPr>
+      <w:r>
+        <w:rPr>
+          <w:rFonts w:ascii="Courier New" w:hAnsi="Courier New" w:cs="Courier New"/>
+        </w:rPr>
+        <w:t>He sits on the ground- Coughing with a dry mouth</w:t>
+      </w:r>
+      <w:r>
+        <w:rPr>
+          <w:rFonts w:ascii="Courier New" w:hAnsi="Courier New" w:cs="Courier New"/>
+        </w:rPr>
+        <w:t xml:space="preserve">- </w:t>
+      </w:r>
+      <w:r>
+        <w:rPr>
+          <w:rFonts w:ascii="Courier New" w:hAnsi="Courier New" w:cs="Courier New"/>
+        </w:rPr>
+        <w:t xml:space="preserve">He </w:t>
+      </w:r>
+      <w:r>
+        <w:rPr>
+          <w:rFonts w:ascii="Courier New" w:hAnsi="Courier New" w:cs="Courier New"/>
+        </w:rPr>
+        <w:t xml:space="preserve">wipes his </w:t>
+      </w:r>
+      <w:r>
+        <w:rPr>
+          <w:rFonts w:ascii="Courier New" w:hAnsi="Courier New" w:cs="Courier New"/>
+        </w:rPr>
+        <w:t>forehead sweat</w:t>
+      </w:r>
+      <w:r>
+        <w:rPr>
+          <w:rFonts w:ascii="Courier New" w:hAnsi="Courier New" w:cs="Courier New"/>
+        </w:rPr>
+        <w:t xml:space="preserve"> with his arm- Sees</w:t>
+      </w:r>
+      <w:r>
+        <w:rPr>
+          <w:rFonts w:ascii="Courier New" w:hAnsi="Courier New" w:cs="Courier New"/>
+        </w:rPr>
+        <w:t xml:space="preserve"> a half-burnt doobie between his fingers.</w:t>
+      </w:r>
+    </w:p>
+    <w:p>
+      <w:pPr>
+        <w:spacing w:line="240" w:lineRule="auto"/>
+        <w:rPr>
+          <w:rFonts w:ascii="Courier New" w:hAnsi="Courier New" w:cs="Courier New"/>
+        </w:rPr>
+      </w:pPr>
+      <w:r>
+        <w:rPr>
+          <w:rFonts w:ascii="Courier New" w:hAnsi="Courier New" w:cs="Courier New"/>
+        </w:rPr>
         <w:lastRenderedPageBreak/>
-        <w:t>Everything is radio static.</w:t>
-      </w:r>
-      <w:r>
-        <w:rPr>
-          <w:rFonts w:ascii="Courier New" w:hAnsi="Courier New" w:cs="Courier New"/>
-        </w:rPr>
-        <w:t xml:space="preserve"> </w:t>
-      </w:r>
-      <w:r>
-        <w:rPr>
-          <w:rFonts w:ascii="Courier New" w:hAnsi="Courier New" w:cs="Courier New"/>
-        </w:rPr>
-        <w:t xml:space="preserve">The camera zooms out of </w:t>
-      </w:r>
-      <w:r>
-        <w:rPr>
-          <w:rFonts w:ascii="Courier New" w:hAnsi="Courier New" w:cs="Courier New"/>
-        </w:rPr>
-        <w:t xml:space="preserve">the </w:t>
-      </w:r>
-      <w:r>
-        <w:rPr>
-          <w:rFonts w:ascii="Courier New" w:hAnsi="Courier New" w:cs="Courier New"/>
-          <w:b/>
-          <w:bCs/>
-        </w:rPr>
-        <w:t>TV</w:t>
-      </w:r>
-      <w:r>
-        <w:rPr>
-          <w:rFonts w:ascii="Courier New" w:hAnsi="Courier New" w:cs="Courier New"/>
-          <w:b/>
-          <w:bCs/>
-        </w:rPr>
-        <w:t xml:space="preserve"> </w:t>
-      </w:r>
-      <w:r>
-        <w:rPr>
-          <w:rFonts w:ascii="Courier New" w:hAnsi="Courier New" w:cs="Courier New"/>
-        </w:rPr>
-        <w:t>with static sounds</w:t>
-      </w:r>
-      <w:r>
-        <w:rPr>
-          <w:rFonts w:ascii="Courier New" w:hAnsi="Courier New" w:cs="Courier New"/>
-        </w:rPr>
-        <w:t>.</w:t>
-      </w:r>
-      <w:r>
-        <w:rPr>
-          <w:rFonts w:ascii="Courier New" w:hAnsi="Courier New" w:cs="Courier New"/>
-        </w:rPr>
-        <w:t xml:space="preserve"> </w:t>
-      </w:r>
-      <w:r>
-        <w:rPr>
-          <w:rFonts w:ascii="Courier New" w:hAnsi="Courier New" w:cs="Courier New"/>
-        </w:rPr>
-        <w:t>The camera pans</w:t>
-      </w:r>
-      <w:r>
-        <w:rPr>
-          <w:rFonts w:ascii="Courier New" w:hAnsi="Courier New" w:cs="Courier New"/>
-        </w:rPr>
-        <w:t xml:space="preserve"> to show </w:t>
-      </w:r>
-      <w:r>
-        <w:rPr>
-          <w:rFonts w:ascii="Courier New" w:hAnsi="Courier New" w:cs="Courier New"/>
-        </w:rPr>
-        <w:t xml:space="preserve">Adi </w:t>
-      </w:r>
-      <w:r>
-        <w:rPr>
-          <w:rFonts w:ascii="Courier New" w:hAnsi="Courier New" w:cs="Courier New"/>
-        </w:rPr>
-        <w:t>passed out on the floor</w:t>
-      </w:r>
-      <w:r>
-        <w:rPr>
-          <w:rFonts w:ascii="Courier New" w:hAnsi="Courier New" w:cs="Courier New"/>
-        </w:rPr>
-        <w:t xml:space="preserve">, </w:t>
-      </w:r>
-      <w:r>
-        <w:rPr>
-          <w:rFonts w:ascii="Courier New" w:hAnsi="Courier New" w:cs="Courier New"/>
-        </w:rPr>
-        <w:t>unblinking</w:t>
-      </w:r>
-      <w:r>
-        <w:rPr>
-          <w:rFonts w:ascii="Courier New" w:hAnsi="Courier New" w:cs="Courier New"/>
-        </w:rPr>
-        <w:t xml:space="preserve"> and sweaty</w:t>
-      </w:r>
-      <w:r>
-        <w:rPr>
-          <w:rFonts w:ascii="Courier New" w:hAnsi="Courier New" w:cs="Courier New"/>
-        </w:rPr>
-        <w:t>.</w:t>
-      </w:r>
-    </w:p>
-    <w:p>
-      <w:pPr>
-        <w:spacing w:line="240" w:lineRule="auto"/>
-        <w:rPr>
-          <w:rFonts w:ascii="Courier New" w:hAnsi="Courier New" w:cs="Courier New"/>
-        </w:rPr>
-      </w:pPr>
-      <w:r>
-        <w:rPr>
-          <w:rFonts w:ascii="Courier New" w:hAnsi="Courier New" w:cs="Courier New"/>
-        </w:rPr>
-        <w:t xml:space="preserve">Camera closes on his face. </w:t>
-      </w:r>
-      <w:r>
-        <w:rPr>
-          <w:rFonts w:ascii="Courier New" w:hAnsi="Courier New" w:cs="Courier New"/>
-        </w:rPr>
-        <w:t xml:space="preserve">Suddenly— </w:t>
-      </w:r>
-      <w:r>
-        <w:rPr>
-          <w:rFonts w:ascii="Courier New" w:hAnsi="Courier New" w:cs="Courier New"/>
-        </w:rPr>
-        <w:t>H</w:t>
-      </w:r>
-      <w:r>
-        <w:rPr>
-          <w:rFonts w:ascii="Courier New" w:hAnsi="Courier New" w:cs="Courier New"/>
-        </w:rPr>
-        <w:t xml:space="preserve">e </w:t>
-      </w:r>
-      <w:r>
-        <w:rPr>
-          <w:rFonts w:ascii="Courier New" w:hAnsi="Courier New" w:cs="Courier New"/>
-        </w:rPr>
-        <w:t xml:space="preserve">jolts awake and </w:t>
-      </w:r>
-      <w:r>
-        <w:rPr>
-          <w:rFonts w:ascii="Courier New" w:hAnsi="Courier New" w:cs="Courier New"/>
-        </w:rPr>
-        <w:t>gasps for air</w:t>
-      </w:r>
-      <w:r>
-        <w:rPr>
-          <w:rFonts w:ascii="Courier New" w:hAnsi="Courier New" w:cs="Courier New"/>
-        </w:rPr>
-        <w:t>.</w:t>
-      </w:r>
-    </w:p>
-    <w:p>
-      <w:pPr>
-        <w:spacing w:line="240" w:lineRule="auto"/>
-        <w:rPr>
-          <w:rFonts w:ascii="Courier New" w:hAnsi="Courier New" w:cs="Courier New"/>
-        </w:rPr>
-      </w:pPr>
-      <w:r>
-        <w:rPr>
-          <w:rFonts w:ascii="Courier New" w:hAnsi="Courier New" w:cs="Courier New"/>
-        </w:rPr>
-        <w:t>He sits on the ground- Coughing with a dry mouth</w:t>
-      </w:r>
-      <w:r>
-        <w:rPr>
-          <w:rFonts w:ascii="Courier New" w:hAnsi="Courier New" w:cs="Courier New"/>
-        </w:rPr>
-        <w:t xml:space="preserve">- </w:t>
-      </w:r>
-      <w:r>
-        <w:rPr>
-          <w:rFonts w:ascii="Courier New" w:hAnsi="Courier New" w:cs="Courier New"/>
-        </w:rPr>
         <w:t xml:space="preserve">He </w:t>
-      </w:r>
-      <w:r>
-        <w:rPr>
-          <w:rFonts w:ascii="Courier New" w:hAnsi="Courier New" w:cs="Courier New"/>
-        </w:rPr>
-        <w:t xml:space="preserve">wipes his </w:t>
-      </w:r>
-      <w:r>
-        <w:rPr>
-          <w:rFonts w:ascii="Courier New" w:hAnsi="Courier New" w:cs="Courier New"/>
-        </w:rPr>
-        <w:t>forehead sweat</w:t>
-      </w:r>
-      <w:r>
-        <w:rPr>
-          <w:rFonts w:ascii="Courier New" w:hAnsi="Courier New" w:cs="Courier New"/>
-        </w:rPr>
-        <w:t xml:space="preserve"> with his arm- Sees</w:t>
-      </w:r>
-      <w:r>
-        <w:rPr>
-          <w:rFonts w:ascii="Courier New" w:hAnsi="Courier New" w:cs="Courier New"/>
-        </w:rPr>
-        <w:t xml:space="preserve"> a half-burnt doobie between his fingers.</w:t>
-      </w:r>
-      <w:r>
-        <w:rPr>
-          <w:rFonts w:ascii="Courier New" w:hAnsi="Courier New" w:cs="Courier New"/>
-        </w:rPr>
-        <w:t xml:space="preserve"> He </w:t>
       </w:r>
       <w:r>
         <w:rPr>
@@ -32005,35 +32117,13 @@
         <w:rPr>
           <w:rFonts w:ascii="Courier New" w:hAnsi="Courier New" w:cs="Courier New"/>
         </w:rPr>
-        <w:t xml:space="preserve">turns and sees a </w:t>
-      </w:r>
-      <w:r>
-        <w:rPr>
-          <w:rFonts w:ascii="Courier New" w:hAnsi="Courier New" w:cs="Courier New"/>
-          <w:b/>
-          <w:bCs/>
-        </w:rPr>
-        <w:t>Tulasi katte</w:t>
-      </w:r>
-      <w:r>
-        <w:rPr>
-          <w:rFonts w:ascii="Courier New" w:hAnsi="Courier New" w:cs="Courier New"/>
-        </w:rPr>
-        <w:t xml:space="preserve"> with a </w:t>
-      </w:r>
-      <w:r>
-        <w:rPr>
-          <w:rFonts w:ascii="Courier New" w:hAnsi="Courier New" w:cs="Courier New"/>
-          <w:b/>
-          <w:bCs/>
-        </w:rPr>
-        <w:t>brass tumbler</w:t>
-      </w:r>
-      <w:r>
-        <w:rPr>
-          <w:rFonts w:ascii="Courier New" w:hAnsi="Courier New" w:cs="Courier New"/>
-        </w:rPr>
-        <w:t xml:space="preserve"> on it.</w:t>
+        <w:t xml:space="preserve">turns and sees </w:t>
+      </w:r>
+      <w:r>
+        <w:rPr>
+          <w:rFonts w:ascii="Courier New" w:hAnsi="Courier New" w:cs="Courier New"/>
+        </w:rPr>
+        <w:t>a bright light which glows on his face.</w:t>
       </w:r>
     </w:p>
     <w:p>
@@ -32074,13 +32164,55 @@
         <w:rPr>
           <w:rFonts w:ascii="Courier New" w:hAnsi="Courier New" w:cs="Courier New"/>
         </w:rPr>
-        <w:t xml:space="preserve">the Tulasi katte </w:t>
-      </w:r>
-      <w:r>
-        <w:rPr>
-          <w:rFonts w:ascii="Courier New" w:hAnsi="Courier New" w:cs="Courier New"/>
-        </w:rPr>
-        <w:t>and notices the tumbler filled with water. He tilts it over his mouth and drinks the water completely.</w:t>
+        <w:t xml:space="preserve">the </w:t>
+      </w:r>
+      <w:r>
+        <w:rPr>
+          <w:rFonts w:ascii="Courier New" w:hAnsi="Courier New" w:cs="Courier New"/>
+          <w:b/>
+          <w:bCs/>
+        </w:rPr>
+        <w:t>Tulasi katte</w:t>
+      </w:r>
+      <w:r>
+        <w:rPr>
+          <w:rFonts w:ascii="Courier New" w:hAnsi="Courier New" w:cs="Courier New"/>
+        </w:rPr>
+        <w:t xml:space="preserve"> </w:t>
+      </w:r>
+      <w:r>
+        <w:rPr>
+          <w:rFonts w:ascii="Courier New" w:hAnsi="Courier New" w:cs="Courier New"/>
+        </w:rPr>
+        <w:t xml:space="preserve">and notices </w:t>
+      </w:r>
+      <w:r>
+        <w:rPr>
+          <w:rFonts w:ascii="Courier New" w:hAnsi="Courier New" w:cs="Courier New"/>
+        </w:rPr>
+        <w:t xml:space="preserve">a </w:t>
+      </w:r>
+      <w:r>
+        <w:rPr>
+          <w:rFonts w:ascii="Courier New" w:hAnsi="Courier New" w:cs="Courier New"/>
+          <w:b/>
+          <w:bCs/>
+        </w:rPr>
+        <w:t xml:space="preserve">brass </w:t>
+      </w:r>
+      <w:r>
+        <w:rPr>
+          <w:rFonts w:ascii="Courier New" w:hAnsi="Courier New" w:cs="Courier New"/>
+          <w:b/>
+          <w:bCs/>
+        </w:rPr>
+        <w:t>tumbler</w:t>
+      </w:r>
+      <w:r>
+        <w:rPr>
+          <w:rFonts w:ascii="Courier New" w:hAnsi="Courier New" w:cs="Courier New"/>
+        </w:rPr>
+        <w:t xml:space="preserve"> filled with water. He tilts it over his mouth and drinks the water completely.</w:t>
       </w:r>
       <w:r>
         <w:rPr>
@@ -32421,7 +32553,6 @@
         <w:rPr>
           <w:rFonts w:ascii="Courier New" w:hAnsi="Courier New" w:cs="Courier New"/>
         </w:rPr>
-        <w:lastRenderedPageBreak/>
         <w:t>BEAT</w:t>
       </w:r>
       <w:r>
@@ -32516,6 +32647,7 @@
         <w:rPr>
           <w:rFonts w:ascii="Courier New" w:hAnsi="Courier New" w:cs="Courier New"/>
         </w:rPr>
+        <w:lastRenderedPageBreak/>
         <w:t>He gets terrified and t</w:t>
       </w:r>
       <w:r>
@@ -32759,19 +32891,11 @@
         </w:rPr>
         <w:br/>
       </w:r>
-      <w:proofErr w:type="spellStart"/>
-      <w:r>
-        <w:rPr>
-          <w:rFonts w:ascii="Courier New" w:hAnsi="Courier New" w:cs="Courier New"/>
-        </w:rPr>
-        <w:t>Edhelu</w:t>
-      </w:r>
-      <w:proofErr w:type="spellEnd"/>
-      <w:r>
-        <w:rPr>
-          <w:rFonts w:ascii="Courier New" w:hAnsi="Courier New" w:cs="Courier New"/>
-        </w:rPr>
-        <w:t>!</w:t>
+      <w:r>
+        <w:rPr>
+          <w:rFonts w:ascii="Courier New" w:hAnsi="Courier New" w:cs="Courier New"/>
+        </w:rPr>
+        <w:t>Edhelu!</w:t>
       </w:r>
       <w:r>
         <w:rPr>
@@ -33974,14 +34098,468 @@
         <w:rPr>
           <w:rFonts w:ascii="Courier New" w:hAnsi="Courier New" w:cs="Courier New"/>
         </w:rPr>
+        <w:t>S</w:t>
+      </w:r>
+      <w:r>
+        <w:rPr>
+          <w:rFonts w:ascii="Courier New" w:hAnsi="Courier New" w:cs="Courier New"/>
+        </w:rPr>
+        <w:t>cared</w:t>
+      </w:r>
+      <w:r>
+        <w:rPr>
+          <w:rFonts w:ascii="Courier New" w:hAnsi="Courier New" w:cs="Courier New"/>
+        </w:rPr>
+        <w:t xml:space="preserve"> and </w:t>
+      </w:r>
+      <w:r>
+        <w:rPr>
+          <w:rFonts w:ascii="Courier New" w:hAnsi="Courier New" w:cs="Courier New"/>
+        </w:rPr>
+        <w:t>terrified</w:t>
+      </w:r>
+      <w:r>
+        <w:rPr>
+          <w:rFonts w:ascii="Courier New" w:hAnsi="Courier New" w:cs="Courier New"/>
+        </w:rPr>
+        <w:t xml:space="preserve">- </w:t>
+      </w:r>
+      <w:r>
+        <w:rPr>
+          <w:rFonts w:ascii="Courier New" w:hAnsi="Courier New" w:cs="Courier New"/>
+        </w:rPr>
+        <w:t xml:space="preserve">Adi </w:t>
+      </w:r>
+      <w:r>
+        <w:rPr>
+          <w:rFonts w:ascii="Courier New" w:hAnsi="Courier New" w:cs="Courier New"/>
+        </w:rPr>
+        <w:t xml:space="preserve">is </w:t>
+      </w:r>
+      <w:r>
+        <w:rPr>
+          <w:rFonts w:ascii="Courier New" w:hAnsi="Courier New" w:cs="Courier New"/>
+        </w:rPr>
+        <w:t>run</w:t>
+      </w:r>
+      <w:r>
+        <w:rPr>
+          <w:rFonts w:ascii="Courier New" w:hAnsi="Courier New" w:cs="Courier New"/>
+        </w:rPr>
+        <w:t>ning</w:t>
+      </w:r>
+      <w:r>
+        <w:rPr>
+          <w:rFonts w:ascii="Courier New" w:hAnsi="Courier New" w:cs="Courier New"/>
+        </w:rPr>
+        <w:t xml:space="preserve"> in a</w:t>
+      </w:r>
+      <w:r>
+        <w:rPr>
+          <w:rFonts w:ascii="Courier New" w:hAnsi="Courier New" w:cs="Courier New"/>
+        </w:rPr>
+        <w:t xml:space="preserve">n </w:t>
+      </w:r>
+      <w:r>
+        <w:rPr>
+          <w:rFonts w:ascii="Courier New" w:hAnsi="Courier New" w:cs="Courier New"/>
+        </w:rPr>
+        <w:t>open</w:t>
+      </w:r>
+      <w:r>
+        <w:rPr>
+          <w:rFonts w:ascii="Courier New" w:hAnsi="Courier New" w:cs="Courier New"/>
+        </w:rPr>
+        <w:t xml:space="preserve"> </w:t>
+      </w:r>
+      <w:r>
+        <w:rPr>
+          <w:rFonts w:ascii="Courier New" w:hAnsi="Courier New" w:cs="Courier New"/>
+        </w:rPr>
+        <w:t xml:space="preserve">wide </w:t>
+      </w:r>
+      <w:r>
+        <w:rPr>
+          <w:rFonts w:ascii="Courier New" w:hAnsi="Courier New" w:cs="Courier New"/>
+        </w:rPr>
+        <w:t xml:space="preserve">field- A </w:t>
+      </w:r>
+      <w:r>
+        <w:rPr>
+          <w:rFonts w:ascii="Courier New" w:hAnsi="Courier New" w:cs="Courier New"/>
+        </w:rPr>
+        <w:t>hellscape</w:t>
+      </w:r>
+      <w:r>
+        <w:rPr>
+          <w:rFonts w:ascii="Courier New" w:hAnsi="Courier New" w:cs="Courier New"/>
+        </w:rPr>
+        <w:t>.</w:t>
+      </w:r>
+    </w:p>
+    <w:p>
+      <w:pPr>
+        <w:spacing w:line="240" w:lineRule="auto"/>
+        <w:rPr>
+          <w:rFonts w:ascii="Courier New" w:hAnsi="Courier New" w:cs="Courier New"/>
+        </w:rPr>
+      </w:pPr>
+      <w:r>
+        <w:rPr>
+          <w:rFonts w:ascii="Courier New" w:hAnsi="Courier New" w:cs="Courier New"/>
+        </w:rPr>
+        <w:t>W</w:t>
+      </w:r>
+      <w:r>
+        <w:rPr>
+          <w:rFonts w:ascii="Courier New" w:hAnsi="Courier New" w:cs="Courier New"/>
+        </w:rPr>
+        <w:t>ith t</w:t>
+      </w:r>
+      <w:r>
+        <w:rPr>
+          <w:rFonts w:ascii="Courier New" w:hAnsi="Courier New" w:cs="Courier New"/>
+        </w:rPr>
+        <w:t>wo RED SUNS in the blood-colored sky</w:t>
+      </w:r>
+      <w:r>
+        <w:rPr>
+          <w:rFonts w:ascii="Courier New" w:hAnsi="Courier New" w:cs="Courier New"/>
+        </w:rPr>
+        <w:t xml:space="preserve"> and a</w:t>
+      </w:r>
+      <w:r>
+        <w:rPr>
+          <w:rFonts w:ascii="Courier New" w:hAnsi="Courier New" w:cs="Courier New"/>
+        </w:rPr>
+        <w:t xml:space="preserve"> swirling </w:t>
+      </w:r>
+      <w:r>
+        <w:rPr>
+          <w:rFonts w:ascii="Courier New" w:hAnsi="Courier New" w:cs="Courier New"/>
+        </w:rPr>
+        <w:t xml:space="preserve">dark vortex </w:t>
+      </w:r>
+      <w:r>
+        <w:rPr>
+          <w:rFonts w:ascii="Courier New" w:hAnsi="Courier New" w:cs="Courier New"/>
+        </w:rPr>
+        <w:t>spin</w:t>
+      </w:r>
+      <w:r>
+        <w:rPr>
+          <w:rFonts w:ascii="Courier New" w:hAnsi="Courier New" w:cs="Courier New"/>
+        </w:rPr>
+        <w:t>ning</w:t>
+      </w:r>
+      <w:r>
+        <w:rPr>
+          <w:rFonts w:ascii="Courier New" w:hAnsi="Courier New" w:cs="Courier New"/>
+        </w:rPr>
+        <w:t xml:space="preserve"> </w:t>
+      </w:r>
+      <w:r>
+        <w:rPr>
+          <w:rFonts w:ascii="Courier New" w:hAnsi="Courier New" w:cs="Courier New"/>
+        </w:rPr>
+        <w:t>eating the space</w:t>
+      </w:r>
+      <w:r>
+        <w:rPr>
+          <w:rFonts w:ascii="Courier New" w:hAnsi="Courier New" w:cs="Courier New"/>
+        </w:rPr>
+        <w:t xml:space="preserve"> itself.</w:t>
+      </w:r>
+      <w:r>
+        <w:rPr>
+          <w:rFonts w:ascii="Courier New" w:hAnsi="Courier New" w:cs="Courier New"/>
+        </w:rPr>
+        <w:t xml:space="preserve"> </w:t>
+      </w:r>
+      <w:r>
+        <w:rPr>
+          <w:rFonts w:ascii="Courier New" w:hAnsi="Courier New" w:cs="Courier New"/>
+        </w:rPr>
+        <w:t xml:space="preserve">The ground is red. The sky is </w:t>
+      </w:r>
+      <w:r>
+        <w:rPr>
+          <w:rFonts w:ascii="Courier New" w:hAnsi="Courier New" w:cs="Courier New"/>
+        </w:rPr>
+        <w:t>red</w:t>
+      </w:r>
+      <w:r>
+        <w:rPr>
+          <w:rFonts w:ascii="Courier New" w:hAnsi="Courier New" w:cs="Courier New"/>
+        </w:rPr>
+        <w:t>.</w:t>
+      </w:r>
+      <w:r>
+        <w:rPr>
+          <w:rFonts w:ascii="Courier New" w:hAnsi="Courier New" w:cs="Courier New"/>
+        </w:rPr>
+        <w:t xml:space="preserve"> The clouds are red. T</w:t>
+      </w:r>
+      <w:r>
+        <w:rPr>
+          <w:rFonts w:ascii="Courier New" w:hAnsi="Courier New" w:cs="Courier New"/>
+        </w:rPr>
+        <w:t>he thunder is</w:t>
+      </w:r>
+      <w:r>
+        <w:rPr>
+          <w:rFonts w:ascii="Courier New" w:hAnsi="Courier New" w:cs="Courier New"/>
+        </w:rPr>
+        <w:t xml:space="preserve"> re</w:t>
+      </w:r>
+      <w:r>
+        <w:rPr>
+          <w:rFonts w:ascii="Courier New" w:hAnsi="Courier New" w:cs="Courier New"/>
+        </w:rPr>
+        <w:t>d.</w:t>
+      </w:r>
+    </w:p>
+    <w:p>
+      <w:pPr>
+        <w:spacing w:line="240" w:lineRule="auto"/>
+        <w:rPr>
+          <w:rFonts w:ascii="Courier New" w:hAnsi="Courier New" w:cs="Courier New"/>
+        </w:rPr>
+      </w:pPr>
+      <w:r>
+        <w:rPr>
+          <w:rFonts w:ascii="Courier New" w:hAnsi="Courier New" w:cs="Courier New"/>
+        </w:rPr>
         <w:lastRenderedPageBreak/>
-        <w:t>S</w:t>
-      </w:r>
-      <w:r>
-        <w:rPr>
-          <w:rFonts w:ascii="Courier New" w:hAnsi="Courier New" w:cs="Courier New"/>
-        </w:rPr>
-        <w:t>cared</w:t>
+        <w:t xml:space="preserve">He runs and runs </w:t>
+      </w:r>
+      <w:r>
+        <w:rPr>
+          <w:rFonts w:ascii="Courier New" w:hAnsi="Courier New" w:cs="Courier New"/>
+        </w:rPr>
+        <w:t>till he</w:t>
+      </w:r>
+      <w:r>
+        <w:rPr>
+          <w:rFonts w:ascii="Courier New" w:hAnsi="Courier New" w:cs="Courier New"/>
+        </w:rPr>
+        <w:t xml:space="preserve"> stumbles into a bush</w:t>
+      </w:r>
+      <w:r>
+        <w:rPr>
+          <w:rFonts w:ascii="Courier New" w:hAnsi="Courier New" w:cs="Courier New"/>
+        </w:rPr>
+        <w:t xml:space="preserve">. He </w:t>
+      </w:r>
+      <w:r>
+        <w:rPr>
+          <w:rFonts w:ascii="Courier New" w:hAnsi="Courier New" w:cs="Courier New"/>
+        </w:rPr>
+        <w:t>l</w:t>
+      </w:r>
+      <w:r>
+        <w:rPr>
+          <w:rFonts w:ascii="Courier New" w:hAnsi="Courier New" w:cs="Courier New"/>
+        </w:rPr>
+        <w:t>ooks around and hides</w:t>
+      </w:r>
+      <w:r>
+        <w:rPr>
+          <w:rFonts w:ascii="Courier New" w:hAnsi="Courier New" w:cs="Courier New"/>
+        </w:rPr>
+        <w:t xml:space="preserve">. </w:t>
+      </w:r>
+    </w:p>
+    <w:p>
+      <w:pPr>
+        <w:spacing w:line="240" w:lineRule="auto"/>
+        <w:rPr>
+          <w:rFonts w:ascii="Courier New" w:hAnsi="Courier New" w:cs="Courier New"/>
+        </w:rPr>
+      </w:pPr>
+      <w:r>
+        <w:rPr>
+          <w:rFonts w:ascii="Courier New" w:hAnsi="Courier New" w:cs="Courier New"/>
+        </w:rPr>
+        <w:t xml:space="preserve">He is attentive. </w:t>
+      </w:r>
+      <w:r>
+        <w:rPr>
+          <w:rFonts w:ascii="Courier New" w:hAnsi="Courier New" w:cs="Courier New"/>
+        </w:rPr>
+        <w:t>G</w:t>
+      </w:r>
+      <w:r>
+        <w:rPr>
+          <w:rFonts w:ascii="Courier New" w:hAnsi="Courier New" w:cs="Courier New"/>
+        </w:rPr>
+        <w:t>asping</w:t>
+      </w:r>
+      <w:r>
+        <w:rPr>
+          <w:rFonts w:ascii="Courier New" w:hAnsi="Courier New" w:cs="Courier New"/>
+        </w:rPr>
+        <w:t xml:space="preserve"> w</w:t>
+      </w:r>
+      <w:r>
+        <w:rPr>
+          <w:rFonts w:ascii="Courier New" w:hAnsi="Courier New" w:cs="Courier New"/>
+        </w:rPr>
+        <w:t>ith quite heavy b</w:t>
+      </w:r>
+      <w:r>
+        <w:rPr>
+          <w:rFonts w:ascii="Courier New" w:hAnsi="Courier New" w:cs="Courier New"/>
+        </w:rPr>
+        <w:t>reath</w:t>
+      </w:r>
+      <w:r>
+        <w:rPr>
+          <w:rFonts w:ascii="Courier New" w:hAnsi="Courier New" w:cs="Courier New"/>
+        </w:rPr>
+        <w:t>s</w:t>
+      </w:r>
+      <w:r>
+        <w:rPr>
+          <w:rFonts w:ascii="Courier New" w:hAnsi="Courier New" w:cs="Courier New"/>
+        </w:rPr>
+        <w:t>.</w:t>
+      </w:r>
+      <w:r>
+        <w:rPr>
+          <w:rFonts w:ascii="Courier New" w:hAnsi="Courier New" w:cs="Courier New"/>
+        </w:rPr>
+        <w:t xml:space="preserve"> </w:t>
+      </w:r>
+      <w:r>
+        <w:rPr>
+          <w:rFonts w:ascii="Courier New" w:hAnsi="Courier New" w:cs="Courier New"/>
+        </w:rPr>
+        <w:t>Slowly</w:t>
+      </w:r>
+      <w:r>
+        <w:rPr>
+          <w:rFonts w:ascii="Courier New" w:hAnsi="Courier New" w:cs="Courier New"/>
+        </w:rPr>
+        <w:t>-</w:t>
+      </w:r>
+      <w:r>
+        <w:rPr>
+          <w:rFonts w:ascii="Courier New" w:hAnsi="Courier New" w:cs="Courier New"/>
+        </w:rPr>
+        <w:t xml:space="preserve"> </w:t>
+      </w:r>
+      <w:r>
+        <w:rPr>
+          <w:rFonts w:ascii="Courier New" w:hAnsi="Courier New" w:cs="Courier New"/>
+        </w:rPr>
+        <w:t xml:space="preserve">A bunch of </w:t>
+      </w:r>
+      <w:r>
+        <w:rPr>
+          <w:rFonts w:ascii="Courier New" w:hAnsi="Courier New" w:cs="Courier New"/>
+          <w:b/>
+          <w:bCs/>
+        </w:rPr>
+        <w:t>Ghostly hands</w:t>
+      </w:r>
+      <w:r>
+        <w:rPr>
+          <w:rFonts w:ascii="Courier New" w:hAnsi="Courier New" w:cs="Courier New"/>
+        </w:rPr>
+        <w:t xml:space="preserve"> </w:t>
+      </w:r>
+      <w:r>
+        <w:rPr>
+          <w:rFonts w:ascii="Courier New" w:hAnsi="Courier New" w:cs="Courier New"/>
+        </w:rPr>
+        <w:t>appear</w:t>
+      </w:r>
+      <w:r>
+        <w:rPr>
+          <w:rFonts w:ascii="Courier New" w:hAnsi="Courier New" w:cs="Courier New"/>
+        </w:rPr>
+        <w:t xml:space="preserve"> behind</w:t>
+      </w:r>
+      <w:r>
+        <w:rPr>
+          <w:rFonts w:ascii="Courier New" w:hAnsi="Courier New" w:cs="Courier New"/>
+        </w:rPr>
+        <w:t xml:space="preserve"> him</w:t>
+      </w:r>
+      <w:r>
+        <w:rPr>
+          <w:rFonts w:ascii="Courier New" w:hAnsi="Courier New" w:cs="Courier New"/>
+        </w:rPr>
+        <w:t xml:space="preserve">— </w:t>
+      </w:r>
+      <w:r>
+        <w:rPr>
+          <w:rFonts w:ascii="Courier New" w:hAnsi="Courier New" w:cs="Courier New"/>
+        </w:rPr>
+        <w:t>P</w:t>
+      </w:r>
+      <w:r>
+        <w:rPr>
+          <w:rFonts w:ascii="Courier New" w:hAnsi="Courier New" w:cs="Courier New"/>
+        </w:rPr>
+        <w:t>ale, translucent,</w:t>
+      </w:r>
+      <w:r>
+        <w:rPr>
+          <w:rFonts w:ascii="Courier New" w:hAnsi="Courier New" w:cs="Courier New"/>
+        </w:rPr>
+        <w:t xml:space="preserve"> eerie</w:t>
+      </w:r>
+      <w:r>
+        <w:rPr>
+          <w:rFonts w:ascii="Courier New" w:hAnsi="Courier New" w:cs="Courier New"/>
+        </w:rPr>
+        <w:t>.</w:t>
+      </w:r>
+    </w:p>
+    <w:p>
+      <w:pPr>
+        <w:spacing w:line="240" w:lineRule="auto"/>
+        <w:rPr>
+          <w:rFonts w:ascii="Courier New" w:hAnsi="Courier New" w:cs="Courier New"/>
+        </w:rPr>
+      </w:pPr>
+      <w:r>
+        <w:rPr>
+          <w:rFonts w:ascii="Courier New" w:hAnsi="Courier New" w:cs="Courier New"/>
+        </w:rPr>
+        <w:t>GRAB</w:t>
+      </w:r>
+      <w:r>
+        <w:rPr>
+          <w:rFonts w:ascii="Courier New" w:hAnsi="Courier New" w:cs="Courier New"/>
+        </w:rPr>
+        <w:t>-</w:t>
+      </w:r>
+      <w:r>
+        <w:rPr>
+          <w:rFonts w:ascii="Courier New" w:hAnsi="Courier New" w:cs="Courier New"/>
+        </w:rPr>
+        <w:t xml:space="preserve"> </w:t>
+      </w:r>
+      <w:r>
+        <w:rPr>
+          <w:rFonts w:ascii="Courier New" w:hAnsi="Courier New" w:cs="Courier New"/>
+        </w:rPr>
+        <w:t>The</w:t>
+      </w:r>
+      <w:r>
+        <w:rPr>
+          <w:rFonts w:ascii="Courier New" w:hAnsi="Courier New" w:cs="Courier New"/>
+        </w:rPr>
+        <w:t xml:space="preserve"> hands </w:t>
+      </w:r>
+      <w:r>
+        <w:rPr>
+          <w:rFonts w:ascii="Courier New" w:hAnsi="Courier New" w:cs="Courier New"/>
+        </w:rPr>
+        <w:t>grip his face, arms</w:t>
       </w:r>
       <w:r>
         <w:rPr>
@@ -33993,7 +34571,307 @@
         <w:rPr>
           <w:rFonts w:ascii="Courier New" w:hAnsi="Courier New" w:cs="Courier New"/>
         </w:rPr>
-        <w:t>terrified</w:t>
+        <w:t xml:space="preserve">chest, smothering </w:t>
+      </w:r>
+      <w:r>
+        <w:rPr>
+          <w:rFonts w:ascii="Courier New" w:hAnsi="Courier New" w:cs="Courier New"/>
+        </w:rPr>
+        <w:t xml:space="preserve">and gagging </w:t>
+      </w:r>
+      <w:r>
+        <w:rPr>
+          <w:rFonts w:ascii="Courier New" w:hAnsi="Courier New" w:cs="Courier New"/>
+        </w:rPr>
+        <w:t>him</w:t>
+      </w:r>
+      <w:r>
+        <w:rPr>
+          <w:rFonts w:ascii="Courier New" w:hAnsi="Courier New" w:cs="Courier New"/>
+        </w:rPr>
+        <w:t>.</w:t>
+      </w:r>
+      <w:r>
+        <w:rPr>
+          <w:rFonts w:ascii="Courier New" w:hAnsi="Courier New" w:cs="Courier New"/>
+        </w:rPr>
+        <w:t xml:space="preserve"> </w:t>
+      </w:r>
+    </w:p>
+    <w:p>
+      <w:pPr>
+        <w:spacing w:line="240" w:lineRule="auto"/>
+        <w:rPr>
+          <w:rFonts w:ascii="Courier New" w:hAnsi="Courier New" w:cs="Courier New"/>
+        </w:rPr>
+      </w:pPr>
+      <w:r>
+        <w:rPr>
+          <w:rFonts w:ascii="Courier New" w:hAnsi="Courier New" w:cs="Courier New"/>
+        </w:rPr>
+        <w:t xml:space="preserve">A </w:t>
+      </w:r>
+      <w:r>
+        <w:rPr>
+          <w:rFonts w:ascii="Courier New" w:hAnsi="Courier New" w:cs="Courier New"/>
+        </w:rPr>
+        <w:t>hand</w:t>
+      </w:r>
+      <w:r>
+        <w:rPr>
+          <w:rFonts w:ascii="Courier New" w:hAnsi="Courier New" w:cs="Courier New"/>
+        </w:rPr>
+        <w:t xml:space="preserve"> </w:t>
+      </w:r>
+      <w:r>
+        <w:rPr>
+          <w:rFonts w:ascii="Courier New" w:hAnsi="Courier New" w:cs="Courier New"/>
+        </w:rPr>
+        <w:t>pull</w:t>
+      </w:r>
+      <w:r>
+        <w:rPr>
+          <w:rFonts w:ascii="Courier New" w:hAnsi="Courier New" w:cs="Courier New"/>
+        </w:rPr>
+        <w:t>s</w:t>
+      </w:r>
+      <w:r>
+        <w:rPr>
+          <w:rFonts w:ascii="Courier New" w:hAnsi="Courier New" w:cs="Courier New"/>
+        </w:rPr>
+        <w:t xml:space="preserve"> his head back</w:t>
+      </w:r>
+      <w:r>
+        <w:rPr>
+          <w:rFonts w:ascii="Courier New" w:hAnsi="Courier New" w:cs="Courier New"/>
+        </w:rPr>
+        <w:t>ward</w:t>
+      </w:r>
+      <w:r>
+        <w:rPr>
+          <w:rFonts w:ascii="Courier New" w:hAnsi="Courier New" w:cs="Courier New"/>
+        </w:rPr>
+        <w:t xml:space="preserve">, </w:t>
+      </w:r>
+      <w:r>
+        <w:rPr>
+          <w:rFonts w:ascii="Courier New" w:hAnsi="Courier New" w:cs="Courier New"/>
+        </w:rPr>
+        <w:t>a</w:t>
+      </w:r>
+      <w:r>
+        <w:rPr>
+          <w:rFonts w:ascii="Courier New" w:hAnsi="Courier New" w:cs="Courier New"/>
+        </w:rPr>
+        <w:t xml:space="preserve">nother </w:t>
+      </w:r>
+      <w:r>
+        <w:rPr>
+          <w:rFonts w:ascii="Courier New" w:hAnsi="Courier New" w:cs="Courier New"/>
+        </w:rPr>
+        <w:t>grabs his face</w:t>
+      </w:r>
+      <w:r>
+        <w:rPr>
+          <w:rFonts w:ascii="Courier New" w:hAnsi="Courier New" w:cs="Courier New"/>
+        </w:rPr>
+        <w:t xml:space="preserve"> and a</w:t>
+      </w:r>
+      <w:r>
+        <w:rPr>
+          <w:rFonts w:ascii="Courier New" w:hAnsi="Courier New" w:cs="Courier New"/>
+        </w:rPr>
+        <w:t>nother</w:t>
+      </w:r>
+      <w:r>
+        <w:rPr>
+          <w:rFonts w:ascii="Courier New" w:hAnsi="Courier New" w:cs="Courier New"/>
+        </w:rPr>
+        <w:t xml:space="preserve"> </w:t>
+      </w:r>
+      <w:r>
+        <w:rPr>
+          <w:rFonts w:ascii="Courier New" w:hAnsi="Courier New" w:cs="Courier New"/>
+        </w:rPr>
+        <w:t>holds his arms</w:t>
+      </w:r>
+      <w:r>
+        <w:rPr>
+          <w:rFonts w:ascii="Courier New" w:hAnsi="Courier New" w:cs="Courier New"/>
+        </w:rPr>
+        <w:t xml:space="preserve"> </w:t>
+      </w:r>
+      <w:r>
+        <w:rPr>
+          <w:rFonts w:ascii="Courier New" w:hAnsi="Courier New" w:cs="Courier New"/>
+        </w:rPr>
+        <w:t xml:space="preserve">and burns </w:t>
+      </w:r>
+      <w:r>
+        <w:rPr>
+          <w:rFonts w:ascii="Courier New" w:hAnsi="Courier New" w:cs="Courier New"/>
+        </w:rPr>
+        <w:t>it</w:t>
+      </w:r>
+      <w:r>
+        <w:rPr>
+          <w:rFonts w:ascii="Courier New" w:hAnsi="Courier New" w:cs="Courier New"/>
+        </w:rPr>
+        <w:t>.</w:t>
+      </w:r>
+    </w:p>
+    <w:p>
+      <w:pPr>
+        <w:spacing w:line="240" w:lineRule="auto"/>
+        <w:rPr>
+          <w:rFonts w:ascii="Courier New" w:hAnsi="Courier New" w:cs="Courier New"/>
+        </w:rPr>
+      </w:pPr>
+      <w:r>
+        <w:rPr>
+          <w:rFonts w:ascii="Courier New" w:hAnsi="Courier New" w:cs="Courier New"/>
+        </w:rPr>
+        <w:t>C</w:t>
+      </w:r>
+      <w:r>
+        <w:rPr>
+          <w:rFonts w:ascii="Courier New" w:hAnsi="Courier New" w:cs="Courier New"/>
+        </w:rPr>
+        <w:t>hoking</w:t>
+      </w:r>
+      <w:r>
+        <w:rPr>
+          <w:rFonts w:ascii="Courier New" w:hAnsi="Courier New" w:cs="Courier New"/>
+        </w:rPr>
+        <w:t xml:space="preserve"> and </w:t>
+      </w:r>
+      <w:r>
+        <w:rPr>
+          <w:rFonts w:ascii="Courier New" w:hAnsi="Courier New" w:cs="Courier New"/>
+        </w:rPr>
+        <w:t xml:space="preserve">struggling, </w:t>
+      </w:r>
+      <w:r>
+        <w:rPr>
+          <w:rFonts w:ascii="Courier New" w:hAnsi="Courier New" w:cs="Courier New"/>
+        </w:rPr>
+        <w:t>w</w:t>
+      </w:r>
+      <w:r>
+        <w:rPr>
+          <w:rFonts w:ascii="Courier New" w:hAnsi="Courier New" w:cs="Courier New"/>
+        </w:rPr>
+        <w:t xml:space="preserve">ith all his might, </w:t>
+      </w:r>
+      <w:r>
+        <w:rPr>
+          <w:rFonts w:ascii="Courier New" w:hAnsi="Courier New" w:cs="Courier New"/>
+        </w:rPr>
+        <w:t xml:space="preserve">he grabs </w:t>
+      </w:r>
+      <w:r>
+        <w:rPr>
+          <w:rFonts w:ascii="Courier New" w:hAnsi="Courier New" w:cs="Courier New"/>
+        </w:rPr>
+        <w:t>the hand</w:t>
+      </w:r>
+      <w:r>
+        <w:rPr>
+          <w:rFonts w:ascii="Courier New" w:hAnsi="Courier New" w:cs="Courier New"/>
+        </w:rPr>
+        <w:t>s</w:t>
+      </w:r>
+      <w:r>
+        <w:rPr>
+          <w:rFonts w:ascii="Courier New" w:hAnsi="Courier New" w:cs="Courier New"/>
+        </w:rPr>
+        <w:t xml:space="preserve"> over his </w:t>
+      </w:r>
+      <w:r>
+        <w:rPr>
+          <w:rFonts w:ascii="Courier New" w:hAnsi="Courier New" w:cs="Courier New"/>
+        </w:rPr>
+        <w:t>face</w:t>
+      </w:r>
+      <w:r>
+        <w:rPr>
+          <w:rFonts w:ascii="Courier New" w:hAnsi="Courier New" w:cs="Courier New"/>
+        </w:rPr>
+        <w:t xml:space="preserve"> </w:t>
+      </w:r>
+      <w:r>
+        <w:rPr>
+          <w:rFonts w:ascii="Courier New" w:hAnsi="Courier New" w:cs="Courier New"/>
+        </w:rPr>
+        <w:t xml:space="preserve">and </w:t>
+      </w:r>
+      <w:r>
+        <w:rPr>
+          <w:rFonts w:ascii="Courier New" w:hAnsi="Courier New" w:cs="Courier New"/>
+        </w:rPr>
+        <w:t xml:space="preserve">rips </w:t>
+      </w:r>
+      <w:r>
+        <w:rPr>
+          <w:rFonts w:ascii="Courier New" w:hAnsi="Courier New" w:cs="Courier New"/>
+        </w:rPr>
+        <w:t xml:space="preserve">it </w:t>
+      </w:r>
+      <w:r>
+        <w:rPr>
+          <w:rFonts w:ascii="Courier New" w:hAnsi="Courier New" w:cs="Courier New"/>
+        </w:rPr>
+        <w:t>off, freeing himself.</w:t>
+      </w:r>
+      <w:r>
+        <w:rPr>
+          <w:rFonts w:ascii="Courier New" w:hAnsi="Courier New" w:cs="Courier New"/>
+        </w:rPr>
+        <w:t xml:space="preserve"> He gets up and sprints across the field.</w:t>
+      </w:r>
+      <w:r>
+        <w:rPr>
+          <w:rFonts w:ascii="Courier New" w:hAnsi="Courier New" w:cs="Courier New"/>
+        </w:rPr>
+        <w:t xml:space="preserve"> </w:t>
+      </w:r>
+    </w:p>
+    <w:p>
+      <w:pPr>
+        <w:spacing w:line="240" w:lineRule="auto"/>
+        <w:rPr>
+          <w:rFonts w:ascii="Courier New" w:hAnsi="Courier New" w:cs="Courier New"/>
+        </w:rPr>
+      </w:pPr>
+      <w:r>
+        <w:rPr>
+          <w:rFonts w:ascii="Courier New" w:hAnsi="Courier New" w:cs="Courier New"/>
+        </w:rPr>
+        <w:t>As he runs, h</w:t>
+      </w:r>
+      <w:r>
+        <w:rPr>
+          <w:rFonts w:ascii="Courier New" w:hAnsi="Courier New" w:cs="Courier New"/>
+        </w:rPr>
+        <w:t xml:space="preserve">e </w:t>
+      </w:r>
+      <w:r>
+        <w:rPr>
+          <w:rFonts w:ascii="Courier New" w:hAnsi="Courier New" w:cs="Courier New"/>
+        </w:rPr>
+        <w:t>turns</w:t>
+      </w:r>
+      <w:r>
+        <w:rPr>
+          <w:rFonts w:ascii="Courier New" w:hAnsi="Courier New" w:cs="Courier New"/>
+        </w:rPr>
+        <w:t xml:space="preserve"> back </w:t>
+      </w:r>
+      <w:r>
+        <w:rPr>
+          <w:rFonts w:ascii="Courier New" w:hAnsi="Courier New" w:cs="Courier New"/>
+        </w:rPr>
+        <w:t>to have a looksee</w:t>
       </w:r>
       <w:r>
         <w:rPr>
@@ -34005,67 +34883,135 @@
         <w:rPr>
           <w:rFonts w:ascii="Courier New" w:hAnsi="Courier New" w:cs="Courier New"/>
         </w:rPr>
-        <w:t xml:space="preserve">Adi </w:t>
-      </w:r>
-      <w:r>
-        <w:rPr>
-          <w:rFonts w:ascii="Courier New" w:hAnsi="Courier New" w:cs="Courier New"/>
-        </w:rPr>
-        <w:t xml:space="preserve">is </w:t>
-      </w:r>
-      <w:r>
-        <w:rPr>
-          <w:rFonts w:ascii="Courier New" w:hAnsi="Courier New" w:cs="Courier New"/>
-        </w:rPr>
-        <w:t>run</w:t>
-      </w:r>
-      <w:r>
-        <w:rPr>
-          <w:rFonts w:ascii="Courier New" w:hAnsi="Courier New" w:cs="Courier New"/>
-        </w:rPr>
-        <w:t>ning</w:t>
-      </w:r>
-      <w:r>
-        <w:rPr>
-          <w:rFonts w:ascii="Courier New" w:hAnsi="Courier New" w:cs="Courier New"/>
-        </w:rPr>
-        <w:t xml:space="preserve"> in a</w:t>
-      </w:r>
-      <w:r>
-        <w:rPr>
-          <w:rFonts w:ascii="Courier New" w:hAnsi="Courier New" w:cs="Courier New"/>
-        </w:rPr>
-        <w:t xml:space="preserve">n </w:t>
-      </w:r>
-      <w:r>
-        <w:rPr>
-          <w:rFonts w:ascii="Courier New" w:hAnsi="Courier New" w:cs="Courier New"/>
-        </w:rPr>
-        <w:t>open</w:t>
-      </w:r>
-      <w:r>
-        <w:rPr>
-          <w:rFonts w:ascii="Courier New" w:hAnsi="Courier New" w:cs="Courier New"/>
-        </w:rPr>
-        <w:t xml:space="preserve"> </w:t>
-      </w:r>
-      <w:r>
-        <w:rPr>
-          <w:rFonts w:ascii="Courier New" w:hAnsi="Courier New" w:cs="Courier New"/>
-        </w:rPr>
-        <w:t xml:space="preserve">wide </w:t>
-      </w:r>
-      <w:r>
-        <w:rPr>
-          <w:rFonts w:ascii="Courier New" w:hAnsi="Courier New" w:cs="Courier New"/>
-        </w:rPr>
-        <w:t xml:space="preserve">field- A </w:t>
-      </w:r>
-      <w:r>
-        <w:rPr>
-          <w:rFonts w:ascii="Courier New" w:hAnsi="Courier New" w:cs="Courier New"/>
-        </w:rPr>
-        <w:t>hellscape</w:t>
+        <w:t>BHAM!</w:t>
+      </w:r>
+      <w:r>
+        <w:rPr>
+          <w:rFonts w:ascii="Courier New" w:hAnsi="Courier New" w:cs="Courier New"/>
+        </w:rPr>
+        <w:t xml:space="preserve"> </w:t>
+      </w:r>
+      <w:r>
+        <w:rPr>
+          <w:rFonts w:ascii="Courier New" w:hAnsi="Courier New" w:cs="Courier New"/>
+        </w:rPr>
+        <w:t>H</w:t>
+      </w:r>
+      <w:r>
+        <w:rPr>
+          <w:rFonts w:ascii="Courier New" w:hAnsi="Courier New" w:cs="Courier New"/>
+        </w:rPr>
+        <w:t>e tumbles into a huge tree in the middle of the field</w:t>
+      </w:r>
+      <w:r>
+        <w:rPr>
+          <w:rFonts w:ascii="Courier New" w:hAnsi="Courier New" w:cs="Courier New"/>
+        </w:rPr>
+        <w:t>. H</w:t>
+      </w:r>
+      <w:r>
+        <w:rPr>
+          <w:rFonts w:ascii="Courier New" w:hAnsi="Courier New" w:cs="Courier New"/>
+        </w:rPr>
+        <w:t>it</w:t>
+      </w:r>
+      <w:r>
+        <w:rPr>
+          <w:rFonts w:ascii="Courier New" w:hAnsi="Courier New" w:cs="Courier New"/>
+        </w:rPr>
+        <w:t xml:space="preserve">s </w:t>
+      </w:r>
+      <w:r>
+        <w:rPr>
+          <w:rFonts w:ascii="Courier New" w:hAnsi="Courier New" w:cs="Courier New"/>
+        </w:rPr>
+        <w:t>his face</w:t>
+      </w:r>
+      <w:r>
+        <w:rPr>
+          <w:rFonts w:ascii="Courier New" w:hAnsi="Courier New" w:cs="Courier New"/>
+        </w:rPr>
+        <w:t xml:space="preserve"> and falls </w:t>
+      </w:r>
+      <w:r>
+        <w:rPr>
+          <w:rFonts w:ascii="Courier New" w:hAnsi="Courier New" w:cs="Courier New"/>
+        </w:rPr>
+        <w:t xml:space="preserve">to the </w:t>
+      </w:r>
+      <w:r>
+        <w:rPr>
+          <w:rFonts w:ascii="Courier New" w:hAnsi="Courier New" w:cs="Courier New"/>
+        </w:rPr>
+        <w:t>ground.</w:t>
+      </w:r>
+    </w:p>
+    <w:p>
+      <w:pPr>
+        <w:spacing w:line="240" w:lineRule="auto"/>
+        <w:rPr>
+          <w:rFonts w:ascii="Courier New" w:hAnsi="Courier New" w:cs="Courier New"/>
+        </w:rPr>
+      </w:pPr>
+      <w:r>
+        <w:rPr>
+          <w:rFonts w:ascii="Courier New" w:hAnsi="Courier New" w:cs="Courier New"/>
+        </w:rPr>
+        <w:t xml:space="preserve">A </w:t>
+      </w:r>
+      <w:r>
+        <w:rPr>
+          <w:rFonts w:ascii="Courier New" w:hAnsi="Courier New" w:cs="Courier New"/>
+        </w:rPr>
+        <w:t xml:space="preserve">loud </w:t>
+      </w:r>
+      <w:r>
+        <w:rPr>
+          <w:rFonts w:ascii="Courier New" w:hAnsi="Courier New" w:cs="Courier New"/>
+        </w:rPr>
+        <w:t>t</w:t>
+      </w:r>
+      <w:r>
+        <w:rPr>
+          <w:rFonts w:ascii="Courier New" w:hAnsi="Courier New" w:cs="Courier New"/>
+        </w:rPr>
+        <w:t>hunder</w:t>
+      </w:r>
+      <w:r>
+        <w:rPr>
+          <w:rFonts w:ascii="Courier New" w:hAnsi="Courier New" w:cs="Courier New"/>
+        </w:rPr>
+        <w:t xml:space="preserve"> </w:t>
+      </w:r>
+      <w:r>
+        <w:rPr>
+          <w:rFonts w:ascii="Courier New" w:hAnsi="Courier New" w:cs="Courier New"/>
+        </w:rPr>
+        <w:t xml:space="preserve">jolts </w:t>
+      </w:r>
+      <w:r>
+        <w:rPr>
+          <w:rFonts w:ascii="Courier New" w:hAnsi="Courier New" w:cs="Courier New"/>
+        </w:rPr>
+        <w:t>him up</w:t>
+      </w:r>
+      <w:r>
+        <w:rPr>
+          <w:rFonts w:ascii="Courier New" w:hAnsi="Courier New" w:cs="Courier New"/>
+        </w:rPr>
+        <w:t>. He s</w:t>
+      </w:r>
+      <w:r>
+        <w:rPr>
+          <w:rFonts w:ascii="Courier New" w:hAnsi="Courier New" w:cs="Courier New"/>
+        </w:rPr>
+        <w:t>lowly stands up</w:t>
+      </w:r>
+      <w:r>
+        <w:rPr>
+          <w:rFonts w:ascii="Courier New" w:hAnsi="Courier New" w:cs="Courier New"/>
+        </w:rPr>
+        <w:t xml:space="preserve"> and looks around</w:t>
       </w:r>
       <w:r>
         <w:rPr>
@@ -34073,97 +35019,51 @@
         </w:rPr>
         <w:t>.</w:t>
       </w:r>
-    </w:p>
-    <w:p>
-      <w:pPr>
-        <w:spacing w:line="240" w:lineRule="auto"/>
-        <w:rPr>
-          <w:rFonts w:ascii="Courier New" w:hAnsi="Courier New" w:cs="Courier New"/>
-        </w:rPr>
-      </w:pPr>
-      <w:r>
-        <w:rPr>
-          <w:rFonts w:ascii="Courier New" w:hAnsi="Courier New" w:cs="Courier New"/>
-        </w:rPr>
-        <w:t>W</w:t>
-      </w:r>
-      <w:r>
-        <w:rPr>
-          <w:rFonts w:ascii="Courier New" w:hAnsi="Courier New" w:cs="Courier New"/>
-        </w:rPr>
-        <w:t>ith t</w:t>
-      </w:r>
-      <w:r>
-        <w:rPr>
-          <w:rFonts w:ascii="Courier New" w:hAnsi="Courier New" w:cs="Courier New"/>
-        </w:rPr>
-        <w:t>wo RED SUNS in the blood-colored sky</w:t>
-      </w:r>
-      <w:r>
-        <w:rPr>
-          <w:rFonts w:ascii="Courier New" w:hAnsi="Courier New" w:cs="Courier New"/>
-        </w:rPr>
-        <w:t xml:space="preserve"> and a</w:t>
-      </w:r>
-      <w:r>
-        <w:rPr>
-          <w:rFonts w:ascii="Courier New" w:hAnsi="Courier New" w:cs="Courier New"/>
-        </w:rPr>
-        <w:t xml:space="preserve"> swirling </w:t>
-      </w:r>
-      <w:r>
-        <w:rPr>
-          <w:rFonts w:ascii="Courier New" w:hAnsi="Courier New" w:cs="Courier New"/>
-        </w:rPr>
-        <w:t xml:space="preserve">dark vortex </w:t>
-      </w:r>
-      <w:r>
-        <w:rPr>
-          <w:rFonts w:ascii="Courier New" w:hAnsi="Courier New" w:cs="Courier New"/>
-        </w:rPr>
-        <w:t>spin</w:t>
-      </w:r>
-      <w:r>
-        <w:rPr>
-          <w:rFonts w:ascii="Courier New" w:hAnsi="Courier New" w:cs="Courier New"/>
-        </w:rPr>
-        <w:t>ning</w:t>
-      </w:r>
-      <w:r>
-        <w:rPr>
-          <w:rFonts w:ascii="Courier New" w:hAnsi="Courier New" w:cs="Courier New"/>
-        </w:rPr>
-        <w:t xml:space="preserve"> </w:t>
-      </w:r>
-      <w:r>
-        <w:rPr>
-          <w:rFonts w:ascii="Courier New" w:hAnsi="Courier New" w:cs="Courier New"/>
-        </w:rPr>
-        <w:t>eating the space</w:t>
-      </w:r>
-      <w:r>
-        <w:rPr>
-          <w:rFonts w:ascii="Courier New" w:hAnsi="Courier New" w:cs="Courier New"/>
-        </w:rPr>
-        <w:t xml:space="preserve"> itself.</w:t>
-      </w:r>
-      <w:r>
-        <w:rPr>
-          <w:rFonts w:ascii="Courier New" w:hAnsi="Courier New" w:cs="Courier New"/>
-        </w:rPr>
-        <w:t xml:space="preserve"> </w:t>
-      </w:r>
-      <w:r>
-        <w:rPr>
-          <w:rFonts w:ascii="Courier New" w:hAnsi="Courier New" w:cs="Courier New"/>
-        </w:rPr>
-        <w:t xml:space="preserve">The ground is red. The sky is </w:t>
-      </w:r>
-      <w:r>
-        <w:rPr>
-          <w:rFonts w:ascii="Courier New" w:hAnsi="Courier New" w:cs="Courier New"/>
-        </w:rPr>
-        <w:t>red</w:t>
+      <w:r>
+        <w:rPr>
+          <w:rFonts w:ascii="Courier New" w:hAnsi="Courier New" w:cs="Courier New"/>
+        </w:rPr>
+        <w:t xml:space="preserve"> </w:t>
+      </w:r>
+      <w:r>
+        <w:rPr>
+          <w:rFonts w:ascii="Courier New" w:hAnsi="Courier New" w:cs="Courier New"/>
+        </w:rPr>
+        <w:t xml:space="preserve">In the distance— ghostly </w:t>
+      </w:r>
+      <w:bookmarkStart w:id="11" w:name="_Hlk215254318"/>
+      <w:r>
+        <w:rPr>
+          <w:rFonts w:ascii="Courier New" w:hAnsi="Courier New" w:cs="Courier New"/>
+        </w:rPr>
+        <w:t xml:space="preserve">silhouettes </w:t>
+      </w:r>
+      <w:bookmarkEnd w:id="11"/>
+      <w:r>
+        <w:rPr>
+          <w:rFonts w:ascii="Courier New" w:hAnsi="Courier New" w:cs="Courier New"/>
+        </w:rPr>
+        <w:t>shuffle like memories without bodies.</w:t>
+      </w:r>
+    </w:p>
+    <w:p>
+      <w:pPr>
+        <w:spacing w:line="240" w:lineRule="auto"/>
+        <w:rPr>
+          <w:rFonts w:ascii="Courier New" w:hAnsi="Courier New" w:cs="Courier New"/>
+        </w:rPr>
+      </w:pPr>
+      <w:r>
+        <w:rPr>
+          <w:rFonts w:ascii="Courier New" w:hAnsi="Courier New" w:cs="Courier New"/>
+        </w:rPr>
+        <w:t xml:space="preserve">A soft voice </w:t>
+      </w:r>
+      <w:r>
+        <w:rPr>
+          <w:rFonts w:ascii="Courier New" w:hAnsi="Courier New" w:cs="Courier New"/>
+        </w:rPr>
+        <w:t>echoes through the wind</w:t>
       </w:r>
       <w:r>
         <w:rPr>
@@ -34171,129 +35071,142 @@
         </w:rPr>
         <w:t>.</w:t>
       </w:r>
-      <w:r>
-        <w:rPr>
-          <w:rFonts w:ascii="Courier New" w:hAnsi="Courier New" w:cs="Courier New"/>
-        </w:rPr>
-        <w:t xml:space="preserve"> The clouds are red. T</w:t>
-      </w:r>
-      <w:r>
-        <w:rPr>
-          <w:rFonts w:ascii="Courier New" w:hAnsi="Courier New" w:cs="Courier New"/>
-        </w:rPr>
-        <w:t>he thunder is</w:t>
-      </w:r>
-      <w:r>
-        <w:rPr>
-          <w:rFonts w:ascii="Courier New" w:hAnsi="Courier New" w:cs="Courier New"/>
-        </w:rPr>
-        <w:t xml:space="preserve"> re</w:t>
-      </w:r>
-      <w:r>
-        <w:rPr>
-          <w:rFonts w:ascii="Courier New" w:hAnsi="Courier New" w:cs="Courier New"/>
-        </w:rPr>
-        <w:t>d.</w:t>
-      </w:r>
-    </w:p>
-    <w:p>
-      <w:pPr>
-        <w:spacing w:line="240" w:lineRule="auto"/>
-        <w:rPr>
-          <w:rFonts w:ascii="Courier New" w:hAnsi="Courier New" w:cs="Courier New"/>
-        </w:rPr>
-      </w:pPr>
-      <w:r>
-        <w:rPr>
-          <w:rFonts w:ascii="Courier New" w:hAnsi="Courier New" w:cs="Courier New"/>
-        </w:rPr>
-        <w:t xml:space="preserve">He runs and runs </w:t>
-      </w:r>
-      <w:r>
-        <w:rPr>
-          <w:rFonts w:ascii="Courier New" w:hAnsi="Courier New" w:cs="Courier New"/>
-        </w:rPr>
-        <w:t>till he</w:t>
-      </w:r>
-      <w:r>
-        <w:rPr>
-          <w:rFonts w:ascii="Courier New" w:hAnsi="Courier New" w:cs="Courier New"/>
-        </w:rPr>
-        <w:t xml:space="preserve"> stumbles into a bush</w:t>
-      </w:r>
-      <w:r>
-        <w:rPr>
-          <w:rFonts w:ascii="Courier New" w:hAnsi="Courier New" w:cs="Courier New"/>
-        </w:rPr>
-        <w:t xml:space="preserve">. He </w:t>
-      </w:r>
-      <w:r>
-        <w:rPr>
-          <w:rFonts w:ascii="Courier New" w:hAnsi="Courier New" w:cs="Courier New"/>
-        </w:rPr>
-        <w:t>l</w:t>
-      </w:r>
-      <w:r>
-        <w:rPr>
-          <w:rFonts w:ascii="Courier New" w:hAnsi="Courier New" w:cs="Courier New"/>
-        </w:rPr>
-        <w:t>ooks around and hides</w:t>
-      </w:r>
-      <w:r>
-        <w:rPr>
-          <w:rFonts w:ascii="Courier New" w:hAnsi="Courier New" w:cs="Courier New"/>
-        </w:rPr>
-        <w:t xml:space="preserve">. </w:t>
-      </w:r>
-    </w:p>
-    <w:p>
-      <w:pPr>
-        <w:spacing w:line="240" w:lineRule="auto"/>
-        <w:rPr>
-          <w:rFonts w:ascii="Courier New" w:hAnsi="Courier New" w:cs="Courier New"/>
-        </w:rPr>
-      </w:pPr>
-      <w:r>
-        <w:rPr>
-          <w:rFonts w:ascii="Courier New" w:hAnsi="Courier New" w:cs="Courier New"/>
-        </w:rPr>
-        <w:t xml:space="preserve">He is attentive. </w:t>
-      </w:r>
-      <w:r>
-        <w:rPr>
-          <w:rFonts w:ascii="Courier New" w:hAnsi="Courier New" w:cs="Courier New"/>
-        </w:rPr>
-        <w:t>G</w:t>
-      </w:r>
-      <w:r>
-        <w:rPr>
-          <w:rFonts w:ascii="Courier New" w:hAnsi="Courier New" w:cs="Courier New"/>
-        </w:rPr>
-        <w:t>asping</w:t>
-      </w:r>
-      <w:r>
-        <w:rPr>
-          <w:rFonts w:ascii="Courier New" w:hAnsi="Courier New" w:cs="Courier New"/>
-        </w:rPr>
-        <w:t xml:space="preserve"> w</w:t>
-      </w:r>
-      <w:r>
-        <w:rPr>
-          <w:rFonts w:ascii="Courier New" w:hAnsi="Courier New" w:cs="Courier New"/>
-        </w:rPr>
-        <w:t>ith quite heavy b</w:t>
-      </w:r>
-      <w:r>
-        <w:rPr>
-          <w:rFonts w:ascii="Courier New" w:hAnsi="Courier New" w:cs="Courier New"/>
-        </w:rPr>
-        <w:t>reath</w:t>
-      </w:r>
-      <w:r>
-        <w:rPr>
-          <w:rFonts w:ascii="Courier New" w:hAnsi="Courier New" w:cs="Courier New"/>
-        </w:rPr>
-        <w:t>s</w:t>
+    </w:p>
+    <w:p>
+      <w:pPr>
+        <w:spacing w:line="240" w:lineRule="auto"/>
+        <w:jc w:val="center"/>
+        <w:rPr>
+          <w:rFonts w:ascii="Courier New" w:hAnsi="Courier New" w:cs="Courier New"/>
+        </w:rPr>
+      </w:pPr>
+      <w:r>
+        <w:rPr>
+          <w:rFonts w:ascii="Courier New" w:hAnsi="Courier New" w:cs="Courier New"/>
+          <w:b/>
+          <w:bCs/>
+        </w:rPr>
+        <w:t xml:space="preserve">THE VOICE </w:t>
+      </w:r>
+      <w:r>
+        <w:rPr>
+          <w:rFonts w:ascii="Courier New" w:hAnsi="Courier New" w:cs="Courier New"/>
+          <w:i/>
+          <w:iCs/>
+        </w:rPr>
+        <w:t>(O.S.</w:t>
+      </w:r>
+      <w:r>
+        <w:rPr>
+          <w:rFonts w:ascii="Courier New" w:hAnsi="Courier New" w:cs="Courier New"/>
+          <w:i/>
+          <w:iCs/>
+        </w:rPr>
+        <w:t>)</w:t>
+      </w:r>
+      <w:r>
+        <w:rPr>
+          <w:rFonts w:ascii="Courier New" w:hAnsi="Courier New" w:cs="Courier New"/>
+          <w:i/>
+          <w:iCs/>
+        </w:rPr>
+        <w:br/>
+      </w:r>
+      <w:r>
+        <w:rPr>
+          <w:rFonts w:ascii="Courier New" w:hAnsi="Courier New" w:cs="Courier New"/>
+          <w:i/>
+          <w:iCs/>
+        </w:rPr>
+        <w:t>(</w:t>
+      </w:r>
+      <w:r>
+        <w:rPr>
+          <w:rFonts w:ascii="Courier New" w:hAnsi="Courier New" w:cs="Courier New"/>
+          <w:i/>
+          <w:iCs/>
+        </w:rPr>
+        <w:t>echoing</w:t>
+      </w:r>
+      <w:r>
+        <w:rPr>
+          <w:rFonts w:ascii="Courier New" w:hAnsi="Courier New" w:cs="Courier New"/>
+          <w:i/>
+          <w:iCs/>
+        </w:rPr>
+        <w:t xml:space="preserve"> with reverse reverb</w:t>
+      </w:r>
+      <w:r>
+        <w:rPr>
+          <w:rFonts w:ascii="Courier New" w:hAnsi="Courier New" w:cs="Courier New"/>
+          <w:i/>
+          <w:iCs/>
+        </w:rPr>
+        <w:t>)</w:t>
+      </w:r>
+      <w:r>
+        <w:rPr>
+          <w:rFonts w:ascii="Courier New" w:hAnsi="Courier New" w:cs="Courier New"/>
+        </w:rPr>
+        <w:t xml:space="preserve"> </w:t>
+      </w:r>
+      <w:r>
+        <w:rPr>
+          <w:rFonts w:ascii="Courier New" w:hAnsi="Courier New" w:cs="Courier New"/>
+        </w:rPr>
+        <w:t>Adi!</w:t>
+      </w:r>
+    </w:p>
+    <w:p>
+      <w:pPr>
+        <w:spacing w:line="240" w:lineRule="auto"/>
+        <w:rPr>
+          <w:rFonts w:ascii="Courier New" w:hAnsi="Courier New" w:cs="Courier New"/>
+        </w:rPr>
+      </w:pPr>
+      <w:r>
+        <w:rPr>
+          <w:rFonts w:ascii="Courier New" w:hAnsi="Courier New" w:cs="Courier New"/>
+        </w:rPr>
+        <w:t>Adi turns</w:t>
+      </w:r>
+      <w:r>
+        <w:rPr>
+          <w:rFonts w:ascii="Courier New" w:hAnsi="Courier New" w:cs="Courier New"/>
+        </w:rPr>
+        <w:t xml:space="preserve"> towards the voice- </w:t>
+      </w:r>
+      <w:r>
+        <w:rPr>
+          <w:rFonts w:ascii="Courier New" w:hAnsi="Courier New" w:cs="Courier New"/>
+        </w:rPr>
+        <w:t>Tears fill in his eyes.</w:t>
+      </w:r>
+    </w:p>
+    <w:p>
+      <w:pPr>
+        <w:spacing w:line="240" w:lineRule="auto"/>
+        <w:rPr>
+          <w:rFonts w:ascii="Courier New" w:hAnsi="Courier New" w:cs="Courier New"/>
+        </w:rPr>
+      </w:pPr>
+      <w:r>
+        <w:rPr>
+          <w:rFonts w:ascii="Courier New" w:hAnsi="Courier New" w:cs="Courier New"/>
+        </w:rPr>
+        <w:t>It’s his father- C</w:t>
+      </w:r>
+      <w:r>
+        <w:rPr>
+          <w:rFonts w:ascii="Courier New" w:hAnsi="Courier New" w:cs="Courier New"/>
+        </w:rPr>
+        <w:t xml:space="preserve">alm </w:t>
+      </w:r>
+      <w:r>
+        <w:rPr>
+          <w:rFonts w:ascii="Courier New" w:hAnsi="Courier New" w:cs="Courier New"/>
+        </w:rPr>
+        <w:t>with a soft glow</w:t>
       </w:r>
       <w:r>
         <w:rPr>
@@ -34305,87 +35218,350 @@
         <w:rPr>
           <w:rFonts w:ascii="Courier New" w:hAnsi="Courier New" w:cs="Courier New"/>
         </w:rPr>
-        <w:t xml:space="preserve"> </w:t>
-      </w:r>
-      <w:r>
-        <w:rPr>
-          <w:rFonts w:ascii="Courier New" w:hAnsi="Courier New" w:cs="Courier New"/>
-        </w:rPr>
-        <w:t>Slowly</w:t>
-      </w:r>
-      <w:r>
-        <w:rPr>
-          <w:rFonts w:ascii="Courier New" w:hAnsi="Courier New" w:cs="Courier New"/>
-        </w:rPr>
-        <w:t>-</w:t>
-      </w:r>
-      <w:r>
-        <w:rPr>
-          <w:rFonts w:ascii="Courier New" w:hAnsi="Courier New" w:cs="Courier New"/>
-        </w:rPr>
-        <w:t xml:space="preserve"> </w:t>
-      </w:r>
-      <w:r>
-        <w:rPr>
-          <w:rFonts w:ascii="Courier New" w:hAnsi="Courier New" w:cs="Courier New"/>
-        </w:rPr>
-        <w:t xml:space="preserve">A bunch of </w:t>
-      </w:r>
-      <w:r>
-        <w:rPr>
-          <w:rFonts w:ascii="Courier New" w:hAnsi="Courier New" w:cs="Courier New"/>
-          <w:b/>
-          <w:bCs/>
-        </w:rPr>
-        <w:t>Ghostly hands</w:t>
-      </w:r>
-      <w:r>
-        <w:rPr>
-          <w:rFonts w:ascii="Courier New" w:hAnsi="Courier New" w:cs="Courier New"/>
-        </w:rPr>
-        <w:t xml:space="preserve"> </w:t>
-      </w:r>
-      <w:r>
-        <w:rPr>
-          <w:rFonts w:ascii="Courier New" w:hAnsi="Courier New" w:cs="Courier New"/>
-        </w:rPr>
-        <w:t>appear</w:t>
-      </w:r>
-      <w:r>
-        <w:rPr>
-          <w:rFonts w:ascii="Courier New" w:hAnsi="Courier New" w:cs="Courier New"/>
-        </w:rPr>
-        <w:t xml:space="preserve"> behind</w:t>
-      </w:r>
-      <w:r>
-        <w:rPr>
-          <w:rFonts w:ascii="Courier New" w:hAnsi="Courier New" w:cs="Courier New"/>
-        </w:rPr>
-        <w:t xml:space="preserve"> him</w:t>
-      </w:r>
-      <w:r>
-        <w:rPr>
-          <w:rFonts w:ascii="Courier New" w:hAnsi="Courier New" w:cs="Courier New"/>
-        </w:rPr>
-        <w:t xml:space="preserve">— </w:t>
-      </w:r>
-      <w:r>
-        <w:rPr>
-          <w:rFonts w:ascii="Courier New" w:hAnsi="Courier New" w:cs="Courier New"/>
-        </w:rPr>
-        <w:t>P</w:t>
-      </w:r>
-      <w:r>
-        <w:rPr>
-          <w:rFonts w:ascii="Courier New" w:hAnsi="Courier New" w:cs="Courier New"/>
-        </w:rPr>
-        <w:t>ale, translucent,</w:t>
-      </w:r>
-      <w:r>
-        <w:rPr>
-          <w:rFonts w:ascii="Courier New" w:hAnsi="Courier New" w:cs="Courier New"/>
-        </w:rPr>
-        <w:t xml:space="preserve"> eerie</w:t>
+        <w:t xml:space="preserve"> S</w:t>
+      </w:r>
+      <w:r>
+        <w:rPr>
+          <w:rFonts w:ascii="Courier New" w:hAnsi="Courier New" w:cs="Courier New"/>
+        </w:rPr>
+        <w:t>tand</w:t>
+      </w:r>
+      <w:r>
+        <w:rPr>
+          <w:rFonts w:ascii="Courier New" w:hAnsi="Courier New" w:cs="Courier New"/>
+        </w:rPr>
+        <w:t>ing</w:t>
+      </w:r>
+      <w:r>
+        <w:rPr>
+          <w:rFonts w:ascii="Courier New" w:hAnsi="Courier New" w:cs="Courier New"/>
+        </w:rPr>
+        <w:t xml:space="preserve"> with a welcoming smile.</w:t>
+      </w:r>
+    </w:p>
+    <w:p>
+      <w:pPr>
+        <w:spacing w:line="240" w:lineRule="auto"/>
+        <w:jc w:val="center"/>
+        <w:rPr>
+          <w:rFonts w:ascii="Courier New" w:hAnsi="Courier New" w:cs="Courier New"/>
+        </w:rPr>
+      </w:pPr>
+      <w:r>
+        <w:rPr>
+          <w:rFonts w:ascii="Courier New" w:hAnsi="Courier New" w:cs="Courier New"/>
+          <w:b/>
+          <w:bCs/>
+        </w:rPr>
+        <w:t>FATHER</w:t>
+      </w:r>
+      <w:r>
+        <w:rPr>
+          <w:rFonts w:ascii="Courier New" w:hAnsi="Courier New" w:cs="Courier New"/>
+        </w:rPr>
+        <w:t xml:space="preserve"> </w:t>
+      </w:r>
+      <w:r>
+        <w:rPr>
+          <w:rFonts w:ascii="Courier New" w:hAnsi="Courier New" w:cs="Courier New"/>
+          <w:i/>
+          <w:iCs/>
+        </w:rPr>
+        <w:t>(echoing)</w:t>
+      </w:r>
+      <w:r>
+        <w:rPr>
+          <w:rFonts w:ascii="Courier New" w:hAnsi="Courier New" w:cs="Courier New"/>
+          <w:i/>
+          <w:iCs/>
+        </w:rPr>
+        <w:br/>
+      </w:r>
+      <w:r>
+        <w:rPr>
+          <w:rFonts w:ascii="Courier New" w:hAnsi="Courier New" w:cs="Courier New"/>
+        </w:rPr>
+        <w:t>Adi</w:t>
+      </w:r>
+      <w:r>
+        <w:rPr>
+          <w:rFonts w:ascii="Courier New" w:hAnsi="Courier New" w:cs="Courier New"/>
+        </w:rPr>
+        <w:t>!</w:t>
+      </w:r>
+    </w:p>
+    <w:p>
+      <w:pPr>
+        <w:spacing w:line="240" w:lineRule="auto"/>
+        <w:jc w:val="center"/>
+        <w:rPr>
+          <w:rFonts w:ascii="Courier New" w:hAnsi="Courier New" w:cs="Courier New"/>
+        </w:rPr>
+      </w:pPr>
+      <w:r>
+        <w:rPr>
+          <w:rFonts w:ascii="Courier New" w:hAnsi="Courier New" w:cs="Courier New"/>
+          <w:b/>
+          <w:bCs/>
+        </w:rPr>
+        <w:t>ADI</w:t>
+      </w:r>
+      <w:r>
+        <w:rPr>
+          <w:rFonts w:ascii="Courier New" w:hAnsi="Courier New" w:cs="Courier New"/>
+        </w:rPr>
+        <w:t xml:space="preserve"> </w:t>
+      </w:r>
+      <w:r>
+        <w:rPr>
+          <w:rFonts w:ascii="Courier New" w:hAnsi="Courier New" w:cs="Courier New"/>
+          <w:i/>
+          <w:iCs/>
+        </w:rPr>
+        <w:t>(teary, weak)</w:t>
+      </w:r>
+      <w:r>
+        <w:rPr>
+          <w:rFonts w:ascii="Courier New" w:hAnsi="Courier New" w:cs="Courier New"/>
+        </w:rPr>
+        <w:br/>
+      </w:r>
+      <w:r>
+        <w:rPr>
+          <w:rFonts w:ascii="Courier New" w:hAnsi="Courier New" w:cs="Courier New"/>
+        </w:rPr>
+        <w:t>Appa?</w:t>
+      </w:r>
+      <w:r>
+        <w:rPr>
+          <w:rFonts w:ascii="Courier New" w:hAnsi="Courier New" w:cs="Courier New"/>
+        </w:rPr>
+        <w:t xml:space="preserve"> </w:t>
+      </w:r>
+      <w:r>
+        <w:rPr>
+          <w:rFonts w:ascii="Courier New" w:hAnsi="Courier New" w:cs="Courier New"/>
+        </w:rPr>
+        <w:t xml:space="preserve">En </w:t>
+      </w:r>
+      <w:proofErr w:type="spellStart"/>
+      <w:r>
+        <w:rPr>
+          <w:rFonts w:ascii="Courier New" w:hAnsi="Courier New" w:cs="Courier New"/>
+        </w:rPr>
+        <w:t>agtide</w:t>
+      </w:r>
+      <w:proofErr w:type="spellEnd"/>
+      <w:r>
+        <w:rPr>
+          <w:rFonts w:ascii="Courier New" w:hAnsi="Courier New" w:cs="Courier New"/>
+        </w:rPr>
+        <w:t xml:space="preserve"> </w:t>
+      </w:r>
+      <w:proofErr w:type="spellStart"/>
+      <w:r>
+        <w:rPr>
+          <w:rFonts w:ascii="Courier New" w:hAnsi="Courier New" w:cs="Courier New"/>
+        </w:rPr>
+        <w:t>nange</w:t>
+      </w:r>
+      <w:proofErr w:type="spellEnd"/>
+      <w:r>
+        <w:rPr>
+          <w:rFonts w:ascii="Courier New" w:hAnsi="Courier New" w:cs="Courier New"/>
+        </w:rPr>
+        <w:t>?</w:t>
+      </w:r>
+    </w:p>
+    <w:p>
+      <w:pPr>
+        <w:spacing w:line="240" w:lineRule="auto"/>
+        <w:jc w:val="center"/>
+        <w:rPr>
+          <w:rFonts w:ascii="Courier New" w:hAnsi="Courier New" w:cs="Courier New"/>
+        </w:rPr>
+      </w:pPr>
+      <w:r>
+        <w:rPr>
+          <w:rFonts w:ascii="Courier New" w:hAnsi="Courier New" w:cs="Courier New"/>
+          <w:b/>
+          <w:bCs/>
+        </w:rPr>
+        <w:t>FATHER</w:t>
+      </w:r>
+      <w:r>
+        <w:rPr>
+          <w:rFonts w:ascii="Courier New" w:hAnsi="Courier New" w:cs="Courier New"/>
+        </w:rPr>
+        <w:t xml:space="preserve"> </w:t>
+      </w:r>
+      <w:r>
+        <w:rPr>
+          <w:rFonts w:ascii="Courier New" w:hAnsi="Courier New" w:cs="Courier New"/>
+          <w:i/>
+          <w:iCs/>
+        </w:rPr>
+        <w:t>(gentle)</w:t>
+      </w:r>
+      <w:r>
+        <w:rPr>
+          <w:rFonts w:ascii="Courier New" w:hAnsi="Courier New" w:cs="Courier New"/>
+          <w:i/>
+          <w:iCs/>
+        </w:rPr>
+        <w:br/>
+      </w:r>
+      <w:proofErr w:type="spellStart"/>
+      <w:r>
+        <w:rPr>
+          <w:rFonts w:ascii="Courier New" w:hAnsi="Courier New" w:cs="Courier New"/>
+        </w:rPr>
+        <w:t>Hedrubeda</w:t>
+      </w:r>
+      <w:proofErr w:type="spellEnd"/>
+      <w:r>
+        <w:rPr>
+          <w:rFonts w:ascii="Courier New" w:hAnsi="Courier New" w:cs="Courier New"/>
+        </w:rPr>
+        <w:t>!</w:t>
+      </w:r>
+      <w:r>
+        <w:rPr>
+          <w:rFonts w:ascii="Courier New" w:hAnsi="Courier New" w:cs="Courier New"/>
+        </w:rPr>
+        <w:t xml:space="preserve"> </w:t>
+      </w:r>
+      <w:proofErr w:type="spellStart"/>
+      <w:r>
+        <w:rPr>
+          <w:rFonts w:ascii="Courier New" w:hAnsi="Courier New" w:cs="Courier New"/>
+        </w:rPr>
+        <w:t>Idu</w:t>
+      </w:r>
+      <w:proofErr w:type="spellEnd"/>
+      <w:r>
+        <w:rPr>
+          <w:rFonts w:ascii="Courier New" w:hAnsi="Courier New" w:cs="Courier New"/>
+        </w:rPr>
+        <w:t xml:space="preserve"> </w:t>
+      </w:r>
+      <w:proofErr w:type="spellStart"/>
+      <w:r>
+        <w:rPr>
+          <w:rFonts w:ascii="Courier New" w:hAnsi="Courier New" w:cs="Courier New"/>
+        </w:rPr>
+        <w:t>p</w:t>
+      </w:r>
+      <w:r>
+        <w:rPr>
+          <w:rFonts w:ascii="Courier New" w:hAnsi="Courier New" w:cs="Courier New"/>
+        </w:rPr>
+        <w:t>rakruthi</w:t>
+      </w:r>
+      <w:r>
+        <w:rPr>
+          <w:rFonts w:ascii="Courier New" w:hAnsi="Courier New" w:cs="Courier New"/>
+        </w:rPr>
+        <w:t>ya</w:t>
+      </w:r>
+      <w:proofErr w:type="spellEnd"/>
+      <w:r>
+        <w:rPr>
+          <w:rFonts w:ascii="Courier New" w:hAnsi="Courier New" w:cs="Courier New"/>
+        </w:rPr>
+        <w:t xml:space="preserve"> </w:t>
+      </w:r>
+      <w:r>
+        <w:rPr>
+          <w:rFonts w:ascii="Courier New" w:hAnsi="Courier New" w:cs="Courier New"/>
+        </w:rPr>
+        <w:t>n</w:t>
+      </w:r>
+      <w:r>
+        <w:rPr>
+          <w:rFonts w:ascii="Courier New" w:hAnsi="Courier New" w:cs="Courier New"/>
+        </w:rPr>
+        <w:t>iyama!</w:t>
+      </w:r>
+    </w:p>
+    <w:p>
+      <w:pPr>
+        <w:spacing w:line="240" w:lineRule="auto"/>
+        <w:rPr>
+          <w:rFonts w:ascii="Courier New" w:hAnsi="Courier New" w:cs="Courier New"/>
+        </w:rPr>
+      </w:pPr>
+      <w:r>
+        <w:rPr>
+          <w:rFonts w:ascii="Courier New" w:hAnsi="Courier New" w:cs="Courier New"/>
+        </w:rPr>
+        <w:t>A huge raven flies and sits on a branch of the tree.</w:t>
+      </w:r>
+    </w:p>
+    <w:p>
+      <w:pPr>
+        <w:spacing w:line="240" w:lineRule="auto"/>
+        <w:rPr>
+          <w:rFonts w:ascii="Courier New" w:hAnsi="Courier New" w:cs="Courier New"/>
+        </w:rPr>
+      </w:pPr>
+      <w:r>
+        <w:rPr>
+          <w:rFonts w:ascii="Courier New" w:hAnsi="Courier New" w:cs="Courier New"/>
+        </w:rPr>
+        <w:t xml:space="preserve">Suddenly, </w:t>
+      </w:r>
+      <w:r>
+        <w:rPr>
+          <w:rFonts w:ascii="Courier New" w:hAnsi="Courier New" w:cs="Courier New"/>
+          <w:b/>
+          <w:bCs/>
+        </w:rPr>
+        <w:t>black</w:t>
+      </w:r>
+      <w:r>
+        <w:rPr>
+          <w:rFonts w:ascii="Courier New" w:hAnsi="Courier New" w:cs="Courier New"/>
+        </w:rPr>
+        <w:t xml:space="preserve"> </w:t>
+      </w:r>
+      <w:r>
+        <w:rPr>
+          <w:rFonts w:ascii="Courier New" w:hAnsi="Courier New" w:cs="Courier New"/>
+          <w:b/>
+          <w:bCs/>
+        </w:rPr>
+        <w:t>sesame seeds</w:t>
+      </w:r>
+      <w:r>
+        <w:rPr>
+          <w:rFonts w:ascii="Courier New" w:hAnsi="Courier New" w:cs="Courier New"/>
+        </w:rPr>
+        <w:t xml:space="preserve"> appear around Adi’s mouth.</w:t>
+      </w:r>
+      <w:r>
+        <w:rPr>
+          <w:rFonts w:ascii="Courier New" w:hAnsi="Courier New" w:cs="Courier New"/>
+        </w:rPr>
+        <w:t xml:space="preserve"> </w:t>
+      </w:r>
+      <w:r>
+        <w:rPr>
+          <w:rFonts w:ascii="Courier New" w:hAnsi="Courier New" w:cs="Courier New"/>
+        </w:rPr>
+        <w:t xml:space="preserve">Confused- </w:t>
+      </w:r>
+      <w:r>
+        <w:rPr>
+          <w:rFonts w:ascii="Courier New" w:hAnsi="Courier New" w:cs="Courier New"/>
+        </w:rPr>
+        <w:t>He brushes them off,</w:t>
+      </w:r>
+      <w:r>
+        <w:rPr>
+          <w:rFonts w:ascii="Courier New" w:hAnsi="Courier New" w:cs="Courier New"/>
+        </w:rPr>
+        <w:t xml:space="preserve"> putting them on the ground</w:t>
       </w:r>
       <w:r>
         <w:rPr>
@@ -34393,73 +35569,29 @@
         </w:rPr>
         <w:t>.</w:t>
       </w:r>
-    </w:p>
-    <w:p>
-      <w:pPr>
-        <w:spacing w:line="240" w:lineRule="auto"/>
-        <w:rPr>
-          <w:rFonts w:ascii="Courier New" w:hAnsi="Courier New" w:cs="Courier New"/>
-        </w:rPr>
-      </w:pPr>
-      <w:r>
-        <w:rPr>
-          <w:rFonts w:ascii="Courier New" w:hAnsi="Courier New" w:cs="Courier New"/>
-        </w:rPr>
-        <w:t>GRAB</w:t>
-      </w:r>
-      <w:r>
-        <w:rPr>
-          <w:rFonts w:ascii="Courier New" w:hAnsi="Courier New" w:cs="Courier New"/>
-        </w:rPr>
-        <w:t>-</w:t>
-      </w:r>
-      <w:r>
-        <w:rPr>
-          <w:rFonts w:ascii="Courier New" w:hAnsi="Courier New" w:cs="Courier New"/>
-        </w:rPr>
-        <w:t xml:space="preserve"> </w:t>
-      </w:r>
-      <w:r>
-        <w:rPr>
-          <w:rFonts w:ascii="Courier New" w:hAnsi="Courier New" w:cs="Courier New"/>
-        </w:rPr>
-        <w:t>The</w:t>
-      </w:r>
-      <w:r>
-        <w:rPr>
-          <w:rFonts w:ascii="Courier New" w:hAnsi="Courier New" w:cs="Courier New"/>
-        </w:rPr>
-        <w:t xml:space="preserve"> hands </w:t>
-      </w:r>
-      <w:r>
-        <w:rPr>
-          <w:rFonts w:ascii="Courier New" w:hAnsi="Courier New" w:cs="Courier New"/>
-        </w:rPr>
-        <w:t>grip his face, arms</w:t>
-      </w:r>
-      <w:r>
-        <w:rPr>
-          <w:rFonts w:ascii="Courier New" w:hAnsi="Courier New" w:cs="Courier New"/>
-        </w:rPr>
-        <w:t xml:space="preserve"> and </w:t>
-      </w:r>
-      <w:r>
-        <w:rPr>
-          <w:rFonts w:ascii="Courier New" w:hAnsi="Courier New" w:cs="Courier New"/>
-        </w:rPr>
-        <w:t xml:space="preserve">chest, smothering </w:t>
-      </w:r>
-      <w:r>
-        <w:rPr>
-          <w:rFonts w:ascii="Courier New" w:hAnsi="Courier New" w:cs="Courier New"/>
-        </w:rPr>
-        <w:t xml:space="preserve">and gagging </w:t>
-      </w:r>
-      <w:r>
-        <w:rPr>
-          <w:rFonts w:ascii="Courier New" w:hAnsi="Courier New" w:cs="Courier New"/>
-        </w:rPr>
-        <w:t>him</w:t>
+      <w:r>
+        <w:rPr>
+          <w:rFonts w:ascii="Courier New" w:hAnsi="Courier New" w:cs="Courier New"/>
+        </w:rPr>
+        <w:t xml:space="preserve"> </w:t>
+      </w:r>
+      <w:r>
+        <w:rPr>
+          <w:rFonts w:ascii="Courier New" w:hAnsi="Courier New" w:cs="Courier New"/>
+        </w:rPr>
+        <w:t xml:space="preserve">The raven flies and </w:t>
+      </w:r>
+      <w:r>
+        <w:rPr>
+          <w:rFonts w:ascii="Courier New" w:hAnsi="Courier New" w:cs="Courier New"/>
+        </w:rPr>
+        <w:t xml:space="preserve">begins eating the </w:t>
+      </w:r>
+      <w:r>
+        <w:rPr>
+          <w:rFonts w:ascii="Courier New" w:hAnsi="Courier New" w:cs="Courier New"/>
+        </w:rPr>
+        <w:t>sesame</w:t>
       </w:r>
       <w:r>
         <w:rPr>
@@ -34467,12 +35599,6 @@
         </w:rPr>
         <w:t>.</w:t>
       </w:r>
-      <w:r>
-        <w:rPr>
-          <w:rFonts w:ascii="Courier New" w:hAnsi="Courier New" w:cs="Courier New"/>
-        </w:rPr>
-        <w:t xml:space="preserve"> </w:t>
-      </w:r>
     </w:p>
     <w:p>
       <w:pPr>
@@ -34491,103 +35617,290 @@
         <w:rPr>
           <w:rFonts w:ascii="Courier New" w:hAnsi="Courier New" w:cs="Courier New"/>
         </w:rPr>
-        <w:t>hand</w:t>
-      </w:r>
-      <w:r>
-        <w:rPr>
-          <w:rFonts w:ascii="Courier New" w:hAnsi="Courier New" w:cs="Courier New"/>
-        </w:rPr>
-        <w:t xml:space="preserve"> </w:t>
-      </w:r>
-      <w:r>
-        <w:rPr>
-          <w:rFonts w:ascii="Courier New" w:hAnsi="Courier New" w:cs="Courier New"/>
-        </w:rPr>
-        <w:t>pull</w:t>
-      </w:r>
-      <w:r>
-        <w:rPr>
-          <w:rFonts w:ascii="Courier New" w:hAnsi="Courier New" w:cs="Courier New"/>
-        </w:rPr>
-        <w:t>s</w:t>
-      </w:r>
-      <w:r>
-        <w:rPr>
-          <w:rFonts w:ascii="Courier New" w:hAnsi="Courier New" w:cs="Courier New"/>
-        </w:rPr>
-        <w:t xml:space="preserve"> his head back</w:t>
-      </w:r>
-      <w:r>
-        <w:rPr>
-          <w:rFonts w:ascii="Courier New" w:hAnsi="Courier New" w:cs="Courier New"/>
-        </w:rPr>
-        <w:t>ward</w:t>
-      </w:r>
-      <w:r>
-        <w:rPr>
-          <w:rFonts w:ascii="Courier New" w:hAnsi="Courier New" w:cs="Courier New"/>
-        </w:rPr>
-        <w:t xml:space="preserve">, </w:t>
-      </w:r>
-      <w:r>
-        <w:rPr>
-          <w:rFonts w:ascii="Courier New" w:hAnsi="Courier New" w:cs="Courier New"/>
-        </w:rPr>
-        <w:t>a</w:t>
-      </w:r>
-      <w:r>
-        <w:rPr>
-          <w:rFonts w:ascii="Courier New" w:hAnsi="Courier New" w:cs="Courier New"/>
-        </w:rPr>
-        <w:t xml:space="preserve">nother </w:t>
-      </w:r>
-      <w:r>
-        <w:rPr>
-          <w:rFonts w:ascii="Courier New" w:hAnsi="Courier New" w:cs="Courier New"/>
-        </w:rPr>
-        <w:t>grabs his face</w:t>
-      </w:r>
-      <w:r>
-        <w:rPr>
-          <w:rFonts w:ascii="Courier New" w:hAnsi="Courier New" w:cs="Courier New"/>
-        </w:rPr>
-        <w:t xml:space="preserve"> and a</w:t>
-      </w:r>
-      <w:r>
-        <w:rPr>
-          <w:rFonts w:ascii="Courier New" w:hAnsi="Courier New" w:cs="Courier New"/>
-        </w:rPr>
-        <w:t>nother</w:t>
-      </w:r>
-      <w:r>
-        <w:rPr>
-          <w:rFonts w:ascii="Courier New" w:hAnsi="Courier New" w:cs="Courier New"/>
-        </w:rPr>
-        <w:t xml:space="preserve"> </w:t>
-      </w:r>
-      <w:r>
-        <w:rPr>
-          <w:rFonts w:ascii="Courier New" w:hAnsi="Courier New" w:cs="Courier New"/>
-        </w:rPr>
-        <w:t>holds his arms</w:t>
-      </w:r>
-      <w:r>
-        <w:rPr>
-          <w:rFonts w:ascii="Courier New" w:hAnsi="Courier New" w:cs="Courier New"/>
-        </w:rPr>
-        <w:t xml:space="preserve"> </w:t>
-      </w:r>
-      <w:r>
-        <w:rPr>
-          <w:rFonts w:ascii="Courier New" w:hAnsi="Courier New" w:cs="Courier New"/>
-        </w:rPr>
-        <w:t xml:space="preserve">and burns </w:t>
-      </w:r>
-      <w:r>
-        <w:rPr>
-          <w:rFonts w:ascii="Courier New" w:hAnsi="Courier New" w:cs="Courier New"/>
-        </w:rPr>
-        <w:t>it</w:t>
+        <w:t>loud thunderclap</w:t>
+      </w:r>
+      <w:r>
+        <w:rPr>
+          <w:rFonts w:ascii="Courier New" w:hAnsi="Courier New" w:cs="Courier New"/>
+        </w:rPr>
+        <w:t xml:space="preserve"> rips the sky.</w:t>
+      </w:r>
+      <w:r>
+        <w:rPr>
+          <w:rFonts w:ascii="Courier New" w:hAnsi="Courier New" w:cs="Courier New"/>
+        </w:rPr>
+        <w:t xml:space="preserve"> </w:t>
+      </w:r>
+      <w:r>
+        <w:rPr>
+          <w:rFonts w:ascii="Courier New" w:hAnsi="Courier New" w:cs="Courier New"/>
+        </w:rPr>
+        <w:t>Adi breathes heavier. His stomach growls.</w:t>
+      </w:r>
+    </w:p>
+    <w:p>
+      <w:pPr>
+        <w:spacing w:line="240" w:lineRule="auto"/>
+        <w:jc w:val="center"/>
+        <w:rPr>
+          <w:rFonts w:ascii="Courier New" w:hAnsi="Courier New" w:cs="Courier New"/>
+        </w:rPr>
+      </w:pPr>
+      <w:r>
+        <w:rPr>
+          <w:rFonts w:ascii="Courier New" w:hAnsi="Courier New" w:cs="Courier New"/>
+          <w:b/>
+          <w:bCs/>
+        </w:rPr>
+        <w:t>FATHER</w:t>
+      </w:r>
+      <w:r>
+        <w:rPr>
+          <w:rFonts w:ascii="Courier New" w:hAnsi="Courier New" w:cs="Courier New"/>
+        </w:rPr>
+        <w:t xml:space="preserve"> </w:t>
+      </w:r>
+      <w:r>
+        <w:rPr>
+          <w:rFonts w:ascii="Courier New" w:hAnsi="Courier New" w:cs="Courier New"/>
+          <w:i/>
+          <w:iCs/>
+        </w:rPr>
+        <w:t>(smiling)</w:t>
+      </w:r>
+      <w:r>
+        <w:rPr>
+          <w:rFonts w:ascii="Courier New" w:hAnsi="Courier New" w:cs="Courier New"/>
+          <w:i/>
+          <w:iCs/>
+        </w:rPr>
+        <w:br/>
+      </w:r>
+      <w:proofErr w:type="spellStart"/>
+      <w:r>
+        <w:rPr>
+          <w:rFonts w:ascii="Courier New" w:hAnsi="Courier New" w:cs="Courier New"/>
+        </w:rPr>
+        <w:t>Hasiv</w:t>
+      </w:r>
+      <w:proofErr w:type="spellEnd"/>
+      <w:r>
+        <w:rPr>
+          <w:rFonts w:ascii="Courier New" w:hAnsi="Courier New" w:cs="Courier New"/>
+        </w:rPr>
+        <w:t xml:space="preserve"> </w:t>
+      </w:r>
+      <w:proofErr w:type="spellStart"/>
+      <w:r>
+        <w:rPr>
+          <w:rFonts w:ascii="Courier New" w:hAnsi="Courier New" w:cs="Courier New"/>
+        </w:rPr>
+        <w:t>agtidya</w:t>
+      </w:r>
+      <w:proofErr w:type="spellEnd"/>
+      <w:r>
+        <w:rPr>
+          <w:rFonts w:ascii="Courier New" w:hAnsi="Courier New" w:cs="Courier New"/>
+        </w:rPr>
+        <w:t xml:space="preserve"> </w:t>
+      </w:r>
+      <w:proofErr w:type="spellStart"/>
+      <w:r>
+        <w:rPr>
+          <w:rFonts w:ascii="Courier New" w:hAnsi="Courier New" w:cs="Courier New"/>
+        </w:rPr>
+        <w:t>maga</w:t>
+      </w:r>
+      <w:proofErr w:type="spellEnd"/>
+      <w:r>
+        <w:rPr>
+          <w:rFonts w:ascii="Courier New" w:hAnsi="Courier New" w:cs="Courier New"/>
+        </w:rPr>
+        <w:t>?</w:t>
+      </w:r>
+      <w:r>
+        <w:rPr>
+          <w:rFonts w:ascii="Courier New" w:hAnsi="Courier New" w:cs="Courier New"/>
+        </w:rPr>
+        <w:t xml:space="preserve"> </w:t>
+      </w:r>
+    </w:p>
+    <w:p>
+      <w:pPr>
+        <w:spacing w:line="240" w:lineRule="auto"/>
+        <w:rPr>
+          <w:rFonts w:ascii="Courier New" w:hAnsi="Courier New" w:cs="Courier New"/>
+        </w:rPr>
+      </w:pPr>
+      <w:r>
+        <w:rPr>
+          <w:rFonts w:ascii="Courier New" w:hAnsi="Courier New" w:cs="Courier New"/>
+        </w:rPr>
+        <w:t>CAMERA PANS up from his stomach to his face.</w:t>
+      </w:r>
+    </w:p>
+    <w:p>
+      <w:pPr>
+        <w:spacing w:line="240" w:lineRule="auto"/>
+        <w:jc w:val="center"/>
+        <w:rPr>
+          <w:rFonts w:ascii="Courier New" w:hAnsi="Courier New" w:cs="Courier New"/>
+        </w:rPr>
+      </w:pPr>
+      <w:r>
+        <w:rPr>
+          <w:rFonts w:ascii="Courier New" w:hAnsi="Courier New" w:cs="Courier New"/>
+          <w:b/>
+          <w:bCs/>
+        </w:rPr>
+        <w:t>ADI</w:t>
+      </w:r>
+      <w:r>
+        <w:rPr>
+          <w:rFonts w:ascii="Courier New" w:hAnsi="Courier New" w:cs="Courier New"/>
+        </w:rPr>
+        <w:t xml:space="preserve"> </w:t>
+      </w:r>
+      <w:r>
+        <w:rPr>
+          <w:rFonts w:ascii="Courier New" w:hAnsi="Courier New" w:cs="Courier New"/>
+          <w:i/>
+          <w:iCs/>
+        </w:rPr>
+        <w:t>(childlike</w:t>
+      </w:r>
+      <w:r>
+        <w:rPr>
+          <w:rFonts w:ascii="Courier New" w:hAnsi="Courier New" w:cs="Courier New"/>
+          <w:i/>
+          <w:iCs/>
+        </w:rPr>
+        <w:t>, tearing</w:t>
+      </w:r>
+      <w:r>
+        <w:rPr>
+          <w:rFonts w:ascii="Courier New" w:hAnsi="Courier New" w:cs="Courier New"/>
+          <w:i/>
+          <w:iCs/>
+        </w:rPr>
+        <w:t>)</w:t>
+      </w:r>
+      <w:r>
+        <w:rPr>
+          <w:rFonts w:ascii="Courier New" w:hAnsi="Courier New" w:cs="Courier New"/>
+          <w:i/>
+          <w:iCs/>
+        </w:rPr>
+        <w:br/>
+      </w:r>
+      <w:r>
+        <w:rPr>
+          <w:rFonts w:ascii="Courier New" w:hAnsi="Courier New" w:cs="Courier New"/>
+        </w:rPr>
+        <w:t>A</w:t>
+      </w:r>
+      <w:r>
+        <w:rPr>
+          <w:rFonts w:ascii="Courier New" w:hAnsi="Courier New" w:cs="Courier New"/>
+        </w:rPr>
+        <w:t>ppa</w:t>
+      </w:r>
+      <w:r>
+        <w:rPr>
+          <w:rFonts w:ascii="Courier New" w:hAnsi="Courier New" w:cs="Courier New"/>
+        </w:rPr>
+        <w:t>…</w:t>
+      </w:r>
+      <w:r>
+        <w:rPr>
+          <w:rFonts w:ascii="Courier New" w:hAnsi="Courier New" w:cs="Courier New"/>
+        </w:rPr>
+        <w:t xml:space="preserve"> </w:t>
+      </w:r>
+      <w:proofErr w:type="spellStart"/>
+      <w:r>
+        <w:rPr>
+          <w:rFonts w:ascii="Courier New" w:hAnsi="Courier New" w:cs="Courier New"/>
+        </w:rPr>
+        <w:t>Hasvagtide</w:t>
+      </w:r>
+      <w:proofErr w:type="spellEnd"/>
+      <w:r>
+        <w:rPr>
+          <w:rFonts w:ascii="Courier New" w:hAnsi="Courier New" w:cs="Courier New"/>
+        </w:rPr>
+        <w:t>!</w:t>
+      </w:r>
+    </w:p>
+    <w:p>
+      <w:pPr>
+        <w:spacing w:line="240" w:lineRule="auto"/>
+        <w:jc w:val="center"/>
+        <w:rPr>
+          <w:rFonts w:ascii="Courier New" w:hAnsi="Courier New" w:cs="Courier New"/>
+        </w:rPr>
+      </w:pPr>
+      <w:r>
+        <w:rPr>
+          <w:rFonts w:ascii="Courier New" w:hAnsi="Courier New" w:cs="Courier New"/>
+          <w:b/>
+          <w:bCs/>
+        </w:rPr>
+        <w:t xml:space="preserve">FATHER </w:t>
+      </w:r>
+      <w:r>
+        <w:rPr>
+          <w:rFonts w:ascii="Courier New" w:hAnsi="Courier New" w:cs="Courier New"/>
+          <w:i/>
+          <w:iCs/>
+        </w:rPr>
+        <w:t>(smiling)</w:t>
+      </w:r>
+      <w:r>
+        <w:rPr>
+          <w:rFonts w:ascii="Courier New" w:hAnsi="Courier New" w:cs="Courier New"/>
+        </w:rPr>
+        <w:br/>
+      </w:r>
+      <w:proofErr w:type="spellStart"/>
+      <w:r>
+        <w:rPr>
+          <w:rFonts w:ascii="Courier New" w:hAnsi="Courier New" w:cs="Courier New"/>
+        </w:rPr>
+        <w:t>Asthu</w:t>
+      </w:r>
+      <w:proofErr w:type="spellEnd"/>
+      <w:r>
+        <w:rPr>
+          <w:rFonts w:ascii="Courier New" w:hAnsi="Courier New" w:cs="Courier New"/>
+        </w:rPr>
+        <w:t>!</w:t>
+      </w:r>
+    </w:p>
+    <w:p>
+      <w:pPr>
+        <w:spacing w:line="240" w:lineRule="auto"/>
+        <w:rPr>
+          <w:rFonts w:ascii="Courier New" w:hAnsi="Courier New" w:cs="Courier New"/>
+        </w:rPr>
+      </w:pPr>
+      <w:r>
+        <w:rPr>
+          <w:rFonts w:ascii="Courier New" w:hAnsi="Courier New" w:cs="Courier New"/>
+        </w:rPr>
+        <w:t xml:space="preserve">A purple, translucent being appears beside him — tall, divine, with golden armbands, </w:t>
+      </w:r>
+      <w:r>
+        <w:rPr>
+          <w:rFonts w:ascii="Courier New" w:hAnsi="Courier New" w:cs="Courier New"/>
+        </w:rPr>
+        <w:t xml:space="preserve">and </w:t>
+      </w:r>
+      <w:r>
+        <w:rPr>
+          <w:rFonts w:ascii="Courier New" w:hAnsi="Courier New" w:cs="Courier New"/>
+        </w:rPr>
+        <w:t>a radiant crown</w:t>
       </w:r>
       <w:r>
         <w:rPr>
@@ -34599,358 +35912,6 @@
     <w:p>
       <w:pPr>
         <w:spacing w:line="240" w:lineRule="auto"/>
-        <w:rPr>
-          <w:rFonts w:ascii="Courier New" w:hAnsi="Courier New" w:cs="Courier New"/>
-        </w:rPr>
-      </w:pPr>
-      <w:r>
-        <w:rPr>
-          <w:rFonts w:ascii="Courier New" w:hAnsi="Courier New" w:cs="Courier New"/>
-        </w:rPr>
-        <w:t>C</w:t>
-      </w:r>
-      <w:r>
-        <w:rPr>
-          <w:rFonts w:ascii="Courier New" w:hAnsi="Courier New" w:cs="Courier New"/>
-        </w:rPr>
-        <w:t>hoking</w:t>
-      </w:r>
-      <w:r>
-        <w:rPr>
-          <w:rFonts w:ascii="Courier New" w:hAnsi="Courier New" w:cs="Courier New"/>
-        </w:rPr>
-        <w:t xml:space="preserve"> and </w:t>
-      </w:r>
-      <w:r>
-        <w:rPr>
-          <w:rFonts w:ascii="Courier New" w:hAnsi="Courier New" w:cs="Courier New"/>
-        </w:rPr>
-        <w:t xml:space="preserve">struggling, </w:t>
-      </w:r>
-      <w:r>
-        <w:rPr>
-          <w:rFonts w:ascii="Courier New" w:hAnsi="Courier New" w:cs="Courier New"/>
-        </w:rPr>
-        <w:t>w</w:t>
-      </w:r>
-      <w:r>
-        <w:rPr>
-          <w:rFonts w:ascii="Courier New" w:hAnsi="Courier New" w:cs="Courier New"/>
-        </w:rPr>
-        <w:t xml:space="preserve">ith all his might, </w:t>
-      </w:r>
-      <w:r>
-        <w:rPr>
-          <w:rFonts w:ascii="Courier New" w:hAnsi="Courier New" w:cs="Courier New"/>
-        </w:rPr>
-        <w:t xml:space="preserve">he grabs </w:t>
-      </w:r>
-      <w:r>
-        <w:rPr>
-          <w:rFonts w:ascii="Courier New" w:hAnsi="Courier New" w:cs="Courier New"/>
-        </w:rPr>
-        <w:t>the hand</w:t>
-      </w:r>
-      <w:r>
-        <w:rPr>
-          <w:rFonts w:ascii="Courier New" w:hAnsi="Courier New" w:cs="Courier New"/>
-        </w:rPr>
-        <w:t>s</w:t>
-      </w:r>
-      <w:r>
-        <w:rPr>
-          <w:rFonts w:ascii="Courier New" w:hAnsi="Courier New" w:cs="Courier New"/>
-        </w:rPr>
-        <w:t xml:space="preserve"> over his </w:t>
-      </w:r>
-      <w:r>
-        <w:rPr>
-          <w:rFonts w:ascii="Courier New" w:hAnsi="Courier New" w:cs="Courier New"/>
-        </w:rPr>
-        <w:t>face</w:t>
-      </w:r>
-      <w:r>
-        <w:rPr>
-          <w:rFonts w:ascii="Courier New" w:hAnsi="Courier New" w:cs="Courier New"/>
-        </w:rPr>
-        <w:t xml:space="preserve"> </w:t>
-      </w:r>
-      <w:r>
-        <w:rPr>
-          <w:rFonts w:ascii="Courier New" w:hAnsi="Courier New" w:cs="Courier New"/>
-        </w:rPr>
-        <w:t xml:space="preserve">and </w:t>
-      </w:r>
-      <w:r>
-        <w:rPr>
-          <w:rFonts w:ascii="Courier New" w:hAnsi="Courier New" w:cs="Courier New"/>
-        </w:rPr>
-        <w:t xml:space="preserve">rips </w:t>
-      </w:r>
-      <w:r>
-        <w:rPr>
-          <w:rFonts w:ascii="Courier New" w:hAnsi="Courier New" w:cs="Courier New"/>
-        </w:rPr>
-        <w:t xml:space="preserve">it </w:t>
-      </w:r>
-      <w:r>
-        <w:rPr>
-          <w:rFonts w:ascii="Courier New" w:hAnsi="Courier New" w:cs="Courier New"/>
-        </w:rPr>
-        <w:t>off, freeing himself.</w:t>
-      </w:r>
-      <w:r>
-        <w:rPr>
-          <w:rFonts w:ascii="Courier New" w:hAnsi="Courier New" w:cs="Courier New"/>
-        </w:rPr>
-        <w:t xml:space="preserve"> He gets up and sprints across the field.</w:t>
-      </w:r>
-      <w:r>
-        <w:rPr>
-          <w:rFonts w:ascii="Courier New" w:hAnsi="Courier New" w:cs="Courier New"/>
-        </w:rPr>
-        <w:t xml:space="preserve"> </w:t>
-      </w:r>
-    </w:p>
-    <w:p>
-      <w:pPr>
-        <w:spacing w:line="240" w:lineRule="auto"/>
-        <w:rPr>
-          <w:rFonts w:ascii="Courier New" w:hAnsi="Courier New" w:cs="Courier New"/>
-        </w:rPr>
-      </w:pPr>
-      <w:r>
-        <w:rPr>
-          <w:rFonts w:ascii="Courier New" w:hAnsi="Courier New" w:cs="Courier New"/>
-        </w:rPr>
-        <w:t>As he runs, h</w:t>
-      </w:r>
-      <w:r>
-        <w:rPr>
-          <w:rFonts w:ascii="Courier New" w:hAnsi="Courier New" w:cs="Courier New"/>
-        </w:rPr>
-        <w:t xml:space="preserve">e </w:t>
-      </w:r>
-      <w:r>
-        <w:rPr>
-          <w:rFonts w:ascii="Courier New" w:hAnsi="Courier New" w:cs="Courier New"/>
-        </w:rPr>
-        <w:t>turns</w:t>
-      </w:r>
-      <w:r>
-        <w:rPr>
-          <w:rFonts w:ascii="Courier New" w:hAnsi="Courier New" w:cs="Courier New"/>
-        </w:rPr>
-        <w:t xml:space="preserve"> back </w:t>
-      </w:r>
-      <w:r>
-        <w:rPr>
-          <w:rFonts w:ascii="Courier New" w:hAnsi="Courier New" w:cs="Courier New"/>
-        </w:rPr>
-        <w:t>to have a looksee</w:t>
-      </w:r>
-      <w:r>
-        <w:rPr>
-          <w:rFonts w:ascii="Courier New" w:hAnsi="Courier New" w:cs="Courier New"/>
-        </w:rPr>
-        <w:t xml:space="preserve">- </w:t>
-      </w:r>
-      <w:r>
-        <w:rPr>
-          <w:rFonts w:ascii="Courier New" w:hAnsi="Courier New" w:cs="Courier New"/>
-        </w:rPr>
-        <w:t>BHAM!</w:t>
-      </w:r>
-      <w:r>
-        <w:rPr>
-          <w:rFonts w:ascii="Courier New" w:hAnsi="Courier New" w:cs="Courier New"/>
-        </w:rPr>
-        <w:t xml:space="preserve"> </w:t>
-      </w:r>
-      <w:r>
-        <w:rPr>
-          <w:rFonts w:ascii="Courier New" w:hAnsi="Courier New" w:cs="Courier New"/>
-        </w:rPr>
-        <w:t>H</w:t>
-      </w:r>
-      <w:r>
-        <w:rPr>
-          <w:rFonts w:ascii="Courier New" w:hAnsi="Courier New" w:cs="Courier New"/>
-        </w:rPr>
-        <w:t>e tumbles into a huge tree in the middle of the field</w:t>
-      </w:r>
-      <w:r>
-        <w:rPr>
-          <w:rFonts w:ascii="Courier New" w:hAnsi="Courier New" w:cs="Courier New"/>
-        </w:rPr>
-        <w:t>. H</w:t>
-      </w:r>
-      <w:r>
-        <w:rPr>
-          <w:rFonts w:ascii="Courier New" w:hAnsi="Courier New" w:cs="Courier New"/>
-        </w:rPr>
-        <w:t>it</w:t>
-      </w:r>
-      <w:r>
-        <w:rPr>
-          <w:rFonts w:ascii="Courier New" w:hAnsi="Courier New" w:cs="Courier New"/>
-        </w:rPr>
-        <w:t xml:space="preserve">s </w:t>
-      </w:r>
-      <w:r>
-        <w:rPr>
-          <w:rFonts w:ascii="Courier New" w:hAnsi="Courier New" w:cs="Courier New"/>
-        </w:rPr>
-        <w:t>his face</w:t>
-      </w:r>
-      <w:r>
-        <w:rPr>
-          <w:rFonts w:ascii="Courier New" w:hAnsi="Courier New" w:cs="Courier New"/>
-        </w:rPr>
-        <w:t xml:space="preserve"> and falls </w:t>
-      </w:r>
-      <w:r>
-        <w:rPr>
-          <w:rFonts w:ascii="Courier New" w:hAnsi="Courier New" w:cs="Courier New"/>
-        </w:rPr>
-        <w:t xml:space="preserve">to the </w:t>
-      </w:r>
-      <w:r>
-        <w:rPr>
-          <w:rFonts w:ascii="Courier New" w:hAnsi="Courier New" w:cs="Courier New"/>
-        </w:rPr>
-        <w:t>ground.</w:t>
-      </w:r>
-    </w:p>
-    <w:p>
-      <w:pPr>
-        <w:spacing w:line="240" w:lineRule="auto"/>
-        <w:rPr>
-          <w:rFonts w:ascii="Courier New" w:hAnsi="Courier New" w:cs="Courier New"/>
-        </w:rPr>
-      </w:pPr>
-      <w:r>
-        <w:rPr>
-          <w:rFonts w:ascii="Courier New" w:hAnsi="Courier New" w:cs="Courier New"/>
-        </w:rPr>
-        <w:t xml:space="preserve">A </w:t>
-      </w:r>
-      <w:r>
-        <w:rPr>
-          <w:rFonts w:ascii="Courier New" w:hAnsi="Courier New" w:cs="Courier New"/>
-        </w:rPr>
-        <w:t xml:space="preserve">loud </w:t>
-      </w:r>
-      <w:r>
-        <w:rPr>
-          <w:rFonts w:ascii="Courier New" w:hAnsi="Courier New" w:cs="Courier New"/>
-        </w:rPr>
-        <w:t>t</w:t>
-      </w:r>
-      <w:r>
-        <w:rPr>
-          <w:rFonts w:ascii="Courier New" w:hAnsi="Courier New" w:cs="Courier New"/>
-        </w:rPr>
-        <w:t>hunder</w:t>
-      </w:r>
-      <w:r>
-        <w:rPr>
-          <w:rFonts w:ascii="Courier New" w:hAnsi="Courier New" w:cs="Courier New"/>
-        </w:rPr>
-        <w:t xml:space="preserve"> </w:t>
-      </w:r>
-      <w:r>
-        <w:rPr>
-          <w:rFonts w:ascii="Courier New" w:hAnsi="Courier New" w:cs="Courier New"/>
-        </w:rPr>
-        <w:t xml:space="preserve">jolts </w:t>
-      </w:r>
-      <w:r>
-        <w:rPr>
-          <w:rFonts w:ascii="Courier New" w:hAnsi="Courier New" w:cs="Courier New"/>
-        </w:rPr>
-        <w:t>him up</w:t>
-      </w:r>
-      <w:r>
-        <w:rPr>
-          <w:rFonts w:ascii="Courier New" w:hAnsi="Courier New" w:cs="Courier New"/>
-        </w:rPr>
-        <w:t>. He s</w:t>
-      </w:r>
-      <w:r>
-        <w:rPr>
-          <w:rFonts w:ascii="Courier New" w:hAnsi="Courier New" w:cs="Courier New"/>
-        </w:rPr>
-        <w:t>lowly stands up</w:t>
-      </w:r>
-      <w:r>
-        <w:rPr>
-          <w:rFonts w:ascii="Courier New" w:hAnsi="Courier New" w:cs="Courier New"/>
-        </w:rPr>
-        <w:t xml:space="preserve"> and looks around</w:t>
-      </w:r>
-      <w:r>
-        <w:rPr>
-          <w:rFonts w:ascii="Courier New" w:hAnsi="Courier New" w:cs="Courier New"/>
-        </w:rPr>
-        <w:t>.</w:t>
-      </w:r>
-      <w:r>
-        <w:rPr>
-          <w:rFonts w:ascii="Courier New" w:hAnsi="Courier New" w:cs="Courier New"/>
-        </w:rPr>
-        <w:t xml:space="preserve"> </w:t>
-      </w:r>
-      <w:r>
-        <w:rPr>
-          <w:rFonts w:ascii="Courier New" w:hAnsi="Courier New" w:cs="Courier New"/>
-        </w:rPr>
-        <w:t xml:space="preserve">In the distance— ghostly </w:t>
-      </w:r>
-      <w:bookmarkStart w:id="11" w:name="_Hlk215254318"/>
-      <w:r>
-        <w:rPr>
-          <w:rFonts w:ascii="Courier New" w:hAnsi="Courier New" w:cs="Courier New"/>
-        </w:rPr>
-        <w:t xml:space="preserve">silhouettes </w:t>
-      </w:r>
-      <w:bookmarkEnd w:id="11"/>
-      <w:r>
-        <w:rPr>
-          <w:rFonts w:ascii="Courier New" w:hAnsi="Courier New" w:cs="Courier New"/>
-        </w:rPr>
-        <w:t>shuffle like memories without bodies.</w:t>
-      </w:r>
-    </w:p>
-    <w:p>
-      <w:pPr>
-        <w:spacing w:line="240" w:lineRule="auto"/>
-        <w:rPr>
-          <w:rFonts w:ascii="Courier New" w:hAnsi="Courier New" w:cs="Courier New"/>
-        </w:rPr>
-      </w:pPr>
-      <w:r>
-        <w:rPr>
-          <w:rFonts w:ascii="Courier New" w:hAnsi="Courier New" w:cs="Courier New"/>
-        </w:rPr>
-        <w:t xml:space="preserve">A soft voice </w:t>
-      </w:r>
-      <w:r>
-        <w:rPr>
-          <w:rFonts w:ascii="Courier New" w:hAnsi="Courier New" w:cs="Courier New"/>
-        </w:rPr>
-        <w:t>echoes through the wind</w:t>
-      </w:r>
-      <w:r>
-        <w:rPr>
-          <w:rFonts w:ascii="Courier New" w:hAnsi="Courier New" w:cs="Courier New"/>
-        </w:rPr>
-        <w:t>.</w:t>
-      </w:r>
-    </w:p>
-    <w:p>
-      <w:pPr>
-        <w:spacing w:line="240" w:lineRule="auto"/>
         <w:jc w:val="center"/>
         <w:rPr>
           <w:rFonts w:ascii="Courier New" w:hAnsi="Courier New" w:cs="Courier New"/>
@@ -34962,15 +35923,76 @@
           <w:b/>
           <w:bCs/>
         </w:rPr>
-        <w:t xml:space="preserve">THE VOICE </w:t>
-      </w:r>
-      <w:r>
-        <w:rPr>
-          <w:rFonts w:ascii="Courier New" w:hAnsi="Courier New" w:cs="Courier New"/>
-          <w:i/>
-          <w:iCs/>
-        </w:rPr>
-        <w:t>(O.S.</w:t>
+        <w:t xml:space="preserve">ADI </w:t>
+      </w:r>
+      <w:r>
+        <w:rPr>
+          <w:rFonts w:ascii="Courier New" w:hAnsi="Courier New" w:cs="Courier New"/>
+          <w:i/>
+          <w:iCs/>
+        </w:rPr>
+        <w:t>(sacred)</w:t>
+      </w:r>
+      <w:r>
+        <w:rPr>
+          <w:rFonts w:ascii="Courier New" w:hAnsi="Courier New" w:cs="Courier New"/>
+          <w:b/>
+          <w:bCs/>
+        </w:rPr>
+        <w:br/>
+      </w:r>
+      <w:r>
+        <w:rPr>
+          <w:rFonts w:ascii="Courier New" w:hAnsi="Courier New" w:cs="Courier New"/>
+        </w:rPr>
+        <w:t xml:space="preserve">Yaar </w:t>
+      </w:r>
+      <w:proofErr w:type="spellStart"/>
+      <w:r>
+        <w:rPr>
+          <w:rFonts w:ascii="Courier New" w:hAnsi="Courier New" w:cs="Courier New"/>
+        </w:rPr>
+        <w:t>neenu</w:t>
+      </w:r>
+      <w:proofErr w:type="spellEnd"/>
+      <w:r>
+        <w:rPr>
+          <w:rFonts w:ascii="Courier New" w:hAnsi="Courier New" w:cs="Courier New"/>
+        </w:rPr>
+        <w:t>?</w:t>
+      </w:r>
+    </w:p>
+    <w:p>
+      <w:pPr>
+        <w:spacing w:line="240" w:lineRule="auto"/>
+        <w:jc w:val="center"/>
+        <w:rPr>
+          <w:rFonts w:ascii="Courier New" w:hAnsi="Courier New" w:cs="Courier New"/>
+        </w:rPr>
+      </w:pPr>
+      <w:r>
+        <w:rPr>
+          <w:rFonts w:ascii="Courier New" w:hAnsi="Courier New" w:cs="Courier New"/>
+          <w:b/>
+          <w:bCs/>
+        </w:rPr>
+        <w:t xml:space="preserve">BEING </w:t>
+      </w:r>
+      <w:r>
+        <w:rPr>
+          <w:rFonts w:ascii="Courier New" w:hAnsi="Courier New" w:cs="Courier New"/>
+          <w:i/>
+          <w:iCs/>
+        </w:rPr>
+        <w:t>(calmly</w:t>
+      </w:r>
+      <w:r>
+        <w:rPr>
+          <w:rFonts w:ascii="Courier New" w:hAnsi="Courier New" w:cs="Courier New"/>
+          <w:i/>
+          <w:iCs/>
+        </w:rPr>
+        <w:t>, divine</w:t>
       </w:r>
       <w:r>
         <w:rPr>
@@ -34983,136 +36005,68 @@
       <w:r>
         <w:rPr>
           <w:rFonts w:ascii="Courier New" w:hAnsi="Courier New" w:cs="Courier New"/>
-          <w:i/>
-          <w:iCs/>
         </w:rPr>
         <w:br/>
       </w:r>
-      <w:r>
-        <w:rPr>
-          <w:rFonts w:ascii="Courier New" w:hAnsi="Courier New" w:cs="Courier New"/>
-          <w:i/>
-          <w:iCs/>
-        </w:rPr>
-        <w:t>(</w:t>
-      </w:r>
-      <w:r>
-        <w:rPr>
-          <w:rFonts w:ascii="Courier New" w:hAnsi="Courier New" w:cs="Courier New"/>
-          <w:i/>
-          <w:iCs/>
-        </w:rPr>
-        <w:t>echoing</w:t>
-      </w:r>
-      <w:r>
-        <w:rPr>
-          <w:rFonts w:ascii="Courier New" w:hAnsi="Courier New" w:cs="Courier New"/>
-          <w:i/>
-          <w:iCs/>
-        </w:rPr>
-        <w:t xml:space="preserve"> with reverse reverb</w:t>
-      </w:r>
-      <w:r>
-        <w:rPr>
-          <w:rFonts w:ascii="Courier New" w:hAnsi="Courier New" w:cs="Courier New"/>
-          <w:i/>
-          <w:iCs/>
-        </w:rPr>
-        <w:t>)</w:t>
-      </w:r>
-      <w:r>
-        <w:rPr>
-          <w:rFonts w:ascii="Courier New" w:hAnsi="Courier New" w:cs="Courier New"/>
-        </w:rPr>
-        <w:t xml:space="preserve"> </w:t>
-      </w:r>
-      <w:r>
-        <w:rPr>
-          <w:rFonts w:ascii="Courier New" w:hAnsi="Courier New" w:cs="Courier New"/>
-        </w:rPr>
-        <w:t>Adi!</w:t>
-      </w:r>
-    </w:p>
-    <w:p>
-      <w:pPr>
-        <w:spacing w:line="240" w:lineRule="auto"/>
-        <w:rPr>
-          <w:rFonts w:ascii="Courier New" w:hAnsi="Courier New" w:cs="Courier New"/>
-        </w:rPr>
-      </w:pPr>
-      <w:r>
-        <w:rPr>
-          <w:rFonts w:ascii="Courier New" w:hAnsi="Courier New" w:cs="Courier New"/>
-        </w:rPr>
-        <w:t>Adi turns</w:t>
-      </w:r>
-      <w:r>
-        <w:rPr>
-          <w:rFonts w:ascii="Courier New" w:hAnsi="Courier New" w:cs="Courier New"/>
-        </w:rPr>
-        <w:t xml:space="preserve"> towards the voice- </w:t>
-      </w:r>
-      <w:r>
-        <w:rPr>
-          <w:rFonts w:ascii="Courier New" w:hAnsi="Courier New" w:cs="Courier New"/>
-        </w:rPr>
-        <w:t>Tears fill in his eyes.</w:t>
-      </w:r>
-    </w:p>
-    <w:p>
-      <w:pPr>
-        <w:spacing w:line="240" w:lineRule="auto"/>
-        <w:rPr>
-          <w:rFonts w:ascii="Courier New" w:hAnsi="Courier New" w:cs="Courier New"/>
-        </w:rPr>
-      </w:pPr>
-      <w:r>
-        <w:rPr>
-          <w:rFonts w:ascii="Courier New" w:hAnsi="Courier New" w:cs="Courier New"/>
-        </w:rPr>
-        <w:t>It’s his father- C</w:t>
-      </w:r>
-      <w:r>
-        <w:rPr>
-          <w:rFonts w:ascii="Courier New" w:hAnsi="Courier New" w:cs="Courier New"/>
-        </w:rPr>
-        <w:t xml:space="preserve">alm </w:t>
-      </w:r>
-      <w:r>
-        <w:rPr>
-          <w:rFonts w:ascii="Courier New" w:hAnsi="Courier New" w:cs="Courier New"/>
-        </w:rPr>
-        <w:t>with a soft glow</w:t>
-      </w:r>
-      <w:r>
-        <w:rPr>
-          <w:rFonts w:ascii="Courier New" w:hAnsi="Courier New" w:cs="Courier New"/>
-        </w:rPr>
-        <w:t>.</w:t>
-      </w:r>
-      <w:r>
-        <w:rPr>
-          <w:rFonts w:ascii="Courier New" w:hAnsi="Courier New" w:cs="Courier New"/>
-        </w:rPr>
-        <w:t xml:space="preserve"> S</w:t>
-      </w:r>
-      <w:r>
-        <w:rPr>
-          <w:rFonts w:ascii="Courier New" w:hAnsi="Courier New" w:cs="Courier New"/>
-        </w:rPr>
-        <w:t>tand</w:t>
-      </w:r>
-      <w:r>
-        <w:rPr>
-          <w:rFonts w:ascii="Courier New" w:hAnsi="Courier New" w:cs="Courier New"/>
-        </w:rPr>
-        <w:t>ing</w:t>
-      </w:r>
-      <w:r>
-        <w:rPr>
-          <w:rFonts w:ascii="Courier New" w:hAnsi="Courier New" w:cs="Courier New"/>
-        </w:rPr>
-        <w:t xml:space="preserve"> with a welcoming smile.</w:t>
+      <w:proofErr w:type="spellStart"/>
+      <w:r>
+        <w:rPr>
+          <w:rFonts w:ascii="Courier New" w:hAnsi="Courier New" w:cs="Courier New"/>
+        </w:rPr>
+        <w:t>Naanu</w:t>
+      </w:r>
+      <w:proofErr w:type="spellEnd"/>
+      <w:r>
+        <w:rPr>
+          <w:rFonts w:ascii="Courier New" w:hAnsi="Courier New" w:cs="Courier New"/>
+        </w:rPr>
+        <w:t xml:space="preserve"> </w:t>
+      </w:r>
+      <w:r>
+        <w:rPr>
+          <w:rFonts w:ascii="Courier New" w:hAnsi="Courier New" w:cs="Courier New"/>
+        </w:rPr>
+        <w:t>Vasu</w:t>
+      </w:r>
+      <w:r>
+        <w:rPr>
+          <w:rFonts w:ascii="Courier New" w:hAnsi="Courier New" w:cs="Courier New"/>
+        </w:rPr>
+        <w:t xml:space="preserve">… </w:t>
+      </w:r>
+      <w:proofErr w:type="spellStart"/>
+      <w:r>
+        <w:rPr>
+          <w:rFonts w:ascii="Courier New" w:hAnsi="Courier New" w:cs="Courier New"/>
+        </w:rPr>
+        <w:t>Pitr</w:t>
+      </w:r>
+      <w:r>
+        <w:rPr>
+          <w:rFonts w:ascii="Courier New" w:hAnsi="Courier New" w:cs="Courier New"/>
+        </w:rPr>
+        <w:t>u</w:t>
+      </w:r>
+      <w:proofErr w:type="spellEnd"/>
+      <w:r>
+        <w:rPr>
+          <w:rFonts w:ascii="Courier New" w:hAnsi="Courier New" w:cs="Courier New"/>
+        </w:rPr>
+        <w:t xml:space="preserve"> Deva Vasu</w:t>
+      </w:r>
+    </w:p>
+    <w:p>
+      <w:pPr>
+        <w:spacing w:line="240" w:lineRule="auto"/>
+        <w:rPr>
+          <w:rFonts w:ascii="Courier New" w:hAnsi="Courier New" w:cs="Courier New"/>
+        </w:rPr>
+      </w:pPr>
+      <w:r>
+        <w:rPr>
+          <w:rFonts w:ascii="Courier New" w:hAnsi="Courier New" w:cs="Courier New"/>
+        </w:rPr>
+        <w:t>Adi’s stomach growls again.</w:t>
       </w:r>
     </w:p>
     <w:p>
@@ -35121,729 +36075,8 @@
         <w:jc w:val="center"/>
         <w:rPr>
           <w:rFonts w:ascii="Courier New" w:hAnsi="Courier New" w:cs="Courier New"/>
-        </w:rPr>
-      </w:pPr>
-      <w:r>
-        <w:rPr>
-          <w:rFonts w:ascii="Courier New" w:hAnsi="Courier New" w:cs="Courier New"/>
-          <w:b/>
-          <w:bCs/>
-        </w:rPr>
-        <w:t>FATHER</w:t>
-      </w:r>
-      <w:r>
-        <w:rPr>
-          <w:rFonts w:ascii="Courier New" w:hAnsi="Courier New" w:cs="Courier New"/>
-        </w:rPr>
-        <w:t xml:space="preserve"> </w:t>
-      </w:r>
-      <w:r>
-        <w:rPr>
-          <w:rFonts w:ascii="Courier New" w:hAnsi="Courier New" w:cs="Courier New"/>
-          <w:i/>
-          <w:iCs/>
-        </w:rPr>
-        <w:t>(echoing)</w:t>
-      </w:r>
-      <w:r>
-        <w:rPr>
-          <w:rFonts w:ascii="Courier New" w:hAnsi="Courier New" w:cs="Courier New"/>
-          <w:i/>
-          <w:iCs/>
-        </w:rPr>
-        <w:br/>
-      </w:r>
-      <w:r>
-        <w:rPr>
-          <w:rFonts w:ascii="Courier New" w:hAnsi="Courier New" w:cs="Courier New"/>
-        </w:rPr>
-        <w:t>Adi</w:t>
-      </w:r>
-      <w:r>
-        <w:rPr>
-          <w:rFonts w:ascii="Courier New" w:hAnsi="Courier New" w:cs="Courier New"/>
-        </w:rPr>
-        <w:t>!</w:t>
-      </w:r>
-    </w:p>
-    <w:p>
-      <w:pPr>
-        <w:spacing w:line="240" w:lineRule="auto"/>
-        <w:jc w:val="center"/>
-        <w:rPr>
-          <w:rFonts w:ascii="Courier New" w:hAnsi="Courier New" w:cs="Courier New"/>
-        </w:rPr>
-      </w:pPr>
-      <w:r>
-        <w:rPr>
-          <w:rFonts w:ascii="Courier New" w:hAnsi="Courier New" w:cs="Courier New"/>
-          <w:b/>
-          <w:bCs/>
-        </w:rPr>
-        <w:t>ADI</w:t>
-      </w:r>
-      <w:r>
-        <w:rPr>
-          <w:rFonts w:ascii="Courier New" w:hAnsi="Courier New" w:cs="Courier New"/>
-        </w:rPr>
-        <w:t xml:space="preserve"> </w:t>
-      </w:r>
-      <w:r>
-        <w:rPr>
-          <w:rFonts w:ascii="Courier New" w:hAnsi="Courier New" w:cs="Courier New"/>
-          <w:i/>
-          <w:iCs/>
-        </w:rPr>
-        <w:t>(teary, weak)</w:t>
-      </w:r>
-      <w:r>
-        <w:rPr>
-          <w:rFonts w:ascii="Courier New" w:hAnsi="Courier New" w:cs="Courier New"/>
-        </w:rPr>
-        <w:br/>
-      </w:r>
-      <w:r>
-        <w:rPr>
-          <w:rFonts w:ascii="Courier New" w:hAnsi="Courier New" w:cs="Courier New"/>
-        </w:rPr>
-        <w:t>Appa?</w:t>
-      </w:r>
-      <w:r>
-        <w:rPr>
-          <w:rFonts w:ascii="Courier New" w:hAnsi="Courier New" w:cs="Courier New"/>
-        </w:rPr>
-        <w:t xml:space="preserve"> </w:t>
-      </w:r>
-      <w:r>
-        <w:rPr>
-          <w:rFonts w:ascii="Courier New" w:hAnsi="Courier New" w:cs="Courier New"/>
-        </w:rPr>
-        <w:t xml:space="preserve">En </w:t>
-      </w:r>
-      <w:proofErr w:type="spellStart"/>
-      <w:r>
-        <w:rPr>
-          <w:rFonts w:ascii="Courier New" w:hAnsi="Courier New" w:cs="Courier New"/>
-        </w:rPr>
-        <w:t>agtide</w:t>
-      </w:r>
-      <w:proofErr w:type="spellEnd"/>
-      <w:r>
-        <w:rPr>
-          <w:rFonts w:ascii="Courier New" w:hAnsi="Courier New" w:cs="Courier New"/>
-        </w:rPr>
-        <w:t xml:space="preserve"> </w:t>
-      </w:r>
-      <w:proofErr w:type="spellStart"/>
-      <w:r>
-        <w:rPr>
-          <w:rFonts w:ascii="Courier New" w:hAnsi="Courier New" w:cs="Courier New"/>
-        </w:rPr>
-        <w:t>nange</w:t>
-      </w:r>
-      <w:proofErr w:type="spellEnd"/>
-      <w:r>
-        <w:rPr>
-          <w:rFonts w:ascii="Courier New" w:hAnsi="Courier New" w:cs="Courier New"/>
-        </w:rPr>
-        <w:t>?</w:t>
-      </w:r>
-    </w:p>
-    <w:p>
-      <w:pPr>
-        <w:spacing w:line="240" w:lineRule="auto"/>
-        <w:jc w:val="center"/>
-        <w:rPr>
-          <w:rFonts w:ascii="Courier New" w:hAnsi="Courier New" w:cs="Courier New"/>
-        </w:rPr>
-      </w:pPr>
-      <w:r>
-        <w:rPr>
-          <w:rFonts w:ascii="Courier New" w:hAnsi="Courier New" w:cs="Courier New"/>
-          <w:b/>
-          <w:bCs/>
-        </w:rPr>
-        <w:t>FATHER</w:t>
-      </w:r>
-      <w:r>
-        <w:rPr>
-          <w:rFonts w:ascii="Courier New" w:hAnsi="Courier New" w:cs="Courier New"/>
-        </w:rPr>
-        <w:t xml:space="preserve"> </w:t>
-      </w:r>
-      <w:r>
-        <w:rPr>
-          <w:rFonts w:ascii="Courier New" w:hAnsi="Courier New" w:cs="Courier New"/>
-          <w:i/>
-          <w:iCs/>
-        </w:rPr>
-        <w:t>(gentle)</w:t>
-      </w:r>
-      <w:r>
-        <w:rPr>
-          <w:rFonts w:ascii="Courier New" w:hAnsi="Courier New" w:cs="Courier New"/>
-          <w:i/>
-          <w:iCs/>
-        </w:rPr>
-        <w:br/>
-      </w:r>
-      <w:proofErr w:type="spellStart"/>
-      <w:r>
-        <w:rPr>
-          <w:rFonts w:ascii="Courier New" w:hAnsi="Courier New" w:cs="Courier New"/>
-        </w:rPr>
-        <w:t>Hedrubeda</w:t>
-      </w:r>
-      <w:proofErr w:type="spellEnd"/>
-      <w:r>
-        <w:rPr>
-          <w:rFonts w:ascii="Courier New" w:hAnsi="Courier New" w:cs="Courier New"/>
-        </w:rPr>
-        <w:t>!</w:t>
-      </w:r>
-      <w:r>
-        <w:rPr>
-          <w:rFonts w:ascii="Courier New" w:hAnsi="Courier New" w:cs="Courier New"/>
-        </w:rPr>
-        <w:t xml:space="preserve"> </w:t>
-      </w:r>
-      <w:proofErr w:type="spellStart"/>
-      <w:r>
-        <w:rPr>
-          <w:rFonts w:ascii="Courier New" w:hAnsi="Courier New" w:cs="Courier New"/>
-        </w:rPr>
-        <w:t>Idu</w:t>
-      </w:r>
-      <w:proofErr w:type="spellEnd"/>
-      <w:r>
-        <w:rPr>
-          <w:rFonts w:ascii="Courier New" w:hAnsi="Courier New" w:cs="Courier New"/>
-        </w:rPr>
-        <w:t xml:space="preserve"> </w:t>
-      </w:r>
-      <w:proofErr w:type="spellStart"/>
-      <w:r>
-        <w:rPr>
-          <w:rFonts w:ascii="Courier New" w:hAnsi="Courier New" w:cs="Courier New"/>
-        </w:rPr>
-        <w:t>p</w:t>
-      </w:r>
-      <w:r>
-        <w:rPr>
-          <w:rFonts w:ascii="Courier New" w:hAnsi="Courier New" w:cs="Courier New"/>
-        </w:rPr>
-        <w:t>rakruthi</w:t>
-      </w:r>
-      <w:r>
-        <w:rPr>
-          <w:rFonts w:ascii="Courier New" w:hAnsi="Courier New" w:cs="Courier New"/>
-        </w:rPr>
-        <w:t>ya</w:t>
-      </w:r>
-      <w:proofErr w:type="spellEnd"/>
-      <w:r>
-        <w:rPr>
-          <w:rFonts w:ascii="Courier New" w:hAnsi="Courier New" w:cs="Courier New"/>
-        </w:rPr>
-        <w:t xml:space="preserve"> </w:t>
-      </w:r>
-      <w:r>
-        <w:rPr>
-          <w:rFonts w:ascii="Courier New" w:hAnsi="Courier New" w:cs="Courier New"/>
-        </w:rPr>
-        <w:t>n</w:t>
-      </w:r>
-      <w:r>
-        <w:rPr>
-          <w:rFonts w:ascii="Courier New" w:hAnsi="Courier New" w:cs="Courier New"/>
-        </w:rPr>
-        <w:t>iyama!</w:t>
-      </w:r>
-    </w:p>
-    <w:p>
-      <w:pPr>
-        <w:spacing w:line="240" w:lineRule="auto"/>
-        <w:rPr>
-          <w:rFonts w:ascii="Courier New" w:hAnsi="Courier New" w:cs="Courier New"/>
-        </w:rPr>
-      </w:pPr>
-      <w:r>
-        <w:rPr>
-          <w:rFonts w:ascii="Courier New" w:hAnsi="Courier New" w:cs="Courier New"/>
-        </w:rPr>
-        <w:t>A huge raven flies and sits on a branch of the tree.</w:t>
-      </w:r>
-    </w:p>
-    <w:p>
-      <w:pPr>
-        <w:spacing w:line="240" w:lineRule="auto"/>
-        <w:rPr>
-          <w:rFonts w:ascii="Courier New" w:hAnsi="Courier New" w:cs="Courier New"/>
-        </w:rPr>
-      </w:pPr>
-      <w:r>
-        <w:rPr>
-          <w:rFonts w:ascii="Courier New" w:hAnsi="Courier New" w:cs="Courier New"/>
-        </w:rPr>
-        <w:t xml:space="preserve">Suddenly, </w:t>
-      </w:r>
-      <w:r>
-        <w:rPr>
-          <w:rFonts w:ascii="Courier New" w:hAnsi="Courier New" w:cs="Courier New"/>
-          <w:b/>
-          <w:bCs/>
-        </w:rPr>
-        <w:t>black</w:t>
-      </w:r>
-      <w:r>
-        <w:rPr>
-          <w:rFonts w:ascii="Courier New" w:hAnsi="Courier New" w:cs="Courier New"/>
-        </w:rPr>
-        <w:t xml:space="preserve"> </w:t>
-      </w:r>
-      <w:r>
-        <w:rPr>
-          <w:rFonts w:ascii="Courier New" w:hAnsi="Courier New" w:cs="Courier New"/>
-          <w:b/>
-          <w:bCs/>
-        </w:rPr>
-        <w:t>sesame seeds</w:t>
-      </w:r>
-      <w:r>
-        <w:rPr>
-          <w:rFonts w:ascii="Courier New" w:hAnsi="Courier New" w:cs="Courier New"/>
-        </w:rPr>
-        <w:t xml:space="preserve"> appear around Adi’s mouth.</w:t>
-      </w:r>
-      <w:r>
-        <w:rPr>
-          <w:rFonts w:ascii="Courier New" w:hAnsi="Courier New" w:cs="Courier New"/>
-        </w:rPr>
-        <w:t xml:space="preserve"> </w:t>
-      </w:r>
-      <w:r>
-        <w:rPr>
-          <w:rFonts w:ascii="Courier New" w:hAnsi="Courier New" w:cs="Courier New"/>
-        </w:rPr>
-        <w:t xml:space="preserve">Confused- </w:t>
-      </w:r>
-      <w:r>
-        <w:rPr>
-          <w:rFonts w:ascii="Courier New" w:hAnsi="Courier New" w:cs="Courier New"/>
-        </w:rPr>
-        <w:t>He brushes them off,</w:t>
-      </w:r>
-      <w:r>
-        <w:rPr>
-          <w:rFonts w:ascii="Courier New" w:hAnsi="Courier New" w:cs="Courier New"/>
-        </w:rPr>
-        <w:t xml:space="preserve"> putting them on the ground</w:t>
-      </w:r>
-      <w:r>
-        <w:rPr>
-          <w:rFonts w:ascii="Courier New" w:hAnsi="Courier New" w:cs="Courier New"/>
-        </w:rPr>
-        <w:t>.</w:t>
-      </w:r>
-      <w:r>
-        <w:rPr>
-          <w:rFonts w:ascii="Courier New" w:hAnsi="Courier New" w:cs="Courier New"/>
-        </w:rPr>
-        <w:t xml:space="preserve"> </w:t>
-      </w:r>
-      <w:r>
-        <w:rPr>
-          <w:rFonts w:ascii="Courier New" w:hAnsi="Courier New" w:cs="Courier New"/>
-        </w:rPr>
-        <w:t xml:space="preserve">The raven flies and </w:t>
-      </w:r>
-      <w:r>
-        <w:rPr>
-          <w:rFonts w:ascii="Courier New" w:hAnsi="Courier New" w:cs="Courier New"/>
-        </w:rPr>
-        <w:t xml:space="preserve">begins eating the </w:t>
-      </w:r>
-      <w:r>
-        <w:rPr>
-          <w:rFonts w:ascii="Courier New" w:hAnsi="Courier New" w:cs="Courier New"/>
-        </w:rPr>
-        <w:t>sesame</w:t>
-      </w:r>
-      <w:r>
-        <w:rPr>
-          <w:rFonts w:ascii="Courier New" w:hAnsi="Courier New" w:cs="Courier New"/>
-        </w:rPr>
-        <w:t>.</w:t>
-      </w:r>
-    </w:p>
-    <w:p>
-      <w:pPr>
-        <w:spacing w:line="240" w:lineRule="auto"/>
-        <w:rPr>
-          <w:rFonts w:ascii="Courier New" w:hAnsi="Courier New" w:cs="Courier New"/>
-        </w:rPr>
-      </w:pPr>
-      <w:r>
-        <w:rPr>
-          <w:rFonts w:ascii="Courier New" w:hAnsi="Courier New" w:cs="Courier New"/>
-        </w:rPr>
-        <w:t xml:space="preserve">A </w:t>
-      </w:r>
-      <w:r>
-        <w:rPr>
-          <w:rFonts w:ascii="Courier New" w:hAnsi="Courier New" w:cs="Courier New"/>
-        </w:rPr>
-        <w:t>loud thunderclap</w:t>
-      </w:r>
-      <w:r>
-        <w:rPr>
-          <w:rFonts w:ascii="Courier New" w:hAnsi="Courier New" w:cs="Courier New"/>
-        </w:rPr>
-        <w:t xml:space="preserve"> rips the sky.</w:t>
-      </w:r>
-      <w:r>
-        <w:rPr>
-          <w:rFonts w:ascii="Courier New" w:hAnsi="Courier New" w:cs="Courier New"/>
-        </w:rPr>
-        <w:t xml:space="preserve"> </w:t>
-      </w:r>
-      <w:r>
-        <w:rPr>
-          <w:rFonts w:ascii="Courier New" w:hAnsi="Courier New" w:cs="Courier New"/>
-        </w:rPr>
-        <w:t>Adi breathes heavier. His stomach growls.</w:t>
-      </w:r>
-    </w:p>
-    <w:p>
-      <w:pPr>
-        <w:spacing w:line="240" w:lineRule="auto"/>
-        <w:jc w:val="center"/>
-        <w:rPr>
-          <w:rFonts w:ascii="Courier New" w:hAnsi="Courier New" w:cs="Courier New"/>
-        </w:rPr>
-      </w:pPr>
-      <w:r>
-        <w:rPr>
-          <w:rFonts w:ascii="Courier New" w:hAnsi="Courier New" w:cs="Courier New"/>
-          <w:b/>
-          <w:bCs/>
-        </w:rPr>
-        <w:t>FATHER</w:t>
-      </w:r>
-      <w:r>
-        <w:rPr>
-          <w:rFonts w:ascii="Courier New" w:hAnsi="Courier New" w:cs="Courier New"/>
-        </w:rPr>
-        <w:t xml:space="preserve"> </w:t>
-      </w:r>
-      <w:r>
-        <w:rPr>
-          <w:rFonts w:ascii="Courier New" w:hAnsi="Courier New" w:cs="Courier New"/>
-          <w:i/>
-          <w:iCs/>
-        </w:rPr>
-        <w:t>(smiling)</w:t>
-      </w:r>
-      <w:r>
-        <w:rPr>
-          <w:rFonts w:ascii="Courier New" w:hAnsi="Courier New" w:cs="Courier New"/>
-          <w:i/>
-          <w:iCs/>
-        </w:rPr>
-        <w:br/>
-      </w:r>
-      <w:proofErr w:type="spellStart"/>
-      <w:r>
-        <w:rPr>
-          <w:rFonts w:ascii="Courier New" w:hAnsi="Courier New" w:cs="Courier New"/>
-        </w:rPr>
-        <w:t>Hasiv</w:t>
-      </w:r>
-      <w:proofErr w:type="spellEnd"/>
-      <w:r>
-        <w:rPr>
-          <w:rFonts w:ascii="Courier New" w:hAnsi="Courier New" w:cs="Courier New"/>
-        </w:rPr>
-        <w:t xml:space="preserve"> </w:t>
-      </w:r>
-      <w:proofErr w:type="spellStart"/>
-      <w:r>
-        <w:rPr>
-          <w:rFonts w:ascii="Courier New" w:hAnsi="Courier New" w:cs="Courier New"/>
-        </w:rPr>
-        <w:t>agtidya</w:t>
-      </w:r>
-      <w:proofErr w:type="spellEnd"/>
-      <w:r>
-        <w:rPr>
-          <w:rFonts w:ascii="Courier New" w:hAnsi="Courier New" w:cs="Courier New"/>
-        </w:rPr>
-        <w:t xml:space="preserve"> </w:t>
-      </w:r>
-      <w:proofErr w:type="spellStart"/>
-      <w:r>
-        <w:rPr>
-          <w:rFonts w:ascii="Courier New" w:hAnsi="Courier New" w:cs="Courier New"/>
-        </w:rPr>
-        <w:t>maga</w:t>
-      </w:r>
-      <w:proofErr w:type="spellEnd"/>
-      <w:r>
-        <w:rPr>
-          <w:rFonts w:ascii="Courier New" w:hAnsi="Courier New" w:cs="Courier New"/>
-        </w:rPr>
-        <w:t>?</w:t>
-      </w:r>
-      <w:r>
-        <w:rPr>
-          <w:rFonts w:ascii="Courier New" w:hAnsi="Courier New" w:cs="Courier New"/>
-        </w:rPr>
-        <w:t xml:space="preserve"> </w:t>
-      </w:r>
-    </w:p>
-    <w:p>
-      <w:pPr>
-        <w:spacing w:line="240" w:lineRule="auto"/>
-        <w:rPr>
-          <w:rFonts w:ascii="Courier New" w:hAnsi="Courier New" w:cs="Courier New"/>
-        </w:rPr>
-      </w:pPr>
-      <w:r>
-        <w:rPr>
-          <w:rFonts w:ascii="Courier New" w:hAnsi="Courier New" w:cs="Courier New"/>
-        </w:rPr>
-        <w:t>CAMERA PANS up from his stomach to his face.</w:t>
-      </w:r>
-    </w:p>
-    <w:p>
-      <w:pPr>
-        <w:spacing w:line="240" w:lineRule="auto"/>
-        <w:jc w:val="center"/>
-        <w:rPr>
-          <w:rFonts w:ascii="Courier New" w:hAnsi="Courier New" w:cs="Courier New"/>
-        </w:rPr>
-      </w:pPr>
-      <w:r>
-        <w:rPr>
-          <w:rFonts w:ascii="Courier New" w:hAnsi="Courier New" w:cs="Courier New"/>
-          <w:b/>
-          <w:bCs/>
-        </w:rPr>
-        <w:t>ADI</w:t>
-      </w:r>
-      <w:r>
-        <w:rPr>
-          <w:rFonts w:ascii="Courier New" w:hAnsi="Courier New" w:cs="Courier New"/>
-        </w:rPr>
-        <w:t xml:space="preserve"> </w:t>
-      </w:r>
-      <w:r>
-        <w:rPr>
-          <w:rFonts w:ascii="Courier New" w:hAnsi="Courier New" w:cs="Courier New"/>
-          <w:i/>
-          <w:iCs/>
-        </w:rPr>
-        <w:t>(childlike</w:t>
-      </w:r>
-      <w:r>
-        <w:rPr>
-          <w:rFonts w:ascii="Courier New" w:hAnsi="Courier New" w:cs="Courier New"/>
-          <w:i/>
-          <w:iCs/>
-        </w:rPr>
-        <w:t>, tearing</w:t>
-      </w:r>
-      <w:r>
-        <w:rPr>
-          <w:rFonts w:ascii="Courier New" w:hAnsi="Courier New" w:cs="Courier New"/>
-          <w:i/>
-          <w:iCs/>
-        </w:rPr>
-        <w:t>)</w:t>
-      </w:r>
-      <w:r>
-        <w:rPr>
-          <w:rFonts w:ascii="Courier New" w:hAnsi="Courier New" w:cs="Courier New"/>
-          <w:i/>
-          <w:iCs/>
-        </w:rPr>
-        <w:br/>
-      </w:r>
-      <w:r>
-        <w:rPr>
-          <w:rFonts w:ascii="Courier New" w:hAnsi="Courier New" w:cs="Courier New"/>
-        </w:rPr>
-        <w:t>A</w:t>
-      </w:r>
-      <w:r>
-        <w:rPr>
-          <w:rFonts w:ascii="Courier New" w:hAnsi="Courier New" w:cs="Courier New"/>
-        </w:rPr>
-        <w:t>ppa</w:t>
-      </w:r>
-      <w:r>
-        <w:rPr>
-          <w:rFonts w:ascii="Courier New" w:hAnsi="Courier New" w:cs="Courier New"/>
-        </w:rPr>
-        <w:t>…</w:t>
-      </w:r>
-      <w:r>
-        <w:rPr>
-          <w:rFonts w:ascii="Courier New" w:hAnsi="Courier New" w:cs="Courier New"/>
-        </w:rPr>
-        <w:t xml:space="preserve"> </w:t>
-      </w:r>
-      <w:proofErr w:type="spellStart"/>
-      <w:r>
-        <w:rPr>
-          <w:rFonts w:ascii="Courier New" w:hAnsi="Courier New" w:cs="Courier New"/>
-        </w:rPr>
-        <w:t>Hasvagtide</w:t>
-      </w:r>
-      <w:proofErr w:type="spellEnd"/>
-      <w:r>
-        <w:rPr>
-          <w:rFonts w:ascii="Courier New" w:hAnsi="Courier New" w:cs="Courier New"/>
-        </w:rPr>
-        <w:t>!</w:t>
-      </w:r>
-    </w:p>
-    <w:p>
-      <w:pPr>
-        <w:spacing w:line="240" w:lineRule="auto"/>
-        <w:jc w:val="center"/>
-        <w:rPr>
-          <w:rFonts w:ascii="Courier New" w:hAnsi="Courier New" w:cs="Courier New"/>
-        </w:rPr>
-      </w:pPr>
-      <w:r>
-        <w:rPr>
-          <w:rFonts w:ascii="Courier New" w:hAnsi="Courier New" w:cs="Courier New"/>
-          <w:b/>
-          <w:bCs/>
-        </w:rPr>
-        <w:t xml:space="preserve">FATHER </w:t>
-      </w:r>
-      <w:r>
-        <w:rPr>
-          <w:rFonts w:ascii="Courier New" w:hAnsi="Courier New" w:cs="Courier New"/>
-          <w:i/>
-          <w:iCs/>
-        </w:rPr>
-        <w:t>(smiling)</w:t>
-      </w:r>
-      <w:r>
-        <w:rPr>
-          <w:rFonts w:ascii="Courier New" w:hAnsi="Courier New" w:cs="Courier New"/>
-        </w:rPr>
-        <w:br/>
-      </w:r>
-      <w:proofErr w:type="spellStart"/>
-      <w:r>
-        <w:rPr>
-          <w:rFonts w:ascii="Courier New" w:hAnsi="Courier New" w:cs="Courier New"/>
-        </w:rPr>
-        <w:t>Asthu</w:t>
-      </w:r>
-      <w:proofErr w:type="spellEnd"/>
-      <w:r>
-        <w:rPr>
-          <w:rFonts w:ascii="Courier New" w:hAnsi="Courier New" w:cs="Courier New"/>
-        </w:rPr>
-        <w:t>!</w:t>
-      </w:r>
-    </w:p>
-    <w:p>
-      <w:pPr>
-        <w:spacing w:line="240" w:lineRule="auto"/>
-        <w:rPr>
-          <w:rFonts w:ascii="Courier New" w:hAnsi="Courier New" w:cs="Courier New"/>
-        </w:rPr>
-      </w:pPr>
-      <w:r>
-        <w:rPr>
-          <w:rFonts w:ascii="Courier New" w:hAnsi="Courier New" w:cs="Courier New"/>
-        </w:rPr>
-        <w:t xml:space="preserve">A purple, translucent being appears beside him — tall, divine, with golden armbands, </w:t>
-      </w:r>
-      <w:r>
-        <w:rPr>
-          <w:rFonts w:ascii="Courier New" w:hAnsi="Courier New" w:cs="Courier New"/>
-        </w:rPr>
-        <w:t xml:space="preserve">and </w:t>
-      </w:r>
-      <w:r>
-        <w:rPr>
-          <w:rFonts w:ascii="Courier New" w:hAnsi="Courier New" w:cs="Courier New"/>
-        </w:rPr>
-        <w:t>a radiant crown</w:t>
-      </w:r>
-      <w:r>
-        <w:rPr>
-          <w:rFonts w:ascii="Courier New" w:hAnsi="Courier New" w:cs="Courier New"/>
-        </w:rPr>
-        <w:t>.</w:t>
-      </w:r>
-    </w:p>
-    <w:p>
-      <w:pPr>
-        <w:spacing w:line="240" w:lineRule="auto"/>
-        <w:jc w:val="center"/>
-        <w:rPr>
-          <w:rFonts w:ascii="Courier New" w:hAnsi="Courier New" w:cs="Courier New"/>
-        </w:rPr>
-      </w:pPr>
-      <w:r>
-        <w:rPr>
-          <w:rFonts w:ascii="Courier New" w:hAnsi="Courier New" w:cs="Courier New"/>
-          <w:b/>
-          <w:bCs/>
-        </w:rPr>
-        <w:t xml:space="preserve">ADI </w:t>
-      </w:r>
-      <w:r>
-        <w:rPr>
-          <w:rFonts w:ascii="Courier New" w:hAnsi="Courier New" w:cs="Courier New"/>
-          <w:i/>
-          <w:iCs/>
-        </w:rPr>
-        <w:t>(sacred)</w:t>
-      </w:r>
-      <w:r>
-        <w:rPr>
-          <w:rFonts w:ascii="Courier New" w:hAnsi="Courier New" w:cs="Courier New"/>
-          <w:b/>
-          <w:bCs/>
-        </w:rPr>
-        <w:br/>
-      </w:r>
-      <w:r>
-        <w:rPr>
-          <w:rFonts w:ascii="Courier New" w:hAnsi="Courier New" w:cs="Courier New"/>
-        </w:rPr>
-        <w:t xml:space="preserve">Yaar </w:t>
-      </w:r>
-      <w:proofErr w:type="spellStart"/>
-      <w:r>
-        <w:rPr>
-          <w:rFonts w:ascii="Courier New" w:hAnsi="Courier New" w:cs="Courier New"/>
-        </w:rPr>
-        <w:t>neenu</w:t>
-      </w:r>
-      <w:proofErr w:type="spellEnd"/>
-      <w:r>
-        <w:rPr>
-          <w:rFonts w:ascii="Courier New" w:hAnsi="Courier New" w:cs="Courier New"/>
-        </w:rPr>
-        <w:t>?</w:t>
-      </w:r>
-    </w:p>
-    <w:p>
-      <w:pPr>
-        <w:spacing w:line="240" w:lineRule="auto"/>
-        <w:jc w:val="center"/>
-        <w:rPr>
-          <w:rFonts w:ascii="Courier New" w:hAnsi="Courier New" w:cs="Courier New"/>
+          <w:i/>
+          <w:iCs/>
         </w:rPr>
       </w:pPr>
       <w:r>
@@ -35853,115 +36086,6 @@
           <w:bCs/>
         </w:rPr>
         <w:lastRenderedPageBreak/>
-        <w:t xml:space="preserve">BEING </w:t>
-      </w:r>
-      <w:r>
-        <w:rPr>
-          <w:rFonts w:ascii="Courier New" w:hAnsi="Courier New" w:cs="Courier New"/>
-          <w:i/>
-          <w:iCs/>
-        </w:rPr>
-        <w:t>(calmly</w:t>
-      </w:r>
-      <w:r>
-        <w:rPr>
-          <w:rFonts w:ascii="Courier New" w:hAnsi="Courier New" w:cs="Courier New"/>
-          <w:i/>
-          <w:iCs/>
-        </w:rPr>
-        <w:t>, divine</w:t>
-      </w:r>
-      <w:r>
-        <w:rPr>
-          <w:rFonts w:ascii="Courier New" w:hAnsi="Courier New" w:cs="Courier New"/>
-          <w:i/>
-          <w:iCs/>
-        </w:rPr>
-        <w:t>)</w:t>
-      </w:r>
-      <w:r>
-        <w:rPr>
-          <w:rFonts w:ascii="Courier New" w:hAnsi="Courier New" w:cs="Courier New"/>
-        </w:rPr>
-        <w:br/>
-      </w:r>
-      <w:proofErr w:type="spellStart"/>
-      <w:r>
-        <w:rPr>
-          <w:rFonts w:ascii="Courier New" w:hAnsi="Courier New" w:cs="Courier New"/>
-        </w:rPr>
-        <w:t>Naanu</w:t>
-      </w:r>
-      <w:proofErr w:type="spellEnd"/>
-      <w:r>
-        <w:rPr>
-          <w:rFonts w:ascii="Courier New" w:hAnsi="Courier New" w:cs="Courier New"/>
-        </w:rPr>
-        <w:t xml:space="preserve"> </w:t>
-      </w:r>
-      <w:r>
-        <w:rPr>
-          <w:rFonts w:ascii="Courier New" w:hAnsi="Courier New" w:cs="Courier New"/>
-        </w:rPr>
-        <w:t>Vasu</w:t>
-      </w:r>
-      <w:r>
-        <w:rPr>
-          <w:rFonts w:ascii="Courier New" w:hAnsi="Courier New" w:cs="Courier New"/>
-        </w:rPr>
-        <w:t xml:space="preserve">… </w:t>
-      </w:r>
-      <w:proofErr w:type="spellStart"/>
-      <w:r>
-        <w:rPr>
-          <w:rFonts w:ascii="Courier New" w:hAnsi="Courier New" w:cs="Courier New"/>
-        </w:rPr>
-        <w:t>Pitr</w:t>
-      </w:r>
-      <w:r>
-        <w:rPr>
-          <w:rFonts w:ascii="Courier New" w:hAnsi="Courier New" w:cs="Courier New"/>
-        </w:rPr>
-        <w:t>u</w:t>
-      </w:r>
-      <w:proofErr w:type="spellEnd"/>
-      <w:r>
-        <w:rPr>
-          <w:rFonts w:ascii="Courier New" w:hAnsi="Courier New" w:cs="Courier New"/>
-        </w:rPr>
-        <w:t xml:space="preserve"> Deva Vasu</w:t>
-      </w:r>
-    </w:p>
-    <w:p>
-      <w:pPr>
-        <w:spacing w:line="240" w:lineRule="auto"/>
-        <w:rPr>
-          <w:rFonts w:ascii="Courier New" w:hAnsi="Courier New" w:cs="Courier New"/>
-        </w:rPr>
-      </w:pPr>
-      <w:r>
-        <w:rPr>
-          <w:rFonts w:ascii="Courier New" w:hAnsi="Courier New" w:cs="Courier New"/>
-        </w:rPr>
-        <w:t>Adi’s stomach growls again.</w:t>
-      </w:r>
-    </w:p>
-    <w:p>
-      <w:pPr>
-        <w:spacing w:line="240" w:lineRule="auto"/>
-        <w:jc w:val="center"/>
-        <w:rPr>
-          <w:rFonts w:ascii="Courier New" w:hAnsi="Courier New" w:cs="Courier New"/>
-          <w:i/>
-          <w:iCs/>
-        </w:rPr>
-      </w:pPr>
-      <w:r>
-        <w:rPr>
-          <w:rFonts w:ascii="Courier New" w:hAnsi="Courier New" w:cs="Courier New"/>
-          <w:b/>
-          <w:bCs/>
-        </w:rPr>
         <w:t>VASU</w:t>
       </w:r>
       <w:r>
@@ -37576,99 +37700,99 @@
         <w:rPr>
           <w:rFonts w:ascii="Courier New" w:hAnsi="Courier New" w:cs="Courier New"/>
         </w:rPr>
+        <w:t xml:space="preserve">Adi </w:t>
+      </w:r>
+      <w:r>
+        <w:rPr>
+          <w:rFonts w:ascii="Courier New" w:hAnsi="Courier New" w:cs="Courier New"/>
+        </w:rPr>
+        <w:t xml:space="preserve">is now </w:t>
+      </w:r>
+      <w:r>
+        <w:rPr>
+          <w:rFonts w:ascii="Courier New" w:hAnsi="Courier New" w:cs="Courier New"/>
+        </w:rPr>
+        <w:t xml:space="preserve">back </w:t>
+      </w:r>
+      <w:r>
+        <w:rPr>
+          <w:rFonts w:ascii="Courier New" w:hAnsi="Courier New" w:cs="Courier New"/>
+        </w:rPr>
+        <w:t xml:space="preserve">in </w:t>
+      </w:r>
+      <w:r>
+        <w:rPr>
+          <w:rFonts w:ascii="Courier New" w:hAnsi="Courier New" w:cs="Courier New"/>
+        </w:rPr>
+        <w:t>the void</w:t>
+      </w:r>
+      <w:r>
+        <w:rPr>
+          <w:rFonts w:ascii="Courier New" w:hAnsi="Courier New" w:cs="Courier New"/>
+        </w:rPr>
+        <w:t xml:space="preserve"> filled with purple fog</w:t>
+      </w:r>
+      <w:r>
+        <w:rPr>
+          <w:rFonts w:ascii="Courier New" w:hAnsi="Courier New" w:cs="Courier New"/>
+        </w:rPr>
+        <w:t xml:space="preserve"> lit with </w:t>
+      </w:r>
+      <w:r>
+        <w:rPr>
+          <w:rFonts w:ascii="Courier New" w:hAnsi="Courier New" w:cs="Courier New"/>
+        </w:rPr>
+        <w:t>a bluish spotlight.</w:t>
+      </w:r>
+      <w:r>
+        <w:rPr>
+          <w:rFonts w:ascii="Courier New" w:hAnsi="Courier New" w:cs="Courier New"/>
+        </w:rPr>
+        <w:t xml:space="preserve"> </w:t>
+      </w:r>
+      <w:r>
+        <w:rPr>
+          <w:rFonts w:ascii="Courier New" w:hAnsi="Courier New" w:cs="Courier New"/>
+        </w:rPr>
+        <w:t xml:space="preserve">He watches the red </w:t>
+      </w:r>
+      <w:r>
+        <w:rPr>
+          <w:rFonts w:ascii="Courier New" w:hAnsi="Courier New" w:cs="Courier New"/>
+        </w:rPr>
+        <w:t xml:space="preserve">portal </w:t>
+      </w:r>
+      <w:r>
+        <w:rPr>
+          <w:rFonts w:ascii="Courier New" w:hAnsi="Courier New" w:cs="Courier New"/>
+        </w:rPr>
+        <w:t>drift away, vanishing</w:t>
+      </w:r>
+      <w:r>
+        <w:rPr>
+          <w:rFonts w:ascii="Courier New" w:hAnsi="Courier New" w:cs="Courier New"/>
+        </w:rPr>
+        <w:t>- As his head spins in confusion</w:t>
+      </w:r>
+      <w:r>
+        <w:rPr>
+          <w:rFonts w:ascii="Courier New" w:hAnsi="Courier New" w:cs="Courier New"/>
+        </w:rPr>
+        <w:t xml:space="preserve">. </w:t>
+      </w:r>
+    </w:p>
+    <w:p>
+      <w:pPr>
+        <w:spacing w:line="240" w:lineRule="auto"/>
+        <w:rPr>
+          <w:rFonts w:ascii="Courier New" w:hAnsi="Courier New" w:cs="Courier New"/>
+        </w:rPr>
+      </w:pPr>
+      <w:r>
+        <w:rPr>
+          <w:rFonts w:ascii="Courier New" w:hAnsi="Courier New" w:cs="Courier New"/>
+        </w:rPr>
         <w:lastRenderedPageBreak/>
-        <w:t xml:space="preserve">Adi </w:t>
-      </w:r>
-      <w:r>
-        <w:rPr>
-          <w:rFonts w:ascii="Courier New" w:hAnsi="Courier New" w:cs="Courier New"/>
-        </w:rPr>
-        <w:t xml:space="preserve">is now </w:t>
-      </w:r>
-      <w:r>
-        <w:rPr>
-          <w:rFonts w:ascii="Courier New" w:hAnsi="Courier New" w:cs="Courier New"/>
-        </w:rPr>
-        <w:t xml:space="preserve">back </w:t>
-      </w:r>
-      <w:r>
-        <w:rPr>
-          <w:rFonts w:ascii="Courier New" w:hAnsi="Courier New" w:cs="Courier New"/>
-        </w:rPr>
-        <w:t xml:space="preserve">in </w:t>
-      </w:r>
-      <w:r>
-        <w:rPr>
-          <w:rFonts w:ascii="Courier New" w:hAnsi="Courier New" w:cs="Courier New"/>
-        </w:rPr>
-        <w:t>the void</w:t>
-      </w:r>
-      <w:r>
-        <w:rPr>
-          <w:rFonts w:ascii="Courier New" w:hAnsi="Courier New" w:cs="Courier New"/>
-        </w:rPr>
-        <w:t xml:space="preserve"> filled with purple fog</w:t>
-      </w:r>
-      <w:r>
-        <w:rPr>
-          <w:rFonts w:ascii="Courier New" w:hAnsi="Courier New" w:cs="Courier New"/>
-        </w:rPr>
-        <w:t xml:space="preserve"> lit with </w:t>
-      </w:r>
-      <w:r>
-        <w:rPr>
-          <w:rFonts w:ascii="Courier New" w:hAnsi="Courier New" w:cs="Courier New"/>
-        </w:rPr>
-        <w:t>a bluish spotlight.</w:t>
-      </w:r>
-      <w:r>
-        <w:rPr>
-          <w:rFonts w:ascii="Courier New" w:hAnsi="Courier New" w:cs="Courier New"/>
-        </w:rPr>
-        <w:t xml:space="preserve"> </w:t>
-      </w:r>
-      <w:r>
-        <w:rPr>
-          <w:rFonts w:ascii="Courier New" w:hAnsi="Courier New" w:cs="Courier New"/>
-        </w:rPr>
-        <w:t xml:space="preserve">He watches the red </w:t>
-      </w:r>
-      <w:r>
-        <w:rPr>
-          <w:rFonts w:ascii="Courier New" w:hAnsi="Courier New" w:cs="Courier New"/>
-        </w:rPr>
-        <w:t xml:space="preserve">portal </w:t>
-      </w:r>
-      <w:r>
-        <w:rPr>
-          <w:rFonts w:ascii="Courier New" w:hAnsi="Courier New" w:cs="Courier New"/>
-        </w:rPr>
-        <w:t>drift away, vanishing</w:t>
-      </w:r>
-      <w:r>
-        <w:rPr>
-          <w:rFonts w:ascii="Courier New" w:hAnsi="Courier New" w:cs="Courier New"/>
-        </w:rPr>
-        <w:t>- As his head spins in confusion</w:t>
-      </w:r>
-      <w:r>
-        <w:rPr>
-          <w:rFonts w:ascii="Courier New" w:hAnsi="Courier New" w:cs="Courier New"/>
-        </w:rPr>
-        <w:t xml:space="preserve">. </w:t>
-      </w:r>
-    </w:p>
-    <w:p>
-      <w:pPr>
-        <w:spacing w:line="240" w:lineRule="auto"/>
-        <w:rPr>
-          <w:rFonts w:ascii="Courier New" w:hAnsi="Courier New" w:cs="Courier New"/>
-        </w:rPr>
-      </w:pPr>
-      <w:r>
-        <w:rPr>
-          <w:rFonts w:ascii="Courier New" w:hAnsi="Courier New" w:cs="Courier New"/>
-        </w:rPr>
         <w:t xml:space="preserve">Ahead of him: a </w:t>
       </w:r>
       <w:r>
@@ -39700,7 +39824,6 @@
           <w:b/>
           <w:bCs/>
         </w:rPr>
-        <w:lastRenderedPageBreak/>
         <w:t>INT. DOCTOR’S</w:t>
       </w:r>
       <w:r>
@@ -39814,6 +39937,7 @@
           <w:b/>
           <w:bCs/>
         </w:rPr>
+        <w:lastRenderedPageBreak/>
         <w:t>INT. BATHROOM – DAY</w:t>
       </w:r>
       <w:r>
@@ -42176,134 +42300,140 @@
           <w:b/>
           <w:bCs/>
         </w:rPr>
+        <w:t xml:space="preserve">INT. </w:t>
+      </w:r>
+      <w:r>
+        <w:rPr>
+          <w:rFonts w:ascii="Courier New" w:hAnsi="Courier New" w:cs="Courier New"/>
+          <w:b/>
+          <w:bCs/>
+        </w:rPr>
+        <w:t>VOID</w:t>
+      </w:r>
+      <w:r>
+        <w:rPr>
+          <w:rFonts w:ascii="Courier New" w:hAnsi="Courier New" w:cs="Courier New"/>
+          <w:b/>
+          <w:bCs/>
+        </w:rPr>
+        <w:t xml:space="preserve"> – CONTINUOUS</w:t>
+      </w:r>
+    </w:p>
+    <w:p>
+      <w:pPr>
+        <w:spacing w:line="240" w:lineRule="auto"/>
+        <w:rPr>
+          <w:rFonts w:ascii="Courier New" w:hAnsi="Courier New" w:cs="Courier New"/>
+        </w:rPr>
+      </w:pPr>
+      <w:r>
+        <w:rPr>
+          <w:rFonts w:ascii="Courier New" w:hAnsi="Courier New" w:cs="Courier New"/>
+        </w:rPr>
+        <w:t>We’re b</w:t>
+      </w:r>
+      <w:r>
+        <w:rPr>
+          <w:rFonts w:ascii="Courier New" w:hAnsi="Courier New" w:cs="Courier New"/>
+        </w:rPr>
+        <w:t>ack in the void filled with</w:t>
+      </w:r>
+      <w:r>
+        <w:rPr>
+          <w:rFonts w:ascii="Courier New" w:hAnsi="Courier New" w:cs="Courier New"/>
+        </w:rPr>
+        <w:t xml:space="preserve"> thick </w:t>
+      </w:r>
+      <w:r>
+        <w:rPr>
+          <w:rFonts w:ascii="Courier New" w:hAnsi="Courier New" w:cs="Courier New"/>
+        </w:rPr>
+        <w:t>fog.</w:t>
+      </w:r>
+      <w:r>
+        <w:rPr>
+          <w:rFonts w:ascii="Courier New" w:hAnsi="Courier New" w:cs="Courier New"/>
+        </w:rPr>
+        <w:t xml:space="preserve"> </w:t>
+      </w:r>
+      <w:r>
+        <w:rPr>
+          <w:rFonts w:ascii="Courier New" w:hAnsi="Courier New" w:cs="Courier New"/>
+        </w:rPr>
+        <w:t xml:space="preserve">Camera pans from the side to the top of Adi, </w:t>
+      </w:r>
+      <w:r>
+        <w:rPr>
+          <w:rFonts w:ascii="Courier New" w:hAnsi="Courier New" w:cs="Courier New"/>
+        </w:rPr>
+        <w:t>now pale</w:t>
+      </w:r>
+      <w:r>
+        <w:rPr>
+          <w:rFonts w:ascii="Courier New" w:hAnsi="Courier New" w:cs="Courier New"/>
+        </w:rPr>
+        <w:t xml:space="preserve">, </w:t>
+      </w:r>
+      <w:r>
+        <w:rPr>
+          <w:rFonts w:ascii="Courier New" w:hAnsi="Courier New" w:cs="Courier New"/>
+        </w:rPr>
+        <w:t>lying on the foggy</w:t>
+      </w:r>
+      <w:r>
+        <w:rPr>
+          <w:rFonts w:ascii="Courier New" w:hAnsi="Courier New" w:cs="Courier New"/>
+        </w:rPr>
+        <w:t xml:space="preserve"> groun</w:t>
+      </w:r>
+      <w:r>
+        <w:rPr>
+          <w:rFonts w:ascii="Courier New" w:hAnsi="Courier New" w:cs="Courier New"/>
+        </w:rPr>
+        <w:t>d</w:t>
+      </w:r>
+      <w:r>
+        <w:rPr>
+          <w:rFonts w:ascii="Courier New" w:hAnsi="Courier New" w:cs="Courier New"/>
+        </w:rPr>
+        <w:t>.</w:t>
+      </w:r>
+      <w:r>
+        <w:rPr>
+          <w:rFonts w:ascii="Courier New" w:hAnsi="Courier New" w:cs="Courier New"/>
+        </w:rPr>
+        <w:t xml:space="preserve"> </w:t>
+      </w:r>
+      <w:r>
+        <w:rPr>
+          <w:rFonts w:ascii="Courier New" w:hAnsi="Courier New" w:cs="Courier New"/>
+        </w:rPr>
+        <w:t>H</w:t>
+      </w:r>
+      <w:r>
+        <w:rPr>
+          <w:rFonts w:ascii="Courier New" w:hAnsi="Courier New" w:cs="Courier New"/>
+        </w:rPr>
+        <w:t xml:space="preserve">e slowly </w:t>
+      </w:r>
+      <w:r>
+        <w:rPr>
+          <w:rFonts w:ascii="Courier New" w:hAnsi="Courier New" w:cs="Courier New"/>
+        </w:rPr>
+        <w:t>sits on the ground</w:t>
+      </w:r>
+      <w:r>
+        <w:rPr>
+          <w:rFonts w:ascii="Courier New" w:hAnsi="Courier New" w:cs="Courier New"/>
+        </w:rPr>
+        <w:t xml:space="preserve">, </w:t>
+      </w:r>
+      <w:r>
+        <w:rPr>
+          <w:rFonts w:ascii="Courier New" w:hAnsi="Courier New" w:cs="Courier New"/>
+        </w:rPr>
         <w:lastRenderedPageBreak/>
-        <w:t xml:space="preserve">INT. </w:t>
-      </w:r>
-      <w:r>
-        <w:rPr>
-          <w:rFonts w:ascii="Courier New" w:hAnsi="Courier New" w:cs="Courier New"/>
-          <w:b/>
-          <w:bCs/>
-        </w:rPr>
-        <w:t>VOID</w:t>
-      </w:r>
-      <w:r>
-        <w:rPr>
-          <w:rFonts w:ascii="Courier New" w:hAnsi="Courier New" w:cs="Courier New"/>
-          <w:b/>
-          <w:bCs/>
-        </w:rPr>
-        <w:t xml:space="preserve"> – CONTINUOUS</w:t>
-      </w:r>
-    </w:p>
-    <w:p>
-      <w:pPr>
-        <w:spacing w:line="240" w:lineRule="auto"/>
-        <w:rPr>
-          <w:rFonts w:ascii="Courier New" w:hAnsi="Courier New" w:cs="Courier New"/>
-        </w:rPr>
-      </w:pPr>
-      <w:r>
-        <w:rPr>
-          <w:rFonts w:ascii="Courier New" w:hAnsi="Courier New" w:cs="Courier New"/>
-        </w:rPr>
-        <w:t>We’re b</w:t>
-      </w:r>
-      <w:r>
-        <w:rPr>
-          <w:rFonts w:ascii="Courier New" w:hAnsi="Courier New" w:cs="Courier New"/>
-        </w:rPr>
-        <w:t>ack in the void filled with</w:t>
-      </w:r>
-      <w:r>
-        <w:rPr>
-          <w:rFonts w:ascii="Courier New" w:hAnsi="Courier New" w:cs="Courier New"/>
-        </w:rPr>
-        <w:t xml:space="preserve"> thick </w:t>
-      </w:r>
-      <w:r>
-        <w:rPr>
-          <w:rFonts w:ascii="Courier New" w:hAnsi="Courier New" w:cs="Courier New"/>
-        </w:rPr>
-        <w:t>fog.</w:t>
-      </w:r>
-      <w:r>
-        <w:rPr>
-          <w:rFonts w:ascii="Courier New" w:hAnsi="Courier New" w:cs="Courier New"/>
-        </w:rPr>
-        <w:t xml:space="preserve"> </w:t>
-      </w:r>
-      <w:r>
-        <w:rPr>
-          <w:rFonts w:ascii="Courier New" w:hAnsi="Courier New" w:cs="Courier New"/>
-        </w:rPr>
-        <w:t xml:space="preserve">Camera pans from the side to the top of Adi, </w:t>
-      </w:r>
-      <w:r>
-        <w:rPr>
-          <w:rFonts w:ascii="Courier New" w:hAnsi="Courier New" w:cs="Courier New"/>
-        </w:rPr>
-        <w:t>now pale</w:t>
-      </w:r>
-      <w:r>
-        <w:rPr>
-          <w:rFonts w:ascii="Courier New" w:hAnsi="Courier New" w:cs="Courier New"/>
-        </w:rPr>
-        <w:t xml:space="preserve">, </w:t>
-      </w:r>
-      <w:r>
-        <w:rPr>
-          <w:rFonts w:ascii="Courier New" w:hAnsi="Courier New" w:cs="Courier New"/>
-        </w:rPr>
-        <w:t>lying on the foggy</w:t>
-      </w:r>
-      <w:r>
-        <w:rPr>
-          <w:rFonts w:ascii="Courier New" w:hAnsi="Courier New" w:cs="Courier New"/>
-        </w:rPr>
-        <w:t xml:space="preserve"> groun</w:t>
-      </w:r>
-      <w:r>
-        <w:rPr>
-          <w:rFonts w:ascii="Courier New" w:hAnsi="Courier New" w:cs="Courier New"/>
-        </w:rPr>
-        <w:t>d</w:t>
-      </w:r>
-      <w:r>
-        <w:rPr>
-          <w:rFonts w:ascii="Courier New" w:hAnsi="Courier New" w:cs="Courier New"/>
-        </w:rPr>
-        <w:t>.</w:t>
-      </w:r>
-      <w:r>
-        <w:rPr>
-          <w:rFonts w:ascii="Courier New" w:hAnsi="Courier New" w:cs="Courier New"/>
-        </w:rPr>
-        <w:t xml:space="preserve"> </w:t>
-      </w:r>
-      <w:r>
-        <w:rPr>
-          <w:rFonts w:ascii="Courier New" w:hAnsi="Courier New" w:cs="Courier New"/>
-        </w:rPr>
-        <w:t>H</w:t>
-      </w:r>
-      <w:r>
-        <w:rPr>
-          <w:rFonts w:ascii="Courier New" w:hAnsi="Courier New" w:cs="Courier New"/>
-        </w:rPr>
-        <w:t xml:space="preserve">e slowly </w:t>
-      </w:r>
-      <w:r>
-        <w:rPr>
-          <w:rFonts w:ascii="Courier New" w:hAnsi="Courier New" w:cs="Courier New"/>
-        </w:rPr>
-        <w:t>sits on the ground</w:t>
-      </w:r>
-      <w:r>
-        <w:rPr>
-          <w:rFonts w:ascii="Courier New" w:hAnsi="Courier New" w:cs="Courier New"/>
-        </w:rPr>
-        <w:t>, trembling</w:t>
+        <w:t>trembling</w:t>
       </w:r>
       <w:r>
         <w:rPr>
@@ -44632,131 +44762,131 @@
           <w:b/>
           <w:bCs/>
         </w:rPr>
+        <w:t>ADI</w:t>
+      </w:r>
+      <w:r>
+        <w:rPr>
+          <w:rFonts w:ascii="Courier New" w:hAnsi="Courier New" w:cs="Courier New"/>
+          <w:b/>
+          <w:bCs/>
+        </w:rPr>
+        <w:br/>
+      </w:r>
+      <w:r>
+        <w:rPr>
+          <w:rFonts w:ascii="Courier New" w:hAnsi="Courier New" w:cs="Courier New"/>
+        </w:rPr>
+        <w:t xml:space="preserve">Illa… </w:t>
+      </w:r>
+      <w:proofErr w:type="spellStart"/>
+      <w:r>
+        <w:rPr>
+          <w:rFonts w:ascii="Courier New" w:hAnsi="Courier New" w:cs="Courier New"/>
+        </w:rPr>
+        <w:t>Idu</w:t>
+      </w:r>
+      <w:proofErr w:type="spellEnd"/>
+      <w:r>
+        <w:rPr>
+          <w:rFonts w:ascii="Courier New" w:hAnsi="Courier New" w:cs="Courier New"/>
+        </w:rPr>
+        <w:t xml:space="preserve"> Nija alla</w:t>
+      </w:r>
+      <w:r>
+        <w:rPr>
+          <w:rFonts w:ascii="Courier New" w:hAnsi="Courier New" w:cs="Courier New"/>
+        </w:rPr>
+        <w:t xml:space="preserve"> (</w:t>
+      </w:r>
+      <w:r>
+        <w:rPr>
+          <w:rFonts w:ascii="Courier New" w:hAnsi="Courier New" w:cs="Courier New"/>
+          <w:i/>
+          <w:iCs/>
+        </w:rPr>
+        <w:t>smiles)</w:t>
+      </w:r>
+      <w:r>
+        <w:rPr>
+          <w:rFonts w:ascii="Courier New" w:hAnsi="Courier New" w:cs="Courier New"/>
+        </w:rPr>
+        <w:t xml:space="preserve"> </w:t>
+      </w:r>
+      <w:r>
+        <w:rPr>
+          <w:rFonts w:ascii="Courier New" w:hAnsi="Courier New" w:cs="Courier New"/>
+        </w:rPr>
+        <w:t xml:space="preserve">Idella </w:t>
+      </w:r>
+      <w:proofErr w:type="spellStart"/>
+      <w:r>
+        <w:rPr>
+          <w:rFonts w:ascii="Courier New" w:hAnsi="Courier New" w:cs="Courier New"/>
+        </w:rPr>
+        <w:t>bari</w:t>
+      </w:r>
+      <w:proofErr w:type="spellEnd"/>
+      <w:r>
+        <w:rPr>
+          <w:rFonts w:ascii="Courier New" w:hAnsi="Courier New" w:cs="Courier New"/>
+        </w:rPr>
+        <w:t xml:space="preserve"> </w:t>
+      </w:r>
+      <w:proofErr w:type="spellStart"/>
+      <w:r>
+        <w:rPr>
+          <w:rFonts w:ascii="Courier New" w:hAnsi="Courier New" w:cs="Courier New"/>
+        </w:rPr>
+        <w:t>kansu</w:t>
+      </w:r>
+      <w:proofErr w:type="spellEnd"/>
+      <w:r>
+        <w:rPr>
+          <w:rFonts w:ascii="Courier New" w:hAnsi="Courier New" w:cs="Courier New"/>
+        </w:rPr>
+        <w:t xml:space="preserve"> </w:t>
+      </w:r>
+      <w:proofErr w:type="spellStart"/>
+      <w:r>
+        <w:rPr>
+          <w:rFonts w:ascii="Courier New" w:hAnsi="Courier New" w:cs="Courier New"/>
+        </w:rPr>
+        <w:t>aste</w:t>
+      </w:r>
+      <w:proofErr w:type="spellEnd"/>
+      <w:r>
+        <w:rPr>
+          <w:rFonts w:ascii="Courier New" w:hAnsi="Courier New" w:cs="Courier New"/>
+        </w:rPr>
+        <w:t xml:space="preserve"> … Ella </w:t>
+      </w:r>
+      <w:proofErr w:type="spellStart"/>
+      <w:r>
+        <w:rPr>
+          <w:rFonts w:ascii="Courier New" w:hAnsi="Courier New" w:cs="Courier New"/>
+        </w:rPr>
+        <w:t>bhrame</w:t>
+      </w:r>
+      <w:proofErr w:type="spellEnd"/>
+      <w:r>
+        <w:rPr>
+          <w:rFonts w:ascii="Courier New" w:hAnsi="Courier New" w:cs="Courier New"/>
+        </w:rPr>
+        <w:t>!</w:t>
+      </w:r>
+    </w:p>
+    <w:p>
+      <w:pPr>
+        <w:spacing w:line="240" w:lineRule="auto"/>
+        <w:rPr>
+          <w:rFonts w:ascii="Courier New" w:hAnsi="Courier New" w:cs="Courier New"/>
+        </w:rPr>
+      </w:pPr>
+      <w:r>
+        <w:rPr>
+          <w:rFonts w:ascii="Courier New" w:hAnsi="Courier New" w:cs="Courier New"/>
+        </w:rPr>
         <w:lastRenderedPageBreak/>
-        <w:t>ADI</w:t>
-      </w:r>
-      <w:r>
-        <w:rPr>
-          <w:rFonts w:ascii="Courier New" w:hAnsi="Courier New" w:cs="Courier New"/>
-          <w:b/>
-          <w:bCs/>
-        </w:rPr>
-        <w:br/>
-      </w:r>
-      <w:r>
-        <w:rPr>
-          <w:rFonts w:ascii="Courier New" w:hAnsi="Courier New" w:cs="Courier New"/>
-        </w:rPr>
-        <w:t xml:space="preserve">Illa… </w:t>
-      </w:r>
-      <w:proofErr w:type="spellStart"/>
-      <w:r>
-        <w:rPr>
-          <w:rFonts w:ascii="Courier New" w:hAnsi="Courier New" w:cs="Courier New"/>
-        </w:rPr>
-        <w:t>Idu</w:t>
-      </w:r>
-      <w:proofErr w:type="spellEnd"/>
-      <w:r>
-        <w:rPr>
-          <w:rFonts w:ascii="Courier New" w:hAnsi="Courier New" w:cs="Courier New"/>
-        </w:rPr>
-        <w:t xml:space="preserve"> Nija alla</w:t>
-      </w:r>
-      <w:r>
-        <w:rPr>
-          <w:rFonts w:ascii="Courier New" w:hAnsi="Courier New" w:cs="Courier New"/>
-        </w:rPr>
-        <w:t xml:space="preserve"> (</w:t>
-      </w:r>
-      <w:r>
-        <w:rPr>
-          <w:rFonts w:ascii="Courier New" w:hAnsi="Courier New" w:cs="Courier New"/>
-          <w:i/>
-          <w:iCs/>
-        </w:rPr>
-        <w:t>smiles)</w:t>
-      </w:r>
-      <w:r>
-        <w:rPr>
-          <w:rFonts w:ascii="Courier New" w:hAnsi="Courier New" w:cs="Courier New"/>
-        </w:rPr>
-        <w:t xml:space="preserve"> </w:t>
-      </w:r>
-      <w:r>
-        <w:rPr>
-          <w:rFonts w:ascii="Courier New" w:hAnsi="Courier New" w:cs="Courier New"/>
-        </w:rPr>
-        <w:t xml:space="preserve">Idella </w:t>
-      </w:r>
-      <w:proofErr w:type="spellStart"/>
-      <w:r>
-        <w:rPr>
-          <w:rFonts w:ascii="Courier New" w:hAnsi="Courier New" w:cs="Courier New"/>
-        </w:rPr>
-        <w:t>bari</w:t>
-      </w:r>
-      <w:proofErr w:type="spellEnd"/>
-      <w:r>
-        <w:rPr>
-          <w:rFonts w:ascii="Courier New" w:hAnsi="Courier New" w:cs="Courier New"/>
-        </w:rPr>
-        <w:t xml:space="preserve"> </w:t>
-      </w:r>
-      <w:proofErr w:type="spellStart"/>
-      <w:r>
-        <w:rPr>
-          <w:rFonts w:ascii="Courier New" w:hAnsi="Courier New" w:cs="Courier New"/>
-        </w:rPr>
-        <w:t>kansu</w:t>
-      </w:r>
-      <w:proofErr w:type="spellEnd"/>
-      <w:r>
-        <w:rPr>
-          <w:rFonts w:ascii="Courier New" w:hAnsi="Courier New" w:cs="Courier New"/>
-        </w:rPr>
-        <w:t xml:space="preserve"> </w:t>
-      </w:r>
-      <w:proofErr w:type="spellStart"/>
-      <w:r>
-        <w:rPr>
-          <w:rFonts w:ascii="Courier New" w:hAnsi="Courier New" w:cs="Courier New"/>
-        </w:rPr>
-        <w:t>aste</w:t>
-      </w:r>
-      <w:proofErr w:type="spellEnd"/>
-      <w:r>
-        <w:rPr>
-          <w:rFonts w:ascii="Courier New" w:hAnsi="Courier New" w:cs="Courier New"/>
-        </w:rPr>
-        <w:t xml:space="preserve"> … Ella </w:t>
-      </w:r>
-      <w:proofErr w:type="spellStart"/>
-      <w:r>
-        <w:rPr>
-          <w:rFonts w:ascii="Courier New" w:hAnsi="Courier New" w:cs="Courier New"/>
-        </w:rPr>
-        <w:t>bhrame</w:t>
-      </w:r>
-      <w:proofErr w:type="spellEnd"/>
-      <w:r>
-        <w:rPr>
-          <w:rFonts w:ascii="Courier New" w:hAnsi="Courier New" w:cs="Courier New"/>
-        </w:rPr>
-        <w:t>!</w:t>
-      </w:r>
-    </w:p>
-    <w:p>
-      <w:pPr>
-        <w:spacing w:line="240" w:lineRule="auto"/>
-        <w:rPr>
-          <w:rFonts w:ascii="Courier New" w:hAnsi="Courier New" w:cs="Courier New"/>
-        </w:rPr>
-      </w:pPr>
-      <w:r>
-        <w:rPr>
-          <w:rFonts w:ascii="Courier New" w:hAnsi="Courier New" w:cs="Courier New"/>
-        </w:rPr>
         <w:t xml:space="preserve">Suddenly, the fierce </w:t>
       </w:r>
       <w:r>
@@ -50416,7 +50546,7 @@
   <w:style w:type="paragraph" w:default="1" w:styleId="Normal">
     <w:name w:val="Normal"/>
     <w:qFormat/>
-    <w:rsid w:val="00A77172"/>
+    <w:rsid w:val="00A774B1"/>
   </w:style>
   <w:style w:type="paragraph" w:styleId="Heading1">
     <w:name w:val="heading 1"/>

--- a/The_A_Shorts/2. Vyuthi/Vyuthi - Screenplay.docx
+++ b/The_A_Shorts/2. Vyuthi/Vyuthi - Screenplay.docx
@@ -16098,6 +16098,24 @@
         <w:rPr>
           <w:rFonts w:ascii="Courier New" w:hAnsi="Courier New" w:cs="Courier New"/>
         </w:rPr>
+        <w:t>D</w:t>
+      </w:r>
+      <w:r>
+        <w:rPr>
+          <w:rFonts w:ascii="Courier New" w:hAnsi="Courier New" w:cs="Courier New"/>
+        </w:rPr>
+        <w:t>elirium</w:t>
+      </w:r>
+      <w:r>
+        <w:rPr>
+          <w:rFonts w:ascii="Courier New" w:hAnsi="Courier New" w:cs="Courier New"/>
+        </w:rPr>
+        <w:t xml:space="preserve">, </w:t>
+      </w:r>
+      <w:r>
+        <w:rPr>
+          <w:rFonts w:ascii="Courier New" w:hAnsi="Courier New" w:cs="Courier New"/>
+        </w:rPr>
         <w:t>Visual d</w:t>
       </w:r>
       <w:r>
@@ -16105,6 +16123,12 @@
           <w:rFonts w:ascii="Courier New" w:hAnsi="Courier New" w:cs="Courier New"/>
         </w:rPr>
         <w:t>istortion</w:t>
+      </w:r>
+      <w:r>
+        <w:rPr>
+          <w:rFonts w:ascii="Courier New" w:hAnsi="Courier New" w:cs="Courier New"/>
+        </w:rPr>
+        <w:t>s</w:t>
       </w:r>
       <w:r>
         <w:rPr>
@@ -21930,7 +21954,43 @@
         <w:rPr>
           <w:rFonts w:ascii="Courier New" w:hAnsi="Courier New" w:cs="Courier New"/>
         </w:rPr>
-        <w:t xml:space="preserve">He hears someone chomping. He walks </w:t>
+        <w:t xml:space="preserve">He </w:t>
+      </w:r>
+      <w:r>
+        <w:rPr>
+          <w:rFonts w:ascii="Courier New" w:hAnsi="Courier New" w:cs="Courier New"/>
+        </w:rPr>
+        <w:t>hears</w:t>
+      </w:r>
+      <w:r>
+        <w:rPr>
+          <w:rFonts w:ascii="Courier New" w:hAnsi="Courier New" w:cs="Courier New"/>
+        </w:rPr>
+        <w:t xml:space="preserve"> a thud. He looks down. It’s his pill bottle. </w:t>
+      </w:r>
+      <w:r>
+        <w:rPr>
+          <w:rFonts w:ascii="Courier New" w:hAnsi="Courier New" w:cs="Courier New"/>
+        </w:rPr>
+        <w:t xml:space="preserve">He bends to pick it up. </w:t>
+      </w:r>
+      <w:r>
+        <w:rPr>
+          <w:rFonts w:ascii="Courier New" w:hAnsi="Courier New" w:cs="Courier New"/>
+        </w:rPr>
+        <w:t>It rolls down the stairs.</w:t>
+      </w:r>
+      <w:r>
+        <w:rPr>
+          <w:rFonts w:ascii="Courier New" w:hAnsi="Courier New" w:cs="Courier New"/>
+        </w:rPr>
+        <w:t xml:space="preserve"> He </w:t>
+      </w:r>
+      <w:r>
+        <w:rPr>
+          <w:rFonts w:ascii="Courier New" w:hAnsi="Courier New" w:cs="Courier New"/>
+        </w:rPr>
+        <w:t xml:space="preserve">follows it </w:t>
       </w:r>
       <w:r>
         <w:rPr>
@@ -21954,19 +22014,91 @@
         <w:rPr>
           <w:rFonts w:ascii="Courier New" w:hAnsi="Courier New" w:cs="Courier New"/>
         </w:rPr>
-        <w:t>a demon eating Kriti</w:t>
-      </w:r>
-      <w:r>
-        <w:rPr>
-          <w:rFonts w:ascii="Courier New" w:hAnsi="Courier New" w:cs="Courier New"/>
-        </w:rPr>
-        <w:t xml:space="preserve"> and Ved standing next to it</w:t>
-      </w:r>
-      <w:r>
-        <w:rPr>
-          <w:rFonts w:ascii="Courier New" w:hAnsi="Courier New" w:cs="Courier New"/>
-        </w:rPr>
-        <w:t xml:space="preserve"> looking at it</w:t>
+        <w:t>Kriti standing.</w:t>
+      </w:r>
+      <w:r>
+        <w:rPr>
+          <w:rFonts w:ascii="Courier New" w:hAnsi="Courier New" w:cs="Courier New"/>
+        </w:rPr>
+        <w:br/>
+      </w:r>
+      <w:r>
+        <w:rPr>
+          <w:rFonts w:ascii="Courier New" w:hAnsi="Courier New" w:cs="Courier New"/>
+        </w:rPr>
+        <w:t xml:space="preserve">- </w:t>
+      </w:r>
+      <w:r>
+        <w:rPr>
+          <w:rFonts w:ascii="Courier New" w:hAnsi="Courier New" w:cs="Courier New"/>
+        </w:rPr>
+        <w:t xml:space="preserve">He screams “Kriti”. </w:t>
+      </w:r>
+      <w:r>
+        <w:rPr>
+          <w:rFonts w:ascii="Courier New" w:hAnsi="Courier New" w:cs="Courier New"/>
+        </w:rPr>
+        <w:t xml:space="preserve">She slowly turns. Her face is uncanny valley. </w:t>
+      </w:r>
+      <w:r>
+        <w:rPr>
+          <w:rFonts w:ascii="Courier New" w:hAnsi="Courier New" w:cs="Courier New"/>
+        </w:rPr>
+        <w:t xml:space="preserve">Her jaw opens with break. Two flies come out of her mouth and suddenly a swarm </w:t>
+      </w:r>
+      <w:r>
+        <w:rPr>
+          <w:rFonts w:ascii="Courier New" w:hAnsi="Courier New" w:cs="Courier New"/>
+        </w:rPr>
+        <w:t xml:space="preserve">flies </w:t>
+      </w:r>
+      <w:r>
+        <w:rPr>
+          <w:rFonts w:ascii="Courier New" w:hAnsi="Courier New" w:cs="Courier New"/>
+        </w:rPr>
+        <w:t>out.</w:t>
+      </w:r>
+      <w:r>
+        <w:rPr>
+          <w:rFonts w:ascii="Courier New" w:hAnsi="Courier New" w:cs="Courier New"/>
+        </w:rPr>
+        <w:br/>
+      </w:r>
+      <w:r>
+        <w:rPr>
+          <w:rFonts w:ascii="Courier New" w:hAnsi="Courier New" w:cs="Courier New"/>
+        </w:rPr>
+        <w:t xml:space="preserve">- </w:t>
+      </w:r>
+      <w:r>
+        <w:rPr>
+          <w:rFonts w:ascii="Courier New" w:hAnsi="Courier New" w:cs="Courier New"/>
+        </w:rPr>
+        <w:t>Adi</w:t>
+      </w:r>
+      <w:r>
+        <w:rPr>
+          <w:rFonts w:ascii="Courier New" w:hAnsi="Courier New" w:cs="Courier New"/>
+        </w:rPr>
+        <w:t xml:space="preserve"> runs and hides behind </w:t>
+      </w:r>
+      <w:r>
+        <w:rPr>
+          <w:rFonts w:ascii="Courier New" w:hAnsi="Courier New" w:cs="Courier New"/>
+        </w:rPr>
+        <w:t xml:space="preserve">the </w:t>
+      </w:r>
+      <w:r>
+        <w:rPr>
+          <w:rFonts w:ascii="Courier New" w:hAnsi="Courier New" w:cs="Courier New"/>
+        </w:rPr>
+        <w:t>transparent door</w:t>
+      </w:r>
+      <w:r>
+        <w:rPr>
+          <w:rFonts w:ascii="Courier New" w:hAnsi="Courier New" w:cs="Courier New"/>
+        </w:rPr>
+        <w:t xml:space="preserve"> (near utility)</w:t>
       </w:r>
       <w:r>
         <w:rPr>
@@ -21990,97 +22122,37 @@
         <w:rPr>
           <w:rFonts w:ascii="Courier New" w:hAnsi="Courier New" w:cs="Courier New"/>
         </w:rPr>
-        <w:t>He screams “</w:t>
-      </w:r>
-      <w:r>
-        <w:rPr>
-          <w:rFonts w:ascii="Courier New" w:hAnsi="Courier New" w:cs="Courier New"/>
-        </w:rPr>
-        <w:t xml:space="preserve">Ved, </w:t>
-      </w:r>
-      <w:r>
-        <w:rPr>
-          <w:rFonts w:ascii="Courier New" w:hAnsi="Courier New" w:cs="Courier New"/>
-        </w:rPr>
-        <w:t>Kriti”. The demon turns and lets out a scream.</w:t>
-      </w:r>
-      <w:r>
-        <w:rPr>
-          <w:rFonts w:ascii="Courier New" w:hAnsi="Courier New" w:cs="Courier New"/>
-        </w:rPr>
-        <w:t xml:space="preserve"> Stands to attack him.</w:t>
-      </w:r>
-      <w:r>
-        <w:rPr>
-          <w:rFonts w:ascii="Courier New" w:hAnsi="Courier New" w:cs="Courier New"/>
-        </w:rPr>
-        <w:t xml:space="preserve"> Ved runs towards a transparent door and disappears.</w:t>
-      </w:r>
-      <w:r>
-        <w:rPr>
-          <w:rFonts w:ascii="Courier New" w:hAnsi="Courier New" w:cs="Courier New"/>
-        </w:rPr>
-        <w:br/>
-      </w:r>
-      <w:r>
-        <w:rPr>
-          <w:rFonts w:ascii="Courier New" w:hAnsi="Courier New" w:cs="Courier New"/>
-        </w:rPr>
-        <w:t xml:space="preserve">- </w:t>
-      </w:r>
-      <w:r>
-        <w:rPr>
-          <w:rFonts w:ascii="Courier New" w:hAnsi="Courier New" w:cs="Courier New"/>
-        </w:rPr>
-        <w:t>Adi</w:t>
-      </w:r>
-      <w:r>
-        <w:rPr>
-          <w:rFonts w:ascii="Courier New" w:hAnsi="Courier New" w:cs="Courier New"/>
-        </w:rPr>
-        <w:t xml:space="preserve"> runs and hides behind </w:t>
-      </w:r>
-      <w:r>
-        <w:rPr>
-          <w:rFonts w:ascii="Courier New" w:hAnsi="Courier New" w:cs="Courier New"/>
-        </w:rPr>
-        <w:t xml:space="preserve">the </w:t>
-      </w:r>
-      <w:r>
-        <w:rPr>
-          <w:rFonts w:ascii="Courier New" w:hAnsi="Courier New" w:cs="Courier New"/>
-        </w:rPr>
-        <w:t>transparent door</w:t>
-      </w:r>
-      <w:r>
-        <w:rPr>
-          <w:rFonts w:ascii="Courier New" w:hAnsi="Courier New" w:cs="Courier New"/>
-        </w:rPr>
-        <w:t xml:space="preserve"> (near utility)</w:t>
-      </w:r>
-      <w:r>
-        <w:rPr>
-          <w:rFonts w:ascii="Courier New" w:hAnsi="Courier New" w:cs="Courier New"/>
-        </w:rPr>
-        <w:t>.</w:t>
-      </w:r>
-      <w:r>
-        <w:rPr>
-          <w:rFonts w:ascii="Courier New" w:hAnsi="Courier New" w:cs="Courier New"/>
-        </w:rPr>
-        <w:br/>
-      </w:r>
-      <w:r>
-        <w:rPr>
-          <w:rFonts w:ascii="Courier New" w:hAnsi="Courier New" w:cs="Courier New"/>
-        </w:rPr>
-        <w:t xml:space="preserve">- </w:t>
-      </w:r>
-      <w:r>
-        <w:rPr>
-          <w:rFonts w:ascii="Courier New" w:hAnsi="Courier New" w:cs="Courier New"/>
-        </w:rPr>
-        <w:t>He looks at the demon from afar. Every time he looks away from it, the demon comes</w:t>
+        <w:t xml:space="preserve">He looks at </w:t>
+      </w:r>
+      <w:r>
+        <w:rPr>
+          <w:rFonts w:ascii="Courier New" w:hAnsi="Courier New" w:cs="Courier New"/>
+        </w:rPr>
+        <w:t>Kriti</w:t>
+      </w:r>
+      <w:r>
+        <w:rPr>
+          <w:rFonts w:ascii="Courier New" w:hAnsi="Courier New" w:cs="Courier New"/>
+        </w:rPr>
+        <w:t xml:space="preserve"> from afar. Every time he looks away</w:t>
+      </w:r>
+      <w:r>
+        <w:rPr>
+          <w:rFonts w:ascii="Courier New" w:hAnsi="Courier New" w:cs="Courier New"/>
+        </w:rPr>
+        <w:t xml:space="preserve">, </w:t>
+      </w:r>
+      <w:r>
+        <w:rPr>
+          <w:rFonts w:ascii="Courier New" w:hAnsi="Courier New" w:cs="Courier New"/>
+        </w:rPr>
+        <w:t>she</w:t>
+      </w:r>
+      <w:r>
+        <w:rPr>
+          <w:rFonts w:ascii="Courier New" w:hAnsi="Courier New" w:cs="Courier New"/>
+        </w:rPr>
+        <w:t xml:space="preserve"> comes</w:t>
       </w:r>
       <w:r>
         <w:rPr>
@@ -22404,25 +22476,19 @@
         <w:rPr>
           <w:rFonts w:ascii="Courier New" w:hAnsi="Courier New" w:cs="Courier New"/>
         </w:rPr>
-        <w:t xml:space="preserve">He notices two figures. </w:t>
-      </w:r>
-      <w:r>
-        <w:rPr>
-          <w:rFonts w:ascii="Courier New" w:hAnsi="Courier New" w:cs="Courier New"/>
-        </w:rPr>
-        <w:t>Slowly</w:t>
-      </w:r>
-      <w:r>
-        <w:rPr>
-          <w:rFonts w:ascii="Courier New" w:hAnsi="Courier New" w:cs="Courier New"/>
-        </w:rPr>
-        <w:t>, h</w:t>
-      </w:r>
-      <w:r>
-        <w:rPr>
-          <w:rFonts w:ascii="Courier New" w:hAnsi="Courier New" w:cs="Courier New"/>
-        </w:rPr>
-        <w:t xml:space="preserve">is </w:t>
+        <w:t>He notices two figures</w:t>
+      </w:r>
+      <w:r>
+        <w:rPr>
+          <w:rFonts w:ascii="Courier New" w:hAnsi="Courier New" w:cs="Courier New"/>
+        </w:rPr>
+        <w:t xml:space="preserve"> as his</w:t>
+      </w:r>
+      <w:r>
+        <w:rPr>
+          <w:rFonts w:ascii="Courier New" w:hAnsi="Courier New" w:cs="Courier New"/>
+        </w:rPr>
+        <w:t xml:space="preserve"> </w:t>
       </w:r>
       <w:r>
         <w:rPr>
@@ -22440,7 +22506,19 @@
         <w:rPr>
           <w:rFonts w:ascii="Courier New" w:hAnsi="Courier New" w:cs="Courier New"/>
         </w:rPr>
-        <w:t>ns</w:t>
+        <w:t>n</w:t>
+      </w:r>
+      <w:r>
+        <w:rPr>
+          <w:rFonts w:ascii="Courier New" w:hAnsi="Courier New" w:cs="Courier New"/>
+        </w:rPr>
+        <w:t>s</w:t>
+      </w:r>
+      <w:r>
+        <w:rPr>
+          <w:rFonts w:ascii="Courier New" w:hAnsi="Courier New" w:cs="Courier New"/>
+        </w:rPr>
+        <w:t xml:space="preserve"> slowly</w:t>
       </w:r>
       <w:r>
         <w:rPr>
@@ -22633,6 +22711,38 @@
           <w:b/>
           <w:bCs/>
         </w:rPr>
+        <w:t xml:space="preserve"> </w:t>
+      </w:r>
+      <w:r>
+        <w:rPr>
+          <w:rFonts w:ascii="Courier New" w:hAnsi="Courier New" w:cs="Courier New"/>
+          <w:i/>
+          <w:iCs/>
+        </w:rPr>
+        <w:t>(</w:t>
+      </w:r>
+      <w:r>
+        <w:rPr>
+          <w:rFonts w:ascii="Courier New" w:hAnsi="Courier New" w:cs="Courier New"/>
+          <w:i/>
+          <w:iCs/>
+        </w:rPr>
+        <w:t>heavy breathing, confused smile</w:t>
+      </w:r>
+      <w:r>
+        <w:rPr>
+          <w:rFonts w:ascii="Courier New" w:hAnsi="Courier New" w:cs="Courier New"/>
+          <w:i/>
+          <w:iCs/>
+        </w:rPr>
+        <w:t>)</w:t>
+      </w:r>
+      <w:r>
+        <w:rPr>
+          <w:rFonts w:ascii="Courier New" w:hAnsi="Courier New" w:cs="Courier New"/>
+          <w:b/>
+          <w:bCs/>
+        </w:rPr>
         <w:br/>
       </w:r>
       <w:r>
@@ -22670,7 +22780,13 @@
         <w:rPr>
           <w:rFonts w:ascii="Courier New" w:hAnsi="Courier New" w:cs="Courier New"/>
         </w:rPr>
-        <w:t>Neen hogi homework mado</w:t>
+        <w:t>Neen hog</w:t>
+      </w:r>
+      <w:r>
+        <w:rPr>
+          <w:rFonts w:ascii="Courier New" w:hAnsi="Courier New" w:cs="Courier New"/>
+        </w:rPr>
+        <w:t xml:space="preserve"> malko hogu</w:t>
       </w:r>
     </w:p>
     <w:p>
@@ -22812,6 +22928,57 @@
           <w:rFonts w:ascii="Courier New" w:hAnsi="Courier New" w:cs="Courier New"/>
         </w:rPr>
         <w:t>Adi! Are you okay?</w:t>
+      </w:r>
+    </w:p>
+    <w:p>
+      <w:pPr>
+        <w:spacing w:line="240" w:lineRule="auto"/>
+        <w:jc w:val="center"/>
+        <w:rPr>
+          <w:rFonts w:ascii="Courier New" w:hAnsi="Courier New" w:cs="Courier New"/>
+        </w:rPr>
+      </w:pPr>
+      <w:r>
+        <w:rPr>
+          <w:rFonts w:ascii="Courier New" w:hAnsi="Courier New" w:cs="Courier New"/>
+          <w:b/>
+          <w:bCs/>
+        </w:rPr>
+        <w:t>ADI</w:t>
+      </w:r>
+      <w:r>
+        <w:rPr>
+          <w:rFonts w:ascii="Courier New" w:hAnsi="Courier New" w:cs="Courier New"/>
+          <w:b/>
+          <w:bCs/>
+        </w:rPr>
+        <w:br/>
+      </w:r>
+      <w:r>
+        <w:rPr>
+          <w:rFonts w:ascii="Courier New" w:hAnsi="Courier New" w:cs="Courier New"/>
+        </w:rPr>
+        <w:t xml:space="preserve">I am perfectly </w:t>
+      </w:r>
+      <w:r>
+        <w:rPr>
+          <w:rFonts w:ascii="Courier New" w:hAnsi="Courier New" w:cs="Courier New"/>
+          <w:i/>
+          <w:iCs/>
+        </w:rPr>
+        <w:t>(lips)</w:t>
+      </w:r>
+      <w:r>
+        <w:rPr>
+          <w:rFonts w:ascii="Courier New" w:hAnsi="Courier New" w:cs="Courier New"/>
+        </w:rPr>
+        <w:t xml:space="preserve"> </w:t>
+      </w:r>
+      <w:r>
+        <w:rPr>
+          <w:rFonts w:ascii="Courier New" w:hAnsi="Courier New" w:cs="Courier New"/>
+        </w:rPr>
+        <w:t>fine</w:t>
       </w:r>
     </w:p>
     <w:p>
@@ -23010,7 +23177,19 @@
         <w:rPr>
           <w:rFonts w:ascii="Courier New" w:hAnsi="Courier New" w:cs="Courier New"/>
         </w:rPr>
-        <w:t xml:space="preserve"> ning Artha agala bido</w:t>
+        <w:t xml:space="preserve"> ning </w:t>
+      </w:r>
+      <w:r>
+        <w:rPr>
+          <w:rFonts w:ascii="Courier New" w:hAnsi="Courier New" w:cs="Courier New"/>
+        </w:rPr>
+        <w:t>a</w:t>
+      </w:r>
+      <w:r>
+        <w:rPr>
+          <w:rFonts w:ascii="Courier New" w:hAnsi="Courier New" w:cs="Courier New"/>
+        </w:rPr>
+        <w:t>rtha agala bido</w:t>
       </w:r>
       <w:r>
         <w:rPr>
@@ -23389,6 +23568,22 @@
           <w:b/>
           <w:bCs/>
         </w:rPr>
+        <w:t xml:space="preserve"> </w:t>
+      </w:r>
+      <w:r>
+        <w:rPr>
+          <w:rFonts w:ascii="Courier New" w:hAnsi="Courier New" w:cs="Courier New"/>
+          <w:i/>
+          <w:iCs/>
+        </w:rPr>
+        <w:t>(terrified)</w:t>
+      </w:r>
+      <w:r>
+        <w:rPr>
+          <w:rFonts w:ascii="Courier New" w:hAnsi="Courier New" w:cs="Courier New"/>
+          <w:b/>
+          <w:bCs/>
+        </w:rPr>
         <w:br/>
       </w:r>
       <w:r>
@@ -23420,6 +23615,22 @@
           <w:b/>
           <w:bCs/>
         </w:rPr>
+        <w:t xml:space="preserve"> </w:t>
+      </w:r>
+      <w:r>
+        <w:rPr>
+          <w:rFonts w:ascii="Courier New" w:hAnsi="Courier New" w:cs="Courier New"/>
+          <w:i/>
+          <w:iCs/>
+        </w:rPr>
+        <w:t>(confused)</w:t>
+      </w:r>
+      <w:r>
+        <w:rPr>
+          <w:rFonts w:ascii="Courier New" w:hAnsi="Courier New" w:cs="Courier New"/>
+          <w:b/>
+          <w:bCs/>
+        </w:rPr>
         <w:br/>
       </w:r>
       <w:r>
@@ -23494,7 +23705,19 @@
         <w:rPr>
           <w:rFonts w:ascii="Courier New" w:hAnsi="Courier New" w:cs="Courier New"/>
         </w:rPr>
-        <w:t xml:space="preserve">Oh! </w:t>
+        <w:t xml:space="preserve">What? </w:t>
+      </w:r>
+      <w:r>
+        <w:rPr>
+          <w:rFonts w:ascii="Courier New" w:hAnsi="Courier New" w:cs="Courier New"/>
+        </w:rPr>
+        <w:t>Oh</w:t>
+      </w:r>
+      <w:r>
+        <w:rPr>
+          <w:rFonts w:ascii="Courier New" w:hAnsi="Courier New" w:cs="Courier New"/>
+        </w:rPr>
+        <w:t xml:space="preserve">! </w:t>
       </w:r>
       <w:r>
         <w:rPr>
@@ -23559,7 +23782,25 @@
         <w:rPr>
           <w:rFonts w:ascii="Courier New" w:hAnsi="Courier New" w:cs="Courier New"/>
         </w:rPr>
-        <w:t>What is back?</w:t>
+        <w:t>What</w:t>
+      </w:r>
+      <w:r>
+        <w:rPr>
+          <w:rFonts w:ascii="Courier New" w:hAnsi="Courier New" w:cs="Courier New"/>
+        </w:rPr>
+        <w:t>’</w:t>
+      </w:r>
+      <w:r>
+        <w:rPr>
+          <w:rFonts w:ascii="Courier New" w:hAnsi="Courier New" w:cs="Courier New"/>
+        </w:rPr>
+        <w:t>s back?</w:t>
+      </w:r>
+      <w:r>
+        <w:rPr>
+          <w:rFonts w:ascii="Courier New" w:hAnsi="Courier New" w:cs="Courier New"/>
+        </w:rPr>
+        <w:t xml:space="preserve"> Adi?</w:t>
       </w:r>
     </w:p>
     <w:p>
@@ -23596,19 +23837,13 @@
         <w:rPr>
           <w:rFonts w:ascii="Courier New" w:hAnsi="Courier New" w:cs="Courier New"/>
         </w:rPr>
-        <w:t xml:space="preserve">Sorry, </w:t>
-      </w:r>
-      <w:r>
-        <w:rPr>
-          <w:rFonts w:ascii="Courier New" w:hAnsi="Courier New" w:cs="Courier New"/>
-        </w:rPr>
-        <w:t xml:space="preserve">nan bagge </w:t>
-      </w:r>
-      <w:r>
-        <w:rPr>
-          <w:rFonts w:ascii="Courier New" w:hAnsi="Courier New" w:cs="Courier New"/>
-        </w:rPr>
-        <w:t xml:space="preserve">ond vishya </w:t>
+        <w:t>s</w:t>
+      </w:r>
+      <w:r>
+        <w:rPr>
+          <w:rFonts w:ascii="Courier New" w:hAnsi="Courier New" w:cs="Courier New"/>
+        </w:rPr>
+        <w:t xml:space="preserve">orry, ond vishya </w:t>
       </w:r>
       <w:r>
         <w:rPr>
@@ -23633,28 +23868,76 @@
         <w:rPr>
           <w:rFonts w:ascii="Courier New" w:hAnsi="Courier New" w:cs="Courier New"/>
         </w:rPr>
-        <w:t>taleg pet bidu</w:t>
+        <w:t xml:space="preserve">nan </w:t>
+      </w:r>
+      <w:r>
+        <w:rPr>
+          <w:rFonts w:ascii="Courier New" w:hAnsi="Courier New" w:cs="Courier New"/>
+        </w:rPr>
+        <w:t>taleg pet bid</w:t>
+      </w:r>
+      <w:r>
+        <w:rPr>
+          <w:rFonts w:ascii="Courier New" w:hAnsi="Courier New" w:cs="Courier New"/>
+        </w:rPr>
+        <w:t>hu nange</w:t>
       </w:r>
       <w:r>
         <w:rPr>
           <w:rFonts w:ascii="Courier New" w:hAnsi="Courier New" w:cs="Courier New"/>
         </w:rPr>
         <w:br/>
-        <w:t>I got Temporal Lobe Epilepsy</w:t>
+        <w:t>Temporal Lobe Epilepsy</w:t>
+      </w:r>
+      <w:r>
+        <w:rPr>
+          <w:rFonts w:ascii="Courier New" w:hAnsi="Courier New" w:cs="Courier New"/>
+        </w:rPr>
+        <w:t xml:space="preserve"> agithu</w:t>
       </w:r>
       <w:r>
         <w:rPr>
           <w:rFonts w:ascii="Courier New" w:hAnsi="Courier New" w:cs="Courier New"/>
         </w:rPr>
         <w:br/>
-        <w:t>Memory jumps, Zone out ella agtitu</w:t>
+        <w:t>Memory jumps</w:t>
+      </w:r>
+      <w:r>
+        <w:rPr>
+          <w:rFonts w:ascii="Courier New" w:hAnsi="Courier New" w:cs="Courier New"/>
+        </w:rPr>
+        <w:t xml:space="preserve"> gallu</w:t>
+      </w:r>
+      <w:r>
+        <w:rPr>
+          <w:rFonts w:ascii="Courier New" w:hAnsi="Courier New" w:cs="Courier New"/>
+        </w:rPr>
+        <w:t xml:space="preserve">, Zone out </w:t>
+      </w:r>
+      <w:r>
+        <w:rPr>
+          <w:rFonts w:ascii="Courier New" w:hAnsi="Courier New" w:cs="Courier New"/>
+        </w:rPr>
+        <w:t>agadu</w:t>
+      </w:r>
+      <w:r>
+        <w:rPr>
+          <w:rFonts w:ascii="Courier New" w:hAnsi="Courier New" w:cs="Courier New"/>
+        </w:rPr>
+        <w:t>… ella agtitu</w:t>
       </w:r>
       <w:r>
         <w:rPr>
           <w:rFonts w:ascii="Courier New" w:hAnsi="Courier New" w:cs="Courier New"/>
         </w:rPr>
         <w:br/>
-        <w:t>But after medication I was cured</w:t>
+        <w:t>But medication</w:t>
+      </w:r>
+      <w:r>
+        <w:rPr>
+          <w:rFonts w:ascii="Courier New" w:hAnsi="Courier New" w:cs="Courier New"/>
+        </w:rPr>
+        <w:t xml:space="preserve">s inda full cure agidhe </w:t>
       </w:r>
       <w:r>
         <w:rPr>
@@ -23667,13 +23950,25 @@
         <w:rPr>
           <w:rFonts w:ascii="Courier New" w:hAnsi="Courier New" w:cs="Courier New"/>
         </w:rPr>
-        <w:t xml:space="preserve"> since last seizure</w:t>
-      </w:r>
-      <w:r>
-        <w:rPr>
-          <w:rFonts w:ascii="Courier New" w:hAnsi="Courier New" w:cs="Courier New"/>
-        </w:rPr>
-        <w:t xml:space="preserve">… </w:t>
+        <w:t xml:space="preserve"> since </w:t>
+      </w:r>
+      <w:r>
+        <w:rPr>
+          <w:rFonts w:ascii="Courier New" w:hAnsi="Courier New" w:cs="Courier New"/>
+        </w:rPr>
+        <w:t xml:space="preserve">the </w:t>
+      </w:r>
+      <w:r>
+        <w:rPr>
+          <w:rFonts w:ascii="Courier New" w:hAnsi="Courier New" w:cs="Courier New"/>
+        </w:rPr>
+        <w:t>last seizure</w:t>
+      </w:r>
+      <w:r>
+        <w:rPr>
+          <w:rFonts w:ascii="Courier New" w:hAnsi="Courier New" w:cs="Courier New"/>
+        </w:rPr>
+        <w:t>…</w:t>
       </w:r>
       <w:r>
         <w:rPr>
@@ -23796,6 +24091,14 @@
           <w:i/>
           <w:iCs/>
         </w:rPr>
+        <w:t>, grabs his hands</w:t>
+      </w:r>
+      <w:r>
+        <w:rPr>
+          <w:rFonts w:ascii="Courier New" w:hAnsi="Courier New" w:cs="Courier New"/>
+          <w:i/>
+          <w:iCs/>
+        </w:rPr>
         <w:t>)</w:t>
       </w:r>
       <w:r>
@@ -23822,7 +24125,19 @@
         <w:rPr>
           <w:rFonts w:ascii="Courier New" w:hAnsi="Courier New" w:cs="Courier New"/>
         </w:rPr>
-        <w:t xml:space="preserve"> yaak id modle helila neenu</w:t>
+        <w:t xml:space="preserve"> yaak id</w:t>
+      </w:r>
+      <w:r>
+        <w:rPr>
+          <w:rFonts w:ascii="Courier New" w:hAnsi="Courier New" w:cs="Courier New"/>
+        </w:rPr>
+        <w:t>ru bagge</w:t>
+      </w:r>
+      <w:r>
+        <w:rPr>
+          <w:rFonts w:ascii="Courier New" w:hAnsi="Courier New" w:cs="Courier New"/>
+        </w:rPr>
+        <w:t xml:space="preserve"> modle helila neenu</w:t>
       </w:r>
     </w:p>
     <w:p>
@@ -23858,8 +24173,40 @@
         <w:rPr>
           <w:rFonts w:ascii="Courier New" w:hAnsi="Courier New" w:cs="Courier New"/>
         </w:rPr>
+        <w:t>!</w:t>
+      </w:r>
+      <w:r>
+        <w:rPr>
+          <w:rFonts w:ascii="Courier New" w:hAnsi="Courier New" w:cs="Courier New"/>
+        </w:rPr>
+        <w:t xml:space="preserve"> </w:t>
+      </w:r>
+      <w:r>
+        <w:rPr>
+          <w:rFonts w:ascii="Courier New" w:hAnsi="Courier New" w:cs="Courier New"/>
+          <w:i/>
+          <w:iCs/>
+        </w:rPr>
+        <w:t>(squeezes her hands)</w:t>
+      </w:r>
+      <w:r>
+        <w:rPr>
+          <w:rFonts w:ascii="Courier New" w:hAnsi="Courier New" w:cs="Courier New"/>
+        </w:rPr>
         <w:br/>
-        <w:t xml:space="preserve">Neen nan life ig bandaga </w:t>
+        <w:t>Neen nan life ig bandaga</w:t>
+      </w:r>
+      <w:r>
+        <w:rPr>
+          <w:rFonts w:ascii="Courier New" w:hAnsi="Courier New" w:cs="Courier New"/>
+        </w:rPr>
+        <w:t>…</w:t>
+      </w:r>
+      <w:r>
+        <w:rPr>
+          <w:rFonts w:ascii="Courier New" w:hAnsi="Courier New" w:cs="Courier New"/>
+        </w:rPr>
+        <w:t xml:space="preserve"> </w:t>
       </w:r>
       <w:r>
         <w:rPr>
@@ -23874,6 +24221,8 @@
         <w:jc w:val="center"/>
         <w:rPr>
           <w:rFonts w:ascii="Courier New" w:hAnsi="Courier New" w:cs="Courier New"/>
+          <w:i/>
+          <w:iCs/>
         </w:rPr>
       </w:pPr>
       <w:r>
@@ -23917,6 +24266,35 @@
       <w:r>
         <w:rPr>
           <w:rFonts w:ascii="Courier New" w:hAnsi="Courier New" w:cs="Courier New"/>
+        </w:rPr>
+        <w:t>…</w:t>
+      </w:r>
+      <w:r>
+        <w:rPr>
+          <w:rFonts w:ascii="Courier New" w:hAnsi="Courier New" w:cs="Courier New"/>
+        </w:rPr>
+        <w:t xml:space="preserve"> Hospital ge hogana baa…</w:t>
+      </w:r>
+    </w:p>
+    <w:p>
+      <w:pPr>
+        <w:spacing w:line="240" w:lineRule="auto"/>
+        <w:jc w:val="center"/>
+        <w:rPr>
+          <w:rFonts w:ascii="Courier New" w:hAnsi="Courier New" w:cs="Courier New"/>
+        </w:rPr>
+      </w:pPr>
+      <w:r>
+        <w:rPr>
+          <w:rFonts w:ascii="Courier New" w:hAnsi="Courier New" w:cs="Courier New"/>
+          <w:b/>
+          <w:bCs/>
+        </w:rPr>
+        <w:t>ADI</w:t>
+      </w:r>
+      <w:r>
+        <w:rPr>
+          <w:rFonts w:ascii="Courier New" w:hAnsi="Courier New" w:cs="Courier New"/>
           <w:b/>
           <w:bCs/>
         </w:rPr>
@@ -23926,59 +24304,52 @@
         <w:rPr>
           <w:rFonts w:ascii="Courier New" w:hAnsi="Courier New" w:cs="Courier New"/>
         </w:rPr>
-        <w:t>Ning enadru hechu kami adre en kathe</w:t>
-      </w:r>
-    </w:p>
-    <w:p>
-      <w:pPr>
-        <w:spacing w:line="240" w:lineRule="auto"/>
-        <w:jc w:val="center"/>
-        <w:rPr>
-          <w:rFonts w:ascii="Courier New" w:hAnsi="Courier New" w:cs="Courier New"/>
-        </w:rPr>
-      </w:pPr>
-      <w:r>
-        <w:rPr>
-          <w:rFonts w:ascii="Courier New" w:hAnsi="Courier New" w:cs="Courier New"/>
-          <w:b/>
-          <w:bCs/>
-        </w:rPr>
-        <w:t>ADI</w:t>
-      </w:r>
-      <w:r>
-        <w:rPr>
-          <w:rFonts w:ascii="Courier New" w:hAnsi="Courier New" w:cs="Courier New"/>
-          <w:b/>
-          <w:bCs/>
+        <w:t xml:space="preserve">Ey! </w:t>
+      </w:r>
+      <w:r>
+        <w:rPr>
+          <w:rFonts w:ascii="Courier New" w:hAnsi="Courier New" w:cs="Courier New"/>
+          <w:i/>
+          <w:iCs/>
+        </w:rPr>
+        <w:t>(smiles)</w:t>
+      </w:r>
+      <w:r>
+        <w:rPr>
+          <w:rFonts w:ascii="Courier New" w:hAnsi="Courier New" w:cs="Courier New"/>
+        </w:rPr>
+        <w:t xml:space="preserve"> </w:t>
+      </w:r>
+      <w:r>
+        <w:rPr>
+          <w:rFonts w:ascii="Courier New" w:hAnsi="Courier New" w:cs="Courier New"/>
+        </w:rPr>
+        <w:t xml:space="preserve">there’s </w:t>
+      </w:r>
+      <w:r>
+        <w:rPr>
+          <w:rFonts w:ascii="Courier New" w:hAnsi="Courier New" w:cs="Courier New"/>
+        </w:rPr>
+        <w:t>nothing to worry!</w:t>
+      </w:r>
+      <w:r>
+        <w:rPr>
+          <w:rFonts w:ascii="Courier New" w:hAnsi="Courier New" w:cs="Courier New"/>
         </w:rPr>
         <w:br/>
-      </w:r>
-      <w:r>
-        <w:rPr>
-          <w:rFonts w:ascii="Courier New" w:hAnsi="Courier New" w:cs="Courier New"/>
-        </w:rPr>
-        <w:t xml:space="preserve">Ey! </w:t>
-      </w:r>
-      <w:r>
-        <w:rPr>
-          <w:rFonts w:ascii="Courier New" w:hAnsi="Courier New" w:cs="Courier New"/>
-          <w:i/>
-          <w:iCs/>
-        </w:rPr>
-        <w:t>(smiles)</w:t>
-      </w:r>
-      <w:r>
-        <w:rPr>
-          <w:rFonts w:ascii="Courier New" w:hAnsi="Courier New" w:cs="Courier New"/>
-        </w:rPr>
-        <w:t xml:space="preserve"> nothing to worry!</w:t>
-      </w:r>
-      <w:r>
-        <w:rPr>
-          <w:rFonts w:ascii="Courier New" w:hAnsi="Courier New" w:cs="Courier New"/>
-        </w:rPr>
-        <w:br/>
-        <w:t>BP Sugar patient tara one matre dina tagobeku aste</w:t>
+        <w:t>BP Sugar patient</w:t>
+      </w:r>
+      <w:r>
+        <w:rPr>
+          <w:rFonts w:ascii="Courier New" w:hAnsi="Courier New" w:cs="Courier New"/>
+        </w:rPr>
+        <w:t xml:space="preserve"> gal</w:t>
+      </w:r>
+      <w:r>
+        <w:rPr>
+          <w:rFonts w:ascii="Courier New" w:hAnsi="Courier New" w:cs="Courier New"/>
+        </w:rPr>
+        <w:t xml:space="preserve"> tara one matre dina tagobeku aste</w:t>
       </w:r>
       <w:r>
         <w:rPr>
@@ -23990,30 +24361,28 @@
       <w:r>
         <w:rPr>
           <w:rFonts w:ascii="Courier New" w:hAnsi="Courier New" w:cs="Courier New"/>
+          <w:i/>
+          <w:iCs/>
+        </w:rPr>
+        <w:t>(snaps finger)</w:t>
+      </w:r>
+      <w:r>
+        <w:rPr>
+          <w:rFonts w:ascii="Courier New" w:hAnsi="Courier New" w:cs="Courier New"/>
+        </w:rPr>
+        <w:t xml:space="preserve"> </w:t>
+      </w:r>
+      <w:r>
+        <w:rPr>
+          <w:rFonts w:ascii="Courier New" w:hAnsi="Courier New" w:cs="Courier New"/>
         </w:rPr>
         <w:t xml:space="preserve">hing anostral </w:t>
       </w:r>
       <w:r>
         <w:rPr>
           <w:rFonts w:ascii="Courier New" w:hAnsi="Courier New" w:cs="Courier New"/>
-          <w:i/>
-          <w:iCs/>
-        </w:rPr>
-        <w:t xml:space="preserve">(snaps </w:t>
-      </w:r>
-      <w:r>
-        <w:rPr>
-          <w:rFonts w:ascii="Courier New" w:hAnsi="Courier New" w:cs="Courier New"/>
-          <w:i/>
-          <w:iCs/>
-        </w:rPr>
-        <w:t>finger)</w:t>
-      </w:r>
-      <w:r>
-        <w:rPr>
-          <w:rFonts w:ascii="Courier New" w:hAnsi="Courier New" w:cs="Courier New"/>
-        </w:rPr>
-        <w:t xml:space="preserve"> sari</w:t>
+        </w:rPr>
+        <w:t>sari</w:t>
       </w:r>
       <w:r>
         <w:rPr>
@@ -24049,13 +24418,154 @@
         <w:rPr>
           <w:rFonts w:ascii="Courier New" w:hAnsi="Courier New" w:cs="Courier New"/>
         </w:rPr>
+        <w:t xml:space="preserve"> </w:t>
+      </w:r>
+      <w:r>
+        <w:rPr>
+          <w:rFonts w:ascii="Courier New" w:hAnsi="Courier New" w:cs="Courier New"/>
+        </w:rPr>
+        <w:t xml:space="preserve">wardrobe al bachitidini </w:t>
+      </w:r>
+      <w:r>
+        <w:rPr>
+          <w:rFonts w:ascii="Courier New" w:hAnsi="Courier New" w:cs="Courier New"/>
+          <w:i/>
+          <w:iCs/>
+        </w:rPr>
+        <w:t>(</w:t>
+      </w:r>
+      <w:r>
+        <w:rPr>
+          <w:rFonts w:ascii="Courier New" w:hAnsi="Courier New" w:cs="Courier New"/>
+          <w:i/>
+          <w:iCs/>
+        </w:rPr>
+        <w:t>stands</w:t>
+      </w:r>
+      <w:r>
+        <w:rPr>
+          <w:rFonts w:ascii="Courier New" w:hAnsi="Courier New" w:cs="Courier New"/>
+          <w:i/>
+          <w:iCs/>
+        </w:rPr>
+        <w:t xml:space="preserve"> up)</w:t>
+      </w:r>
+    </w:p>
+    <w:p>
+      <w:pPr>
+        <w:spacing w:line="240" w:lineRule="auto"/>
+        <w:jc w:val="center"/>
+        <w:rPr>
+          <w:rFonts w:ascii="Courier New" w:hAnsi="Courier New" w:cs="Courier New"/>
+        </w:rPr>
+      </w:pPr>
+      <w:r>
+        <w:rPr>
+          <w:rFonts w:ascii="Courier New" w:hAnsi="Courier New" w:cs="Courier New"/>
+          <w:b/>
+          <w:bCs/>
+        </w:rPr>
+        <w:t>KRITI</w:t>
+      </w:r>
+      <w:r>
+        <w:rPr>
+          <w:rFonts w:ascii="Courier New" w:hAnsi="Courier New" w:cs="Courier New"/>
+          <w:b/>
+          <w:bCs/>
+        </w:rPr>
         <w:br/>
       </w:r>
       <w:r>
         <w:rPr>
           <w:rFonts w:ascii="Courier New" w:hAnsi="Courier New" w:cs="Courier New"/>
         </w:rPr>
-        <w:t xml:space="preserve">wardrobe al bachitidini </w:t>
+        <w:t xml:space="preserve">sari… naan </w:t>
+      </w:r>
+      <w:r>
+        <w:rPr>
+          <w:rFonts w:ascii="Courier New" w:hAnsi="Courier New" w:cs="Courier New"/>
+          <w:i/>
+          <w:iCs/>
+        </w:rPr>
+        <w:t xml:space="preserve">(pause) </w:t>
+      </w:r>
+      <w:r>
+        <w:rPr>
+          <w:rFonts w:ascii="Courier New" w:hAnsi="Courier New" w:cs="Courier New"/>
+        </w:rPr>
+        <w:t>n</w:t>
+      </w:r>
+      <w:r>
+        <w:rPr>
+          <w:rFonts w:ascii="Courier New" w:hAnsi="Courier New" w:cs="Courier New"/>
+        </w:rPr>
+        <w:t xml:space="preserve">eer </w:t>
+      </w:r>
+      <w:r>
+        <w:rPr>
+          <w:rFonts w:ascii="Courier New" w:hAnsi="Courier New" w:cs="Courier New"/>
+        </w:rPr>
+        <w:t>tartini</w:t>
+      </w:r>
+      <w:r>
+        <w:rPr>
+          <w:rFonts w:ascii="Courier New" w:hAnsi="Courier New" w:cs="Courier New"/>
+        </w:rPr>
+        <w:br/>
+        <w:t xml:space="preserve">But nale </w:t>
+      </w:r>
+      <w:r>
+        <w:rPr>
+          <w:rFonts w:ascii="Courier New" w:hAnsi="Courier New" w:cs="Courier New"/>
+        </w:rPr>
+        <w:t xml:space="preserve">first thing… </w:t>
+      </w:r>
+      <w:r>
+        <w:rPr>
+          <w:rFonts w:ascii="Courier New" w:hAnsi="Courier New" w:cs="Courier New"/>
+        </w:rPr>
+        <w:t>doctor hatra hogle beku</w:t>
+      </w:r>
+    </w:p>
+    <w:p>
+      <w:pPr>
+        <w:spacing w:line="240" w:lineRule="auto"/>
+        <w:rPr>
+          <w:rFonts w:ascii="Courier New" w:hAnsi="Courier New" w:cs="Courier New"/>
+        </w:rPr>
+      </w:pPr>
+      <w:r>
+        <w:rPr>
+          <w:rFonts w:ascii="Courier New" w:hAnsi="Courier New" w:cs="Courier New"/>
+        </w:rPr>
+        <w:t>Kriti wipes her tears and gets up.</w:t>
+      </w:r>
+    </w:p>
+    <w:p>
+      <w:pPr>
+        <w:spacing w:line="240" w:lineRule="auto"/>
+        <w:jc w:val="center"/>
+        <w:rPr>
+          <w:rFonts w:ascii="Courier New" w:hAnsi="Courier New" w:cs="Courier New"/>
+          <w:i/>
+          <w:iCs/>
+        </w:rPr>
+      </w:pPr>
+      <w:r>
+        <w:rPr>
+          <w:rFonts w:ascii="Courier New" w:hAnsi="Courier New" w:cs="Courier New"/>
+          <w:b/>
+          <w:bCs/>
+        </w:rPr>
+        <w:t>ADI</w:t>
+      </w:r>
+      <w:r>
+        <w:rPr>
+          <w:rFonts w:ascii="Courier New" w:hAnsi="Courier New" w:cs="Courier New"/>
+          <w:b/>
+          <w:bCs/>
+        </w:rPr>
+        <w:br/>
       </w:r>
       <w:r>
         <w:rPr>
@@ -24071,15 +24581,79 @@
           <w:i/>
           <w:iCs/>
         </w:rPr>
-        <w:t>stands</w:t>
-      </w:r>
-      <w:r>
-        <w:rPr>
-          <w:rFonts w:ascii="Courier New" w:hAnsi="Courier New" w:cs="Courier New"/>
-          <w:i/>
-          <w:iCs/>
-        </w:rPr>
-        <w:t xml:space="preserve"> up)</w:t>
+        <w:t>smiles</w:t>
+      </w:r>
+      <w:r>
+        <w:rPr>
+          <w:rFonts w:ascii="Courier New" w:hAnsi="Courier New" w:cs="Courier New"/>
+          <w:i/>
+          <w:iCs/>
+        </w:rPr>
+        <w:t>)</w:t>
+      </w:r>
+      <w:r>
+        <w:rPr>
+          <w:rFonts w:ascii="Courier New" w:hAnsi="Courier New" w:cs="Courier New"/>
+          <w:i/>
+          <w:iCs/>
+        </w:rPr>
+        <w:t xml:space="preserve"> </w:t>
+      </w:r>
+      <w:r>
+        <w:rPr>
+          <w:rFonts w:ascii="Courier New" w:hAnsi="Courier New" w:cs="Courier New"/>
+        </w:rPr>
+        <w:t xml:space="preserve">Okay! </w:t>
+      </w:r>
+      <w:r>
+        <w:rPr>
+          <w:rFonts w:ascii="Courier New" w:hAnsi="Courier New" w:cs="Courier New"/>
+        </w:rPr>
+        <w:t>Anyway</w:t>
+      </w:r>
+      <w:r>
+        <w:rPr>
+          <w:rFonts w:ascii="Courier New" w:hAnsi="Courier New" w:cs="Courier New"/>
+        </w:rPr>
+        <w:t>s</w:t>
+      </w:r>
+      <w:r>
+        <w:rPr>
+          <w:rFonts w:ascii="Courier New" w:hAnsi="Courier New" w:cs="Courier New"/>
+        </w:rPr>
+        <w:t>, nang enadru hechu kammi adre</w:t>
+      </w:r>
+      <w:r>
+        <w:rPr>
+          <w:rFonts w:ascii="Courier New" w:hAnsi="Courier New" w:cs="Courier New"/>
+        </w:rPr>
+        <w:br/>
+      </w:r>
+      <w:r>
+        <w:rPr>
+          <w:rFonts w:ascii="Courier New" w:hAnsi="Courier New" w:cs="Courier New"/>
+        </w:rPr>
+        <w:t>Term l</w:t>
+      </w:r>
+      <w:r>
+        <w:rPr>
+          <w:rFonts w:ascii="Courier New" w:hAnsi="Courier New" w:cs="Courier New"/>
+        </w:rPr>
+        <w:t>ife insurance idyala!</w:t>
+      </w:r>
+      <w:r>
+        <w:rPr>
+          <w:rFonts w:ascii="Courier New" w:hAnsi="Courier New" w:cs="Courier New"/>
+        </w:rPr>
+        <w:t xml:space="preserve"> </w:t>
+      </w:r>
+      <w:r>
+        <w:rPr>
+          <w:rFonts w:ascii="Courier New" w:hAnsi="Courier New" w:cs="Courier New"/>
+          <w:i/>
+          <w:iCs/>
+        </w:rPr>
+        <w:t>(winks)</w:t>
       </w:r>
     </w:p>
     <w:p>
@@ -24110,131 +24684,6 @@
         <w:rPr>
           <w:rFonts w:ascii="Courier New" w:hAnsi="Courier New" w:cs="Courier New"/>
         </w:rPr>
-        <w:t xml:space="preserve">sari… naan </w:t>
-      </w:r>
-      <w:r>
-        <w:rPr>
-          <w:rFonts w:ascii="Courier New" w:hAnsi="Courier New" w:cs="Courier New"/>
-          <w:i/>
-          <w:iCs/>
-        </w:rPr>
-        <w:t xml:space="preserve">(pause) </w:t>
-      </w:r>
-      <w:r>
-        <w:rPr>
-          <w:rFonts w:ascii="Courier New" w:hAnsi="Courier New" w:cs="Courier New"/>
-        </w:rPr>
-        <w:t>n</w:t>
-      </w:r>
-      <w:r>
-        <w:rPr>
-          <w:rFonts w:ascii="Courier New" w:hAnsi="Courier New" w:cs="Courier New"/>
-        </w:rPr>
-        <w:t xml:space="preserve">eer </w:t>
-      </w:r>
-      <w:r>
-        <w:rPr>
-          <w:rFonts w:ascii="Courier New" w:hAnsi="Courier New" w:cs="Courier New"/>
-        </w:rPr>
-        <w:t>tartini</w:t>
-      </w:r>
-    </w:p>
-    <w:p>
-      <w:pPr>
-        <w:spacing w:line="240" w:lineRule="auto"/>
-        <w:rPr>
-          <w:rFonts w:ascii="Courier New" w:hAnsi="Courier New" w:cs="Courier New"/>
-        </w:rPr>
-      </w:pPr>
-      <w:r>
-        <w:rPr>
-          <w:rFonts w:ascii="Courier New" w:hAnsi="Courier New" w:cs="Courier New"/>
-        </w:rPr>
-        <w:t>Kriti wipes her tears and gets up.</w:t>
-      </w:r>
-    </w:p>
-    <w:p>
-      <w:pPr>
-        <w:spacing w:line="240" w:lineRule="auto"/>
-        <w:jc w:val="center"/>
-        <w:rPr>
-          <w:rFonts w:ascii="Courier New" w:hAnsi="Courier New" w:cs="Courier New"/>
-          <w:i/>
-          <w:iCs/>
-        </w:rPr>
-      </w:pPr>
-      <w:r>
-        <w:rPr>
-          <w:rFonts w:ascii="Courier New" w:hAnsi="Courier New" w:cs="Courier New"/>
-          <w:b/>
-          <w:bCs/>
-        </w:rPr>
-        <w:t>ADI</w:t>
-      </w:r>
-      <w:r>
-        <w:rPr>
-          <w:rFonts w:ascii="Courier New" w:hAnsi="Courier New" w:cs="Courier New"/>
-          <w:b/>
-          <w:bCs/>
-        </w:rPr>
-        <w:br/>
-      </w:r>
-      <w:r>
-        <w:rPr>
-          <w:rFonts w:ascii="Courier New" w:hAnsi="Courier New" w:cs="Courier New"/>
-        </w:rPr>
-        <w:t>Anyways, nang enadru hechu kammi adre</w:t>
-      </w:r>
-      <w:r>
-        <w:rPr>
-          <w:rFonts w:ascii="Courier New" w:hAnsi="Courier New" w:cs="Courier New"/>
-        </w:rPr>
-        <w:br/>
-        <w:t>Life insurance idyala!</w:t>
-      </w:r>
-      <w:r>
-        <w:rPr>
-          <w:rFonts w:ascii="Courier New" w:hAnsi="Courier New" w:cs="Courier New"/>
-        </w:rPr>
-        <w:t xml:space="preserve"> </w:t>
-      </w:r>
-      <w:r>
-        <w:rPr>
-          <w:rFonts w:ascii="Courier New" w:hAnsi="Courier New" w:cs="Courier New"/>
-          <w:i/>
-          <w:iCs/>
-        </w:rPr>
-        <w:t>(winks)</w:t>
-      </w:r>
-    </w:p>
-    <w:p>
-      <w:pPr>
-        <w:spacing w:line="240" w:lineRule="auto"/>
-        <w:jc w:val="center"/>
-        <w:rPr>
-          <w:rFonts w:ascii="Courier New" w:hAnsi="Courier New" w:cs="Courier New"/>
-        </w:rPr>
-      </w:pPr>
-      <w:r>
-        <w:rPr>
-          <w:rFonts w:ascii="Courier New" w:hAnsi="Courier New" w:cs="Courier New"/>
-          <w:b/>
-          <w:bCs/>
-        </w:rPr>
-        <w:t>KRITI</w:t>
-      </w:r>
-      <w:r>
-        <w:rPr>
-          <w:rFonts w:ascii="Courier New" w:hAnsi="Courier New" w:cs="Courier New"/>
-          <w:b/>
-          <w:bCs/>
-        </w:rPr>
-        <w:br/>
-      </w:r>
-      <w:r>
-        <w:rPr>
-          <w:rFonts w:ascii="Courier New" w:hAnsi="Courier New" w:cs="Courier New"/>
-        </w:rPr>
         <w:t xml:space="preserve"> </w:t>
       </w:r>
       <w:r>
@@ -24256,6 +24705,41 @@
           <w:rFonts w:ascii="Courier New" w:hAnsi="Courier New" w:cs="Courier New"/>
         </w:rPr>
         <w:t>Bidtu annu!</w:t>
+      </w:r>
+    </w:p>
+    <w:p>
+      <w:pPr>
+        <w:spacing w:line="240" w:lineRule="auto"/>
+        <w:jc w:val="right"/>
+        <w:rPr>
+          <w:rFonts w:ascii="Courier New" w:hAnsi="Courier New" w:cs="Courier New"/>
+          <w:b/>
+          <w:bCs/>
+        </w:rPr>
+      </w:pPr>
+      <w:r>
+        <w:rPr>
+          <w:rFonts w:ascii="Courier New" w:hAnsi="Courier New" w:cs="Courier New"/>
+          <w:b/>
+          <w:bCs/>
+        </w:rPr>
+        <w:t>J</w:t>
+      </w:r>
+      <w:r>
+        <w:rPr>
+          <w:rFonts w:ascii="Courier New" w:hAnsi="Courier New" w:cs="Courier New"/>
+          <w:b/>
+          <w:bCs/>
+        </w:rPr>
+        <w:t>-</w:t>
+      </w:r>
+      <w:r>
+        <w:rPr>
+          <w:rFonts w:ascii="Courier New" w:hAnsi="Courier New" w:cs="Courier New"/>
+          <w:b/>
+          <w:bCs/>
+        </w:rPr>
+        <w:t>CUT TO:</w:t>
       </w:r>
     </w:p>
     <w:p>
@@ -24368,46 +24852,1048 @@
         <w:rPr>
           <w:rFonts w:ascii="Courier New" w:hAnsi="Courier New" w:cs="Courier New"/>
         </w:rPr>
-        <w:t xml:space="preserve">Doctor </w:t>
-      </w:r>
-      <w:r>
-        <w:rPr>
-          <w:rFonts w:ascii="Courier New" w:hAnsi="Courier New" w:cs="Courier New"/>
-        </w:rPr>
-        <w:t xml:space="preserve">ge torsana </w:t>
-      </w:r>
-      <w:r>
-        <w:rPr>
-          <w:rFonts w:ascii="Courier New" w:hAnsi="Courier New" w:cs="Courier New"/>
-        </w:rPr>
-        <w:t>Adi</w:t>
-      </w:r>
-      <w:r>
-        <w:rPr>
-          <w:rFonts w:ascii="Courier New" w:hAnsi="Courier New" w:cs="Courier New"/>
-        </w:rPr>
-        <w:br/>
+        <w:t>Nale belge bega</w:t>
+      </w:r>
+      <w:r>
+        <w:rPr>
+          <w:rFonts w:ascii="Courier New" w:hAnsi="Courier New" w:cs="Courier New"/>
+        </w:rPr>
+        <w:t xml:space="preserve"> doctor hatra hogana</w:t>
+      </w:r>
+      <w:r>
+        <w:rPr>
+          <w:rFonts w:ascii="Courier New" w:hAnsi="Courier New" w:cs="Courier New"/>
+        </w:rPr>
+        <w:t xml:space="preserve"> Adi</w:t>
+      </w:r>
+    </w:p>
+    <w:p>
+      <w:pPr>
+        <w:spacing w:line="240" w:lineRule="auto"/>
+        <w:rPr>
+          <w:rFonts w:ascii="Courier New" w:hAnsi="Courier New" w:cs="Courier New"/>
+        </w:rPr>
+      </w:pPr>
+      <w:r>
+        <w:rPr>
+          <w:rFonts w:ascii="Courier New" w:hAnsi="Courier New" w:cs="Courier New"/>
+        </w:rPr>
+        <w:t xml:space="preserve">He </w:t>
+      </w:r>
+      <w:r>
+        <w:rPr>
+          <w:rFonts w:ascii="Courier New" w:hAnsi="Courier New" w:cs="Courier New"/>
+        </w:rPr>
+        <w:t xml:space="preserve">takes the </w:t>
+      </w:r>
+      <w:r>
+        <w:rPr>
+          <w:rFonts w:ascii="Courier New" w:hAnsi="Courier New" w:cs="Courier New"/>
+        </w:rPr>
+        <w:t>glass- I</w:t>
+      </w:r>
+      <w:r>
+        <w:rPr>
+          <w:rFonts w:ascii="Courier New" w:hAnsi="Courier New" w:cs="Courier New"/>
+        </w:rPr>
+        <w:t>t is empty</w:t>
+      </w:r>
+      <w:r>
+        <w:rPr>
+          <w:rFonts w:ascii="Courier New" w:hAnsi="Courier New" w:cs="Courier New"/>
+        </w:rPr>
+        <w:t>. H</w:t>
+      </w:r>
+      <w:r>
+        <w:rPr>
+          <w:rFonts w:ascii="Courier New" w:hAnsi="Courier New" w:cs="Courier New"/>
+        </w:rPr>
+        <w:t>e turns- There is no sign of Kriti.</w:t>
+      </w:r>
+    </w:p>
+    <w:p>
+      <w:pPr>
+        <w:spacing w:line="240" w:lineRule="auto"/>
+        <w:rPr>
+          <w:rFonts w:ascii="Courier New" w:hAnsi="Courier New" w:cs="Courier New"/>
+        </w:rPr>
+      </w:pPr>
+      <w:r>
+        <w:rPr>
+          <w:rFonts w:ascii="Courier New" w:hAnsi="Courier New" w:cs="Courier New"/>
+        </w:rPr>
+        <w:t>He cough</w:t>
+      </w:r>
+      <w:r>
+        <w:rPr>
+          <w:rFonts w:ascii="Courier New" w:hAnsi="Courier New" w:cs="Courier New"/>
+        </w:rPr>
+        <w:t>s hard</w:t>
+      </w:r>
+      <w:r>
+        <w:rPr>
+          <w:rFonts w:ascii="Courier New" w:hAnsi="Courier New" w:cs="Courier New"/>
+        </w:rPr>
+        <w:t xml:space="preserve"> and call</w:t>
+      </w:r>
+      <w:r>
+        <w:rPr>
+          <w:rFonts w:ascii="Courier New" w:hAnsi="Courier New" w:cs="Courier New"/>
+        </w:rPr>
+        <w:t>s</w:t>
+      </w:r>
+      <w:r>
+        <w:rPr>
+          <w:rFonts w:ascii="Courier New" w:hAnsi="Courier New" w:cs="Courier New"/>
+        </w:rPr>
+        <w:t xml:space="preserve"> out her name.</w:t>
+      </w:r>
+      <w:r>
+        <w:rPr>
+          <w:rFonts w:ascii="Courier New" w:hAnsi="Courier New" w:cs="Courier New"/>
+        </w:rPr>
+        <w:t xml:space="preserve"> </w:t>
+      </w:r>
+      <w:r>
+        <w:rPr>
+          <w:rFonts w:ascii="Courier New" w:hAnsi="Courier New" w:cs="Courier New"/>
+        </w:rPr>
+        <w:t xml:space="preserve">He </w:t>
+      </w:r>
+      <w:r>
+        <w:rPr>
+          <w:rFonts w:ascii="Courier New" w:hAnsi="Courier New" w:cs="Courier New"/>
+        </w:rPr>
+        <w:t xml:space="preserve">holds his </w:t>
+      </w:r>
+      <w:r>
+        <w:rPr>
+          <w:rFonts w:ascii="Courier New" w:hAnsi="Courier New" w:cs="Courier New"/>
+        </w:rPr>
+        <w:t xml:space="preserve">neck </w:t>
+      </w:r>
+      <w:r>
+        <w:rPr>
+          <w:rFonts w:ascii="Courier New" w:hAnsi="Courier New" w:cs="Courier New"/>
+        </w:rPr>
+        <w:t>like he is</w:t>
+      </w:r>
+      <w:r>
+        <w:rPr>
+          <w:rFonts w:ascii="Courier New" w:hAnsi="Courier New" w:cs="Courier New"/>
+        </w:rPr>
+        <w:t xml:space="preserve"> </w:t>
+      </w:r>
+      <w:r>
+        <w:rPr>
+          <w:rFonts w:ascii="Courier New" w:hAnsi="Courier New" w:cs="Courier New"/>
+        </w:rPr>
+        <w:t>suffering.</w:t>
+      </w:r>
+    </w:p>
+    <w:p>
+      <w:pPr>
+        <w:spacing w:line="240" w:lineRule="auto"/>
+        <w:rPr>
+          <w:rFonts w:ascii="Courier New" w:hAnsi="Courier New" w:cs="Courier New"/>
+        </w:rPr>
+      </w:pPr>
+      <w:r>
+        <w:rPr>
+          <w:rFonts w:ascii="Courier New" w:hAnsi="Courier New" w:cs="Courier New"/>
+        </w:rPr>
+        <w:t>He comes out</w:t>
+      </w:r>
+      <w:r>
+        <w:rPr>
+          <w:rFonts w:ascii="Courier New" w:hAnsi="Courier New" w:cs="Courier New"/>
+        </w:rPr>
+        <w:t xml:space="preserve">- </w:t>
+      </w:r>
+      <w:r>
+        <w:rPr>
+          <w:rFonts w:ascii="Courier New" w:hAnsi="Courier New" w:cs="Courier New"/>
+        </w:rPr>
+        <w:t>find</w:t>
+      </w:r>
+      <w:r>
+        <w:rPr>
+          <w:rFonts w:ascii="Courier New" w:hAnsi="Courier New" w:cs="Courier New"/>
+        </w:rPr>
+        <w:t>s</w:t>
+      </w:r>
+      <w:r>
+        <w:rPr>
+          <w:rFonts w:ascii="Courier New" w:hAnsi="Courier New" w:cs="Courier New"/>
+        </w:rPr>
+        <w:t xml:space="preserve"> </w:t>
+      </w:r>
+      <w:r>
+        <w:rPr>
+          <w:rFonts w:ascii="Courier New" w:hAnsi="Courier New" w:cs="Courier New"/>
+        </w:rPr>
+        <w:t>a</w:t>
+      </w:r>
+      <w:r>
+        <w:rPr>
+          <w:rFonts w:ascii="Courier New" w:hAnsi="Courier New" w:cs="Courier New"/>
+        </w:rPr>
+        <w:t xml:space="preserve"> </w:t>
+      </w:r>
+      <w:r>
+        <w:rPr>
+          <w:rFonts w:ascii="Courier New" w:hAnsi="Courier New" w:cs="Courier New"/>
+          <w:b/>
+          <w:bCs/>
+        </w:rPr>
+        <w:t>jug</w:t>
+      </w:r>
+      <w:r>
+        <w:rPr>
+          <w:rFonts w:ascii="Courier New" w:hAnsi="Courier New" w:cs="Courier New"/>
+          <w:b/>
+          <w:bCs/>
+        </w:rPr>
+        <w:t xml:space="preserve"> </w:t>
+      </w:r>
+      <w:r>
+        <w:rPr>
+          <w:rFonts w:ascii="Courier New" w:hAnsi="Courier New" w:cs="Courier New"/>
+        </w:rPr>
+        <w:t xml:space="preserve">on </w:t>
+      </w:r>
+      <w:r>
+        <w:rPr>
+          <w:rFonts w:ascii="Courier New" w:hAnsi="Courier New" w:cs="Courier New"/>
+        </w:rPr>
+        <w:t xml:space="preserve">the </w:t>
+      </w:r>
+      <w:r>
+        <w:rPr>
+          <w:rFonts w:ascii="Courier New" w:hAnsi="Courier New" w:cs="Courier New"/>
+        </w:rPr>
+        <w:t>dining table</w:t>
+      </w:r>
+      <w:r>
+        <w:rPr>
+          <w:rFonts w:ascii="Courier New" w:hAnsi="Courier New" w:cs="Courier New"/>
+        </w:rPr>
+        <w:t>- T</w:t>
+      </w:r>
+      <w:r>
+        <w:rPr>
+          <w:rFonts w:ascii="Courier New" w:hAnsi="Courier New" w:cs="Courier New"/>
+        </w:rPr>
+        <w:t>ilts</w:t>
+      </w:r>
+      <w:r>
+        <w:rPr>
+          <w:rFonts w:ascii="Courier New" w:hAnsi="Courier New" w:cs="Courier New"/>
+        </w:rPr>
+        <w:t xml:space="preserve"> it </w:t>
+      </w:r>
+      <w:r>
+        <w:rPr>
+          <w:rFonts w:ascii="Courier New" w:hAnsi="Courier New" w:cs="Courier New"/>
+        </w:rPr>
+        <w:t>over</w:t>
+      </w:r>
+      <w:r>
+        <w:rPr>
+          <w:rFonts w:ascii="Courier New" w:hAnsi="Courier New" w:cs="Courier New"/>
+        </w:rPr>
+        <w:t xml:space="preserve"> his mouth</w:t>
+      </w:r>
+      <w:r>
+        <w:rPr>
+          <w:rFonts w:ascii="Courier New" w:hAnsi="Courier New" w:cs="Courier New"/>
+        </w:rPr>
+        <w:t xml:space="preserve">- </w:t>
+      </w:r>
+      <w:r>
+        <w:rPr>
+          <w:rFonts w:ascii="Courier New" w:hAnsi="Courier New" w:cs="Courier New"/>
+        </w:rPr>
+        <w:t>It is completely e</w:t>
+      </w:r>
+      <w:r>
+        <w:rPr>
+          <w:rFonts w:ascii="Courier New" w:hAnsi="Courier New" w:cs="Courier New"/>
+        </w:rPr>
+        <w:t>mpty</w:t>
+      </w:r>
+      <w:r>
+        <w:rPr>
+          <w:rFonts w:ascii="Courier New" w:hAnsi="Courier New" w:cs="Courier New"/>
+        </w:rPr>
+        <w:t>.</w:t>
+      </w:r>
+    </w:p>
+    <w:p>
+      <w:pPr>
+        <w:spacing w:line="240" w:lineRule="auto"/>
+        <w:rPr>
+          <w:rFonts w:ascii="Courier New" w:hAnsi="Courier New" w:cs="Courier New"/>
+        </w:rPr>
+      </w:pPr>
+      <w:r>
+        <w:rPr>
+          <w:rFonts w:ascii="Courier New" w:hAnsi="Courier New" w:cs="Courier New"/>
+        </w:rPr>
+        <w:t xml:space="preserve">He </w:t>
+      </w:r>
+      <w:r>
+        <w:rPr>
+          <w:rFonts w:ascii="Courier New" w:hAnsi="Courier New" w:cs="Courier New"/>
+        </w:rPr>
+        <w:t xml:space="preserve">sees </w:t>
+      </w:r>
+      <w:r>
+        <w:rPr>
+          <w:rFonts w:ascii="Courier New" w:hAnsi="Courier New" w:cs="Courier New"/>
+        </w:rPr>
+        <w:t xml:space="preserve">a </w:t>
+      </w:r>
+      <w:r>
+        <w:rPr>
+          <w:rFonts w:ascii="Courier New" w:hAnsi="Courier New" w:cs="Courier New"/>
+          <w:b/>
+          <w:bCs/>
+        </w:rPr>
+        <w:t>kettle</w:t>
+      </w:r>
+      <w:r>
+        <w:rPr>
+          <w:rFonts w:ascii="Courier New" w:hAnsi="Courier New" w:cs="Courier New"/>
+        </w:rPr>
+        <w:t xml:space="preserve">- </w:t>
+      </w:r>
+      <w:r>
+        <w:rPr>
+          <w:rFonts w:ascii="Courier New" w:hAnsi="Courier New" w:cs="Courier New"/>
+        </w:rPr>
+        <w:t>Runs to it</w:t>
+      </w:r>
+      <w:r>
+        <w:rPr>
+          <w:rFonts w:ascii="Courier New" w:hAnsi="Courier New" w:cs="Courier New"/>
+        </w:rPr>
+        <w:t>-</w:t>
+      </w:r>
+      <w:r>
+        <w:rPr>
+          <w:rFonts w:ascii="Courier New" w:hAnsi="Courier New" w:cs="Courier New"/>
+        </w:rPr>
+        <w:t xml:space="preserve"> </w:t>
+      </w:r>
+      <w:r>
+        <w:rPr>
+          <w:rFonts w:ascii="Courier New" w:hAnsi="Courier New" w:cs="Courier New"/>
+        </w:rPr>
+        <w:t>P</w:t>
+      </w:r>
+      <w:r>
+        <w:rPr>
+          <w:rFonts w:ascii="Courier New" w:hAnsi="Courier New" w:cs="Courier New"/>
+        </w:rPr>
+        <w:t>icks it up and o</w:t>
+      </w:r>
+      <w:r>
+        <w:rPr>
+          <w:rFonts w:ascii="Courier New" w:hAnsi="Courier New" w:cs="Courier New"/>
+        </w:rPr>
+        <w:t>pens it- The water evaporates.</w:t>
+      </w:r>
+    </w:p>
+    <w:p>
+      <w:pPr>
+        <w:spacing w:line="240" w:lineRule="auto"/>
+        <w:rPr>
+          <w:rFonts w:ascii="Courier New" w:hAnsi="Courier New" w:cs="Courier New"/>
+          <w:b/>
+          <w:bCs/>
+        </w:rPr>
+      </w:pPr>
+      <w:r>
+        <w:rPr>
+          <w:rFonts w:ascii="Courier New" w:hAnsi="Courier New" w:cs="Courier New"/>
+        </w:rPr>
+        <w:t xml:space="preserve">WHOOSH- He hears a running </w:t>
+      </w:r>
+      <w:r>
+        <w:rPr>
+          <w:rFonts w:ascii="Courier New" w:hAnsi="Courier New" w:cs="Courier New"/>
+          <w:b/>
+          <w:bCs/>
+        </w:rPr>
+        <w:t>tap</w:t>
+      </w:r>
+      <w:r>
+        <w:rPr>
+          <w:rFonts w:ascii="Courier New" w:hAnsi="Courier New" w:cs="Courier New"/>
+        </w:rPr>
+        <w:t xml:space="preserve">. He realizes </w:t>
+      </w:r>
+      <w:r>
+        <w:rPr>
+          <w:rFonts w:ascii="Courier New" w:hAnsi="Courier New" w:cs="Courier New"/>
+        </w:rPr>
+        <w:t xml:space="preserve">that </w:t>
+      </w:r>
+      <w:r>
+        <w:rPr>
+          <w:rFonts w:ascii="Courier New" w:hAnsi="Courier New" w:cs="Courier New"/>
+        </w:rPr>
+        <w:t>the sound is coming from the kitchen and rushes into the kitchen.</w:t>
+      </w:r>
+    </w:p>
+    <w:p>
+      <w:pPr>
+        <w:spacing w:line="240" w:lineRule="auto"/>
+        <w:rPr>
+          <w:rFonts w:ascii="Courier New" w:hAnsi="Courier New" w:cs="Courier New"/>
+        </w:rPr>
+      </w:pPr>
+      <w:r>
+        <w:rPr>
+          <w:rFonts w:ascii="Courier New" w:hAnsi="Courier New" w:cs="Courier New"/>
+        </w:rPr>
+        <w:t>He looks at the water running from the tap- But the water abruptly stops when he gets to it. He turns the tap, hits it</w:t>
+      </w:r>
+      <w:r>
+        <w:rPr>
+          <w:rFonts w:ascii="Courier New" w:hAnsi="Courier New" w:cs="Courier New"/>
+        </w:rPr>
+        <w:t xml:space="preserve"> but n</w:t>
+      </w:r>
+      <w:r>
+        <w:rPr>
+          <w:rFonts w:ascii="Courier New" w:hAnsi="Courier New" w:cs="Courier New"/>
+        </w:rPr>
+        <w:t>o</w:t>
+      </w:r>
+      <w:r>
+        <w:rPr>
+          <w:rFonts w:ascii="Courier New" w:hAnsi="Courier New" w:cs="Courier New"/>
+        </w:rPr>
+        <w:t>thing comes out</w:t>
+      </w:r>
+      <w:r>
+        <w:rPr>
+          <w:rFonts w:ascii="Courier New" w:hAnsi="Courier New" w:cs="Courier New"/>
+        </w:rPr>
+        <w:t>.</w:t>
+      </w:r>
+      <w:r>
+        <w:rPr>
+          <w:rFonts w:ascii="Courier New" w:hAnsi="Courier New" w:cs="Courier New"/>
+        </w:rPr>
+        <w:t xml:space="preserve"> He opens the </w:t>
+      </w:r>
+      <w:r>
+        <w:rPr>
+          <w:rFonts w:ascii="Courier New" w:hAnsi="Courier New" w:cs="Courier New"/>
+          <w:b/>
+          <w:bCs/>
+        </w:rPr>
+        <w:t>taps of the washing machine</w:t>
+      </w:r>
+      <w:r>
+        <w:rPr>
+          <w:rFonts w:ascii="Courier New" w:hAnsi="Courier New" w:cs="Courier New"/>
+        </w:rPr>
+        <w:t>-</w:t>
+      </w:r>
+      <w:r>
+        <w:rPr>
+          <w:rFonts w:ascii="Courier New" w:hAnsi="Courier New" w:cs="Courier New"/>
+        </w:rPr>
+        <w:t xml:space="preserve"> No sign of water</w:t>
+      </w:r>
+      <w:r>
+        <w:rPr>
+          <w:rFonts w:ascii="Courier New" w:hAnsi="Courier New" w:cs="Courier New"/>
+        </w:rPr>
+        <w:t>.</w:t>
+      </w:r>
+    </w:p>
+    <w:p>
+      <w:pPr>
+        <w:spacing w:line="240" w:lineRule="auto"/>
+        <w:rPr>
+          <w:rFonts w:ascii="Courier New" w:hAnsi="Courier New" w:cs="Courier New"/>
+          <w:bCs/>
+        </w:rPr>
+      </w:pPr>
+      <w:r>
+        <w:rPr>
+          <w:rFonts w:ascii="Courier New" w:hAnsi="Courier New" w:cs="Courier New"/>
+        </w:rPr>
+        <w:t xml:space="preserve">He notices a </w:t>
+      </w:r>
+      <w:r>
+        <w:rPr>
+          <w:rFonts w:ascii="Courier New" w:hAnsi="Courier New" w:cs="Courier New"/>
+          <w:b/>
+          <w:bCs/>
+        </w:rPr>
+        <w:t>tea pot</w:t>
+      </w:r>
+      <w:r>
+        <w:rPr>
+          <w:rFonts w:ascii="Courier New" w:hAnsi="Courier New" w:cs="Courier New"/>
+        </w:rPr>
+        <w:t xml:space="preserve"> and </w:t>
+      </w:r>
+      <w:r>
+        <w:rPr>
+          <w:rFonts w:ascii="Courier New" w:hAnsi="Courier New" w:cs="Courier New"/>
+        </w:rPr>
+        <w:t>pours</w:t>
+      </w:r>
+      <w:r>
+        <w:rPr>
+          <w:rFonts w:ascii="Courier New" w:hAnsi="Courier New" w:cs="Courier New"/>
+        </w:rPr>
+        <w:t xml:space="preserve"> it</w:t>
+      </w:r>
+      <w:r>
+        <w:rPr>
+          <w:rFonts w:ascii="Courier New" w:hAnsi="Courier New" w:cs="Courier New"/>
+        </w:rPr>
+        <w:t xml:space="preserve"> over a mug</w:t>
+      </w:r>
+      <w:r>
+        <w:rPr>
+          <w:rFonts w:ascii="Courier New" w:hAnsi="Courier New" w:cs="Courier New"/>
+        </w:rPr>
+        <w:t xml:space="preserve">. </w:t>
+      </w:r>
+      <w:r>
+        <w:rPr>
+          <w:rFonts w:ascii="Courier New" w:hAnsi="Courier New" w:cs="Courier New"/>
+          <w:b/>
+          <w:bCs/>
+        </w:rPr>
         <w:t>B</w:t>
       </w:r>
       <w:r>
         <w:rPr>
           <w:rFonts w:ascii="Courier New" w:hAnsi="Courier New" w:cs="Courier New"/>
-        </w:rPr>
-        <w:t>ega</w:t>
-      </w:r>
-      <w:r>
-        <w:rPr>
-          <w:rFonts w:ascii="Courier New" w:hAnsi="Courier New" w:cs="Courier New"/>
-        </w:rPr>
-        <w:t xml:space="preserve"> ready agu</w:t>
-      </w:r>
-    </w:p>
-    <w:p>
-      <w:pPr>
-        <w:spacing w:line="240" w:lineRule="auto"/>
-        <w:rPr>
-          <w:rFonts w:ascii="Courier New" w:hAnsi="Courier New" w:cs="Courier New"/>
-        </w:rPr>
+          <w:b/>
+        </w:rPr>
+        <w:t>lack</w:t>
+      </w:r>
+      <w:r>
+        <w:rPr>
+          <w:rFonts w:ascii="Courier New" w:hAnsi="Courier New" w:cs="Courier New"/>
+          <w:b/>
+        </w:rPr>
+        <w:t xml:space="preserve"> sesame seeds</w:t>
+      </w:r>
+      <w:r>
+        <w:rPr>
+          <w:rFonts w:ascii="Courier New" w:hAnsi="Courier New" w:cs="Courier New"/>
+          <w:bCs/>
+        </w:rPr>
+        <w:t xml:space="preserve"> pour out.</w:t>
+      </w:r>
+    </w:p>
+    <w:p>
+      <w:pPr>
+        <w:spacing w:line="240" w:lineRule="auto"/>
+        <w:rPr>
+          <w:rFonts w:ascii="Courier New" w:hAnsi="Courier New" w:cs="Courier New"/>
+          <w:b/>
+          <w:bCs/>
+        </w:rPr>
+      </w:pPr>
+      <w:r>
+        <w:rPr>
+          <w:rFonts w:ascii="Courier New" w:hAnsi="Courier New" w:cs="Courier New"/>
+        </w:rPr>
+        <w:t xml:space="preserve">He opens the </w:t>
+      </w:r>
+      <w:r>
+        <w:rPr>
+          <w:rFonts w:ascii="Courier New" w:hAnsi="Courier New" w:cs="Courier New"/>
+          <w:b/>
+        </w:rPr>
+        <w:t>freezer</w:t>
+      </w:r>
+      <w:r>
+        <w:rPr>
+          <w:rFonts w:ascii="Courier New" w:hAnsi="Courier New" w:cs="Courier New"/>
+        </w:rPr>
+        <w:t xml:space="preserve"> </w:t>
+      </w:r>
+      <w:r>
+        <w:rPr>
+          <w:rFonts w:ascii="Courier New" w:hAnsi="Courier New" w:cs="Courier New"/>
+        </w:rPr>
+        <w:t xml:space="preserve">inside the fridge </w:t>
+      </w:r>
+      <w:r>
+        <w:rPr>
+          <w:rFonts w:ascii="Courier New" w:hAnsi="Courier New" w:cs="Courier New"/>
+        </w:rPr>
+        <w:t xml:space="preserve">only to </w:t>
+      </w:r>
+      <w:r>
+        <w:rPr>
+          <w:rFonts w:ascii="Courier New" w:hAnsi="Courier New" w:cs="Courier New"/>
+        </w:rPr>
+        <w:t>find</w:t>
+      </w:r>
+      <w:r>
+        <w:rPr>
+          <w:rFonts w:ascii="Courier New" w:hAnsi="Courier New" w:cs="Courier New"/>
+        </w:rPr>
+        <w:t xml:space="preserve"> </w:t>
+      </w:r>
+      <w:r>
+        <w:rPr>
+          <w:rFonts w:ascii="Courier New" w:hAnsi="Courier New" w:cs="Courier New"/>
+          <w:b/>
+          <w:bCs/>
+        </w:rPr>
+        <w:t xml:space="preserve">black pebbles. </w:t>
+      </w:r>
+    </w:p>
+    <w:p>
+      <w:pPr>
+        <w:spacing w:line="240" w:lineRule="auto"/>
+        <w:rPr>
+          <w:rFonts w:ascii="Courier New" w:hAnsi="Courier New" w:cs="Courier New"/>
+        </w:rPr>
+      </w:pPr>
+      <w:r>
+        <w:rPr>
+          <w:rFonts w:ascii="Courier New" w:hAnsi="Courier New" w:cs="Courier New"/>
+        </w:rPr>
+        <w:t xml:space="preserve">He finds a </w:t>
+      </w:r>
+      <w:r>
+        <w:rPr>
+          <w:rFonts w:ascii="Courier New" w:hAnsi="Courier New" w:cs="Courier New"/>
+          <w:b/>
+          <w:bCs/>
+        </w:rPr>
+        <w:t>juice box</w:t>
+      </w:r>
+      <w:r>
+        <w:rPr>
+          <w:rFonts w:ascii="Courier New" w:hAnsi="Courier New" w:cs="Courier New"/>
+          <w:b/>
+          <w:bCs/>
+        </w:rPr>
+        <w:t xml:space="preserve"> </w:t>
+      </w:r>
+      <w:r>
+        <w:rPr>
+          <w:rFonts w:ascii="Courier New" w:hAnsi="Courier New" w:cs="Courier New"/>
+        </w:rPr>
+        <w:t xml:space="preserve">in the </w:t>
+      </w:r>
+      <w:r>
+        <w:rPr>
+          <w:rFonts w:ascii="Courier New" w:hAnsi="Courier New" w:cs="Courier New"/>
+          <w:b/>
+          <w:bCs/>
+        </w:rPr>
+        <w:t>fridge</w:t>
+      </w:r>
+      <w:r>
+        <w:rPr>
+          <w:rFonts w:ascii="Courier New" w:hAnsi="Courier New" w:cs="Courier New"/>
+        </w:rPr>
+        <w:t xml:space="preserve">. With </w:t>
+      </w:r>
+      <w:r>
+        <w:rPr>
+          <w:rFonts w:ascii="Courier New" w:hAnsi="Courier New" w:cs="Courier New"/>
+        </w:rPr>
+        <w:t>joy</w:t>
+      </w:r>
+      <w:r>
+        <w:rPr>
+          <w:rFonts w:ascii="Courier New" w:hAnsi="Courier New" w:cs="Courier New"/>
+        </w:rPr>
+        <w:t xml:space="preserve">, he </w:t>
+      </w:r>
+      <w:r>
+        <w:rPr>
+          <w:rFonts w:ascii="Courier New" w:hAnsi="Courier New" w:cs="Courier New"/>
+        </w:rPr>
+        <w:t xml:space="preserve">sakes it, </w:t>
+      </w:r>
+      <w:r>
+        <w:rPr>
+          <w:rFonts w:ascii="Courier New" w:hAnsi="Courier New" w:cs="Courier New"/>
+        </w:rPr>
+        <w:t>opens it and pours it</w:t>
+      </w:r>
+      <w:r>
+        <w:rPr>
+          <w:rFonts w:ascii="Courier New" w:hAnsi="Courier New" w:cs="Courier New"/>
+        </w:rPr>
+        <w:t xml:space="preserve"> into a glass- </w:t>
+      </w:r>
+      <w:r>
+        <w:rPr>
+          <w:rFonts w:ascii="Courier New" w:hAnsi="Courier New" w:cs="Courier New"/>
+          <w:b/>
+          <w:bCs/>
+        </w:rPr>
+        <w:t>thick oil</w:t>
+      </w:r>
+      <w:r>
+        <w:rPr>
+          <w:rFonts w:ascii="Courier New" w:hAnsi="Courier New" w:cs="Courier New"/>
+        </w:rPr>
+        <w:t xml:space="preserve"> pours out</w:t>
+      </w:r>
+      <w:r>
+        <w:rPr>
+          <w:rFonts w:ascii="Courier New" w:hAnsi="Courier New" w:cs="Courier New"/>
+        </w:rPr>
+        <w:t>.</w:t>
+      </w:r>
+    </w:p>
+    <w:p>
+      <w:pPr>
+        <w:spacing w:line="240" w:lineRule="auto"/>
+        <w:rPr>
+          <w:rFonts w:ascii="Courier New" w:hAnsi="Courier New" w:cs="Courier New"/>
+        </w:rPr>
+      </w:pPr>
+      <w:r>
+        <w:rPr>
+          <w:rFonts w:ascii="Courier New" w:hAnsi="Courier New" w:cs="Courier New"/>
+        </w:rPr>
+        <w:t xml:space="preserve">Desperate, he opens all the </w:t>
+      </w:r>
+      <w:r>
+        <w:rPr>
+          <w:rFonts w:ascii="Courier New" w:hAnsi="Courier New" w:cs="Courier New"/>
+          <w:b/>
+          <w:bCs/>
+        </w:rPr>
+        <w:t>cabinets</w:t>
+      </w:r>
+      <w:r>
+        <w:rPr>
+          <w:rFonts w:ascii="Courier New" w:hAnsi="Courier New" w:cs="Courier New"/>
+          <w:b/>
+          <w:bCs/>
+        </w:rPr>
+        <w:t xml:space="preserve"> </w:t>
+      </w:r>
+      <w:r>
+        <w:rPr>
+          <w:rFonts w:ascii="Courier New" w:hAnsi="Courier New" w:cs="Courier New"/>
+          <w:bCs/>
+        </w:rPr>
+        <w:t>and</w:t>
+      </w:r>
+      <w:r>
+        <w:rPr>
+          <w:rFonts w:ascii="Courier New" w:hAnsi="Courier New" w:cs="Courier New"/>
+        </w:rPr>
+        <w:t xml:space="preserve"> finds a </w:t>
+      </w:r>
+      <w:r>
+        <w:rPr>
+          <w:rFonts w:ascii="Courier New" w:hAnsi="Courier New" w:cs="Courier New"/>
+          <w:b/>
+          <w:bCs/>
+        </w:rPr>
+        <w:t>whiskey bottle.</w:t>
+      </w:r>
+      <w:r>
+        <w:rPr>
+          <w:rFonts w:ascii="Courier New" w:hAnsi="Courier New" w:cs="Courier New"/>
+        </w:rPr>
+        <w:t xml:space="preserve"> He shakes it </w:t>
+      </w:r>
+      <w:r>
+        <w:rPr>
+          <w:rFonts w:ascii="Courier New" w:hAnsi="Courier New" w:cs="Courier New"/>
+        </w:rPr>
+        <w:t xml:space="preserve">and </w:t>
+      </w:r>
+      <w:r>
+        <w:rPr>
+          <w:rFonts w:ascii="Courier New" w:hAnsi="Courier New" w:cs="Courier New"/>
+        </w:rPr>
+        <w:t>feel</w:t>
+      </w:r>
+      <w:r>
+        <w:rPr>
+          <w:rFonts w:ascii="Courier New" w:hAnsi="Courier New" w:cs="Courier New"/>
+        </w:rPr>
+        <w:t>s</w:t>
+      </w:r>
+      <w:r>
+        <w:rPr>
+          <w:rFonts w:ascii="Courier New" w:hAnsi="Courier New" w:cs="Courier New"/>
+        </w:rPr>
+        <w:t xml:space="preserve"> </w:t>
+      </w:r>
+      <w:r>
+        <w:rPr>
+          <w:rFonts w:ascii="Courier New" w:hAnsi="Courier New" w:cs="Courier New"/>
+        </w:rPr>
+        <w:t xml:space="preserve">the liquid inside. </w:t>
+      </w:r>
+      <w:r>
+        <w:rPr>
+          <w:rFonts w:ascii="Courier New" w:hAnsi="Courier New" w:cs="Courier New"/>
+        </w:rPr>
+        <w:t>With tears of joy, h</w:t>
+      </w:r>
+      <w:r>
+        <w:rPr>
+          <w:rFonts w:ascii="Courier New" w:hAnsi="Courier New" w:cs="Courier New"/>
+        </w:rPr>
+        <w:t xml:space="preserve">e </w:t>
+      </w:r>
+      <w:r>
+        <w:rPr>
+          <w:rFonts w:ascii="Courier New" w:hAnsi="Courier New" w:cs="Courier New"/>
+        </w:rPr>
+        <w:t>twist</w:t>
+      </w:r>
+      <w:r>
+        <w:rPr>
+          <w:rFonts w:ascii="Courier New" w:hAnsi="Courier New" w:cs="Courier New"/>
+        </w:rPr>
+        <w:t>-</w:t>
+      </w:r>
+      <w:r>
+        <w:rPr>
+          <w:rFonts w:ascii="Courier New" w:hAnsi="Courier New" w:cs="Courier New"/>
+        </w:rPr>
+        <w:t xml:space="preserve">opens the </w:t>
+      </w:r>
+      <w:r>
+        <w:rPr>
+          <w:rFonts w:ascii="Courier New" w:hAnsi="Courier New" w:cs="Courier New"/>
+        </w:rPr>
+        <w:t>cap and tilts the bottle over a glass-</w:t>
+      </w:r>
+      <w:r>
+        <w:rPr>
+          <w:rFonts w:ascii="Courier New" w:hAnsi="Courier New" w:cs="Courier New"/>
+        </w:rPr>
+        <w:t xml:space="preserve"> </w:t>
+      </w:r>
+      <w:r>
+        <w:rPr>
+          <w:rFonts w:ascii="Courier New" w:hAnsi="Courier New" w:cs="Courier New"/>
+          <w:b/>
+          <w:bCs/>
+        </w:rPr>
+        <w:t>D</w:t>
+      </w:r>
+      <w:r>
+        <w:rPr>
+          <w:rFonts w:ascii="Courier New" w:hAnsi="Courier New" w:cs="Courier New"/>
+          <w:b/>
+          <w:bCs/>
+        </w:rPr>
+        <w:t>r</w:t>
+      </w:r>
+      <w:r>
+        <w:rPr>
+          <w:rFonts w:ascii="Courier New" w:hAnsi="Courier New" w:cs="Courier New"/>
+          <w:b/>
+          <w:bCs/>
+        </w:rPr>
+        <w:t>y</w:t>
+      </w:r>
+      <w:r>
+        <w:rPr>
+          <w:rFonts w:ascii="Courier New" w:hAnsi="Courier New" w:cs="Courier New"/>
+          <w:b/>
+          <w:bCs/>
+        </w:rPr>
+        <w:t xml:space="preserve"> flower petals</w:t>
+      </w:r>
+      <w:r>
+        <w:rPr>
+          <w:rFonts w:ascii="Courier New" w:hAnsi="Courier New" w:cs="Courier New"/>
+        </w:rPr>
+        <w:t xml:space="preserve"> </w:t>
+      </w:r>
+      <w:r>
+        <w:rPr>
+          <w:rFonts w:ascii="Courier New" w:hAnsi="Courier New" w:cs="Courier New"/>
+        </w:rPr>
+        <w:t>pour</w:t>
+      </w:r>
+      <w:r>
+        <w:rPr>
+          <w:rFonts w:ascii="Courier New" w:hAnsi="Courier New" w:cs="Courier New"/>
+        </w:rPr>
+        <w:t xml:space="preserve"> </w:t>
+      </w:r>
+      <w:r>
+        <w:rPr>
+          <w:rFonts w:ascii="Courier New" w:hAnsi="Courier New" w:cs="Courier New"/>
+        </w:rPr>
+        <w:t>out</w:t>
+      </w:r>
+      <w:r>
+        <w:rPr>
+          <w:rFonts w:ascii="Courier New" w:hAnsi="Courier New" w:cs="Courier New"/>
+        </w:rPr>
+        <w:t>.</w:t>
+      </w:r>
+    </w:p>
+    <w:p>
+      <w:pPr>
+        <w:spacing w:line="240" w:lineRule="auto"/>
+        <w:rPr>
+          <w:rFonts w:ascii="Courier New" w:hAnsi="Courier New" w:cs="Courier New"/>
+          <w:b/>
+          <w:bCs/>
+        </w:rPr>
+      </w:pPr>
+      <w:r>
+        <w:rPr>
+          <w:rFonts w:ascii="Courier New" w:hAnsi="Courier New" w:cs="Courier New"/>
+        </w:rPr>
+        <w:t xml:space="preserve">He hears a fizzing sound- An </w:t>
+      </w:r>
+      <w:r>
+        <w:rPr>
+          <w:rFonts w:ascii="Courier New" w:hAnsi="Courier New" w:cs="Courier New"/>
+          <w:b/>
+          <w:bCs/>
+        </w:rPr>
+        <w:t xml:space="preserve">ice-cold soda with a </w:t>
+      </w:r>
+      <w:r>
+        <w:rPr>
+          <w:rFonts w:ascii="Courier New" w:hAnsi="Courier New" w:cs="Courier New"/>
+          <w:b/>
+          <w:bCs/>
+        </w:rPr>
+        <w:t xml:space="preserve">slice of </w:t>
+      </w:r>
+      <w:r>
+        <w:rPr>
+          <w:rFonts w:ascii="Courier New" w:hAnsi="Courier New" w:cs="Courier New"/>
+          <w:b/>
+          <w:bCs/>
+        </w:rPr>
+        <w:t xml:space="preserve">lime. </w:t>
+      </w:r>
+      <w:r>
+        <w:rPr>
+          <w:rFonts w:ascii="Courier New" w:hAnsi="Courier New" w:cs="Courier New"/>
+        </w:rPr>
+        <w:t>H</w:t>
+      </w:r>
+      <w:r>
+        <w:rPr>
+          <w:rFonts w:ascii="Courier New" w:hAnsi="Courier New" w:cs="Courier New"/>
+        </w:rPr>
+        <w:t xml:space="preserve">e runs </w:t>
+      </w:r>
+      <w:r>
+        <w:rPr>
+          <w:rFonts w:ascii="Courier New" w:hAnsi="Courier New" w:cs="Courier New"/>
+        </w:rPr>
+        <w:t xml:space="preserve">towards it </w:t>
+      </w:r>
+      <w:r>
+        <w:rPr>
+          <w:rFonts w:ascii="Courier New" w:hAnsi="Courier New" w:cs="Courier New"/>
+        </w:rPr>
+        <w:t>to grab it</w:t>
+      </w:r>
+      <w:r>
+        <w:rPr>
+          <w:rFonts w:ascii="Courier New" w:hAnsi="Courier New" w:cs="Courier New"/>
+        </w:rPr>
+        <w:t xml:space="preserve"> but before </w:t>
+      </w:r>
+      <w:r>
+        <w:rPr>
+          <w:rFonts w:ascii="Courier New" w:hAnsi="Courier New" w:cs="Courier New"/>
+        </w:rPr>
+        <w:t>he</w:t>
+      </w:r>
+      <w:r>
+        <w:rPr>
+          <w:rFonts w:ascii="Courier New" w:hAnsi="Courier New" w:cs="Courier New"/>
+        </w:rPr>
+        <w:t xml:space="preserve"> </w:t>
+      </w:r>
+      <w:r>
+        <w:rPr>
+          <w:rFonts w:ascii="Courier New" w:hAnsi="Courier New" w:cs="Courier New"/>
+        </w:rPr>
+        <w:t>reach</w:t>
+      </w:r>
+      <w:r>
+        <w:rPr>
+          <w:rFonts w:ascii="Courier New" w:hAnsi="Courier New" w:cs="Courier New"/>
+        </w:rPr>
+        <w:t>es</w:t>
+      </w:r>
+      <w:r>
+        <w:rPr>
+          <w:rFonts w:ascii="Courier New" w:hAnsi="Courier New" w:cs="Courier New"/>
+        </w:rPr>
+        <w:t xml:space="preserve"> it</w:t>
+      </w:r>
+      <w:r>
+        <w:rPr>
+          <w:rFonts w:ascii="Courier New" w:hAnsi="Courier New" w:cs="Courier New"/>
+        </w:rPr>
+        <w:t>, it falls to the ground turn</w:t>
+      </w:r>
+      <w:r>
+        <w:rPr>
+          <w:rFonts w:ascii="Courier New" w:hAnsi="Courier New" w:cs="Courier New"/>
+        </w:rPr>
+        <w:t>ing</w:t>
+      </w:r>
+      <w:r>
+        <w:rPr>
+          <w:rFonts w:ascii="Courier New" w:hAnsi="Courier New" w:cs="Courier New"/>
+        </w:rPr>
+        <w:t xml:space="preserve"> into</w:t>
+      </w:r>
+      <w:r>
+        <w:rPr>
+          <w:rFonts w:ascii="Courier New" w:hAnsi="Courier New" w:cs="Courier New"/>
+        </w:rPr>
+        <w:t xml:space="preserve"> </w:t>
+      </w:r>
+      <w:r>
+        <w:rPr>
+          <w:rFonts w:ascii="Courier New" w:hAnsi="Courier New" w:cs="Courier New"/>
+          <w:b/>
+          <w:bCs/>
+        </w:rPr>
+        <w:t>dust</w:t>
+      </w:r>
+      <w:r>
+        <w:rPr>
+          <w:rFonts w:ascii="Courier New" w:hAnsi="Courier New" w:cs="Courier New"/>
+          <w:b/>
+          <w:bCs/>
+        </w:rPr>
+        <w:t>.</w:t>
+      </w:r>
+    </w:p>
+    <w:p>
+      <w:pPr>
+        <w:spacing w:line="240" w:lineRule="auto"/>
       </w:pPr>
       <w:r>
         <w:rPr>
@@ -24419,243 +25905,201 @@
         <w:rPr>
           <w:rFonts w:ascii="Courier New" w:hAnsi="Courier New" w:cs="Courier New"/>
         </w:rPr>
-        <w:t xml:space="preserve">takes the </w:t>
-      </w:r>
-      <w:r>
-        <w:rPr>
-          <w:rFonts w:ascii="Courier New" w:hAnsi="Courier New" w:cs="Courier New"/>
-        </w:rPr>
-        <w:t>glass- I</w:t>
-      </w:r>
-      <w:r>
-        <w:rPr>
-          <w:rFonts w:ascii="Courier New" w:hAnsi="Courier New" w:cs="Courier New"/>
-        </w:rPr>
-        <w:t>t is empty</w:t>
-      </w:r>
-      <w:r>
-        <w:rPr>
-          <w:rFonts w:ascii="Courier New" w:hAnsi="Courier New" w:cs="Courier New"/>
-        </w:rPr>
-        <w:t>. H</w:t>
-      </w:r>
-      <w:r>
-        <w:rPr>
-          <w:rFonts w:ascii="Courier New" w:hAnsi="Courier New" w:cs="Courier New"/>
-        </w:rPr>
-        <w:t>e turns- There is no sign of Kriti.</w:t>
-      </w:r>
-    </w:p>
-    <w:p>
-      <w:pPr>
-        <w:spacing w:line="240" w:lineRule="auto"/>
-        <w:rPr>
-          <w:rFonts w:ascii="Courier New" w:hAnsi="Courier New" w:cs="Courier New"/>
-        </w:rPr>
-      </w:pPr>
-      <w:r>
-        <w:rPr>
-          <w:rFonts w:ascii="Courier New" w:hAnsi="Courier New" w:cs="Courier New"/>
-        </w:rPr>
-        <w:t>He cough</w:t>
-      </w:r>
-      <w:r>
-        <w:rPr>
-          <w:rFonts w:ascii="Courier New" w:hAnsi="Courier New" w:cs="Courier New"/>
-        </w:rPr>
-        <w:t>s hard</w:t>
-      </w:r>
-      <w:r>
-        <w:rPr>
-          <w:rFonts w:ascii="Courier New" w:hAnsi="Courier New" w:cs="Courier New"/>
-        </w:rPr>
-        <w:t xml:space="preserve"> and call</w:t>
-      </w:r>
-      <w:r>
-        <w:rPr>
-          <w:rFonts w:ascii="Courier New" w:hAnsi="Courier New" w:cs="Courier New"/>
-        </w:rPr>
-        <w:t>s</w:t>
-      </w:r>
-      <w:r>
-        <w:rPr>
-          <w:rFonts w:ascii="Courier New" w:hAnsi="Courier New" w:cs="Courier New"/>
-        </w:rPr>
-        <w:t xml:space="preserve"> out her name.</w:t>
-      </w:r>
-      <w:r>
-        <w:rPr>
-          <w:rFonts w:ascii="Courier New" w:hAnsi="Courier New" w:cs="Courier New"/>
-        </w:rPr>
-        <w:t xml:space="preserve"> </w:t>
-      </w:r>
-      <w:r>
-        <w:rPr>
-          <w:rFonts w:ascii="Courier New" w:hAnsi="Courier New" w:cs="Courier New"/>
-        </w:rPr>
-        <w:t xml:space="preserve">He </w:t>
-      </w:r>
-      <w:r>
-        <w:rPr>
-          <w:rFonts w:ascii="Courier New" w:hAnsi="Courier New" w:cs="Courier New"/>
-        </w:rPr>
-        <w:t xml:space="preserve">holds his </w:t>
-      </w:r>
-      <w:r>
-        <w:rPr>
-          <w:rFonts w:ascii="Courier New" w:hAnsi="Courier New" w:cs="Courier New"/>
-        </w:rPr>
-        <w:t xml:space="preserve">neck </w:t>
-      </w:r>
-      <w:r>
-        <w:rPr>
-          <w:rFonts w:ascii="Courier New" w:hAnsi="Courier New" w:cs="Courier New"/>
-        </w:rPr>
-        <w:t>like he is</w:t>
-      </w:r>
-      <w:r>
-        <w:rPr>
-          <w:rFonts w:ascii="Courier New" w:hAnsi="Courier New" w:cs="Courier New"/>
-        </w:rPr>
-        <w:t xml:space="preserve"> </w:t>
-      </w:r>
-      <w:r>
-        <w:rPr>
-          <w:rFonts w:ascii="Courier New" w:hAnsi="Courier New" w:cs="Courier New"/>
-        </w:rPr>
-        <w:t>suffering.</w:t>
-      </w:r>
-    </w:p>
-    <w:p>
-      <w:pPr>
-        <w:spacing w:line="240" w:lineRule="auto"/>
-        <w:rPr>
-          <w:rFonts w:ascii="Courier New" w:hAnsi="Courier New" w:cs="Courier New"/>
-        </w:rPr>
-      </w:pPr>
-      <w:r>
-        <w:rPr>
-          <w:rFonts w:ascii="Courier New" w:hAnsi="Courier New" w:cs="Courier New"/>
-        </w:rPr>
-        <w:t>He comes out</w:t>
-      </w:r>
-      <w:r>
-        <w:rPr>
-          <w:rFonts w:ascii="Courier New" w:hAnsi="Courier New" w:cs="Courier New"/>
-        </w:rPr>
-        <w:t xml:space="preserve">- </w:t>
-      </w:r>
-      <w:r>
-        <w:rPr>
-          <w:rFonts w:ascii="Courier New" w:hAnsi="Courier New" w:cs="Courier New"/>
-        </w:rPr>
-        <w:t>find</w:t>
-      </w:r>
-      <w:r>
-        <w:rPr>
-          <w:rFonts w:ascii="Courier New" w:hAnsi="Courier New" w:cs="Courier New"/>
-        </w:rPr>
-        <w:t>s</w:t>
-      </w:r>
-      <w:r>
-        <w:rPr>
-          <w:rFonts w:ascii="Courier New" w:hAnsi="Courier New" w:cs="Courier New"/>
-        </w:rPr>
-        <w:t xml:space="preserve"> </w:t>
-      </w:r>
-      <w:r>
-        <w:rPr>
-          <w:rFonts w:ascii="Courier New" w:hAnsi="Courier New" w:cs="Courier New"/>
+        <w:t xml:space="preserve">finds </w:t>
+      </w:r>
+      <w:r>
+        <w:rPr>
+          <w:rFonts w:ascii="Courier New" w:hAnsi="Courier New" w:cs="Courier New"/>
+        </w:rPr>
+        <w:t xml:space="preserve">a </w:t>
+      </w:r>
+      <w:r>
+        <w:rPr>
+          <w:rFonts w:ascii="Courier New" w:hAnsi="Courier New" w:cs="Courier New"/>
+          <w:b/>
+          <w:bCs/>
+        </w:rPr>
+        <w:t xml:space="preserve">vase </w:t>
+      </w:r>
+      <w:r>
+        <w:rPr>
+          <w:rFonts w:ascii="Courier New" w:hAnsi="Courier New" w:cs="Courier New"/>
+          <w:b/>
+          <w:bCs/>
+        </w:rPr>
+        <w:t>with flowers</w:t>
+      </w:r>
+      <w:r>
+        <w:rPr>
+          <w:rFonts w:ascii="Courier New" w:hAnsi="Courier New" w:cs="Courier New"/>
+        </w:rPr>
+        <w:t xml:space="preserve">. He throws away the flowers and </w:t>
+      </w:r>
+      <w:r>
+        <w:rPr>
+          <w:rFonts w:ascii="Courier New" w:hAnsi="Courier New" w:cs="Courier New"/>
+        </w:rPr>
+        <w:t xml:space="preserve">tilts </w:t>
+      </w:r>
+      <w:r>
+        <w:rPr>
+          <w:rFonts w:ascii="Courier New" w:hAnsi="Courier New" w:cs="Courier New"/>
+        </w:rPr>
+        <w:t>the vase</w:t>
+      </w:r>
+      <w:r>
+        <w:rPr>
+          <w:rFonts w:ascii="Courier New" w:hAnsi="Courier New" w:cs="Courier New"/>
+        </w:rPr>
+        <w:t xml:space="preserve"> over his mouth.</w:t>
+      </w:r>
+      <w:r>
+        <w:rPr>
+          <w:rFonts w:ascii="Courier New" w:hAnsi="Courier New" w:cs="Courier New"/>
+        </w:rPr>
+        <w:t xml:space="preserve"> The</w:t>
+      </w:r>
+      <w:r>
+        <w:rPr>
+          <w:rFonts w:ascii="Courier New" w:hAnsi="Courier New" w:cs="Courier New"/>
+        </w:rPr>
+        <w:t xml:space="preserve"> </w:t>
+      </w:r>
+      <w:r>
+        <w:rPr>
+          <w:rFonts w:ascii="Courier New" w:hAnsi="Courier New" w:cs="Courier New"/>
+        </w:rPr>
+        <w:t xml:space="preserve">water turns into </w:t>
+      </w:r>
+      <w:r>
+        <w:rPr>
+          <w:rFonts w:ascii="Courier New" w:hAnsi="Courier New" w:cs="Courier New"/>
+          <w:b/>
+          <w:bCs/>
+        </w:rPr>
+        <w:t>d</w:t>
+      </w:r>
+      <w:r>
+        <w:rPr>
+          <w:rFonts w:ascii="Courier New" w:hAnsi="Courier New" w:cs="Courier New"/>
+          <w:b/>
+          <w:bCs/>
+        </w:rPr>
+        <w:t>ry puffed rice</w:t>
+      </w:r>
+      <w:r>
+        <w:rPr>
+          <w:rFonts w:ascii="Courier New" w:hAnsi="Courier New" w:cs="Courier New"/>
+        </w:rPr>
+        <w:t xml:space="preserve"> </w:t>
+      </w:r>
+      <w:r>
+        <w:rPr>
+          <w:rFonts w:ascii="Courier New" w:hAnsi="Courier New" w:cs="Courier New"/>
+        </w:rPr>
+        <w:t xml:space="preserve">and </w:t>
+      </w:r>
+      <w:r>
+        <w:rPr>
+          <w:rFonts w:ascii="Courier New" w:hAnsi="Courier New" w:cs="Courier New"/>
+        </w:rPr>
+        <w:t>falls into his dry mouth.</w:t>
+      </w:r>
+    </w:p>
+    <w:p>
+      <w:pPr>
+        <w:spacing w:line="240" w:lineRule="auto"/>
+        <w:rPr>
+          <w:rFonts w:ascii="Courier New" w:hAnsi="Courier New" w:cs="Courier New"/>
+        </w:rPr>
+      </w:pPr>
+      <w:r>
+        <w:rPr>
+          <w:rFonts w:ascii="Courier New" w:hAnsi="Courier New" w:cs="Courier New"/>
+        </w:rPr>
+        <w:t xml:space="preserve">He notices a </w:t>
+      </w:r>
+      <w:r>
+        <w:rPr>
+          <w:rFonts w:ascii="Courier New" w:hAnsi="Courier New" w:cs="Courier New"/>
+          <w:b/>
+          <w:bCs/>
+        </w:rPr>
+        <w:t>tender coconut</w:t>
+      </w:r>
+      <w:r>
+        <w:rPr>
+          <w:rFonts w:ascii="Courier New" w:hAnsi="Courier New" w:cs="Courier New"/>
+        </w:rPr>
+        <w:t xml:space="preserve"> with a </w:t>
+      </w:r>
+      <w:r>
+        <w:rPr>
+          <w:rFonts w:ascii="Courier New" w:hAnsi="Courier New" w:cs="Courier New"/>
+          <w:b/>
+          <w:bCs/>
+        </w:rPr>
+        <w:t xml:space="preserve">knife </w:t>
+      </w:r>
+      <w:r>
+        <w:rPr>
+          <w:rFonts w:ascii="Courier New" w:hAnsi="Courier New" w:cs="Courier New"/>
+        </w:rPr>
+        <w:t>next to it</w:t>
+      </w:r>
+      <w:r>
+        <w:rPr>
+          <w:rFonts w:ascii="Courier New" w:hAnsi="Courier New" w:cs="Courier New"/>
+        </w:rPr>
+        <w:t xml:space="preserve"> on a shelf</w:t>
+      </w:r>
+      <w:r>
+        <w:rPr>
+          <w:rFonts w:ascii="Courier New" w:hAnsi="Courier New" w:cs="Courier New"/>
+        </w:rPr>
+        <w:t>. He makes a hole in the coconut</w:t>
+      </w:r>
+      <w:r>
+        <w:rPr>
+          <w:rFonts w:ascii="Courier New" w:hAnsi="Courier New" w:cs="Courier New"/>
+        </w:rPr>
+        <w:t xml:space="preserve"> but gets traumatized. He tilts it and</w:t>
+      </w:r>
+      <w:r>
+        <w:rPr>
+          <w:rFonts w:ascii="Courier New" w:hAnsi="Courier New" w:cs="Courier New"/>
+        </w:rPr>
+        <w:t xml:space="preserve"> </w:t>
+      </w:r>
+      <w:r>
+        <w:rPr>
+          <w:rFonts w:ascii="Courier New" w:hAnsi="Courier New" w:cs="Courier New"/>
+          <w:b/>
+          <w:bCs/>
         </w:rPr>
         <w:t>a</w:t>
       </w:r>
       <w:r>
         <w:rPr>
           <w:rFonts w:ascii="Courier New" w:hAnsi="Courier New" w:cs="Courier New"/>
-        </w:rPr>
-        <w:t xml:space="preserve"> </w:t>
-      </w:r>
-      <w:r>
-        <w:rPr>
-          <w:rFonts w:ascii="Courier New" w:hAnsi="Courier New" w:cs="Courier New"/>
-          <w:b/>
-          <w:bCs/>
-        </w:rPr>
-        <w:t>jug</w:t>
-      </w:r>
-      <w:r>
-        <w:rPr>
-          <w:rFonts w:ascii="Courier New" w:hAnsi="Courier New" w:cs="Courier New"/>
-          <w:b/>
-          <w:bCs/>
-        </w:rPr>
-        <w:t xml:space="preserve"> </w:t>
-      </w:r>
-      <w:r>
-        <w:rPr>
-          <w:rFonts w:ascii="Courier New" w:hAnsi="Courier New" w:cs="Courier New"/>
-        </w:rPr>
-        <w:t xml:space="preserve">on </w:t>
-      </w:r>
-      <w:r>
-        <w:rPr>
-          <w:rFonts w:ascii="Courier New" w:hAnsi="Courier New" w:cs="Courier New"/>
-        </w:rPr>
-        <w:t xml:space="preserve">the </w:t>
-      </w:r>
-      <w:r>
-        <w:rPr>
-          <w:rFonts w:ascii="Courier New" w:hAnsi="Courier New" w:cs="Courier New"/>
-        </w:rPr>
-        <w:t>dining table</w:t>
-      </w:r>
-      <w:r>
-        <w:rPr>
-          <w:rFonts w:ascii="Courier New" w:hAnsi="Courier New" w:cs="Courier New"/>
-        </w:rPr>
-        <w:t>- T</w:t>
-      </w:r>
-      <w:r>
-        <w:rPr>
-          <w:rFonts w:ascii="Courier New" w:hAnsi="Courier New" w:cs="Courier New"/>
-        </w:rPr>
-        <w:t>ilts</w:t>
-      </w:r>
-      <w:r>
-        <w:rPr>
-          <w:rFonts w:ascii="Courier New" w:hAnsi="Courier New" w:cs="Courier New"/>
-        </w:rPr>
-        <w:t xml:space="preserve"> it </w:t>
-      </w:r>
-      <w:r>
-        <w:rPr>
-          <w:rFonts w:ascii="Courier New" w:hAnsi="Courier New" w:cs="Courier New"/>
-        </w:rPr>
-        <w:t>over</w:t>
-      </w:r>
-      <w:r>
-        <w:rPr>
-          <w:rFonts w:ascii="Courier New" w:hAnsi="Courier New" w:cs="Courier New"/>
-        </w:rPr>
-        <w:t xml:space="preserve"> his mouth</w:t>
-      </w:r>
-      <w:r>
-        <w:rPr>
-          <w:rFonts w:ascii="Courier New" w:hAnsi="Courier New" w:cs="Courier New"/>
-        </w:rPr>
-        <w:t xml:space="preserve">- </w:t>
-      </w:r>
-      <w:r>
-        <w:rPr>
-          <w:rFonts w:ascii="Courier New" w:hAnsi="Courier New" w:cs="Courier New"/>
-        </w:rPr>
-        <w:t>It is completely e</w:t>
-      </w:r>
-      <w:r>
-        <w:rPr>
-          <w:rFonts w:ascii="Courier New" w:hAnsi="Courier New" w:cs="Courier New"/>
-        </w:rPr>
-        <w:t>mpty</w:t>
+          <w:b/>
+          <w:bCs/>
+        </w:rPr>
+        <w:t>sh</w:t>
+      </w:r>
+      <w:r>
+        <w:rPr>
+          <w:rFonts w:ascii="Courier New" w:hAnsi="Courier New" w:cs="Courier New"/>
+          <w:b/>
+          <w:bCs/>
+        </w:rPr>
+        <w:t xml:space="preserve"> </w:t>
+      </w:r>
+      <w:r>
+        <w:rPr>
+          <w:rFonts w:ascii="Courier New" w:hAnsi="Courier New" w:cs="Courier New"/>
+        </w:rPr>
+        <w:t>pours out</w:t>
       </w:r>
       <w:r>
         <w:rPr>
@@ -24675,143 +26119,73 @@
         <w:rPr>
           <w:rFonts w:ascii="Courier New" w:hAnsi="Courier New" w:cs="Courier New"/>
         </w:rPr>
-        <w:t xml:space="preserve">He </w:t>
-      </w:r>
-      <w:r>
-        <w:rPr>
-          <w:rFonts w:ascii="Courier New" w:hAnsi="Courier New" w:cs="Courier New"/>
-        </w:rPr>
-        <w:t xml:space="preserve">sees </w:t>
-      </w:r>
-      <w:r>
-        <w:rPr>
-          <w:rFonts w:ascii="Courier New" w:hAnsi="Courier New" w:cs="Courier New"/>
-        </w:rPr>
-        <w:t xml:space="preserve">a </w:t>
-      </w:r>
-      <w:r>
-        <w:rPr>
-          <w:rFonts w:ascii="Courier New" w:hAnsi="Courier New" w:cs="Courier New"/>
-          <w:b/>
-          <w:bCs/>
-        </w:rPr>
-        <w:t>kettle</w:t>
-      </w:r>
-      <w:r>
-        <w:rPr>
-          <w:rFonts w:ascii="Courier New" w:hAnsi="Courier New" w:cs="Courier New"/>
-        </w:rPr>
-        <w:t xml:space="preserve">- </w:t>
-      </w:r>
-      <w:r>
-        <w:rPr>
-          <w:rFonts w:ascii="Courier New" w:hAnsi="Courier New" w:cs="Courier New"/>
-        </w:rPr>
-        <w:t>Runs to it</w:t>
-      </w:r>
-      <w:r>
-        <w:rPr>
-          <w:rFonts w:ascii="Courier New" w:hAnsi="Courier New" w:cs="Courier New"/>
-        </w:rPr>
-        <w:t>-</w:t>
-      </w:r>
-      <w:r>
-        <w:rPr>
-          <w:rFonts w:ascii="Courier New" w:hAnsi="Courier New" w:cs="Courier New"/>
-        </w:rPr>
-        <w:t xml:space="preserve"> </w:t>
-      </w:r>
-      <w:r>
-        <w:rPr>
-          <w:rFonts w:ascii="Courier New" w:hAnsi="Courier New" w:cs="Courier New"/>
-        </w:rPr>
-        <w:t>P</w:t>
-      </w:r>
-      <w:r>
-        <w:rPr>
-          <w:rFonts w:ascii="Courier New" w:hAnsi="Courier New" w:cs="Courier New"/>
-        </w:rPr>
-        <w:t>icks it up and o</w:t>
-      </w:r>
-      <w:r>
-        <w:rPr>
-          <w:rFonts w:ascii="Courier New" w:hAnsi="Courier New" w:cs="Courier New"/>
-        </w:rPr>
-        <w:t>pens it- The water evaporates.</w:t>
-      </w:r>
-    </w:p>
-    <w:p>
-      <w:pPr>
-        <w:spacing w:line="240" w:lineRule="auto"/>
-        <w:rPr>
-          <w:rFonts w:ascii="Courier New" w:hAnsi="Courier New" w:cs="Courier New"/>
-          <w:b/>
-          <w:bCs/>
-        </w:rPr>
-      </w:pPr>
-      <w:r>
-        <w:rPr>
-          <w:rFonts w:ascii="Courier New" w:hAnsi="Courier New" w:cs="Courier New"/>
-        </w:rPr>
-        <w:t xml:space="preserve">WHOOSH- He hears a running </w:t>
-      </w:r>
-      <w:r>
-        <w:rPr>
-          <w:rFonts w:ascii="Courier New" w:hAnsi="Courier New" w:cs="Courier New"/>
-          <w:b/>
-          <w:bCs/>
-        </w:rPr>
-        <w:t>tap</w:t>
-      </w:r>
-      <w:r>
-        <w:rPr>
-          <w:rFonts w:ascii="Courier New" w:hAnsi="Courier New" w:cs="Courier New"/>
-        </w:rPr>
-        <w:t xml:space="preserve">. He realizes </w:t>
-      </w:r>
-      <w:r>
-        <w:rPr>
-          <w:rFonts w:ascii="Courier New" w:hAnsi="Courier New" w:cs="Courier New"/>
-        </w:rPr>
-        <w:t xml:space="preserve">that </w:t>
-      </w:r>
-      <w:r>
-        <w:rPr>
-          <w:rFonts w:ascii="Courier New" w:hAnsi="Courier New" w:cs="Courier New"/>
-        </w:rPr>
-        <w:t>the sound is coming from the kitchen and rushes into the kitchen.</w:t>
-      </w:r>
-    </w:p>
-    <w:p>
-      <w:pPr>
-        <w:spacing w:line="240" w:lineRule="auto"/>
-        <w:rPr>
-          <w:rFonts w:ascii="Courier New" w:hAnsi="Courier New" w:cs="Courier New"/>
-        </w:rPr>
-      </w:pPr>
-      <w:r>
-        <w:rPr>
-          <w:rFonts w:ascii="Courier New" w:hAnsi="Courier New" w:cs="Courier New"/>
-        </w:rPr>
-        <w:t>He looks at the water running from the tap- But the water abruptly stops when he gets to it. He turns the tap, hits it</w:t>
-      </w:r>
-      <w:r>
-        <w:rPr>
-          <w:rFonts w:ascii="Courier New" w:hAnsi="Courier New" w:cs="Courier New"/>
-        </w:rPr>
-        <w:t xml:space="preserve"> but n</w:t>
-      </w:r>
-      <w:r>
-        <w:rPr>
-          <w:rFonts w:ascii="Courier New" w:hAnsi="Courier New" w:cs="Courier New"/>
-        </w:rPr>
-        <w:t>o</w:t>
-      </w:r>
-      <w:r>
-        <w:rPr>
-          <w:rFonts w:ascii="Courier New" w:hAnsi="Courier New" w:cs="Courier New"/>
-        </w:rPr>
-        <w:t>thing comes out</w:t>
+        <w:t xml:space="preserve">Finally, he runs to the </w:t>
+      </w:r>
+      <w:r>
+        <w:rPr>
+          <w:rFonts w:ascii="Courier New" w:hAnsi="Courier New" w:cs="Courier New"/>
+          <w:b/>
+          <w:bCs/>
+        </w:rPr>
+        <w:t xml:space="preserve">tumbler </w:t>
+      </w:r>
+      <w:r>
+        <w:rPr>
+          <w:rFonts w:ascii="Courier New" w:hAnsi="Courier New" w:cs="Courier New"/>
+        </w:rPr>
+        <w:t xml:space="preserve">on the tea table in the hall. He lifts it shakes it to feel water inside but as he tilts it, </w:t>
+      </w:r>
+      <w:r>
+        <w:rPr>
+          <w:rFonts w:ascii="Courier New" w:hAnsi="Courier New" w:cs="Courier New"/>
+          <w:b/>
+          <w:bCs/>
+        </w:rPr>
+        <w:t>thick dark smoke</w:t>
+      </w:r>
+      <w:r>
+        <w:rPr>
+          <w:rFonts w:ascii="Courier New" w:hAnsi="Courier New" w:cs="Courier New"/>
+        </w:rPr>
+        <w:t xml:space="preserve"> comes.</w:t>
+      </w:r>
+    </w:p>
+    <w:p>
+      <w:pPr>
+        <w:spacing w:line="240" w:lineRule="auto"/>
+        <w:rPr>
+          <w:rFonts w:ascii="Courier New" w:hAnsi="Courier New" w:cs="Courier New"/>
+        </w:rPr>
+      </w:pPr>
+      <w:r>
+        <w:rPr>
+          <w:rFonts w:ascii="Courier New" w:hAnsi="Courier New" w:cs="Courier New"/>
+        </w:rPr>
+        <w:t xml:space="preserve">He stands thirsty and terrified. Suddenly, the </w:t>
+      </w:r>
+      <w:r>
+        <w:rPr>
+          <w:rFonts w:ascii="Courier New" w:hAnsi="Courier New" w:cs="Courier New"/>
+        </w:rPr>
+        <w:t>sound</w:t>
+      </w:r>
+      <w:r>
+        <w:rPr>
+          <w:rFonts w:ascii="Courier New" w:hAnsi="Courier New" w:cs="Courier New"/>
+        </w:rPr>
+        <w:t xml:space="preserve"> of rain grabs his attention. He runs to the </w:t>
+      </w:r>
+      <w:r>
+        <w:rPr>
+          <w:rFonts w:ascii="Courier New" w:hAnsi="Courier New" w:cs="Courier New"/>
+        </w:rPr>
+        <w:t>door,</w:t>
+      </w:r>
+      <w:r>
+        <w:rPr>
+          <w:rFonts w:ascii="Courier New" w:hAnsi="Courier New" w:cs="Courier New"/>
+        </w:rPr>
+        <w:t xml:space="preserve"> but the door doesn’t open</w:t>
       </w:r>
       <w:r>
         <w:rPr>
@@ -24823,27 +26197,39 @@
         <w:rPr>
           <w:rFonts w:ascii="Courier New" w:hAnsi="Courier New" w:cs="Courier New"/>
         </w:rPr>
-        <w:t xml:space="preserve"> He opens the </w:t>
-      </w:r>
-      <w:r>
-        <w:rPr>
-          <w:rFonts w:ascii="Courier New" w:hAnsi="Courier New" w:cs="Courier New"/>
-          <w:b/>
-          <w:bCs/>
-        </w:rPr>
-        <w:t>taps of the washing machine</w:t>
-      </w:r>
-      <w:r>
-        <w:rPr>
-          <w:rFonts w:ascii="Courier New" w:hAnsi="Courier New" w:cs="Courier New"/>
-        </w:rPr>
-        <w:t>-</w:t>
-      </w:r>
-      <w:r>
-        <w:rPr>
-          <w:rFonts w:ascii="Courier New" w:hAnsi="Courier New" w:cs="Courier New"/>
-        </w:rPr>
-        <w:t xml:space="preserve"> No sign of water</w:t>
+        <w:t xml:space="preserve"> </w:t>
+      </w:r>
+    </w:p>
+    <w:p>
+      <w:pPr>
+        <w:spacing w:line="240" w:lineRule="auto"/>
+        <w:rPr>
+          <w:rFonts w:ascii="Courier New" w:hAnsi="Courier New" w:cs="Courier New"/>
+        </w:rPr>
+      </w:pPr>
+      <w:r>
+        <w:rPr>
+          <w:rFonts w:ascii="Courier New" w:hAnsi="Courier New" w:cs="Courier New"/>
+        </w:rPr>
+        <w:t xml:space="preserve">He takes a few steps back and runs to slam open the </w:t>
+      </w:r>
+      <w:r>
+        <w:rPr>
+          <w:rFonts w:ascii="Courier New" w:hAnsi="Courier New" w:cs="Courier New"/>
+        </w:rPr>
+        <w:t>door,</w:t>
+      </w:r>
+      <w:r>
+        <w:rPr>
+          <w:rFonts w:ascii="Courier New" w:hAnsi="Courier New" w:cs="Courier New"/>
+        </w:rPr>
+        <w:t xml:space="preserve"> but he </w:t>
+      </w:r>
+      <w:r>
+        <w:rPr>
+          <w:rFonts w:ascii="Courier New" w:hAnsi="Courier New" w:cs="Courier New"/>
+        </w:rPr>
+        <w:t>stops after noticing the locked latch</w:t>
       </w:r>
       <w:r>
         <w:rPr>
@@ -24851,927 +26237,6 @@
         </w:rPr>
         <w:t>.</w:t>
       </w:r>
-    </w:p>
-    <w:p>
-      <w:pPr>
-        <w:spacing w:line="240" w:lineRule="auto"/>
-        <w:rPr>
-          <w:rFonts w:ascii="Courier New" w:hAnsi="Courier New" w:cs="Courier New"/>
-          <w:bCs/>
-        </w:rPr>
-      </w:pPr>
-      <w:r>
-        <w:rPr>
-          <w:rFonts w:ascii="Courier New" w:hAnsi="Courier New" w:cs="Courier New"/>
-        </w:rPr>
-        <w:t xml:space="preserve">He notices a </w:t>
-      </w:r>
-      <w:r>
-        <w:rPr>
-          <w:rFonts w:ascii="Courier New" w:hAnsi="Courier New" w:cs="Courier New"/>
-          <w:b/>
-          <w:bCs/>
-        </w:rPr>
-        <w:t>tea pot</w:t>
-      </w:r>
-      <w:r>
-        <w:rPr>
-          <w:rFonts w:ascii="Courier New" w:hAnsi="Courier New" w:cs="Courier New"/>
-        </w:rPr>
-        <w:t xml:space="preserve"> and </w:t>
-      </w:r>
-      <w:r>
-        <w:rPr>
-          <w:rFonts w:ascii="Courier New" w:hAnsi="Courier New" w:cs="Courier New"/>
-        </w:rPr>
-        <w:t>pours</w:t>
-      </w:r>
-      <w:r>
-        <w:rPr>
-          <w:rFonts w:ascii="Courier New" w:hAnsi="Courier New" w:cs="Courier New"/>
-        </w:rPr>
-        <w:t xml:space="preserve"> it</w:t>
-      </w:r>
-      <w:r>
-        <w:rPr>
-          <w:rFonts w:ascii="Courier New" w:hAnsi="Courier New" w:cs="Courier New"/>
-        </w:rPr>
-        <w:t xml:space="preserve"> over a mug</w:t>
-      </w:r>
-      <w:r>
-        <w:rPr>
-          <w:rFonts w:ascii="Courier New" w:hAnsi="Courier New" w:cs="Courier New"/>
-        </w:rPr>
-        <w:t xml:space="preserve">. </w:t>
-      </w:r>
-      <w:r>
-        <w:rPr>
-          <w:rFonts w:ascii="Courier New" w:hAnsi="Courier New" w:cs="Courier New"/>
-          <w:b/>
-          <w:bCs/>
-        </w:rPr>
-        <w:t>B</w:t>
-      </w:r>
-      <w:r>
-        <w:rPr>
-          <w:rFonts w:ascii="Courier New" w:hAnsi="Courier New" w:cs="Courier New"/>
-          <w:b/>
-        </w:rPr>
-        <w:t>lack</w:t>
-      </w:r>
-      <w:r>
-        <w:rPr>
-          <w:rFonts w:ascii="Courier New" w:hAnsi="Courier New" w:cs="Courier New"/>
-          <w:b/>
-        </w:rPr>
-        <w:t xml:space="preserve"> sesame seeds</w:t>
-      </w:r>
-      <w:r>
-        <w:rPr>
-          <w:rFonts w:ascii="Courier New" w:hAnsi="Courier New" w:cs="Courier New"/>
-          <w:bCs/>
-        </w:rPr>
-        <w:t xml:space="preserve"> pour out.</w:t>
-      </w:r>
-    </w:p>
-    <w:p>
-      <w:pPr>
-        <w:spacing w:line="240" w:lineRule="auto"/>
-        <w:rPr>
-          <w:rFonts w:ascii="Courier New" w:hAnsi="Courier New" w:cs="Courier New"/>
-          <w:b/>
-          <w:bCs/>
-        </w:rPr>
-      </w:pPr>
-      <w:r>
-        <w:rPr>
-          <w:rFonts w:ascii="Courier New" w:hAnsi="Courier New" w:cs="Courier New"/>
-        </w:rPr>
-        <w:t xml:space="preserve">He opens the </w:t>
-      </w:r>
-      <w:r>
-        <w:rPr>
-          <w:rFonts w:ascii="Courier New" w:hAnsi="Courier New" w:cs="Courier New"/>
-          <w:b/>
-        </w:rPr>
-        <w:t>freezer</w:t>
-      </w:r>
-      <w:r>
-        <w:rPr>
-          <w:rFonts w:ascii="Courier New" w:hAnsi="Courier New" w:cs="Courier New"/>
-        </w:rPr>
-        <w:t xml:space="preserve"> </w:t>
-      </w:r>
-      <w:r>
-        <w:rPr>
-          <w:rFonts w:ascii="Courier New" w:hAnsi="Courier New" w:cs="Courier New"/>
-        </w:rPr>
-        <w:t xml:space="preserve">inside the fridge </w:t>
-      </w:r>
-      <w:r>
-        <w:rPr>
-          <w:rFonts w:ascii="Courier New" w:hAnsi="Courier New" w:cs="Courier New"/>
-        </w:rPr>
-        <w:t xml:space="preserve">only to </w:t>
-      </w:r>
-      <w:r>
-        <w:rPr>
-          <w:rFonts w:ascii="Courier New" w:hAnsi="Courier New" w:cs="Courier New"/>
-        </w:rPr>
-        <w:t>find</w:t>
-      </w:r>
-      <w:r>
-        <w:rPr>
-          <w:rFonts w:ascii="Courier New" w:hAnsi="Courier New" w:cs="Courier New"/>
-        </w:rPr>
-        <w:t xml:space="preserve"> </w:t>
-      </w:r>
-      <w:r>
-        <w:rPr>
-          <w:rFonts w:ascii="Courier New" w:hAnsi="Courier New" w:cs="Courier New"/>
-          <w:b/>
-          <w:bCs/>
-        </w:rPr>
-        <w:t xml:space="preserve">black pebbles. </w:t>
-      </w:r>
-    </w:p>
-    <w:p>
-      <w:pPr>
-        <w:spacing w:line="240" w:lineRule="auto"/>
-        <w:rPr>
-          <w:rFonts w:ascii="Courier New" w:hAnsi="Courier New" w:cs="Courier New"/>
-        </w:rPr>
-      </w:pPr>
-      <w:r>
-        <w:rPr>
-          <w:rFonts w:ascii="Courier New" w:hAnsi="Courier New" w:cs="Courier New"/>
-        </w:rPr>
-        <w:t xml:space="preserve">He finds a </w:t>
-      </w:r>
-      <w:r>
-        <w:rPr>
-          <w:rFonts w:ascii="Courier New" w:hAnsi="Courier New" w:cs="Courier New"/>
-          <w:b/>
-          <w:bCs/>
-        </w:rPr>
-        <w:t>juice box</w:t>
-      </w:r>
-      <w:r>
-        <w:rPr>
-          <w:rFonts w:ascii="Courier New" w:hAnsi="Courier New" w:cs="Courier New"/>
-          <w:b/>
-          <w:bCs/>
-        </w:rPr>
-        <w:t xml:space="preserve"> </w:t>
-      </w:r>
-      <w:r>
-        <w:rPr>
-          <w:rFonts w:ascii="Courier New" w:hAnsi="Courier New" w:cs="Courier New"/>
-        </w:rPr>
-        <w:t xml:space="preserve">in the </w:t>
-      </w:r>
-      <w:r>
-        <w:rPr>
-          <w:rFonts w:ascii="Courier New" w:hAnsi="Courier New" w:cs="Courier New"/>
-          <w:b/>
-          <w:bCs/>
-        </w:rPr>
-        <w:t>fridge</w:t>
-      </w:r>
-      <w:r>
-        <w:rPr>
-          <w:rFonts w:ascii="Courier New" w:hAnsi="Courier New" w:cs="Courier New"/>
-        </w:rPr>
-        <w:t xml:space="preserve">. With </w:t>
-      </w:r>
-      <w:r>
-        <w:rPr>
-          <w:rFonts w:ascii="Courier New" w:hAnsi="Courier New" w:cs="Courier New"/>
-        </w:rPr>
-        <w:t>joy</w:t>
-      </w:r>
-      <w:r>
-        <w:rPr>
-          <w:rFonts w:ascii="Courier New" w:hAnsi="Courier New" w:cs="Courier New"/>
-        </w:rPr>
-        <w:t xml:space="preserve">, he </w:t>
-      </w:r>
-      <w:r>
-        <w:rPr>
-          <w:rFonts w:ascii="Courier New" w:hAnsi="Courier New" w:cs="Courier New"/>
-        </w:rPr>
-        <w:t xml:space="preserve">sakes it, </w:t>
-      </w:r>
-      <w:r>
-        <w:rPr>
-          <w:rFonts w:ascii="Courier New" w:hAnsi="Courier New" w:cs="Courier New"/>
-        </w:rPr>
-        <w:t>opens it and pours it</w:t>
-      </w:r>
-      <w:r>
-        <w:rPr>
-          <w:rFonts w:ascii="Courier New" w:hAnsi="Courier New" w:cs="Courier New"/>
-        </w:rPr>
-        <w:t xml:space="preserve"> into a glass- </w:t>
-      </w:r>
-      <w:r>
-        <w:rPr>
-          <w:rFonts w:ascii="Courier New" w:hAnsi="Courier New" w:cs="Courier New"/>
-          <w:b/>
-          <w:bCs/>
-        </w:rPr>
-        <w:t>thick oil</w:t>
-      </w:r>
-      <w:r>
-        <w:rPr>
-          <w:rFonts w:ascii="Courier New" w:hAnsi="Courier New" w:cs="Courier New"/>
-        </w:rPr>
-        <w:t xml:space="preserve"> pours out</w:t>
-      </w:r>
-      <w:r>
-        <w:rPr>
-          <w:rFonts w:ascii="Courier New" w:hAnsi="Courier New" w:cs="Courier New"/>
-        </w:rPr>
-        <w:t>.</w:t>
-      </w:r>
-    </w:p>
-    <w:p>
-      <w:pPr>
-        <w:spacing w:line="240" w:lineRule="auto"/>
-        <w:rPr>
-          <w:rFonts w:ascii="Courier New" w:hAnsi="Courier New" w:cs="Courier New"/>
-        </w:rPr>
-      </w:pPr>
-      <w:r>
-        <w:rPr>
-          <w:rFonts w:ascii="Courier New" w:hAnsi="Courier New" w:cs="Courier New"/>
-        </w:rPr>
-        <w:t xml:space="preserve">Desperate, he opens all the </w:t>
-      </w:r>
-      <w:r>
-        <w:rPr>
-          <w:rFonts w:ascii="Courier New" w:hAnsi="Courier New" w:cs="Courier New"/>
-          <w:b/>
-          <w:bCs/>
-        </w:rPr>
-        <w:t>cabinets</w:t>
-      </w:r>
-      <w:r>
-        <w:rPr>
-          <w:rFonts w:ascii="Courier New" w:hAnsi="Courier New" w:cs="Courier New"/>
-          <w:b/>
-          <w:bCs/>
-        </w:rPr>
-        <w:t xml:space="preserve"> </w:t>
-      </w:r>
-      <w:r>
-        <w:rPr>
-          <w:rFonts w:ascii="Courier New" w:hAnsi="Courier New" w:cs="Courier New"/>
-          <w:bCs/>
-        </w:rPr>
-        <w:t>and</w:t>
-      </w:r>
-      <w:r>
-        <w:rPr>
-          <w:rFonts w:ascii="Courier New" w:hAnsi="Courier New" w:cs="Courier New"/>
-        </w:rPr>
-        <w:t xml:space="preserve"> finds a </w:t>
-      </w:r>
-      <w:r>
-        <w:rPr>
-          <w:rFonts w:ascii="Courier New" w:hAnsi="Courier New" w:cs="Courier New"/>
-          <w:b/>
-          <w:bCs/>
-        </w:rPr>
-        <w:t>whiskey bottle.</w:t>
-      </w:r>
-      <w:r>
-        <w:rPr>
-          <w:rFonts w:ascii="Courier New" w:hAnsi="Courier New" w:cs="Courier New"/>
-        </w:rPr>
-        <w:t xml:space="preserve"> He shakes it </w:t>
-      </w:r>
-      <w:r>
-        <w:rPr>
-          <w:rFonts w:ascii="Courier New" w:hAnsi="Courier New" w:cs="Courier New"/>
-        </w:rPr>
-        <w:t xml:space="preserve">and </w:t>
-      </w:r>
-      <w:r>
-        <w:rPr>
-          <w:rFonts w:ascii="Courier New" w:hAnsi="Courier New" w:cs="Courier New"/>
-        </w:rPr>
-        <w:t>feel</w:t>
-      </w:r>
-      <w:r>
-        <w:rPr>
-          <w:rFonts w:ascii="Courier New" w:hAnsi="Courier New" w:cs="Courier New"/>
-        </w:rPr>
-        <w:t>s</w:t>
-      </w:r>
-      <w:r>
-        <w:rPr>
-          <w:rFonts w:ascii="Courier New" w:hAnsi="Courier New" w:cs="Courier New"/>
-        </w:rPr>
-        <w:t xml:space="preserve"> </w:t>
-      </w:r>
-      <w:r>
-        <w:rPr>
-          <w:rFonts w:ascii="Courier New" w:hAnsi="Courier New" w:cs="Courier New"/>
-        </w:rPr>
-        <w:t xml:space="preserve">the liquid inside. </w:t>
-      </w:r>
-      <w:r>
-        <w:rPr>
-          <w:rFonts w:ascii="Courier New" w:hAnsi="Courier New" w:cs="Courier New"/>
-        </w:rPr>
-        <w:t>With tears of joy, h</w:t>
-      </w:r>
-      <w:r>
-        <w:rPr>
-          <w:rFonts w:ascii="Courier New" w:hAnsi="Courier New" w:cs="Courier New"/>
-        </w:rPr>
-        <w:t xml:space="preserve">e </w:t>
-      </w:r>
-      <w:r>
-        <w:rPr>
-          <w:rFonts w:ascii="Courier New" w:hAnsi="Courier New" w:cs="Courier New"/>
-        </w:rPr>
-        <w:t>twist</w:t>
-      </w:r>
-      <w:r>
-        <w:rPr>
-          <w:rFonts w:ascii="Courier New" w:hAnsi="Courier New" w:cs="Courier New"/>
-        </w:rPr>
-        <w:t>-</w:t>
-      </w:r>
-      <w:r>
-        <w:rPr>
-          <w:rFonts w:ascii="Courier New" w:hAnsi="Courier New" w:cs="Courier New"/>
-        </w:rPr>
-        <w:t xml:space="preserve">opens the </w:t>
-      </w:r>
-      <w:r>
-        <w:rPr>
-          <w:rFonts w:ascii="Courier New" w:hAnsi="Courier New" w:cs="Courier New"/>
-        </w:rPr>
-        <w:t>cap and tilts the bottle over a glass-</w:t>
-      </w:r>
-      <w:r>
-        <w:rPr>
-          <w:rFonts w:ascii="Courier New" w:hAnsi="Courier New" w:cs="Courier New"/>
-        </w:rPr>
-        <w:t xml:space="preserve"> </w:t>
-      </w:r>
-      <w:r>
-        <w:rPr>
-          <w:rFonts w:ascii="Courier New" w:hAnsi="Courier New" w:cs="Courier New"/>
-          <w:b/>
-          <w:bCs/>
-        </w:rPr>
-        <w:t>D</w:t>
-      </w:r>
-      <w:r>
-        <w:rPr>
-          <w:rFonts w:ascii="Courier New" w:hAnsi="Courier New" w:cs="Courier New"/>
-          <w:b/>
-          <w:bCs/>
-        </w:rPr>
-        <w:t>r</w:t>
-      </w:r>
-      <w:r>
-        <w:rPr>
-          <w:rFonts w:ascii="Courier New" w:hAnsi="Courier New" w:cs="Courier New"/>
-          <w:b/>
-          <w:bCs/>
-        </w:rPr>
-        <w:t>y</w:t>
-      </w:r>
-      <w:r>
-        <w:rPr>
-          <w:rFonts w:ascii="Courier New" w:hAnsi="Courier New" w:cs="Courier New"/>
-          <w:b/>
-          <w:bCs/>
-        </w:rPr>
-        <w:t xml:space="preserve"> flower petals</w:t>
-      </w:r>
-      <w:r>
-        <w:rPr>
-          <w:rFonts w:ascii="Courier New" w:hAnsi="Courier New" w:cs="Courier New"/>
-        </w:rPr>
-        <w:t xml:space="preserve"> </w:t>
-      </w:r>
-      <w:r>
-        <w:rPr>
-          <w:rFonts w:ascii="Courier New" w:hAnsi="Courier New" w:cs="Courier New"/>
-        </w:rPr>
-        <w:t>pour</w:t>
-      </w:r>
-      <w:r>
-        <w:rPr>
-          <w:rFonts w:ascii="Courier New" w:hAnsi="Courier New" w:cs="Courier New"/>
-        </w:rPr>
-        <w:t xml:space="preserve"> </w:t>
-      </w:r>
-      <w:r>
-        <w:rPr>
-          <w:rFonts w:ascii="Courier New" w:hAnsi="Courier New" w:cs="Courier New"/>
-        </w:rPr>
-        <w:t>out</w:t>
-      </w:r>
-      <w:r>
-        <w:rPr>
-          <w:rFonts w:ascii="Courier New" w:hAnsi="Courier New" w:cs="Courier New"/>
-        </w:rPr>
-        <w:t>.</w:t>
-      </w:r>
-    </w:p>
-    <w:p>
-      <w:pPr>
-        <w:spacing w:line="240" w:lineRule="auto"/>
-        <w:rPr>
-          <w:rFonts w:ascii="Courier New" w:hAnsi="Courier New" w:cs="Courier New"/>
-          <w:b/>
-          <w:bCs/>
-        </w:rPr>
-      </w:pPr>
-      <w:r>
-        <w:rPr>
-          <w:rFonts w:ascii="Courier New" w:hAnsi="Courier New" w:cs="Courier New"/>
-        </w:rPr>
-        <w:t xml:space="preserve">He hears a fizzing sound- An </w:t>
-      </w:r>
-      <w:r>
-        <w:rPr>
-          <w:rFonts w:ascii="Courier New" w:hAnsi="Courier New" w:cs="Courier New"/>
-          <w:b/>
-          <w:bCs/>
-        </w:rPr>
-        <w:t xml:space="preserve">ice-cold soda with a </w:t>
-      </w:r>
-      <w:r>
-        <w:rPr>
-          <w:rFonts w:ascii="Courier New" w:hAnsi="Courier New" w:cs="Courier New"/>
-          <w:b/>
-          <w:bCs/>
-        </w:rPr>
-        <w:t xml:space="preserve">slice of </w:t>
-      </w:r>
-      <w:r>
-        <w:rPr>
-          <w:rFonts w:ascii="Courier New" w:hAnsi="Courier New" w:cs="Courier New"/>
-          <w:b/>
-          <w:bCs/>
-        </w:rPr>
-        <w:t xml:space="preserve">lime. </w:t>
-      </w:r>
-      <w:r>
-        <w:rPr>
-          <w:rFonts w:ascii="Courier New" w:hAnsi="Courier New" w:cs="Courier New"/>
-        </w:rPr>
-        <w:t>H</w:t>
-      </w:r>
-      <w:r>
-        <w:rPr>
-          <w:rFonts w:ascii="Courier New" w:hAnsi="Courier New" w:cs="Courier New"/>
-        </w:rPr>
-        <w:t xml:space="preserve">e runs </w:t>
-      </w:r>
-      <w:r>
-        <w:rPr>
-          <w:rFonts w:ascii="Courier New" w:hAnsi="Courier New" w:cs="Courier New"/>
-        </w:rPr>
-        <w:t xml:space="preserve">towards it </w:t>
-      </w:r>
-      <w:r>
-        <w:rPr>
-          <w:rFonts w:ascii="Courier New" w:hAnsi="Courier New" w:cs="Courier New"/>
-        </w:rPr>
-        <w:t>to grab it</w:t>
-      </w:r>
-      <w:r>
-        <w:rPr>
-          <w:rFonts w:ascii="Courier New" w:hAnsi="Courier New" w:cs="Courier New"/>
-        </w:rPr>
-        <w:t xml:space="preserve"> but before </w:t>
-      </w:r>
-      <w:r>
-        <w:rPr>
-          <w:rFonts w:ascii="Courier New" w:hAnsi="Courier New" w:cs="Courier New"/>
-        </w:rPr>
-        <w:t>he</w:t>
-      </w:r>
-      <w:r>
-        <w:rPr>
-          <w:rFonts w:ascii="Courier New" w:hAnsi="Courier New" w:cs="Courier New"/>
-        </w:rPr>
-        <w:t xml:space="preserve"> </w:t>
-      </w:r>
-      <w:r>
-        <w:rPr>
-          <w:rFonts w:ascii="Courier New" w:hAnsi="Courier New" w:cs="Courier New"/>
-        </w:rPr>
-        <w:t>reach</w:t>
-      </w:r>
-      <w:r>
-        <w:rPr>
-          <w:rFonts w:ascii="Courier New" w:hAnsi="Courier New" w:cs="Courier New"/>
-        </w:rPr>
-        <w:t>es</w:t>
-      </w:r>
-      <w:r>
-        <w:rPr>
-          <w:rFonts w:ascii="Courier New" w:hAnsi="Courier New" w:cs="Courier New"/>
-        </w:rPr>
-        <w:t xml:space="preserve"> it</w:t>
-      </w:r>
-      <w:r>
-        <w:rPr>
-          <w:rFonts w:ascii="Courier New" w:hAnsi="Courier New" w:cs="Courier New"/>
-        </w:rPr>
-        <w:t>, it falls to the ground turn</w:t>
-      </w:r>
-      <w:r>
-        <w:rPr>
-          <w:rFonts w:ascii="Courier New" w:hAnsi="Courier New" w:cs="Courier New"/>
-        </w:rPr>
-        <w:t>ing</w:t>
-      </w:r>
-      <w:r>
-        <w:rPr>
-          <w:rFonts w:ascii="Courier New" w:hAnsi="Courier New" w:cs="Courier New"/>
-        </w:rPr>
-        <w:t xml:space="preserve"> into</w:t>
-      </w:r>
-      <w:r>
-        <w:rPr>
-          <w:rFonts w:ascii="Courier New" w:hAnsi="Courier New" w:cs="Courier New"/>
-        </w:rPr>
-        <w:t xml:space="preserve"> </w:t>
-      </w:r>
-      <w:r>
-        <w:rPr>
-          <w:rFonts w:ascii="Courier New" w:hAnsi="Courier New" w:cs="Courier New"/>
-          <w:b/>
-          <w:bCs/>
-        </w:rPr>
-        <w:t>dust</w:t>
-      </w:r>
-      <w:r>
-        <w:rPr>
-          <w:rFonts w:ascii="Courier New" w:hAnsi="Courier New" w:cs="Courier New"/>
-          <w:b/>
-          <w:bCs/>
-        </w:rPr>
-        <w:t>.</w:t>
-      </w:r>
-    </w:p>
-    <w:p>
-      <w:pPr>
-        <w:spacing w:line="240" w:lineRule="auto"/>
-      </w:pPr>
-      <w:r>
-        <w:rPr>
-          <w:rFonts w:ascii="Courier New" w:hAnsi="Courier New" w:cs="Courier New"/>
-        </w:rPr>
-        <w:t xml:space="preserve">He </w:t>
-      </w:r>
-      <w:r>
-        <w:rPr>
-          <w:rFonts w:ascii="Courier New" w:hAnsi="Courier New" w:cs="Courier New"/>
-        </w:rPr>
-        <w:t xml:space="preserve">finds </w:t>
-      </w:r>
-      <w:r>
-        <w:rPr>
-          <w:rFonts w:ascii="Courier New" w:hAnsi="Courier New" w:cs="Courier New"/>
-        </w:rPr>
-        <w:t xml:space="preserve">a </w:t>
-      </w:r>
-      <w:r>
-        <w:rPr>
-          <w:rFonts w:ascii="Courier New" w:hAnsi="Courier New" w:cs="Courier New"/>
-          <w:b/>
-          <w:bCs/>
-        </w:rPr>
-        <w:t xml:space="preserve">vase </w:t>
-      </w:r>
-      <w:r>
-        <w:rPr>
-          <w:rFonts w:ascii="Courier New" w:hAnsi="Courier New" w:cs="Courier New"/>
-          <w:b/>
-          <w:bCs/>
-        </w:rPr>
-        <w:t>with flowers</w:t>
-      </w:r>
-      <w:r>
-        <w:rPr>
-          <w:rFonts w:ascii="Courier New" w:hAnsi="Courier New" w:cs="Courier New"/>
-        </w:rPr>
-        <w:t xml:space="preserve">. He throws away the flowers and </w:t>
-      </w:r>
-      <w:r>
-        <w:rPr>
-          <w:rFonts w:ascii="Courier New" w:hAnsi="Courier New" w:cs="Courier New"/>
-        </w:rPr>
-        <w:t xml:space="preserve">tilts </w:t>
-      </w:r>
-      <w:r>
-        <w:rPr>
-          <w:rFonts w:ascii="Courier New" w:hAnsi="Courier New" w:cs="Courier New"/>
-        </w:rPr>
-        <w:t>the vase</w:t>
-      </w:r>
-      <w:r>
-        <w:rPr>
-          <w:rFonts w:ascii="Courier New" w:hAnsi="Courier New" w:cs="Courier New"/>
-        </w:rPr>
-        <w:t xml:space="preserve"> over his mouth.</w:t>
-      </w:r>
-      <w:r>
-        <w:rPr>
-          <w:rFonts w:ascii="Courier New" w:hAnsi="Courier New" w:cs="Courier New"/>
-        </w:rPr>
-        <w:t xml:space="preserve"> The</w:t>
-      </w:r>
-      <w:r>
-        <w:rPr>
-          <w:rFonts w:ascii="Courier New" w:hAnsi="Courier New" w:cs="Courier New"/>
-        </w:rPr>
-        <w:t xml:space="preserve"> </w:t>
-      </w:r>
-      <w:r>
-        <w:rPr>
-          <w:rFonts w:ascii="Courier New" w:hAnsi="Courier New" w:cs="Courier New"/>
-        </w:rPr>
-        <w:t xml:space="preserve">water turns into </w:t>
-      </w:r>
-      <w:r>
-        <w:rPr>
-          <w:rFonts w:ascii="Courier New" w:hAnsi="Courier New" w:cs="Courier New"/>
-          <w:b/>
-          <w:bCs/>
-        </w:rPr>
-        <w:t>d</w:t>
-      </w:r>
-      <w:r>
-        <w:rPr>
-          <w:rFonts w:ascii="Courier New" w:hAnsi="Courier New" w:cs="Courier New"/>
-          <w:b/>
-          <w:bCs/>
-        </w:rPr>
-        <w:t>ry puffed rice</w:t>
-      </w:r>
-      <w:r>
-        <w:rPr>
-          <w:rFonts w:ascii="Courier New" w:hAnsi="Courier New" w:cs="Courier New"/>
-        </w:rPr>
-        <w:t xml:space="preserve"> </w:t>
-      </w:r>
-      <w:r>
-        <w:rPr>
-          <w:rFonts w:ascii="Courier New" w:hAnsi="Courier New" w:cs="Courier New"/>
-        </w:rPr>
-        <w:t xml:space="preserve">and </w:t>
-      </w:r>
-      <w:r>
-        <w:rPr>
-          <w:rFonts w:ascii="Courier New" w:hAnsi="Courier New" w:cs="Courier New"/>
-        </w:rPr>
-        <w:t>falls into his dry mouth.</w:t>
-      </w:r>
-    </w:p>
-    <w:p>
-      <w:pPr>
-        <w:spacing w:line="240" w:lineRule="auto"/>
-        <w:rPr>
-          <w:rFonts w:ascii="Courier New" w:hAnsi="Courier New" w:cs="Courier New"/>
-        </w:rPr>
-      </w:pPr>
-      <w:r>
-        <w:rPr>
-          <w:rFonts w:ascii="Courier New" w:hAnsi="Courier New" w:cs="Courier New"/>
-        </w:rPr>
-        <w:t xml:space="preserve">He notices a </w:t>
-      </w:r>
-      <w:r>
-        <w:rPr>
-          <w:rFonts w:ascii="Courier New" w:hAnsi="Courier New" w:cs="Courier New"/>
-          <w:b/>
-          <w:bCs/>
-        </w:rPr>
-        <w:t>tender coconut</w:t>
-      </w:r>
-      <w:r>
-        <w:rPr>
-          <w:rFonts w:ascii="Courier New" w:hAnsi="Courier New" w:cs="Courier New"/>
-        </w:rPr>
-        <w:t xml:space="preserve"> with a </w:t>
-      </w:r>
-      <w:r>
-        <w:rPr>
-          <w:rFonts w:ascii="Courier New" w:hAnsi="Courier New" w:cs="Courier New"/>
-          <w:b/>
-          <w:bCs/>
-        </w:rPr>
-        <w:t xml:space="preserve">knife </w:t>
-      </w:r>
-      <w:r>
-        <w:rPr>
-          <w:rFonts w:ascii="Courier New" w:hAnsi="Courier New" w:cs="Courier New"/>
-        </w:rPr>
-        <w:t>next to it</w:t>
-      </w:r>
-      <w:r>
-        <w:rPr>
-          <w:rFonts w:ascii="Courier New" w:hAnsi="Courier New" w:cs="Courier New"/>
-        </w:rPr>
-        <w:t xml:space="preserve"> on a shelf</w:t>
-      </w:r>
-      <w:r>
-        <w:rPr>
-          <w:rFonts w:ascii="Courier New" w:hAnsi="Courier New" w:cs="Courier New"/>
-        </w:rPr>
-        <w:t>. He makes a hole in the coconut</w:t>
-      </w:r>
-      <w:r>
-        <w:rPr>
-          <w:rFonts w:ascii="Courier New" w:hAnsi="Courier New" w:cs="Courier New"/>
-        </w:rPr>
-        <w:t xml:space="preserve"> but gets traumatized. He tilts it and</w:t>
-      </w:r>
-      <w:r>
-        <w:rPr>
-          <w:rFonts w:ascii="Courier New" w:hAnsi="Courier New" w:cs="Courier New"/>
-        </w:rPr>
-        <w:t xml:space="preserve"> </w:t>
-      </w:r>
-      <w:r>
-        <w:rPr>
-          <w:rFonts w:ascii="Courier New" w:hAnsi="Courier New" w:cs="Courier New"/>
-          <w:b/>
-          <w:bCs/>
-        </w:rPr>
-        <w:t>a</w:t>
-      </w:r>
-      <w:r>
-        <w:rPr>
-          <w:rFonts w:ascii="Courier New" w:hAnsi="Courier New" w:cs="Courier New"/>
-          <w:b/>
-          <w:bCs/>
-        </w:rPr>
-        <w:t>sh</w:t>
-      </w:r>
-      <w:r>
-        <w:rPr>
-          <w:rFonts w:ascii="Courier New" w:hAnsi="Courier New" w:cs="Courier New"/>
-          <w:b/>
-          <w:bCs/>
-        </w:rPr>
-        <w:t xml:space="preserve"> </w:t>
-      </w:r>
-      <w:r>
-        <w:rPr>
-          <w:rFonts w:ascii="Courier New" w:hAnsi="Courier New" w:cs="Courier New"/>
-        </w:rPr>
-        <w:t>pours out</w:t>
-      </w:r>
-      <w:r>
-        <w:rPr>
-          <w:rFonts w:ascii="Courier New" w:hAnsi="Courier New" w:cs="Courier New"/>
-        </w:rPr>
-        <w:t>.</w:t>
-      </w:r>
-    </w:p>
-    <w:p>
-      <w:pPr>
-        <w:spacing w:line="240" w:lineRule="auto"/>
-        <w:rPr>
-          <w:rFonts w:ascii="Courier New" w:hAnsi="Courier New" w:cs="Courier New"/>
-        </w:rPr>
-      </w:pPr>
-      <w:r>
-        <w:rPr>
-          <w:rFonts w:ascii="Courier New" w:hAnsi="Courier New" w:cs="Courier New"/>
-        </w:rPr>
-        <w:t xml:space="preserve">Finally, he runs to the </w:t>
-      </w:r>
-      <w:r>
-        <w:rPr>
-          <w:rFonts w:ascii="Courier New" w:hAnsi="Courier New" w:cs="Courier New"/>
-          <w:b/>
-          <w:bCs/>
-        </w:rPr>
-        <w:t xml:space="preserve">tumbler </w:t>
-      </w:r>
-      <w:r>
-        <w:rPr>
-          <w:rFonts w:ascii="Courier New" w:hAnsi="Courier New" w:cs="Courier New"/>
-        </w:rPr>
-        <w:t xml:space="preserve">on the tea table in the hall. He lifts it shakes it to feel water inside but as he tilts it, </w:t>
-      </w:r>
-      <w:r>
-        <w:rPr>
-          <w:rFonts w:ascii="Courier New" w:hAnsi="Courier New" w:cs="Courier New"/>
-          <w:b/>
-          <w:bCs/>
-        </w:rPr>
-        <w:t>thick dark smoke</w:t>
-      </w:r>
-      <w:r>
-        <w:rPr>
-          <w:rFonts w:ascii="Courier New" w:hAnsi="Courier New" w:cs="Courier New"/>
-        </w:rPr>
-        <w:t xml:space="preserve"> comes.</w:t>
-      </w:r>
-    </w:p>
-    <w:p>
-      <w:pPr>
-        <w:spacing w:line="240" w:lineRule="auto"/>
-        <w:rPr>
-          <w:rFonts w:ascii="Courier New" w:hAnsi="Courier New" w:cs="Courier New"/>
-        </w:rPr>
-      </w:pPr>
-      <w:r>
-        <w:rPr>
-          <w:rFonts w:ascii="Courier New" w:hAnsi="Courier New" w:cs="Courier New"/>
-        </w:rPr>
-        <w:t xml:space="preserve">He stands thirsty and terrified. Suddenly, the </w:t>
-      </w:r>
-      <w:r>
-        <w:rPr>
-          <w:rFonts w:ascii="Courier New" w:hAnsi="Courier New" w:cs="Courier New"/>
-        </w:rPr>
-        <w:t>sound</w:t>
-      </w:r>
-      <w:r>
-        <w:rPr>
-          <w:rFonts w:ascii="Courier New" w:hAnsi="Courier New" w:cs="Courier New"/>
-        </w:rPr>
-        <w:t xml:space="preserve"> of rain grabs his attention. He runs to the </w:t>
-      </w:r>
-      <w:r>
-        <w:rPr>
-          <w:rFonts w:ascii="Courier New" w:hAnsi="Courier New" w:cs="Courier New"/>
-        </w:rPr>
-        <w:t>door,</w:t>
-      </w:r>
-      <w:r>
-        <w:rPr>
-          <w:rFonts w:ascii="Courier New" w:hAnsi="Courier New" w:cs="Courier New"/>
-        </w:rPr>
-        <w:t xml:space="preserve"> but the door doesn’t open</w:t>
-      </w:r>
-      <w:r>
-        <w:rPr>
-          <w:rFonts w:ascii="Courier New" w:hAnsi="Courier New" w:cs="Courier New"/>
-        </w:rPr>
-        <w:t>.</w:t>
-      </w:r>
-      <w:r>
-        <w:rPr>
-          <w:rFonts w:ascii="Courier New" w:hAnsi="Courier New" w:cs="Courier New"/>
-        </w:rPr>
-        <w:t xml:space="preserve"> </w:t>
-      </w:r>
-    </w:p>
-    <w:p>
-      <w:pPr>
-        <w:spacing w:line="240" w:lineRule="auto"/>
-        <w:rPr>
-          <w:rFonts w:ascii="Courier New" w:hAnsi="Courier New" w:cs="Courier New"/>
-        </w:rPr>
-      </w:pPr>
-      <w:r>
-        <w:rPr>
-          <w:rFonts w:ascii="Courier New" w:hAnsi="Courier New" w:cs="Courier New"/>
-        </w:rPr>
-        <w:t xml:space="preserve">He takes a few steps back and runs to slam open the </w:t>
-      </w:r>
-      <w:r>
-        <w:rPr>
-          <w:rFonts w:ascii="Courier New" w:hAnsi="Courier New" w:cs="Courier New"/>
-        </w:rPr>
-        <w:t>door,</w:t>
-      </w:r>
-      <w:r>
-        <w:rPr>
-          <w:rFonts w:ascii="Courier New" w:hAnsi="Courier New" w:cs="Courier New"/>
-        </w:rPr>
-        <w:t xml:space="preserve"> but he </w:t>
-      </w:r>
-      <w:r>
-        <w:rPr>
-          <w:rFonts w:ascii="Courier New" w:hAnsi="Courier New" w:cs="Courier New"/>
-        </w:rPr>
-        <w:t>stops after noticing the locked latch</w:t>
-      </w:r>
-      <w:r>
-        <w:rPr>
-          <w:rFonts w:ascii="Courier New" w:hAnsi="Courier New" w:cs="Courier New"/>
-        </w:rPr>
-        <w:t>.</w:t>
-      </w:r>
       <w:r>
         <w:rPr>
           <w:rFonts w:ascii="Courier New" w:hAnsi="Courier New" w:cs="Courier New"/>
@@ -25798,6 +26263,12 @@
         </w:rPr>
         <w:t>Suddenly, the door stretches far away, out of his reach.</w:t>
       </w:r>
+      <w:r>
+        <w:rPr>
+          <w:rFonts w:ascii="Courier New" w:hAnsi="Courier New" w:cs="Courier New"/>
+        </w:rPr>
+        <w:t xml:space="preserve"> The light flickers.</w:t>
+      </w:r>
     </w:p>
     <w:p>
       <w:pPr>
@@ -25815,7 +26286,7 @@
           <w:b/>
           <w:bCs/>
         </w:rPr>
-        <w:t>CONTINUOUS</w:t>
+        <w:t>FLICKER CUT</w:t>
       </w:r>
       <w:r>
         <w:rPr>
@@ -25871,6 +26342,16 @@
       <w:pPr>
         <w:spacing w:line="240" w:lineRule="auto"/>
         <w:jc w:val="right"/>
+        <w:rPr>
+          <w:rFonts w:ascii="Courier New" w:hAnsi="Courier New" w:cs="Courier New"/>
+          <w:b/>
+          <w:bCs/>
+        </w:rPr>
+      </w:pPr>
+    </w:p>
+    <w:p>
+      <w:pPr>
+        <w:spacing w:line="240" w:lineRule="auto"/>
         <w:rPr>
           <w:rFonts w:ascii="Courier New" w:hAnsi="Courier New" w:cs="Courier New"/>
         </w:rPr>
@@ -25933,55 +26414,49 @@
         <w:rPr>
           <w:rFonts w:ascii="Courier New" w:hAnsi="Courier New" w:cs="Courier New"/>
         </w:rPr>
-        <w:t xml:space="preserve"> </w:t>
-      </w:r>
-      <w:r>
-        <w:rPr>
-          <w:rFonts w:ascii="Courier New" w:hAnsi="Courier New" w:cs="Courier New"/>
-        </w:rPr>
-        <w:t>begin</w:t>
-      </w:r>
-      <w:r>
-        <w:rPr>
-          <w:rFonts w:ascii="Courier New" w:hAnsi="Courier New" w:cs="Courier New"/>
-        </w:rPr>
-        <w:t>s</w:t>
-      </w:r>
-      <w:r>
-        <w:rPr>
-          <w:rFonts w:ascii="Courier New" w:hAnsi="Courier New" w:cs="Courier New"/>
-        </w:rPr>
-        <w:t xml:space="preserve"> to </w:t>
-      </w:r>
-      <w:r>
-        <w:rPr>
-          <w:rFonts w:ascii="Courier New" w:hAnsi="Courier New" w:cs="Courier New"/>
-        </w:rPr>
-        <w:t>flick</w:t>
-      </w:r>
-      <w:r>
-        <w:rPr>
-          <w:rFonts w:ascii="Courier New" w:hAnsi="Courier New" w:cs="Courier New"/>
-        </w:rPr>
-        <w:t>er</w:t>
-      </w:r>
-      <w:r>
-        <w:rPr>
-          <w:rFonts w:ascii="Courier New" w:hAnsi="Courier New" w:cs="Courier New"/>
-        </w:rPr>
-        <w:t xml:space="preserve">. Camera pans as </w:t>
-      </w:r>
-      <w:r>
-        <w:rPr>
-          <w:rFonts w:ascii="Courier New" w:hAnsi="Courier New" w:cs="Courier New"/>
-        </w:rPr>
-        <w:t>he</w:t>
-      </w:r>
-      <w:r>
-        <w:rPr>
-          <w:rFonts w:ascii="Courier New" w:hAnsi="Courier New" w:cs="Courier New"/>
-        </w:rPr>
-        <w:t xml:space="preserve"> finds himself kneeling next to</w:t>
+        <w:t xml:space="preserve">s flicker. </w:t>
+      </w:r>
+      <w:r>
+        <w:rPr>
+          <w:rFonts w:ascii="Courier New" w:hAnsi="Courier New" w:cs="Courier New"/>
+        </w:rPr>
+        <w:t>The c</w:t>
+      </w:r>
+      <w:r>
+        <w:rPr>
+          <w:rFonts w:ascii="Courier New" w:hAnsi="Courier New" w:cs="Courier New"/>
+        </w:rPr>
+        <w:t xml:space="preserve">amera pans </w:t>
+      </w:r>
+      <w:r>
+        <w:rPr>
+          <w:rFonts w:ascii="Courier New" w:hAnsi="Courier New" w:cs="Courier New"/>
+        </w:rPr>
+        <w:t>to reveal</w:t>
+      </w:r>
+      <w:r>
+        <w:rPr>
+          <w:rFonts w:ascii="Courier New" w:hAnsi="Courier New" w:cs="Courier New"/>
+        </w:rPr>
+        <w:t xml:space="preserve"> </w:t>
+      </w:r>
+      <w:r>
+        <w:rPr>
+          <w:rFonts w:ascii="Courier New" w:hAnsi="Courier New" w:cs="Courier New"/>
+        </w:rPr>
+        <w:t>that he is now</w:t>
+      </w:r>
+      <w:r>
+        <w:rPr>
+          <w:rFonts w:ascii="Courier New" w:hAnsi="Courier New" w:cs="Courier New"/>
+        </w:rPr>
+        <w:t xml:space="preserve"> </w:t>
+      </w:r>
+      <w:r>
+        <w:rPr>
+          <w:rFonts w:ascii="Courier New" w:hAnsi="Courier New" w:cs="Courier New"/>
+        </w:rPr>
+        <w:t>kneeling next to</w:t>
       </w:r>
       <w:r>
         <w:rPr>
@@ -26472,7 +26947,7 @@
         <w:rPr>
           <w:rFonts w:ascii="Courier New" w:hAnsi="Courier New" w:cs="Courier New"/>
         </w:rPr>
-        <w:t xml:space="preserve">naan thande agtini </w:t>
+        <w:t>naan thande agtini</w:t>
       </w:r>
       <w:r>
         <w:rPr>
@@ -27075,19 +27550,7 @@
           <w:rFonts w:ascii="Courier New" w:hAnsi="Courier New" w:cs="Courier New"/>
         </w:rPr>
         <w:br/>
-        <w:t>[LOWANGLE] Nimma maga</w:t>
-      </w:r>
-      <w:r>
-        <w:rPr>
-          <w:rFonts w:ascii="Courier New" w:hAnsi="Courier New" w:cs="Courier New"/>
-        </w:rPr>
-        <w:t xml:space="preserve"> appa</w:t>
-      </w:r>
-      <w:r>
-        <w:rPr>
-          <w:rFonts w:ascii="Courier New" w:hAnsi="Courier New" w:cs="Courier New"/>
-        </w:rPr>
-        <w:t>!</w:t>
+        <w:t>[LOWANGLE] Nimma maga!</w:t>
       </w:r>
     </w:p>
     <w:p>
@@ -27390,7 +27853,13 @@
         <w:rPr>
           <w:rFonts w:ascii="Courier New" w:hAnsi="Courier New" w:cs="Courier New"/>
         </w:rPr>
-        <w:t>LET ME GO DADDY!</w:t>
+        <w:t>ITS TIME TO GO!</w:t>
+      </w:r>
+      <w:r>
+        <w:rPr>
+          <w:rFonts w:ascii="Courier New" w:hAnsi="Courier New" w:cs="Courier New"/>
+        </w:rPr>
+        <w:t xml:space="preserve"> DADDY!</w:t>
       </w:r>
     </w:p>
     <w:p>
@@ -27562,10 +28031,16 @@
       <w:r>
         <w:rPr>
           <w:rFonts w:ascii="Courier New" w:hAnsi="Courier New" w:cs="Courier New"/>
-          <w:i/>
-          <w:iCs/>
-        </w:rPr>
-        <w:t>He opens the door- Each time, in a different place. This occurs repeatedly.</w:t>
+        </w:rPr>
+        <w:t>He opens the door</w:t>
+      </w:r>
+      <w:r>
+        <w:rPr>
+          <w:rFonts w:ascii="Courier New" w:hAnsi="Courier New" w:cs="Courier New"/>
+          <w:i/>
+          <w:iCs/>
+        </w:rPr>
+        <w:t>- Each time, in a different place. This occurs repeatedly.</w:t>
       </w:r>
     </w:p>
     <w:p>
@@ -27647,19 +28122,19 @@
         <w:rPr>
           <w:rFonts w:ascii="Courier New" w:hAnsi="Courier New" w:cs="Courier New"/>
         </w:rPr>
-        <w:t xml:space="preserve">shut </w:t>
-      </w:r>
-      <w:r>
-        <w:rPr>
-          <w:rFonts w:ascii="Courier New" w:hAnsi="Courier New" w:cs="Courier New"/>
-        </w:rPr>
-        <w:t xml:space="preserve">the door and </w:t>
-      </w:r>
-      <w:r>
-        <w:rPr>
-          <w:rFonts w:ascii="Courier New" w:hAnsi="Courier New" w:cs="Courier New"/>
-        </w:rPr>
-        <w:t xml:space="preserve">stands </w:t>
+        <w:t>the door</w:t>
+      </w:r>
+      <w:r>
+        <w:rPr>
+          <w:rFonts w:ascii="Courier New" w:hAnsi="Courier New" w:cs="Courier New"/>
+        </w:rPr>
+        <w:t>. S</w:t>
+      </w:r>
+      <w:r>
+        <w:rPr>
+          <w:rFonts w:ascii="Courier New" w:hAnsi="Courier New" w:cs="Courier New"/>
+        </w:rPr>
+        <w:t xml:space="preserve">tands </w:t>
       </w:r>
       <w:r>
         <w:rPr>
@@ -27671,19 +28146,13 @@
         <w:rPr>
           <w:rFonts w:ascii="Courier New" w:hAnsi="Courier New" w:cs="Courier New"/>
         </w:rPr>
-        <w:t>breath</w:t>
-      </w:r>
-      <w:r>
-        <w:rPr>
-          <w:rFonts w:ascii="Courier New" w:hAnsi="Courier New" w:cs="Courier New"/>
-        </w:rPr>
-        <w:t xml:space="preserve">ing </w:t>
-      </w:r>
-      <w:r>
-        <w:rPr>
-          <w:rFonts w:ascii="Courier New" w:hAnsi="Courier New" w:cs="Courier New"/>
-        </w:rPr>
-        <w:t xml:space="preserve">heavily with his back against the </w:t>
+        <w:t>gasping</w:t>
+      </w:r>
+      <w:r>
+        <w:rPr>
+          <w:rFonts w:ascii="Courier New" w:hAnsi="Courier New" w:cs="Courier New"/>
+        </w:rPr>
+        <w:t xml:space="preserve"> with his back against the </w:t>
       </w:r>
       <w:r>
         <w:rPr>
@@ -27701,21 +28170,86 @@
     <w:p>
       <w:pPr>
         <w:spacing w:line="240" w:lineRule="auto"/>
-        <w:rPr>
-          <w:rFonts w:ascii="Courier New" w:hAnsi="Courier New" w:cs="Courier New"/>
-        </w:rPr>
-      </w:pPr>
-      <w:r>
-        <w:rPr>
-          <w:rFonts w:ascii="Courier New" w:hAnsi="Courier New" w:cs="Courier New"/>
-        </w:rPr>
-        <w:t>He notices something on the other end of the hallway</w:t>
-      </w:r>
-      <w:r>
-        <w:rPr>
-          <w:rFonts w:ascii="Courier New" w:hAnsi="Courier New" w:cs="Courier New"/>
-        </w:rPr>
-        <w:t xml:space="preserve">- A ghostly old woman sitting on a </w:t>
+        <w:jc w:val="center"/>
+        <w:rPr>
+          <w:rFonts w:ascii="Courier New" w:hAnsi="Courier New" w:cs="Courier New"/>
+        </w:rPr>
+      </w:pPr>
+      <w:r>
+        <w:rPr>
+          <w:rFonts w:ascii="Courier New" w:hAnsi="Courier New" w:cs="Courier New"/>
+          <w:b/>
+          <w:bCs/>
+        </w:rPr>
+        <w:t>OLD WOMAN</w:t>
+      </w:r>
+      <w:r>
+        <w:rPr>
+          <w:rFonts w:ascii="Courier New" w:hAnsi="Courier New" w:cs="Courier New"/>
+          <w:b/>
+          <w:bCs/>
+        </w:rPr>
+        <w:t xml:space="preserve"> </w:t>
+      </w:r>
+      <w:r>
+        <w:rPr>
+          <w:rFonts w:ascii="Courier New" w:hAnsi="Courier New" w:cs="Courier New"/>
+          <w:i/>
+          <w:iCs/>
+        </w:rPr>
+        <w:t>(</w:t>
+      </w:r>
+      <w:r>
+        <w:rPr>
+          <w:rFonts w:ascii="Courier New" w:hAnsi="Courier New" w:cs="Courier New"/>
+          <w:i/>
+          <w:iCs/>
+        </w:rPr>
+        <w:t xml:space="preserve">O.S. </w:t>
+      </w:r>
+      <w:r>
+        <w:rPr>
+          <w:rFonts w:ascii="Courier New" w:hAnsi="Courier New" w:cs="Courier New"/>
+          <w:i/>
+          <w:iCs/>
+        </w:rPr>
+        <w:t>ghostly</w:t>
+      </w:r>
+      <w:r>
+        <w:rPr>
+          <w:rFonts w:ascii="Courier New" w:hAnsi="Courier New" w:cs="Courier New"/>
+          <w:i/>
+          <w:iCs/>
+        </w:rPr>
+        <w:t>)</w:t>
+      </w:r>
+      <w:r>
+        <w:rPr>
+          <w:rFonts w:ascii="Courier New" w:hAnsi="Courier New" w:cs="Courier New"/>
+          <w:i/>
+          <w:iCs/>
+        </w:rPr>
+        <w:br/>
+      </w:r>
+      <w:r>
+        <w:rPr>
+          <w:rFonts w:ascii="Courier New" w:hAnsi="Courier New" w:cs="Courier New"/>
+        </w:rPr>
+        <w:t>Adi!</w:t>
+      </w:r>
+    </w:p>
+    <w:p>
+      <w:pPr>
+        <w:spacing w:line="240" w:lineRule="auto"/>
+        <w:rPr>
+          <w:rFonts w:ascii="Courier New" w:hAnsi="Courier New" w:cs="Courier New"/>
+        </w:rPr>
+      </w:pPr>
+      <w:r>
+        <w:rPr>
+          <w:rFonts w:ascii="Courier New" w:hAnsi="Courier New" w:cs="Courier New"/>
+        </w:rPr>
+        <w:t xml:space="preserve">He notices a ghostly old woman sitting on a </w:t>
       </w:r>
       <w:r>
         <w:rPr>
@@ -27728,6 +28262,266 @@
       <w:r>
         <w:rPr>
           <w:rFonts w:ascii="Courier New" w:hAnsi="Courier New" w:cs="Courier New"/>
+          <w:b/>
+          <w:bCs/>
+        </w:rPr>
+        <w:t xml:space="preserve"> </w:t>
+      </w:r>
+      <w:r>
+        <w:rPr>
+          <w:rFonts w:ascii="Courier New" w:hAnsi="Courier New" w:cs="Courier New"/>
+        </w:rPr>
+        <w:t>across the room.</w:t>
+      </w:r>
+    </w:p>
+    <w:p>
+      <w:pPr>
+        <w:spacing w:line="240" w:lineRule="auto"/>
+        <w:jc w:val="center"/>
+        <w:rPr>
+          <w:rFonts w:ascii="Courier New" w:hAnsi="Courier New" w:cs="Courier New"/>
+        </w:rPr>
+      </w:pPr>
+      <w:r>
+        <w:rPr>
+          <w:rFonts w:ascii="Courier New" w:hAnsi="Courier New" w:cs="Courier New"/>
+          <w:b/>
+          <w:bCs/>
+        </w:rPr>
+        <w:t>ADI</w:t>
+      </w:r>
+      <w:r>
+        <w:rPr>
+          <w:rFonts w:ascii="Courier New" w:hAnsi="Courier New" w:cs="Courier New"/>
+          <w:b/>
+          <w:bCs/>
+        </w:rPr>
+        <w:br/>
+      </w:r>
+      <w:r>
+        <w:rPr>
+          <w:rFonts w:ascii="Courier New" w:hAnsi="Courier New" w:cs="Courier New"/>
+        </w:rPr>
+        <w:t>Amma?</w:t>
+      </w:r>
+    </w:p>
+    <w:p>
+      <w:pPr>
+        <w:spacing w:line="240" w:lineRule="auto"/>
+        <w:jc w:val="center"/>
+        <w:rPr>
+          <w:rFonts w:ascii="Courier New" w:hAnsi="Courier New" w:cs="Courier New"/>
+        </w:rPr>
+      </w:pPr>
+      <w:r>
+        <w:rPr>
+          <w:rFonts w:ascii="Courier New" w:hAnsi="Courier New" w:cs="Courier New"/>
+          <w:b/>
+          <w:bCs/>
+        </w:rPr>
+        <w:t>OLD WOMAN</w:t>
+      </w:r>
+      <w:r>
+        <w:rPr>
+          <w:rFonts w:ascii="Courier New" w:hAnsi="Courier New" w:cs="Courier New"/>
+          <w:b/>
+          <w:bCs/>
+        </w:rPr>
+        <w:br/>
+      </w:r>
+      <w:r>
+        <w:rPr>
+          <w:rFonts w:ascii="Courier New" w:hAnsi="Courier New" w:cs="Courier New"/>
+        </w:rPr>
+        <w:t>muchi hogiro bagilugalanna</w:t>
+      </w:r>
+      <w:r>
+        <w:rPr>
+          <w:rFonts w:ascii="Courier New" w:hAnsi="Courier New" w:cs="Courier New"/>
+        </w:rPr>
+        <w:t>…</w:t>
+      </w:r>
+      <w:r>
+        <w:rPr>
+          <w:rFonts w:ascii="Courier New" w:hAnsi="Courier New" w:cs="Courier New"/>
+        </w:rPr>
+        <w:br/>
+      </w:r>
+      <w:r>
+        <w:rPr>
+          <w:rFonts w:ascii="Courier New" w:hAnsi="Courier New" w:cs="Courier New"/>
+        </w:rPr>
+        <w:t>…</w:t>
+      </w:r>
+      <w:r>
+        <w:rPr>
+          <w:rFonts w:ascii="Courier New" w:hAnsi="Courier New" w:cs="Courier New"/>
+        </w:rPr>
+        <w:t>mathe tegdu</w:t>
+      </w:r>
+      <w:r>
+        <w:rPr>
+          <w:rFonts w:ascii="Courier New" w:hAnsi="Courier New" w:cs="Courier New"/>
+        </w:rPr>
+        <w:t>…</w:t>
+      </w:r>
+      <w:r>
+        <w:rPr>
+          <w:rFonts w:ascii="Courier New" w:hAnsi="Courier New" w:cs="Courier New"/>
+        </w:rPr>
+        <w:t xml:space="preserve"> </w:t>
+      </w:r>
+      <w:r>
+        <w:rPr>
+          <w:rFonts w:ascii="Courier New" w:hAnsi="Courier New" w:cs="Courier New"/>
+          <w:i/>
+          <w:iCs/>
+        </w:rPr>
+        <w:t>(gets up from the whee</w:t>
+      </w:r>
+      <w:r>
+        <w:rPr>
+          <w:rFonts w:ascii="Courier New" w:hAnsi="Courier New" w:cs="Courier New"/>
+          <w:i/>
+          <w:iCs/>
+        </w:rPr>
+        <w:t>l</w:t>
+      </w:r>
+      <w:r>
+        <w:rPr>
+          <w:rFonts w:ascii="Courier New" w:hAnsi="Courier New" w:cs="Courier New"/>
+          <w:i/>
+          <w:iCs/>
+        </w:rPr>
+        <w:t xml:space="preserve">chair) </w:t>
+      </w:r>
+      <w:r>
+        <w:rPr>
+          <w:rFonts w:ascii="Courier New" w:hAnsi="Courier New" w:cs="Courier New"/>
+          <w:i/>
+          <w:iCs/>
+        </w:rPr>
+        <w:br/>
+      </w:r>
+      <w:r>
+        <w:rPr>
+          <w:rFonts w:ascii="Courier New" w:hAnsi="Courier New" w:cs="Courier New"/>
+        </w:rPr>
+        <w:t>inastu nov madkobeda maga</w:t>
+      </w:r>
+      <w:r>
+        <w:rPr>
+          <w:rFonts w:ascii="Courier New" w:hAnsi="Courier New" w:cs="Courier New"/>
+        </w:rPr>
+        <w:t>!</w:t>
+      </w:r>
+    </w:p>
+    <w:p>
+      <w:pPr>
+        <w:spacing w:line="240" w:lineRule="auto"/>
+        <w:rPr>
+          <w:rFonts w:ascii="Courier New" w:hAnsi="Courier New" w:cs="Courier New"/>
+        </w:rPr>
+      </w:pPr>
+      <w:r>
+        <w:rPr>
+          <w:rFonts w:ascii="Courier New" w:hAnsi="Courier New" w:cs="Courier New"/>
+        </w:rPr>
+        <w:t>T</w:t>
+      </w:r>
+      <w:r>
+        <w:rPr>
+          <w:rFonts w:ascii="Courier New" w:hAnsi="Courier New" w:cs="Courier New"/>
+        </w:rPr>
+        <w:t xml:space="preserve">he old woman </w:t>
+      </w:r>
+      <w:r>
+        <w:rPr>
+          <w:rFonts w:ascii="Courier New" w:hAnsi="Courier New" w:cs="Courier New"/>
+        </w:rPr>
+        <w:t xml:space="preserve">starts to walk </w:t>
+      </w:r>
+      <w:r>
+        <w:rPr>
+          <w:rFonts w:ascii="Courier New" w:hAnsi="Courier New" w:cs="Courier New"/>
+        </w:rPr>
+        <w:t>towards him</w:t>
+      </w:r>
+      <w:r>
+        <w:rPr>
+          <w:rFonts w:ascii="Courier New" w:hAnsi="Courier New" w:cs="Courier New"/>
+        </w:rPr>
+        <w:t xml:space="preserve">. </w:t>
+      </w:r>
+      <w:r>
+        <w:rPr>
+          <w:rFonts w:ascii="Courier New" w:hAnsi="Courier New" w:cs="Courier New"/>
+        </w:rPr>
+        <w:t xml:space="preserve">He is shellshocked, unable to move. </w:t>
+      </w:r>
+      <w:r>
+        <w:rPr>
+          <w:rFonts w:ascii="Courier New" w:hAnsi="Courier New" w:cs="Courier New"/>
+        </w:rPr>
+        <w:br/>
+      </w:r>
+      <w:r>
+        <w:rPr>
+          <w:rFonts w:ascii="Courier New" w:hAnsi="Courier New" w:cs="Courier New"/>
+        </w:rPr>
+        <w:t>The ghost</w:t>
+      </w:r>
+      <w:r>
+        <w:rPr>
+          <w:rFonts w:ascii="Courier New" w:hAnsi="Courier New" w:cs="Courier New"/>
+        </w:rPr>
+        <w:t xml:space="preserve"> lifts </w:t>
+      </w:r>
+      <w:r>
+        <w:rPr>
+          <w:rFonts w:ascii="Courier New" w:hAnsi="Courier New" w:cs="Courier New"/>
+        </w:rPr>
+        <w:t xml:space="preserve">its </w:t>
+      </w:r>
+      <w:r>
+        <w:rPr>
+          <w:rFonts w:ascii="Courier New" w:hAnsi="Courier New" w:cs="Courier New"/>
+        </w:rPr>
+        <w:t xml:space="preserve">hand </w:t>
+      </w:r>
+      <w:r>
+        <w:rPr>
+          <w:rFonts w:ascii="Courier New" w:hAnsi="Courier New" w:cs="Courier New"/>
+        </w:rPr>
+        <w:t xml:space="preserve">and </w:t>
+      </w:r>
+      <w:r>
+        <w:rPr>
+          <w:rFonts w:ascii="Courier New" w:hAnsi="Courier New" w:cs="Courier New"/>
+        </w:rPr>
+        <w:t xml:space="preserve">taps </w:t>
+      </w:r>
+      <w:r>
+        <w:rPr>
+          <w:rFonts w:ascii="Courier New" w:hAnsi="Courier New" w:cs="Courier New"/>
+        </w:rPr>
+        <w:t xml:space="preserve">his forehead with its </w:t>
+      </w:r>
+      <w:r>
+        <w:rPr>
+          <w:rFonts w:ascii="Courier New" w:hAnsi="Courier New" w:cs="Courier New"/>
+        </w:rPr>
+        <w:t>finger</w:t>
+      </w:r>
+      <w:r>
+        <w:rPr>
+          <w:rFonts w:ascii="Courier New" w:hAnsi="Courier New" w:cs="Courier New"/>
+        </w:rPr>
+        <w:t>tip</w:t>
+      </w:r>
+      <w:r>
+        <w:rPr>
+          <w:rFonts w:ascii="Courier New" w:hAnsi="Courier New" w:cs="Courier New"/>
         </w:rPr>
         <w:t>.</w:t>
       </w:r>
@@ -27746,15 +28540,7 @@
           <w:b/>
           <w:bCs/>
         </w:rPr>
-        <w:t>OLD WOMAN</w:t>
-      </w:r>
-      <w:r>
-        <w:rPr>
-          <w:rFonts w:ascii="Courier New" w:hAnsi="Courier New" w:cs="Courier New"/>
-          <w:b/>
-          <w:bCs/>
-        </w:rPr>
-        <w:t xml:space="preserve"> </w:t>
+        <w:t xml:space="preserve">OLD WOMAN </w:t>
       </w:r>
       <w:r>
         <w:rPr>
@@ -27770,7 +28556,7 @@
           <w:i/>
           <w:iCs/>
         </w:rPr>
-        <w:t>ghostly</w:t>
+        <w:t>ghostly echo</w:t>
       </w:r>
       <w:r>
         <w:rPr>
@@ -27792,17 +28578,116 @@
         <w:rPr>
           <w:rFonts w:ascii="Courier New" w:hAnsi="Courier New" w:cs="Courier New"/>
         </w:rPr>
-        <w:t xml:space="preserve">Adi! </w:t>
-      </w:r>
-      <w:r>
-        <w:rPr>
-          <w:rFonts w:ascii="Courier New" w:hAnsi="Courier New" w:cs="Courier New"/>
-        </w:rPr>
-        <w:t>muchi hogiro bagilugalanna</w:t>
-      </w:r>
-      <w:r>
-        <w:rPr>
-          <w:rFonts w:ascii="Courier New" w:hAnsi="Courier New" w:cs="Courier New"/>
+        <w:t xml:space="preserve">Jaale inda </w:t>
+      </w:r>
+      <w:r>
+        <w:rPr>
+          <w:rFonts w:ascii="Courier New" w:hAnsi="Courier New" w:cs="Courier New"/>
+        </w:rPr>
+        <w:t>horage</w:t>
+      </w:r>
+      <w:r>
+        <w:rPr>
+          <w:rFonts w:ascii="Courier New" w:hAnsi="Courier New" w:cs="Courier New"/>
+        </w:rPr>
+        <w:t xml:space="preserve"> baa</w:t>
+      </w:r>
+    </w:p>
+    <w:p>
+      <w:pPr>
+        <w:spacing w:line="240" w:lineRule="auto"/>
+        <w:rPr>
+          <w:rFonts w:ascii="Courier New" w:hAnsi="Courier New" w:cs="Courier New"/>
+        </w:rPr>
+      </w:pPr>
+      <w:r>
+        <w:rPr>
+          <w:rFonts w:ascii="Courier New" w:hAnsi="Courier New" w:cs="Courier New"/>
+        </w:rPr>
+        <w:t>H</w:t>
+      </w:r>
+      <w:r>
+        <w:rPr>
+          <w:rFonts w:ascii="Courier New" w:hAnsi="Courier New" w:cs="Courier New"/>
+        </w:rPr>
+        <w:t xml:space="preserve">is head falls back. He is falling </w:t>
+      </w:r>
+      <w:r>
+        <w:rPr>
+          <w:rFonts w:ascii="Courier New" w:hAnsi="Courier New" w:cs="Courier New"/>
+        </w:rPr>
+        <w:t>into</w:t>
+      </w:r>
+      <w:r>
+        <w:rPr>
+          <w:rFonts w:ascii="Courier New" w:hAnsi="Courier New" w:cs="Courier New"/>
+        </w:rPr>
+        <w:t xml:space="preserve"> a </w:t>
+      </w:r>
+      <w:r>
+        <w:rPr>
+          <w:rFonts w:ascii="Courier New" w:hAnsi="Courier New" w:cs="Courier New"/>
+        </w:rPr>
+        <w:t xml:space="preserve">surreal </w:t>
+      </w:r>
+      <w:r>
+        <w:rPr>
+          <w:rFonts w:ascii="Courier New" w:hAnsi="Courier New" w:cs="Courier New"/>
+        </w:rPr>
+        <w:t>liminal star space.</w:t>
+      </w:r>
+      <w:r>
+        <w:rPr>
+          <w:rFonts w:ascii="Courier New" w:hAnsi="Courier New" w:cs="Courier New"/>
+        </w:rPr>
+        <w:t xml:space="preserve"> </w:t>
+      </w:r>
+    </w:p>
+    <w:p>
+      <w:pPr>
+        <w:spacing w:line="240" w:lineRule="auto"/>
+        <w:jc w:val="center"/>
+        <w:rPr>
+          <w:rFonts w:ascii="Courier New" w:hAnsi="Courier New" w:cs="Courier New"/>
+        </w:rPr>
+      </w:pPr>
+      <w:r>
+        <w:rPr>
+          <w:rFonts w:ascii="Courier New" w:hAnsi="Courier New" w:cs="Courier New"/>
+          <w:b/>
+          <w:bCs/>
+        </w:rPr>
+        <w:t xml:space="preserve">OLD WOMAN </w:t>
+      </w:r>
+      <w:r>
+        <w:rPr>
+          <w:rFonts w:ascii="Courier New" w:hAnsi="Courier New" w:cs="Courier New"/>
+          <w:i/>
+          <w:iCs/>
+        </w:rPr>
+        <w:t>(</w:t>
+      </w:r>
+      <w:r>
+        <w:rPr>
+          <w:rFonts w:ascii="Courier New" w:hAnsi="Courier New" w:cs="Courier New"/>
+          <w:i/>
+          <w:iCs/>
+        </w:rPr>
+        <w:t>ghostly echo</w:t>
+      </w:r>
+      <w:r>
+        <w:rPr>
+          <w:rFonts w:ascii="Courier New" w:hAnsi="Courier New" w:cs="Courier New"/>
+          <w:i/>
+          <w:iCs/>
+        </w:rPr>
+        <w:t>)</w:t>
+      </w:r>
+      <w:r>
+        <w:rPr>
+          <w:rFonts w:ascii="Courier New" w:hAnsi="Courier New" w:cs="Courier New"/>
+          <w:i/>
+          <w:iCs/>
         </w:rPr>
         <w:br/>
       </w:r>
@@ -27810,27 +28695,63 @@
         <w:rPr>
           <w:rFonts w:ascii="Courier New" w:hAnsi="Courier New" w:cs="Courier New"/>
         </w:rPr>
-        <w:t>mathe tegdu</w:t>
-      </w:r>
-    </w:p>
-    <w:p>
-      <w:pPr>
-        <w:spacing w:line="240" w:lineRule="auto"/>
-        <w:rPr>
-          <w:rFonts w:ascii="Courier New" w:hAnsi="Courier New" w:cs="Courier New"/>
-        </w:rPr>
-      </w:pPr>
-      <w:r>
-        <w:rPr>
-          <w:rFonts w:ascii="Courier New" w:hAnsi="Courier New" w:cs="Courier New"/>
-        </w:rPr>
-        <w:t>The old woman’s ghost stands up</w:t>
-      </w:r>
-      <w:r>
-        <w:rPr>
-          <w:rFonts w:ascii="Courier New" w:hAnsi="Courier New" w:cs="Courier New"/>
-        </w:rPr>
-        <w:t xml:space="preserve"> from the wheelchair</w:t>
+        <w:t xml:space="preserve">Sathya </w:t>
+      </w:r>
+      <w:r>
+        <w:rPr>
+          <w:rFonts w:ascii="Courier New" w:hAnsi="Courier New" w:cs="Courier New"/>
+        </w:rPr>
+        <w:t>na s</w:t>
+      </w:r>
+      <w:r>
+        <w:rPr>
+          <w:rFonts w:ascii="Courier New" w:hAnsi="Courier New" w:cs="Courier New"/>
+        </w:rPr>
+        <w:t>w</w:t>
+      </w:r>
+      <w:r>
+        <w:rPr>
+          <w:rFonts w:ascii="Courier New" w:hAnsi="Courier New" w:cs="Courier New"/>
+        </w:rPr>
+        <w:t>eekara madu</w:t>
+      </w:r>
+    </w:p>
+    <w:p>
+      <w:pPr>
+        <w:spacing w:line="240" w:lineRule="auto"/>
+        <w:rPr>
+          <w:rFonts w:ascii="Courier New" w:hAnsi="Courier New" w:cs="Courier New"/>
+        </w:rPr>
+      </w:pPr>
+      <w:r>
+        <w:rPr>
+          <w:rFonts w:ascii="Courier New" w:hAnsi="Courier New" w:cs="Courier New"/>
+        </w:rPr>
+        <w:t xml:space="preserve">Slomo - </w:t>
+      </w:r>
+      <w:r>
+        <w:rPr>
+          <w:rFonts w:ascii="Courier New" w:hAnsi="Courier New" w:cs="Courier New"/>
+        </w:rPr>
+        <w:t xml:space="preserve">He </w:t>
+      </w:r>
+      <w:r>
+        <w:rPr>
+          <w:rFonts w:ascii="Courier New" w:hAnsi="Courier New" w:cs="Courier New"/>
+        </w:rPr>
+        <w:t xml:space="preserve">takes a </w:t>
+      </w:r>
+      <w:r>
+        <w:rPr>
+          <w:rFonts w:ascii="Courier New" w:hAnsi="Courier New" w:cs="Courier New"/>
+        </w:rPr>
+        <w:t xml:space="preserve">long </w:t>
+      </w:r>
+      <w:r>
+        <w:rPr>
+          <w:rFonts w:ascii="Courier New" w:hAnsi="Courier New" w:cs="Courier New"/>
+        </w:rPr>
+        <w:t>deep breath</w:t>
       </w:r>
       <w:r>
         <w:rPr>
@@ -27838,276 +28759,11 @@
         </w:rPr>
         <w:t>.</w:t>
       </w:r>
-    </w:p>
-    <w:p>
-      <w:pPr>
-        <w:spacing w:line="240" w:lineRule="auto"/>
-        <w:jc w:val="center"/>
-        <w:rPr>
-          <w:rFonts w:ascii="Courier New" w:hAnsi="Courier New" w:cs="Courier New"/>
-        </w:rPr>
-      </w:pPr>
-      <w:r>
-        <w:rPr>
-          <w:rFonts w:ascii="Courier New" w:hAnsi="Courier New" w:cs="Courier New"/>
-          <w:b/>
-          <w:bCs/>
-        </w:rPr>
-        <w:t>OL</w:t>
-      </w:r>
-      <w:r>
-        <w:rPr>
-          <w:rFonts w:ascii="Courier New" w:hAnsi="Courier New" w:cs="Courier New"/>
-          <w:b/>
-          <w:bCs/>
-        </w:rPr>
-        <w:t>D</w:t>
-      </w:r>
-      <w:r>
-        <w:rPr>
-          <w:rFonts w:ascii="Courier New" w:hAnsi="Courier New" w:cs="Courier New"/>
-          <w:b/>
-          <w:bCs/>
-        </w:rPr>
-        <w:t xml:space="preserve"> WOMAN </w:t>
-      </w:r>
-      <w:r>
-        <w:rPr>
-          <w:rFonts w:ascii="Courier New" w:hAnsi="Courier New" w:cs="Courier New"/>
-          <w:i/>
-          <w:iCs/>
-        </w:rPr>
-        <w:t>(</w:t>
-      </w:r>
-      <w:r>
-        <w:rPr>
-          <w:rFonts w:ascii="Courier New" w:hAnsi="Courier New" w:cs="Courier New"/>
-          <w:i/>
-          <w:iCs/>
-        </w:rPr>
-        <w:t>ghostly</w:t>
-      </w:r>
-      <w:r>
-        <w:rPr>
-          <w:rFonts w:ascii="Courier New" w:hAnsi="Courier New" w:cs="Courier New"/>
-          <w:i/>
-          <w:iCs/>
-        </w:rPr>
-        <w:t>)</w:t>
-      </w:r>
-      <w:r>
-        <w:rPr>
-          <w:rFonts w:ascii="Courier New" w:hAnsi="Courier New" w:cs="Courier New"/>
-          <w:i/>
-          <w:iCs/>
-        </w:rPr>
-        <w:br/>
-      </w:r>
-      <w:r>
-        <w:rPr>
-          <w:rFonts w:ascii="Courier New" w:hAnsi="Courier New" w:cs="Courier New"/>
-        </w:rPr>
-        <w:t>inastu nov madkobeda maga</w:t>
-      </w:r>
-    </w:p>
-    <w:p>
-      <w:pPr>
-        <w:spacing w:line="240" w:lineRule="auto"/>
-        <w:rPr>
-          <w:rFonts w:ascii="Courier New" w:hAnsi="Courier New" w:cs="Courier New"/>
-        </w:rPr>
-      </w:pPr>
-      <w:r>
-        <w:rPr>
-          <w:rFonts w:ascii="Courier New" w:hAnsi="Courier New" w:cs="Courier New"/>
-        </w:rPr>
-        <w:t>He is shellshocked and unable to move.</w:t>
-      </w:r>
-      <w:r>
-        <w:rPr>
-          <w:rFonts w:ascii="Courier New" w:hAnsi="Courier New" w:cs="Courier New"/>
-        </w:rPr>
-        <w:t xml:space="preserve"> Suddenly, the old woman </w:t>
-      </w:r>
-      <w:r>
-        <w:rPr>
-          <w:rFonts w:ascii="Courier New" w:hAnsi="Courier New" w:cs="Courier New"/>
-        </w:rPr>
-        <w:t xml:space="preserve">floats towards him, lifts her hand </w:t>
-      </w:r>
-      <w:r>
-        <w:rPr>
-          <w:rFonts w:ascii="Courier New" w:hAnsi="Courier New" w:cs="Courier New"/>
-        </w:rPr>
-        <w:t>taps her fingertips on his forehead.</w:t>
-      </w:r>
-    </w:p>
-    <w:p>
-      <w:pPr>
-        <w:spacing w:line="240" w:lineRule="auto"/>
-        <w:jc w:val="center"/>
-        <w:rPr>
-          <w:rFonts w:ascii="Courier New" w:hAnsi="Courier New" w:cs="Courier New"/>
-        </w:rPr>
-      </w:pPr>
-      <w:r>
-        <w:rPr>
-          <w:rFonts w:ascii="Courier New" w:hAnsi="Courier New" w:cs="Courier New"/>
-          <w:b/>
-          <w:bCs/>
-        </w:rPr>
-        <w:t xml:space="preserve">OLD WOMAN </w:t>
-      </w:r>
-      <w:r>
-        <w:rPr>
-          <w:rFonts w:ascii="Courier New" w:hAnsi="Courier New" w:cs="Courier New"/>
-          <w:i/>
-          <w:iCs/>
-        </w:rPr>
-        <w:t>(</w:t>
-      </w:r>
-      <w:r>
-        <w:rPr>
-          <w:rFonts w:ascii="Courier New" w:hAnsi="Courier New" w:cs="Courier New"/>
-          <w:i/>
-          <w:iCs/>
-        </w:rPr>
-        <w:t>ghostly echo</w:t>
-      </w:r>
-      <w:r>
-        <w:rPr>
-          <w:rFonts w:ascii="Courier New" w:hAnsi="Courier New" w:cs="Courier New"/>
-          <w:i/>
-          <w:iCs/>
-        </w:rPr>
-        <w:t>)</w:t>
-      </w:r>
-      <w:r>
-        <w:rPr>
-          <w:rFonts w:ascii="Courier New" w:hAnsi="Courier New" w:cs="Courier New"/>
-          <w:i/>
-          <w:iCs/>
-        </w:rPr>
-        <w:br/>
-      </w:r>
-      <w:r>
-        <w:rPr>
-          <w:rFonts w:ascii="Courier New" w:hAnsi="Courier New" w:cs="Courier New"/>
-        </w:rPr>
-        <w:t>Jaale inda ache baa</w:t>
-      </w:r>
-    </w:p>
-    <w:p>
-      <w:pPr>
-        <w:spacing w:line="240" w:lineRule="auto"/>
-        <w:rPr>
-          <w:rFonts w:ascii="Courier New" w:hAnsi="Courier New" w:cs="Courier New"/>
-        </w:rPr>
-      </w:pPr>
-      <w:r>
-        <w:rPr>
-          <w:rFonts w:ascii="Courier New" w:hAnsi="Courier New" w:cs="Courier New"/>
-        </w:rPr>
-        <w:t>He freezes like a statue as the world starts spinning behind him.</w:t>
-      </w:r>
-      <w:r>
-        <w:rPr>
-          <w:rFonts w:ascii="Courier New" w:hAnsi="Courier New" w:cs="Courier New"/>
-        </w:rPr>
-        <w:t xml:space="preserve"> </w:t>
-      </w:r>
-    </w:p>
-    <w:p>
-      <w:pPr>
-        <w:spacing w:line="240" w:lineRule="auto"/>
-        <w:jc w:val="center"/>
-        <w:rPr>
-          <w:rFonts w:ascii="Courier New" w:hAnsi="Courier New" w:cs="Courier New"/>
-        </w:rPr>
-      </w:pPr>
-      <w:r>
-        <w:rPr>
-          <w:rFonts w:ascii="Courier New" w:hAnsi="Courier New" w:cs="Courier New"/>
-          <w:b/>
-          <w:bCs/>
-        </w:rPr>
-        <w:t xml:space="preserve">OLD WOMAN </w:t>
-      </w:r>
-      <w:r>
-        <w:rPr>
-          <w:rFonts w:ascii="Courier New" w:hAnsi="Courier New" w:cs="Courier New"/>
-          <w:i/>
-          <w:iCs/>
-        </w:rPr>
-        <w:t>(</w:t>
-      </w:r>
-      <w:r>
-        <w:rPr>
-          <w:rFonts w:ascii="Courier New" w:hAnsi="Courier New" w:cs="Courier New"/>
-          <w:i/>
-          <w:iCs/>
-        </w:rPr>
-        <w:t>ghostly echo</w:t>
-      </w:r>
-      <w:r>
-        <w:rPr>
-          <w:rFonts w:ascii="Courier New" w:hAnsi="Courier New" w:cs="Courier New"/>
-          <w:i/>
-          <w:iCs/>
-        </w:rPr>
-        <w:t>)</w:t>
-      </w:r>
-      <w:r>
-        <w:rPr>
-          <w:rFonts w:ascii="Courier New" w:hAnsi="Courier New" w:cs="Courier New"/>
-          <w:i/>
-          <w:iCs/>
-        </w:rPr>
-        <w:br/>
-      </w:r>
-      <w:r>
-        <w:rPr>
-          <w:rFonts w:ascii="Courier New" w:hAnsi="Courier New" w:cs="Courier New"/>
-        </w:rPr>
-        <w:t xml:space="preserve">Sathya </w:t>
-      </w:r>
-      <w:r>
-        <w:rPr>
-          <w:rFonts w:ascii="Courier New" w:hAnsi="Courier New" w:cs="Courier New"/>
-        </w:rPr>
-        <w:t>na s</w:t>
-      </w:r>
-      <w:r>
-        <w:rPr>
-          <w:rFonts w:ascii="Courier New" w:hAnsi="Courier New" w:cs="Courier New"/>
-        </w:rPr>
-        <w:t>w</w:t>
-      </w:r>
-      <w:r>
-        <w:rPr>
-          <w:rFonts w:ascii="Courier New" w:hAnsi="Courier New" w:cs="Courier New"/>
-        </w:rPr>
-        <w:t>eekara madu</w:t>
-      </w:r>
-    </w:p>
-    <w:p>
-      <w:pPr>
-        <w:spacing w:line="240" w:lineRule="auto"/>
-        <w:rPr>
-          <w:rFonts w:ascii="Courier New" w:hAnsi="Courier New" w:cs="Courier New"/>
-        </w:rPr>
-      </w:pPr>
-      <w:r>
-        <w:rPr>
-          <w:rFonts w:ascii="Courier New" w:hAnsi="Courier New" w:cs="Courier New"/>
-        </w:rPr>
-        <w:t xml:space="preserve">He </w:t>
-      </w:r>
-      <w:r>
-        <w:rPr>
-          <w:rFonts w:ascii="Courier New" w:hAnsi="Courier New" w:cs="Courier New"/>
-        </w:rPr>
-        <w:t xml:space="preserve">takes a deep breath- </w:t>
+      <w:r>
+        <w:rPr>
+          <w:rFonts w:ascii="Courier New" w:hAnsi="Courier New" w:cs="Courier New"/>
+        </w:rPr>
+        <w:t xml:space="preserve"> </w:t>
       </w:r>
       <w:r>
         <w:rPr>
@@ -28137,7 +28793,19 @@
         <w:rPr>
           <w:rFonts w:ascii="Courier New" w:hAnsi="Courier New" w:cs="Courier New"/>
         </w:rPr>
-        <w:t xml:space="preserve"> which is now a </w:t>
+        <w:t xml:space="preserve"> </w:t>
+      </w:r>
+      <w:r>
+        <w:rPr>
+          <w:rFonts w:ascii="Courier New" w:hAnsi="Courier New" w:cs="Courier New"/>
+        </w:rPr>
+        <w:t xml:space="preserve">and transitions into </w:t>
+      </w:r>
+      <w:r>
+        <w:rPr>
+          <w:rFonts w:ascii="Courier New" w:hAnsi="Courier New" w:cs="Courier New"/>
+        </w:rPr>
+        <w:t xml:space="preserve">a </w:t>
       </w:r>
       <w:r>
         <w:rPr>
@@ -28145,14 +28813,12 @@
         </w:rPr>
         <w:t>Loop de loop.</w:t>
       </w:r>
-    </w:p>
-    <w:p>
-      <w:pPr>
-        <w:spacing w:line="240" w:lineRule="auto"/>
-        <w:rPr>
-          <w:rFonts w:ascii="Courier New" w:hAnsi="Courier New" w:cs="Courier New"/>
-        </w:rPr>
-      </w:pPr>
+      <w:r>
+        <w:rPr>
+          <w:rFonts w:ascii="Courier New" w:hAnsi="Courier New" w:cs="Courier New"/>
+        </w:rPr>
+        <w:t xml:space="preserve"> </w:t>
+      </w:r>
       <w:r>
         <w:rPr>
           <w:rFonts w:ascii="Courier New" w:hAnsi="Courier New" w:cs="Courier New"/>
@@ -28214,17 +28880,15 @@
         <w:jc w:val="right"/>
         <w:rPr>
           <w:rFonts w:ascii="Courier New" w:hAnsi="Courier New" w:cs="Courier New"/>
-          <w:b/>
-          <w:bCs/>
-        </w:rPr>
-      </w:pPr>
-      <w:r>
-        <w:rPr>
-          <w:rFonts w:ascii="Courier New" w:hAnsi="Courier New" w:cs="Courier New"/>
-          <w:b/>
-          <w:bCs/>
-        </w:rPr>
-        <w:t>CONTINUOUS</w:t>
+        </w:rPr>
+      </w:pPr>
+      <w:r>
+        <w:rPr>
+          <w:rFonts w:ascii="Courier New" w:hAnsi="Courier New" w:cs="Courier New"/>
+          <w:b/>
+          <w:bCs/>
+        </w:rPr>
+        <w:t>MATCH CUT</w:t>
       </w:r>
       <w:r>
         <w:rPr>
@@ -28287,19 +28951,361 @@
         <w:rPr>
           <w:rFonts w:ascii="Courier New" w:hAnsi="Courier New" w:cs="Courier New"/>
         </w:rPr>
-        <w:t>Everything is radio static.</w:t>
-      </w:r>
-      <w:r>
-        <w:rPr>
-          <w:rFonts w:ascii="Courier New" w:hAnsi="Courier New" w:cs="Courier New"/>
-        </w:rPr>
-        <w:t xml:space="preserve"> </w:t>
-      </w:r>
-      <w:r>
-        <w:rPr>
-          <w:rFonts w:ascii="Courier New" w:hAnsi="Courier New" w:cs="Courier New"/>
-        </w:rPr>
-        <w:t xml:space="preserve">The camera zooms out of </w:t>
+        <w:t>S</w:t>
+      </w:r>
+      <w:r>
+        <w:rPr>
+          <w:rFonts w:ascii="Courier New" w:hAnsi="Courier New" w:cs="Courier New"/>
+        </w:rPr>
+        <w:t>tatic</w:t>
+      </w:r>
+      <w:r>
+        <w:rPr>
+          <w:rFonts w:ascii="Courier New" w:hAnsi="Courier New" w:cs="Courier New"/>
+        </w:rPr>
+        <w:t xml:space="preserve"> snow-</w:t>
+      </w:r>
+      <w:r>
+        <w:rPr>
+          <w:rFonts w:ascii="Courier New" w:hAnsi="Courier New" w:cs="Courier New"/>
+        </w:rPr>
+        <w:t xml:space="preserve"> </w:t>
+      </w:r>
+      <w:r>
+        <w:rPr>
+          <w:rFonts w:ascii="Courier New" w:hAnsi="Courier New" w:cs="Courier New"/>
+        </w:rPr>
+        <w:t xml:space="preserve">The camera zooms out </w:t>
+      </w:r>
+      <w:r>
+        <w:rPr>
+          <w:rFonts w:ascii="Courier New" w:hAnsi="Courier New" w:cs="Courier New"/>
+        </w:rPr>
+        <w:t xml:space="preserve">to reveal a </w:t>
+      </w:r>
+      <w:r>
+        <w:rPr>
+          <w:rFonts w:ascii="Courier New" w:hAnsi="Courier New" w:cs="Courier New"/>
+          <w:b/>
+          <w:bCs/>
+        </w:rPr>
+        <w:t>TV</w:t>
+      </w:r>
+      <w:r>
+        <w:rPr>
+          <w:rFonts w:ascii="Courier New" w:hAnsi="Courier New" w:cs="Courier New"/>
+          <w:b/>
+          <w:bCs/>
+        </w:rPr>
+        <w:t xml:space="preserve"> </w:t>
+      </w:r>
+      <w:r>
+        <w:rPr>
+          <w:rFonts w:ascii="Courier New" w:hAnsi="Courier New" w:cs="Courier New"/>
+        </w:rPr>
+        <w:t xml:space="preserve">with </w:t>
+      </w:r>
+      <w:r>
+        <w:rPr>
+          <w:rFonts w:ascii="Courier New" w:hAnsi="Courier New" w:cs="Courier New"/>
+        </w:rPr>
+        <w:t xml:space="preserve">analogue </w:t>
+      </w:r>
+      <w:r>
+        <w:rPr>
+          <w:rFonts w:ascii="Courier New" w:hAnsi="Courier New" w:cs="Courier New"/>
+        </w:rPr>
+        <w:t>static</w:t>
+      </w:r>
+      <w:r>
+        <w:rPr>
+          <w:rFonts w:ascii="Courier New" w:hAnsi="Courier New" w:cs="Courier New"/>
+        </w:rPr>
+        <w:t>.</w:t>
+      </w:r>
+      <w:r>
+        <w:rPr>
+          <w:rFonts w:ascii="Courier New" w:hAnsi="Courier New" w:cs="Courier New"/>
+        </w:rPr>
+        <w:br/>
+      </w:r>
+      <w:r>
+        <w:rPr>
+          <w:rFonts w:ascii="Courier New" w:hAnsi="Courier New" w:cs="Courier New"/>
+        </w:rPr>
+        <w:t>The camera pans</w:t>
+      </w:r>
+      <w:r>
+        <w:rPr>
+          <w:rFonts w:ascii="Courier New" w:hAnsi="Courier New" w:cs="Courier New"/>
+        </w:rPr>
+        <w:t xml:space="preserve"> </w:t>
+      </w:r>
+      <w:r>
+        <w:rPr>
+          <w:rFonts w:ascii="Courier New" w:hAnsi="Courier New" w:cs="Courier New"/>
+        </w:rPr>
+        <w:t xml:space="preserve">- </w:t>
+      </w:r>
+      <w:r>
+        <w:rPr>
+          <w:rFonts w:ascii="Courier New" w:hAnsi="Courier New" w:cs="Courier New"/>
+        </w:rPr>
+        <w:t xml:space="preserve">Adi </w:t>
+      </w:r>
+      <w:r>
+        <w:rPr>
+          <w:rFonts w:ascii="Courier New" w:hAnsi="Courier New" w:cs="Courier New"/>
+        </w:rPr>
+        <w:t xml:space="preserve">is </w:t>
+      </w:r>
+      <w:r>
+        <w:rPr>
+          <w:rFonts w:ascii="Courier New" w:hAnsi="Courier New" w:cs="Courier New"/>
+        </w:rPr>
+        <w:t>passed out on the floor</w:t>
+      </w:r>
+      <w:r>
+        <w:rPr>
+          <w:rFonts w:ascii="Courier New" w:hAnsi="Courier New" w:cs="Courier New"/>
+        </w:rPr>
+        <w:t xml:space="preserve">, </w:t>
+      </w:r>
+      <w:r>
+        <w:rPr>
+          <w:rFonts w:ascii="Courier New" w:hAnsi="Courier New" w:cs="Courier New"/>
+        </w:rPr>
+        <w:t>unblinking</w:t>
+      </w:r>
+      <w:r>
+        <w:rPr>
+          <w:rFonts w:ascii="Courier New" w:hAnsi="Courier New" w:cs="Courier New"/>
+        </w:rPr>
+        <w:t xml:space="preserve"> and sweaty</w:t>
+      </w:r>
+      <w:r>
+        <w:rPr>
+          <w:rFonts w:ascii="Courier New" w:hAnsi="Courier New" w:cs="Courier New"/>
+        </w:rPr>
+        <w:t>.</w:t>
+      </w:r>
+    </w:p>
+    <w:p>
+      <w:pPr>
+        <w:spacing w:line="240" w:lineRule="auto"/>
+        <w:rPr>
+          <w:rFonts w:ascii="Courier New" w:hAnsi="Courier New" w:cs="Courier New"/>
+        </w:rPr>
+      </w:pPr>
+      <w:r>
+        <w:rPr>
+          <w:rFonts w:ascii="Courier New" w:hAnsi="Courier New" w:cs="Courier New"/>
+        </w:rPr>
+        <w:t xml:space="preserve">Camera closes on his face. </w:t>
+      </w:r>
+      <w:r>
+        <w:rPr>
+          <w:rFonts w:ascii="Courier New" w:hAnsi="Courier New" w:cs="Courier New"/>
+        </w:rPr>
+        <w:t xml:space="preserve">Suddenly— </w:t>
+      </w:r>
+      <w:r>
+        <w:rPr>
+          <w:rFonts w:ascii="Courier New" w:hAnsi="Courier New" w:cs="Courier New"/>
+        </w:rPr>
+        <w:t>H</w:t>
+      </w:r>
+      <w:r>
+        <w:rPr>
+          <w:rFonts w:ascii="Courier New" w:hAnsi="Courier New" w:cs="Courier New"/>
+        </w:rPr>
+        <w:t xml:space="preserve">e </w:t>
+      </w:r>
+      <w:r>
+        <w:rPr>
+          <w:rFonts w:ascii="Courier New" w:hAnsi="Courier New" w:cs="Courier New"/>
+        </w:rPr>
+        <w:t xml:space="preserve">jolts awake and </w:t>
+      </w:r>
+      <w:r>
+        <w:rPr>
+          <w:rFonts w:ascii="Courier New" w:hAnsi="Courier New" w:cs="Courier New"/>
+        </w:rPr>
+        <w:t>gasps for air</w:t>
+      </w:r>
+      <w:r>
+        <w:rPr>
+          <w:rFonts w:ascii="Courier New" w:hAnsi="Courier New" w:cs="Courier New"/>
+        </w:rPr>
+        <w:t>.</w:t>
+      </w:r>
+    </w:p>
+    <w:p>
+      <w:pPr>
+        <w:spacing w:line="240" w:lineRule="auto"/>
+        <w:rPr>
+          <w:rFonts w:ascii="Courier New" w:hAnsi="Courier New" w:cs="Courier New"/>
+        </w:rPr>
+      </w:pPr>
+      <w:r>
+        <w:rPr>
+          <w:rFonts w:ascii="Courier New" w:hAnsi="Courier New" w:cs="Courier New"/>
+        </w:rPr>
+        <w:t>He sits on the ground- Coughing with a dry mouth</w:t>
+      </w:r>
+      <w:r>
+        <w:rPr>
+          <w:rFonts w:ascii="Courier New" w:hAnsi="Courier New" w:cs="Courier New"/>
+        </w:rPr>
+        <w:t xml:space="preserve">- </w:t>
+      </w:r>
+      <w:r>
+        <w:rPr>
+          <w:rFonts w:ascii="Courier New" w:hAnsi="Courier New" w:cs="Courier New"/>
+        </w:rPr>
+        <w:t xml:space="preserve">He </w:t>
+      </w:r>
+      <w:r>
+        <w:rPr>
+          <w:rFonts w:ascii="Courier New" w:hAnsi="Courier New" w:cs="Courier New"/>
+        </w:rPr>
+        <w:t xml:space="preserve">wipes his </w:t>
+      </w:r>
+      <w:r>
+        <w:rPr>
+          <w:rFonts w:ascii="Courier New" w:hAnsi="Courier New" w:cs="Courier New"/>
+        </w:rPr>
+        <w:t>forehead sweat</w:t>
+      </w:r>
+      <w:r>
+        <w:rPr>
+          <w:rFonts w:ascii="Courier New" w:hAnsi="Courier New" w:cs="Courier New"/>
+        </w:rPr>
+        <w:t xml:space="preserve"> with his arm- Sees</w:t>
+      </w:r>
+      <w:r>
+        <w:rPr>
+          <w:rFonts w:ascii="Courier New" w:hAnsi="Courier New" w:cs="Courier New"/>
+        </w:rPr>
+        <w:t xml:space="preserve"> a half-burnt doobie between his fingers.</w:t>
+      </w:r>
+    </w:p>
+    <w:p>
+      <w:pPr>
+        <w:spacing w:line="240" w:lineRule="auto"/>
+        <w:rPr>
+          <w:rFonts w:ascii="Courier New" w:hAnsi="Courier New" w:cs="Courier New"/>
+        </w:rPr>
+      </w:pPr>
+      <w:r>
+        <w:rPr>
+          <w:rFonts w:ascii="Courier New" w:hAnsi="Courier New" w:cs="Courier New"/>
+        </w:rPr>
+        <w:t xml:space="preserve">He </w:t>
+      </w:r>
+      <w:r>
+        <w:rPr>
+          <w:rFonts w:ascii="Courier New" w:hAnsi="Courier New" w:cs="Courier New"/>
+        </w:rPr>
+        <w:t xml:space="preserve">tosses </w:t>
+      </w:r>
+      <w:r>
+        <w:rPr>
+          <w:rFonts w:ascii="Courier New" w:hAnsi="Courier New" w:cs="Courier New"/>
+        </w:rPr>
+        <w:t xml:space="preserve">it </w:t>
+      </w:r>
+      <w:r>
+        <w:rPr>
+          <w:rFonts w:ascii="Courier New" w:hAnsi="Courier New" w:cs="Courier New"/>
+        </w:rPr>
+        <w:t>away</w:t>
+      </w:r>
+      <w:r>
+        <w:rPr>
+          <w:rFonts w:ascii="Courier New" w:hAnsi="Courier New" w:cs="Courier New"/>
+        </w:rPr>
+        <w:t xml:space="preserve">, blinks hard and smiles </w:t>
+      </w:r>
+      <w:r>
+        <w:rPr>
+          <w:rFonts w:ascii="Courier New" w:hAnsi="Courier New" w:cs="Courier New"/>
+        </w:rPr>
+        <w:t>in confusion</w:t>
+      </w:r>
+      <w:r>
+        <w:rPr>
+          <w:rFonts w:ascii="Courier New" w:hAnsi="Courier New" w:cs="Courier New"/>
+        </w:rPr>
+        <w:t>.</w:t>
+      </w:r>
+    </w:p>
+    <w:p>
+      <w:pPr>
+        <w:spacing w:line="240" w:lineRule="auto"/>
+        <w:rPr>
+          <w:rFonts w:ascii="Courier New" w:hAnsi="Courier New" w:cs="Courier New"/>
+        </w:rPr>
+      </w:pPr>
+      <w:r>
+        <w:rPr>
+          <w:rFonts w:ascii="Courier New" w:hAnsi="Courier New" w:cs="Courier New"/>
+        </w:rPr>
+        <w:t xml:space="preserve">With a dry mouth- </w:t>
+      </w:r>
+      <w:r>
+        <w:rPr>
+          <w:rFonts w:ascii="Courier New" w:hAnsi="Courier New" w:cs="Courier New"/>
+        </w:rPr>
+        <w:t xml:space="preserve">He coughs and </w:t>
+      </w:r>
+      <w:r>
+        <w:rPr>
+          <w:rFonts w:ascii="Courier New" w:hAnsi="Courier New" w:cs="Courier New"/>
+        </w:rPr>
+        <w:t>licks his lips, parched</w:t>
+      </w:r>
+      <w:r>
+        <w:rPr>
+          <w:rFonts w:ascii="Courier New" w:hAnsi="Courier New" w:cs="Courier New"/>
+        </w:rPr>
+        <w:t xml:space="preserve"> and groggy</w:t>
+      </w:r>
+      <w:r>
+        <w:rPr>
+          <w:rFonts w:ascii="Courier New" w:hAnsi="Courier New" w:cs="Courier New"/>
+        </w:rPr>
+        <w:t>.</w:t>
+      </w:r>
+      <w:r>
+        <w:rPr>
+          <w:rFonts w:ascii="Courier New" w:hAnsi="Courier New" w:cs="Courier New"/>
+        </w:rPr>
+        <w:t xml:space="preserve"> </w:t>
+      </w:r>
+      <w:r>
+        <w:rPr>
+          <w:rFonts w:ascii="Courier New" w:hAnsi="Courier New" w:cs="Courier New"/>
+        </w:rPr>
+        <w:t xml:space="preserve">He </w:t>
+      </w:r>
+      <w:r>
+        <w:rPr>
+          <w:rFonts w:ascii="Courier New" w:hAnsi="Courier New" w:cs="Courier New"/>
+        </w:rPr>
+        <w:t>looks around- Find</w:t>
+      </w:r>
+      <w:r>
+        <w:rPr>
+          <w:rFonts w:ascii="Courier New" w:hAnsi="Courier New" w:cs="Courier New"/>
+        </w:rPr>
+        <w:t>s</w:t>
+      </w:r>
+      <w:r>
+        <w:rPr>
+          <w:rFonts w:ascii="Courier New" w:hAnsi="Courier New" w:cs="Courier New"/>
+        </w:rPr>
+        <w:t xml:space="preserve"> </w:t>
       </w:r>
       <w:r>
         <w:rPr>
@@ -28313,75 +29319,193 @@
           <w:b/>
           <w:bCs/>
         </w:rPr>
-        <w:t>TV</w:t>
-      </w:r>
-      <w:r>
-        <w:rPr>
-          <w:rFonts w:ascii="Courier New" w:hAnsi="Courier New" w:cs="Courier New"/>
-          <w:b/>
-          <w:bCs/>
-        </w:rPr>
-        <w:t xml:space="preserve"> </w:t>
-      </w:r>
-      <w:r>
-        <w:rPr>
-          <w:rFonts w:ascii="Courier New" w:hAnsi="Courier New" w:cs="Courier New"/>
-        </w:rPr>
-        <w:t>with static sounds</w:t>
-      </w:r>
-      <w:r>
-        <w:rPr>
-          <w:rFonts w:ascii="Courier New" w:hAnsi="Courier New" w:cs="Courier New"/>
+        <w:t>TV remote</w:t>
+      </w:r>
+      <w:r>
+        <w:rPr>
+          <w:rFonts w:ascii="Courier New" w:hAnsi="Courier New" w:cs="Courier New"/>
+        </w:rPr>
+        <w:t>-</w:t>
+      </w:r>
+      <w:r>
+        <w:rPr>
+          <w:rFonts w:ascii="Courier New" w:hAnsi="Courier New" w:cs="Courier New"/>
+          <w:b/>
+          <w:bCs/>
+        </w:rPr>
+        <w:t xml:space="preserve"> </w:t>
+      </w:r>
+      <w:r>
+        <w:rPr>
+          <w:rFonts w:ascii="Courier New" w:hAnsi="Courier New" w:cs="Courier New"/>
+        </w:rPr>
+        <w:t>T</w:t>
+      </w:r>
+      <w:r>
+        <w:rPr>
+          <w:rFonts w:ascii="Courier New" w:hAnsi="Courier New" w:cs="Courier New"/>
+        </w:rPr>
+        <w:t xml:space="preserve">urns </w:t>
+      </w:r>
+      <w:r>
+        <w:rPr>
+          <w:rFonts w:ascii="Courier New" w:hAnsi="Courier New" w:cs="Courier New"/>
+        </w:rPr>
+        <w:t xml:space="preserve">off </w:t>
+      </w:r>
+      <w:r>
+        <w:rPr>
+          <w:rFonts w:ascii="Courier New" w:hAnsi="Courier New" w:cs="Courier New"/>
+        </w:rPr>
+        <w:t>the TV.</w:t>
+      </w:r>
+    </w:p>
+    <w:bookmarkEnd w:id="10"/>
+    <w:p>
+      <w:pPr>
+        <w:spacing w:line="240" w:lineRule="auto"/>
+        <w:jc w:val="center"/>
+        <w:rPr>
+          <w:rFonts w:ascii="Courier New" w:hAnsi="Courier New" w:cs="Courier New"/>
+        </w:rPr>
+      </w:pPr>
+      <w:r>
+        <w:rPr>
+          <w:rFonts w:ascii="Courier New" w:hAnsi="Courier New" w:cs="Courier New"/>
+          <w:b/>
+          <w:bCs/>
+        </w:rPr>
+        <w:t>ADI</w:t>
+      </w:r>
+      <w:r>
+        <w:rPr>
+          <w:rFonts w:ascii="Courier New" w:hAnsi="Courier New" w:cs="Courier New"/>
+          <w:b/>
+          <w:bCs/>
+        </w:rPr>
+        <w:br/>
+      </w:r>
+      <w:r>
+        <w:rPr>
+          <w:rFonts w:ascii="Courier New" w:hAnsi="Courier New" w:cs="Courier New"/>
+        </w:rPr>
+        <w:t>Ugh!</w:t>
+      </w:r>
+      <w:r>
+        <w:rPr>
+          <w:rFonts w:ascii="Courier New" w:hAnsi="Courier New" w:cs="Courier New"/>
+        </w:rPr>
+        <w:t xml:space="preserve"> …</w:t>
+      </w:r>
+      <w:r>
+        <w:rPr>
+          <w:rFonts w:ascii="Courier New" w:hAnsi="Courier New" w:cs="Courier New"/>
+        </w:rPr>
+        <w:t>Neeru</w:t>
+      </w:r>
+      <w:r>
+        <w:rPr>
+          <w:rFonts w:ascii="Courier New" w:hAnsi="Courier New" w:cs="Courier New"/>
+        </w:rPr>
+        <w:t>!</w:t>
+      </w:r>
+    </w:p>
+    <w:p>
+      <w:pPr>
+        <w:spacing w:line="240" w:lineRule="auto"/>
+        <w:rPr>
+          <w:rFonts w:ascii="Courier New" w:hAnsi="Courier New" w:cs="Courier New"/>
+        </w:rPr>
+      </w:pPr>
+      <w:r>
+        <w:rPr>
+          <w:rFonts w:ascii="Courier New" w:hAnsi="Courier New" w:cs="Courier New"/>
+        </w:rPr>
+        <w:t xml:space="preserve">He looks around and sees </w:t>
+      </w:r>
+      <w:r>
+        <w:rPr>
+          <w:rFonts w:ascii="Courier New" w:hAnsi="Courier New" w:cs="Courier New"/>
+        </w:rPr>
+        <w:t xml:space="preserve">debris from Scene 17 </w:t>
+      </w:r>
+      <w:r>
+        <w:rPr>
+          <w:rFonts w:ascii="Courier New" w:hAnsi="Courier New" w:cs="Courier New"/>
+          <w:i/>
+          <w:iCs/>
+        </w:rPr>
+        <w:t>[</w:t>
+      </w:r>
+      <w:r>
+        <w:rPr>
+          <w:rFonts w:ascii="Courier New" w:hAnsi="Courier New" w:cs="Courier New"/>
+          <w:i/>
+          <w:iCs/>
+        </w:rPr>
+        <w:t>Callback - Scene 1</w:t>
+      </w:r>
+      <w:r>
+        <w:rPr>
+          <w:rFonts w:ascii="Courier New" w:hAnsi="Courier New" w:cs="Courier New"/>
+          <w:i/>
+          <w:iCs/>
+        </w:rPr>
+        <w:t>7</w:t>
+      </w:r>
+      <w:r>
+        <w:rPr>
+          <w:rFonts w:ascii="Courier New" w:hAnsi="Courier New" w:cs="Courier New"/>
+          <w:i/>
+          <w:iCs/>
         </w:rPr>
         <w:t>.</w:t>
       </w:r>
       <w:r>
         <w:rPr>
           <w:rFonts w:ascii="Courier New" w:hAnsi="Courier New" w:cs="Courier New"/>
-        </w:rPr>
-        <w:t xml:space="preserve"> </w:t>
-      </w:r>
-      <w:r>
-        <w:rPr>
-          <w:rFonts w:ascii="Courier New" w:hAnsi="Courier New" w:cs="Courier New"/>
-        </w:rPr>
-        <w:t>The camera pans</w:t>
-      </w:r>
-      <w:r>
-        <w:rPr>
-          <w:rFonts w:ascii="Courier New" w:hAnsi="Courier New" w:cs="Courier New"/>
-        </w:rPr>
-        <w:t xml:space="preserve"> to show </w:t>
-      </w:r>
-      <w:r>
-        <w:rPr>
-          <w:rFonts w:ascii="Courier New" w:hAnsi="Courier New" w:cs="Courier New"/>
-        </w:rPr>
-        <w:t xml:space="preserve">Adi </w:t>
-      </w:r>
-      <w:r>
-        <w:rPr>
-          <w:rFonts w:ascii="Courier New" w:hAnsi="Courier New" w:cs="Courier New"/>
-        </w:rPr>
-        <w:t>passed out on the floor</w:t>
-      </w:r>
-      <w:r>
-        <w:rPr>
-          <w:rFonts w:ascii="Courier New" w:hAnsi="Courier New" w:cs="Courier New"/>
-        </w:rPr>
-        <w:t xml:space="preserve">, </w:t>
-      </w:r>
-      <w:r>
-        <w:rPr>
-          <w:rFonts w:ascii="Courier New" w:hAnsi="Courier New" w:cs="Courier New"/>
-        </w:rPr>
-        <w:t>unblinking</w:t>
-      </w:r>
-      <w:r>
-        <w:rPr>
-          <w:rFonts w:ascii="Courier New" w:hAnsi="Courier New" w:cs="Courier New"/>
-        </w:rPr>
-        <w:t xml:space="preserve"> and sweaty</w:t>
+          <w:i/>
+          <w:iCs/>
+        </w:rPr>
+        <w:t>]</w:t>
+      </w:r>
+    </w:p>
+    <w:p>
+      <w:pPr>
+        <w:spacing w:line="240" w:lineRule="auto"/>
+        <w:rPr>
+          <w:rFonts w:ascii="Courier New" w:hAnsi="Courier New" w:cs="Courier New"/>
+        </w:rPr>
+      </w:pPr>
+      <w:r>
+        <w:rPr>
+          <w:rFonts w:ascii="Courier New" w:hAnsi="Courier New" w:cs="Courier New"/>
+        </w:rPr>
+        <w:t>The TV turns on automatically</w:t>
+      </w:r>
+      <w:r>
+        <w:rPr>
+          <w:rFonts w:ascii="Courier New" w:hAnsi="Courier New" w:cs="Courier New"/>
+        </w:rPr>
+        <w:t xml:space="preserve"> </w:t>
+      </w:r>
+      <w:r>
+        <w:rPr>
+          <w:rFonts w:ascii="Courier New" w:hAnsi="Courier New" w:cs="Courier New"/>
+        </w:rPr>
+        <w:t xml:space="preserve">with </w:t>
+      </w:r>
+      <w:r>
+        <w:rPr>
+          <w:rFonts w:ascii="Courier New" w:hAnsi="Courier New" w:cs="Courier New"/>
+        </w:rPr>
+        <w:t>radio</w:t>
+      </w:r>
+      <w:r>
+        <w:rPr>
+          <w:rFonts w:ascii="Courier New" w:hAnsi="Courier New" w:cs="Courier New"/>
+        </w:rPr>
+        <w:t xml:space="preserve"> static</w:t>
       </w:r>
       <w:r>
         <w:rPr>
@@ -28389,25 +29513,11 @@
         </w:rPr>
         <w:t>.</w:t>
       </w:r>
-    </w:p>
-    <w:p>
-      <w:pPr>
-        <w:spacing w:line="240" w:lineRule="auto"/>
-        <w:rPr>
-          <w:rFonts w:ascii="Courier New" w:hAnsi="Courier New" w:cs="Courier New"/>
-        </w:rPr>
-      </w:pPr>
-      <w:r>
-        <w:rPr>
-          <w:rFonts w:ascii="Courier New" w:hAnsi="Courier New" w:cs="Courier New"/>
-        </w:rPr>
-        <w:t xml:space="preserve">Camera closes on his face. </w:t>
-      </w:r>
-      <w:r>
-        <w:rPr>
-          <w:rFonts w:ascii="Courier New" w:hAnsi="Courier New" w:cs="Courier New"/>
-        </w:rPr>
-        <w:t xml:space="preserve">Suddenly— </w:t>
+      <w:r>
+        <w:rPr>
+          <w:rFonts w:ascii="Courier New" w:hAnsi="Courier New" w:cs="Courier New"/>
+        </w:rPr>
+        <w:t xml:space="preserve"> </w:t>
       </w:r>
       <w:r>
         <w:rPr>
@@ -28419,19 +29529,25 @@
         <w:rPr>
           <w:rFonts w:ascii="Courier New" w:hAnsi="Courier New" w:cs="Courier New"/>
         </w:rPr>
-        <w:t xml:space="preserve">e </w:t>
-      </w:r>
-      <w:r>
-        <w:rPr>
-          <w:rFonts w:ascii="Courier New" w:hAnsi="Courier New" w:cs="Courier New"/>
-        </w:rPr>
-        <w:t xml:space="preserve">jolts awake and </w:t>
-      </w:r>
-      <w:r>
-        <w:rPr>
-          <w:rFonts w:ascii="Courier New" w:hAnsi="Courier New" w:cs="Courier New"/>
-        </w:rPr>
-        <w:t>gasps for air</w:t>
+        <w:t xml:space="preserve">e switches </w:t>
+      </w:r>
+      <w:r>
+        <w:rPr>
+          <w:rFonts w:ascii="Courier New" w:hAnsi="Courier New" w:cs="Courier New"/>
+        </w:rPr>
+        <w:t xml:space="preserve">the TV </w:t>
+      </w:r>
+      <w:r>
+        <w:rPr>
+          <w:rFonts w:ascii="Courier New" w:hAnsi="Courier New" w:cs="Courier New"/>
+        </w:rPr>
+        <w:t>off</w:t>
+      </w:r>
+      <w:r>
+        <w:rPr>
+          <w:rFonts w:ascii="Courier New" w:hAnsi="Courier New" w:cs="Courier New"/>
+        </w:rPr>
+        <w:t xml:space="preserve"> again</w:t>
       </w:r>
       <w:r>
         <w:rPr>
@@ -28439,99 +29555,55 @@
         </w:rPr>
         <w:t>.</w:t>
       </w:r>
-    </w:p>
-    <w:p>
-      <w:pPr>
-        <w:spacing w:line="240" w:lineRule="auto"/>
-        <w:rPr>
-          <w:rFonts w:ascii="Courier New" w:hAnsi="Courier New" w:cs="Courier New"/>
-        </w:rPr>
-      </w:pPr>
-      <w:r>
-        <w:rPr>
-          <w:rFonts w:ascii="Courier New" w:hAnsi="Courier New" w:cs="Courier New"/>
-        </w:rPr>
-        <w:t>He sits on the ground- Coughing with a dry mouth</w:t>
-      </w:r>
-      <w:r>
-        <w:rPr>
-          <w:rFonts w:ascii="Courier New" w:hAnsi="Courier New" w:cs="Courier New"/>
-        </w:rPr>
-        <w:t xml:space="preserve">- </w:t>
-      </w:r>
-      <w:r>
-        <w:rPr>
-          <w:rFonts w:ascii="Courier New" w:hAnsi="Courier New" w:cs="Courier New"/>
-        </w:rPr>
-        <w:t xml:space="preserve">He </w:t>
-      </w:r>
-      <w:r>
-        <w:rPr>
-          <w:rFonts w:ascii="Courier New" w:hAnsi="Courier New" w:cs="Courier New"/>
-        </w:rPr>
-        <w:t xml:space="preserve">wipes his </w:t>
-      </w:r>
-      <w:r>
-        <w:rPr>
-          <w:rFonts w:ascii="Courier New" w:hAnsi="Courier New" w:cs="Courier New"/>
-        </w:rPr>
-        <w:t>forehead sweat</w:t>
-      </w:r>
-      <w:r>
-        <w:rPr>
-          <w:rFonts w:ascii="Courier New" w:hAnsi="Courier New" w:cs="Courier New"/>
-        </w:rPr>
-        <w:t xml:space="preserve"> with his arm- Sees</w:t>
-      </w:r>
-      <w:r>
-        <w:rPr>
-          <w:rFonts w:ascii="Courier New" w:hAnsi="Courier New" w:cs="Courier New"/>
-        </w:rPr>
-        <w:t xml:space="preserve"> a half-burnt doobie between his fingers.</w:t>
-      </w:r>
-    </w:p>
-    <w:p>
-      <w:pPr>
-        <w:spacing w:line="240" w:lineRule="auto"/>
-        <w:rPr>
-          <w:rFonts w:ascii="Courier New" w:hAnsi="Courier New" w:cs="Courier New"/>
-        </w:rPr>
-      </w:pPr>
-      <w:r>
-        <w:rPr>
-          <w:rFonts w:ascii="Courier New" w:hAnsi="Courier New" w:cs="Courier New"/>
-        </w:rPr>
-        <w:t xml:space="preserve">He </w:t>
-      </w:r>
-      <w:r>
-        <w:rPr>
-          <w:rFonts w:ascii="Courier New" w:hAnsi="Courier New" w:cs="Courier New"/>
-        </w:rPr>
-        <w:t xml:space="preserve">tosses </w:t>
-      </w:r>
-      <w:r>
-        <w:rPr>
-          <w:rFonts w:ascii="Courier New" w:hAnsi="Courier New" w:cs="Courier New"/>
-        </w:rPr>
-        <w:t xml:space="preserve">it </w:t>
-      </w:r>
-      <w:r>
-        <w:rPr>
-          <w:rFonts w:ascii="Courier New" w:hAnsi="Courier New" w:cs="Courier New"/>
-        </w:rPr>
-        <w:t>away</w:t>
-      </w:r>
-      <w:r>
-        <w:rPr>
-          <w:rFonts w:ascii="Courier New" w:hAnsi="Courier New" w:cs="Courier New"/>
-        </w:rPr>
-        <w:t xml:space="preserve">, blinks hard and smiles </w:t>
-      </w:r>
-      <w:r>
-        <w:rPr>
-          <w:rFonts w:ascii="Courier New" w:hAnsi="Courier New" w:cs="Courier New"/>
-        </w:rPr>
-        <w:t>in confusion</w:t>
+      <w:r>
+        <w:rPr>
+          <w:rFonts w:ascii="Courier New" w:hAnsi="Courier New" w:cs="Courier New"/>
+        </w:rPr>
+        <w:t xml:space="preserve"> </w:t>
+      </w:r>
+    </w:p>
+    <w:p>
+      <w:pPr>
+        <w:spacing w:line="240" w:lineRule="auto"/>
+        <w:rPr>
+          <w:rFonts w:ascii="Courier New" w:hAnsi="Courier New" w:cs="Courier New"/>
+        </w:rPr>
+      </w:pPr>
+      <w:r>
+        <w:rPr>
+          <w:rFonts w:ascii="Courier New" w:hAnsi="Courier New" w:cs="Courier New"/>
+        </w:rPr>
+        <w:t xml:space="preserve">BZZZZ— </w:t>
+      </w:r>
+      <w:r>
+        <w:rPr>
+          <w:rFonts w:ascii="Courier New" w:hAnsi="Courier New" w:cs="Courier New"/>
+        </w:rPr>
+        <w:t>The TV</w:t>
+      </w:r>
+      <w:r>
+        <w:rPr>
+          <w:rFonts w:ascii="Courier New" w:hAnsi="Courier New" w:cs="Courier New"/>
+        </w:rPr>
+        <w:t xml:space="preserve"> </w:t>
+      </w:r>
+      <w:r>
+        <w:rPr>
+          <w:rFonts w:ascii="Courier New" w:hAnsi="Courier New" w:cs="Courier New"/>
+        </w:rPr>
+        <w:t xml:space="preserve">turns </w:t>
+      </w:r>
+      <w:r>
+        <w:rPr>
+          <w:rFonts w:ascii="Courier New" w:hAnsi="Courier New" w:cs="Courier New"/>
+        </w:rPr>
+        <w:t xml:space="preserve">on </w:t>
+      </w:r>
+      <w:r>
+        <w:rPr>
+          <w:rFonts w:ascii="Courier New" w:hAnsi="Courier New" w:cs="Courier New"/>
+        </w:rPr>
+        <w:t>automatically</w:t>
       </w:r>
       <w:r>
         <w:rPr>
@@ -28539,309 +29611,17 @@
         </w:rPr>
         <w:t>.</w:t>
       </w:r>
-    </w:p>
-    <w:p>
-      <w:pPr>
-        <w:spacing w:line="240" w:lineRule="auto"/>
-        <w:rPr>
-          <w:rFonts w:ascii="Courier New" w:hAnsi="Courier New" w:cs="Courier New"/>
-        </w:rPr>
-      </w:pPr>
-      <w:r>
-        <w:rPr>
-          <w:rFonts w:ascii="Courier New" w:hAnsi="Courier New" w:cs="Courier New"/>
-        </w:rPr>
-        <w:t xml:space="preserve">With a dry mouth- </w:t>
-      </w:r>
-      <w:r>
-        <w:rPr>
-          <w:rFonts w:ascii="Courier New" w:hAnsi="Courier New" w:cs="Courier New"/>
-        </w:rPr>
-        <w:t xml:space="preserve">He coughs and </w:t>
-      </w:r>
-      <w:r>
-        <w:rPr>
-          <w:rFonts w:ascii="Courier New" w:hAnsi="Courier New" w:cs="Courier New"/>
-        </w:rPr>
-        <w:t>licks his lips, parched</w:t>
-      </w:r>
-      <w:r>
-        <w:rPr>
-          <w:rFonts w:ascii="Courier New" w:hAnsi="Courier New" w:cs="Courier New"/>
-        </w:rPr>
-        <w:t xml:space="preserve"> and groggy</w:t>
-      </w:r>
-      <w:r>
-        <w:rPr>
-          <w:rFonts w:ascii="Courier New" w:hAnsi="Courier New" w:cs="Courier New"/>
-        </w:rPr>
-        <w:t>.</w:t>
-      </w:r>
-      <w:r>
-        <w:rPr>
-          <w:rFonts w:ascii="Courier New" w:hAnsi="Courier New" w:cs="Courier New"/>
-        </w:rPr>
-        <w:t xml:space="preserve"> </w:t>
-      </w:r>
-      <w:r>
-        <w:rPr>
-          <w:rFonts w:ascii="Courier New" w:hAnsi="Courier New" w:cs="Courier New"/>
-        </w:rPr>
-        <w:t xml:space="preserve">He </w:t>
-      </w:r>
-      <w:r>
-        <w:rPr>
-          <w:rFonts w:ascii="Courier New" w:hAnsi="Courier New" w:cs="Courier New"/>
-        </w:rPr>
-        <w:t>looks around- Find</w:t>
-      </w:r>
-      <w:r>
-        <w:rPr>
-          <w:rFonts w:ascii="Courier New" w:hAnsi="Courier New" w:cs="Courier New"/>
-        </w:rPr>
-        <w:t>s</w:t>
-      </w:r>
-      <w:r>
-        <w:rPr>
-          <w:rFonts w:ascii="Courier New" w:hAnsi="Courier New" w:cs="Courier New"/>
-        </w:rPr>
-        <w:t xml:space="preserve"> </w:t>
-      </w:r>
-      <w:r>
-        <w:rPr>
-          <w:rFonts w:ascii="Courier New" w:hAnsi="Courier New" w:cs="Courier New"/>
-        </w:rPr>
-        <w:t xml:space="preserve">the </w:t>
-      </w:r>
-      <w:r>
-        <w:rPr>
-          <w:rFonts w:ascii="Courier New" w:hAnsi="Courier New" w:cs="Courier New"/>
-          <w:b/>
-          <w:bCs/>
-        </w:rPr>
-        <w:t>TV remote</w:t>
-      </w:r>
-      <w:r>
-        <w:rPr>
-          <w:rFonts w:ascii="Courier New" w:hAnsi="Courier New" w:cs="Courier New"/>
-        </w:rPr>
-        <w:t>-</w:t>
-      </w:r>
-      <w:r>
-        <w:rPr>
-          <w:rFonts w:ascii="Courier New" w:hAnsi="Courier New" w:cs="Courier New"/>
-          <w:b/>
-          <w:bCs/>
-        </w:rPr>
-        <w:t xml:space="preserve"> </w:t>
-      </w:r>
-      <w:r>
-        <w:rPr>
-          <w:rFonts w:ascii="Courier New" w:hAnsi="Courier New" w:cs="Courier New"/>
-        </w:rPr>
-        <w:t>T</w:t>
-      </w:r>
-      <w:r>
-        <w:rPr>
-          <w:rFonts w:ascii="Courier New" w:hAnsi="Courier New" w:cs="Courier New"/>
-        </w:rPr>
-        <w:t xml:space="preserve">urns </w:t>
-      </w:r>
-      <w:r>
-        <w:rPr>
-          <w:rFonts w:ascii="Courier New" w:hAnsi="Courier New" w:cs="Courier New"/>
-        </w:rPr>
-        <w:t xml:space="preserve">off </w:t>
-      </w:r>
-      <w:r>
-        <w:rPr>
-          <w:rFonts w:ascii="Courier New" w:hAnsi="Courier New" w:cs="Courier New"/>
-        </w:rPr>
-        <w:t>the TV.</w:t>
-      </w:r>
-    </w:p>
-    <w:bookmarkEnd w:id="10"/>
-    <w:p>
-      <w:pPr>
-        <w:spacing w:line="240" w:lineRule="auto"/>
-        <w:jc w:val="center"/>
-        <w:rPr>
-          <w:rFonts w:ascii="Courier New" w:hAnsi="Courier New" w:cs="Courier New"/>
-        </w:rPr>
-      </w:pPr>
-      <w:r>
-        <w:rPr>
-          <w:rFonts w:ascii="Courier New" w:hAnsi="Courier New" w:cs="Courier New"/>
-          <w:b/>
-          <w:bCs/>
-        </w:rPr>
-        <w:t>ADI</w:t>
-      </w:r>
-      <w:r>
-        <w:rPr>
-          <w:rFonts w:ascii="Courier New" w:hAnsi="Courier New" w:cs="Courier New"/>
-          <w:b/>
-          <w:bCs/>
-        </w:rPr>
-        <w:br/>
-      </w:r>
-      <w:r>
-        <w:rPr>
-          <w:rFonts w:ascii="Courier New" w:hAnsi="Courier New" w:cs="Courier New"/>
-        </w:rPr>
-        <w:t>Ugh!</w:t>
-      </w:r>
-      <w:r>
-        <w:rPr>
-          <w:rFonts w:ascii="Courier New" w:hAnsi="Courier New" w:cs="Courier New"/>
-        </w:rPr>
-        <w:t xml:space="preserve"> …</w:t>
-      </w:r>
-      <w:r>
-        <w:rPr>
-          <w:rFonts w:ascii="Courier New" w:hAnsi="Courier New" w:cs="Courier New"/>
-        </w:rPr>
-        <w:t>Neeru</w:t>
-      </w:r>
-      <w:r>
-        <w:rPr>
-          <w:rFonts w:ascii="Courier New" w:hAnsi="Courier New" w:cs="Courier New"/>
-        </w:rPr>
-        <w:t>!</w:t>
-      </w:r>
-    </w:p>
-    <w:p>
-      <w:pPr>
-        <w:spacing w:line="240" w:lineRule="auto"/>
-        <w:rPr>
-          <w:rFonts w:ascii="Courier New" w:hAnsi="Courier New" w:cs="Courier New"/>
-        </w:rPr>
-      </w:pPr>
-      <w:r>
-        <w:rPr>
-          <w:rFonts w:ascii="Courier New" w:hAnsi="Courier New" w:cs="Courier New"/>
-        </w:rPr>
-        <w:t xml:space="preserve">He looks around and sees </w:t>
-      </w:r>
-      <w:r>
-        <w:rPr>
-          <w:rFonts w:ascii="Courier New" w:hAnsi="Courier New" w:cs="Courier New"/>
-        </w:rPr>
-        <w:t xml:space="preserve">debris from Scene 17 </w:t>
-      </w:r>
-      <w:r>
-        <w:rPr>
-          <w:rFonts w:ascii="Courier New" w:hAnsi="Courier New" w:cs="Courier New"/>
-          <w:i/>
-          <w:iCs/>
-        </w:rPr>
-        <w:t>[</w:t>
-      </w:r>
-      <w:r>
-        <w:rPr>
-          <w:rFonts w:ascii="Courier New" w:hAnsi="Courier New" w:cs="Courier New"/>
-          <w:i/>
-          <w:iCs/>
-        </w:rPr>
-        <w:t>Callback - Scene 1</w:t>
-      </w:r>
-      <w:r>
-        <w:rPr>
-          <w:rFonts w:ascii="Courier New" w:hAnsi="Courier New" w:cs="Courier New"/>
-          <w:i/>
-          <w:iCs/>
-        </w:rPr>
-        <w:t>7</w:t>
-      </w:r>
-      <w:r>
-        <w:rPr>
-          <w:rFonts w:ascii="Courier New" w:hAnsi="Courier New" w:cs="Courier New"/>
-          <w:i/>
-          <w:iCs/>
-        </w:rPr>
-        <w:t>.</w:t>
-      </w:r>
-      <w:r>
-        <w:rPr>
-          <w:rFonts w:ascii="Courier New" w:hAnsi="Courier New" w:cs="Courier New"/>
-          <w:i/>
-          <w:iCs/>
-        </w:rPr>
-        <w:t>]</w:t>
-      </w:r>
-    </w:p>
-    <w:p>
-      <w:pPr>
-        <w:spacing w:line="240" w:lineRule="auto"/>
-        <w:rPr>
-          <w:rFonts w:ascii="Courier New" w:hAnsi="Courier New" w:cs="Courier New"/>
-        </w:rPr>
-      </w:pPr>
-      <w:r>
-        <w:rPr>
-          <w:rFonts w:ascii="Courier New" w:hAnsi="Courier New" w:cs="Courier New"/>
-        </w:rPr>
-        <w:t>The TV turns on automatically</w:t>
-      </w:r>
-      <w:r>
-        <w:rPr>
-          <w:rFonts w:ascii="Courier New" w:hAnsi="Courier New" w:cs="Courier New"/>
-        </w:rPr>
-        <w:t xml:space="preserve"> </w:t>
-      </w:r>
-      <w:r>
-        <w:rPr>
-          <w:rFonts w:ascii="Courier New" w:hAnsi="Courier New" w:cs="Courier New"/>
-        </w:rPr>
-        <w:t xml:space="preserve">with </w:t>
-      </w:r>
-      <w:r>
-        <w:rPr>
-          <w:rFonts w:ascii="Courier New" w:hAnsi="Courier New" w:cs="Courier New"/>
-        </w:rPr>
-        <w:t>radio</w:t>
-      </w:r>
-      <w:r>
-        <w:rPr>
-          <w:rFonts w:ascii="Courier New" w:hAnsi="Courier New" w:cs="Courier New"/>
-        </w:rPr>
-        <w:t xml:space="preserve"> static</w:t>
-      </w:r>
-      <w:r>
-        <w:rPr>
-          <w:rFonts w:ascii="Courier New" w:hAnsi="Courier New" w:cs="Courier New"/>
-        </w:rPr>
-        <w:t>.</w:t>
-      </w:r>
-      <w:r>
-        <w:rPr>
-          <w:rFonts w:ascii="Courier New" w:hAnsi="Courier New" w:cs="Courier New"/>
-        </w:rPr>
-        <w:t xml:space="preserve"> </w:t>
-      </w:r>
-      <w:r>
-        <w:rPr>
-          <w:rFonts w:ascii="Courier New" w:hAnsi="Courier New" w:cs="Courier New"/>
-        </w:rPr>
-        <w:t>H</w:t>
-      </w:r>
-      <w:r>
-        <w:rPr>
-          <w:rFonts w:ascii="Courier New" w:hAnsi="Courier New" w:cs="Courier New"/>
-        </w:rPr>
-        <w:t xml:space="preserve">e switches </w:t>
-      </w:r>
-      <w:r>
-        <w:rPr>
-          <w:rFonts w:ascii="Courier New" w:hAnsi="Courier New" w:cs="Courier New"/>
-        </w:rPr>
-        <w:t xml:space="preserve">the TV </w:t>
-      </w:r>
-      <w:r>
-        <w:rPr>
-          <w:rFonts w:ascii="Courier New" w:hAnsi="Courier New" w:cs="Courier New"/>
-        </w:rPr>
-        <w:t>off</w:t>
+      <w:r>
+        <w:rPr>
+          <w:rFonts w:ascii="Courier New" w:hAnsi="Courier New" w:cs="Courier New"/>
+        </w:rPr>
+        <w:t xml:space="preserve"> </w:t>
+      </w:r>
+      <w:r>
+        <w:rPr>
+          <w:rFonts w:ascii="Courier New" w:hAnsi="Courier New" w:cs="Courier New"/>
+        </w:rPr>
+        <w:t>CLICK— he switches it off</w:t>
       </w:r>
       <w:r>
         <w:rPr>
@@ -28853,27 +29633,7 @@
         <w:rPr>
           <w:rFonts w:ascii="Courier New" w:hAnsi="Courier New" w:cs="Courier New"/>
         </w:rPr>
-        <w:t>.</w:t>
-      </w:r>
-      <w:r>
-        <w:rPr>
-          <w:rFonts w:ascii="Courier New" w:hAnsi="Courier New" w:cs="Courier New"/>
-        </w:rPr>
-        <w:t xml:space="preserve"> </w:t>
-      </w:r>
-    </w:p>
-    <w:p>
-      <w:pPr>
-        <w:spacing w:line="240" w:lineRule="auto"/>
-        <w:rPr>
-          <w:rFonts w:ascii="Courier New" w:hAnsi="Courier New" w:cs="Courier New"/>
-        </w:rPr>
-      </w:pPr>
-      <w:r>
-        <w:rPr>
-          <w:rFonts w:ascii="Courier New" w:hAnsi="Courier New" w:cs="Courier New"/>
-        </w:rPr>
-        <w:t xml:space="preserve">BZZZZ— </w:t>
+        <w:t xml:space="preserve">. </w:t>
       </w:r>
       <w:r>
         <w:rPr>
@@ -28897,73 +29657,7 @@
         <w:rPr>
           <w:rFonts w:ascii="Courier New" w:hAnsi="Courier New" w:cs="Courier New"/>
         </w:rPr>
-        <w:t xml:space="preserve">on </w:t>
-      </w:r>
-      <w:r>
-        <w:rPr>
-          <w:rFonts w:ascii="Courier New" w:hAnsi="Courier New" w:cs="Courier New"/>
-        </w:rPr>
-        <w:t>automatically</w:t>
-      </w:r>
-      <w:r>
-        <w:rPr>
-          <w:rFonts w:ascii="Courier New" w:hAnsi="Courier New" w:cs="Courier New"/>
-        </w:rPr>
-        <w:t>.</w:t>
-      </w:r>
-      <w:r>
-        <w:rPr>
-          <w:rFonts w:ascii="Courier New" w:hAnsi="Courier New" w:cs="Courier New"/>
-        </w:rPr>
-        <w:t xml:space="preserve"> </w:t>
-      </w:r>
-      <w:r>
-        <w:rPr>
-          <w:rFonts w:ascii="Courier New" w:hAnsi="Courier New" w:cs="Courier New"/>
-        </w:rPr>
-        <w:t>CLICK— he switches it off</w:t>
-      </w:r>
-      <w:r>
-        <w:rPr>
-          <w:rFonts w:ascii="Courier New" w:hAnsi="Courier New" w:cs="Courier New"/>
-        </w:rPr>
-        <w:t xml:space="preserve"> again- Annoyed</w:t>
-      </w:r>
-      <w:r>
-        <w:rPr>
-          <w:rFonts w:ascii="Courier New" w:hAnsi="Courier New" w:cs="Courier New"/>
-        </w:rPr>
-        <w:t xml:space="preserve"> yet scared</w:t>
-      </w:r>
-      <w:r>
-        <w:rPr>
-          <w:rFonts w:ascii="Courier New" w:hAnsi="Courier New" w:cs="Courier New"/>
-        </w:rPr>
-        <w:t>.</w:t>
-      </w:r>
-      <w:r>
-        <w:rPr>
-          <w:rFonts w:ascii="Courier New" w:hAnsi="Courier New" w:cs="Courier New"/>
-        </w:rPr>
-        <w:t xml:space="preserve"> </w:t>
-      </w:r>
-      <w:r>
-        <w:rPr>
-          <w:rFonts w:ascii="Courier New" w:hAnsi="Courier New" w:cs="Courier New"/>
-        </w:rPr>
-        <w:t xml:space="preserve">BZZZZ— </w:t>
-      </w:r>
-      <w:r>
-        <w:rPr>
-          <w:rFonts w:ascii="Courier New" w:hAnsi="Courier New" w:cs="Courier New"/>
-        </w:rPr>
-        <w:t xml:space="preserve">Louder- </w:t>
-      </w:r>
-      <w:r>
-        <w:rPr>
-          <w:rFonts w:ascii="Courier New" w:hAnsi="Courier New" w:cs="Courier New"/>
-        </w:rPr>
-        <w:t>it switches on again.</w:t>
+        <w:t>on again.</w:t>
       </w:r>
       <w:r>
         <w:rPr>
@@ -29043,7 +29737,43 @@
         <w:rPr>
           <w:rFonts w:ascii="Courier New" w:hAnsi="Courier New" w:cs="Courier New"/>
         </w:rPr>
-        <w:t>Parched and thirsty. He gulps and as he takes a step, t</w:t>
+        <w:t xml:space="preserve">Parched </w:t>
+      </w:r>
+      <w:r>
+        <w:rPr>
+          <w:rFonts w:ascii="Courier New" w:hAnsi="Courier New" w:cs="Courier New"/>
+        </w:rPr>
+        <w:t>with chapped lips,</w:t>
+      </w:r>
+      <w:r>
+        <w:rPr>
+          <w:rFonts w:ascii="Courier New" w:hAnsi="Courier New" w:cs="Courier New"/>
+        </w:rPr>
+        <w:t xml:space="preserve"> </w:t>
+      </w:r>
+      <w:r>
+        <w:rPr>
+          <w:rFonts w:ascii="Courier New" w:hAnsi="Courier New" w:cs="Courier New"/>
+        </w:rPr>
+        <w:t>h</w:t>
+      </w:r>
+      <w:r>
+        <w:rPr>
+          <w:rFonts w:ascii="Courier New" w:hAnsi="Courier New" w:cs="Courier New"/>
+        </w:rPr>
+        <w:t>e gulps and as he takes a step</w:t>
+      </w:r>
+      <w:r>
+        <w:rPr>
+          <w:rFonts w:ascii="Courier New" w:hAnsi="Courier New" w:cs="Courier New"/>
+        </w:rPr>
+        <w:t xml:space="preserve"> back</w:t>
+      </w:r>
+      <w:r>
+        <w:rPr>
+          <w:rFonts w:ascii="Courier New" w:hAnsi="Courier New" w:cs="Courier New"/>
+        </w:rPr>
+        <w:t>, t</w:t>
       </w:r>
       <w:r>
         <w:rPr>
@@ -29081,13 +29811,12 @@
         </w:rPr>
         <w:t xml:space="preserve"> faint voice.</w:t>
       </w:r>
-    </w:p>
-    <w:p>
-      <w:pPr>
-        <w:rPr>
-          <w:rFonts w:ascii="Courier New" w:hAnsi="Courier New" w:cs="Courier New"/>
-        </w:rPr>
-      </w:pPr>
+      <w:r>
+        <w:rPr>
+          <w:rFonts w:ascii="Courier New" w:hAnsi="Courier New" w:cs="Courier New"/>
+        </w:rPr>
+        <w:t xml:space="preserve"> </w:t>
+      </w:r>
       <w:r>
         <w:rPr>
           <w:rFonts w:ascii="Courier New" w:hAnsi="Courier New" w:cs="Courier New"/>
@@ -29211,6 +29940,20 @@
     <w:p>
       <w:pPr>
         <w:spacing w:line="240" w:lineRule="auto"/>
+        <w:rPr>
+          <w:rFonts w:ascii="Courier New" w:hAnsi="Courier New" w:cs="Courier New"/>
+        </w:rPr>
+      </w:pPr>
+      <w:r>
+        <w:rPr>
+          <w:rFonts w:ascii="Courier New" w:hAnsi="Courier New" w:cs="Courier New"/>
+        </w:rPr>
+        <w:t>Adi mutters in confusion.</w:t>
+      </w:r>
+    </w:p>
+    <w:p>
+      <w:pPr>
+        <w:spacing w:line="240" w:lineRule="auto"/>
         <w:jc w:val="center"/>
         <w:rPr>
           <w:rFonts w:ascii="Courier New" w:hAnsi="Courier New" w:cs="Courier New"/>
@@ -29222,13 +29965,23 @@
           <w:b/>
           <w:bCs/>
         </w:rPr>
-        <w:t>ADI</w:t>
-      </w:r>
-      <w:r>
-        <w:rPr>
-          <w:rFonts w:ascii="Courier New" w:hAnsi="Courier New" w:cs="Courier New"/>
-        </w:rPr>
-        <w:t xml:space="preserve"> (mutters)</w:t>
+        <w:t>PRIEST</w:t>
+      </w:r>
+      <w:r>
+        <w:rPr>
+          <w:rFonts w:ascii="Courier New" w:hAnsi="Courier New" w:cs="Courier New"/>
+          <w:b/>
+          <w:bCs/>
+        </w:rPr>
+        <w:t xml:space="preserve"> </w:t>
+      </w:r>
+      <w:r>
+        <w:rPr>
+          <w:rFonts w:ascii="Courier New" w:hAnsi="Courier New" w:cs="Courier New"/>
+          <w:i/>
+          <w:iCs/>
+        </w:rPr>
+        <w:t>(in TV)</w:t>
       </w:r>
       <w:r>
         <w:rPr>
@@ -29240,13 +29993,51 @@
         <w:rPr>
           <w:rFonts w:ascii="Courier New" w:hAnsi="Courier New" w:cs="Courier New"/>
         </w:rPr>
-        <w:t>Wa… What is happening</w:t>
-      </w:r>
-      <w:r>
-        <w:rPr>
-          <w:rFonts w:ascii="Courier New" w:hAnsi="Courier New" w:cs="Courier New"/>
-        </w:rPr>
-        <w:t>?</w:t>
+        <w:t>Tarpana madidare</w:t>
+      </w:r>
+      <w:r>
+        <w:rPr>
+          <w:rFonts w:ascii="Courier New" w:hAnsi="Courier New" w:cs="Courier New"/>
+        </w:rPr>
+        <w:t xml:space="preserve"> mathra</w:t>
+      </w:r>
+      <w:r>
+        <w:rPr>
+          <w:rFonts w:ascii="Courier New" w:hAnsi="Courier New" w:cs="Courier New"/>
+        </w:rPr>
+        <w:t xml:space="preserve">… </w:t>
+      </w:r>
+      <w:r>
+        <w:rPr>
+          <w:rFonts w:ascii="Courier New" w:hAnsi="Courier New" w:cs="Courier New"/>
+        </w:rPr>
+        <w:t>Pitru galige j</w:t>
+      </w:r>
+      <w:r>
+        <w:rPr>
+          <w:rFonts w:ascii="Courier New" w:hAnsi="Courier New" w:cs="Courier New"/>
+        </w:rPr>
+        <w:t>ala Prapti</w:t>
+      </w:r>
+    </w:p>
+    <w:p>
+      <w:pPr>
+        <w:spacing w:line="240" w:lineRule="auto"/>
+        <w:rPr>
+          <w:rFonts w:ascii="Courier New" w:hAnsi="Courier New" w:cs="Courier New"/>
+        </w:rPr>
+      </w:pPr>
+      <w:r>
+        <w:rPr>
+          <w:rFonts w:ascii="Courier New" w:hAnsi="Courier New" w:cs="Courier New"/>
+        </w:rPr>
+        <w:t xml:space="preserve">Adi coughs. </w:t>
+      </w:r>
+      <w:r>
+        <w:rPr>
+          <w:rFonts w:ascii="Courier New" w:hAnsi="Courier New" w:cs="Courier New"/>
+        </w:rPr>
+        <w:t>The priest in the TV performs the ritual.</w:t>
       </w:r>
     </w:p>
     <w:p>
@@ -29263,15 +30054,7 @@
           <w:b/>
           <w:bCs/>
         </w:rPr>
-        <w:t>PRIEST</w:t>
-      </w:r>
-      <w:r>
-        <w:rPr>
-          <w:rFonts w:ascii="Courier New" w:hAnsi="Courier New" w:cs="Courier New"/>
-          <w:b/>
-          <w:bCs/>
-        </w:rPr>
-        <w:t xml:space="preserve"> </w:t>
+        <w:t xml:space="preserve">PRIEST </w:t>
       </w:r>
       <w:r>
         <w:rPr>
@@ -29284,6 +30067,8 @@
       <w:r>
         <w:rPr>
           <w:rFonts w:ascii="Courier New" w:hAnsi="Courier New" w:cs="Courier New"/>
+          <w:i/>
+          <w:iCs/>
         </w:rPr>
         <w:br/>
       </w:r>
@@ -29291,13 +30076,43 @@
         <w:rPr>
           <w:rFonts w:ascii="Courier New" w:hAnsi="Courier New" w:cs="Courier New"/>
         </w:rPr>
-        <w:t>Tarpana madadidare</w:t>
-      </w:r>
-      <w:r>
-        <w:rPr>
-          <w:rFonts w:ascii="Courier New" w:hAnsi="Courier New" w:cs="Courier New"/>
-        </w:rPr>
-        <w:t xml:space="preserve"> mathra ne</w:t>
+        <w:t xml:space="preserve">Iga </w:t>
+      </w:r>
+      <w:r>
+        <w:rPr>
+          <w:rFonts w:ascii="Courier New" w:hAnsi="Courier New" w:cs="Courier New"/>
+        </w:rPr>
+        <w:t xml:space="preserve">Tarpana </w:t>
+      </w:r>
+      <w:r>
+        <w:rPr>
+          <w:rFonts w:ascii="Courier New" w:hAnsi="Courier New" w:cs="Courier New"/>
+        </w:rPr>
+        <w:t xml:space="preserve">kriye </w:t>
+      </w:r>
+      <w:r>
+        <w:rPr>
+          <w:rFonts w:ascii="Courier New" w:hAnsi="Courier New" w:cs="Courier New"/>
+        </w:rPr>
+        <w:t>sampor</w:t>
+      </w:r>
+      <w:r>
+        <w:rPr>
+          <w:rFonts w:ascii="Courier New" w:hAnsi="Courier New" w:cs="Courier New"/>
+        </w:rPr>
+        <w:t>na</w:t>
+      </w:r>
+      <w:r>
+        <w:rPr>
+          <w:rFonts w:ascii="Courier New" w:hAnsi="Courier New" w:cs="Courier New"/>
+        </w:rPr>
+        <w:t>v</w:t>
+      </w:r>
+      <w:r>
+        <w:rPr>
+          <w:rFonts w:ascii="Courier New" w:hAnsi="Courier New" w:cs="Courier New"/>
+        </w:rPr>
+        <w:t>agide</w:t>
       </w:r>
       <w:r>
         <w:rPr>
@@ -29309,113 +30124,6 @@
         <w:rPr>
           <w:rFonts w:ascii="Courier New" w:hAnsi="Courier New" w:cs="Courier New"/>
         </w:rPr>
-        <w:t>Jala Prapti</w:t>
-      </w:r>
-    </w:p>
-    <w:p>
-      <w:pPr>
-        <w:spacing w:line="240" w:lineRule="auto"/>
-        <w:rPr>
-          <w:rFonts w:ascii="Courier New" w:hAnsi="Courier New" w:cs="Courier New"/>
-        </w:rPr>
-      </w:pPr>
-      <w:r>
-        <w:rPr>
-          <w:rFonts w:ascii="Courier New" w:hAnsi="Courier New" w:cs="Courier New"/>
-        </w:rPr>
-        <w:t xml:space="preserve">Adi coughs. </w:t>
-      </w:r>
-      <w:r>
-        <w:rPr>
-          <w:rFonts w:ascii="Courier New" w:hAnsi="Courier New" w:cs="Courier New"/>
-        </w:rPr>
-        <w:t>The priest in the TV performs the ritual.</w:t>
-      </w:r>
-    </w:p>
-    <w:p>
-      <w:pPr>
-        <w:spacing w:line="240" w:lineRule="auto"/>
-        <w:jc w:val="center"/>
-        <w:rPr>
-          <w:rFonts w:ascii="Courier New" w:hAnsi="Courier New" w:cs="Courier New"/>
-        </w:rPr>
-      </w:pPr>
-      <w:r>
-        <w:rPr>
-          <w:rFonts w:ascii="Courier New" w:hAnsi="Courier New" w:cs="Courier New"/>
-          <w:b/>
-          <w:bCs/>
-        </w:rPr>
-        <w:t xml:space="preserve">PRIEST </w:t>
-      </w:r>
-      <w:r>
-        <w:rPr>
-          <w:rFonts w:ascii="Courier New" w:hAnsi="Courier New" w:cs="Courier New"/>
-          <w:i/>
-          <w:iCs/>
-        </w:rPr>
-        <w:t>(in TV)</w:t>
-      </w:r>
-      <w:r>
-        <w:rPr>
-          <w:rFonts w:ascii="Courier New" w:hAnsi="Courier New" w:cs="Courier New"/>
-          <w:i/>
-          <w:iCs/>
-        </w:rPr>
-        <w:br/>
-      </w:r>
-      <w:r>
-        <w:rPr>
-          <w:rFonts w:ascii="Courier New" w:hAnsi="Courier New" w:cs="Courier New"/>
-        </w:rPr>
-        <w:t xml:space="preserve">Iga </w:t>
-      </w:r>
-      <w:r>
-        <w:rPr>
-          <w:rFonts w:ascii="Courier New" w:hAnsi="Courier New" w:cs="Courier New"/>
-        </w:rPr>
-        <w:t xml:space="preserve">Tarpana </w:t>
-      </w:r>
-      <w:r>
-        <w:rPr>
-          <w:rFonts w:ascii="Courier New" w:hAnsi="Courier New" w:cs="Courier New"/>
-        </w:rPr>
-        <w:t xml:space="preserve">kriye </w:t>
-      </w:r>
-      <w:r>
-        <w:rPr>
-          <w:rFonts w:ascii="Courier New" w:hAnsi="Courier New" w:cs="Courier New"/>
-        </w:rPr>
-        <w:t>sampor</w:t>
-      </w:r>
-      <w:r>
-        <w:rPr>
-          <w:rFonts w:ascii="Courier New" w:hAnsi="Courier New" w:cs="Courier New"/>
-        </w:rPr>
-        <w:t>na</w:t>
-      </w:r>
-      <w:r>
-        <w:rPr>
-          <w:rFonts w:ascii="Courier New" w:hAnsi="Courier New" w:cs="Courier New"/>
-        </w:rPr>
-        <w:t>v</w:t>
-      </w:r>
-      <w:r>
-        <w:rPr>
-          <w:rFonts w:ascii="Courier New" w:hAnsi="Courier New" w:cs="Courier New"/>
-        </w:rPr>
-        <w:t>agide</w:t>
-      </w:r>
-      <w:r>
-        <w:rPr>
-          <w:rFonts w:ascii="Courier New" w:hAnsi="Courier New" w:cs="Courier New"/>
-        </w:rPr>
-        <w:t xml:space="preserve">… </w:t>
-      </w:r>
-      <w:r>
-        <w:rPr>
-          <w:rFonts w:ascii="Courier New" w:hAnsi="Courier New" w:cs="Courier New"/>
-        </w:rPr>
         <w:t>Jala praptira</w:t>
       </w:r>
       <w:r>
@@ -29461,6 +30169,25 @@
           <w:rFonts w:ascii="Courier New" w:hAnsi="Courier New" w:cs="Courier New"/>
         </w:rPr>
         <w:t>a bright light which glows on his face.</w:t>
+      </w:r>
+    </w:p>
+    <w:p>
+      <w:pPr>
+        <w:spacing w:line="240" w:lineRule="auto"/>
+        <w:jc w:val="right"/>
+        <w:rPr>
+          <w:rFonts w:ascii="Courier New" w:hAnsi="Courier New" w:cs="Courier New"/>
+          <w:b/>
+          <w:bCs/>
+        </w:rPr>
+      </w:pPr>
+      <w:r>
+        <w:rPr>
+          <w:rFonts w:ascii="Courier New" w:hAnsi="Courier New" w:cs="Courier New"/>
+          <w:b/>
+          <w:bCs/>
+        </w:rPr>
+        <w:t>FLASH CUT TO:</w:t>
       </w:r>
     </w:p>
     <w:p>
@@ -29495,13 +30222,7 @@
         <w:rPr>
           <w:rFonts w:ascii="Courier New" w:hAnsi="Courier New" w:cs="Courier New"/>
         </w:rPr>
-        <w:t xml:space="preserve">He walks towards </w:t>
-      </w:r>
-      <w:r>
-        <w:rPr>
-          <w:rFonts w:ascii="Courier New" w:hAnsi="Courier New" w:cs="Courier New"/>
-        </w:rPr>
-        <w:t xml:space="preserve">the </w:t>
+        <w:t xml:space="preserve">Through the light he sees a </w:t>
       </w:r>
       <w:r>
         <w:rPr>
@@ -29515,19 +30236,25 @@
         <w:rPr>
           <w:rFonts w:ascii="Courier New" w:hAnsi="Courier New" w:cs="Courier New"/>
         </w:rPr>
-        <w:t xml:space="preserve"> </w:t>
-      </w:r>
-      <w:r>
-        <w:rPr>
-          <w:rFonts w:ascii="Courier New" w:hAnsi="Courier New" w:cs="Courier New"/>
-        </w:rPr>
-        <w:t xml:space="preserve">and notices </w:t>
-      </w:r>
-      <w:r>
-        <w:rPr>
-          <w:rFonts w:ascii="Courier New" w:hAnsi="Courier New" w:cs="Courier New"/>
-        </w:rPr>
-        <w:t xml:space="preserve">a </w:t>
+        <w:t>. He walks towards it</w:t>
+      </w:r>
+      <w:r>
+        <w:rPr>
+          <w:rFonts w:ascii="Courier New" w:hAnsi="Courier New" w:cs="Courier New"/>
+        </w:rPr>
+        <w:t xml:space="preserve"> and </w:t>
+      </w:r>
+      <w:r>
+        <w:rPr>
+          <w:rFonts w:ascii="Courier New" w:hAnsi="Courier New" w:cs="Courier New"/>
+        </w:rPr>
+        <w:t>notices a</w:t>
+      </w:r>
+      <w:r>
+        <w:rPr>
+          <w:rFonts w:ascii="Courier New" w:hAnsi="Courier New" w:cs="Courier New"/>
+        </w:rPr>
+        <w:t xml:space="preserve"> </w:t>
       </w:r>
       <w:r>
         <w:rPr>
@@ -29548,8 +30275,22 @@
       <w:r>
         <w:rPr>
           <w:rFonts w:ascii="Courier New" w:hAnsi="Courier New" w:cs="Courier New"/>
-        </w:rPr>
-        <w:t xml:space="preserve"> filled with water. He tilts it over his mouth and drinks the water completely.</w:t>
+          <w:b/>
+          <w:bCs/>
+        </w:rPr>
+        <w:t xml:space="preserve"> </w:t>
+      </w:r>
+      <w:r>
+        <w:rPr>
+          <w:rFonts w:ascii="Courier New" w:hAnsi="Courier New" w:cs="Courier New"/>
+        </w:rPr>
+        <w:t>with water</w:t>
+      </w:r>
+      <w:r>
+        <w:rPr>
+          <w:rFonts w:ascii="Courier New" w:hAnsi="Courier New" w:cs="Courier New"/>
+        </w:rPr>
+        <w:t>. He tilts it over his mouth and drinks the water completely.</w:t>
       </w:r>
       <w:r>
         <w:rPr>
@@ -29579,19 +30320,19 @@
         <w:rPr>
           <w:rFonts w:ascii="Courier New" w:hAnsi="Courier New" w:cs="Courier New"/>
         </w:rPr>
-        <w:t>e drinks it.</w:t>
-      </w:r>
-      <w:r>
-        <w:rPr>
-          <w:rFonts w:ascii="Courier New" w:hAnsi="Courier New" w:cs="Courier New"/>
-        </w:rPr>
-        <w:t xml:space="preserve"> </w:t>
-      </w:r>
-      <w:r>
-        <w:rPr>
-          <w:rFonts w:ascii="Courier New" w:hAnsi="Courier New" w:cs="Courier New"/>
-        </w:rPr>
-        <w:t>He smiles</w:t>
+        <w:t>e drinks it</w:t>
+      </w:r>
+      <w:r>
+        <w:rPr>
+          <w:rFonts w:ascii="Courier New" w:hAnsi="Courier New" w:cs="Courier New"/>
+        </w:rPr>
+        <w:t>,</w:t>
+      </w:r>
+      <w:r>
+        <w:rPr>
+          <w:rFonts w:ascii="Courier New" w:hAnsi="Courier New" w:cs="Courier New"/>
+        </w:rPr>
+        <w:t xml:space="preserve"> smiles</w:t>
       </w:r>
       <w:r>
         <w:rPr>
@@ -29609,37 +30350,19 @@
         <w:rPr>
           <w:rFonts w:ascii="Courier New" w:hAnsi="Courier New" w:cs="Courier New"/>
         </w:rPr>
-        <w:t xml:space="preserve">, </w:t>
-      </w:r>
-      <w:r>
-        <w:rPr>
-          <w:rFonts w:ascii="Courier New" w:hAnsi="Courier New" w:cs="Courier New"/>
-        </w:rPr>
-        <w:t xml:space="preserve">and </w:t>
-      </w:r>
-      <w:r>
-        <w:rPr>
-          <w:rFonts w:ascii="Courier New" w:hAnsi="Courier New" w:cs="Courier New"/>
-        </w:rPr>
-        <w:t xml:space="preserve">sits </w:t>
-      </w:r>
-      <w:r>
-        <w:rPr>
-          <w:rFonts w:ascii="Courier New" w:hAnsi="Courier New" w:cs="Courier New"/>
-        </w:rPr>
-        <w:t xml:space="preserve">under </w:t>
-      </w:r>
-      <w:r>
-        <w:rPr>
-          <w:rFonts w:ascii="Courier New" w:hAnsi="Courier New" w:cs="Courier New"/>
-        </w:rPr>
-        <w:t xml:space="preserve">the </w:t>
-      </w:r>
-      <w:r>
-        <w:rPr>
-          <w:rFonts w:ascii="Courier New" w:hAnsi="Courier New" w:cs="Courier New"/>
-        </w:rPr>
-        <w:t>katte.</w:t>
+        <w:t xml:space="preserve"> in</w:t>
+      </w:r>
+      <w:r>
+        <w:rPr>
+          <w:rFonts w:ascii="Courier New" w:hAnsi="Courier New" w:cs="Courier New"/>
+        </w:rPr>
+        <w:t xml:space="preserve"> confusion</w:t>
+      </w:r>
+      <w:r>
+        <w:rPr>
+          <w:rFonts w:ascii="Courier New" w:hAnsi="Courier New" w:cs="Courier New"/>
+        </w:rPr>
+        <w:t>.</w:t>
       </w:r>
     </w:p>
     <w:p>
@@ -29702,7 +30425,19 @@
         <w:rPr>
           <w:rFonts w:ascii="Courier New" w:hAnsi="Courier New" w:cs="Courier New"/>
         </w:rPr>
-        <w:t xml:space="preserve">A door opens </w:t>
+        <w:t>He hears a</w:t>
+      </w:r>
+      <w:r>
+        <w:rPr>
+          <w:rFonts w:ascii="Courier New" w:hAnsi="Courier New" w:cs="Courier New"/>
+        </w:rPr>
+        <w:t xml:space="preserve"> door open</w:t>
+      </w:r>
+      <w:r>
+        <w:rPr>
+          <w:rFonts w:ascii="Courier New" w:hAnsi="Courier New" w:cs="Courier New"/>
+        </w:rPr>
+        <w:t xml:space="preserve"> </w:t>
       </w:r>
       <w:r>
         <w:rPr>
@@ -29720,43 +30455,19 @@
         <w:rPr>
           <w:rFonts w:ascii="Courier New" w:hAnsi="Courier New" w:cs="Courier New"/>
         </w:rPr>
-        <w:t xml:space="preserve">Fog rolls. </w:t>
-      </w:r>
-      <w:r>
-        <w:rPr>
-          <w:rFonts w:ascii="Courier New" w:hAnsi="Courier New" w:cs="Courier New"/>
-        </w:rPr>
-        <w:t>H</w:t>
-      </w:r>
-      <w:r>
-        <w:rPr>
-          <w:rFonts w:ascii="Courier New" w:hAnsi="Courier New" w:cs="Courier New"/>
-        </w:rPr>
-        <w:t xml:space="preserve">e sees Kriti </w:t>
-      </w:r>
-      <w:r>
-        <w:rPr>
-          <w:rFonts w:ascii="Courier New" w:hAnsi="Courier New" w:cs="Courier New"/>
-        </w:rPr>
-        <w:t xml:space="preserve">and </w:t>
-      </w:r>
-      <w:r>
-        <w:rPr>
-          <w:rFonts w:ascii="Courier New" w:hAnsi="Courier New" w:cs="Courier New"/>
-        </w:rPr>
-        <w:t>Ved standing</w:t>
-      </w:r>
-      <w:r>
-        <w:rPr>
-          <w:rFonts w:ascii="Courier New" w:hAnsi="Courier New" w:cs="Courier New"/>
-        </w:rPr>
-        <w:t xml:space="preserve"> under </w:t>
-      </w:r>
-      <w:r>
-        <w:rPr>
-          <w:rFonts w:ascii="Courier New" w:hAnsi="Courier New" w:cs="Courier New"/>
-        </w:rPr>
-        <w:t>the spotlight</w:t>
+        <w:t xml:space="preserve">He turns as fog </w:t>
+      </w:r>
+      <w:r>
+        <w:rPr>
+          <w:rFonts w:ascii="Courier New" w:hAnsi="Courier New" w:cs="Courier New"/>
+        </w:rPr>
+        <w:t>rolls</w:t>
+      </w:r>
+      <w:r>
+        <w:rPr>
+          <w:rFonts w:ascii="Courier New" w:hAnsi="Courier New" w:cs="Courier New"/>
+        </w:rPr>
+        <w:t xml:space="preserve"> out of the door</w:t>
       </w:r>
       <w:r>
         <w:rPr>
@@ -29764,6 +30475,48 @@
         </w:rPr>
         <w:t>.</w:t>
       </w:r>
+      <w:r>
+        <w:rPr>
+          <w:rFonts w:ascii="Courier New" w:hAnsi="Courier New" w:cs="Courier New"/>
+        </w:rPr>
+        <w:t xml:space="preserve"> He notices Kriti along with </w:t>
+      </w:r>
+      <w:r>
+        <w:rPr>
+          <w:rFonts w:ascii="Courier New" w:hAnsi="Courier New" w:cs="Courier New"/>
+        </w:rPr>
+        <w:t>Ved holding a card</w:t>
+      </w:r>
+      <w:r>
+        <w:rPr>
+          <w:rFonts w:ascii="Courier New" w:hAnsi="Courier New" w:cs="Courier New"/>
+        </w:rPr>
+        <w:t xml:space="preserve"> </w:t>
+      </w:r>
+      <w:r>
+        <w:rPr>
+          <w:rFonts w:ascii="Courier New" w:hAnsi="Courier New" w:cs="Courier New"/>
+        </w:rPr>
+        <w:t>extend</w:t>
+      </w:r>
+      <w:r>
+        <w:rPr>
+          <w:rFonts w:ascii="Courier New" w:hAnsi="Courier New" w:cs="Courier New"/>
+        </w:rPr>
+        <w:t xml:space="preserve">ing </w:t>
+      </w:r>
+      <w:r>
+        <w:rPr>
+          <w:rFonts w:ascii="Courier New" w:hAnsi="Courier New" w:cs="Courier New"/>
+        </w:rPr>
+        <w:t xml:space="preserve">it </w:t>
+      </w:r>
+      <w:r>
+        <w:rPr>
+          <w:rFonts w:ascii="Courier New" w:hAnsi="Courier New" w:cs="Courier New"/>
+        </w:rPr>
+        <w:t>towards Adi.</w:t>
+      </w:r>
     </w:p>
     <w:p>
       <w:pPr>
@@ -29771,6 +30524,8 @@
         <w:jc w:val="center"/>
         <w:rPr>
           <w:rFonts w:ascii="Courier New" w:hAnsi="Courier New" w:cs="Courier New"/>
+          <w:i/>
+          <w:iCs/>
         </w:rPr>
       </w:pPr>
       <w:r>
@@ -29803,68 +30558,39 @@
         </w:rPr>
         <w:t>Kriti… Ved</w:t>
       </w:r>
-    </w:p>
-    <w:p>
-      <w:pPr>
-        <w:spacing w:line="240" w:lineRule="auto"/>
-        <w:rPr>
-          <w:rFonts w:ascii="Courier New" w:hAnsi="Courier New" w:cs="Courier New"/>
-        </w:rPr>
-      </w:pPr>
-      <w:r>
-        <w:rPr>
-          <w:rFonts w:ascii="Courier New" w:hAnsi="Courier New" w:cs="Courier New"/>
+      <w:r>
+        <w:rPr>
+          <w:rFonts w:ascii="Courier New" w:hAnsi="Courier New" w:cs="Courier New"/>
+        </w:rPr>
+        <w:t xml:space="preserve"> </w:t>
+      </w:r>
+      <w:r>
+        <w:rPr>
+          <w:rFonts w:ascii="Courier New" w:hAnsi="Courier New" w:cs="Courier New"/>
+          <w:i/>
+          <w:iCs/>
+        </w:rPr>
+        <w:t>(runs towards the door)</w:t>
+      </w:r>
+    </w:p>
+    <w:p>
+      <w:pPr>
+        <w:spacing w:line="240" w:lineRule="auto"/>
+        <w:jc w:val="right"/>
+        <w:rPr>
+          <w:rFonts w:ascii="Courier New" w:hAnsi="Courier New" w:cs="Courier New"/>
+          <w:b/>
+          <w:bCs/>
+        </w:rPr>
+      </w:pPr>
+      <w:r>
+        <w:rPr>
+          <w:rFonts w:ascii="Courier New" w:hAnsi="Courier New" w:cs="Courier New"/>
+          <w:b/>
+          <w:bCs/>
         </w:rPr>
         <w:lastRenderedPageBreak/>
-        <w:t>Ved,</w:t>
-      </w:r>
-      <w:r>
-        <w:rPr>
-          <w:rFonts w:ascii="Courier New" w:hAnsi="Courier New" w:cs="Courier New"/>
-        </w:rPr>
-        <w:t xml:space="preserve"> </w:t>
-      </w:r>
-      <w:r>
-        <w:rPr>
-          <w:rFonts w:ascii="Courier New" w:hAnsi="Courier New" w:cs="Courier New"/>
-        </w:rPr>
-        <w:t xml:space="preserve">holding a card extends </w:t>
-      </w:r>
-      <w:r>
-        <w:rPr>
-          <w:rFonts w:ascii="Courier New" w:hAnsi="Courier New" w:cs="Courier New"/>
-        </w:rPr>
-        <w:t xml:space="preserve">his hand </w:t>
-      </w:r>
-      <w:r>
-        <w:rPr>
-          <w:rFonts w:ascii="Courier New" w:hAnsi="Courier New" w:cs="Courier New"/>
-        </w:rPr>
-        <w:t>towards Adi</w:t>
-      </w:r>
-      <w:r>
-        <w:rPr>
-          <w:rFonts w:ascii="Courier New" w:hAnsi="Courier New" w:cs="Courier New"/>
-        </w:rPr>
-        <w:t>.</w:t>
-      </w:r>
-      <w:r>
-        <w:rPr>
-          <w:rFonts w:ascii="Courier New" w:hAnsi="Courier New" w:cs="Courier New"/>
-        </w:rPr>
-        <w:t xml:space="preserve"> </w:t>
-      </w:r>
-      <w:r>
-        <w:rPr>
-          <w:rFonts w:ascii="Courier New" w:hAnsi="Courier New" w:cs="Courier New"/>
-        </w:rPr>
-        <w:t>Adi gets up and runs</w:t>
-      </w:r>
-      <w:r>
-        <w:rPr>
-          <w:rFonts w:ascii="Courier New" w:hAnsi="Courier New" w:cs="Courier New"/>
-        </w:rPr>
-        <w:t xml:space="preserve"> inside.</w:t>
+        <w:t>FOG CUT TO:</w:t>
       </w:r>
     </w:p>
     <w:p>
@@ -34306,28 +35032,6 @@
     </w:p>
     <w:p>
       <w:pPr>
-        <w:spacing w:line="240" w:lineRule="auto"/>
-        <w:jc w:val="right"/>
-        <w:rPr>
-          <w:rFonts w:ascii="Courier New" w:hAnsi="Courier New" w:cs="Courier New"/>
-          <w:b/>
-          <w:bCs/>
-        </w:rPr>
-      </w:pPr>
-    </w:p>
-    <w:p>
-      <w:pPr>
-        <w:spacing w:line="240" w:lineRule="auto"/>
-        <w:jc w:val="right"/>
-        <w:rPr>
-          <w:rFonts w:ascii="Courier New" w:hAnsi="Courier New" w:cs="Courier New"/>
-          <w:b/>
-          <w:bCs/>
-        </w:rPr>
-      </w:pPr>
-    </w:p>
-    <w:p>
-      <w:pPr>
         <w:pStyle w:val="ListParagraph"/>
         <w:numPr>
           <w:ilvl w:val="0"/>
@@ -36073,7 +36777,6 @@
         <w:rPr>
           <w:rFonts w:ascii="Courier New" w:hAnsi="Courier New" w:cs="Courier New"/>
         </w:rPr>
-        <w:lastRenderedPageBreak/>
         <w:t>H</w:t>
       </w:r>
       <w:r>
@@ -36161,6 +36864,7 @@
           <w:b/>
           <w:bCs/>
         </w:rPr>
+        <w:lastRenderedPageBreak/>
         <w:t xml:space="preserve">INT. </w:t>
       </w:r>
       <w:r>
@@ -39646,180 +40350,185 @@
           <w:b/>
           <w:bCs/>
         </w:rPr>
+        <w:t>YAMADHOOTHA</w:t>
+      </w:r>
+      <w:r>
+        <w:rPr>
+          <w:rFonts w:ascii="Courier New" w:hAnsi="Courier New" w:cs="Courier New"/>
+          <w:b/>
+          <w:bCs/>
+        </w:rPr>
+        <w:br/>
+      </w:r>
+      <w:r>
+        <w:rPr>
+          <w:rFonts w:ascii="Courier New" w:hAnsi="Courier New" w:cs="Courier New"/>
+        </w:rPr>
+        <w:t>D</w:t>
+      </w:r>
+      <w:r>
+        <w:rPr>
+          <w:rFonts w:ascii="Courier New" w:hAnsi="Courier New" w:cs="Courier New"/>
+        </w:rPr>
+        <w:t>eha leenavadaru</w:t>
+      </w:r>
+      <w:r>
+        <w:rPr>
+          <w:rFonts w:ascii="Courier New" w:hAnsi="Courier New" w:cs="Courier New"/>
+        </w:rPr>
+        <w:t xml:space="preserve"> </w:t>
+      </w:r>
+      <w:r>
+        <w:rPr>
+          <w:rFonts w:ascii="Courier New" w:hAnsi="Courier New" w:cs="Courier New"/>
+          <w:i/>
+          <w:iCs/>
+        </w:rPr>
+        <w:t>(angry, rapid)</w:t>
+      </w:r>
+      <w:r>
+        <w:rPr>
+          <w:rFonts w:ascii="Courier New" w:hAnsi="Courier New" w:cs="Courier New"/>
+        </w:rPr>
+        <w:br/>
+      </w:r>
+      <w:r>
+        <w:rPr>
+          <w:rFonts w:ascii="Courier New" w:hAnsi="Courier New" w:cs="Courier New"/>
+        </w:rPr>
+        <w:t>A</w:t>
+      </w:r>
+      <w:r>
+        <w:rPr>
+          <w:rFonts w:ascii="Courier New" w:hAnsi="Courier New" w:cs="Courier New"/>
+        </w:rPr>
+        <w:t>a dehada</w:t>
+      </w:r>
+      <w:r>
+        <w:rPr>
+          <w:rFonts w:ascii="Courier New" w:hAnsi="Courier New" w:cs="Courier New"/>
+        </w:rPr>
+        <w:t xml:space="preserve"> </w:t>
+      </w:r>
+      <w:r>
+        <w:rPr>
+          <w:rFonts w:ascii="Courier New" w:hAnsi="Courier New" w:cs="Courier New"/>
+        </w:rPr>
+        <w:t>Kshanaga</w:t>
+      </w:r>
+      <w:r>
+        <w:rPr>
+          <w:rFonts w:ascii="Courier New" w:hAnsi="Courier New" w:cs="Courier New"/>
+        </w:rPr>
+        <w:t>l</w:t>
+      </w:r>
+      <w:r>
+        <w:rPr>
+          <w:rFonts w:ascii="Courier New" w:hAnsi="Courier New" w:cs="Courier New"/>
+        </w:rPr>
+        <w:t>ind</w:t>
+      </w:r>
+      <w:r>
+        <w:rPr>
+          <w:rFonts w:ascii="Courier New" w:hAnsi="Courier New" w:cs="Courier New"/>
+        </w:rPr>
+        <w:t>a</w:t>
+      </w:r>
+      <w:r>
+        <w:rPr>
+          <w:rFonts w:ascii="Courier New" w:hAnsi="Courier New" w:cs="Courier New"/>
+        </w:rPr>
+        <w:t xml:space="preserve"> </w:t>
+      </w:r>
+      <w:r>
+        <w:rPr>
+          <w:rFonts w:ascii="Courier New" w:hAnsi="Courier New" w:cs="Courier New"/>
+        </w:rPr>
+        <w:t xml:space="preserve">… </w:t>
+      </w:r>
+      <w:r>
+        <w:rPr>
+          <w:rFonts w:ascii="Courier New" w:hAnsi="Courier New" w:cs="Courier New"/>
+        </w:rPr>
+        <w:t>aa dehada</w:t>
+      </w:r>
+      <w:r>
+        <w:rPr>
+          <w:rFonts w:ascii="Courier New" w:hAnsi="Courier New" w:cs="Courier New"/>
+        </w:rPr>
+        <w:t xml:space="preserve"> Nenapugal</w:t>
+      </w:r>
+      <w:r>
+        <w:rPr>
+          <w:rFonts w:ascii="Courier New" w:hAnsi="Courier New" w:cs="Courier New"/>
+        </w:rPr>
+        <w:t>ind</w:t>
+      </w:r>
+      <w:r>
+        <w:rPr>
+          <w:rFonts w:ascii="Courier New" w:hAnsi="Courier New" w:cs="Courier New"/>
+        </w:rPr>
+        <w:t>a</w:t>
+      </w:r>
+      <w:r>
+        <w:rPr>
+          <w:rFonts w:ascii="Courier New" w:hAnsi="Courier New" w:cs="Courier New"/>
+        </w:rPr>
+        <w:br/>
+      </w:r>
+      <w:r>
+        <w:rPr>
+          <w:rFonts w:ascii="Courier New" w:hAnsi="Courier New" w:cs="Courier New"/>
+        </w:rPr>
+        <w:t xml:space="preserve">srishtiyada </w:t>
+      </w:r>
+      <w:r>
+        <w:rPr>
+          <w:rFonts w:ascii="Courier New" w:hAnsi="Courier New" w:cs="Courier New"/>
+        </w:rPr>
+        <w:t>antarabhava</w:t>
+      </w:r>
+      <w:r>
+        <w:rPr>
+          <w:rFonts w:ascii="Courier New" w:hAnsi="Courier New" w:cs="Courier New"/>
+        </w:rPr>
+        <w:t xml:space="preserve"> da olage</w:t>
+      </w:r>
+      <w:r>
+        <w:rPr>
+          <w:rFonts w:ascii="Courier New" w:hAnsi="Courier New" w:cs="Courier New"/>
+        </w:rPr>
+        <w:t xml:space="preserve"> </w:t>
+      </w:r>
+      <w:r>
+        <w:rPr>
+          <w:rFonts w:ascii="Courier New" w:hAnsi="Courier New" w:cs="Courier New"/>
+        </w:rPr>
+        <w:t>Mareya</w:t>
+      </w:r>
+      <w:r>
+        <w:rPr>
+          <w:rFonts w:ascii="Courier New" w:hAnsi="Courier New" w:cs="Courier New"/>
+        </w:rPr>
+        <w:t>gi kaleduhod</w:t>
+      </w:r>
+      <w:r>
+        <w:rPr>
+          <w:rFonts w:ascii="Courier New" w:hAnsi="Courier New" w:cs="Courier New"/>
+        </w:rPr>
+        <w:t>e</w:t>
+      </w:r>
+      <w:r>
+        <w:rPr>
+          <w:rFonts w:ascii="Courier New" w:hAnsi="Courier New" w:cs="Courier New"/>
+        </w:rPr>
+        <w:br/>
+      </w:r>
+      <w:r>
+        <w:rPr>
+          <w:rFonts w:ascii="Courier New" w:hAnsi="Courier New" w:cs="Courier New"/>
+        </w:rPr>
         <w:lastRenderedPageBreak/>
-        <w:t>YAMADHOOTHA</w:t>
-      </w:r>
-      <w:r>
-        <w:rPr>
-          <w:rFonts w:ascii="Courier New" w:hAnsi="Courier New" w:cs="Courier New"/>
-          <w:b/>
-          <w:bCs/>
-        </w:rPr>
-        <w:br/>
-      </w:r>
-      <w:r>
-        <w:rPr>
-          <w:rFonts w:ascii="Courier New" w:hAnsi="Courier New" w:cs="Courier New"/>
-        </w:rPr>
-        <w:t>D</w:t>
-      </w:r>
-      <w:r>
-        <w:rPr>
-          <w:rFonts w:ascii="Courier New" w:hAnsi="Courier New" w:cs="Courier New"/>
-        </w:rPr>
-        <w:t>eha leenavadaru</w:t>
-      </w:r>
-      <w:r>
-        <w:rPr>
-          <w:rFonts w:ascii="Courier New" w:hAnsi="Courier New" w:cs="Courier New"/>
-        </w:rPr>
-        <w:t xml:space="preserve"> </w:t>
-      </w:r>
-      <w:r>
-        <w:rPr>
-          <w:rFonts w:ascii="Courier New" w:hAnsi="Courier New" w:cs="Courier New"/>
-          <w:i/>
-          <w:iCs/>
-        </w:rPr>
-        <w:t>(angry, rapid)</w:t>
-      </w:r>
-      <w:r>
-        <w:rPr>
-          <w:rFonts w:ascii="Courier New" w:hAnsi="Courier New" w:cs="Courier New"/>
-        </w:rPr>
-        <w:br/>
-      </w:r>
-      <w:r>
-        <w:rPr>
-          <w:rFonts w:ascii="Courier New" w:hAnsi="Courier New" w:cs="Courier New"/>
-        </w:rPr>
-        <w:t>A</w:t>
-      </w:r>
-      <w:r>
-        <w:rPr>
-          <w:rFonts w:ascii="Courier New" w:hAnsi="Courier New" w:cs="Courier New"/>
-        </w:rPr>
-        <w:t>a dehada</w:t>
-      </w:r>
-      <w:r>
-        <w:rPr>
-          <w:rFonts w:ascii="Courier New" w:hAnsi="Courier New" w:cs="Courier New"/>
-        </w:rPr>
-        <w:t xml:space="preserve"> </w:t>
-      </w:r>
-      <w:r>
-        <w:rPr>
-          <w:rFonts w:ascii="Courier New" w:hAnsi="Courier New" w:cs="Courier New"/>
-        </w:rPr>
-        <w:t>Kshanaga</w:t>
-      </w:r>
-      <w:r>
-        <w:rPr>
-          <w:rFonts w:ascii="Courier New" w:hAnsi="Courier New" w:cs="Courier New"/>
-        </w:rPr>
-        <w:t>l</w:t>
-      </w:r>
-      <w:r>
-        <w:rPr>
-          <w:rFonts w:ascii="Courier New" w:hAnsi="Courier New" w:cs="Courier New"/>
-        </w:rPr>
-        <w:t>ind</w:t>
-      </w:r>
-      <w:r>
-        <w:rPr>
-          <w:rFonts w:ascii="Courier New" w:hAnsi="Courier New" w:cs="Courier New"/>
-        </w:rPr>
-        <w:t>a</w:t>
-      </w:r>
-      <w:r>
-        <w:rPr>
-          <w:rFonts w:ascii="Courier New" w:hAnsi="Courier New" w:cs="Courier New"/>
-        </w:rPr>
-        <w:t xml:space="preserve"> </w:t>
-      </w:r>
-      <w:r>
-        <w:rPr>
-          <w:rFonts w:ascii="Courier New" w:hAnsi="Courier New" w:cs="Courier New"/>
-        </w:rPr>
-        <w:t xml:space="preserve">… </w:t>
-      </w:r>
-      <w:r>
-        <w:rPr>
-          <w:rFonts w:ascii="Courier New" w:hAnsi="Courier New" w:cs="Courier New"/>
-        </w:rPr>
-        <w:t>aa dehada</w:t>
-      </w:r>
-      <w:r>
-        <w:rPr>
-          <w:rFonts w:ascii="Courier New" w:hAnsi="Courier New" w:cs="Courier New"/>
-        </w:rPr>
-        <w:t xml:space="preserve"> Nenapugal</w:t>
-      </w:r>
-      <w:r>
-        <w:rPr>
-          <w:rFonts w:ascii="Courier New" w:hAnsi="Courier New" w:cs="Courier New"/>
-        </w:rPr>
-        <w:t>ind</w:t>
-      </w:r>
-      <w:r>
-        <w:rPr>
-          <w:rFonts w:ascii="Courier New" w:hAnsi="Courier New" w:cs="Courier New"/>
-        </w:rPr>
-        <w:t>a</w:t>
-      </w:r>
-      <w:r>
-        <w:rPr>
-          <w:rFonts w:ascii="Courier New" w:hAnsi="Courier New" w:cs="Courier New"/>
-        </w:rPr>
-        <w:br/>
-      </w:r>
-      <w:r>
-        <w:rPr>
-          <w:rFonts w:ascii="Courier New" w:hAnsi="Courier New" w:cs="Courier New"/>
-        </w:rPr>
-        <w:t xml:space="preserve">srishtiyada </w:t>
-      </w:r>
-      <w:r>
-        <w:rPr>
-          <w:rFonts w:ascii="Courier New" w:hAnsi="Courier New" w:cs="Courier New"/>
-        </w:rPr>
-        <w:t>antarabhava</w:t>
-      </w:r>
-      <w:r>
-        <w:rPr>
-          <w:rFonts w:ascii="Courier New" w:hAnsi="Courier New" w:cs="Courier New"/>
-        </w:rPr>
-        <w:t xml:space="preserve"> da olage</w:t>
-      </w:r>
-      <w:r>
-        <w:rPr>
-          <w:rFonts w:ascii="Courier New" w:hAnsi="Courier New" w:cs="Courier New"/>
-        </w:rPr>
-        <w:t xml:space="preserve"> </w:t>
-      </w:r>
-      <w:r>
-        <w:rPr>
-          <w:rFonts w:ascii="Courier New" w:hAnsi="Courier New" w:cs="Courier New"/>
-        </w:rPr>
-        <w:t>Mareya</w:t>
-      </w:r>
-      <w:r>
-        <w:rPr>
-          <w:rFonts w:ascii="Courier New" w:hAnsi="Courier New" w:cs="Courier New"/>
-        </w:rPr>
-        <w:t>gi kaleduhod</w:t>
-      </w:r>
-      <w:r>
-        <w:rPr>
-          <w:rFonts w:ascii="Courier New" w:hAnsi="Courier New" w:cs="Courier New"/>
-        </w:rPr>
-        <w:t>e</w:t>
-      </w:r>
-      <w:r>
-        <w:rPr>
-          <w:rFonts w:ascii="Courier New" w:hAnsi="Courier New" w:cs="Courier New"/>
-        </w:rPr>
-        <w:br/>
         <w:t>Adu n</w:t>
       </w:r>
       <w:r>
@@ -41187,12 +41896,6 @@
           <w:rFonts w:ascii="Courier New" w:hAnsi="Courier New" w:cs="Courier New"/>
         </w:rPr>
         <w:br/>
-      </w:r>
-      <w:r>
-        <w:rPr>
-          <w:rFonts w:ascii="Courier New" w:hAnsi="Courier New" w:cs="Courier New"/>
-        </w:rPr>
-        <w:lastRenderedPageBreak/>
         <w:t xml:space="preserve">Eradu </w:t>
       </w:r>
       <w:r>
@@ -41244,6 +41947,12 @@
           <w:rFonts w:ascii="Courier New" w:hAnsi="Courier New" w:cs="Courier New"/>
         </w:rPr>
         <w:br/>
+      </w:r>
+      <w:r>
+        <w:rPr>
+          <w:rFonts w:ascii="Courier New" w:hAnsi="Courier New" w:cs="Courier New"/>
+        </w:rPr>
+        <w:lastRenderedPageBreak/>
         <w:t>Karma takadiyalli</w:t>
       </w:r>
       <w:r>

--- a/The_A_Shorts/2. Vyuthi/Vyuthi - Screenplay.docx
+++ b/The_A_Shorts/2. Vyuthi/Vyuthi - Screenplay.docx
@@ -1,6 +1,6 @@
 
 <file path=word/document.xml><?xml version="1.0" encoding="utf-8"?>
-<w:document xmlns:wpc="http://schemas.microsoft.com/office/word/2010/wordprocessingCanvas" xmlns:cx="http://schemas.microsoft.com/office/drawing/2014/chartex" xmlns:cx1="http://schemas.microsoft.com/office/drawing/2015/9/8/chartex" xmlns:cx2="http://schemas.microsoft.com/office/drawing/2015/10/21/chartex" xmlns:cx3="http://schemas.microsoft.com/office/drawing/2016/5/9/chartex" xmlns:cx4="http://schemas.microsoft.com/office/drawing/2016/5/10/chartex" xmlns:cx5="http://schemas.microsoft.com/office/drawing/2016/5/11/chartex" xmlns:cx6="http://schemas.microsoft.com/office/drawing/2016/5/12/chartex" xmlns:cx7="http://schemas.microsoft.com/office/drawing/2016/5/13/chartex" xmlns:cx8="http://schemas.microsoft.com/office/drawing/2016/5/14/chartex" xmlns:mc="http://schemas.openxmlformats.org/markup-compatibility/2006" xmlns:aink="http://schemas.microsoft.com/office/drawing/2016/ink" xmlns:am3d="http://schemas.microsoft.com/office/drawing/2017/model3d" xmlns:o="urn:schemas-microsoft-com:office:office" xmlns:oel="http://schemas.microsoft.com/office/2019/extlst" xmlns:r="http://schemas.openxmlformats.org/officeDocument/2006/relationships" xmlns:m="http://schemas.openxmlformats.org/officeDocument/2006/math" xmlns:v="urn:schemas-microsoft-com:vml" xmlns:wp14="http://schemas.microsoft.com/office/word/2010/wordprocessingDrawing" xmlns:wp="http://schemas.openxmlformats.org/drawingml/2006/wordprocessingDrawing" xmlns:w10="urn:schemas-microsoft-com:office:word" xmlns:w="http://schemas.openxmlformats.org/wordprocessingml/2006/main" xmlns:w14="http://schemas.microsoft.com/office/word/2010/wordml" xmlns:w15="http://schemas.microsoft.com/office/word/2012/wordml" xmlns:w16cex="http://schemas.microsoft.com/office/word/2018/wordml/cex" xmlns:w16cid="http://schemas.microsoft.com/office/word/2016/wordml/cid" xmlns:w16="http://schemas.microsoft.com/office/word/2018/wordml" xmlns:w16du="http://schemas.microsoft.com/office/word/2023/wordml/word16du" xmlns:w16sdtdh="http://schemas.microsoft.com/office/word/2020/wordml/sdtdatahash" xmlns:w16sdtfl="http://schemas.microsoft.com/office/word/2024/wordml/sdtformatlock" xmlns:w16se="http://schemas.microsoft.com/office/word/2015/wordml/symex" xmlns:wpg="http://schemas.microsoft.com/office/word/2010/wordprocessingGroup" xmlns:wpi="http://schemas.microsoft.com/office/word/2010/wordprocessingInk" xmlns:wne="http://schemas.microsoft.com/office/word/2006/wordml" xmlns:wps="http://schemas.microsoft.com/office/word/2010/wordprocessingShape" mc:Ignorable="w14 w15 w16se w16cid w16 w16cex w16sdtdh w16sdtfl w16du wp14">
+<w:document xmlns:wpc="http://schemas.microsoft.com/office/word/2010/wordprocessingCanvas" xmlns:cx="http://schemas.microsoft.com/office/drawing/2014/chartex" xmlns:cx1="http://schemas.microsoft.com/office/drawing/2015/9/8/chartex" xmlns:cx2="http://schemas.microsoft.com/office/drawing/2015/10/21/chartex" xmlns:cx3="http://schemas.microsoft.com/office/drawing/2016/5/9/chartex" xmlns:cx4="http://schemas.microsoft.com/office/drawing/2016/5/10/chartex" xmlns:cx5="http://schemas.microsoft.com/office/drawing/2016/5/11/chartex" xmlns:cx6="http://schemas.microsoft.com/office/drawing/2016/5/12/chartex" xmlns:cx7="http://schemas.microsoft.com/office/drawing/2016/5/13/chartex" xmlns:cx8="http://schemas.microsoft.com/office/drawing/2016/5/14/chartex" xmlns:mc="http://schemas.openxmlformats.org/markup-compatibility/2006" xmlns:aink="http://schemas.microsoft.com/office/drawing/2016/ink" xmlns:am3d="http://schemas.microsoft.com/office/drawing/2017/model3d" xmlns:o="urn:schemas-microsoft-com:office:office" xmlns:oel="http://schemas.microsoft.com/office/2019/extlst" xmlns:r="http://schemas.openxmlformats.org/officeDocument/2006/relationships" xmlns:m="http://schemas.openxmlformats.org/officeDocument/2006/math" xmlns:v="urn:schemas-microsoft-com:vml" xmlns:wp14="http://schemas.microsoft.com/office/word/2010/wordprocessingDrawing" xmlns:wp="http://schemas.openxmlformats.org/drawingml/2006/wordprocessingDrawing" xmlns:w10="urn:schemas-microsoft-com:office:word" xmlns:w="http://schemas.openxmlformats.org/wordprocessingml/2006/main" xmlns:w14="http://schemas.microsoft.com/office/word/2010/wordml" xmlns:w15="http://schemas.microsoft.com/office/word/2012/wordml" xmlns:w16cei="http://schemas.microsoft.com/office/word/2026/wordml/cei" xmlns:w16cex="http://schemas.microsoft.com/office/word/2018/wordml/cex" xmlns:w16cid="http://schemas.microsoft.com/office/word/2016/wordml/cid" xmlns:w16="http://schemas.microsoft.com/office/word/2018/wordml" xmlns:w16du="http://schemas.microsoft.com/office/word/2023/wordml/word16du" xmlns:w16sdtdh="http://schemas.microsoft.com/office/word/2020/wordml/sdtdatahash" xmlns:w16sdtfl="http://schemas.microsoft.com/office/word/2024/wordml/sdtformatlock" xmlns:w16se="http://schemas.microsoft.com/office/word/2015/wordml/symex" xmlns:wpg="http://schemas.microsoft.com/office/word/2010/wordprocessingGroup" xmlns:wpi="http://schemas.microsoft.com/office/word/2010/wordprocessingInk" xmlns:wne="http://schemas.microsoft.com/office/word/2006/wordml" xmlns:wps="http://schemas.microsoft.com/office/word/2010/wordprocessingShape" mc:Ignorable="w14 w15 w16se w16cid w16 w16cex w16sdtdh w16sdtfl w16du wp14">
   <w:body>
     <w:p>
       <w:pPr>
@@ -5816,13 +5816,19 @@
         <w:rPr>
           <w:rFonts w:ascii="Courier New" w:hAnsi="Courier New" w:cs="Courier New"/>
         </w:rPr>
-        <w:t xml:space="preserve">points and </w:t>
-      </w:r>
-      <w:r>
-        <w:rPr>
-          <w:rFonts w:ascii="Courier New" w:hAnsi="Courier New" w:cs="Courier New"/>
-        </w:rPr>
-        <w:t>gestures and h</w:t>
+        <w:t>moves his hands around</w:t>
+      </w:r>
+      <w:r>
+        <w:rPr>
+          <w:rFonts w:ascii="Courier New" w:hAnsi="Courier New" w:cs="Courier New"/>
+        </w:rPr>
+        <w:t xml:space="preserve"> </w:t>
+      </w:r>
+      <w:r>
+        <w:rPr>
+          <w:rFonts w:ascii="Courier New" w:hAnsi="Courier New" w:cs="Courier New"/>
+        </w:rPr>
+        <w:t>and h</w:t>
       </w:r>
       <w:r>
         <w:rPr>
@@ -6173,6 +6179,12 @@
         <w:rPr>
           <w:rFonts w:ascii="Courier New" w:hAnsi="Courier New" w:cs="Courier New"/>
         </w:rPr>
+        <w:t xml:space="preserve"> in the background</w:t>
+      </w:r>
+      <w:r>
+        <w:rPr>
+          <w:rFonts w:ascii="Courier New" w:hAnsi="Courier New" w:cs="Courier New"/>
+        </w:rPr>
         <w:t>.</w:t>
       </w:r>
       <w:r>
@@ -6185,25 +6197,115 @@
         <w:rPr>
           <w:rFonts w:ascii="Courier New" w:hAnsi="Courier New" w:cs="Courier New"/>
         </w:rPr>
-        <w:t>The reflection slowly turns</w:t>
-      </w:r>
-      <w:r>
-        <w:rPr>
-          <w:rFonts w:ascii="Courier New" w:hAnsi="Courier New" w:cs="Courier New"/>
-        </w:rPr>
-        <w:t xml:space="preserve">, </w:t>
-      </w:r>
-      <w:r>
-        <w:rPr>
-          <w:rFonts w:ascii="Courier New" w:hAnsi="Courier New" w:cs="Courier New"/>
-        </w:rPr>
-        <w:t>showing its back</w:t>
-      </w:r>
-      <w:r>
-        <w:rPr>
-          <w:rFonts w:ascii="Courier New" w:hAnsi="Courier New" w:cs="Courier New"/>
-        </w:rPr>
-        <w:t xml:space="preserve"> to him</w:t>
+        <w:t xml:space="preserve">He notices a dark figure standing in the shadow. </w:t>
+      </w:r>
+    </w:p>
+    <w:p>
+      <w:pPr>
+        <w:spacing w:line="240" w:lineRule="auto"/>
+        <w:rPr>
+          <w:rFonts w:ascii="Courier New" w:hAnsi="Courier New" w:cs="Courier New"/>
+        </w:rPr>
+      </w:pPr>
+      <w:r>
+        <w:rPr>
+          <w:rFonts w:ascii="Courier New" w:hAnsi="Courier New" w:cs="Courier New"/>
+        </w:rPr>
+        <w:t xml:space="preserve">He </w:t>
+      </w:r>
+      <w:r>
+        <w:rPr>
+          <w:rFonts w:ascii="Courier New" w:hAnsi="Courier New" w:cs="Courier New"/>
+        </w:rPr>
+        <w:t>spins to look behind but there is nothing there. He turns back to the mirror.</w:t>
+      </w:r>
+    </w:p>
+    <w:p>
+      <w:pPr>
+        <w:spacing w:line="240" w:lineRule="auto"/>
+        <w:rPr>
+          <w:rFonts w:ascii="Courier New" w:hAnsi="Courier New" w:cs="Courier New"/>
+        </w:rPr>
+      </w:pPr>
+      <w:r>
+        <w:rPr>
+          <w:rFonts w:ascii="Courier New" w:hAnsi="Courier New" w:cs="Courier New"/>
+        </w:rPr>
+        <w:t xml:space="preserve">The mirror is covered with a large white cloth. He pulls it off. SHOCK- </w:t>
+      </w:r>
+      <w:r>
+        <w:rPr>
+          <w:rFonts w:ascii="Courier New" w:hAnsi="Courier New" w:cs="Courier New"/>
+        </w:rPr>
+        <w:br/>
+      </w:r>
+      <w:r>
+        <w:rPr>
+          <w:rFonts w:ascii="Courier New" w:hAnsi="Courier New" w:cs="Courier New"/>
+        </w:rPr>
+        <w:t xml:space="preserve">There is no reflection of him in the mirror. Confused and terrified, he </w:t>
+      </w:r>
+      <w:r>
+        <w:rPr>
+          <w:rFonts w:ascii="Courier New" w:hAnsi="Courier New" w:cs="Courier New"/>
+        </w:rPr>
+        <w:t>slowly puts</w:t>
+      </w:r>
+      <w:r>
+        <w:rPr>
+          <w:rFonts w:ascii="Courier New" w:hAnsi="Courier New" w:cs="Courier New"/>
+        </w:rPr>
+        <w:t xml:space="preserve"> his </w:t>
+      </w:r>
+      <w:r>
+        <w:rPr>
+          <w:rFonts w:ascii="Courier New" w:hAnsi="Courier New" w:cs="Courier New"/>
+        </w:rPr>
+        <w:t>left palm</w:t>
+      </w:r>
+      <w:r>
+        <w:rPr>
+          <w:rFonts w:ascii="Courier New" w:hAnsi="Courier New" w:cs="Courier New"/>
+        </w:rPr>
+        <w:t xml:space="preserve"> on the mirror</w:t>
+      </w:r>
+      <w:r>
+        <w:rPr>
+          <w:rFonts w:ascii="Courier New" w:hAnsi="Courier New" w:cs="Courier New"/>
+        </w:rPr>
+        <w:t>, then his right</w:t>
+      </w:r>
+      <w:r>
+        <w:rPr>
+          <w:rFonts w:ascii="Courier New" w:hAnsi="Courier New" w:cs="Courier New"/>
+        </w:rPr>
+        <w:t>.</w:t>
+      </w:r>
+    </w:p>
+    <w:p>
+      <w:pPr>
+        <w:spacing w:line="240" w:lineRule="auto"/>
+        <w:rPr>
+          <w:rFonts w:ascii="Courier New" w:hAnsi="Courier New" w:cs="Courier New"/>
+        </w:rPr>
+      </w:pPr>
+      <w:r>
+        <w:rPr>
+          <w:rFonts w:ascii="Courier New" w:hAnsi="Courier New" w:cs="Courier New"/>
+        </w:rPr>
+        <w:t>BAM</w:t>
+      </w:r>
+      <w:r>
+        <w:rPr>
+          <w:rFonts w:ascii="Courier New" w:hAnsi="Courier New" w:cs="Courier New"/>
+        </w:rPr>
+        <w:t>- The reflection</w:t>
+      </w:r>
+      <w:r>
+        <w:rPr>
+          <w:rFonts w:ascii="Courier New" w:hAnsi="Courier New" w:cs="Courier New"/>
+        </w:rPr>
+        <w:t xml:space="preserve"> reappears</w:t>
       </w:r>
       <w:r>
         <w:rPr>
@@ -6211,125 +6313,13 @@
         </w:rPr>
         <w:t xml:space="preserve">. </w:t>
       </w:r>
-    </w:p>
-    <w:p>
-      <w:pPr>
-        <w:spacing w:line="240" w:lineRule="auto"/>
-        <w:rPr>
-          <w:rFonts w:ascii="Courier New" w:hAnsi="Courier New" w:cs="Courier New"/>
-        </w:rPr>
-      </w:pPr>
-      <w:r>
-        <w:rPr>
-          <w:rFonts w:ascii="Courier New" w:hAnsi="Courier New" w:cs="Courier New"/>
-        </w:rPr>
-        <w:t>He freezes</w:t>
-      </w:r>
-      <w:r>
-        <w:rPr>
-          <w:rFonts w:ascii="Courier New" w:hAnsi="Courier New" w:cs="Courier New"/>
-        </w:rPr>
-        <w:t>.</w:t>
-      </w:r>
-      <w:r>
-        <w:rPr>
-          <w:rFonts w:ascii="Courier New" w:hAnsi="Courier New" w:cs="Courier New"/>
-        </w:rPr>
-        <w:t xml:space="preserve"> THUD</w:t>
-      </w:r>
-      <w:r>
-        <w:rPr>
-          <w:rFonts w:ascii="Courier New" w:hAnsi="Courier New" w:cs="Courier New"/>
-        </w:rPr>
-        <w:t xml:space="preserve">! </w:t>
-      </w:r>
-      <w:r>
-        <w:rPr>
-          <w:rFonts w:ascii="Courier New" w:hAnsi="Courier New" w:cs="Courier New"/>
-        </w:rPr>
-        <w:t>The r</w:t>
-      </w:r>
-      <w:r>
-        <w:rPr>
-          <w:rFonts w:ascii="Courier New" w:hAnsi="Courier New" w:cs="Courier New"/>
-        </w:rPr>
-        <w:t xml:space="preserve">eflection now has </w:t>
-      </w:r>
-      <w:r>
-        <w:rPr>
-          <w:rFonts w:ascii="Courier New" w:hAnsi="Courier New" w:cs="Courier New"/>
-        </w:rPr>
-        <w:t xml:space="preserve">a thick </w:t>
-      </w:r>
-      <w:r>
-        <w:rPr>
-          <w:rFonts w:ascii="Courier New" w:hAnsi="Courier New" w:cs="Courier New"/>
-        </w:rPr>
-        <w:t xml:space="preserve">smoke </w:t>
-      </w:r>
-      <w:r>
-        <w:rPr>
-          <w:rFonts w:ascii="Courier New" w:hAnsi="Courier New" w:cs="Courier New"/>
-        </w:rPr>
-        <w:t>for its head</w:t>
-      </w:r>
-      <w:r>
-        <w:rPr>
-          <w:rFonts w:ascii="Courier New" w:hAnsi="Courier New" w:cs="Courier New"/>
-        </w:rPr>
-        <w:t>- He takes a step back- Pauses- Slowly takes a step towards the mirror trying to touch it-</w:t>
-      </w:r>
-      <w:r>
-        <w:rPr>
-          <w:rFonts w:ascii="Courier New" w:hAnsi="Courier New" w:cs="Courier New"/>
-        </w:rPr>
-        <w:t xml:space="preserve"> </w:t>
-      </w:r>
-      <w:r>
-        <w:rPr>
-          <w:rFonts w:ascii="Courier New" w:hAnsi="Courier New" w:cs="Courier New"/>
-        </w:rPr>
-        <w:t>AND</w:t>
-      </w:r>
-    </w:p>
-    <w:p>
-      <w:pPr>
-        <w:spacing w:line="240" w:lineRule="auto"/>
-        <w:rPr>
-          <w:rFonts w:ascii="Courier New" w:hAnsi="Courier New" w:cs="Courier New"/>
-        </w:rPr>
-      </w:pPr>
-      <w:r>
-        <w:rPr>
-          <w:rFonts w:ascii="Courier New" w:hAnsi="Courier New" w:cs="Courier New"/>
-        </w:rPr>
-        <w:t>BAM</w:t>
-      </w:r>
-      <w:r>
-        <w:rPr>
-          <w:rFonts w:ascii="Courier New" w:hAnsi="Courier New" w:cs="Courier New"/>
-        </w:rPr>
-        <w:t>- The reflection</w:t>
-      </w:r>
-      <w:r>
-        <w:rPr>
-          <w:rFonts w:ascii="Courier New" w:hAnsi="Courier New" w:cs="Courier New"/>
-        </w:rPr>
-        <w:t xml:space="preserve">’s head </w:t>
-      </w:r>
-      <w:r>
-        <w:rPr>
-          <w:rFonts w:ascii="Courier New" w:hAnsi="Courier New" w:cs="Courier New"/>
-        </w:rPr>
-        <w:t>screams with a</w:t>
-      </w:r>
-      <w:r>
-        <w:rPr>
-          <w:rFonts w:ascii="Courier New" w:hAnsi="Courier New" w:cs="Courier New"/>
-          <w:b/>
-          <w:bCs/>
-        </w:rPr>
-        <w:t xml:space="preserve"> </w:t>
+      <w:r>
+        <w:rPr>
+          <w:rFonts w:ascii="Courier New" w:hAnsi="Courier New" w:cs="Courier New"/>
+          <w:b/>
+          <w:bCs/>
+        </w:rPr>
+        <w:t xml:space="preserve">Bent Neck- </w:t>
       </w:r>
       <w:r>
         <w:rPr>
@@ -6361,51 +6351,29 @@
           <w:b/>
           <w:bCs/>
         </w:rPr>
-        <w:t>kull</w:t>
-      </w:r>
-      <w:r>
-        <w:rPr>
-          <w:rFonts w:ascii="Courier New" w:hAnsi="Courier New" w:cs="Courier New"/>
-          <w:b/>
-          <w:bCs/>
-        </w:rPr>
-        <w:t>ed</w:t>
-      </w:r>
-      <w:r>
-        <w:rPr>
-          <w:rFonts w:ascii="Courier New" w:hAnsi="Courier New" w:cs="Courier New"/>
-          <w:b/>
-          <w:bCs/>
-        </w:rPr>
-        <w:t xml:space="preserve">- Blood dripping- </w:t>
-      </w:r>
-      <w:r>
-        <w:rPr>
-          <w:rFonts w:ascii="Courier New" w:hAnsi="Courier New" w:cs="Courier New"/>
-          <w:b/>
-          <w:bCs/>
-        </w:rPr>
-        <w:t>R</w:t>
-      </w:r>
-      <w:r>
-        <w:rPr>
-          <w:rFonts w:ascii="Courier New" w:hAnsi="Courier New" w:cs="Courier New"/>
-          <w:b/>
-          <w:bCs/>
-        </w:rPr>
-        <w:t>ed</w:t>
-      </w:r>
-      <w:r>
-        <w:rPr>
-          <w:rFonts w:ascii="Courier New" w:hAnsi="Courier New" w:cs="Courier New"/>
-          <w:b/>
-          <w:bCs/>
-        </w:rPr>
-        <w:t xml:space="preserve"> Eyes</w:t>
-      </w:r>
-      <w:r>
-        <w:rPr>
-          <w:rFonts w:ascii="Courier New" w:hAnsi="Courier New" w:cs="Courier New"/>
+        <w:t xml:space="preserve">kull- </w:t>
+      </w:r>
+      <w:r>
+        <w:rPr>
+          <w:rFonts w:ascii="Courier New" w:hAnsi="Courier New" w:cs="Courier New"/>
+          <w:b/>
+          <w:bCs/>
+        </w:rPr>
+        <w:t xml:space="preserve">Red Eyes- </w:t>
+      </w:r>
+      <w:r>
+        <w:rPr>
+          <w:rFonts w:ascii="Courier New" w:hAnsi="Courier New" w:cs="Courier New"/>
+          <w:b/>
+          <w:bCs/>
+        </w:rPr>
+        <w:t>Blood dripping</w:t>
+      </w:r>
+      <w:r>
+        <w:rPr>
+          <w:rFonts w:ascii="Courier New" w:hAnsi="Courier New" w:cs="Courier New"/>
+          <w:b/>
+          <w:bCs/>
         </w:rPr>
         <w:t>.</w:t>
       </w:r>
@@ -7378,6 +7346,7 @@
           <w:b/>
           <w:bCs/>
         </w:rPr>
+        <w:lastRenderedPageBreak/>
         <w:t>MATCH CUT TO:</w:t>
       </w:r>
     </w:p>
@@ -7399,7 +7368,6 @@
           <w:b/>
           <w:bCs/>
         </w:rPr>
-        <w:lastRenderedPageBreak/>
         <w:t xml:space="preserve">INT. </w:t>
       </w:r>
       <w:r>
@@ -9329,6 +9297,7 @@
           <w:b/>
           <w:bCs/>
         </w:rPr>
+        <w:lastRenderedPageBreak/>
         <w:t>KRITI</w:t>
       </w:r>
       <w:r>
@@ -9508,7 +9477,6 @@
           <w:b/>
           <w:bCs/>
         </w:rPr>
-        <w:lastRenderedPageBreak/>
         <w:t>ADI</w:t>
       </w:r>
       <w:r>
@@ -11124,6 +11092,7 @@
           <w:b/>
           <w:bCs/>
         </w:rPr>
+        <w:lastRenderedPageBreak/>
         <w:t>ADI</w:t>
       </w:r>
       <w:r>
@@ -11290,7 +11259,6 @@
         <w:rPr>
           <w:rFonts w:ascii="Courier New" w:hAnsi="Courier New" w:cs="Courier New"/>
         </w:rPr>
-        <w:lastRenderedPageBreak/>
         <w:t>He looks at Giri</w:t>
       </w:r>
       <w:r>
@@ -12155,21 +12123,7 @@
         <w:rPr>
           <w:rFonts w:ascii="Courier New" w:hAnsi="Courier New" w:cs="Courier New"/>
         </w:rPr>
-        <w:t xml:space="preserve">Adi </w:t>
-      </w:r>
-      <w:proofErr w:type="gramStart"/>
-      <w:r>
-        <w:rPr>
-          <w:rFonts w:ascii="Courier New" w:hAnsi="Courier New" w:cs="Courier New"/>
-        </w:rPr>
-        <w:t>drops</w:t>
-      </w:r>
-      <w:proofErr w:type="gramEnd"/>
-      <w:r>
-        <w:rPr>
-          <w:rFonts w:ascii="Courier New" w:hAnsi="Courier New" w:cs="Courier New"/>
-        </w:rPr>
-        <w:t xml:space="preserve"> the phone.</w:t>
+        <w:t>Adi drops the phone.</w:t>
       </w:r>
       <w:r>
         <w:rPr>
@@ -12502,7 +12456,6 @@
           <w:b/>
           <w:bCs/>
         </w:rPr>
-        <w:lastRenderedPageBreak/>
         <w:t xml:space="preserve">INT. BEDROOM – </w:t>
       </w:r>
       <w:r>
@@ -12753,6 +12706,74 @@
           <w:rFonts w:ascii="Courier New" w:hAnsi="Courier New" w:cs="Courier New"/>
         </w:rPr>
         <w:t>.</w:t>
+      </w:r>
+      <w:r>
+        <w:rPr>
+          <w:rFonts w:ascii="Courier New" w:hAnsi="Courier New" w:cs="Courier New"/>
+        </w:rPr>
+        <w:t xml:space="preserve"> He gets confused and realizes something is wrong. He turns the photo upside down</w:t>
+      </w:r>
+      <w:r>
+        <w:rPr>
+          <w:rFonts w:ascii="Courier New" w:hAnsi="Courier New" w:cs="Courier New"/>
+        </w:rPr>
+        <w:t>.</w:t>
+      </w:r>
+      <w:r>
+        <w:rPr>
+          <w:rFonts w:ascii="Courier New" w:hAnsi="Courier New" w:cs="Courier New"/>
+        </w:rPr>
+        <w:t xml:space="preserve"> The </w:t>
+      </w:r>
+      <w:r>
+        <w:rPr>
+          <w:rFonts w:ascii="Courier New" w:hAnsi="Courier New" w:cs="Courier New"/>
+        </w:rPr>
+        <w:t xml:space="preserve">faces in the picture </w:t>
+      </w:r>
+      <w:r>
+        <w:rPr>
+          <w:rFonts w:ascii="Courier New" w:hAnsi="Courier New" w:cs="Courier New"/>
+        </w:rPr>
+        <w:t>turn</w:t>
+      </w:r>
+      <w:r>
+        <w:rPr>
+          <w:rFonts w:ascii="Courier New" w:hAnsi="Courier New" w:cs="Courier New"/>
+        </w:rPr>
+        <w:t xml:space="preserve"> </w:t>
+      </w:r>
+      <w:r>
+        <w:rPr>
+          <w:rFonts w:ascii="Courier New" w:hAnsi="Courier New" w:cs="Courier New"/>
+        </w:rPr>
+        <w:t xml:space="preserve">horrifying </w:t>
+      </w:r>
+      <w:r>
+        <w:rPr>
+          <w:rFonts w:ascii="Courier New" w:hAnsi="Courier New" w:cs="Courier New"/>
+        </w:rPr>
+        <w:t xml:space="preserve">with the </w:t>
+      </w:r>
+      <w:r>
+        <w:rPr>
+          <w:rFonts w:ascii="Courier New" w:hAnsi="Courier New" w:cs="Courier New"/>
+          <w:i/>
+          <w:iCs/>
+        </w:rPr>
+        <w:t>Thatcher effect</w:t>
+      </w:r>
+      <w:r>
+        <w:rPr>
+          <w:rFonts w:ascii="Courier New" w:hAnsi="Courier New" w:cs="Courier New"/>
+        </w:rPr>
+        <w:t>.</w:t>
+      </w:r>
+      <w:r>
+        <w:rPr>
+          <w:rFonts w:ascii="Courier New" w:hAnsi="Courier New" w:cs="Courier New"/>
+        </w:rPr>
+        <w:t xml:space="preserve"> </w:t>
       </w:r>
     </w:p>
     <w:p>
@@ -14054,6 +14075,7 @@
         <w:rPr>
           <w:rFonts w:ascii="Courier New" w:hAnsi="Courier New" w:cs="Courier New"/>
         </w:rPr>
+        <w:lastRenderedPageBreak/>
         <w:t xml:space="preserve">He turns towards </w:t>
       </w:r>
       <w:r>
@@ -14185,29 +14207,6 @@
     <w:p>
       <w:pPr>
         <w:spacing w:line="240" w:lineRule="auto"/>
-        <w:jc w:val="right"/>
-        <w:rPr>
-          <w:rFonts w:ascii="Courier New" w:hAnsi="Courier New" w:cs="Courier New"/>
-          <w:b/>
-          <w:bCs/>
-        </w:rPr>
-      </w:pPr>
-    </w:p>
-    <w:p>
-      <w:pPr>
-        <w:spacing w:line="240" w:lineRule="auto"/>
-        <w:jc w:val="right"/>
-        <w:rPr>
-          <w:rFonts w:ascii="Courier New" w:hAnsi="Courier New" w:cs="Courier New"/>
-          <w:b/>
-          <w:bCs/>
-        </w:rPr>
-      </w:pPr>
-    </w:p>
-    <w:p>
-      <w:pPr>
-        <w:spacing w:line="240" w:lineRule="auto"/>
-        <w:jc w:val="right"/>
         <w:rPr>
           <w:rFonts w:ascii="Courier New" w:hAnsi="Courier New" w:cs="Courier New"/>
         </w:rPr>
@@ -14233,7 +14232,6 @@
           <w:b/>
           <w:bCs/>
         </w:rPr>
-        <w:lastRenderedPageBreak/>
         <w:t>INT. HALLWAY – CONTINUOUS</w:t>
       </w:r>
     </w:p>
@@ -15593,7 +15591,6 @@
           <w:b/>
           <w:bCs/>
         </w:rPr>
-        <w:lastRenderedPageBreak/>
         <w:t xml:space="preserve">INT. </w:t>
       </w:r>
       <w:r>
@@ -16885,6 +16882,7 @@
           <w:b/>
           <w:bCs/>
         </w:rPr>
+        <w:lastRenderedPageBreak/>
         <w:t>ADI</w:t>
       </w:r>
       <w:r>
@@ -17219,7 +17217,6 @@
           <w:b/>
           <w:bCs/>
         </w:rPr>
-        <w:lastRenderedPageBreak/>
         <w:t>ADI</w:t>
       </w:r>
       <w:r>
@@ -19302,6 +19299,7 @@
         <w:rPr>
           <w:rFonts w:ascii="Courier New" w:hAnsi="Courier New" w:cs="Courier New"/>
         </w:rPr>
+        <w:lastRenderedPageBreak/>
         <w:t>Adi picks up the pill bottle.</w:t>
       </w:r>
       <w:r>
@@ -19492,7 +19490,6 @@
           <w:b/>
           <w:bCs/>
         </w:rPr>
-        <w:lastRenderedPageBreak/>
         <w:t xml:space="preserve">INT. </w:t>
       </w:r>
       <w:r>
@@ -21535,6 +21532,7 @@
         <w:rPr>
           <w:rFonts w:ascii="Courier New" w:hAnsi="Courier New" w:cs="Courier New"/>
         </w:rPr>
+        <w:lastRenderedPageBreak/>
         <w:t xml:space="preserve">He sits on the bed- Lifts his leg but not even a scratch. </w:t>
       </w:r>
       <w:r>
@@ -21784,7 +21782,6 @@
           <w:b/>
           <w:bCs/>
         </w:rPr>
-        <w:lastRenderedPageBreak/>
         <w:t xml:space="preserve">INT. </w:t>
       </w:r>
       <w:r>
@@ -23147,7 +23144,13 @@
         <w:rPr>
           <w:rFonts w:ascii="Courier New" w:hAnsi="Courier New" w:cs="Courier New"/>
         </w:rPr>
-        <w:t xml:space="preserve"> like a loop.</w:t>
+        <w:t>- A</w:t>
+      </w:r>
+      <w:r>
+        <w:rPr>
+          <w:rFonts w:ascii="Courier New" w:hAnsi="Courier New" w:cs="Courier New"/>
+        </w:rPr>
+        <w:t xml:space="preserve"> loop.</w:t>
       </w:r>
     </w:p>
     <w:p>
@@ -23363,6 +23366,7 @@
         <w:rPr>
           <w:rFonts w:ascii="Courier New" w:hAnsi="Courier New" w:cs="Courier New"/>
         </w:rPr>
+        <w:lastRenderedPageBreak/>
         <w:t>He presses his palm on his face. Suddenly, a high pitch ring begins. His heart pounds. He starts losing focus. He is having a seizure and freezes like a statue.</w:t>
       </w:r>
     </w:p>
@@ -23546,7 +23550,6 @@
           <w:b/>
           <w:bCs/>
         </w:rPr>
-        <w:lastRenderedPageBreak/>
         <w:t>BLUR IRIS FADE CUT TO:</w:t>
       </w:r>
     </w:p>
@@ -25090,6 +25093,12 @@
           <w:rFonts w:ascii="Courier New" w:hAnsi="Courier New" w:cs="Courier New"/>
         </w:rPr>
         <w:br/>
+      </w:r>
+      <w:r>
+        <w:rPr>
+          <w:rFonts w:ascii="Courier New" w:hAnsi="Courier New" w:cs="Courier New"/>
+        </w:rPr>
+        <w:lastRenderedPageBreak/>
         <w:t>- Suddenly, the landline rings. He picks it up. On the call “Adi</w:t>
       </w:r>
       <w:r>
@@ -25236,7 +25245,6 @@
         <w:rPr>
           <w:rFonts w:ascii="Courier New" w:hAnsi="Courier New" w:cs="Courier New"/>
         </w:rPr>
-        <w:lastRenderedPageBreak/>
         <w:t xml:space="preserve">- </w:t>
       </w:r>
       <w:r>
@@ -25429,19 +25437,13 @@
         <w:rPr>
           <w:rFonts w:ascii="Courier New" w:hAnsi="Courier New" w:cs="Courier New"/>
         </w:rPr>
-        <w:t>see</w:t>
-      </w:r>
-      <w:r>
-        <w:rPr>
-          <w:rFonts w:ascii="Courier New" w:hAnsi="Courier New" w:cs="Courier New"/>
-        </w:rPr>
-        <w:t xml:space="preserve">s </w:t>
-      </w:r>
-      <w:r>
-        <w:rPr>
-          <w:rFonts w:ascii="Courier New" w:hAnsi="Courier New" w:cs="Courier New"/>
-        </w:rPr>
-        <w:t>Kriti standing.</w:t>
+        <w:t xml:space="preserve">hears a bell. </w:t>
+      </w:r>
+      <w:r>
+        <w:rPr>
+          <w:rFonts w:ascii="Courier New" w:hAnsi="Courier New" w:cs="Courier New"/>
+        </w:rPr>
+        <w:t>Its Kriti.</w:t>
       </w:r>
       <w:r>
         <w:rPr>
@@ -26686,6 +26688,7 @@
           <w:b/>
           <w:bCs/>
         </w:rPr>
+        <w:lastRenderedPageBreak/>
         <w:t xml:space="preserve">    </w:t>
       </w:r>
       <w:r>
@@ -27052,7 +27055,6 @@
           <w:b/>
           <w:bCs/>
         </w:rPr>
-        <w:lastRenderedPageBreak/>
         <w:t>2</w:t>
       </w:r>
       <w:r>
@@ -28776,6 +28778,7 @@
           <w:b/>
           <w:bCs/>
         </w:rPr>
+        <w:lastRenderedPageBreak/>
         <w:t>ADI</w:t>
       </w:r>
       <w:r>
@@ -29079,7 +29082,6 @@
           <w:b/>
           <w:bCs/>
         </w:rPr>
-        <w:lastRenderedPageBreak/>
         <w:t>INT. THE BEDROOM</w:t>
       </w:r>
       <w:r>
@@ -30740,7 +30742,6 @@
           <w:b/>
           <w:bCs/>
         </w:rPr>
-        <w:lastRenderedPageBreak/>
         <w:t xml:space="preserve">INT. </w:t>
       </w:r>
       <w:r>
@@ -31788,7 +31789,6 @@
         <w:t xml:space="preserve">so </w:t>
       </w:r>
       <w:proofErr w:type="spellStart"/>
-      <w:proofErr w:type="gramStart"/>
       <w:r>
         <w:rPr>
           <w:rFonts w:ascii="Courier New" w:hAnsi="Courier New" w:cs="Courier New"/>
@@ -31799,12 +31799,17 @@
       <w:r>
         <w:rPr>
           <w:rFonts w:ascii="Courier New" w:hAnsi="Courier New" w:cs="Courier New"/>
+        </w:rPr>
+        <w:t xml:space="preserve"> </w:t>
+      </w:r>
+      <w:r>
+        <w:rPr>
+          <w:rFonts w:ascii="Courier New" w:hAnsi="Courier New" w:cs="Courier New"/>
           <w:i/>
           <w:iCs/>
         </w:rPr>
         <w:t>(</w:t>
       </w:r>
-      <w:proofErr w:type="gramEnd"/>
       <w:r>
         <w:rPr>
           <w:rFonts w:ascii="Courier New" w:hAnsi="Courier New" w:cs="Courier New"/>
@@ -31821,22 +31826,13 @@
         </w:rPr>
         <w:t xml:space="preserve"> </w:t>
       </w:r>
-      <w:proofErr w:type="gramStart"/>
-      <w:r>
-        <w:rPr>
-          <w:rFonts w:ascii="Courier New" w:hAnsi="Courier New" w:cs="Courier New"/>
-          <w:i/>
-          <w:iCs/>
-        </w:rPr>
-        <w:t>transition</w:t>
-      </w:r>
-      <w:r>
-        <w:rPr>
-          <w:rFonts w:ascii="Courier New" w:hAnsi="Courier New" w:cs="Courier New"/>
-          <w:i/>
-          <w:iCs/>
-        </w:rPr>
-        <w:t>)</w:t>
+      <w:r>
+        <w:rPr>
+          <w:rFonts w:ascii="Courier New" w:hAnsi="Courier New" w:cs="Courier New"/>
+          <w:i/>
+          <w:iCs/>
+        </w:rPr>
+        <w:t xml:space="preserve">transition) </w:t>
       </w:r>
       <w:proofErr w:type="spellStart"/>
       <w:r>
@@ -31846,19 +31842,19 @@
         <w:t>ppyyyy</w:t>
       </w:r>
       <w:proofErr w:type="spellEnd"/>
-      <w:proofErr w:type="gramEnd"/>
-    </w:p>
-    <w:p>
-      <w:pPr>
-        <w:spacing w:line="240" w:lineRule="auto"/>
-        <w:rPr>
-          <w:rFonts w:ascii="Courier New" w:hAnsi="Courier New" w:cs="Courier New"/>
-        </w:rPr>
-      </w:pPr>
-      <w:r>
-        <w:rPr>
-          <w:rFonts w:ascii="Courier New" w:hAnsi="Courier New" w:cs="Courier New"/>
-        </w:rPr>
+    </w:p>
+    <w:p>
+      <w:pPr>
+        <w:spacing w:line="240" w:lineRule="auto"/>
+        <w:rPr>
+          <w:rFonts w:ascii="Courier New" w:hAnsi="Courier New" w:cs="Courier New"/>
+        </w:rPr>
+      </w:pPr>
+      <w:r>
+        <w:rPr>
+          <w:rFonts w:ascii="Courier New" w:hAnsi="Courier New" w:cs="Courier New"/>
+        </w:rPr>
+        <w:lastRenderedPageBreak/>
         <w:t xml:space="preserve">He takes </w:t>
       </w:r>
       <w:r>
@@ -32136,7 +32132,6 @@
         <w:rPr>
           <w:rFonts w:ascii="Courier New" w:hAnsi="Courier New" w:cs="Courier New"/>
         </w:rPr>
-        <w:lastRenderedPageBreak/>
         <w:t xml:space="preserve">Each flash of light reveals Ved’s face twisting abnormally. </w:t>
       </w:r>
     </w:p>
@@ -33464,6 +33459,7 @@
           <w:b/>
           <w:bCs/>
         </w:rPr>
+        <w:lastRenderedPageBreak/>
         <w:t xml:space="preserve">OLD WOMAN </w:t>
       </w:r>
       <w:r>
@@ -33764,7 +33760,6 @@
           <w:b/>
           <w:bCs/>
         </w:rPr>
-        <w:lastRenderedPageBreak/>
         <w:t xml:space="preserve">INT. </w:t>
       </w:r>
       <w:r>
@@ -35138,25 +35133,19 @@
         <w:rPr>
           <w:rFonts w:ascii="Courier New" w:hAnsi="Courier New" w:cs="Courier New"/>
         </w:rPr>
-        <w:t xml:space="preserve">He </w:t>
-      </w:r>
-      <w:r>
-        <w:rPr>
-          <w:rFonts w:ascii="Courier New" w:hAnsi="Courier New" w:cs="Courier New"/>
-        </w:rPr>
-        <w:t xml:space="preserve">hears a breeze, </w:t>
-      </w:r>
-      <w:r>
-        <w:rPr>
-          <w:rFonts w:ascii="Courier New" w:hAnsi="Courier New" w:cs="Courier New"/>
-        </w:rPr>
-        <w:t xml:space="preserve">turns and sees </w:t>
-      </w:r>
-      <w:r>
-        <w:rPr>
-          <w:rFonts w:ascii="Courier New" w:hAnsi="Courier New" w:cs="Courier New"/>
-        </w:rPr>
-        <w:t>a bright light which glows on his face.</w:t>
+        <w:t>It gets breezy. The TV turns extremely bright.</w:t>
+      </w:r>
+      <w:r>
+        <w:rPr>
+          <w:rFonts w:ascii="Courier New" w:hAnsi="Courier New" w:cs="Courier New"/>
+        </w:rPr>
+        <w:t xml:space="preserve"> He covers his face from the flash.</w:t>
+      </w:r>
+      <w:r>
+        <w:rPr>
+          <w:rFonts w:ascii="Courier New" w:hAnsi="Courier New" w:cs="Courier New"/>
+        </w:rPr>
+        <w:t xml:space="preserve"> </w:t>
       </w:r>
     </w:p>
     <w:p>
@@ -35169,6 +35158,14 @@
           <w:bCs/>
         </w:rPr>
       </w:pPr>
+      <w:r>
+        <w:rPr>
+          <w:rFonts w:ascii="Courier New" w:hAnsi="Courier New" w:cs="Courier New"/>
+          <w:b/>
+          <w:bCs/>
+        </w:rPr>
+        <w:t xml:space="preserve">GOLD HUE </w:t>
+      </w:r>
       <w:r>
         <w:rPr>
           <w:rFonts w:ascii="Courier New" w:hAnsi="Courier New" w:cs="Courier New"/>
@@ -35210,6 +35207,7 @@
         <w:rPr>
           <w:rFonts w:ascii="Courier New" w:hAnsi="Courier New" w:cs="Courier New"/>
         </w:rPr>
+        <w:lastRenderedPageBreak/>
         <w:t xml:space="preserve">Through the light he sees a </w:t>
       </w:r>
       <w:r>
@@ -35593,7 +35591,6 @@
           <w:b/>
           <w:bCs/>
         </w:rPr>
-        <w:lastRenderedPageBreak/>
         <w:t>FOG CUT TO:</w:t>
       </w:r>
     </w:p>
@@ -36827,13 +36824,26 @@
         <w:rPr>
           <w:rFonts w:ascii="Courier New" w:hAnsi="Courier New" w:cs="Courier New"/>
         </w:rPr>
+        <w:lastRenderedPageBreak/>
         <w:t>He hears faint chants</w:t>
       </w:r>
       <w:r>
         <w:rPr>
           <w:rFonts w:ascii="Courier New" w:hAnsi="Courier New" w:cs="Courier New"/>
         </w:rPr>
-        <w:t xml:space="preserve"> and metallic chain sounds. Suddenly, a loud </w:t>
+        <w:t xml:space="preserve"> </w:t>
+      </w:r>
+      <w:r>
+        <w:rPr>
+          <w:rFonts w:ascii="Courier New" w:hAnsi="Courier New" w:cs="Courier New"/>
+        </w:rPr>
+        <w:t>with</w:t>
+      </w:r>
+      <w:r>
+        <w:rPr>
+          <w:rFonts w:ascii="Courier New" w:hAnsi="Courier New" w:cs="Courier New"/>
+        </w:rPr>
+        <w:t xml:space="preserve"> metallic chain sounds. Suddenly, a loud </w:t>
       </w:r>
       <w:r>
         <w:rPr>
@@ -37063,17 +37073,29 @@
       <w:r>
         <w:rPr>
           <w:rFonts w:ascii="Courier New" w:hAnsi="Courier New" w:cs="Courier New"/>
+          <w:b/>
+          <w:bCs/>
+        </w:rPr>
+        <w:t xml:space="preserve"> </w:t>
+      </w:r>
+      <w:r>
+        <w:rPr>
+          <w:rFonts w:ascii="Courier New" w:hAnsi="Courier New" w:cs="Courier New"/>
+        </w:rPr>
+        <w:t>with another figure sitting in front of it</w:t>
+      </w:r>
+      <w:r>
+        <w:rPr>
+          <w:rFonts w:ascii="Courier New" w:hAnsi="Courier New" w:cs="Courier New"/>
         </w:rPr>
         <w:t>.</w:t>
       </w:r>
-    </w:p>
-    <w:p>
-      <w:pPr>
-        <w:spacing w:line="240" w:lineRule="auto"/>
-        <w:rPr>
-          <w:rFonts w:ascii="Courier New" w:hAnsi="Courier New" w:cs="Courier New"/>
-        </w:rPr>
-      </w:pPr>
+      <w:r>
+        <w:rPr>
+          <w:rFonts w:ascii="Courier New" w:hAnsi="Courier New" w:cs="Courier New"/>
+        </w:rPr>
+        <w:t xml:space="preserve"> </w:t>
+      </w:r>
       <w:r>
         <w:rPr>
           <w:rFonts w:ascii="Courier New" w:hAnsi="Courier New" w:cs="Courier New"/>
@@ -37104,19 +37126,31 @@
         <w:rPr>
           <w:rFonts w:ascii="Courier New" w:hAnsi="Courier New" w:cs="Courier New"/>
         </w:rPr>
-        <w:t xml:space="preserve">into the pyre— </w:t>
-      </w:r>
-      <w:r>
-        <w:rPr>
-          <w:rFonts w:ascii="Courier New" w:hAnsi="Courier New" w:cs="Courier New"/>
-        </w:rPr>
-        <w:t>T</w:t>
-      </w:r>
-      <w:r>
-        <w:rPr>
-          <w:rFonts w:ascii="Courier New" w:hAnsi="Courier New" w:cs="Courier New"/>
-        </w:rPr>
-        <w:t>he flames roar.</w:t>
+        <w:t>in</w:t>
+      </w:r>
+      <w:r>
+        <w:rPr>
+          <w:rFonts w:ascii="Courier New" w:hAnsi="Courier New" w:cs="Courier New"/>
+        </w:rPr>
+        <w:t xml:space="preserve"> </w:t>
+      </w:r>
+      <w:r>
+        <w:rPr>
+          <w:rFonts w:ascii="Courier New" w:hAnsi="Courier New" w:cs="Courier New"/>
+        </w:rPr>
+        <w:t>the pyre—</w:t>
+      </w:r>
+      <w:r>
+        <w:rPr>
+          <w:rFonts w:ascii="Courier New" w:hAnsi="Courier New" w:cs="Courier New"/>
+        </w:rPr>
+        <w:t xml:space="preserve"> Fl</w:t>
+      </w:r>
+      <w:r>
+        <w:rPr>
+          <w:rFonts w:ascii="Courier New" w:hAnsi="Courier New" w:cs="Courier New"/>
+        </w:rPr>
+        <w:t>ames roar.</w:t>
       </w:r>
       <w:r>
         <w:rPr>
@@ -37165,6 +37199,8 @@
         <w:spacing w:line="240" w:lineRule="auto"/>
         <w:rPr>
           <w:rFonts w:ascii="Courier New" w:hAnsi="Courier New" w:cs="Courier New"/>
+          <w:b/>
+          <w:bCs/>
         </w:rPr>
       </w:pPr>
       <w:r>
@@ -37177,7 +37213,13 @@
         <w:rPr>
           <w:rFonts w:ascii="Courier New" w:hAnsi="Courier New" w:cs="Courier New"/>
         </w:rPr>
-        <w:t xml:space="preserve">is pupils dilate- </w:t>
+        <w:t>is pupils dilate</w:t>
+      </w:r>
+      <w:r>
+        <w:rPr>
+          <w:rFonts w:ascii="Courier New" w:hAnsi="Courier New" w:cs="Courier New"/>
+        </w:rPr>
+        <w:t xml:space="preserve">- </w:t>
       </w:r>
       <w:r>
         <w:rPr>
@@ -37189,31 +37231,43 @@
         <w:rPr>
           <w:rFonts w:ascii="Courier New" w:hAnsi="Courier New" w:cs="Courier New"/>
         </w:rPr>
-        <w:t>takes</w:t>
-      </w:r>
-      <w:r>
-        <w:rPr>
-          <w:rFonts w:ascii="Courier New" w:hAnsi="Courier New" w:cs="Courier New"/>
-        </w:rPr>
-        <w:t xml:space="preserve"> a </w:t>
-      </w:r>
-      <w:r>
-        <w:rPr>
-          <w:rFonts w:ascii="Courier New" w:hAnsi="Courier New" w:cs="Courier New"/>
-        </w:rPr>
-        <w:t>step</w:t>
-      </w:r>
-      <w:r>
-        <w:rPr>
-          <w:rFonts w:ascii="Courier New" w:hAnsi="Courier New" w:cs="Courier New"/>
-        </w:rPr>
-        <w:t xml:space="preserve"> </w:t>
-      </w:r>
-      <w:r>
-        <w:rPr>
-          <w:rFonts w:ascii="Courier New" w:hAnsi="Courier New" w:cs="Courier New"/>
-        </w:rPr>
-        <w:t xml:space="preserve">back and </w:t>
+        <w:t>takes a step back</w:t>
+      </w:r>
+      <w:r>
+        <w:rPr>
+          <w:rFonts w:ascii="Courier New" w:hAnsi="Courier New" w:cs="Courier New"/>
+        </w:rPr>
+        <w:t xml:space="preserve">- </w:t>
+      </w:r>
+      <w:r>
+        <w:rPr>
+          <w:rFonts w:ascii="Courier New" w:hAnsi="Courier New" w:cs="Courier New"/>
+        </w:rPr>
+        <w:t>D</w:t>
+      </w:r>
+      <w:r>
+        <w:rPr>
+          <w:rFonts w:ascii="Courier New" w:hAnsi="Courier New" w:cs="Courier New"/>
+        </w:rPr>
+        <w:t xml:space="preserve">oubletakes </w:t>
+      </w:r>
+      <w:r>
+        <w:rPr>
+          <w:rFonts w:ascii="Courier New" w:hAnsi="Courier New" w:cs="Courier New"/>
+        </w:rPr>
+        <w:t>at a door with a red glow.</w:t>
+      </w:r>
+      <w:r>
+        <w:rPr>
+          <w:rFonts w:ascii="Courier New" w:hAnsi="Courier New" w:cs="Courier New"/>
+        </w:rPr>
+        <w:t xml:space="preserve"> </w:t>
+      </w:r>
+      <w:r>
+        <w:rPr>
+          <w:rFonts w:ascii="Courier New" w:hAnsi="Courier New" w:cs="Courier New"/>
+        </w:rPr>
+        <w:t xml:space="preserve">He </w:t>
       </w:r>
       <w:r>
         <w:rPr>
@@ -37225,13 +37279,31 @@
         <w:rPr>
           <w:rFonts w:ascii="Courier New" w:hAnsi="Courier New" w:cs="Courier New"/>
         </w:rPr>
-        <w:t xml:space="preserve"> out the door.</w:t>
-      </w:r>
-      <w:r>
-        <w:rPr>
-          <w:rFonts w:ascii="Courier New" w:hAnsi="Courier New" w:cs="Courier New"/>
-        </w:rPr>
-        <w:t xml:space="preserve"> The sound of </w:t>
+        <w:t xml:space="preserve"> </w:t>
+      </w:r>
+      <w:r>
+        <w:rPr>
+          <w:rFonts w:ascii="Courier New" w:hAnsi="Courier New" w:cs="Courier New"/>
+        </w:rPr>
+        <w:t>at the</w:t>
+      </w:r>
+      <w:r>
+        <w:rPr>
+          <w:rFonts w:ascii="Courier New" w:hAnsi="Courier New" w:cs="Courier New"/>
+        </w:rPr>
+        <w:t xml:space="preserve"> door</w:t>
+      </w:r>
+      <w:r>
+        <w:rPr>
+          <w:rFonts w:ascii="Courier New" w:hAnsi="Courier New" w:cs="Courier New"/>
+        </w:rPr>
+        <w:t xml:space="preserve"> as t</w:t>
+      </w:r>
+      <w:r>
+        <w:rPr>
+          <w:rFonts w:ascii="Courier New" w:hAnsi="Courier New" w:cs="Courier New"/>
+        </w:rPr>
+        <w:t xml:space="preserve">he sound of </w:t>
       </w:r>
       <w:r>
         <w:rPr>
@@ -37243,7 +37315,37 @@
         <w:rPr>
           <w:rFonts w:ascii="Courier New" w:hAnsi="Courier New" w:cs="Courier New"/>
         </w:rPr>
-        <w:t>chain increases. The dark figure blows the conch again.</w:t>
+        <w:t>chain</w:t>
+      </w:r>
+      <w:r>
+        <w:rPr>
+          <w:rFonts w:ascii="Courier New" w:hAnsi="Courier New" w:cs="Courier New"/>
+        </w:rPr>
+        <w:t xml:space="preserve">, conch </w:t>
+      </w:r>
+      <w:r>
+        <w:rPr>
+          <w:rFonts w:ascii="Courier New" w:hAnsi="Courier New" w:cs="Courier New"/>
+        </w:rPr>
+        <w:t xml:space="preserve">and gong </w:t>
+      </w:r>
+      <w:r>
+        <w:rPr>
+          <w:rFonts w:ascii="Courier New" w:hAnsi="Courier New" w:cs="Courier New"/>
+        </w:rPr>
+        <w:t>increase</w:t>
+      </w:r>
+      <w:r>
+        <w:rPr>
+          <w:rFonts w:ascii="Courier New" w:hAnsi="Courier New" w:cs="Courier New"/>
+        </w:rPr>
+        <w:t>s</w:t>
+      </w:r>
+      <w:r>
+        <w:rPr>
+          <w:rFonts w:ascii="Courier New" w:hAnsi="Courier New" w:cs="Courier New"/>
+        </w:rPr>
+        <w:t>.</w:t>
       </w:r>
     </w:p>
     <w:p>
@@ -37262,7 +37364,6 @@
           <w:b/>
           <w:bCs/>
         </w:rPr>
-        <w:lastRenderedPageBreak/>
         <w:t>CUT TO:</w:t>
       </w:r>
     </w:p>
@@ -37474,6 +37575,12 @@
         <w:rPr>
           <w:rFonts w:ascii="Courier New" w:hAnsi="Courier New" w:cs="Courier New"/>
         </w:rPr>
+        <w:t xml:space="preserve"> like its</w:t>
+      </w:r>
+      <w:r>
+        <w:rPr>
+          <w:rFonts w:ascii="Courier New" w:hAnsi="Courier New" w:cs="Courier New"/>
+        </w:rPr>
         <w:t xml:space="preserve"> </w:t>
       </w:r>
       <w:r>
@@ -37522,7 +37629,13 @@
         <w:rPr>
           <w:rFonts w:ascii="Courier New" w:hAnsi="Courier New" w:cs="Courier New"/>
         </w:rPr>
-        <w:t>he thunder is</w:t>
+        <w:t xml:space="preserve">he </w:t>
+      </w:r>
+      <w:r>
+        <w:rPr>
+          <w:rFonts w:ascii="Courier New" w:hAnsi="Courier New" w:cs="Courier New"/>
+        </w:rPr>
+        <w:t>thunder is</w:t>
       </w:r>
       <w:r>
         <w:rPr>
@@ -37916,13 +38029,19 @@
         <w:rPr>
           <w:rFonts w:ascii="Courier New" w:hAnsi="Courier New" w:cs="Courier New"/>
         </w:rPr>
-        <w:t xml:space="preserve"> </w:t>
-      </w:r>
-      <w:r>
-        <w:rPr>
-          <w:rFonts w:ascii="Courier New" w:hAnsi="Courier New" w:cs="Courier New"/>
-        </w:rPr>
-        <w:t xml:space="preserve">and burns </w:t>
+        <w:t xml:space="preserve"> burn</w:t>
+      </w:r>
+      <w:r>
+        <w:rPr>
+          <w:rFonts w:ascii="Courier New" w:hAnsi="Courier New" w:cs="Courier New"/>
+        </w:rPr>
+        <w:t>ing</w:t>
+      </w:r>
+      <w:r>
+        <w:rPr>
+          <w:rFonts w:ascii="Courier New" w:hAnsi="Courier New" w:cs="Courier New"/>
+        </w:rPr>
+        <w:t xml:space="preserve"> </w:t>
       </w:r>
       <w:r>
         <w:rPr>
@@ -38712,7 +38831,19 @@
         <w:rPr>
           <w:rFonts w:ascii="Courier New" w:hAnsi="Courier New" w:cs="Courier New"/>
         </w:rPr>
-        <w:t>A huge raven flies and sits on a branch of the tree.</w:t>
+        <w:t xml:space="preserve">A huge raven flies and sits on a branch of </w:t>
+      </w:r>
+      <w:r>
+        <w:rPr>
+          <w:rFonts w:ascii="Courier New" w:hAnsi="Courier New" w:cs="Courier New"/>
+        </w:rPr>
+        <w:t xml:space="preserve">the </w:t>
+      </w:r>
+      <w:r>
+        <w:rPr>
+          <w:rFonts w:ascii="Courier New" w:hAnsi="Courier New" w:cs="Courier New"/>
+        </w:rPr>
+        <w:t>tree.</w:t>
       </w:r>
     </w:p>
     <w:p>
@@ -38869,6 +39000,7 @@
           <w:b/>
           <w:bCs/>
         </w:rPr>
+        <w:lastRenderedPageBreak/>
         <w:t>FATHER</w:t>
       </w:r>
       <w:r>
@@ -39091,14 +39223,49 @@
         <w:rPr>
           <w:rFonts w:ascii="Courier New" w:hAnsi="Courier New" w:cs="Courier New"/>
         </w:rPr>
-        <w:lastRenderedPageBreak/>
-        <w:t xml:space="preserve">A purple, translucent being appears beside him — tall, divine, with golden armbands, </w:t>
-      </w:r>
-      <w:r>
-        <w:rPr>
-          <w:rFonts w:ascii="Courier New" w:hAnsi="Courier New" w:cs="Courier New"/>
-        </w:rPr>
-        <w:t xml:space="preserve">and </w:t>
+        <w:t>The raven turns into a</w:t>
+      </w:r>
+      <w:r>
+        <w:rPr>
+          <w:rFonts w:ascii="Courier New" w:hAnsi="Courier New" w:cs="Courier New"/>
+        </w:rPr>
+        <w:t xml:space="preserve"> </w:t>
+      </w:r>
+      <w:r>
+        <w:rPr>
+          <w:rFonts w:ascii="Courier New" w:hAnsi="Courier New" w:cs="Courier New"/>
+        </w:rPr>
+        <w:t>purple</w:t>
+      </w:r>
+      <w:r>
+        <w:rPr>
+          <w:rFonts w:ascii="Courier New" w:hAnsi="Courier New" w:cs="Courier New"/>
+        </w:rPr>
+        <w:t xml:space="preserve"> </w:t>
+      </w:r>
+      <w:r>
+        <w:rPr>
+          <w:rFonts w:ascii="Courier New" w:hAnsi="Courier New" w:cs="Courier New"/>
+        </w:rPr>
+        <w:t xml:space="preserve">entity </w:t>
+      </w:r>
+      <w:r>
+        <w:rPr>
+          <w:rFonts w:ascii="Courier New" w:hAnsi="Courier New" w:cs="Courier New"/>
+        </w:rPr>
+        <w:t>with golden armbands</w:t>
+      </w:r>
+      <w:r>
+        <w:rPr>
+          <w:rFonts w:ascii="Courier New" w:hAnsi="Courier New" w:cs="Courier New"/>
+        </w:rPr>
+        <w:t xml:space="preserve"> </w:t>
+      </w:r>
+      <w:r>
+        <w:rPr>
+          <w:rFonts w:ascii="Courier New" w:hAnsi="Courier New" w:cs="Courier New"/>
+        </w:rPr>
+        <w:t xml:space="preserve">&amp; </w:t>
       </w:r>
       <w:r>
         <w:rPr>
@@ -39119,6 +39286,47 @@
         <w:jc w:val="center"/>
         <w:rPr>
           <w:rFonts w:ascii="Courier New" w:hAnsi="Courier New" w:cs="Courier New"/>
+          <w:b/>
+          <w:bCs/>
+        </w:rPr>
+      </w:pPr>
+      <w:r>
+        <w:rPr>
+          <w:rFonts w:ascii="Courier New" w:hAnsi="Courier New" w:cs="Courier New"/>
+          <w:b/>
+          <w:bCs/>
+        </w:rPr>
+        <w:t xml:space="preserve">BEING </w:t>
+      </w:r>
+      <w:r>
+        <w:rPr>
+          <w:rFonts w:ascii="Courier New" w:hAnsi="Courier New" w:cs="Courier New"/>
+          <w:i/>
+          <w:iCs/>
+        </w:rPr>
+        <w:t>(calm divine voice)</w:t>
+      </w:r>
+      <w:r>
+        <w:rPr>
+          <w:rFonts w:ascii="Courier New" w:hAnsi="Courier New" w:cs="Courier New"/>
+          <w:i/>
+          <w:iCs/>
+        </w:rPr>
+        <w:br/>
+      </w:r>
+      <w:r>
+        <w:rPr>
+          <w:rFonts w:ascii="Courier New" w:hAnsi="Courier New" w:cs="Courier New"/>
+        </w:rPr>
+        <w:t>Aditya</w:t>
+      </w:r>
+    </w:p>
+    <w:p>
+      <w:pPr>
+        <w:spacing w:line="240" w:lineRule="auto"/>
+        <w:jc w:val="center"/>
+        <w:rPr>
+          <w:rFonts w:ascii="Courier New" w:hAnsi="Courier New" w:cs="Courier New"/>
         </w:rPr>
       </w:pPr>
       <w:r>
@@ -39149,6 +39357,12 @@
         <w:rPr>
           <w:rFonts w:ascii="Courier New" w:hAnsi="Courier New" w:cs="Courier New"/>
         </w:rPr>
+        <w:t xml:space="preserve">Yar… </w:t>
+      </w:r>
+      <w:r>
+        <w:rPr>
+          <w:rFonts w:ascii="Courier New" w:hAnsi="Courier New" w:cs="Courier New"/>
+        </w:rPr>
         <w:t xml:space="preserve">Yaar </w:t>
       </w:r>
       <w:proofErr w:type="spellStart"/>
@@ -39211,25 +39425,6 @@
           <w:rFonts w:ascii="Courier New" w:hAnsi="Courier New" w:cs="Courier New"/>
         </w:rPr>
         <w:br/>
-      </w:r>
-      <w:proofErr w:type="spellStart"/>
-      <w:r>
-        <w:rPr>
-          <w:rFonts w:ascii="Courier New" w:hAnsi="Courier New" w:cs="Courier New"/>
-        </w:rPr>
-        <w:t>Naanu</w:t>
-      </w:r>
-      <w:proofErr w:type="spellEnd"/>
-      <w:r>
-        <w:rPr>
-          <w:rFonts w:ascii="Courier New" w:hAnsi="Courier New" w:cs="Courier New"/>
-        </w:rPr>
-        <w:t xml:space="preserve"> </w:t>
-      </w:r>
-      <w:r>
-        <w:rPr>
-          <w:rFonts w:ascii="Courier New" w:hAnsi="Courier New" w:cs="Courier New"/>
-        </w:rPr>
         <w:t>Vasu</w:t>
       </w:r>
       <w:r>
@@ -40442,7 +40637,21 @@
         <w:rPr>
           <w:rFonts w:ascii="Courier New" w:hAnsi="Courier New" w:cs="Courier New"/>
         </w:rPr>
-        <w:t xml:space="preserve"> ava </w:t>
+        <w:t xml:space="preserve"> ava</w:t>
+      </w:r>
+      <w:r>
+        <w:rPr>
+          <w:rFonts w:ascii="Courier New" w:hAnsi="Courier New" w:cs="Courier New"/>
+        </w:rPr>
+        <w:t xml:space="preserve"> </w:t>
+      </w:r>
+      <w:r>
+        <w:rPr>
+          <w:rFonts w:ascii="Courier New" w:hAnsi="Courier New" w:cs="Courier New"/>
+          <w:i/>
+          <w:iCs/>
+        </w:rPr>
+        <w:t xml:space="preserve">(pause) </w:t>
       </w:r>
       <w:proofErr w:type="spellStart"/>
       <w:r>
@@ -40478,6 +40687,7 @@
         <w:rPr>
           <w:rFonts w:ascii="Courier New" w:hAnsi="Courier New" w:cs="Courier New"/>
         </w:rPr>
+        <w:lastRenderedPageBreak/>
         <w:t>Trembling and confused</w:t>
       </w:r>
       <w:r>
@@ -40606,13 +40816,7 @@
         <w:rPr>
           <w:rFonts w:ascii="Courier New" w:hAnsi="Courier New" w:cs="Courier New"/>
         </w:rPr>
-        <w:t>sig</w:t>
-      </w:r>
-      <w:r>
-        <w:rPr>
-          <w:rFonts w:ascii="Courier New" w:hAnsi="Courier New" w:cs="Courier New"/>
-        </w:rPr>
-        <w:t>uva</w:t>
+        <w:t>sigtivi</w:t>
       </w:r>
       <w:proofErr w:type="spellEnd"/>
     </w:p>
@@ -40904,7 +41108,6 @@
           <w:b/>
           <w:bCs/>
         </w:rPr>
-        <w:lastRenderedPageBreak/>
         <w:t>FLASH CUT TO:</w:t>
       </w:r>
     </w:p>
@@ -41020,7 +41223,7 @@
         <w:rPr>
           <w:rFonts w:ascii="Courier New" w:hAnsi="Courier New" w:cs="Courier New"/>
         </w:rPr>
-        <w:t xml:space="preserve">He watches the red </w:t>
+        <w:t xml:space="preserve">He watches the </w:t>
       </w:r>
       <w:r>
         <w:rPr>
@@ -41134,293 +41337,251 @@
         <w:rPr>
           <w:rFonts w:ascii="Courier New" w:hAnsi="Courier New" w:cs="Courier New"/>
         </w:rPr>
-        <w:t>He raises his hand</w:t>
-      </w:r>
-      <w:r>
-        <w:rPr>
-          <w:rFonts w:ascii="Courier New" w:hAnsi="Courier New" w:cs="Courier New"/>
-        </w:rPr>
-        <w:t>-</w:t>
-      </w:r>
-      <w:r>
-        <w:rPr>
-          <w:rFonts w:ascii="Courier New" w:hAnsi="Courier New" w:cs="Courier New"/>
-        </w:rPr>
-        <w:t xml:space="preserve"> </w:t>
-      </w:r>
-      <w:r>
-        <w:rPr>
-          <w:rFonts w:ascii="Courier New" w:hAnsi="Courier New" w:cs="Courier New"/>
-        </w:rPr>
-        <w:t>S</w:t>
-      </w:r>
-      <w:r>
-        <w:rPr>
-          <w:rFonts w:ascii="Courier New" w:hAnsi="Courier New" w:cs="Courier New"/>
-        </w:rPr>
-        <w:t>lowly, trembling.</w:t>
-      </w:r>
-      <w:r>
-        <w:rPr>
-          <w:rFonts w:ascii="Courier New" w:hAnsi="Courier New" w:cs="Courier New"/>
-        </w:rPr>
-        <w:t xml:space="preserve"> </w:t>
-      </w:r>
-      <w:r>
-        <w:rPr>
-          <w:rFonts w:ascii="Courier New" w:hAnsi="Courier New" w:cs="Courier New"/>
-        </w:rPr>
-        <w:t>His reflection mirrors him</w:t>
+        <w:t>The reflection waves. He follows it.</w:t>
+      </w:r>
+    </w:p>
+    <w:p>
+      <w:pPr>
+        <w:spacing w:line="240" w:lineRule="auto"/>
+        <w:rPr>
+          <w:rFonts w:ascii="Courier New" w:hAnsi="Courier New" w:cs="Courier New"/>
+        </w:rPr>
+      </w:pPr>
+      <w:r>
+        <w:rPr>
+          <w:rFonts w:ascii="Courier New" w:hAnsi="Courier New" w:cs="Courier New"/>
+        </w:rPr>
+        <w:t>The r</w:t>
+      </w:r>
+      <w:r>
+        <w:rPr>
+          <w:rFonts w:ascii="Courier New" w:hAnsi="Courier New" w:cs="Courier New"/>
+        </w:rPr>
+        <w:t>eflection</w:t>
+      </w:r>
+      <w:r>
+        <w:rPr>
+          <w:rFonts w:ascii="Courier New" w:hAnsi="Courier New" w:cs="Courier New"/>
+        </w:rPr>
+        <w:t xml:space="preserve"> </w:t>
+      </w:r>
+      <w:r>
+        <w:rPr>
+          <w:rFonts w:ascii="Courier New" w:hAnsi="Courier New" w:cs="Courier New"/>
+        </w:rPr>
+        <w:t>places it</w:t>
+      </w:r>
+      <w:r>
+        <w:rPr>
+          <w:rFonts w:ascii="Courier New" w:hAnsi="Courier New" w:cs="Courier New"/>
+        </w:rPr>
+        <w:t>s hand</w:t>
+      </w:r>
+      <w:r>
+        <w:rPr>
+          <w:rFonts w:ascii="Courier New" w:hAnsi="Courier New" w:cs="Courier New"/>
+        </w:rPr>
+        <w:t xml:space="preserve"> </w:t>
+      </w:r>
+      <w:r>
+        <w:rPr>
+          <w:rFonts w:ascii="Courier New" w:hAnsi="Courier New" w:cs="Courier New"/>
+        </w:rPr>
+        <w:t>on</w:t>
+      </w:r>
+      <w:r>
+        <w:rPr>
+          <w:rFonts w:ascii="Courier New" w:hAnsi="Courier New" w:cs="Courier New"/>
+        </w:rPr>
+        <w:t xml:space="preserve"> </w:t>
+      </w:r>
+      <w:r>
+        <w:rPr>
+          <w:rFonts w:ascii="Courier New" w:hAnsi="Courier New" w:cs="Courier New"/>
+        </w:rPr>
+        <w:t xml:space="preserve">the </w:t>
+      </w:r>
+      <w:r>
+        <w:rPr>
+          <w:rFonts w:ascii="Courier New" w:hAnsi="Courier New" w:cs="Courier New"/>
+        </w:rPr>
+        <w:t>surface of the mirror inside.</w:t>
+      </w:r>
+      <w:r>
+        <w:rPr>
+          <w:rFonts w:ascii="Courier New" w:hAnsi="Courier New" w:cs="Courier New"/>
+        </w:rPr>
+        <w:t xml:space="preserve"> Adi</w:t>
+      </w:r>
+      <w:r>
+        <w:rPr>
+          <w:rFonts w:ascii="Courier New" w:hAnsi="Courier New" w:cs="Courier New"/>
+        </w:rPr>
+        <w:t xml:space="preserve"> </w:t>
+      </w:r>
+      <w:r>
+        <w:rPr>
+          <w:rFonts w:ascii="Courier New" w:hAnsi="Courier New" w:cs="Courier New"/>
+        </w:rPr>
+        <w:t xml:space="preserve">takes a deep breath and </w:t>
+      </w:r>
+      <w:r>
+        <w:rPr>
+          <w:rFonts w:ascii="Courier New" w:hAnsi="Courier New" w:cs="Courier New"/>
+        </w:rPr>
+        <w:t xml:space="preserve">slowly </w:t>
+      </w:r>
+      <w:r>
+        <w:rPr>
+          <w:rFonts w:ascii="Courier New" w:hAnsi="Courier New" w:cs="Courier New"/>
+        </w:rPr>
+        <w:t>places his hand against the cold surface of the mirror.</w:t>
+      </w:r>
+      <w:r>
+        <w:rPr>
+          <w:rFonts w:ascii="Courier New" w:hAnsi="Courier New" w:cs="Courier New"/>
+        </w:rPr>
+        <w:t xml:space="preserve"> CREAK! </w:t>
+      </w:r>
+      <w:r>
+        <w:rPr>
+          <w:rFonts w:ascii="Courier New" w:hAnsi="Courier New" w:cs="Courier New"/>
+        </w:rPr>
+        <w:t>The</w:t>
+      </w:r>
+      <w:r>
+        <w:rPr>
+          <w:rFonts w:ascii="Courier New" w:hAnsi="Courier New" w:cs="Courier New"/>
+        </w:rPr>
+        <w:t xml:space="preserve"> mirror </w:t>
+      </w:r>
+      <w:r>
+        <w:rPr>
+          <w:rFonts w:ascii="Courier New" w:hAnsi="Courier New" w:cs="Courier New"/>
+        </w:rPr>
+        <w:t xml:space="preserve">begins to </w:t>
+      </w:r>
+      <w:r>
+        <w:rPr>
+          <w:rFonts w:ascii="Courier New" w:hAnsi="Courier New" w:cs="Courier New"/>
+        </w:rPr>
+        <w:t>crack</w:t>
+      </w:r>
+      <w:r>
+        <w:rPr>
+          <w:rFonts w:ascii="Courier New" w:hAnsi="Courier New" w:cs="Courier New"/>
+        </w:rPr>
+        <w:t xml:space="preserve"> and then-</w:t>
+      </w:r>
+      <w:r>
+        <w:rPr>
+          <w:rFonts w:ascii="Courier New" w:hAnsi="Courier New" w:cs="Courier New"/>
+        </w:rPr>
+        <w:t xml:space="preserve"> </w:t>
+      </w:r>
+      <w:r>
+        <w:rPr>
+          <w:rFonts w:ascii="Courier New" w:hAnsi="Courier New" w:cs="Courier New"/>
+        </w:rPr>
+        <w:t>BOOM</w:t>
+      </w:r>
+      <w:r>
+        <w:rPr>
+          <w:rFonts w:ascii="Courier New" w:hAnsi="Courier New" w:cs="Courier New"/>
+        </w:rPr>
+        <w:t>!</w:t>
+      </w:r>
+      <w:r>
+        <w:rPr>
+          <w:rFonts w:ascii="Courier New" w:hAnsi="Courier New" w:cs="Courier New"/>
+        </w:rPr>
+        <w:t>!!</w:t>
+      </w:r>
+    </w:p>
+    <w:p>
+      <w:pPr>
+        <w:spacing w:line="240" w:lineRule="auto"/>
+        <w:rPr>
+          <w:rFonts w:ascii="Courier New" w:hAnsi="Courier New" w:cs="Courier New"/>
+        </w:rPr>
+      </w:pPr>
+      <w:r>
+        <w:rPr>
+          <w:rFonts w:ascii="Courier New" w:hAnsi="Courier New" w:cs="Courier New"/>
+        </w:rPr>
+        <w:t>L</w:t>
+      </w:r>
+      <w:r>
+        <w:rPr>
+          <w:rFonts w:ascii="Courier New" w:hAnsi="Courier New" w:cs="Courier New"/>
+        </w:rPr>
+        <w:t xml:space="preserve">ike </w:t>
+      </w:r>
+      <w:r>
+        <w:rPr>
+          <w:rFonts w:ascii="Courier New" w:hAnsi="Courier New" w:cs="Courier New"/>
+        </w:rPr>
+        <w:t>a</w:t>
+      </w:r>
+      <w:r>
+        <w:rPr>
+          <w:rFonts w:ascii="Courier New" w:hAnsi="Courier New" w:cs="Courier New"/>
+        </w:rPr>
+        <w:t xml:space="preserve"> cosmic </w:t>
+      </w:r>
+      <w:r>
+        <w:rPr>
+          <w:rFonts w:ascii="Courier New" w:hAnsi="Courier New" w:cs="Courier New"/>
+        </w:rPr>
+        <w:t>explosion</w:t>
+      </w:r>
+      <w:r>
+        <w:rPr>
+          <w:rFonts w:ascii="Courier New" w:hAnsi="Courier New" w:cs="Courier New"/>
+        </w:rPr>
+        <w:t>, the mirror</w:t>
+      </w:r>
+      <w:r>
+        <w:rPr>
+          <w:rFonts w:ascii="Courier New" w:hAnsi="Courier New" w:cs="Courier New"/>
+        </w:rPr>
+        <w:t xml:space="preserve"> explodes p</w:t>
+      </w:r>
+      <w:r>
+        <w:rPr>
+          <w:rFonts w:ascii="Courier New" w:hAnsi="Courier New" w:cs="Courier New"/>
+        </w:rPr>
+        <w:t>ropelling</w:t>
+      </w:r>
+      <w:r>
+        <w:rPr>
+          <w:rFonts w:ascii="Courier New" w:hAnsi="Courier New" w:cs="Courier New"/>
+        </w:rPr>
+        <w:t xml:space="preserve"> Adi backward</w:t>
+      </w:r>
+      <w:r>
+        <w:rPr>
+          <w:rFonts w:ascii="Courier New" w:hAnsi="Courier New" w:cs="Courier New"/>
+        </w:rPr>
+        <w:t>s</w:t>
+      </w:r>
+      <w:r>
+        <w:rPr>
+          <w:rFonts w:ascii="Courier New" w:hAnsi="Courier New" w:cs="Courier New"/>
+        </w:rPr>
+        <w:t xml:space="preserve"> </w:t>
+      </w:r>
+      <w:r>
+        <w:rPr>
+          <w:rFonts w:ascii="Courier New" w:hAnsi="Courier New" w:cs="Courier New"/>
+        </w:rPr>
+        <w:t>in slow motion</w:t>
       </w:r>
       <w:r>
         <w:rPr>
           <w:rFonts w:ascii="Courier New" w:hAnsi="Courier New" w:cs="Courier New"/>
         </w:rPr>
         <w:t xml:space="preserve">- </w:t>
-      </w:r>
-      <w:r>
-        <w:rPr>
-          <w:rFonts w:ascii="Courier New" w:hAnsi="Courier New" w:cs="Courier New"/>
-        </w:rPr>
-        <w:t>But w</w:t>
-      </w:r>
-      <w:r>
-        <w:rPr>
-          <w:rFonts w:ascii="Courier New" w:hAnsi="Courier New" w:cs="Courier New"/>
-        </w:rPr>
-        <w:t>ith a lag.</w:t>
-      </w:r>
-      <w:r>
-        <w:rPr>
-          <w:rFonts w:ascii="Courier New" w:hAnsi="Courier New" w:cs="Courier New"/>
-        </w:rPr>
-        <w:t xml:space="preserve"> Suddenly-</w:t>
-      </w:r>
-    </w:p>
-    <w:p>
-      <w:pPr>
-        <w:spacing w:line="240" w:lineRule="auto"/>
-        <w:rPr>
-          <w:rFonts w:ascii="Courier New" w:hAnsi="Courier New" w:cs="Courier New"/>
-        </w:rPr>
-      </w:pPr>
-      <w:r>
-        <w:rPr>
-          <w:rFonts w:ascii="Courier New" w:hAnsi="Courier New" w:cs="Courier New"/>
-        </w:rPr>
-        <w:t>The r</w:t>
-      </w:r>
-      <w:r>
-        <w:rPr>
-          <w:rFonts w:ascii="Courier New" w:hAnsi="Courier New" w:cs="Courier New"/>
-        </w:rPr>
-        <w:t>eflection</w:t>
-      </w:r>
-      <w:r>
-        <w:rPr>
-          <w:rFonts w:ascii="Courier New" w:hAnsi="Courier New" w:cs="Courier New"/>
-        </w:rPr>
-        <w:t xml:space="preserve"> </w:t>
-      </w:r>
-      <w:r>
-        <w:rPr>
-          <w:rFonts w:ascii="Courier New" w:hAnsi="Courier New" w:cs="Courier New"/>
-        </w:rPr>
-        <w:t xml:space="preserve">raises its hand and places it against </w:t>
-      </w:r>
-      <w:r>
-        <w:rPr>
-          <w:rFonts w:ascii="Courier New" w:hAnsi="Courier New" w:cs="Courier New"/>
-        </w:rPr>
-        <w:t xml:space="preserve">the </w:t>
-      </w:r>
-      <w:r>
-        <w:rPr>
-          <w:rFonts w:ascii="Courier New" w:hAnsi="Courier New" w:cs="Courier New"/>
-        </w:rPr>
-        <w:t>surface of the mirror inside.</w:t>
-      </w:r>
-      <w:r>
-        <w:rPr>
-          <w:rFonts w:ascii="Courier New" w:hAnsi="Courier New" w:cs="Courier New"/>
-        </w:rPr>
-        <w:t xml:space="preserve"> </w:t>
-      </w:r>
-      <w:r>
-        <w:rPr>
-          <w:rFonts w:ascii="Courier New" w:hAnsi="Courier New" w:cs="Courier New"/>
-        </w:rPr>
-        <w:t>Terrified, Adi</w:t>
-      </w:r>
-      <w:r>
-        <w:rPr>
-          <w:rFonts w:ascii="Courier New" w:hAnsi="Courier New" w:cs="Courier New"/>
-        </w:rPr>
-        <w:t xml:space="preserve"> </w:t>
-      </w:r>
-      <w:r>
-        <w:rPr>
-          <w:rFonts w:ascii="Courier New" w:hAnsi="Courier New" w:cs="Courier New"/>
-        </w:rPr>
-        <w:t xml:space="preserve">takes a deep breath and </w:t>
-      </w:r>
-      <w:r>
-        <w:rPr>
-          <w:rFonts w:ascii="Courier New" w:hAnsi="Courier New" w:cs="Courier New"/>
-        </w:rPr>
-        <w:t xml:space="preserve">slowly </w:t>
-      </w:r>
-      <w:r>
-        <w:rPr>
-          <w:rFonts w:ascii="Courier New" w:hAnsi="Courier New" w:cs="Courier New"/>
-        </w:rPr>
-        <w:t>places his hand against the cold surface of the mirror.</w:t>
-      </w:r>
-      <w:r>
-        <w:rPr>
-          <w:rFonts w:ascii="Courier New" w:hAnsi="Courier New" w:cs="Courier New"/>
-        </w:rPr>
-        <w:t xml:space="preserve"> CREAK! </w:t>
-      </w:r>
-      <w:r>
-        <w:rPr>
-          <w:rFonts w:ascii="Courier New" w:hAnsi="Courier New" w:cs="Courier New"/>
-        </w:rPr>
-        <w:t>The</w:t>
-      </w:r>
-      <w:r>
-        <w:rPr>
-          <w:rFonts w:ascii="Courier New" w:hAnsi="Courier New" w:cs="Courier New"/>
-        </w:rPr>
-        <w:t xml:space="preserve"> mirror </w:t>
-      </w:r>
-      <w:r>
-        <w:rPr>
-          <w:rFonts w:ascii="Courier New" w:hAnsi="Courier New" w:cs="Courier New"/>
-        </w:rPr>
-        <w:t xml:space="preserve">begins to </w:t>
-      </w:r>
-      <w:r>
-        <w:rPr>
-          <w:rFonts w:ascii="Courier New" w:hAnsi="Courier New" w:cs="Courier New"/>
-        </w:rPr>
-        <w:t>crack</w:t>
-      </w:r>
-      <w:r>
-        <w:rPr>
-          <w:rFonts w:ascii="Courier New" w:hAnsi="Courier New" w:cs="Courier New"/>
-        </w:rPr>
-        <w:t xml:space="preserve"> and then-</w:t>
-      </w:r>
-      <w:r>
-        <w:rPr>
-          <w:rFonts w:ascii="Courier New" w:hAnsi="Courier New" w:cs="Courier New"/>
-        </w:rPr>
-        <w:t xml:space="preserve"> </w:t>
-      </w:r>
-      <w:r>
-        <w:rPr>
-          <w:rFonts w:ascii="Courier New" w:hAnsi="Courier New" w:cs="Courier New"/>
-        </w:rPr>
-        <w:t>BOOM</w:t>
-      </w:r>
-      <w:r>
-        <w:rPr>
-          <w:rFonts w:ascii="Courier New" w:hAnsi="Courier New" w:cs="Courier New"/>
-        </w:rPr>
-        <w:t>!</w:t>
-      </w:r>
-      <w:r>
-        <w:rPr>
-          <w:rFonts w:ascii="Courier New" w:hAnsi="Courier New" w:cs="Courier New"/>
-        </w:rPr>
-        <w:t>!!</w:t>
-      </w:r>
-    </w:p>
-    <w:p>
-      <w:pPr>
-        <w:spacing w:line="240" w:lineRule="auto"/>
-        <w:rPr>
-          <w:rFonts w:ascii="Courier New" w:hAnsi="Courier New" w:cs="Courier New"/>
-        </w:rPr>
-      </w:pPr>
-      <w:r>
-        <w:rPr>
-          <w:rFonts w:ascii="Courier New" w:hAnsi="Courier New" w:cs="Courier New"/>
-        </w:rPr>
-        <w:t>L</w:t>
-      </w:r>
-      <w:r>
-        <w:rPr>
-          <w:rFonts w:ascii="Courier New" w:hAnsi="Courier New" w:cs="Courier New"/>
-        </w:rPr>
-        <w:t xml:space="preserve">ike </w:t>
-      </w:r>
-      <w:r>
-        <w:rPr>
-          <w:rFonts w:ascii="Courier New" w:hAnsi="Courier New" w:cs="Courier New"/>
-        </w:rPr>
-        <w:t>a</w:t>
-      </w:r>
-      <w:r>
-        <w:rPr>
-          <w:rFonts w:ascii="Courier New" w:hAnsi="Courier New" w:cs="Courier New"/>
-        </w:rPr>
-        <w:t xml:space="preserve"> cosmic </w:t>
-      </w:r>
-      <w:r>
-        <w:rPr>
-          <w:rFonts w:ascii="Courier New" w:hAnsi="Courier New" w:cs="Courier New"/>
-        </w:rPr>
-        <w:t>explosion</w:t>
-      </w:r>
-      <w:r>
-        <w:rPr>
-          <w:rFonts w:ascii="Courier New" w:hAnsi="Courier New" w:cs="Courier New"/>
-        </w:rPr>
-        <w:t xml:space="preserve">, the mirror blasts. </w:t>
-      </w:r>
-      <w:r>
-        <w:rPr>
-          <w:rFonts w:ascii="Courier New" w:hAnsi="Courier New" w:cs="Courier New"/>
-        </w:rPr>
-        <w:t>Propelling</w:t>
-      </w:r>
-      <w:r>
-        <w:rPr>
-          <w:rFonts w:ascii="Courier New" w:hAnsi="Courier New" w:cs="Courier New"/>
-        </w:rPr>
-        <w:t xml:space="preserve"> Adi backward</w:t>
-      </w:r>
-      <w:r>
-        <w:rPr>
-          <w:rFonts w:ascii="Courier New" w:hAnsi="Courier New" w:cs="Courier New"/>
-        </w:rPr>
-        <w:t>s</w:t>
-      </w:r>
-      <w:r>
-        <w:rPr>
-          <w:rFonts w:ascii="Courier New" w:hAnsi="Courier New" w:cs="Courier New"/>
-        </w:rPr>
-        <w:t xml:space="preserve"> </w:t>
-      </w:r>
-      <w:r>
-        <w:rPr>
-          <w:rFonts w:ascii="Courier New" w:hAnsi="Courier New" w:cs="Courier New"/>
-        </w:rPr>
-        <w:t>in slow motion</w:t>
-      </w:r>
-      <w:r>
-        <w:rPr>
-          <w:rFonts w:ascii="Courier New" w:hAnsi="Courier New" w:cs="Courier New"/>
-        </w:rPr>
-        <w:t xml:space="preserve">- </w:t>
-      </w:r>
-      <w:r>
-        <w:rPr>
-          <w:rFonts w:ascii="Courier New" w:hAnsi="Courier New" w:cs="Courier New"/>
-        </w:rPr>
-        <w:t xml:space="preserve">SLOW </w:t>
       </w:r>
       <w:r>
         <w:rPr>
@@ -41778,7 +41939,6 @@
         </w:rPr>
         <w:t xml:space="preserve"> </w:t>
       </w:r>
-      <w:proofErr w:type="gramStart"/>
       <w:r>
         <w:rPr>
           <w:rFonts w:ascii="Courier New" w:hAnsi="Courier New" w:cs="Courier New"/>
@@ -41787,7 +41947,6 @@
         </w:rPr>
         <w:t>band-aid</w:t>
       </w:r>
-      <w:proofErr w:type="gramEnd"/>
       <w:r>
         <w:rPr>
           <w:rFonts w:ascii="Courier New" w:hAnsi="Courier New" w:cs="Courier New"/>
@@ -42428,6 +42587,7 @@
           <w:b/>
           <w:bCs/>
         </w:rPr>
+        <w:lastRenderedPageBreak/>
         <w:t>INT</w:t>
       </w:r>
       <w:r>
@@ -43046,7 +43206,6 @@
           <w:b/>
           <w:bCs/>
         </w:rPr>
-        <w:lastRenderedPageBreak/>
         <w:t xml:space="preserve">INT. </w:t>
       </w:r>
       <w:r>
@@ -44796,7 +44955,19 @@
         <w:rPr>
           <w:rFonts w:ascii="Courier New" w:hAnsi="Courier New" w:cs="Courier New"/>
         </w:rPr>
-        <w:t xml:space="preserve">. </w:t>
+        <w:t>.</w:t>
+      </w:r>
+      <w:r>
+        <w:rPr>
+          <w:rFonts w:ascii="Courier New" w:hAnsi="Courier New" w:cs="Courier New"/>
+        </w:rPr>
+        <w:t xml:space="preserve"> Time is 8AM.</w:t>
+      </w:r>
+      <w:r>
+        <w:rPr>
+          <w:rFonts w:ascii="Courier New" w:hAnsi="Courier New" w:cs="Courier New"/>
+        </w:rPr>
+        <w:t xml:space="preserve"> </w:t>
       </w:r>
       <w:r>
         <w:rPr>
@@ -44970,7 +45141,14 @@
         <w:rPr>
           <w:rFonts w:ascii="Courier New" w:hAnsi="Courier New" w:cs="Courier New"/>
         </w:rPr>
-        <w:t>Life support beep</w:t>
+        <w:t xml:space="preserve">Life </w:t>
+      </w:r>
+      <w:r>
+        <w:rPr>
+          <w:rFonts w:ascii="Courier New" w:hAnsi="Courier New" w:cs="Courier New"/>
+        </w:rPr>
+        <w:lastRenderedPageBreak/>
+        <w:t>support beep</w:t>
       </w:r>
       <w:r>
         <w:rPr>
@@ -45352,19 +45530,6 @@
     <w:p>
       <w:pPr>
         <w:spacing w:line="240" w:lineRule="auto"/>
-        <w:jc w:val="right"/>
-        <w:rPr>
-          <w:rFonts w:ascii="Courier New" w:hAnsi="Courier New" w:cs="Courier New"/>
-          <w:b/>
-          <w:bCs/>
-          <w:u w:val="single"/>
-        </w:rPr>
-      </w:pPr>
-    </w:p>
-    <w:p>
-      <w:pPr>
-        <w:spacing w:line="240" w:lineRule="auto"/>
-        <w:jc w:val="right"/>
         <w:rPr>
           <w:rFonts w:ascii="Courier New" w:hAnsi="Courier New" w:cs="Courier New"/>
           <w:b/>
@@ -45537,19 +45702,19 @@
         <w:rPr>
           <w:rFonts w:ascii="Courier New" w:hAnsi="Courier New" w:cs="Courier New"/>
         </w:rPr>
-        <w:t xml:space="preserve"> The card is the invitation </w:t>
-      </w:r>
-      <w:r>
-        <w:rPr>
-          <w:rFonts w:ascii="Courier New" w:hAnsi="Courier New" w:cs="Courier New"/>
-        </w:rPr>
-        <w:t>to</w:t>
-      </w:r>
-      <w:r>
-        <w:rPr>
-          <w:rFonts w:ascii="Courier New" w:hAnsi="Courier New" w:cs="Courier New"/>
-        </w:rPr>
-        <w:t xml:space="preserve"> his funeral.</w:t>
+        <w:t xml:space="preserve"> </w:t>
+      </w:r>
+      <w:r>
+        <w:rPr>
+          <w:rFonts w:ascii="Courier New" w:hAnsi="Courier New" w:cs="Courier New"/>
+        </w:rPr>
+        <w:t xml:space="preserve">It’s his funeral </w:t>
+      </w:r>
+      <w:r>
+        <w:rPr>
+          <w:rFonts w:ascii="Courier New" w:hAnsi="Courier New" w:cs="Courier New"/>
+        </w:rPr>
+        <w:t>invitation.</w:t>
       </w:r>
     </w:p>
     <w:p>
@@ -45569,7 +45734,61 @@
         <w:rPr>
           <w:rFonts w:ascii="Courier New" w:hAnsi="Courier New" w:cs="Courier New"/>
         </w:rPr>
-        <w:t>ne by one Ved, Kriti, Giri and his mother appear through the fog.</w:t>
+        <w:t xml:space="preserve">ne by </w:t>
+      </w:r>
+      <w:r>
+        <w:rPr>
+          <w:rFonts w:ascii="Courier New" w:hAnsi="Courier New" w:cs="Courier New"/>
+        </w:rPr>
+        <w:t>one,</w:t>
+      </w:r>
+      <w:r>
+        <w:rPr>
+          <w:rFonts w:ascii="Courier New" w:hAnsi="Courier New" w:cs="Courier New"/>
+        </w:rPr>
+        <w:t xml:space="preserve"> Ved, Kriti, Giri and his mother</w:t>
+      </w:r>
+      <w:r>
+        <w:rPr>
+          <w:rFonts w:ascii="Courier New" w:hAnsi="Courier New" w:cs="Courier New"/>
+        </w:rPr>
+        <w:t>’s voice</w:t>
+      </w:r>
+      <w:r>
+        <w:rPr>
+          <w:rFonts w:ascii="Courier New" w:hAnsi="Courier New" w:cs="Courier New"/>
+        </w:rPr>
+        <w:t xml:space="preserve"> </w:t>
+      </w:r>
+      <w:r>
+        <w:rPr>
+          <w:rFonts w:ascii="Courier New" w:hAnsi="Courier New" w:cs="Courier New"/>
+        </w:rPr>
+        <w:t>echo</w:t>
+      </w:r>
+      <w:r>
+        <w:rPr>
+          <w:rFonts w:ascii="Courier New" w:hAnsi="Courier New" w:cs="Courier New"/>
+        </w:rPr>
+        <w:t>es</w:t>
+      </w:r>
+      <w:r>
+        <w:rPr>
+          <w:rFonts w:ascii="Courier New" w:hAnsi="Courier New" w:cs="Courier New"/>
+        </w:rPr>
+        <w:t xml:space="preserve"> through</w:t>
+      </w:r>
+      <w:r>
+        <w:rPr>
+          <w:rFonts w:ascii="Courier New" w:hAnsi="Courier New" w:cs="Courier New"/>
+        </w:rPr>
+        <w:t xml:space="preserve"> the fog</w:t>
+      </w:r>
+      <w:r>
+        <w:rPr>
+          <w:rFonts w:ascii="Courier New" w:hAnsi="Courier New" w:cs="Courier New"/>
+        </w:rPr>
+        <w:t>.</w:t>
       </w:r>
     </w:p>
     <w:p>
@@ -45578,23 +45797,66 @@
         <w:jc w:val="center"/>
         <w:rPr>
           <w:rFonts w:ascii="Courier New" w:hAnsi="Courier New" w:cs="Courier New"/>
-          <w:b/>
-          <w:bCs/>
-        </w:rPr>
-      </w:pPr>
-      <w:r>
-        <w:rPr>
-          <w:rFonts w:ascii="Courier New" w:hAnsi="Courier New" w:cs="Courier New"/>
-          <w:b/>
-          <w:bCs/>
-        </w:rPr>
-        <w:t>MOTHER</w:t>
-      </w:r>
-      <w:r>
-        <w:rPr>
-          <w:rFonts w:ascii="Courier New" w:hAnsi="Courier New" w:cs="Courier New"/>
-        </w:rPr>
-        <w:t xml:space="preserve"> </w:t>
+        </w:rPr>
+      </w:pPr>
+      <w:r>
+        <w:rPr>
+          <w:rFonts w:ascii="Courier New" w:hAnsi="Courier New" w:cs="Courier New"/>
+          <w:b/>
+        </w:rPr>
+        <w:t>VOICES</w:t>
+      </w:r>
+      <w:r>
+        <w:rPr>
+          <w:rFonts w:ascii="Courier New" w:hAnsi="Courier New" w:cs="Courier New"/>
+          <w:b/>
+        </w:rPr>
+        <w:t xml:space="preserve"> </w:t>
+      </w:r>
+      <w:r>
+        <w:rPr>
+          <w:rFonts w:ascii="Courier New" w:hAnsi="Courier New" w:cs="Courier New"/>
+          <w:bCs/>
+          <w:i/>
+          <w:iCs/>
+        </w:rPr>
+        <w:t>(</w:t>
+      </w:r>
+      <w:r>
+        <w:rPr>
+          <w:rFonts w:ascii="Courier New" w:hAnsi="Courier New" w:cs="Courier New"/>
+          <w:bCs/>
+          <w:i/>
+          <w:iCs/>
+        </w:rPr>
+        <w:t>V</w:t>
+      </w:r>
+      <w:r>
+        <w:rPr>
+          <w:rFonts w:ascii="Courier New" w:hAnsi="Courier New" w:cs="Courier New"/>
+          <w:bCs/>
+          <w:i/>
+          <w:iCs/>
+        </w:rPr>
+        <w:t xml:space="preserve">. </w:t>
+      </w:r>
+      <w:r>
+        <w:rPr>
+          <w:rFonts w:ascii="Courier New" w:hAnsi="Courier New" w:cs="Courier New"/>
+          <w:bCs/>
+          <w:i/>
+          <w:iCs/>
+        </w:rPr>
+        <w:t>O</w:t>
+      </w:r>
+      <w:r>
+        <w:rPr>
+          <w:rFonts w:ascii="Courier New" w:hAnsi="Courier New" w:cs="Courier New"/>
+          <w:bCs/>
+          <w:i/>
+          <w:iCs/>
+        </w:rPr>
+        <w:t>.)</w:t>
       </w:r>
       <w:r>
         <w:rPr>
@@ -45602,6 +45864,127 @@
         </w:rPr>
         <w:br/>
       </w:r>
+      <w:r>
+        <w:rPr>
+          <w:rFonts w:ascii="Courier New" w:hAnsi="Courier New" w:cs="Courier New"/>
+        </w:rPr>
+        <w:t xml:space="preserve">Adi… </w:t>
+      </w:r>
+      <w:r>
+        <w:rPr>
+          <w:rFonts w:ascii="Courier New" w:hAnsi="Courier New" w:cs="Courier New"/>
+        </w:rPr>
+        <w:t xml:space="preserve">Ninna </w:t>
+      </w:r>
+      <w:proofErr w:type="spellStart"/>
+      <w:r>
+        <w:rPr>
+          <w:rFonts w:ascii="Courier New" w:hAnsi="Courier New" w:cs="Courier New"/>
+        </w:rPr>
+        <w:t>s</w:t>
+      </w:r>
+      <w:r>
+        <w:rPr>
+          <w:rFonts w:ascii="Courier New" w:hAnsi="Courier New" w:cs="Courier New"/>
+        </w:rPr>
+        <w:t>athya</w:t>
+      </w:r>
+      <w:proofErr w:type="spellEnd"/>
+      <w:r>
+        <w:rPr>
+          <w:rFonts w:ascii="Courier New" w:hAnsi="Courier New" w:cs="Courier New"/>
+        </w:rPr>
+        <w:t xml:space="preserve"> </w:t>
+      </w:r>
+      <w:proofErr w:type="spellStart"/>
+      <w:r>
+        <w:rPr>
+          <w:rFonts w:ascii="Courier New" w:hAnsi="Courier New" w:cs="Courier New"/>
+        </w:rPr>
+        <w:t>enu</w:t>
+      </w:r>
+      <w:proofErr w:type="spellEnd"/>
+      <w:r>
+        <w:rPr>
+          <w:rFonts w:ascii="Courier New" w:hAnsi="Courier New" w:cs="Courier New"/>
+        </w:rPr>
+        <w:t xml:space="preserve"> </w:t>
+      </w:r>
+      <w:proofErr w:type="spellStart"/>
+      <w:r>
+        <w:rPr>
+          <w:rFonts w:ascii="Courier New" w:hAnsi="Courier New" w:cs="Courier New"/>
+        </w:rPr>
+        <w:t>antha</w:t>
+      </w:r>
+      <w:proofErr w:type="spellEnd"/>
+      <w:r>
+        <w:rPr>
+          <w:rFonts w:ascii="Courier New" w:hAnsi="Courier New" w:cs="Courier New"/>
+        </w:rPr>
+        <w:t xml:space="preserve"> </w:t>
+      </w:r>
+      <w:proofErr w:type="spellStart"/>
+      <w:r>
+        <w:rPr>
+          <w:rFonts w:ascii="Courier New" w:hAnsi="Courier New" w:cs="Courier New"/>
+        </w:rPr>
+        <w:t>nin</w:t>
+      </w:r>
+      <w:r>
+        <w:rPr>
+          <w:rFonts w:ascii="Courier New" w:hAnsi="Courier New" w:cs="Courier New"/>
+        </w:rPr>
+        <w:t>ig</w:t>
+      </w:r>
+      <w:proofErr w:type="spellEnd"/>
+      <w:r>
+        <w:rPr>
+          <w:rFonts w:ascii="Courier New" w:hAnsi="Courier New" w:cs="Courier New"/>
+        </w:rPr>
+        <w:t xml:space="preserve"> </w:t>
+      </w:r>
+      <w:proofErr w:type="spellStart"/>
+      <w:r>
+        <w:rPr>
+          <w:rFonts w:ascii="Courier New" w:hAnsi="Courier New" w:cs="Courier New"/>
+        </w:rPr>
+        <w:t>gothu</w:t>
+      </w:r>
+      <w:proofErr w:type="spellEnd"/>
+      <w:r>
+        <w:rPr>
+          <w:rFonts w:ascii="Courier New" w:hAnsi="Courier New" w:cs="Courier New"/>
+        </w:rPr>
+        <w:br/>
+        <w:t>It’s time to go Appa</w:t>
+      </w:r>
+      <w:r>
+        <w:rPr>
+          <w:rFonts w:ascii="Courier New" w:hAnsi="Courier New" w:cs="Courier New"/>
+        </w:rPr>
+        <w:br/>
+      </w:r>
+      <w:proofErr w:type="spellStart"/>
+      <w:r>
+        <w:rPr>
+          <w:rFonts w:ascii="Courier New" w:hAnsi="Courier New" w:cs="Courier New"/>
+        </w:rPr>
+        <w:t>Prakruthiya</w:t>
+      </w:r>
+      <w:proofErr w:type="spellEnd"/>
+      <w:r>
+        <w:rPr>
+          <w:rFonts w:ascii="Courier New" w:hAnsi="Courier New" w:cs="Courier New"/>
+        </w:rPr>
+        <w:t xml:space="preserve"> Niyama</w:t>
+      </w:r>
+      <w:r>
+        <w:rPr>
+          <w:rFonts w:ascii="Courier New" w:hAnsi="Courier New" w:cs="Courier New"/>
+        </w:rPr>
+        <w:br/>
+      </w:r>
       <w:proofErr w:type="spellStart"/>
       <w:r>
         <w:rPr>
@@ -45642,78 +46025,18 @@
         <w:rPr>
           <w:rFonts w:ascii="Courier New" w:hAnsi="Courier New" w:cs="Courier New"/>
         </w:rPr>
+        <w:t xml:space="preserve"> Maga</w:t>
+      </w:r>
+      <w:r>
+        <w:rPr>
+          <w:rFonts w:ascii="Courier New" w:hAnsi="Courier New" w:cs="Courier New"/>
+        </w:rPr>
         <w:br/>
       </w:r>
       <w:r>
         <w:rPr>
           <w:rFonts w:ascii="Courier New" w:hAnsi="Courier New" w:cs="Courier New"/>
         </w:rPr>
-        <w:t xml:space="preserve">Ninna </w:t>
-      </w:r>
-      <w:proofErr w:type="spellStart"/>
-      <w:r>
-        <w:rPr>
-          <w:rFonts w:ascii="Courier New" w:hAnsi="Courier New" w:cs="Courier New"/>
-        </w:rPr>
-        <w:t>s</w:t>
-      </w:r>
-      <w:r>
-        <w:rPr>
-          <w:rFonts w:ascii="Courier New" w:hAnsi="Courier New" w:cs="Courier New"/>
-        </w:rPr>
-        <w:t>athya</w:t>
-      </w:r>
-      <w:proofErr w:type="spellEnd"/>
-      <w:r>
-        <w:rPr>
-          <w:rFonts w:ascii="Courier New" w:hAnsi="Courier New" w:cs="Courier New"/>
-        </w:rPr>
-        <w:t xml:space="preserve"> </w:t>
-      </w:r>
-      <w:proofErr w:type="spellStart"/>
-      <w:r>
-        <w:rPr>
-          <w:rFonts w:ascii="Courier New" w:hAnsi="Courier New" w:cs="Courier New"/>
-        </w:rPr>
-        <w:t>nin</w:t>
-      </w:r>
-      <w:r>
-        <w:rPr>
-          <w:rFonts w:ascii="Courier New" w:hAnsi="Courier New" w:cs="Courier New"/>
-        </w:rPr>
-        <w:t>a</w:t>
-      </w:r>
-      <w:r>
-        <w:rPr>
-          <w:rFonts w:ascii="Courier New" w:hAnsi="Courier New" w:cs="Courier New"/>
-        </w:rPr>
-        <w:t>ge</w:t>
-      </w:r>
-      <w:proofErr w:type="spellEnd"/>
-      <w:r>
-        <w:rPr>
-          <w:rFonts w:ascii="Courier New" w:hAnsi="Courier New" w:cs="Courier New"/>
-        </w:rPr>
-        <w:t xml:space="preserve"> </w:t>
-      </w:r>
-      <w:proofErr w:type="spellStart"/>
-      <w:r>
-        <w:rPr>
-          <w:rFonts w:ascii="Courier New" w:hAnsi="Courier New" w:cs="Courier New"/>
-        </w:rPr>
-        <w:t>gothu</w:t>
-      </w:r>
-      <w:proofErr w:type="spellEnd"/>
-      <w:r>
-        <w:rPr>
-          <w:rFonts w:ascii="Courier New" w:hAnsi="Courier New" w:cs="Courier New"/>
-        </w:rPr>
-        <w:br/>
-      </w:r>
-      <w:r>
-        <w:rPr>
-          <w:rFonts w:ascii="Courier New" w:hAnsi="Courier New" w:cs="Courier New"/>
-        </w:rPr>
         <w:t xml:space="preserve">Adanna </w:t>
       </w:r>
       <w:proofErr w:type="spellStart"/>
@@ -45750,18 +46073,18 @@
         </w:rPr>
         <w:t xml:space="preserve"> </w:t>
       </w:r>
-      <w:r>
-        <w:rPr>
-          <w:rFonts w:ascii="Courier New" w:hAnsi="Courier New" w:cs="Courier New"/>
-        </w:rPr>
-        <w:t xml:space="preserve">… </w:t>
-      </w:r>
-      <w:proofErr w:type="spellStart"/>
-      <w:r>
-        <w:rPr>
-          <w:rFonts w:ascii="Courier New" w:hAnsi="Courier New" w:cs="Courier New"/>
-        </w:rPr>
-        <w:t>horadu</w:t>
+      <w:proofErr w:type="spellStart"/>
+      <w:r>
+        <w:rPr>
+          <w:rFonts w:ascii="Courier New" w:hAnsi="Courier New" w:cs="Courier New"/>
+        </w:rPr>
+        <w:t>horad</w:t>
+      </w:r>
+      <w:r>
+        <w:rPr>
+          <w:rFonts w:ascii="Courier New" w:hAnsi="Courier New" w:cs="Courier New"/>
+        </w:rPr>
+        <w:t>u</w:t>
       </w:r>
       <w:proofErr w:type="spellEnd"/>
     </w:p>
@@ -45917,7 +46240,60 @@
           <w:b/>
           <w:bCs/>
         </w:rPr>
-        <w:t>MOTHER</w:t>
+        <w:t>KRITI</w:t>
+      </w:r>
+      <w:r>
+        <w:rPr>
+          <w:rFonts w:ascii="Courier New" w:hAnsi="Courier New" w:cs="Courier New"/>
+          <w:b/>
+          <w:bCs/>
+        </w:rPr>
+        <w:t xml:space="preserve"> </w:t>
+      </w:r>
+      <w:r>
+        <w:rPr>
+          <w:rFonts w:ascii="Courier New" w:hAnsi="Courier New" w:cs="Courier New"/>
+          <w:bCs/>
+          <w:i/>
+          <w:iCs/>
+        </w:rPr>
+        <w:t>(</w:t>
+      </w:r>
+      <w:r>
+        <w:rPr>
+          <w:rFonts w:ascii="Courier New" w:hAnsi="Courier New" w:cs="Courier New"/>
+          <w:bCs/>
+          <w:i/>
+          <w:iCs/>
+        </w:rPr>
+        <w:t>V</w:t>
+      </w:r>
+      <w:r>
+        <w:rPr>
+          <w:rFonts w:ascii="Courier New" w:hAnsi="Courier New" w:cs="Courier New"/>
+          <w:bCs/>
+          <w:i/>
+          <w:iCs/>
+        </w:rPr>
+        <w:t xml:space="preserve">. </w:t>
+      </w:r>
+      <w:r>
+        <w:rPr>
+          <w:rFonts w:ascii="Courier New" w:hAnsi="Courier New" w:cs="Courier New"/>
+          <w:bCs/>
+          <w:i/>
+          <w:iCs/>
+        </w:rPr>
+        <w:t>O</w:t>
+      </w:r>
+      <w:r>
+        <w:rPr>
+          <w:rFonts w:ascii="Courier New" w:hAnsi="Courier New" w:cs="Courier New"/>
+          <w:bCs/>
+          <w:i/>
+          <w:iCs/>
+        </w:rPr>
+        <w:t>.)</w:t>
       </w:r>
       <w:r>
         <w:rPr>
@@ -46160,7 +46536,7 @@
           <w:b/>
           <w:bCs/>
         </w:rPr>
-        <w:t>MOTHER</w:t>
+        <w:t>KRITI</w:t>
       </w:r>
       <w:r>
         <w:rPr>
@@ -46954,6 +47330,7 @@
         <w:rPr>
           <w:rFonts w:ascii="Courier New" w:hAnsi="Courier New" w:cs="Courier New"/>
         </w:rPr>
+        <w:lastRenderedPageBreak/>
         <w:t xml:space="preserve">He </w:t>
       </w:r>
       <w:r>
@@ -47285,14 +47662,6 @@
         </w:rPr>
         <w:t>sutha</w:t>
       </w:r>
-      <w:proofErr w:type="spellEnd"/>
-      <w:r>
-        <w:rPr>
-          <w:rFonts w:ascii="Courier New" w:hAnsi="Courier New" w:cs="Courier New"/>
-        </w:rPr>
-        <w:t xml:space="preserve"> </w:t>
-      </w:r>
-      <w:proofErr w:type="spellStart"/>
       <w:r>
         <w:rPr>
           <w:rFonts w:ascii="Courier New" w:hAnsi="Courier New" w:cs="Courier New"/>
@@ -47681,6 +48050,23 @@
         <w:t>e</w:t>
       </w:r>
       <w:proofErr w:type="spellEnd"/>
+    </w:p>
+    <w:p>
+      <w:pPr>
+        <w:spacing w:line="240" w:lineRule="auto"/>
+        <w:jc w:val="center"/>
+        <w:rPr>
+          <w:rFonts w:ascii="Courier New" w:hAnsi="Courier New" w:cs="Courier New"/>
+        </w:rPr>
+      </w:pPr>
+      <w:r>
+        <w:rPr>
+          <w:rFonts w:ascii="Courier New" w:hAnsi="Courier New" w:cs="Courier New"/>
+          <w:b/>
+          <w:bCs/>
+        </w:rPr>
+        <w:t>YAMADHOOTHA</w:t>
+      </w:r>
       <w:r>
         <w:rPr>
           <w:rFonts w:ascii="Courier New" w:hAnsi="Courier New" w:cs="Courier New"/>
@@ -47691,7 +48077,6 @@
         <w:rPr>
           <w:rFonts w:ascii="Courier New" w:hAnsi="Courier New" w:cs="Courier New"/>
         </w:rPr>
-        <w:lastRenderedPageBreak/>
         <w:t xml:space="preserve">Adu </w:t>
       </w:r>
       <w:proofErr w:type="spellStart"/>
@@ -49367,6 +49752,7 @@
           <w:b/>
           <w:bCs/>
         </w:rPr>
+        <w:lastRenderedPageBreak/>
         <w:t xml:space="preserve">ADI </w:t>
       </w:r>
       <w:r>
@@ -49899,6 +50285,23 @@
         <w:t>karedhogidhe</w:t>
       </w:r>
       <w:proofErr w:type="spellEnd"/>
+    </w:p>
+    <w:p>
+      <w:pPr>
+        <w:spacing w:line="240" w:lineRule="auto"/>
+        <w:jc w:val="center"/>
+        <w:rPr>
+          <w:rFonts w:ascii="Courier New" w:hAnsi="Courier New" w:cs="Courier New"/>
+        </w:rPr>
+      </w:pPr>
+      <w:r>
+        <w:rPr>
+          <w:rFonts w:ascii="Courier New" w:hAnsi="Courier New" w:cs="Courier New"/>
+          <w:b/>
+          <w:bCs/>
+        </w:rPr>
+        <w:t>YAMADHOOTHA</w:t>
+      </w:r>
       <w:r>
         <w:rPr>
           <w:rFonts w:ascii="Courier New" w:hAnsi="Courier New" w:cs="Courier New"/>
@@ -50004,12 +50407,6 @@
           <w:rFonts w:ascii="Courier New" w:hAnsi="Courier New" w:cs="Courier New"/>
         </w:rPr>
         <w:br/>
-      </w:r>
-      <w:r>
-        <w:rPr>
-          <w:rFonts w:ascii="Courier New" w:hAnsi="Courier New" w:cs="Courier New"/>
-        </w:rPr>
-        <w:lastRenderedPageBreak/>
         <w:t xml:space="preserve">Karma </w:t>
       </w:r>
       <w:proofErr w:type="spellStart"/>
@@ -50271,14 +50668,40 @@
         <w:rPr>
           <w:rFonts w:ascii="Courier New" w:hAnsi="Courier New" w:cs="Courier New"/>
         </w:rPr>
-        <w:t>Ondu</w:t>
-      </w:r>
-      <w:proofErr w:type="spellEnd"/>
-      <w:r>
-        <w:rPr>
-          <w:rFonts w:ascii="Courier New" w:hAnsi="Courier New" w:cs="Courier New"/>
-        </w:rPr>
-        <w:t xml:space="preserve"> Poorna </w:t>
+        <w:t>o</w:t>
+      </w:r>
+      <w:r>
+        <w:rPr>
+          <w:rFonts w:ascii="Courier New" w:hAnsi="Courier New" w:cs="Courier New"/>
+        </w:rPr>
+        <w:t>ndu</w:t>
+      </w:r>
+      <w:proofErr w:type="spellEnd"/>
+      <w:r>
+        <w:rPr>
+          <w:rFonts w:ascii="Courier New" w:hAnsi="Courier New" w:cs="Courier New"/>
+        </w:rPr>
+        <w:t xml:space="preserve"> </w:t>
+      </w:r>
+      <w:proofErr w:type="spellStart"/>
+      <w:r>
+        <w:rPr>
+          <w:rFonts w:ascii="Courier New" w:hAnsi="Courier New" w:cs="Courier New"/>
+        </w:rPr>
+        <w:t>p</w:t>
+      </w:r>
+      <w:r>
+        <w:rPr>
+          <w:rFonts w:ascii="Courier New" w:hAnsi="Courier New" w:cs="Courier New"/>
+        </w:rPr>
+        <w:t>oorna</w:t>
+      </w:r>
+      <w:proofErr w:type="spellEnd"/>
+      <w:r>
+        <w:rPr>
+          <w:rFonts w:ascii="Courier New" w:hAnsi="Courier New" w:cs="Courier New"/>
+        </w:rPr>
+        <w:t xml:space="preserve"> </w:t>
       </w:r>
       <w:proofErr w:type="spellStart"/>
       <w:r>
@@ -50696,7 +51119,363 @@
         <w:rPr>
           <w:rFonts w:ascii="Courier New" w:hAnsi="Courier New" w:cs="Courier New"/>
         </w:rPr>
-        <w:t>Haa</w:t>
+        <w:t>Allade</w:t>
+      </w:r>
+      <w:proofErr w:type="spellEnd"/>
+      <w:r>
+        <w:rPr>
+          <w:rFonts w:ascii="Courier New" w:hAnsi="Courier New" w:cs="Courier New"/>
+        </w:rPr>
+        <w:t xml:space="preserve"> </w:t>
+      </w:r>
+      <w:r>
+        <w:rPr>
+          <w:rFonts w:ascii="Courier New" w:hAnsi="Courier New" w:cs="Courier New"/>
+        </w:rPr>
+        <w:t>M</w:t>
+      </w:r>
+      <w:r>
+        <w:rPr>
+          <w:rFonts w:ascii="Courier New" w:hAnsi="Courier New" w:cs="Courier New"/>
+        </w:rPr>
+        <w:t>ule</w:t>
+      </w:r>
+      <w:r>
+        <w:rPr>
+          <w:rFonts w:ascii="Courier New" w:hAnsi="Courier New" w:cs="Courier New"/>
+        </w:rPr>
+        <w:t xml:space="preserve"> </w:t>
+      </w:r>
+      <w:r>
+        <w:rPr>
+          <w:rFonts w:ascii="Courier New" w:hAnsi="Courier New" w:cs="Courier New"/>
+        </w:rPr>
+        <w:t>M</w:t>
+      </w:r>
+      <w:r>
+        <w:rPr>
+          <w:rFonts w:ascii="Courier New" w:hAnsi="Courier New" w:cs="Courier New"/>
+        </w:rPr>
+        <w:t>a</w:t>
+      </w:r>
+      <w:r>
+        <w:rPr>
+          <w:rFonts w:ascii="Courier New" w:hAnsi="Courier New" w:cs="Courier New"/>
+        </w:rPr>
+        <w:t>a</w:t>
+      </w:r>
+      <w:r>
+        <w:rPr>
+          <w:rFonts w:ascii="Courier New" w:hAnsi="Courier New" w:cs="Courier New"/>
+        </w:rPr>
+        <w:t>msa</w:t>
+      </w:r>
+      <w:r>
+        <w:rPr>
+          <w:rFonts w:ascii="Courier New" w:hAnsi="Courier New" w:cs="Courier New"/>
+        </w:rPr>
+        <w:t>da</w:t>
+      </w:r>
+      <w:r>
+        <w:rPr>
+          <w:rFonts w:ascii="Courier New" w:hAnsi="Courier New" w:cs="Courier New"/>
+        </w:rPr>
+        <w:t xml:space="preserve"> </w:t>
+      </w:r>
+      <w:proofErr w:type="spellStart"/>
+      <w:r>
+        <w:rPr>
+          <w:rFonts w:ascii="Courier New" w:hAnsi="Courier New" w:cs="Courier New"/>
+        </w:rPr>
+        <w:t>kandagalinda</w:t>
+      </w:r>
+      <w:proofErr w:type="spellEnd"/>
+      <w:r>
+        <w:rPr>
+          <w:rFonts w:ascii="Courier New" w:hAnsi="Courier New" w:cs="Courier New"/>
+        </w:rPr>
+        <w:t xml:space="preserve"> </w:t>
+      </w:r>
+      <w:proofErr w:type="spellStart"/>
+      <w:r>
+        <w:rPr>
+          <w:rFonts w:ascii="Courier New" w:hAnsi="Courier New" w:cs="Courier New"/>
+        </w:rPr>
+        <w:t>tumbidha</w:t>
+      </w:r>
+      <w:proofErr w:type="spellEnd"/>
+      <w:r>
+        <w:rPr>
+          <w:rFonts w:ascii="Courier New" w:hAnsi="Courier New" w:cs="Courier New"/>
+        </w:rPr>
+        <w:t xml:space="preserve"> </w:t>
+      </w:r>
+      <w:r>
+        <w:rPr>
+          <w:rFonts w:ascii="Courier New" w:hAnsi="Courier New" w:cs="Courier New"/>
+        </w:rPr>
+        <w:t>Vaitarani</w:t>
+      </w:r>
+      <w:r>
+        <w:rPr>
+          <w:rFonts w:ascii="Courier New" w:hAnsi="Courier New" w:cs="Courier New"/>
+        </w:rPr>
+        <w:br/>
+      </w:r>
+      <w:r>
+        <w:rPr>
+          <w:rFonts w:ascii="Courier New" w:hAnsi="Courier New" w:cs="Courier New"/>
+        </w:rPr>
+        <w:t>N</w:t>
+      </w:r>
+      <w:r>
+        <w:rPr>
+          <w:rFonts w:ascii="Courier New" w:hAnsi="Courier New" w:cs="Courier New"/>
+        </w:rPr>
+        <w:t xml:space="preserve">inna </w:t>
+      </w:r>
+      <w:proofErr w:type="spellStart"/>
+      <w:r>
+        <w:rPr>
+          <w:rFonts w:ascii="Courier New" w:hAnsi="Courier New" w:cs="Courier New"/>
+        </w:rPr>
+        <w:t>paapagalannu</w:t>
+      </w:r>
+      <w:proofErr w:type="spellEnd"/>
+      <w:r>
+        <w:rPr>
+          <w:rFonts w:ascii="Courier New" w:hAnsi="Courier New" w:cs="Courier New"/>
+        </w:rPr>
+        <w:t xml:space="preserve"> </w:t>
+      </w:r>
+      <w:proofErr w:type="spellStart"/>
+      <w:r>
+        <w:rPr>
+          <w:rFonts w:ascii="Courier New" w:hAnsi="Courier New" w:cs="Courier New"/>
+        </w:rPr>
+        <w:t>toldidu</w:t>
+      </w:r>
+      <w:proofErr w:type="spellEnd"/>
+      <w:r>
+        <w:rPr>
+          <w:rFonts w:ascii="Courier New" w:hAnsi="Courier New" w:cs="Courier New"/>
+        </w:rPr>
+        <w:t xml:space="preserve">… </w:t>
+      </w:r>
+      <w:proofErr w:type="spellStart"/>
+      <w:r>
+        <w:rPr>
+          <w:rFonts w:ascii="Courier New" w:hAnsi="Courier New" w:cs="Courier New"/>
+        </w:rPr>
+        <w:t>ninna</w:t>
+      </w:r>
+      <w:proofErr w:type="spellEnd"/>
+      <w:r>
+        <w:rPr>
+          <w:rFonts w:ascii="Courier New" w:hAnsi="Courier New" w:cs="Courier New"/>
+        </w:rPr>
+        <w:t xml:space="preserve"> </w:t>
+      </w:r>
+      <w:proofErr w:type="spellStart"/>
+      <w:r>
+        <w:rPr>
+          <w:rFonts w:ascii="Courier New" w:hAnsi="Courier New" w:cs="Courier New"/>
+        </w:rPr>
+        <w:t>athma</w:t>
+      </w:r>
+      <w:proofErr w:type="spellEnd"/>
+      <w:r>
+        <w:rPr>
+          <w:rFonts w:ascii="Courier New" w:hAnsi="Courier New" w:cs="Courier New"/>
+        </w:rPr>
+        <w:t xml:space="preserve"> </w:t>
+      </w:r>
+      <w:proofErr w:type="spellStart"/>
+      <w:r>
+        <w:rPr>
+          <w:rFonts w:ascii="Courier New" w:hAnsi="Courier New" w:cs="Courier New"/>
+        </w:rPr>
+        <w:t>vannu</w:t>
+      </w:r>
+      <w:proofErr w:type="spellEnd"/>
+      <w:r>
+        <w:rPr>
+          <w:rFonts w:ascii="Courier New" w:hAnsi="Courier New" w:cs="Courier New"/>
+        </w:rPr>
+        <w:t xml:space="preserve"> </w:t>
+      </w:r>
+      <w:proofErr w:type="spellStart"/>
+      <w:r>
+        <w:rPr>
+          <w:rFonts w:ascii="Courier New" w:hAnsi="Courier New" w:cs="Courier New"/>
+        </w:rPr>
+        <w:t>shudhikarisalide</w:t>
+      </w:r>
+      <w:proofErr w:type="spellEnd"/>
+      <w:r>
+        <w:rPr>
+          <w:rFonts w:ascii="Courier New" w:hAnsi="Courier New" w:cs="Courier New"/>
+        </w:rPr>
+        <w:br/>
+      </w:r>
+      <w:proofErr w:type="spellStart"/>
+      <w:r>
+        <w:rPr>
+          <w:rFonts w:ascii="Courier New" w:hAnsi="Courier New" w:cs="Courier New"/>
+        </w:rPr>
+        <w:t>Aadre</w:t>
+      </w:r>
+      <w:proofErr w:type="spellEnd"/>
+      <w:r>
+        <w:rPr>
+          <w:rFonts w:ascii="Courier New" w:hAnsi="Courier New" w:cs="Courier New"/>
+        </w:rPr>
+        <w:t xml:space="preserve"> ah</w:t>
+      </w:r>
+      <w:r>
+        <w:rPr>
+          <w:rFonts w:ascii="Courier New" w:hAnsi="Courier New" w:cs="Courier New"/>
+        </w:rPr>
+        <w:t xml:space="preserve"> </w:t>
+      </w:r>
+      <w:proofErr w:type="spellStart"/>
+      <w:r>
+        <w:rPr>
+          <w:rFonts w:ascii="Courier New" w:hAnsi="Courier New" w:cs="Courier New"/>
+        </w:rPr>
+        <w:t>shudhikarana</w:t>
+      </w:r>
+      <w:proofErr w:type="spellEnd"/>
+      <w:r>
+        <w:rPr>
+          <w:rFonts w:ascii="Courier New" w:hAnsi="Courier New" w:cs="Courier New"/>
+        </w:rPr>
+        <w:br/>
+      </w:r>
+      <w:r>
+        <w:rPr>
+          <w:rFonts w:ascii="Courier New" w:hAnsi="Courier New" w:cs="Courier New"/>
+        </w:rPr>
+        <w:t xml:space="preserve">Bahala </w:t>
+      </w:r>
+      <w:proofErr w:type="spellStart"/>
+      <w:r>
+        <w:rPr>
+          <w:rFonts w:ascii="Courier New" w:hAnsi="Courier New" w:cs="Courier New"/>
+        </w:rPr>
+        <w:t>Bhayanaka</w:t>
+      </w:r>
+      <w:proofErr w:type="spellEnd"/>
+      <w:r>
+        <w:rPr>
+          <w:rFonts w:ascii="Courier New" w:hAnsi="Courier New" w:cs="Courier New"/>
+          <w:i/>
+          <w:iCs/>
+        </w:rPr>
+        <w:t xml:space="preserve">(maniac </w:t>
+      </w:r>
+      <w:r>
+        <w:rPr>
+          <w:rFonts w:ascii="Courier New" w:hAnsi="Courier New" w:cs="Courier New"/>
+          <w:i/>
+          <w:iCs/>
+        </w:rPr>
+        <w:t>laughs)</w:t>
+      </w:r>
+      <w:r>
+        <w:rPr>
+          <w:rFonts w:ascii="Courier New" w:hAnsi="Courier New" w:cs="Courier New"/>
+        </w:rPr>
+        <w:t xml:space="preserve"> Noovu</w:t>
+      </w:r>
+      <w:r>
+        <w:rPr>
+          <w:rFonts w:ascii="Courier New" w:hAnsi="Courier New" w:cs="Courier New"/>
+        </w:rPr>
+        <w:t xml:space="preserve"> </w:t>
+      </w:r>
+      <w:proofErr w:type="spellStart"/>
+      <w:r>
+        <w:rPr>
+          <w:rFonts w:ascii="Courier New" w:hAnsi="Courier New" w:cs="Courier New"/>
+        </w:rPr>
+        <w:t>baritha</w:t>
+      </w:r>
+      <w:proofErr w:type="spellEnd"/>
+      <w:r>
+        <w:rPr>
+          <w:rFonts w:ascii="Courier New" w:hAnsi="Courier New" w:cs="Courier New"/>
+        </w:rPr>
+        <w:t xml:space="preserve"> </w:t>
+      </w:r>
+      <w:proofErr w:type="spellStart"/>
+      <w:r>
+        <w:rPr>
+          <w:rFonts w:ascii="Courier New" w:hAnsi="Courier New" w:cs="Courier New"/>
+        </w:rPr>
+        <w:t>vagiralide</w:t>
+      </w:r>
+      <w:proofErr w:type="spellEnd"/>
+      <w:r>
+        <w:rPr>
+          <w:rFonts w:ascii="Courier New" w:hAnsi="Courier New" w:cs="Courier New"/>
+        </w:rPr>
+        <w:br/>
+      </w:r>
+      <w:proofErr w:type="spellStart"/>
+      <w:r>
+        <w:rPr>
+          <w:rFonts w:ascii="Courier New" w:hAnsi="Courier New" w:cs="Courier New"/>
+        </w:rPr>
+        <w:t>Novalli</w:t>
+      </w:r>
+      <w:proofErr w:type="spellEnd"/>
+      <w:r>
+        <w:rPr>
+          <w:rFonts w:ascii="Courier New" w:hAnsi="Courier New" w:cs="Courier New"/>
+        </w:rPr>
+        <w:t xml:space="preserve"> </w:t>
+      </w:r>
+      <w:proofErr w:type="spellStart"/>
+      <w:r>
+        <w:rPr>
+          <w:rFonts w:ascii="Courier New" w:hAnsi="Courier New" w:cs="Courier New"/>
+        </w:rPr>
+        <w:t>neenu</w:t>
+      </w:r>
+      <w:proofErr w:type="spellEnd"/>
+      <w:r>
+        <w:rPr>
+          <w:rFonts w:ascii="Courier New" w:hAnsi="Courier New" w:cs="Courier New"/>
+        </w:rPr>
+        <w:t xml:space="preserve"> </w:t>
+      </w:r>
+      <w:proofErr w:type="spellStart"/>
+      <w:r>
+        <w:rPr>
+          <w:rFonts w:ascii="Courier New" w:hAnsi="Courier New" w:cs="Courier New"/>
+        </w:rPr>
+        <w:t>kiruchuva</w:t>
+      </w:r>
+      <w:proofErr w:type="spellEnd"/>
+      <w:r>
+        <w:rPr>
+          <w:rFonts w:ascii="Courier New" w:hAnsi="Courier New" w:cs="Courier New"/>
+        </w:rPr>
+        <w:t xml:space="preserve"> </w:t>
+      </w:r>
+      <w:proofErr w:type="spellStart"/>
+      <w:r>
+        <w:rPr>
+          <w:rFonts w:ascii="Courier New" w:hAnsi="Courier New" w:cs="Courier New"/>
+        </w:rPr>
+        <w:t>ko</w:t>
+      </w:r>
+      <w:r>
+        <w:rPr>
+          <w:rFonts w:ascii="Courier New" w:hAnsi="Courier New" w:cs="Courier New"/>
+        </w:rPr>
+        <w:t>o</w:t>
       </w:r>
       <w:r>
         <w:rPr>
@@ -50708,293 +51487,7 @@
         <w:rPr>
           <w:rFonts w:ascii="Courier New" w:hAnsi="Courier New" w:cs="Courier New"/>
         </w:rPr>
-        <w:t>u</w:t>
-      </w:r>
-      <w:proofErr w:type="spellEnd"/>
-      <w:r>
-        <w:rPr>
-          <w:rFonts w:ascii="Courier New" w:hAnsi="Courier New" w:cs="Courier New"/>
-        </w:rPr>
-        <w:t xml:space="preserve"> </w:t>
-      </w:r>
-      <w:r>
-        <w:rPr>
-          <w:rFonts w:ascii="Courier New" w:hAnsi="Courier New" w:cs="Courier New"/>
-        </w:rPr>
-        <w:t>M</w:t>
-      </w:r>
-      <w:r>
-        <w:rPr>
-          <w:rFonts w:ascii="Courier New" w:hAnsi="Courier New" w:cs="Courier New"/>
-        </w:rPr>
-        <w:t>ule</w:t>
-      </w:r>
-      <w:r>
-        <w:rPr>
-          <w:rFonts w:ascii="Courier New" w:hAnsi="Courier New" w:cs="Courier New"/>
-        </w:rPr>
-        <w:t xml:space="preserve"> </w:t>
-      </w:r>
-      <w:r>
-        <w:rPr>
-          <w:rFonts w:ascii="Courier New" w:hAnsi="Courier New" w:cs="Courier New"/>
-        </w:rPr>
-        <w:t>M</w:t>
-      </w:r>
-      <w:r>
-        <w:rPr>
-          <w:rFonts w:ascii="Courier New" w:hAnsi="Courier New" w:cs="Courier New"/>
-        </w:rPr>
-        <w:t>a</w:t>
-      </w:r>
-      <w:r>
-        <w:rPr>
-          <w:rFonts w:ascii="Courier New" w:hAnsi="Courier New" w:cs="Courier New"/>
-        </w:rPr>
-        <w:t>a</w:t>
-      </w:r>
-      <w:r>
-        <w:rPr>
-          <w:rFonts w:ascii="Courier New" w:hAnsi="Courier New" w:cs="Courier New"/>
-        </w:rPr>
-        <w:t>msa</w:t>
-      </w:r>
-      <w:r>
-        <w:rPr>
-          <w:rFonts w:ascii="Courier New" w:hAnsi="Courier New" w:cs="Courier New"/>
-        </w:rPr>
-        <w:t>da</w:t>
-      </w:r>
-      <w:r>
-        <w:rPr>
-          <w:rFonts w:ascii="Courier New" w:hAnsi="Courier New" w:cs="Courier New"/>
-        </w:rPr>
-        <w:t xml:space="preserve"> </w:t>
-      </w:r>
-      <w:proofErr w:type="spellStart"/>
-      <w:r>
-        <w:rPr>
-          <w:rFonts w:ascii="Courier New" w:hAnsi="Courier New" w:cs="Courier New"/>
-        </w:rPr>
-        <w:t>kandagalinda</w:t>
-      </w:r>
-      <w:proofErr w:type="spellEnd"/>
-      <w:r>
-        <w:rPr>
-          <w:rFonts w:ascii="Courier New" w:hAnsi="Courier New" w:cs="Courier New"/>
-        </w:rPr>
-        <w:t xml:space="preserve"> </w:t>
-      </w:r>
-      <w:proofErr w:type="spellStart"/>
-      <w:r>
-        <w:rPr>
-          <w:rFonts w:ascii="Courier New" w:hAnsi="Courier New" w:cs="Courier New"/>
-        </w:rPr>
-        <w:t>tumbidha</w:t>
-      </w:r>
-      <w:proofErr w:type="spellEnd"/>
-      <w:r>
-        <w:rPr>
-          <w:rFonts w:ascii="Courier New" w:hAnsi="Courier New" w:cs="Courier New"/>
-        </w:rPr>
-        <w:t xml:space="preserve"> </w:t>
-      </w:r>
-      <w:r>
-        <w:rPr>
-          <w:rFonts w:ascii="Courier New" w:hAnsi="Courier New" w:cs="Courier New"/>
-        </w:rPr>
-        <w:t>Vaitarani</w:t>
-      </w:r>
-      <w:r>
-        <w:rPr>
-          <w:rFonts w:ascii="Courier New" w:hAnsi="Courier New" w:cs="Courier New"/>
-        </w:rPr>
-        <w:br/>
-      </w:r>
-      <w:r>
-        <w:rPr>
-          <w:rFonts w:ascii="Courier New" w:hAnsi="Courier New" w:cs="Courier New"/>
-        </w:rPr>
-        <w:t>N</w:t>
-      </w:r>
-      <w:r>
-        <w:rPr>
-          <w:rFonts w:ascii="Courier New" w:hAnsi="Courier New" w:cs="Courier New"/>
-        </w:rPr>
-        <w:t xml:space="preserve">inna </w:t>
-      </w:r>
-      <w:proofErr w:type="spellStart"/>
-      <w:r>
-        <w:rPr>
-          <w:rFonts w:ascii="Courier New" w:hAnsi="Courier New" w:cs="Courier New"/>
-        </w:rPr>
-        <w:t>paapagalannu</w:t>
-      </w:r>
-      <w:proofErr w:type="spellEnd"/>
-      <w:r>
-        <w:rPr>
-          <w:rFonts w:ascii="Courier New" w:hAnsi="Courier New" w:cs="Courier New"/>
-        </w:rPr>
-        <w:t xml:space="preserve"> </w:t>
-      </w:r>
-      <w:proofErr w:type="spellStart"/>
-      <w:r>
-        <w:rPr>
-          <w:rFonts w:ascii="Courier New" w:hAnsi="Courier New" w:cs="Courier New"/>
-        </w:rPr>
-        <w:t>toliyalidhe</w:t>
-      </w:r>
-      <w:proofErr w:type="spellEnd"/>
-      <w:r>
-        <w:rPr>
-          <w:rFonts w:ascii="Courier New" w:hAnsi="Courier New" w:cs="Courier New"/>
-        </w:rPr>
-        <w:t xml:space="preserve"> … </w:t>
-      </w:r>
-      <w:proofErr w:type="spellStart"/>
-      <w:r>
-        <w:rPr>
-          <w:rFonts w:ascii="Courier New" w:hAnsi="Courier New" w:cs="Courier New"/>
-        </w:rPr>
-        <w:t>Aadare</w:t>
-      </w:r>
-      <w:proofErr w:type="spellEnd"/>
-      <w:r>
-        <w:rPr>
-          <w:rFonts w:ascii="Courier New" w:hAnsi="Courier New" w:cs="Courier New"/>
-        </w:rPr>
-        <w:t xml:space="preserve"> </w:t>
-      </w:r>
-      <w:r>
-        <w:rPr>
-          <w:rFonts w:ascii="Courier New" w:hAnsi="Courier New" w:cs="Courier New"/>
-        </w:rPr>
-        <w:t xml:space="preserve">aa </w:t>
-      </w:r>
-      <w:proofErr w:type="spellStart"/>
-      <w:r>
-        <w:rPr>
-          <w:rFonts w:ascii="Courier New" w:hAnsi="Courier New" w:cs="Courier New"/>
-        </w:rPr>
-        <w:t>shudhikarana</w:t>
-      </w:r>
-      <w:proofErr w:type="spellEnd"/>
-      <w:r>
-        <w:rPr>
-          <w:rFonts w:ascii="Courier New" w:hAnsi="Courier New" w:cs="Courier New"/>
-        </w:rPr>
-        <w:br/>
-      </w:r>
-      <w:r>
-        <w:rPr>
-          <w:rFonts w:ascii="Courier New" w:hAnsi="Courier New" w:cs="Courier New"/>
-        </w:rPr>
-        <w:t xml:space="preserve">Bahala </w:t>
-      </w:r>
-      <w:proofErr w:type="spellStart"/>
-      <w:r>
-        <w:rPr>
-          <w:rFonts w:ascii="Courier New" w:hAnsi="Courier New" w:cs="Courier New"/>
-        </w:rPr>
-        <w:t>Bahala</w:t>
-      </w:r>
-      <w:proofErr w:type="spellEnd"/>
-      <w:r>
-        <w:rPr>
-          <w:rFonts w:ascii="Courier New" w:hAnsi="Courier New" w:cs="Courier New"/>
-        </w:rPr>
-        <w:t xml:space="preserve"> </w:t>
-      </w:r>
-      <w:r>
-        <w:rPr>
-          <w:rFonts w:ascii="Courier New" w:hAnsi="Courier New" w:cs="Courier New"/>
-          <w:i/>
-          <w:iCs/>
-        </w:rPr>
-        <w:t xml:space="preserve">(maniac laughs) </w:t>
-      </w:r>
-      <w:r>
-        <w:rPr>
-          <w:rFonts w:ascii="Courier New" w:hAnsi="Courier New" w:cs="Courier New"/>
-        </w:rPr>
-        <w:t xml:space="preserve">Noovu </w:t>
-      </w:r>
-      <w:proofErr w:type="spellStart"/>
-      <w:r>
-        <w:rPr>
-          <w:rFonts w:ascii="Courier New" w:hAnsi="Courier New" w:cs="Courier New"/>
-        </w:rPr>
-        <w:t>baritha</w:t>
-      </w:r>
-      <w:proofErr w:type="spellEnd"/>
-      <w:r>
-        <w:rPr>
-          <w:rFonts w:ascii="Courier New" w:hAnsi="Courier New" w:cs="Courier New"/>
-        </w:rPr>
-        <w:t xml:space="preserve"> </w:t>
-      </w:r>
-      <w:proofErr w:type="spellStart"/>
-      <w:r>
-        <w:rPr>
-          <w:rFonts w:ascii="Courier New" w:hAnsi="Courier New" w:cs="Courier New"/>
-        </w:rPr>
-        <w:t>vagiralide</w:t>
-      </w:r>
-      <w:proofErr w:type="spellEnd"/>
-      <w:r>
-        <w:rPr>
-          <w:rFonts w:ascii="Courier New" w:hAnsi="Courier New" w:cs="Courier New"/>
-        </w:rPr>
-        <w:br/>
-      </w:r>
-      <w:proofErr w:type="spellStart"/>
-      <w:r>
-        <w:rPr>
-          <w:rFonts w:ascii="Courier New" w:hAnsi="Courier New" w:cs="Courier New"/>
-        </w:rPr>
-        <w:t>Novalli</w:t>
-      </w:r>
-      <w:proofErr w:type="spellEnd"/>
-      <w:r>
-        <w:rPr>
-          <w:rFonts w:ascii="Courier New" w:hAnsi="Courier New" w:cs="Courier New"/>
-        </w:rPr>
-        <w:t xml:space="preserve"> </w:t>
-      </w:r>
-      <w:proofErr w:type="spellStart"/>
-      <w:r>
-        <w:rPr>
-          <w:rFonts w:ascii="Courier New" w:hAnsi="Courier New" w:cs="Courier New"/>
-        </w:rPr>
-        <w:t>neenu</w:t>
-      </w:r>
-      <w:proofErr w:type="spellEnd"/>
-      <w:r>
-        <w:rPr>
-          <w:rFonts w:ascii="Courier New" w:hAnsi="Courier New" w:cs="Courier New"/>
-        </w:rPr>
-        <w:t xml:space="preserve"> </w:t>
-      </w:r>
-      <w:proofErr w:type="spellStart"/>
-      <w:r>
-        <w:rPr>
-          <w:rFonts w:ascii="Courier New" w:hAnsi="Courier New" w:cs="Courier New"/>
-        </w:rPr>
-        <w:t>kiruchuva</w:t>
-      </w:r>
-      <w:proofErr w:type="spellEnd"/>
-      <w:r>
-        <w:rPr>
-          <w:rFonts w:ascii="Courier New" w:hAnsi="Courier New" w:cs="Courier New"/>
-        </w:rPr>
-        <w:t xml:space="preserve"> </w:t>
-      </w:r>
-      <w:proofErr w:type="spellStart"/>
-      <w:r>
-        <w:rPr>
-          <w:rFonts w:ascii="Courier New" w:hAnsi="Courier New" w:cs="Courier New"/>
-        </w:rPr>
-        <w:t>kogu</w:t>
+        <w:t>e</w:t>
       </w:r>
       <w:proofErr w:type="spellEnd"/>
       <w:r>
@@ -51458,6 +51951,7 @@
           <w:b/>
           <w:bCs/>
         </w:rPr>
+        <w:lastRenderedPageBreak/>
         <w:t>YAMADHOOTHA</w:t>
       </w:r>
       <w:r>
@@ -51806,7 +52300,7 @@
 </file>
 
 <file path=word/endnotes.xml><?xml version="1.0" encoding="utf-8"?>
-<w:endnotes xmlns:wpc="http://schemas.microsoft.com/office/word/2010/wordprocessingCanvas" xmlns:cx="http://schemas.microsoft.com/office/drawing/2014/chartex" xmlns:cx1="http://schemas.microsoft.com/office/drawing/2015/9/8/chartex" xmlns:cx2="http://schemas.microsoft.com/office/drawing/2015/10/21/chartex" xmlns:cx3="http://schemas.microsoft.com/office/drawing/2016/5/9/chartex" xmlns:cx4="http://schemas.microsoft.com/office/drawing/2016/5/10/chartex" xmlns:cx5="http://schemas.microsoft.com/office/drawing/2016/5/11/chartex" xmlns:cx6="http://schemas.microsoft.com/office/drawing/2016/5/12/chartex" xmlns:cx7="http://schemas.microsoft.com/office/drawing/2016/5/13/chartex" xmlns:cx8="http://schemas.microsoft.com/office/drawing/2016/5/14/chartex" xmlns:mc="http://schemas.openxmlformats.org/markup-compatibility/2006" xmlns:aink="http://schemas.microsoft.com/office/drawing/2016/ink" xmlns:am3d="http://schemas.microsoft.com/office/drawing/2017/model3d" xmlns:o="urn:schemas-microsoft-com:office:office" xmlns:oel="http://schemas.microsoft.com/office/2019/extlst" xmlns:r="http://schemas.openxmlformats.org/officeDocument/2006/relationships" xmlns:m="http://schemas.openxmlformats.org/officeDocument/2006/math" xmlns:v="urn:schemas-microsoft-com:vml" xmlns:wp14="http://schemas.microsoft.com/office/word/2010/wordprocessingDrawing" xmlns:wp="http://schemas.openxmlformats.org/drawingml/2006/wordprocessingDrawing" xmlns:w10="urn:schemas-microsoft-com:office:word" xmlns:w="http://schemas.openxmlformats.org/wordprocessingml/2006/main" xmlns:w14="http://schemas.microsoft.com/office/word/2010/wordml" xmlns:w15="http://schemas.microsoft.com/office/word/2012/wordml" xmlns:w16cex="http://schemas.microsoft.com/office/word/2018/wordml/cex" xmlns:w16cid="http://schemas.microsoft.com/office/word/2016/wordml/cid" xmlns:w16="http://schemas.microsoft.com/office/word/2018/wordml" xmlns:w16du="http://schemas.microsoft.com/office/word/2023/wordml/word16du" xmlns:w16sdtdh="http://schemas.microsoft.com/office/word/2020/wordml/sdtdatahash" xmlns:w16sdtfl="http://schemas.microsoft.com/office/word/2024/wordml/sdtformatlock" xmlns:w16se="http://schemas.microsoft.com/office/word/2015/wordml/symex" xmlns:wpg="http://schemas.microsoft.com/office/word/2010/wordprocessingGroup" xmlns:wpi="http://schemas.microsoft.com/office/word/2010/wordprocessingInk" xmlns:wne="http://schemas.microsoft.com/office/word/2006/wordml" xmlns:wps="http://schemas.microsoft.com/office/word/2010/wordprocessingShape" mc:Ignorable="w14 w15 w16se w16cid w16 w16cex w16sdtdh w16sdtfl w16du wp14">
+<w:endnotes xmlns:wpc="http://schemas.microsoft.com/office/word/2010/wordprocessingCanvas" xmlns:cx="http://schemas.microsoft.com/office/drawing/2014/chartex" xmlns:cx1="http://schemas.microsoft.com/office/drawing/2015/9/8/chartex" xmlns:cx2="http://schemas.microsoft.com/office/drawing/2015/10/21/chartex" xmlns:cx3="http://schemas.microsoft.com/office/drawing/2016/5/9/chartex" xmlns:cx4="http://schemas.microsoft.com/office/drawing/2016/5/10/chartex" xmlns:cx5="http://schemas.microsoft.com/office/drawing/2016/5/11/chartex" xmlns:cx6="http://schemas.microsoft.com/office/drawing/2016/5/12/chartex" xmlns:cx7="http://schemas.microsoft.com/office/drawing/2016/5/13/chartex" xmlns:cx8="http://schemas.microsoft.com/office/drawing/2016/5/14/chartex" xmlns:mc="http://schemas.openxmlformats.org/markup-compatibility/2006" xmlns:aink="http://schemas.microsoft.com/office/drawing/2016/ink" xmlns:am3d="http://schemas.microsoft.com/office/drawing/2017/model3d" xmlns:o="urn:schemas-microsoft-com:office:office" xmlns:oel="http://schemas.microsoft.com/office/2019/extlst" xmlns:r="http://schemas.openxmlformats.org/officeDocument/2006/relationships" xmlns:m="http://schemas.openxmlformats.org/officeDocument/2006/math" xmlns:v="urn:schemas-microsoft-com:vml" xmlns:wp14="http://schemas.microsoft.com/office/word/2010/wordprocessingDrawing" xmlns:wp="http://schemas.openxmlformats.org/drawingml/2006/wordprocessingDrawing" xmlns:w10="urn:schemas-microsoft-com:office:word" xmlns:w="http://schemas.openxmlformats.org/wordprocessingml/2006/main" xmlns:w14="http://schemas.microsoft.com/office/word/2010/wordml" xmlns:w15="http://schemas.microsoft.com/office/word/2012/wordml" xmlns:w16cei="http://schemas.microsoft.com/office/word/2026/wordml/cei" xmlns:w16cex="http://schemas.microsoft.com/office/word/2018/wordml/cex" xmlns:w16cid="http://schemas.microsoft.com/office/word/2016/wordml/cid" xmlns:w16="http://schemas.microsoft.com/office/word/2018/wordml" xmlns:w16du="http://schemas.microsoft.com/office/word/2023/wordml/word16du" xmlns:w16sdtdh="http://schemas.microsoft.com/office/word/2020/wordml/sdtdatahash" xmlns:w16sdtfl="http://schemas.microsoft.com/office/word/2024/wordml/sdtformatlock" xmlns:w16se="http://schemas.microsoft.com/office/word/2015/wordml/symex" xmlns:wpg="http://schemas.microsoft.com/office/word/2010/wordprocessingGroup" xmlns:wpi="http://schemas.microsoft.com/office/word/2010/wordprocessingInk" xmlns:wne="http://schemas.microsoft.com/office/word/2006/wordml" xmlns:wps="http://schemas.microsoft.com/office/word/2010/wordprocessingShape" mc:Ignorable="w14 w15 w16se w16cid w16 w16cex w16sdtdh w16sdtfl w16du wp14">
   <w:endnote w:type="separator" w:id="-1">
     <w:p>
       <w:pPr>
@@ -51831,7 +52325,7 @@
 </file>
 
 <file path=word/footer1.xml><?xml version="1.0" encoding="utf-8"?>
-<w:ftr xmlns:wpc="http://schemas.microsoft.com/office/word/2010/wordprocessingCanvas" xmlns:cx="http://schemas.microsoft.com/office/drawing/2014/chartex" xmlns:cx1="http://schemas.microsoft.com/office/drawing/2015/9/8/chartex" xmlns:cx2="http://schemas.microsoft.com/office/drawing/2015/10/21/chartex" xmlns:cx3="http://schemas.microsoft.com/office/drawing/2016/5/9/chartex" xmlns:cx4="http://schemas.microsoft.com/office/drawing/2016/5/10/chartex" xmlns:cx5="http://schemas.microsoft.com/office/drawing/2016/5/11/chartex" xmlns:cx6="http://schemas.microsoft.com/office/drawing/2016/5/12/chartex" xmlns:cx7="http://schemas.microsoft.com/office/drawing/2016/5/13/chartex" xmlns:cx8="http://schemas.microsoft.com/office/drawing/2016/5/14/chartex" xmlns:mc="http://schemas.openxmlformats.org/markup-compatibility/2006" xmlns:aink="http://schemas.microsoft.com/office/drawing/2016/ink" xmlns:am3d="http://schemas.microsoft.com/office/drawing/2017/model3d" xmlns:o="urn:schemas-microsoft-com:office:office" xmlns:oel="http://schemas.microsoft.com/office/2019/extlst" xmlns:r="http://schemas.openxmlformats.org/officeDocument/2006/relationships" xmlns:m="http://schemas.openxmlformats.org/officeDocument/2006/math" xmlns:v="urn:schemas-microsoft-com:vml" xmlns:wp14="http://schemas.microsoft.com/office/word/2010/wordprocessingDrawing" xmlns:wp="http://schemas.openxmlformats.org/drawingml/2006/wordprocessingDrawing" xmlns:w10="urn:schemas-microsoft-com:office:word" xmlns:w="http://schemas.openxmlformats.org/wordprocessingml/2006/main" xmlns:w14="http://schemas.microsoft.com/office/word/2010/wordml" xmlns:w15="http://schemas.microsoft.com/office/word/2012/wordml" xmlns:w16cex="http://schemas.microsoft.com/office/word/2018/wordml/cex" xmlns:w16cid="http://schemas.microsoft.com/office/word/2016/wordml/cid" xmlns:w16="http://schemas.microsoft.com/office/word/2018/wordml" xmlns:w16du="http://schemas.microsoft.com/office/word/2023/wordml/word16du" xmlns:w16sdtdh="http://schemas.microsoft.com/office/word/2020/wordml/sdtdatahash" xmlns:w16sdtfl="http://schemas.microsoft.com/office/word/2024/wordml/sdtformatlock" xmlns:w16se="http://schemas.microsoft.com/office/word/2015/wordml/symex" xmlns:wpg="http://schemas.microsoft.com/office/word/2010/wordprocessingGroup" xmlns:wpi="http://schemas.microsoft.com/office/word/2010/wordprocessingInk" xmlns:wne="http://schemas.microsoft.com/office/word/2006/wordml" xmlns:wps="http://schemas.microsoft.com/office/word/2010/wordprocessingShape" mc:Ignorable="w14 w15 w16se w16cid w16 w16cex w16sdtdh w16sdtfl w16du wp14">
+<w:ftr xmlns:wpc="http://schemas.microsoft.com/office/word/2010/wordprocessingCanvas" xmlns:cx="http://schemas.microsoft.com/office/drawing/2014/chartex" xmlns:cx1="http://schemas.microsoft.com/office/drawing/2015/9/8/chartex" xmlns:cx2="http://schemas.microsoft.com/office/drawing/2015/10/21/chartex" xmlns:cx3="http://schemas.microsoft.com/office/drawing/2016/5/9/chartex" xmlns:cx4="http://schemas.microsoft.com/office/drawing/2016/5/10/chartex" xmlns:cx5="http://schemas.microsoft.com/office/drawing/2016/5/11/chartex" xmlns:cx6="http://schemas.microsoft.com/office/drawing/2016/5/12/chartex" xmlns:cx7="http://schemas.microsoft.com/office/drawing/2016/5/13/chartex" xmlns:cx8="http://schemas.microsoft.com/office/drawing/2016/5/14/chartex" xmlns:mc="http://schemas.openxmlformats.org/markup-compatibility/2006" xmlns:aink="http://schemas.microsoft.com/office/drawing/2016/ink" xmlns:am3d="http://schemas.microsoft.com/office/drawing/2017/model3d" xmlns:o="urn:schemas-microsoft-com:office:office" xmlns:oel="http://schemas.microsoft.com/office/2019/extlst" xmlns:r="http://schemas.openxmlformats.org/officeDocument/2006/relationships" xmlns:m="http://schemas.openxmlformats.org/officeDocument/2006/math" xmlns:v="urn:schemas-microsoft-com:vml" xmlns:wp14="http://schemas.microsoft.com/office/word/2010/wordprocessingDrawing" xmlns:wp="http://schemas.openxmlformats.org/drawingml/2006/wordprocessingDrawing" xmlns:w10="urn:schemas-microsoft-com:office:word" xmlns:w="http://schemas.openxmlformats.org/wordprocessingml/2006/main" xmlns:w14="http://schemas.microsoft.com/office/word/2010/wordml" xmlns:w15="http://schemas.microsoft.com/office/word/2012/wordml" xmlns:w16cei="http://schemas.microsoft.com/office/word/2026/wordml/cei" xmlns:w16cex="http://schemas.microsoft.com/office/word/2018/wordml/cex" xmlns:w16cid="http://schemas.microsoft.com/office/word/2016/wordml/cid" xmlns:w16="http://schemas.microsoft.com/office/word/2018/wordml" xmlns:w16du="http://schemas.microsoft.com/office/word/2023/wordml/word16du" xmlns:w16sdtdh="http://schemas.microsoft.com/office/word/2020/wordml/sdtdatahash" xmlns:w16sdtfl="http://schemas.microsoft.com/office/word/2024/wordml/sdtformatlock" xmlns:w16se="http://schemas.microsoft.com/office/word/2015/wordml/symex" xmlns:wpg="http://schemas.microsoft.com/office/word/2010/wordprocessingGroup" xmlns:wpi="http://schemas.microsoft.com/office/word/2010/wordprocessingInk" xmlns:wne="http://schemas.microsoft.com/office/word/2006/wordml" xmlns:wps="http://schemas.microsoft.com/office/word/2010/wordprocessingShape" mc:Ignorable="w14 w15 w16se w16cid w16 w16cex w16sdtdh w16sdtfl w16du wp14">
   <w:sdt>
     <w:sdtPr>
       <w:id w:val="973024930"/>
@@ -51884,7 +52378,7 @@
 </file>
 
 <file path=word/footnotes.xml><?xml version="1.0" encoding="utf-8"?>
-<w:footnotes xmlns:wpc="http://schemas.microsoft.com/office/word/2010/wordprocessingCanvas" xmlns:cx="http://schemas.microsoft.com/office/drawing/2014/chartex" xmlns:cx1="http://schemas.microsoft.com/office/drawing/2015/9/8/chartex" xmlns:cx2="http://schemas.microsoft.com/office/drawing/2015/10/21/chartex" xmlns:cx3="http://schemas.microsoft.com/office/drawing/2016/5/9/chartex" xmlns:cx4="http://schemas.microsoft.com/office/drawing/2016/5/10/chartex" xmlns:cx5="http://schemas.microsoft.com/office/drawing/2016/5/11/chartex" xmlns:cx6="http://schemas.microsoft.com/office/drawing/2016/5/12/chartex" xmlns:cx7="http://schemas.microsoft.com/office/drawing/2016/5/13/chartex" xmlns:cx8="http://schemas.microsoft.com/office/drawing/2016/5/14/chartex" xmlns:mc="http://schemas.openxmlformats.org/markup-compatibility/2006" xmlns:aink="http://schemas.microsoft.com/office/drawing/2016/ink" xmlns:am3d="http://schemas.microsoft.com/office/drawing/2017/model3d" xmlns:o="urn:schemas-microsoft-com:office:office" xmlns:oel="http://schemas.microsoft.com/office/2019/extlst" xmlns:r="http://schemas.openxmlformats.org/officeDocument/2006/relationships" xmlns:m="http://schemas.openxmlformats.org/officeDocument/2006/math" xmlns:v="urn:schemas-microsoft-com:vml" xmlns:wp14="http://schemas.microsoft.com/office/word/2010/wordprocessingDrawing" xmlns:wp="http://schemas.openxmlformats.org/drawingml/2006/wordprocessingDrawing" xmlns:w10="urn:schemas-microsoft-com:office:word" xmlns:w="http://schemas.openxmlformats.org/wordprocessingml/2006/main" xmlns:w14="http://schemas.microsoft.com/office/word/2010/wordml" xmlns:w15="http://schemas.microsoft.com/office/word/2012/wordml" xmlns:w16cex="http://schemas.microsoft.com/office/word/2018/wordml/cex" xmlns:w16cid="http://schemas.microsoft.com/office/word/2016/wordml/cid" xmlns:w16="http://schemas.microsoft.com/office/word/2018/wordml" xmlns:w16du="http://schemas.microsoft.com/office/word/2023/wordml/word16du" xmlns:w16sdtdh="http://schemas.microsoft.com/office/word/2020/wordml/sdtdatahash" xmlns:w16sdtfl="http://schemas.microsoft.com/office/word/2024/wordml/sdtformatlock" xmlns:w16se="http://schemas.microsoft.com/office/word/2015/wordml/symex" xmlns:wpg="http://schemas.microsoft.com/office/word/2010/wordprocessingGroup" xmlns:wpi="http://schemas.microsoft.com/office/word/2010/wordprocessingInk" xmlns:wne="http://schemas.microsoft.com/office/word/2006/wordml" xmlns:wps="http://schemas.microsoft.com/office/word/2010/wordprocessingShape" mc:Ignorable="w14 w15 w16se w16cid w16 w16cex w16sdtdh w16sdtfl w16du wp14">
+<w:footnotes xmlns:wpc="http://schemas.microsoft.com/office/word/2010/wordprocessingCanvas" xmlns:cx="http://schemas.microsoft.com/office/drawing/2014/chartex" xmlns:cx1="http://schemas.microsoft.com/office/drawing/2015/9/8/chartex" xmlns:cx2="http://schemas.microsoft.com/office/drawing/2015/10/21/chartex" xmlns:cx3="http://schemas.microsoft.com/office/drawing/2016/5/9/chartex" xmlns:cx4="http://schemas.microsoft.com/office/drawing/2016/5/10/chartex" xmlns:cx5="http://schemas.microsoft.com/office/drawing/2016/5/11/chartex" xmlns:cx6="http://schemas.microsoft.com/office/drawing/2016/5/12/chartex" xmlns:cx7="http://schemas.microsoft.com/office/drawing/2016/5/13/chartex" xmlns:cx8="http://schemas.microsoft.com/office/drawing/2016/5/14/chartex" xmlns:mc="http://schemas.openxmlformats.org/markup-compatibility/2006" xmlns:aink="http://schemas.microsoft.com/office/drawing/2016/ink" xmlns:am3d="http://schemas.microsoft.com/office/drawing/2017/model3d" xmlns:o="urn:schemas-microsoft-com:office:office" xmlns:oel="http://schemas.microsoft.com/office/2019/extlst" xmlns:r="http://schemas.openxmlformats.org/officeDocument/2006/relationships" xmlns:m="http://schemas.openxmlformats.org/officeDocument/2006/math" xmlns:v="urn:schemas-microsoft-com:vml" xmlns:wp14="http://schemas.microsoft.com/office/word/2010/wordprocessingDrawing" xmlns:wp="http://schemas.openxmlformats.org/drawingml/2006/wordprocessingDrawing" xmlns:w10="urn:schemas-microsoft-com:office:word" xmlns:w="http://schemas.openxmlformats.org/wordprocessingml/2006/main" xmlns:w14="http://schemas.microsoft.com/office/word/2010/wordml" xmlns:w15="http://schemas.microsoft.com/office/word/2012/wordml" xmlns:w16cei="http://schemas.microsoft.com/office/word/2026/wordml/cei" xmlns:w16cex="http://schemas.microsoft.com/office/word/2018/wordml/cex" xmlns:w16cid="http://schemas.microsoft.com/office/word/2016/wordml/cid" xmlns:w16="http://schemas.microsoft.com/office/word/2018/wordml" xmlns:w16du="http://schemas.microsoft.com/office/word/2023/wordml/word16du" xmlns:w16sdtdh="http://schemas.microsoft.com/office/word/2020/wordml/sdtdatahash" xmlns:w16sdtfl="http://schemas.microsoft.com/office/word/2024/wordml/sdtformatlock" xmlns:w16se="http://schemas.microsoft.com/office/word/2015/wordml/symex" xmlns:wpg="http://schemas.microsoft.com/office/word/2010/wordprocessingGroup" xmlns:wpi="http://schemas.microsoft.com/office/word/2010/wordprocessingInk" xmlns:wne="http://schemas.microsoft.com/office/word/2006/wordml" xmlns:wps="http://schemas.microsoft.com/office/word/2010/wordprocessingShape" mc:Ignorable="w14 w15 w16se w16cid w16 w16cex w16sdtdh w16sdtfl w16du wp14">
   <w:footnote w:type="separator" w:id="-1">
     <w:p>
       <w:pPr>
@@ -51909,7 +52403,7 @@
 </file>
 
 <file path=word/header1.xml><?xml version="1.0" encoding="utf-8"?>
-<w:hdr xmlns:wpc="http://schemas.microsoft.com/office/word/2010/wordprocessingCanvas" xmlns:cx="http://schemas.microsoft.com/office/drawing/2014/chartex" xmlns:cx1="http://schemas.microsoft.com/office/drawing/2015/9/8/chartex" xmlns:cx2="http://schemas.microsoft.com/office/drawing/2015/10/21/chartex" xmlns:cx3="http://schemas.microsoft.com/office/drawing/2016/5/9/chartex" xmlns:cx4="http://schemas.microsoft.com/office/drawing/2016/5/10/chartex" xmlns:cx5="http://schemas.microsoft.com/office/drawing/2016/5/11/chartex" xmlns:cx6="http://schemas.microsoft.com/office/drawing/2016/5/12/chartex" xmlns:cx7="http://schemas.microsoft.com/office/drawing/2016/5/13/chartex" xmlns:cx8="http://schemas.microsoft.com/office/drawing/2016/5/14/chartex" xmlns:mc="http://schemas.openxmlformats.org/markup-compatibility/2006" xmlns:aink="http://schemas.microsoft.com/office/drawing/2016/ink" xmlns:am3d="http://schemas.microsoft.com/office/drawing/2017/model3d" xmlns:o="urn:schemas-microsoft-com:office:office" xmlns:oel="http://schemas.microsoft.com/office/2019/extlst" xmlns:r="http://schemas.openxmlformats.org/officeDocument/2006/relationships" xmlns:m="http://schemas.openxmlformats.org/officeDocument/2006/math" xmlns:v="urn:schemas-microsoft-com:vml" xmlns:wp14="http://schemas.microsoft.com/office/word/2010/wordprocessingDrawing" xmlns:wp="http://schemas.openxmlformats.org/drawingml/2006/wordprocessingDrawing" xmlns:w10="urn:schemas-microsoft-com:office:word" xmlns:w="http://schemas.openxmlformats.org/wordprocessingml/2006/main" xmlns:w14="http://schemas.microsoft.com/office/word/2010/wordml" xmlns:w15="http://schemas.microsoft.com/office/word/2012/wordml" xmlns:w16cex="http://schemas.microsoft.com/office/word/2018/wordml/cex" xmlns:w16cid="http://schemas.microsoft.com/office/word/2016/wordml/cid" xmlns:w16="http://schemas.microsoft.com/office/word/2018/wordml" xmlns:w16du="http://schemas.microsoft.com/office/word/2023/wordml/word16du" xmlns:w16sdtdh="http://schemas.microsoft.com/office/word/2020/wordml/sdtdatahash" xmlns:w16sdtfl="http://schemas.microsoft.com/office/word/2024/wordml/sdtformatlock" xmlns:w16se="http://schemas.microsoft.com/office/word/2015/wordml/symex" xmlns:wpg="http://schemas.microsoft.com/office/word/2010/wordprocessingGroup" xmlns:wpi="http://schemas.microsoft.com/office/word/2010/wordprocessingInk" xmlns:wne="http://schemas.microsoft.com/office/word/2006/wordml" xmlns:wps="http://schemas.microsoft.com/office/word/2010/wordprocessingShape" mc:Ignorable="w14 w15 w16se w16cid w16 w16cex w16sdtdh w16sdtfl w16du wp14">
+<w:hdr xmlns:wpc="http://schemas.microsoft.com/office/word/2010/wordprocessingCanvas" xmlns:cx="http://schemas.microsoft.com/office/drawing/2014/chartex" xmlns:cx1="http://schemas.microsoft.com/office/drawing/2015/9/8/chartex" xmlns:cx2="http://schemas.microsoft.com/office/drawing/2015/10/21/chartex" xmlns:cx3="http://schemas.microsoft.com/office/drawing/2016/5/9/chartex" xmlns:cx4="http://schemas.microsoft.com/office/drawing/2016/5/10/chartex" xmlns:cx5="http://schemas.microsoft.com/office/drawing/2016/5/11/chartex" xmlns:cx6="http://schemas.microsoft.com/office/drawing/2016/5/12/chartex" xmlns:cx7="http://schemas.microsoft.com/office/drawing/2016/5/13/chartex" xmlns:cx8="http://schemas.microsoft.com/office/drawing/2016/5/14/chartex" xmlns:mc="http://schemas.openxmlformats.org/markup-compatibility/2006" xmlns:aink="http://schemas.microsoft.com/office/drawing/2016/ink" xmlns:am3d="http://schemas.microsoft.com/office/drawing/2017/model3d" xmlns:o="urn:schemas-microsoft-com:office:office" xmlns:oel="http://schemas.microsoft.com/office/2019/extlst" xmlns:r="http://schemas.openxmlformats.org/officeDocument/2006/relationships" xmlns:m="http://schemas.openxmlformats.org/officeDocument/2006/math" xmlns:v="urn:schemas-microsoft-com:vml" xmlns:wp14="http://schemas.microsoft.com/office/word/2010/wordprocessingDrawing" xmlns:wp="http://schemas.openxmlformats.org/drawingml/2006/wordprocessingDrawing" xmlns:w10="urn:schemas-microsoft-com:office:word" xmlns:w="http://schemas.openxmlformats.org/wordprocessingml/2006/main" xmlns:w14="http://schemas.microsoft.com/office/word/2010/wordml" xmlns:w15="http://schemas.microsoft.com/office/word/2012/wordml" xmlns:w16cei="http://schemas.microsoft.com/office/word/2026/wordml/cei" xmlns:w16cex="http://schemas.microsoft.com/office/word/2018/wordml/cex" xmlns:w16cid="http://schemas.microsoft.com/office/word/2016/wordml/cid" xmlns:w16="http://schemas.microsoft.com/office/word/2018/wordml" xmlns:w16du="http://schemas.microsoft.com/office/word/2023/wordml/word16du" xmlns:w16sdtdh="http://schemas.microsoft.com/office/word/2020/wordml/sdtdatahash" xmlns:w16sdtfl="http://schemas.microsoft.com/office/word/2024/wordml/sdtformatlock" xmlns:w16se="http://schemas.microsoft.com/office/word/2015/wordml/symex" xmlns:wpg="http://schemas.microsoft.com/office/word/2010/wordprocessingGroup" xmlns:wpi="http://schemas.microsoft.com/office/word/2010/wordprocessingInk" xmlns:wne="http://schemas.microsoft.com/office/word/2006/wordml" xmlns:wps="http://schemas.microsoft.com/office/word/2010/wordprocessingShape" mc:Ignorable="w14 w15 w16se w16cid w16 w16cex w16sdtdh w16sdtfl w16du wp14">
   <w:sdt>
     <w:sdtPr>
       <w:id w:val="-2045126494"/>
@@ -51962,7 +52456,7 @@
 </file>
 
 <file path=word/header2.xml><?xml version="1.0" encoding="utf-8"?>
-<w:hdr xmlns:wpc="http://schemas.microsoft.com/office/word/2010/wordprocessingCanvas" xmlns:cx="http://schemas.microsoft.com/office/drawing/2014/chartex" xmlns:cx1="http://schemas.microsoft.com/office/drawing/2015/9/8/chartex" xmlns:cx2="http://schemas.microsoft.com/office/drawing/2015/10/21/chartex" xmlns:cx3="http://schemas.microsoft.com/office/drawing/2016/5/9/chartex" xmlns:cx4="http://schemas.microsoft.com/office/drawing/2016/5/10/chartex" xmlns:cx5="http://schemas.microsoft.com/office/drawing/2016/5/11/chartex" xmlns:cx6="http://schemas.microsoft.com/office/drawing/2016/5/12/chartex" xmlns:cx7="http://schemas.microsoft.com/office/drawing/2016/5/13/chartex" xmlns:cx8="http://schemas.microsoft.com/office/drawing/2016/5/14/chartex" xmlns:mc="http://schemas.openxmlformats.org/markup-compatibility/2006" xmlns:aink="http://schemas.microsoft.com/office/drawing/2016/ink" xmlns:am3d="http://schemas.microsoft.com/office/drawing/2017/model3d" xmlns:o="urn:schemas-microsoft-com:office:office" xmlns:oel="http://schemas.microsoft.com/office/2019/extlst" xmlns:r="http://schemas.openxmlformats.org/officeDocument/2006/relationships" xmlns:m="http://schemas.openxmlformats.org/officeDocument/2006/math" xmlns:v="urn:schemas-microsoft-com:vml" xmlns:wp14="http://schemas.microsoft.com/office/word/2010/wordprocessingDrawing" xmlns:wp="http://schemas.openxmlformats.org/drawingml/2006/wordprocessingDrawing" xmlns:w10="urn:schemas-microsoft-com:office:word" xmlns:w="http://schemas.openxmlformats.org/wordprocessingml/2006/main" xmlns:w14="http://schemas.microsoft.com/office/word/2010/wordml" xmlns:w15="http://schemas.microsoft.com/office/word/2012/wordml" xmlns:w16cex="http://schemas.microsoft.com/office/word/2018/wordml/cex" xmlns:w16cid="http://schemas.microsoft.com/office/word/2016/wordml/cid" xmlns:w16="http://schemas.microsoft.com/office/word/2018/wordml" xmlns:w16du="http://schemas.microsoft.com/office/word/2023/wordml/word16du" xmlns:w16sdtdh="http://schemas.microsoft.com/office/word/2020/wordml/sdtdatahash" xmlns:w16sdtfl="http://schemas.microsoft.com/office/word/2024/wordml/sdtformatlock" xmlns:w16se="http://schemas.microsoft.com/office/word/2015/wordml/symex" xmlns:wpg="http://schemas.microsoft.com/office/word/2010/wordprocessingGroup" xmlns:wpi="http://schemas.microsoft.com/office/word/2010/wordprocessingInk" xmlns:wne="http://schemas.microsoft.com/office/word/2006/wordml" xmlns:wps="http://schemas.microsoft.com/office/word/2010/wordprocessingShape" mc:Ignorable="w14 w15 w16se w16cid w16 w16cex w16sdtdh w16sdtfl w16du wp14">
+<w:hdr xmlns:wpc="http://schemas.microsoft.com/office/word/2010/wordprocessingCanvas" xmlns:cx="http://schemas.microsoft.com/office/drawing/2014/chartex" xmlns:cx1="http://schemas.microsoft.com/office/drawing/2015/9/8/chartex" xmlns:cx2="http://schemas.microsoft.com/office/drawing/2015/10/21/chartex" xmlns:cx3="http://schemas.microsoft.com/office/drawing/2016/5/9/chartex" xmlns:cx4="http://schemas.microsoft.com/office/drawing/2016/5/10/chartex" xmlns:cx5="http://schemas.microsoft.com/office/drawing/2016/5/11/chartex" xmlns:cx6="http://schemas.microsoft.com/office/drawing/2016/5/12/chartex" xmlns:cx7="http://schemas.microsoft.com/office/drawing/2016/5/13/chartex" xmlns:cx8="http://schemas.microsoft.com/office/drawing/2016/5/14/chartex" xmlns:mc="http://schemas.openxmlformats.org/markup-compatibility/2006" xmlns:aink="http://schemas.microsoft.com/office/drawing/2016/ink" xmlns:am3d="http://schemas.microsoft.com/office/drawing/2017/model3d" xmlns:o="urn:schemas-microsoft-com:office:office" xmlns:oel="http://schemas.microsoft.com/office/2019/extlst" xmlns:r="http://schemas.openxmlformats.org/officeDocument/2006/relationships" xmlns:m="http://schemas.openxmlformats.org/officeDocument/2006/math" xmlns:v="urn:schemas-microsoft-com:vml" xmlns:wp14="http://schemas.microsoft.com/office/word/2010/wordprocessingDrawing" xmlns:wp="http://schemas.openxmlformats.org/drawingml/2006/wordprocessingDrawing" xmlns:w10="urn:schemas-microsoft-com:office:word" xmlns:w="http://schemas.openxmlformats.org/wordprocessingml/2006/main" xmlns:w14="http://schemas.microsoft.com/office/word/2010/wordml" xmlns:w15="http://schemas.microsoft.com/office/word/2012/wordml" xmlns:w16cei="http://schemas.microsoft.com/office/word/2026/wordml/cei" xmlns:w16cex="http://schemas.microsoft.com/office/word/2018/wordml/cex" xmlns:w16cid="http://schemas.microsoft.com/office/word/2016/wordml/cid" xmlns:w16="http://schemas.microsoft.com/office/word/2018/wordml" xmlns:w16du="http://schemas.microsoft.com/office/word/2023/wordml/word16du" xmlns:w16sdtdh="http://schemas.microsoft.com/office/word/2020/wordml/sdtdatahash" xmlns:w16sdtfl="http://schemas.microsoft.com/office/word/2024/wordml/sdtformatlock" xmlns:w16se="http://schemas.microsoft.com/office/word/2015/wordml/symex" xmlns:wpg="http://schemas.microsoft.com/office/word/2010/wordprocessingGroup" xmlns:wpi="http://schemas.microsoft.com/office/word/2010/wordprocessingInk" xmlns:wne="http://schemas.microsoft.com/office/word/2006/wordml" xmlns:wps="http://schemas.microsoft.com/office/word/2010/wordprocessingShape" mc:Ignorable="w14 w15 w16se w16cid w16 w16cex w16sdtdh w16sdtfl w16du wp14">
   <w:p>
     <w:pPr>
       <w:pStyle w:val="Header"/>
@@ -51978,7 +52472,7 @@
 </file>
 
 <file path=word/numbering.xml><?xml version="1.0" encoding="utf-8"?>
-<w:numbering xmlns:wpc="http://schemas.microsoft.com/office/word/2010/wordprocessingCanvas" xmlns:cx="http://schemas.microsoft.com/office/drawing/2014/chartex" xmlns:cx1="http://schemas.microsoft.com/office/drawing/2015/9/8/chartex" xmlns:cx2="http://schemas.microsoft.com/office/drawing/2015/10/21/chartex" xmlns:cx3="http://schemas.microsoft.com/office/drawing/2016/5/9/chartex" xmlns:cx4="http://schemas.microsoft.com/office/drawing/2016/5/10/chartex" xmlns:cx5="http://schemas.microsoft.com/office/drawing/2016/5/11/chartex" xmlns:cx6="http://schemas.microsoft.com/office/drawing/2016/5/12/chartex" xmlns:cx7="http://schemas.microsoft.com/office/drawing/2016/5/13/chartex" xmlns:cx8="http://schemas.microsoft.com/office/drawing/2016/5/14/chartex" xmlns:mc="http://schemas.openxmlformats.org/markup-compatibility/2006" xmlns:aink="http://schemas.microsoft.com/office/drawing/2016/ink" xmlns:am3d="http://schemas.microsoft.com/office/drawing/2017/model3d" xmlns:o="urn:schemas-microsoft-com:office:office" xmlns:oel="http://schemas.microsoft.com/office/2019/extlst" xmlns:r="http://schemas.openxmlformats.org/officeDocument/2006/relationships" xmlns:m="http://schemas.openxmlformats.org/officeDocument/2006/math" xmlns:v="urn:schemas-microsoft-com:vml" xmlns:wp14="http://schemas.microsoft.com/office/word/2010/wordprocessingDrawing" xmlns:wp="http://schemas.openxmlformats.org/drawingml/2006/wordprocessingDrawing" xmlns:w10="urn:schemas-microsoft-com:office:word" xmlns:w="http://schemas.openxmlformats.org/wordprocessingml/2006/main" xmlns:w14="http://schemas.microsoft.com/office/word/2010/wordml" xmlns:w15="http://schemas.microsoft.com/office/word/2012/wordml" xmlns:w16cex="http://schemas.microsoft.com/office/word/2018/wordml/cex" xmlns:w16cid="http://schemas.microsoft.com/office/word/2016/wordml/cid" xmlns:w16="http://schemas.microsoft.com/office/word/2018/wordml" xmlns:w16du="http://schemas.microsoft.com/office/word/2023/wordml/word16du" xmlns:w16sdtdh="http://schemas.microsoft.com/office/word/2020/wordml/sdtdatahash" xmlns:w16sdtfl="http://schemas.microsoft.com/office/word/2024/wordml/sdtformatlock" xmlns:w16se="http://schemas.microsoft.com/office/word/2015/wordml/symex" xmlns:wpg="http://schemas.microsoft.com/office/word/2010/wordprocessingGroup" xmlns:wpi="http://schemas.microsoft.com/office/word/2010/wordprocessingInk" xmlns:wne="http://schemas.microsoft.com/office/word/2006/wordml" xmlns:wps="http://schemas.microsoft.com/office/word/2010/wordprocessingShape" mc:Ignorable="w14 w15 w16se w16cid w16 w16cex w16sdtdh w16sdtfl w16du wp14">
+<w:numbering xmlns:wpc="http://schemas.microsoft.com/office/word/2010/wordprocessingCanvas" xmlns:cx="http://schemas.microsoft.com/office/drawing/2014/chartex" xmlns:cx1="http://schemas.microsoft.com/office/drawing/2015/9/8/chartex" xmlns:cx2="http://schemas.microsoft.com/office/drawing/2015/10/21/chartex" xmlns:cx3="http://schemas.microsoft.com/office/drawing/2016/5/9/chartex" xmlns:cx4="http://schemas.microsoft.com/office/drawing/2016/5/10/chartex" xmlns:cx5="http://schemas.microsoft.com/office/drawing/2016/5/11/chartex" xmlns:cx6="http://schemas.microsoft.com/office/drawing/2016/5/12/chartex" xmlns:cx7="http://schemas.microsoft.com/office/drawing/2016/5/13/chartex" xmlns:cx8="http://schemas.microsoft.com/office/drawing/2016/5/14/chartex" xmlns:mc="http://schemas.openxmlformats.org/markup-compatibility/2006" xmlns:aink="http://schemas.microsoft.com/office/drawing/2016/ink" xmlns:am3d="http://schemas.microsoft.com/office/drawing/2017/model3d" xmlns:o="urn:schemas-microsoft-com:office:office" xmlns:oel="http://schemas.microsoft.com/office/2019/extlst" xmlns:r="http://schemas.openxmlformats.org/officeDocument/2006/relationships" xmlns:m="http://schemas.openxmlformats.org/officeDocument/2006/math" xmlns:v="urn:schemas-microsoft-com:vml" xmlns:wp14="http://schemas.microsoft.com/office/word/2010/wordprocessingDrawing" xmlns:wp="http://schemas.openxmlformats.org/drawingml/2006/wordprocessingDrawing" xmlns:w10="urn:schemas-microsoft-com:office:word" xmlns:w="http://schemas.openxmlformats.org/wordprocessingml/2006/main" xmlns:w14="http://schemas.microsoft.com/office/word/2010/wordml" xmlns:w15="http://schemas.microsoft.com/office/word/2012/wordml" xmlns:w16cei="http://schemas.microsoft.com/office/word/2026/wordml/cei" xmlns:w16cex="http://schemas.microsoft.com/office/word/2018/wordml/cex" xmlns:w16cid="http://schemas.microsoft.com/office/word/2016/wordml/cid" xmlns:w16="http://schemas.microsoft.com/office/word/2018/wordml" xmlns:w16du="http://schemas.microsoft.com/office/word/2023/wordml/word16du" xmlns:w16sdtdh="http://schemas.microsoft.com/office/word/2020/wordml/sdtdatahash" xmlns:w16sdtfl="http://schemas.microsoft.com/office/word/2024/wordml/sdtformatlock" xmlns:w16se="http://schemas.microsoft.com/office/word/2015/wordml/symex" xmlns:wpg="http://schemas.microsoft.com/office/word/2010/wordprocessingGroup" xmlns:wpi="http://schemas.microsoft.com/office/word/2010/wordprocessingInk" xmlns:wne="http://schemas.microsoft.com/office/word/2006/wordml" xmlns:wps="http://schemas.microsoft.com/office/word/2010/wordprocessingShape" mc:Ignorable="w14 w15 w16se w16cid w16 w16cex w16sdtdh w16sdtfl w16du wp14">
   <w:abstractNum w:abstractNumId="0" w15:restartNumberingAfterBreak="0">
     <w:nsid w:val="0171780D"/>
     <w:multiLevelType w:val="hybridMultilevel"/>

--- a/The_A_Shorts/2. Vyuthi/Vyuthi - Screenplay.docx
+++ b/The_A_Shorts/2. Vyuthi/Vyuthi - Screenplay.docx
@@ -12111,25 +12111,79 @@
         <w:rPr>
           <w:rFonts w:ascii="Courier New" w:hAnsi="Courier New" w:cs="Courier New"/>
         </w:rPr>
-        <w:t>Terrified</w:t>
-      </w:r>
-      <w:r>
-        <w:rPr>
-          <w:rFonts w:ascii="Courier New" w:hAnsi="Courier New" w:cs="Courier New"/>
-        </w:rPr>
-        <w:t xml:space="preserve">, </w:t>
-      </w:r>
-      <w:r>
-        <w:rPr>
-          <w:rFonts w:ascii="Courier New" w:hAnsi="Courier New" w:cs="Courier New"/>
-        </w:rPr>
-        <w:t>Adi drops the phone.</w:t>
-      </w:r>
-      <w:r>
-        <w:rPr>
-          <w:rFonts w:ascii="Courier New" w:hAnsi="Courier New" w:cs="Courier New"/>
-        </w:rPr>
-        <w:t xml:space="preserve"> The handle </w:t>
+        <w:t>Adi is t</w:t>
+      </w:r>
+      <w:r>
+        <w:rPr>
+          <w:rFonts w:ascii="Courier New" w:hAnsi="Courier New" w:cs="Courier New"/>
+        </w:rPr>
+        <w:t>errified</w:t>
+      </w:r>
+      <w:r>
+        <w:rPr>
+          <w:rFonts w:ascii="Courier New" w:hAnsi="Courier New" w:cs="Courier New"/>
+        </w:rPr>
+        <w:t>.</w:t>
+      </w:r>
+      <w:r>
+        <w:rPr>
+          <w:rFonts w:ascii="Courier New" w:hAnsi="Courier New" w:cs="Courier New"/>
+        </w:rPr>
+        <w:t xml:space="preserve"> </w:t>
+      </w:r>
+      <w:r>
+        <w:rPr>
+          <w:rFonts w:ascii="Courier New" w:hAnsi="Courier New" w:cs="Courier New"/>
+        </w:rPr>
+        <w:t>T</w:t>
+      </w:r>
+      <w:r>
+        <w:rPr>
+          <w:rFonts w:ascii="Courier New" w:hAnsi="Courier New" w:cs="Courier New"/>
+        </w:rPr>
+        <w:t xml:space="preserve">he </w:t>
+      </w:r>
+      <w:r>
+        <w:rPr>
+          <w:rFonts w:ascii="Courier New" w:hAnsi="Courier New" w:cs="Courier New"/>
+        </w:rPr>
+        <w:t>tele</w:t>
+      </w:r>
+      <w:r>
+        <w:rPr>
+          <w:rFonts w:ascii="Courier New" w:hAnsi="Courier New" w:cs="Courier New"/>
+        </w:rPr>
+        <w:t>phone</w:t>
+      </w:r>
+      <w:r>
+        <w:rPr>
+          <w:rFonts w:ascii="Courier New" w:hAnsi="Courier New" w:cs="Courier New"/>
+        </w:rPr>
+        <w:t xml:space="preserve"> drops from his hand</w:t>
+      </w:r>
+      <w:r>
+        <w:rPr>
+          <w:rFonts w:ascii="Courier New" w:hAnsi="Courier New" w:cs="Courier New"/>
+        </w:rPr>
+        <w:t>.</w:t>
+      </w:r>
+      <w:r>
+        <w:rPr>
+          <w:rFonts w:ascii="Courier New" w:hAnsi="Courier New" w:cs="Courier New"/>
+        </w:rPr>
+        <w:t xml:space="preserve"> The </w:t>
+      </w:r>
+      <w:r>
+        <w:rPr>
+          <w:rFonts w:ascii="Courier New" w:hAnsi="Courier New" w:cs="Courier New"/>
+        </w:rPr>
+        <w:t xml:space="preserve">phone’s </w:t>
+      </w:r>
+      <w:r>
+        <w:rPr>
+          <w:rFonts w:ascii="Courier New" w:hAnsi="Courier New" w:cs="Courier New"/>
+        </w:rPr>
+        <w:t xml:space="preserve">handle </w:t>
       </w:r>
       <w:r>
         <w:rPr>
@@ -12395,40 +12449,6 @@
     <w:p>
       <w:pPr>
         <w:spacing w:line="240" w:lineRule="auto"/>
-        <w:jc w:val="right"/>
-        <w:rPr>
-          <w:rFonts w:ascii="Courier New" w:hAnsi="Courier New" w:cs="Courier New"/>
-          <w:b/>
-          <w:bCs/>
-        </w:rPr>
-      </w:pPr>
-    </w:p>
-    <w:p>
-      <w:pPr>
-        <w:spacing w:line="240" w:lineRule="auto"/>
-        <w:jc w:val="right"/>
-        <w:rPr>
-          <w:rFonts w:ascii="Courier New" w:hAnsi="Courier New" w:cs="Courier New"/>
-          <w:b/>
-          <w:bCs/>
-        </w:rPr>
-      </w:pPr>
-    </w:p>
-    <w:p>
-      <w:pPr>
-        <w:spacing w:line="240" w:lineRule="auto"/>
-        <w:jc w:val="right"/>
-        <w:rPr>
-          <w:rFonts w:ascii="Courier New" w:hAnsi="Courier New" w:cs="Courier New"/>
-          <w:b/>
-          <w:bCs/>
-        </w:rPr>
-      </w:pPr>
-    </w:p>
-    <w:p>
-      <w:pPr>
-        <w:spacing w:line="240" w:lineRule="auto"/>
-        <w:jc w:val="right"/>
         <w:rPr>
           <w:rFonts w:ascii="Courier New" w:hAnsi="Courier New" w:cs="Courier New"/>
           <w:b/>
@@ -12456,6 +12476,7 @@
           <w:b/>
           <w:bCs/>
         </w:rPr>
+        <w:lastRenderedPageBreak/>
         <w:t xml:space="preserve">INT. BEDROOM – </w:t>
       </w:r>
       <w:r>
@@ -14075,7 +14096,6 @@
         <w:rPr>
           <w:rFonts w:ascii="Courier New" w:hAnsi="Courier New" w:cs="Courier New"/>
         </w:rPr>
-        <w:lastRenderedPageBreak/>
         <w:t xml:space="preserve">He turns towards </w:t>
       </w:r>
       <w:r>
@@ -14232,6 +14252,7 @@
           <w:b/>
           <w:bCs/>
         </w:rPr>
+        <w:lastRenderedPageBreak/>
         <w:t>INT. HALLWAY – CONTINUOUS</w:t>
       </w:r>
     </w:p>
@@ -15591,6 +15612,7 @@
           <w:b/>
           <w:bCs/>
         </w:rPr>
+        <w:lastRenderedPageBreak/>
         <w:t xml:space="preserve">INT. </w:t>
       </w:r>
       <w:r>
@@ -16882,341 +16904,341 @@
           <w:b/>
           <w:bCs/>
         </w:rPr>
+        <w:t>ADI</w:t>
+      </w:r>
+      <w:r>
+        <w:rPr>
+          <w:rFonts w:ascii="Courier New" w:hAnsi="Courier New" w:cs="Courier New"/>
+          <w:b/>
+          <w:bCs/>
+        </w:rPr>
+        <w:t xml:space="preserve"> </w:t>
+      </w:r>
+      <w:r>
+        <w:rPr>
+          <w:rFonts w:ascii="Courier New" w:hAnsi="Courier New" w:cs="Courier New"/>
+          <w:i/>
+          <w:iCs/>
+        </w:rPr>
+        <w:t>(</w:t>
+      </w:r>
+      <w:r>
+        <w:rPr>
+          <w:rFonts w:ascii="Courier New" w:hAnsi="Courier New" w:cs="Courier New"/>
+          <w:i/>
+          <w:iCs/>
+        </w:rPr>
+        <w:t>smiles like a</w:t>
+      </w:r>
+      <w:r>
+        <w:rPr>
+          <w:rFonts w:ascii="Courier New" w:hAnsi="Courier New" w:cs="Courier New"/>
+          <w:i/>
+          <w:iCs/>
+        </w:rPr>
+        <w:t xml:space="preserve"> fool</w:t>
+      </w:r>
+      <w:r>
+        <w:rPr>
+          <w:rFonts w:ascii="Courier New" w:hAnsi="Courier New" w:cs="Courier New"/>
+          <w:i/>
+          <w:iCs/>
+        </w:rPr>
+        <w:t>)</w:t>
+      </w:r>
+      <w:r>
+        <w:rPr>
+          <w:rFonts w:ascii="Courier New" w:hAnsi="Courier New" w:cs="Courier New"/>
+          <w:b/>
+          <w:bCs/>
+        </w:rPr>
+        <w:br/>
+      </w:r>
+      <w:r>
+        <w:rPr>
+          <w:rFonts w:ascii="Courier New" w:hAnsi="Courier New" w:cs="Courier New"/>
+        </w:rPr>
+        <w:t xml:space="preserve">En </w:t>
+      </w:r>
+      <w:proofErr w:type="spellStart"/>
+      <w:r>
+        <w:rPr>
+          <w:rFonts w:ascii="Courier New" w:hAnsi="Courier New" w:cs="Courier New"/>
+        </w:rPr>
+        <w:t>vichitra</w:t>
+      </w:r>
+      <w:proofErr w:type="spellEnd"/>
+      <w:r>
+        <w:rPr>
+          <w:rFonts w:ascii="Courier New" w:hAnsi="Courier New" w:cs="Courier New"/>
+        </w:rPr>
+        <w:t xml:space="preserve"> </w:t>
+      </w:r>
+      <w:proofErr w:type="spellStart"/>
+      <w:r>
+        <w:rPr>
+          <w:rFonts w:ascii="Courier New" w:hAnsi="Courier New" w:cs="Courier New"/>
+        </w:rPr>
+        <w:t>kans</w:t>
+      </w:r>
+      <w:proofErr w:type="spellEnd"/>
+      <w:r>
+        <w:rPr>
+          <w:rFonts w:ascii="Courier New" w:hAnsi="Courier New" w:cs="Courier New"/>
+        </w:rPr>
+        <w:t xml:space="preserve"> guru</w:t>
+      </w:r>
+      <w:r>
+        <w:rPr>
+          <w:rFonts w:ascii="Courier New" w:hAnsi="Courier New" w:cs="Courier New"/>
+        </w:rPr>
+        <w:t>!</w:t>
+      </w:r>
+    </w:p>
+    <w:p>
+      <w:pPr>
+        <w:spacing w:line="240" w:lineRule="auto"/>
+        <w:rPr>
+          <w:rFonts w:ascii="Courier New" w:hAnsi="Courier New" w:cs="Courier New"/>
+        </w:rPr>
+      </w:pPr>
+      <w:r>
+        <w:rPr>
+          <w:rFonts w:ascii="Courier New" w:hAnsi="Courier New" w:cs="Courier New"/>
+        </w:rPr>
+        <w:t xml:space="preserve">He </w:t>
+      </w:r>
+      <w:r>
+        <w:rPr>
+          <w:rFonts w:ascii="Courier New" w:hAnsi="Courier New" w:cs="Courier New"/>
+        </w:rPr>
+        <w:t xml:space="preserve">pulls </w:t>
+      </w:r>
+      <w:r>
+        <w:rPr>
+          <w:rFonts w:ascii="Courier New" w:hAnsi="Courier New" w:cs="Courier New"/>
+        </w:rPr>
+        <w:t xml:space="preserve">a </w:t>
+      </w:r>
+      <w:r>
+        <w:rPr>
+          <w:rFonts w:ascii="Courier New" w:hAnsi="Courier New" w:cs="Courier New"/>
+          <w:b/>
+          <w:bCs/>
+        </w:rPr>
+        <w:t>cigarette</w:t>
+      </w:r>
+      <w:r>
+        <w:rPr>
+          <w:rFonts w:ascii="Courier New" w:hAnsi="Courier New" w:cs="Courier New"/>
+        </w:rPr>
+        <w:t xml:space="preserve"> </w:t>
+      </w:r>
+      <w:r>
+        <w:rPr>
+          <w:rFonts w:ascii="Courier New" w:hAnsi="Courier New" w:cs="Courier New"/>
+        </w:rPr>
+        <w:t xml:space="preserve">from a </w:t>
+      </w:r>
+      <w:r>
+        <w:rPr>
+          <w:rFonts w:ascii="Courier New" w:hAnsi="Courier New" w:cs="Courier New"/>
+        </w:rPr>
+        <w:t>pack</w:t>
+      </w:r>
+      <w:r>
+        <w:rPr>
+          <w:rFonts w:ascii="Courier New" w:hAnsi="Courier New" w:cs="Courier New"/>
+        </w:rPr>
+        <w:t>,</w:t>
+      </w:r>
+      <w:r>
+        <w:rPr>
+          <w:rFonts w:ascii="Courier New" w:hAnsi="Courier New" w:cs="Courier New"/>
+        </w:rPr>
+        <w:t xml:space="preserve"> </w:t>
+      </w:r>
+      <w:r>
+        <w:rPr>
+          <w:rFonts w:ascii="Courier New" w:hAnsi="Courier New" w:cs="Courier New"/>
+        </w:rPr>
+        <w:t xml:space="preserve">pops </w:t>
+      </w:r>
+      <w:r>
+        <w:rPr>
+          <w:rFonts w:ascii="Courier New" w:hAnsi="Courier New" w:cs="Courier New"/>
+        </w:rPr>
+        <w:t>it in his mouth</w:t>
+      </w:r>
+      <w:r>
+        <w:rPr>
+          <w:rFonts w:ascii="Courier New" w:hAnsi="Courier New" w:cs="Courier New"/>
+        </w:rPr>
+        <w:t xml:space="preserve"> and looks for </w:t>
+      </w:r>
+      <w:r>
+        <w:rPr>
+          <w:rFonts w:ascii="Courier New" w:hAnsi="Courier New" w:cs="Courier New"/>
+        </w:rPr>
+        <w:t xml:space="preserve">a </w:t>
+      </w:r>
+      <w:r>
+        <w:rPr>
+          <w:rFonts w:ascii="Courier New" w:hAnsi="Courier New" w:cs="Courier New"/>
+          <w:b/>
+          <w:bCs/>
+        </w:rPr>
+        <w:t>match</w:t>
+      </w:r>
+      <w:r>
+        <w:rPr>
+          <w:rFonts w:ascii="Courier New" w:hAnsi="Courier New" w:cs="Courier New"/>
+        </w:rPr>
+        <w:t>.</w:t>
+      </w:r>
+    </w:p>
+    <w:p>
+      <w:pPr>
+        <w:spacing w:line="240" w:lineRule="auto"/>
+        <w:jc w:val="center"/>
+        <w:rPr>
+          <w:rFonts w:ascii="Courier New" w:hAnsi="Courier New" w:cs="Courier New"/>
+        </w:rPr>
+      </w:pPr>
+      <w:r>
+        <w:rPr>
+          <w:rFonts w:ascii="Courier New" w:hAnsi="Courier New" w:cs="Courier New"/>
+          <w:b/>
+          <w:bCs/>
+        </w:rPr>
+        <w:t>FRIEND-4</w:t>
+      </w:r>
+      <w:r>
+        <w:rPr>
+          <w:rFonts w:ascii="Courier New" w:hAnsi="Courier New" w:cs="Courier New"/>
+          <w:b/>
+          <w:bCs/>
+        </w:rPr>
+        <w:br/>
+      </w:r>
+      <w:r>
+        <w:rPr>
+          <w:rFonts w:ascii="Courier New" w:hAnsi="Courier New" w:cs="Courier New"/>
+        </w:rPr>
+        <w:t>Est</w:t>
+      </w:r>
+      <w:r>
+        <w:rPr>
+          <w:rFonts w:ascii="Courier New" w:hAnsi="Courier New" w:cs="Courier New"/>
+        </w:rPr>
+        <w:t>o</w:t>
+      </w:r>
+      <w:r>
+        <w:rPr>
+          <w:rFonts w:ascii="Courier New" w:hAnsi="Courier New" w:cs="Courier New"/>
+        </w:rPr>
+        <w:t xml:space="preserve"> </w:t>
+      </w:r>
+      <w:proofErr w:type="spellStart"/>
+      <w:r>
+        <w:rPr>
+          <w:rFonts w:ascii="Courier New" w:hAnsi="Courier New" w:cs="Courier New"/>
+        </w:rPr>
+        <w:t>dum</w:t>
+      </w:r>
+      <w:proofErr w:type="spellEnd"/>
+      <w:r>
+        <w:rPr>
+          <w:rFonts w:ascii="Courier New" w:hAnsi="Courier New" w:cs="Courier New"/>
+        </w:rPr>
+        <w:t xml:space="preserve"> </w:t>
+      </w:r>
+      <w:proofErr w:type="spellStart"/>
+      <w:r>
+        <w:rPr>
+          <w:rFonts w:ascii="Courier New" w:hAnsi="Courier New" w:cs="Courier New"/>
+        </w:rPr>
+        <w:t>hodity</w:t>
+      </w:r>
+      <w:r>
+        <w:rPr>
+          <w:rFonts w:ascii="Courier New" w:hAnsi="Courier New" w:cs="Courier New"/>
+        </w:rPr>
+        <w:t>a</w:t>
+      </w:r>
+      <w:proofErr w:type="spellEnd"/>
+      <w:r>
+        <w:rPr>
+          <w:rFonts w:ascii="Courier New" w:hAnsi="Courier New" w:cs="Courier New"/>
+        </w:rPr>
+        <w:t xml:space="preserve">? </w:t>
+      </w:r>
+      <w:r>
+        <w:rPr>
+          <w:rFonts w:ascii="Courier New" w:hAnsi="Courier New" w:cs="Courier New"/>
+        </w:rPr>
+        <w:t>B</w:t>
+      </w:r>
+      <w:r>
+        <w:rPr>
+          <w:rFonts w:ascii="Courier New" w:hAnsi="Courier New" w:cs="Courier New"/>
+        </w:rPr>
+        <w:t xml:space="preserve">rain cells </w:t>
+      </w:r>
+      <w:proofErr w:type="spellStart"/>
+      <w:r>
+        <w:rPr>
+          <w:rFonts w:ascii="Courier New" w:hAnsi="Courier New" w:cs="Courier New"/>
+        </w:rPr>
+        <w:t>ella</w:t>
+      </w:r>
+      <w:proofErr w:type="spellEnd"/>
+      <w:r>
+        <w:rPr>
+          <w:rFonts w:ascii="Courier New" w:hAnsi="Courier New" w:cs="Courier New"/>
+        </w:rPr>
+        <w:t xml:space="preserve"> </w:t>
+      </w:r>
+      <w:proofErr w:type="spellStart"/>
+      <w:r>
+        <w:rPr>
+          <w:rFonts w:ascii="Courier New" w:hAnsi="Courier New" w:cs="Courier New"/>
+        </w:rPr>
+        <w:t>sathuguth</w:t>
+      </w:r>
+      <w:proofErr w:type="spellEnd"/>
+      <w:r>
+        <w:rPr>
+          <w:rFonts w:ascii="Courier New" w:hAnsi="Courier New" w:cs="Courier New"/>
+        </w:rPr>
+        <w:t xml:space="preserve"> </w:t>
+      </w:r>
+      <w:proofErr w:type="spellStart"/>
+      <w:r>
+        <w:rPr>
+          <w:rFonts w:ascii="Courier New" w:hAnsi="Courier New" w:cs="Courier New"/>
+        </w:rPr>
+        <w:t>aste</w:t>
+      </w:r>
+      <w:proofErr w:type="spellEnd"/>
+    </w:p>
+    <w:p>
+      <w:pPr>
+        <w:spacing w:line="240" w:lineRule="auto"/>
+        <w:jc w:val="center"/>
+        <w:rPr>
+          <w:rFonts w:ascii="Courier New" w:hAnsi="Courier New" w:cs="Courier New"/>
+          <w:i/>
+          <w:iCs/>
+        </w:rPr>
+      </w:pPr>
+      <w:r>
+        <w:rPr>
+          <w:rFonts w:ascii="Courier New" w:hAnsi="Courier New" w:cs="Courier New"/>
+          <w:b/>
+          <w:bCs/>
+        </w:rPr>
         <w:lastRenderedPageBreak/>
-        <w:t>ADI</w:t>
-      </w:r>
-      <w:r>
-        <w:rPr>
-          <w:rFonts w:ascii="Courier New" w:hAnsi="Courier New" w:cs="Courier New"/>
-          <w:b/>
-          <w:bCs/>
-        </w:rPr>
-        <w:t xml:space="preserve"> </w:t>
-      </w:r>
-      <w:r>
-        <w:rPr>
-          <w:rFonts w:ascii="Courier New" w:hAnsi="Courier New" w:cs="Courier New"/>
-          <w:i/>
-          <w:iCs/>
-        </w:rPr>
-        <w:t>(</w:t>
-      </w:r>
-      <w:r>
-        <w:rPr>
-          <w:rFonts w:ascii="Courier New" w:hAnsi="Courier New" w:cs="Courier New"/>
-          <w:i/>
-          <w:iCs/>
-        </w:rPr>
-        <w:t>smiles like a</w:t>
-      </w:r>
-      <w:r>
-        <w:rPr>
-          <w:rFonts w:ascii="Courier New" w:hAnsi="Courier New" w:cs="Courier New"/>
-          <w:i/>
-          <w:iCs/>
-        </w:rPr>
-        <w:t xml:space="preserve"> fool</w:t>
-      </w:r>
-      <w:r>
-        <w:rPr>
-          <w:rFonts w:ascii="Courier New" w:hAnsi="Courier New" w:cs="Courier New"/>
-          <w:i/>
-          <w:iCs/>
-        </w:rPr>
-        <w:t>)</w:t>
-      </w:r>
-      <w:r>
-        <w:rPr>
-          <w:rFonts w:ascii="Courier New" w:hAnsi="Courier New" w:cs="Courier New"/>
-          <w:b/>
-          <w:bCs/>
-        </w:rPr>
-        <w:br/>
-      </w:r>
-      <w:r>
-        <w:rPr>
-          <w:rFonts w:ascii="Courier New" w:hAnsi="Courier New" w:cs="Courier New"/>
-        </w:rPr>
-        <w:t xml:space="preserve">En </w:t>
-      </w:r>
-      <w:proofErr w:type="spellStart"/>
-      <w:r>
-        <w:rPr>
-          <w:rFonts w:ascii="Courier New" w:hAnsi="Courier New" w:cs="Courier New"/>
-        </w:rPr>
-        <w:t>vichitra</w:t>
-      </w:r>
-      <w:proofErr w:type="spellEnd"/>
-      <w:r>
-        <w:rPr>
-          <w:rFonts w:ascii="Courier New" w:hAnsi="Courier New" w:cs="Courier New"/>
-        </w:rPr>
-        <w:t xml:space="preserve"> </w:t>
-      </w:r>
-      <w:proofErr w:type="spellStart"/>
-      <w:r>
-        <w:rPr>
-          <w:rFonts w:ascii="Courier New" w:hAnsi="Courier New" w:cs="Courier New"/>
-        </w:rPr>
-        <w:t>kans</w:t>
-      </w:r>
-      <w:proofErr w:type="spellEnd"/>
-      <w:r>
-        <w:rPr>
-          <w:rFonts w:ascii="Courier New" w:hAnsi="Courier New" w:cs="Courier New"/>
-        </w:rPr>
-        <w:t xml:space="preserve"> guru</w:t>
-      </w:r>
-      <w:r>
-        <w:rPr>
-          <w:rFonts w:ascii="Courier New" w:hAnsi="Courier New" w:cs="Courier New"/>
-        </w:rPr>
-        <w:t>!</w:t>
-      </w:r>
-    </w:p>
-    <w:p>
-      <w:pPr>
-        <w:spacing w:line="240" w:lineRule="auto"/>
-        <w:rPr>
-          <w:rFonts w:ascii="Courier New" w:hAnsi="Courier New" w:cs="Courier New"/>
-        </w:rPr>
-      </w:pPr>
-      <w:r>
-        <w:rPr>
-          <w:rFonts w:ascii="Courier New" w:hAnsi="Courier New" w:cs="Courier New"/>
-        </w:rPr>
-        <w:t xml:space="preserve">He </w:t>
-      </w:r>
-      <w:r>
-        <w:rPr>
-          <w:rFonts w:ascii="Courier New" w:hAnsi="Courier New" w:cs="Courier New"/>
-        </w:rPr>
-        <w:t xml:space="preserve">pulls </w:t>
-      </w:r>
-      <w:r>
-        <w:rPr>
-          <w:rFonts w:ascii="Courier New" w:hAnsi="Courier New" w:cs="Courier New"/>
-        </w:rPr>
-        <w:t xml:space="preserve">a </w:t>
-      </w:r>
-      <w:r>
-        <w:rPr>
-          <w:rFonts w:ascii="Courier New" w:hAnsi="Courier New" w:cs="Courier New"/>
-          <w:b/>
-          <w:bCs/>
-        </w:rPr>
-        <w:t>cigarette</w:t>
-      </w:r>
-      <w:r>
-        <w:rPr>
-          <w:rFonts w:ascii="Courier New" w:hAnsi="Courier New" w:cs="Courier New"/>
-        </w:rPr>
-        <w:t xml:space="preserve"> </w:t>
-      </w:r>
-      <w:r>
-        <w:rPr>
-          <w:rFonts w:ascii="Courier New" w:hAnsi="Courier New" w:cs="Courier New"/>
-        </w:rPr>
-        <w:t xml:space="preserve">from a </w:t>
-      </w:r>
-      <w:r>
-        <w:rPr>
-          <w:rFonts w:ascii="Courier New" w:hAnsi="Courier New" w:cs="Courier New"/>
-        </w:rPr>
-        <w:t>pack</w:t>
-      </w:r>
-      <w:r>
-        <w:rPr>
-          <w:rFonts w:ascii="Courier New" w:hAnsi="Courier New" w:cs="Courier New"/>
-        </w:rPr>
-        <w:t>,</w:t>
-      </w:r>
-      <w:r>
-        <w:rPr>
-          <w:rFonts w:ascii="Courier New" w:hAnsi="Courier New" w:cs="Courier New"/>
-        </w:rPr>
-        <w:t xml:space="preserve"> </w:t>
-      </w:r>
-      <w:r>
-        <w:rPr>
-          <w:rFonts w:ascii="Courier New" w:hAnsi="Courier New" w:cs="Courier New"/>
-        </w:rPr>
-        <w:t xml:space="preserve">pops </w:t>
-      </w:r>
-      <w:r>
-        <w:rPr>
-          <w:rFonts w:ascii="Courier New" w:hAnsi="Courier New" w:cs="Courier New"/>
-        </w:rPr>
-        <w:t>it in his mouth</w:t>
-      </w:r>
-      <w:r>
-        <w:rPr>
-          <w:rFonts w:ascii="Courier New" w:hAnsi="Courier New" w:cs="Courier New"/>
-        </w:rPr>
-        <w:t xml:space="preserve"> and looks for </w:t>
-      </w:r>
-      <w:r>
-        <w:rPr>
-          <w:rFonts w:ascii="Courier New" w:hAnsi="Courier New" w:cs="Courier New"/>
-        </w:rPr>
-        <w:t xml:space="preserve">a </w:t>
-      </w:r>
-      <w:r>
-        <w:rPr>
-          <w:rFonts w:ascii="Courier New" w:hAnsi="Courier New" w:cs="Courier New"/>
-          <w:b/>
-          <w:bCs/>
-        </w:rPr>
-        <w:t>match</w:t>
-      </w:r>
-      <w:r>
-        <w:rPr>
-          <w:rFonts w:ascii="Courier New" w:hAnsi="Courier New" w:cs="Courier New"/>
-        </w:rPr>
-        <w:t>.</w:t>
-      </w:r>
-    </w:p>
-    <w:p>
-      <w:pPr>
-        <w:spacing w:line="240" w:lineRule="auto"/>
-        <w:jc w:val="center"/>
-        <w:rPr>
-          <w:rFonts w:ascii="Courier New" w:hAnsi="Courier New" w:cs="Courier New"/>
-        </w:rPr>
-      </w:pPr>
-      <w:r>
-        <w:rPr>
-          <w:rFonts w:ascii="Courier New" w:hAnsi="Courier New" w:cs="Courier New"/>
-          <w:b/>
-          <w:bCs/>
-        </w:rPr>
-        <w:t>FRIEND-4</w:t>
-      </w:r>
-      <w:r>
-        <w:rPr>
-          <w:rFonts w:ascii="Courier New" w:hAnsi="Courier New" w:cs="Courier New"/>
-          <w:b/>
-          <w:bCs/>
-        </w:rPr>
-        <w:br/>
-      </w:r>
-      <w:r>
-        <w:rPr>
-          <w:rFonts w:ascii="Courier New" w:hAnsi="Courier New" w:cs="Courier New"/>
-        </w:rPr>
-        <w:t>Est</w:t>
-      </w:r>
-      <w:r>
-        <w:rPr>
-          <w:rFonts w:ascii="Courier New" w:hAnsi="Courier New" w:cs="Courier New"/>
-        </w:rPr>
-        <w:t>o</w:t>
-      </w:r>
-      <w:r>
-        <w:rPr>
-          <w:rFonts w:ascii="Courier New" w:hAnsi="Courier New" w:cs="Courier New"/>
-        </w:rPr>
-        <w:t xml:space="preserve"> </w:t>
-      </w:r>
-      <w:proofErr w:type="spellStart"/>
-      <w:r>
-        <w:rPr>
-          <w:rFonts w:ascii="Courier New" w:hAnsi="Courier New" w:cs="Courier New"/>
-        </w:rPr>
-        <w:t>dum</w:t>
-      </w:r>
-      <w:proofErr w:type="spellEnd"/>
-      <w:r>
-        <w:rPr>
-          <w:rFonts w:ascii="Courier New" w:hAnsi="Courier New" w:cs="Courier New"/>
-        </w:rPr>
-        <w:t xml:space="preserve"> </w:t>
-      </w:r>
-      <w:proofErr w:type="spellStart"/>
-      <w:r>
-        <w:rPr>
-          <w:rFonts w:ascii="Courier New" w:hAnsi="Courier New" w:cs="Courier New"/>
-        </w:rPr>
-        <w:t>hodity</w:t>
-      </w:r>
-      <w:r>
-        <w:rPr>
-          <w:rFonts w:ascii="Courier New" w:hAnsi="Courier New" w:cs="Courier New"/>
-        </w:rPr>
-        <w:t>a</w:t>
-      </w:r>
-      <w:proofErr w:type="spellEnd"/>
-      <w:r>
-        <w:rPr>
-          <w:rFonts w:ascii="Courier New" w:hAnsi="Courier New" w:cs="Courier New"/>
-        </w:rPr>
-        <w:t xml:space="preserve">? </w:t>
-      </w:r>
-      <w:r>
-        <w:rPr>
-          <w:rFonts w:ascii="Courier New" w:hAnsi="Courier New" w:cs="Courier New"/>
-        </w:rPr>
-        <w:t>B</w:t>
-      </w:r>
-      <w:r>
-        <w:rPr>
-          <w:rFonts w:ascii="Courier New" w:hAnsi="Courier New" w:cs="Courier New"/>
-        </w:rPr>
-        <w:t xml:space="preserve">rain cells </w:t>
-      </w:r>
-      <w:proofErr w:type="spellStart"/>
-      <w:r>
-        <w:rPr>
-          <w:rFonts w:ascii="Courier New" w:hAnsi="Courier New" w:cs="Courier New"/>
-        </w:rPr>
-        <w:t>ella</w:t>
-      </w:r>
-      <w:proofErr w:type="spellEnd"/>
-      <w:r>
-        <w:rPr>
-          <w:rFonts w:ascii="Courier New" w:hAnsi="Courier New" w:cs="Courier New"/>
-        </w:rPr>
-        <w:t xml:space="preserve"> </w:t>
-      </w:r>
-      <w:proofErr w:type="spellStart"/>
-      <w:r>
-        <w:rPr>
-          <w:rFonts w:ascii="Courier New" w:hAnsi="Courier New" w:cs="Courier New"/>
-        </w:rPr>
-        <w:t>sathuguth</w:t>
-      </w:r>
-      <w:proofErr w:type="spellEnd"/>
-      <w:r>
-        <w:rPr>
-          <w:rFonts w:ascii="Courier New" w:hAnsi="Courier New" w:cs="Courier New"/>
-        </w:rPr>
-        <w:t xml:space="preserve"> </w:t>
-      </w:r>
-      <w:proofErr w:type="spellStart"/>
-      <w:r>
-        <w:rPr>
-          <w:rFonts w:ascii="Courier New" w:hAnsi="Courier New" w:cs="Courier New"/>
-        </w:rPr>
-        <w:t>aste</w:t>
-      </w:r>
-      <w:proofErr w:type="spellEnd"/>
-    </w:p>
-    <w:p>
-      <w:pPr>
-        <w:spacing w:line="240" w:lineRule="auto"/>
-        <w:jc w:val="center"/>
-        <w:rPr>
-          <w:rFonts w:ascii="Courier New" w:hAnsi="Courier New" w:cs="Courier New"/>
-          <w:i/>
-          <w:iCs/>
-        </w:rPr>
-      </w:pPr>
-      <w:r>
-        <w:rPr>
-          <w:rFonts w:ascii="Courier New" w:hAnsi="Courier New" w:cs="Courier New"/>
-          <w:b/>
-          <w:bCs/>
-        </w:rPr>
         <w:t>ADI</w:t>
       </w:r>
       <w:r>
@@ -19299,7 +19321,6 @@
         <w:rPr>
           <w:rFonts w:ascii="Courier New" w:hAnsi="Courier New" w:cs="Courier New"/>
         </w:rPr>
-        <w:lastRenderedPageBreak/>
         <w:t>Adi picks up the pill bottle.</w:t>
       </w:r>
       <w:r>
@@ -19490,6 +19511,7 @@
           <w:b/>
           <w:bCs/>
         </w:rPr>
+        <w:lastRenderedPageBreak/>
         <w:t xml:space="preserve">INT. </w:t>
       </w:r>
       <w:r>
@@ -21532,7 +21554,6 @@
         <w:rPr>
           <w:rFonts w:ascii="Courier New" w:hAnsi="Courier New" w:cs="Courier New"/>
         </w:rPr>
-        <w:lastRenderedPageBreak/>
         <w:t xml:space="preserve">He sits on the bed- Lifts his leg but not even a scratch. </w:t>
       </w:r>
       <w:r>
@@ -21782,6 +21803,7 @@
           <w:b/>
           <w:bCs/>
         </w:rPr>
+        <w:lastRenderedPageBreak/>
         <w:t xml:space="preserve">INT. </w:t>
       </w:r>
       <w:r>
@@ -23366,190 +23388,190 @@
         <w:rPr>
           <w:rFonts w:ascii="Courier New" w:hAnsi="Courier New" w:cs="Courier New"/>
         </w:rPr>
+        <w:t>He presses his palm on his face. Suddenly, a high pitch ring begins. His heart pounds. He starts losing focus. He is having a seizure and freezes like a statue.</w:t>
+      </w:r>
+    </w:p>
+    <w:p>
+      <w:pPr>
+        <w:spacing w:line="240" w:lineRule="auto"/>
+        <w:rPr>
+          <w:rFonts w:ascii="Courier New" w:hAnsi="Courier New" w:cs="Courier New"/>
+        </w:rPr>
+      </w:pPr>
+      <w:r>
+        <w:rPr>
+          <w:rFonts w:ascii="Courier New" w:hAnsi="Courier New" w:cs="Courier New"/>
+        </w:rPr>
+        <w:t xml:space="preserve">Suddenly, </w:t>
+      </w:r>
+      <w:r>
+        <w:rPr>
+          <w:rFonts w:ascii="Courier New" w:hAnsi="Courier New" w:cs="Courier New"/>
+        </w:rPr>
+        <w:t xml:space="preserve">he </w:t>
+      </w:r>
+      <w:r>
+        <w:rPr>
+          <w:rFonts w:ascii="Courier New" w:hAnsi="Courier New" w:cs="Courier New"/>
+        </w:rPr>
+        <w:t xml:space="preserve">is in the shadows </w:t>
+      </w:r>
+      <w:r>
+        <w:rPr>
+          <w:rFonts w:ascii="Courier New" w:hAnsi="Courier New" w:cs="Courier New"/>
+        </w:rPr>
+        <w:t>look</w:t>
+      </w:r>
+      <w:r>
+        <w:rPr>
+          <w:rFonts w:ascii="Courier New" w:hAnsi="Courier New" w:cs="Courier New"/>
+        </w:rPr>
+        <w:t>ing</w:t>
+      </w:r>
+      <w:r>
+        <w:rPr>
+          <w:rFonts w:ascii="Courier New" w:hAnsi="Courier New" w:cs="Courier New"/>
+        </w:rPr>
+        <w:t xml:space="preserve"> at himself and Kriti. </w:t>
+      </w:r>
+      <w:r>
+        <w:rPr>
+          <w:rFonts w:ascii="Courier New" w:hAnsi="Courier New" w:cs="Courier New"/>
+        </w:rPr>
+        <w:t>He tries to move</w:t>
+      </w:r>
+      <w:r>
+        <w:rPr>
+          <w:rFonts w:ascii="Courier New" w:hAnsi="Courier New" w:cs="Courier New"/>
+        </w:rPr>
+        <w:t xml:space="preserve"> but cannot</w:t>
+      </w:r>
+      <w:r>
+        <w:rPr>
+          <w:rFonts w:ascii="Courier New" w:hAnsi="Courier New" w:cs="Courier New"/>
+        </w:rPr>
+        <w:t xml:space="preserve">. </w:t>
+      </w:r>
+      <w:r>
+        <w:rPr>
+          <w:rFonts w:ascii="Courier New" w:hAnsi="Courier New" w:cs="Courier New"/>
+        </w:rPr>
+        <w:t xml:space="preserve">He is the </w:t>
+      </w:r>
+      <w:r>
+        <w:rPr>
+          <w:rFonts w:ascii="Courier New" w:hAnsi="Courier New" w:cs="Courier New"/>
+        </w:rPr>
+        <w:t xml:space="preserve">shadow </w:t>
+      </w:r>
+      <w:r>
+        <w:rPr>
+          <w:rFonts w:ascii="Courier New" w:hAnsi="Courier New" w:cs="Courier New"/>
+        </w:rPr>
+        <w:t xml:space="preserve">figure from Scene-7. </w:t>
+      </w:r>
+      <w:r>
+        <w:rPr>
+          <w:rFonts w:ascii="Courier New" w:hAnsi="Courier New" w:cs="Courier New"/>
+        </w:rPr>
+        <w:t>With difficulty h</w:t>
+      </w:r>
+      <w:r>
+        <w:rPr>
+          <w:rFonts w:ascii="Courier New" w:hAnsi="Courier New" w:cs="Courier New"/>
+        </w:rPr>
+        <w:t xml:space="preserve">e </w:t>
+      </w:r>
+      <w:r>
+        <w:rPr>
+          <w:rFonts w:ascii="Courier New" w:hAnsi="Courier New" w:cs="Courier New"/>
+        </w:rPr>
+        <w:t xml:space="preserve">lifts </w:t>
+      </w:r>
+      <w:r>
+        <w:rPr>
+          <w:rFonts w:ascii="Courier New" w:hAnsi="Courier New" w:cs="Courier New"/>
+        </w:rPr>
+        <w:t>his hand</w:t>
+      </w:r>
+      <w:r>
+        <w:rPr>
+          <w:rFonts w:ascii="Courier New" w:hAnsi="Courier New" w:cs="Courier New"/>
+        </w:rPr>
+        <w:t xml:space="preserve">. </w:t>
+      </w:r>
+      <w:r>
+        <w:rPr>
+          <w:rFonts w:ascii="Courier New" w:hAnsi="Courier New" w:cs="Courier New"/>
+        </w:rPr>
+        <w:t>WHOOSH</w:t>
+      </w:r>
+      <w:r>
+        <w:rPr>
+          <w:rFonts w:ascii="Courier New" w:hAnsi="Courier New" w:cs="Courier New"/>
+        </w:rPr>
+        <w:t>!</w:t>
+      </w:r>
+      <w:r>
+        <w:rPr>
+          <w:rFonts w:ascii="Courier New" w:hAnsi="Courier New" w:cs="Courier New"/>
+        </w:rPr>
+        <w:t xml:space="preserve"> </w:t>
+      </w:r>
+      <w:r>
+        <w:rPr>
+          <w:rFonts w:ascii="Courier New" w:hAnsi="Courier New" w:cs="Courier New"/>
+        </w:rPr>
+        <w:t>A dark cloud h</w:t>
+      </w:r>
+      <w:r>
+        <w:rPr>
+          <w:rFonts w:ascii="Courier New" w:hAnsi="Courier New" w:cs="Courier New"/>
+        </w:rPr>
+        <w:t xml:space="preserve">is vision </w:t>
+      </w:r>
+      <w:r>
+        <w:rPr>
+          <w:rFonts w:ascii="Courier New" w:hAnsi="Courier New" w:cs="Courier New"/>
+        </w:rPr>
+        <w:t xml:space="preserve">making it </w:t>
+      </w:r>
+      <w:r>
+        <w:rPr>
+          <w:rFonts w:ascii="Courier New" w:hAnsi="Courier New" w:cs="Courier New"/>
+        </w:rPr>
+        <w:t>fade</w:t>
+      </w:r>
+      <w:r>
+        <w:rPr>
+          <w:rFonts w:ascii="Courier New" w:hAnsi="Courier New" w:cs="Courier New"/>
+        </w:rPr>
+        <w:t xml:space="preserve"> </w:t>
+      </w:r>
+      <w:r>
+        <w:rPr>
+          <w:rFonts w:ascii="Courier New" w:hAnsi="Courier New" w:cs="Courier New"/>
+        </w:rPr>
+        <w:t>away.</w:t>
+      </w:r>
+    </w:p>
+    <w:p>
+      <w:pPr>
+        <w:spacing w:line="240" w:lineRule="auto"/>
+        <w:jc w:val="right"/>
+        <w:rPr>
+          <w:rFonts w:ascii="Courier New" w:hAnsi="Courier New" w:cs="Courier New"/>
+          <w:b/>
+          <w:bCs/>
+        </w:rPr>
+      </w:pPr>
+      <w:r>
+        <w:rPr>
+          <w:rFonts w:ascii="Courier New" w:hAnsi="Courier New" w:cs="Courier New"/>
+          <w:b/>
+          <w:bCs/>
+        </w:rPr>
         <w:lastRenderedPageBreak/>
-        <w:t>He presses his palm on his face. Suddenly, a high pitch ring begins. His heart pounds. He starts losing focus. He is having a seizure and freezes like a statue.</w:t>
-      </w:r>
-    </w:p>
-    <w:p>
-      <w:pPr>
-        <w:spacing w:line="240" w:lineRule="auto"/>
-        <w:rPr>
-          <w:rFonts w:ascii="Courier New" w:hAnsi="Courier New" w:cs="Courier New"/>
-        </w:rPr>
-      </w:pPr>
-      <w:r>
-        <w:rPr>
-          <w:rFonts w:ascii="Courier New" w:hAnsi="Courier New" w:cs="Courier New"/>
-        </w:rPr>
-        <w:t xml:space="preserve">Suddenly, </w:t>
-      </w:r>
-      <w:r>
-        <w:rPr>
-          <w:rFonts w:ascii="Courier New" w:hAnsi="Courier New" w:cs="Courier New"/>
-        </w:rPr>
-        <w:t xml:space="preserve">he </w:t>
-      </w:r>
-      <w:r>
-        <w:rPr>
-          <w:rFonts w:ascii="Courier New" w:hAnsi="Courier New" w:cs="Courier New"/>
-        </w:rPr>
-        <w:t xml:space="preserve">is in the shadows </w:t>
-      </w:r>
-      <w:r>
-        <w:rPr>
-          <w:rFonts w:ascii="Courier New" w:hAnsi="Courier New" w:cs="Courier New"/>
-        </w:rPr>
-        <w:t>look</w:t>
-      </w:r>
-      <w:r>
-        <w:rPr>
-          <w:rFonts w:ascii="Courier New" w:hAnsi="Courier New" w:cs="Courier New"/>
-        </w:rPr>
-        <w:t>ing</w:t>
-      </w:r>
-      <w:r>
-        <w:rPr>
-          <w:rFonts w:ascii="Courier New" w:hAnsi="Courier New" w:cs="Courier New"/>
-        </w:rPr>
-        <w:t xml:space="preserve"> at himself and Kriti. </w:t>
-      </w:r>
-      <w:r>
-        <w:rPr>
-          <w:rFonts w:ascii="Courier New" w:hAnsi="Courier New" w:cs="Courier New"/>
-        </w:rPr>
-        <w:t>He tries to move</w:t>
-      </w:r>
-      <w:r>
-        <w:rPr>
-          <w:rFonts w:ascii="Courier New" w:hAnsi="Courier New" w:cs="Courier New"/>
-        </w:rPr>
-        <w:t xml:space="preserve"> but cannot</w:t>
-      </w:r>
-      <w:r>
-        <w:rPr>
-          <w:rFonts w:ascii="Courier New" w:hAnsi="Courier New" w:cs="Courier New"/>
-        </w:rPr>
-        <w:t xml:space="preserve">. </w:t>
-      </w:r>
-      <w:r>
-        <w:rPr>
-          <w:rFonts w:ascii="Courier New" w:hAnsi="Courier New" w:cs="Courier New"/>
-        </w:rPr>
-        <w:t xml:space="preserve">He is the </w:t>
-      </w:r>
-      <w:r>
-        <w:rPr>
-          <w:rFonts w:ascii="Courier New" w:hAnsi="Courier New" w:cs="Courier New"/>
-        </w:rPr>
-        <w:t xml:space="preserve">shadow </w:t>
-      </w:r>
-      <w:r>
-        <w:rPr>
-          <w:rFonts w:ascii="Courier New" w:hAnsi="Courier New" w:cs="Courier New"/>
-        </w:rPr>
-        <w:t xml:space="preserve">figure from Scene-7. </w:t>
-      </w:r>
-      <w:r>
-        <w:rPr>
-          <w:rFonts w:ascii="Courier New" w:hAnsi="Courier New" w:cs="Courier New"/>
-        </w:rPr>
-        <w:t>With difficulty h</w:t>
-      </w:r>
-      <w:r>
-        <w:rPr>
-          <w:rFonts w:ascii="Courier New" w:hAnsi="Courier New" w:cs="Courier New"/>
-        </w:rPr>
-        <w:t xml:space="preserve">e </w:t>
-      </w:r>
-      <w:r>
-        <w:rPr>
-          <w:rFonts w:ascii="Courier New" w:hAnsi="Courier New" w:cs="Courier New"/>
-        </w:rPr>
-        <w:t xml:space="preserve">lifts </w:t>
-      </w:r>
-      <w:r>
-        <w:rPr>
-          <w:rFonts w:ascii="Courier New" w:hAnsi="Courier New" w:cs="Courier New"/>
-        </w:rPr>
-        <w:t>his hand</w:t>
-      </w:r>
-      <w:r>
-        <w:rPr>
-          <w:rFonts w:ascii="Courier New" w:hAnsi="Courier New" w:cs="Courier New"/>
-        </w:rPr>
-        <w:t xml:space="preserve">. </w:t>
-      </w:r>
-      <w:r>
-        <w:rPr>
-          <w:rFonts w:ascii="Courier New" w:hAnsi="Courier New" w:cs="Courier New"/>
-        </w:rPr>
-        <w:t>WHOOSH</w:t>
-      </w:r>
-      <w:r>
-        <w:rPr>
-          <w:rFonts w:ascii="Courier New" w:hAnsi="Courier New" w:cs="Courier New"/>
-        </w:rPr>
-        <w:t>!</w:t>
-      </w:r>
-      <w:r>
-        <w:rPr>
-          <w:rFonts w:ascii="Courier New" w:hAnsi="Courier New" w:cs="Courier New"/>
-        </w:rPr>
-        <w:t xml:space="preserve"> </w:t>
-      </w:r>
-      <w:r>
-        <w:rPr>
-          <w:rFonts w:ascii="Courier New" w:hAnsi="Courier New" w:cs="Courier New"/>
-        </w:rPr>
-        <w:t>A dark cloud h</w:t>
-      </w:r>
-      <w:r>
-        <w:rPr>
-          <w:rFonts w:ascii="Courier New" w:hAnsi="Courier New" w:cs="Courier New"/>
-        </w:rPr>
-        <w:t xml:space="preserve">is vision </w:t>
-      </w:r>
-      <w:r>
-        <w:rPr>
-          <w:rFonts w:ascii="Courier New" w:hAnsi="Courier New" w:cs="Courier New"/>
-        </w:rPr>
-        <w:t xml:space="preserve">making it </w:t>
-      </w:r>
-      <w:r>
-        <w:rPr>
-          <w:rFonts w:ascii="Courier New" w:hAnsi="Courier New" w:cs="Courier New"/>
-        </w:rPr>
-        <w:t>fade</w:t>
-      </w:r>
-      <w:r>
-        <w:rPr>
-          <w:rFonts w:ascii="Courier New" w:hAnsi="Courier New" w:cs="Courier New"/>
-        </w:rPr>
-        <w:t xml:space="preserve"> </w:t>
-      </w:r>
-      <w:r>
-        <w:rPr>
-          <w:rFonts w:ascii="Courier New" w:hAnsi="Courier New" w:cs="Courier New"/>
-        </w:rPr>
-        <w:t>away.</w:t>
-      </w:r>
-    </w:p>
-    <w:p>
-      <w:pPr>
-        <w:spacing w:line="240" w:lineRule="auto"/>
-        <w:jc w:val="right"/>
-        <w:rPr>
-          <w:rFonts w:ascii="Courier New" w:hAnsi="Courier New" w:cs="Courier New"/>
-          <w:b/>
-          <w:bCs/>
-        </w:rPr>
-      </w:pPr>
-      <w:r>
-        <w:rPr>
-          <w:rFonts w:ascii="Courier New" w:hAnsi="Courier New" w:cs="Courier New"/>
-          <w:b/>
-          <w:bCs/>
-        </w:rPr>
         <w:t>BLUR IRIS FADE CUT TO:</w:t>
       </w:r>
     </w:p>
@@ -25093,12 +25115,6 @@
           <w:rFonts w:ascii="Courier New" w:hAnsi="Courier New" w:cs="Courier New"/>
         </w:rPr>
         <w:br/>
-      </w:r>
-      <w:r>
-        <w:rPr>
-          <w:rFonts w:ascii="Courier New" w:hAnsi="Courier New" w:cs="Courier New"/>
-        </w:rPr>
-        <w:lastRenderedPageBreak/>
         <w:t>- Suddenly, the landline rings. He picks it up. On the call “Adi</w:t>
       </w:r>
       <w:r>
@@ -25245,6 +25261,7 @@
         <w:rPr>
           <w:rFonts w:ascii="Courier New" w:hAnsi="Courier New" w:cs="Courier New"/>
         </w:rPr>
+        <w:lastRenderedPageBreak/>
         <w:t xml:space="preserve">- </w:t>
       </w:r>
       <w:r>
@@ -26688,373 +26705,373 @@
           <w:b/>
           <w:bCs/>
         </w:rPr>
+        <w:t xml:space="preserve">    </w:t>
+      </w:r>
+      <w:r>
+        <w:rPr>
+          <w:rFonts w:ascii="Courier New" w:hAnsi="Courier New" w:cs="Courier New"/>
+          <w:b/>
+          <w:bCs/>
+        </w:rPr>
+        <w:t>ADI</w:t>
+      </w:r>
+      <w:r>
+        <w:rPr>
+          <w:rFonts w:ascii="Courier New" w:hAnsi="Courier New" w:cs="Courier New"/>
+          <w:b/>
+          <w:bCs/>
+        </w:rPr>
+        <w:t xml:space="preserve">: </w:t>
+      </w:r>
+      <w:r>
+        <w:rPr>
+          <w:rFonts w:ascii="Courier New" w:hAnsi="Courier New" w:cs="Courier New"/>
+        </w:rPr>
+        <w:t xml:space="preserve">Le </w:t>
+      </w:r>
+      <w:proofErr w:type="spellStart"/>
+      <w:r>
+        <w:rPr>
+          <w:rFonts w:ascii="Courier New" w:hAnsi="Courier New" w:cs="Courier New"/>
+        </w:rPr>
+        <w:t>esto</w:t>
+      </w:r>
+      <w:proofErr w:type="spellEnd"/>
+      <w:r>
+        <w:rPr>
+          <w:rFonts w:ascii="Courier New" w:hAnsi="Courier New" w:cs="Courier New"/>
+        </w:rPr>
+        <w:t xml:space="preserve"> </w:t>
+      </w:r>
+      <w:proofErr w:type="spellStart"/>
+      <w:r>
+        <w:rPr>
+          <w:rFonts w:ascii="Courier New" w:hAnsi="Courier New" w:cs="Courier New"/>
+        </w:rPr>
+        <w:t>kuditya</w:t>
+      </w:r>
+      <w:proofErr w:type="spellEnd"/>
+      <w:r>
+        <w:rPr>
+          <w:rFonts w:ascii="Courier New" w:hAnsi="Courier New" w:cs="Courier New"/>
+        </w:rPr>
+        <w:t>?</w:t>
+      </w:r>
+      <w:r>
+        <w:rPr>
+          <w:rFonts w:ascii="Courier New" w:hAnsi="Courier New" w:cs="Courier New"/>
+        </w:rPr>
+        <w:br/>
+      </w:r>
+      <w:r>
+        <w:rPr>
+          <w:rFonts w:ascii="Courier New" w:hAnsi="Courier New" w:cs="Courier New"/>
+          <w:b/>
+          <w:bCs/>
+        </w:rPr>
+        <w:t xml:space="preserve">    </w:t>
+      </w:r>
+      <w:r>
+        <w:rPr>
+          <w:rFonts w:ascii="Courier New" w:hAnsi="Courier New" w:cs="Courier New"/>
+          <w:b/>
+          <w:bCs/>
+        </w:rPr>
+        <w:t>GIRI</w:t>
+      </w:r>
+      <w:r>
+        <w:rPr>
+          <w:rFonts w:ascii="Courier New" w:hAnsi="Courier New" w:cs="Courier New"/>
+          <w:b/>
+          <w:bCs/>
+        </w:rPr>
+        <w:t>:</w:t>
+      </w:r>
+      <w:r>
+        <w:rPr>
+          <w:rFonts w:ascii="Courier New" w:hAnsi="Courier New" w:cs="Courier New"/>
+          <w:i/>
+          <w:iCs/>
+        </w:rPr>
+        <w:t>(laughs)</w:t>
+      </w:r>
+      <w:r>
+        <w:rPr>
+          <w:rFonts w:ascii="Courier New" w:hAnsi="Courier New" w:cs="Courier New"/>
+        </w:rPr>
+        <w:t xml:space="preserve"> </w:t>
+      </w:r>
+      <w:proofErr w:type="spellStart"/>
+      <w:r>
+        <w:rPr>
+          <w:rFonts w:ascii="Courier New" w:hAnsi="Courier New" w:cs="Courier New"/>
+        </w:rPr>
+        <w:t>ning</w:t>
+      </w:r>
+      <w:proofErr w:type="spellEnd"/>
+      <w:r>
+        <w:rPr>
+          <w:rFonts w:ascii="Courier New" w:hAnsi="Courier New" w:cs="Courier New"/>
+        </w:rPr>
+        <w:t xml:space="preserve"> </w:t>
+      </w:r>
+      <w:proofErr w:type="spellStart"/>
+      <w:r>
+        <w:rPr>
+          <w:rFonts w:ascii="Courier New" w:hAnsi="Courier New" w:cs="Courier New"/>
+        </w:rPr>
+        <w:t>a</w:t>
+      </w:r>
+      <w:r>
+        <w:rPr>
+          <w:rFonts w:ascii="Courier New" w:hAnsi="Courier New" w:cs="Courier New"/>
+        </w:rPr>
+        <w:t>rtha</w:t>
+      </w:r>
+      <w:proofErr w:type="spellEnd"/>
+      <w:r>
+        <w:rPr>
+          <w:rFonts w:ascii="Courier New" w:hAnsi="Courier New" w:cs="Courier New"/>
+        </w:rPr>
+        <w:t xml:space="preserve"> </w:t>
+      </w:r>
+      <w:proofErr w:type="spellStart"/>
+      <w:r>
+        <w:rPr>
+          <w:rFonts w:ascii="Courier New" w:hAnsi="Courier New" w:cs="Courier New"/>
+        </w:rPr>
+        <w:t>agala</w:t>
+      </w:r>
+      <w:proofErr w:type="spellEnd"/>
+      <w:r>
+        <w:rPr>
+          <w:rFonts w:ascii="Courier New" w:hAnsi="Courier New" w:cs="Courier New"/>
+        </w:rPr>
+        <w:t xml:space="preserve"> </w:t>
+      </w:r>
+      <w:proofErr w:type="spellStart"/>
+      <w:r>
+        <w:rPr>
+          <w:rFonts w:ascii="Courier New" w:hAnsi="Courier New" w:cs="Courier New"/>
+        </w:rPr>
+        <w:t>bido</w:t>
+      </w:r>
+      <w:proofErr w:type="spellEnd"/>
+      <w:r>
+        <w:rPr>
+          <w:rFonts w:ascii="Courier New" w:hAnsi="Courier New" w:cs="Courier New"/>
+        </w:rPr>
+        <w:br/>
+      </w:r>
+      <w:r>
+        <w:rPr>
+          <w:rFonts w:ascii="Courier New" w:hAnsi="Courier New" w:cs="Courier New"/>
+          <w:u w:val="single"/>
+        </w:rPr>
+        <w:t xml:space="preserve">OUT OF </w:t>
+      </w:r>
+      <w:r>
+        <w:rPr>
+          <w:rFonts w:ascii="Courier New" w:hAnsi="Courier New" w:cs="Courier New"/>
+          <w:u w:val="single"/>
+        </w:rPr>
+        <w:t>SEIZURE</w:t>
+      </w:r>
+      <w:r>
+        <w:rPr>
+          <w:rFonts w:ascii="Courier New" w:hAnsi="Courier New" w:cs="Courier New"/>
+          <w:u w:val="single"/>
+        </w:rPr>
+        <w:t xml:space="preserve"> </w:t>
+      </w:r>
+      <w:r>
+        <w:rPr>
+          <w:rFonts w:ascii="Courier New" w:hAnsi="Courier New" w:cs="Courier New"/>
+          <w:u w:val="single"/>
+        </w:rPr>
+        <w:t>MEMORY</w:t>
+      </w:r>
+      <w:r>
+        <w:rPr>
+          <w:rFonts w:ascii="Courier New" w:hAnsi="Courier New" w:cs="Courier New"/>
+        </w:rPr>
+        <w:t xml:space="preserve"> </w:t>
+      </w:r>
+      <w:r>
+        <w:rPr>
+          <w:rFonts w:ascii="Courier New" w:hAnsi="Courier New" w:cs="Courier New"/>
+        </w:rPr>
+        <w:t>- Adi is making a different gesture. Kriti is worried.</w:t>
+      </w:r>
+      <w:r>
+        <w:rPr>
+          <w:rFonts w:ascii="Courier New" w:hAnsi="Courier New" w:cs="Courier New"/>
+        </w:rPr>
+        <w:br/>
+      </w:r>
+      <w:r>
+        <w:rPr>
+          <w:rFonts w:ascii="Courier New" w:hAnsi="Courier New" w:cs="Courier New"/>
+          <w:b/>
+          <w:bCs/>
+        </w:rPr>
+        <w:t>2</w:t>
+      </w:r>
+      <w:r>
+        <w:rPr>
+          <w:rFonts w:ascii="Courier New" w:hAnsi="Courier New" w:cs="Courier New"/>
+          <w:b/>
+          <w:bCs/>
+        </w:rPr>
+        <w:t>1</w:t>
+      </w:r>
+      <w:r>
+        <w:rPr>
+          <w:rFonts w:ascii="Courier New" w:hAnsi="Courier New" w:cs="Courier New"/>
+          <w:b/>
+          <w:bCs/>
+        </w:rPr>
+        <w:t>B.</w:t>
+      </w:r>
+      <w:r>
+        <w:rPr>
+          <w:rFonts w:ascii="Courier New" w:hAnsi="Courier New" w:cs="Courier New"/>
+        </w:rPr>
+        <w:t xml:space="preserve"> Adi is teaching Ved how to tie his shoelace.</w:t>
+      </w:r>
+      <w:r>
+        <w:rPr>
+          <w:rFonts w:ascii="Courier New" w:hAnsi="Courier New" w:cs="Courier New"/>
+        </w:rPr>
+        <w:br/>
+      </w:r>
+      <w:r>
+        <w:rPr>
+          <w:rFonts w:ascii="Courier New" w:hAnsi="Courier New" w:cs="Courier New"/>
+          <w:b/>
+          <w:bCs/>
+        </w:rPr>
+        <w:t xml:space="preserve">    </w:t>
+      </w:r>
+      <w:r>
+        <w:rPr>
+          <w:rFonts w:ascii="Courier New" w:hAnsi="Courier New" w:cs="Courier New"/>
+          <w:b/>
+          <w:bCs/>
+        </w:rPr>
+        <w:t>ADI</w:t>
+      </w:r>
+      <w:r>
+        <w:rPr>
+          <w:rFonts w:ascii="Courier New" w:hAnsi="Courier New" w:cs="Courier New"/>
+          <w:b/>
+          <w:bCs/>
+        </w:rPr>
+        <w:t xml:space="preserve">: </w:t>
+      </w:r>
+      <w:r>
+        <w:rPr>
+          <w:rFonts w:ascii="Courier New" w:hAnsi="Courier New" w:cs="Courier New"/>
+        </w:rPr>
+        <w:t xml:space="preserve">Hing </w:t>
+      </w:r>
+      <w:proofErr w:type="spellStart"/>
+      <w:r>
+        <w:rPr>
+          <w:rFonts w:ascii="Courier New" w:hAnsi="Courier New" w:cs="Courier New"/>
+        </w:rPr>
+        <w:t>madi</w:t>
+      </w:r>
+      <w:proofErr w:type="spellEnd"/>
+      <w:r>
+        <w:rPr>
+          <w:rFonts w:ascii="Courier New" w:hAnsi="Courier New" w:cs="Courier New"/>
+        </w:rPr>
+        <w:t xml:space="preserve">! Hing </w:t>
+      </w:r>
+      <w:proofErr w:type="spellStart"/>
+      <w:r>
+        <w:rPr>
+          <w:rFonts w:ascii="Courier New" w:hAnsi="Courier New" w:cs="Courier New"/>
+        </w:rPr>
+        <w:t>madbek</w:t>
+      </w:r>
+      <w:proofErr w:type="spellEnd"/>
+      <w:r>
+        <w:rPr>
+          <w:rFonts w:ascii="Courier New" w:hAnsi="Courier New" w:cs="Courier New"/>
+        </w:rPr>
+        <w:t>!</w:t>
+      </w:r>
+      <w:r>
+        <w:rPr>
+          <w:rFonts w:ascii="Courier New" w:hAnsi="Courier New" w:cs="Courier New"/>
+        </w:rPr>
+        <w:t xml:space="preserve"> </w:t>
+      </w:r>
+      <w:r>
+        <w:rPr>
+          <w:rFonts w:ascii="Courier New" w:hAnsi="Courier New" w:cs="Courier New"/>
+        </w:rPr>
+        <w:t>Aste! Very Simple!</w:t>
+      </w:r>
+      <w:r>
+        <w:rPr>
+          <w:rFonts w:ascii="Courier New" w:hAnsi="Courier New" w:cs="Courier New"/>
+        </w:rPr>
+        <w:br/>
+      </w:r>
+      <w:r>
+        <w:rPr>
+          <w:rFonts w:ascii="Courier New" w:hAnsi="Courier New" w:cs="Courier New"/>
+          <w:u w:val="single"/>
+        </w:rPr>
+        <w:t xml:space="preserve">OUT OF SEIZURE </w:t>
+      </w:r>
+      <w:r>
+        <w:rPr>
+          <w:rFonts w:ascii="Courier New" w:hAnsi="Courier New" w:cs="Courier New"/>
+          <w:u w:val="single"/>
+        </w:rPr>
+        <w:t>MEMORY</w:t>
+      </w:r>
+      <w:r>
+        <w:rPr>
+          <w:rFonts w:ascii="Courier New" w:hAnsi="Courier New" w:cs="Courier New"/>
+        </w:rPr>
+        <w:t xml:space="preserve"> </w:t>
+      </w:r>
+      <w:r>
+        <w:rPr>
+          <w:rFonts w:ascii="Courier New" w:hAnsi="Courier New" w:cs="Courier New"/>
+        </w:rPr>
+        <w:t>- Adi is making a different gesture</w:t>
+      </w:r>
+      <w:r>
+        <w:rPr>
+          <w:rFonts w:ascii="Courier New" w:hAnsi="Courier New" w:cs="Courier New"/>
+        </w:rPr>
+        <w:t xml:space="preserve"> again</w:t>
+      </w:r>
+      <w:r>
+        <w:rPr>
+          <w:rFonts w:ascii="Courier New" w:hAnsi="Courier New" w:cs="Courier New"/>
+        </w:rPr>
+        <w:t>.</w:t>
+      </w:r>
+      <w:r>
+        <w:rPr>
+          <w:rFonts w:ascii="Courier New" w:hAnsi="Courier New" w:cs="Courier New"/>
+        </w:rPr>
+        <w:br/>
+      </w:r>
+      <w:r>
+        <w:rPr>
+          <w:rFonts w:ascii="Courier New" w:hAnsi="Courier New" w:cs="Courier New"/>
+          <w:b/>
+          <w:bCs/>
+        </w:rPr>
         <w:lastRenderedPageBreak/>
-        <w:t xml:space="preserve">    </w:t>
-      </w:r>
-      <w:r>
-        <w:rPr>
-          <w:rFonts w:ascii="Courier New" w:hAnsi="Courier New" w:cs="Courier New"/>
-          <w:b/>
-          <w:bCs/>
-        </w:rPr>
-        <w:t>ADI</w:t>
-      </w:r>
-      <w:r>
-        <w:rPr>
-          <w:rFonts w:ascii="Courier New" w:hAnsi="Courier New" w:cs="Courier New"/>
-          <w:b/>
-          <w:bCs/>
-        </w:rPr>
-        <w:t xml:space="preserve">: </w:t>
-      </w:r>
-      <w:r>
-        <w:rPr>
-          <w:rFonts w:ascii="Courier New" w:hAnsi="Courier New" w:cs="Courier New"/>
-        </w:rPr>
-        <w:t xml:space="preserve">Le </w:t>
-      </w:r>
-      <w:proofErr w:type="spellStart"/>
-      <w:r>
-        <w:rPr>
-          <w:rFonts w:ascii="Courier New" w:hAnsi="Courier New" w:cs="Courier New"/>
-        </w:rPr>
-        <w:t>esto</w:t>
-      </w:r>
-      <w:proofErr w:type="spellEnd"/>
-      <w:r>
-        <w:rPr>
-          <w:rFonts w:ascii="Courier New" w:hAnsi="Courier New" w:cs="Courier New"/>
-        </w:rPr>
-        <w:t xml:space="preserve"> </w:t>
-      </w:r>
-      <w:proofErr w:type="spellStart"/>
-      <w:r>
-        <w:rPr>
-          <w:rFonts w:ascii="Courier New" w:hAnsi="Courier New" w:cs="Courier New"/>
-        </w:rPr>
-        <w:t>kuditya</w:t>
-      </w:r>
-      <w:proofErr w:type="spellEnd"/>
-      <w:r>
-        <w:rPr>
-          <w:rFonts w:ascii="Courier New" w:hAnsi="Courier New" w:cs="Courier New"/>
-        </w:rPr>
-        <w:t>?</w:t>
-      </w:r>
-      <w:r>
-        <w:rPr>
-          <w:rFonts w:ascii="Courier New" w:hAnsi="Courier New" w:cs="Courier New"/>
-        </w:rPr>
-        <w:br/>
-      </w:r>
-      <w:r>
-        <w:rPr>
-          <w:rFonts w:ascii="Courier New" w:hAnsi="Courier New" w:cs="Courier New"/>
-          <w:b/>
-          <w:bCs/>
-        </w:rPr>
-        <w:t xml:space="preserve">    </w:t>
-      </w:r>
-      <w:r>
-        <w:rPr>
-          <w:rFonts w:ascii="Courier New" w:hAnsi="Courier New" w:cs="Courier New"/>
-          <w:b/>
-          <w:bCs/>
-        </w:rPr>
-        <w:t>GIRI</w:t>
-      </w:r>
-      <w:r>
-        <w:rPr>
-          <w:rFonts w:ascii="Courier New" w:hAnsi="Courier New" w:cs="Courier New"/>
-          <w:b/>
-          <w:bCs/>
-        </w:rPr>
-        <w:t>:</w:t>
-      </w:r>
-      <w:r>
-        <w:rPr>
-          <w:rFonts w:ascii="Courier New" w:hAnsi="Courier New" w:cs="Courier New"/>
-          <w:i/>
-          <w:iCs/>
-        </w:rPr>
-        <w:t>(laughs)</w:t>
-      </w:r>
-      <w:r>
-        <w:rPr>
-          <w:rFonts w:ascii="Courier New" w:hAnsi="Courier New" w:cs="Courier New"/>
-        </w:rPr>
-        <w:t xml:space="preserve"> </w:t>
-      </w:r>
-      <w:proofErr w:type="spellStart"/>
-      <w:r>
-        <w:rPr>
-          <w:rFonts w:ascii="Courier New" w:hAnsi="Courier New" w:cs="Courier New"/>
-        </w:rPr>
-        <w:t>ning</w:t>
-      </w:r>
-      <w:proofErr w:type="spellEnd"/>
-      <w:r>
-        <w:rPr>
-          <w:rFonts w:ascii="Courier New" w:hAnsi="Courier New" w:cs="Courier New"/>
-        </w:rPr>
-        <w:t xml:space="preserve"> </w:t>
-      </w:r>
-      <w:proofErr w:type="spellStart"/>
-      <w:r>
-        <w:rPr>
-          <w:rFonts w:ascii="Courier New" w:hAnsi="Courier New" w:cs="Courier New"/>
-        </w:rPr>
-        <w:t>a</w:t>
-      </w:r>
-      <w:r>
-        <w:rPr>
-          <w:rFonts w:ascii="Courier New" w:hAnsi="Courier New" w:cs="Courier New"/>
-        </w:rPr>
-        <w:t>rtha</w:t>
-      </w:r>
-      <w:proofErr w:type="spellEnd"/>
-      <w:r>
-        <w:rPr>
-          <w:rFonts w:ascii="Courier New" w:hAnsi="Courier New" w:cs="Courier New"/>
-        </w:rPr>
-        <w:t xml:space="preserve"> </w:t>
-      </w:r>
-      <w:proofErr w:type="spellStart"/>
-      <w:r>
-        <w:rPr>
-          <w:rFonts w:ascii="Courier New" w:hAnsi="Courier New" w:cs="Courier New"/>
-        </w:rPr>
-        <w:t>agala</w:t>
-      </w:r>
-      <w:proofErr w:type="spellEnd"/>
-      <w:r>
-        <w:rPr>
-          <w:rFonts w:ascii="Courier New" w:hAnsi="Courier New" w:cs="Courier New"/>
-        </w:rPr>
-        <w:t xml:space="preserve"> </w:t>
-      </w:r>
-      <w:proofErr w:type="spellStart"/>
-      <w:r>
-        <w:rPr>
-          <w:rFonts w:ascii="Courier New" w:hAnsi="Courier New" w:cs="Courier New"/>
-        </w:rPr>
-        <w:t>bido</w:t>
-      </w:r>
-      <w:proofErr w:type="spellEnd"/>
-      <w:r>
-        <w:rPr>
-          <w:rFonts w:ascii="Courier New" w:hAnsi="Courier New" w:cs="Courier New"/>
-        </w:rPr>
-        <w:br/>
-      </w:r>
-      <w:r>
-        <w:rPr>
-          <w:rFonts w:ascii="Courier New" w:hAnsi="Courier New" w:cs="Courier New"/>
-          <w:u w:val="single"/>
-        </w:rPr>
-        <w:t xml:space="preserve">OUT OF </w:t>
-      </w:r>
-      <w:r>
-        <w:rPr>
-          <w:rFonts w:ascii="Courier New" w:hAnsi="Courier New" w:cs="Courier New"/>
-          <w:u w:val="single"/>
-        </w:rPr>
-        <w:t>SEIZURE</w:t>
-      </w:r>
-      <w:r>
-        <w:rPr>
-          <w:rFonts w:ascii="Courier New" w:hAnsi="Courier New" w:cs="Courier New"/>
-          <w:u w:val="single"/>
-        </w:rPr>
-        <w:t xml:space="preserve"> </w:t>
-      </w:r>
-      <w:r>
-        <w:rPr>
-          <w:rFonts w:ascii="Courier New" w:hAnsi="Courier New" w:cs="Courier New"/>
-          <w:u w:val="single"/>
-        </w:rPr>
-        <w:t>MEMORY</w:t>
-      </w:r>
-      <w:r>
-        <w:rPr>
-          <w:rFonts w:ascii="Courier New" w:hAnsi="Courier New" w:cs="Courier New"/>
-        </w:rPr>
-        <w:t xml:space="preserve"> </w:t>
-      </w:r>
-      <w:r>
-        <w:rPr>
-          <w:rFonts w:ascii="Courier New" w:hAnsi="Courier New" w:cs="Courier New"/>
-        </w:rPr>
-        <w:t>- Adi is making a different gesture. Kriti is worried.</w:t>
-      </w:r>
-      <w:r>
-        <w:rPr>
-          <w:rFonts w:ascii="Courier New" w:hAnsi="Courier New" w:cs="Courier New"/>
-        </w:rPr>
-        <w:br/>
-      </w:r>
-      <w:r>
-        <w:rPr>
-          <w:rFonts w:ascii="Courier New" w:hAnsi="Courier New" w:cs="Courier New"/>
-          <w:b/>
-          <w:bCs/>
-        </w:rPr>
-        <w:t>2</w:t>
-      </w:r>
-      <w:r>
-        <w:rPr>
-          <w:rFonts w:ascii="Courier New" w:hAnsi="Courier New" w:cs="Courier New"/>
-          <w:b/>
-          <w:bCs/>
-        </w:rPr>
-        <w:t>1</w:t>
-      </w:r>
-      <w:r>
-        <w:rPr>
-          <w:rFonts w:ascii="Courier New" w:hAnsi="Courier New" w:cs="Courier New"/>
-          <w:b/>
-          <w:bCs/>
-        </w:rPr>
-        <w:t>B.</w:t>
-      </w:r>
-      <w:r>
-        <w:rPr>
-          <w:rFonts w:ascii="Courier New" w:hAnsi="Courier New" w:cs="Courier New"/>
-        </w:rPr>
-        <w:t xml:space="preserve"> Adi is teaching Ved how to tie his shoelace.</w:t>
-      </w:r>
-      <w:r>
-        <w:rPr>
-          <w:rFonts w:ascii="Courier New" w:hAnsi="Courier New" w:cs="Courier New"/>
-        </w:rPr>
-        <w:br/>
-      </w:r>
-      <w:r>
-        <w:rPr>
-          <w:rFonts w:ascii="Courier New" w:hAnsi="Courier New" w:cs="Courier New"/>
-          <w:b/>
-          <w:bCs/>
-        </w:rPr>
-        <w:t xml:space="preserve">    </w:t>
-      </w:r>
-      <w:r>
-        <w:rPr>
-          <w:rFonts w:ascii="Courier New" w:hAnsi="Courier New" w:cs="Courier New"/>
-          <w:b/>
-          <w:bCs/>
-        </w:rPr>
-        <w:t>ADI</w:t>
-      </w:r>
-      <w:r>
-        <w:rPr>
-          <w:rFonts w:ascii="Courier New" w:hAnsi="Courier New" w:cs="Courier New"/>
-          <w:b/>
-          <w:bCs/>
-        </w:rPr>
-        <w:t xml:space="preserve">: </w:t>
-      </w:r>
-      <w:r>
-        <w:rPr>
-          <w:rFonts w:ascii="Courier New" w:hAnsi="Courier New" w:cs="Courier New"/>
-        </w:rPr>
-        <w:t xml:space="preserve">Hing </w:t>
-      </w:r>
-      <w:proofErr w:type="spellStart"/>
-      <w:r>
-        <w:rPr>
-          <w:rFonts w:ascii="Courier New" w:hAnsi="Courier New" w:cs="Courier New"/>
-        </w:rPr>
-        <w:t>madi</w:t>
-      </w:r>
-      <w:proofErr w:type="spellEnd"/>
-      <w:r>
-        <w:rPr>
-          <w:rFonts w:ascii="Courier New" w:hAnsi="Courier New" w:cs="Courier New"/>
-        </w:rPr>
-        <w:t xml:space="preserve">! Hing </w:t>
-      </w:r>
-      <w:proofErr w:type="spellStart"/>
-      <w:r>
-        <w:rPr>
-          <w:rFonts w:ascii="Courier New" w:hAnsi="Courier New" w:cs="Courier New"/>
-        </w:rPr>
-        <w:t>madbek</w:t>
-      </w:r>
-      <w:proofErr w:type="spellEnd"/>
-      <w:r>
-        <w:rPr>
-          <w:rFonts w:ascii="Courier New" w:hAnsi="Courier New" w:cs="Courier New"/>
-        </w:rPr>
-        <w:t>!</w:t>
-      </w:r>
-      <w:r>
-        <w:rPr>
-          <w:rFonts w:ascii="Courier New" w:hAnsi="Courier New" w:cs="Courier New"/>
-        </w:rPr>
-        <w:t xml:space="preserve"> </w:t>
-      </w:r>
-      <w:r>
-        <w:rPr>
-          <w:rFonts w:ascii="Courier New" w:hAnsi="Courier New" w:cs="Courier New"/>
-        </w:rPr>
-        <w:t>Aste! Very Simple!</w:t>
-      </w:r>
-      <w:r>
-        <w:rPr>
-          <w:rFonts w:ascii="Courier New" w:hAnsi="Courier New" w:cs="Courier New"/>
-        </w:rPr>
-        <w:br/>
-      </w:r>
-      <w:r>
-        <w:rPr>
-          <w:rFonts w:ascii="Courier New" w:hAnsi="Courier New" w:cs="Courier New"/>
-          <w:u w:val="single"/>
-        </w:rPr>
-        <w:t xml:space="preserve">OUT OF SEIZURE </w:t>
-      </w:r>
-      <w:r>
-        <w:rPr>
-          <w:rFonts w:ascii="Courier New" w:hAnsi="Courier New" w:cs="Courier New"/>
-          <w:u w:val="single"/>
-        </w:rPr>
-        <w:t>MEMORY</w:t>
-      </w:r>
-      <w:r>
-        <w:rPr>
-          <w:rFonts w:ascii="Courier New" w:hAnsi="Courier New" w:cs="Courier New"/>
-        </w:rPr>
-        <w:t xml:space="preserve"> </w:t>
-      </w:r>
-      <w:r>
-        <w:rPr>
-          <w:rFonts w:ascii="Courier New" w:hAnsi="Courier New" w:cs="Courier New"/>
-        </w:rPr>
-        <w:t>- Adi is making a different gesture</w:t>
-      </w:r>
-      <w:r>
-        <w:rPr>
-          <w:rFonts w:ascii="Courier New" w:hAnsi="Courier New" w:cs="Courier New"/>
-        </w:rPr>
-        <w:t xml:space="preserve"> again</w:t>
-      </w:r>
-      <w:r>
-        <w:rPr>
-          <w:rFonts w:ascii="Courier New" w:hAnsi="Courier New" w:cs="Courier New"/>
-        </w:rPr>
-        <w:t>.</w:t>
-      </w:r>
-      <w:r>
-        <w:rPr>
-          <w:rFonts w:ascii="Courier New" w:hAnsi="Courier New" w:cs="Courier New"/>
-        </w:rPr>
-        <w:br/>
-      </w:r>
-      <w:r>
-        <w:rPr>
-          <w:rFonts w:ascii="Courier New" w:hAnsi="Courier New" w:cs="Courier New"/>
-          <w:b/>
-          <w:bCs/>
-        </w:rPr>
         <w:t>2</w:t>
       </w:r>
       <w:r>
@@ -28778,7 +28795,6 @@
           <w:b/>
           <w:bCs/>
         </w:rPr>
-        <w:lastRenderedPageBreak/>
         <w:t>ADI</w:t>
       </w:r>
       <w:r>
@@ -29082,6 +29098,7 @@
           <w:b/>
           <w:bCs/>
         </w:rPr>
+        <w:lastRenderedPageBreak/>
         <w:t>INT. THE BEDROOM</w:t>
       </w:r>
       <w:r>
@@ -30684,33 +30701,24 @@
     <w:p>
       <w:pPr>
         <w:spacing w:line="240" w:lineRule="auto"/>
-        <w:jc w:val="right"/>
-        <w:rPr>
-          <w:rFonts w:ascii="Courier New" w:hAnsi="Courier New" w:cs="Courier New"/>
-          <w:b/>
-          <w:bCs/>
-        </w:rPr>
-      </w:pPr>
-    </w:p>
-    <w:p>
-      <w:pPr>
-        <w:spacing w:line="240" w:lineRule="auto"/>
-        <w:jc w:val="right"/>
-        <w:rPr>
-          <w:rFonts w:ascii="Courier New" w:hAnsi="Courier New" w:cs="Courier New"/>
-          <w:b/>
-          <w:bCs/>
-        </w:rPr>
-      </w:pPr>
-    </w:p>
-    <w:p>
-      <w:pPr>
-        <w:spacing w:line="240" w:lineRule="auto"/>
-        <w:jc w:val="right"/>
-        <w:rPr>
-          <w:rFonts w:ascii="Courier New" w:hAnsi="Courier New" w:cs="Courier New"/>
-          <w:b/>
-          <w:bCs/>
+        <w:rPr>
+          <w:rFonts w:ascii="Courier New" w:hAnsi="Courier New" w:cs="Courier New"/>
+        </w:rPr>
+      </w:pPr>
+    </w:p>
+    <w:p>
+      <w:pPr>
+        <w:spacing w:line="240" w:lineRule="auto"/>
+        <w:rPr>
+          <w:rFonts w:ascii="Courier New" w:hAnsi="Courier New" w:cs="Courier New"/>
+        </w:rPr>
+      </w:pPr>
+    </w:p>
+    <w:p>
+      <w:pPr>
+        <w:spacing w:line="240" w:lineRule="auto"/>
+        <w:rPr>
+          <w:rFonts w:ascii="Courier New" w:hAnsi="Courier New" w:cs="Courier New"/>
         </w:rPr>
       </w:pPr>
     </w:p>
@@ -30742,6 +30750,7 @@
           <w:b/>
           <w:bCs/>
         </w:rPr>
+        <w:lastRenderedPageBreak/>
         <w:t xml:space="preserve">INT. </w:t>
       </w:r>
       <w:r>
@@ -31854,284 +31863,284 @@
         <w:rPr>
           <w:rFonts w:ascii="Courier New" w:hAnsi="Courier New" w:cs="Courier New"/>
         </w:rPr>
+        <w:t xml:space="preserve">He takes </w:t>
+      </w:r>
+      <w:r>
+        <w:rPr>
+          <w:rFonts w:ascii="Courier New" w:hAnsi="Courier New" w:cs="Courier New"/>
+        </w:rPr>
+        <w:t>a few steps back.</w:t>
+      </w:r>
+      <w:r>
+        <w:rPr>
+          <w:rFonts w:ascii="Courier New" w:hAnsi="Courier New" w:cs="Courier New"/>
+        </w:rPr>
+        <w:t xml:space="preserve"> </w:t>
+      </w:r>
+      <w:r>
+        <w:rPr>
+          <w:rFonts w:ascii="Courier New" w:hAnsi="Courier New" w:cs="Courier New"/>
+        </w:rPr>
+        <w:t xml:space="preserve">The lights go off. </w:t>
+      </w:r>
+      <w:r>
+        <w:rPr>
+          <w:rFonts w:ascii="Courier New" w:hAnsi="Courier New" w:cs="Courier New"/>
+        </w:rPr>
+        <w:t>Ther</w:t>
+      </w:r>
+      <w:r>
+        <w:rPr>
+          <w:rFonts w:ascii="Courier New" w:hAnsi="Courier New" w:cs="Courier New"/>
+        </w:rPr>
+        <w:t>e</w:t>
+      </w:r>
+      <w:r>
+        <w:rPr>
+          <w:rFonts w:ascii="Courier New" w:hAnsi="Courier New" w:cs="Courier New"/>
+        </w:rPr>
+        <w:t xml:space="preserve"> is no one around expect him. </w:t>
+      </w:r>
+    </w:p>
+    <w:p>
+      <w:pPr>
+        <w:spacing w:line="240" w:lineRule="auto"/>
+        <w:rPr>
+          <w:rFonts w:ascii="Courier New" w:hAnsi="Courier New" w:cs="Courier New"/>
+        </w:rPr>
+      </w:pPr>
+      <w:r>
+        <w:rPr>
+          <w:rFonts w:ascii="Courier New" w:hAnsi="Courier New" w:cs="Courier New"/>
+        </w:rPr>
+        <w:t>T</w:t>
+      </w:r>
+      <w:r>
+        <w:rPr>
+          <w:rFonts w:ascii="Courier New" w:hAnsi="Courier New" w:cs="Courier New"/>
+        </w:rPr>
+        <w:t xml:space="preserve">he lights </w:t>
+      </w:r>
+      <w:r>
+        <w:rPr>
+          <w:rFonts w:ascii="Courier New" w:hAnsi="Courier New" w:cs="Courier New"/>
+        </w:rPr>
+        <w:t>flash</w:t>
+      </w:r>
+      <w:r>
+        <w:rPr>
+          <w:rFonts w:ascii="Courier New" w:hAnsi="Courier New" w:cs="Courier New"/>
+        </w:rPr>
+        <w:t xml:space="preserve"> </w:t>
+      </w:r>
+      <w:r>
+        <w:rPr>
+          <w:rFonts w:ascii="Courier New" w:hAnsi="Courier New" w:cs="Courier New"/>
+        </w:rPr>
+        <w:t>on</w:t>
+      </w:r>
+      <w:r>
+        <w:rPr>
+          <w:rFonts w:ascii="Courier New" w:hAnsi="Courier New" w:cs="Courier New"/>
+        </w:rPr>
+        <w:t>…</w:t>
+      </w:r>
+      <w:r>
+        <w:rPr>
+          <w:rFonts w:ascii="Courier New" w:hAnsi="Courier New" w:cs="Courier New"/>
+        </w:rPr>
+        <w:t xml:space="preserve"> off</w:t>
+      </w:r>
+      <w:r>
+        <w:rPr>
+          <w:rFonts w:ascii="Courier New" w:hAnsi="Courier New" w:cs="Courier New"/>
+        </w:rPr>
+        <w:t>… on… off… on… off</w:t>
+      </w:r>
+      <w:r>
+        <w:rPr>
+          <w:rFonts w:ascii="Courier New" w:hAnsi="Courier New" w:cs="Courier New"/>
+        </w:rPr>
+        <w:t xml:space="preserve"> with the sharp echo of switch</w:t>
+      </w:r>
+      <w:r>
+        <w:rPr>
+          <w:rFonts w:ascii="Courier New" w:hAnsi="Courier New" w:cs="Courier New"/>
+        </w:rPr>
+        <w:t xml:space="preserve"> clicks</w:t>
+      </w:r>
+      <w:r>
+        <w:rPr>
+          <w:rFonts w:ascii="Courier New" w:hAnsi="Courier New" w:cs="Courier New"/>
+        </w:rPr>
+        <w:t>.</w:t>
+      </w:r>
+    </w:p>
+    <w:p>
+      <w:pPr>
+        <w:spacing w:line="240" w:lineRule="auto"/>
+        <w:rPr>
+          <w:rFonts w:ascii="Courier New" w:hAnsi="Courier New" w:cs="Courier New"/>
+        </w:rPr>
+      </w:pPr>
+      <w:r>
+        <w:rPr>
+          <w:rFonts w:ascii="Courier New" w:hAnsi="Courier New" w:cs="Courier New"/>
+        </w:rPr>
+        <w:t xml:space="preserve">He </w:t>
+      </w:r>
+      <w:r>
+        <w:rPr>
+          <w:rFonts w:ascii="Courier New" w:hAnsi="Courier New" w:cs="Courier New"/>
+        </w:rPr>
+        <w:t xml:space="preserve">slowly turns to the sound behind him. </w:t>
+      </w:r>
+      <w:r>
+        <w:rPr>
+          <w:rFonts w:ascii="Courier New" w:hAnsi="Courier New" w:cs="Courier New"/>
+        </w:rPr>
+        <w:t>Ved</w:t>
+      </w:r>
+      <w:r>
+        <w:rPr>
+          <w:rFonts w:ascii="Courier New" w:hAnsi="Courier New" w:cs="Courier New"/>
+        </w:rPr>
+        <w:t xml:space="preserve"> </w:t>
+      </w:r>
+      <w:r>
+        <w:rPr>
+          <w:rFonts w:ascii="Courier New" w:hAnsi="Courier New" w:cs="Courier New"/>
+        </w:rPr>
+        <w:t xml:space="preserve">stands </w:t>
+      </w:r>
+      <w:r>
+        <w:rPr>
+          <w:rFonts w:ascii="Courier New" w:hAnsi="Courier New" w:cs="Courier New"/>
+        </w:rPr>
+        <w:t>with his head</w:t>
+      </w:r>
+      <w:r>
+        <w:rPr>
+          <w:rFonts w:ascii="Courier New" w:hAnsi="Courier New" w:cs="Courier New"/>
+        </w:rPr>
+        <w:t xml:space="preserve"> </w:t>
+      </w:r>
+      <w:r>
+        <w:rPr>
+          <w:rFonts w:ascii="Courier New" w:hAnsi="Courier New" w:cs="Courier New"/>
+        </w:rPr>
+        <w:t>down</w:t>
+      </w:r>
+      <w:r>
+        <w:rPr>
+          <w:rFonts w:ascii="Courier New" w:hAnsi="Courier New" w:cs="Courier New"/>
+        </w:rPr>
+        <w:t xml:space="preserve"> at an angle, his</w:t>
+      </w:r>
+      <w:r>
+        <w:rPr>
+          <w:rFonts w:ascii="Courier New" w:hAnsi="Courier New" w:cs="Courier New"/>
+        </w:rPr>
+        <w:t xml:space="preserve"> hand on the switchboard </w:t>
+      </w:r>
+      <w:r>
+        <w:rPr>
+          <w:rFonts w:ascii="Courier New" w:hAnsi="Courier New" w:cs="Courier New"/>
+        </w:rPr>
+        <w:t xml:space="preserve">toggling </w:t>
+      </w:r>
+      <w:r>
+        <w:rPr>
+          <w:rFonts w:ascii="Courier New" w:hAnsi="Courier New" w:cs="Courier New"/>
+        </w:rPr>
+        <w:t xml:space="preserve">the </w:t>
+      </w:r>
+      <w:r>
+        <w:rPr>
+          <w:rFonts w:ascii="Courier New" w:hAnsi="Courier New" w:cs="Courier New"/>
+        </w:rPr>
+        <w:t>switch</w:t>
+      </w:r>
+      <w:r>
+        <w:rPr>
+          <w:rFonts w:ascii="Courier New" w:hAnsi="Courier New" w:cs="Courier New"/>
+        </w:rPr>
+        <w:t>.</w:t>
+      </w:r>
+    </w:p>
+    <w:p>
+      <w:pPr>
+        <w:spacing w:line="240" w:lineRule="auto"/>
+        <w:jc w:val="center"/>
+        <w:rPr>
+          <w:rFonts w:ascii="Courier New" w:hAnsi="Courier New" w:cs="Courier New"/>
+        </w:rPr>
+      </w:pPr>
+      <w:r>
+        <w:rPr>
+          <w:rFonts w:ascii="Courier New" w:hAnsi="Courier New" w:cs="Courier New"/>
+          <w:b/>
+          <w:bCs/>
+        </w:rPr>
+        <w:t>ADI</w:t>
+      </w:r>
+      <w:r>
+        <w:rPr>
+          <w:rFonts w:ascii="Courier New" w:hAnsi="Courier New" w:cs="Courier New"/>
+          <w:b/>
+          <w:bCs/>
+        </w:rPr>
+        <w:t xml:space="preserve"> </w:t>
+      </w:r>
+      <w:r>
+        <w:rPr>
+          <w:rFonts w:ascii="Courier New" w:hAnsi="Courier New" w:cs="Courier New"/>
+          <w:i/>
+          <w:iCs/>
+        </w:rPr>
+        <w:t>(breathing heavily)</w:t>
+      </w:r>
+      <w:r>
+        <w:rPr>
+          <w:rFonts w:ascii="Courier New" w:hAnsi="Courier New" w:cs="Courier New"/>
+          <w:i/>
+          <w:iCs/>
+        </w:rPr>
+        <w:br/>
+      </w:r>
+      <w:r>
+        <w:rPr>
+          <w:rFonts w:ascii="Courier New" w:hAnsi="Courier New" w:cs="Courier New"/>
+          <w:i/>
+          <w:iCs/>
+        </w:rPr>
+        <w:t xml:space="preserve">(confused) </w:t>
+      </w:r>
+      <w:r>
+        <w:rPr>
+          <w:rFonts w:ascii="Courier New" w:hAnsi="Courier New" w:cs="Courier New"/>
+        </w:rPr>
+        <w:t>Ved</w:t>
+      </w:r>
+      <w:r>
+        <w:rPr>
+          <w:rFonts w:ascii="Courier New" w:hAnsi="Courier New" w:cs="Courier New"/>
+        </w:rPr>
+        <w:t>!?</w:t>
+      </w:r>
+    </w:p>
+    <w:p>
+      <w:pPr>
+        <w:spacing w:line="240" w:lineRule="auto"/>
+        <w:rPr>
+          <w:rFonts w:ascii="Courier New" w:hAnsi="Courier New" w:cs="Courier New"/>
+        </w:rPr>
+      </w:pPr>
+      <w:r>
+        <w:rPr>
+          <w:rFonts w:ascii="Courier New" w:hAnsi="Courier New" w:cs="Courier New"/>
+        </w:rPr>
         <w:lastRenderedPageBreak/>
-        <w:t xml:space="preserve">He takes </w:t>
-      </w:r>
-      <w:r>
-        <w:rPr>
-          <w:rFonts w:ascii="Courier New" w:hAnsi="Courier New" w:cs="Courier New"/>
-        </w:rPr>
-        <w:t>a few steps back.</w:t>
-      </w:r>
-      <w:r>
-        <w:rPr>
-          <w:rFonts w:ascii="Courier New" w:hAnsi="Courier New" w:cs="Courier New"/>
-        </w:rPr>
-        <w:t xml:space="preserve"> </w:t>
-      </w:r>
-      <w:r>
-        <w:rPr>
-          <w:rFonts w:ascii="Courier New" w:hAnsi="Courier New" w:cs="Courier New"/>
-        </w:rPr>
-        <w:t xml:space="preserve">The lights go off. </w:t>
-      </w:r>
-      <w:r>
-        <w:rPr>
-          <w:rFonts w:ascii="Courier New" w:hAnsi="Courier New" w:cs="Courier New"/>
-        </w:rPr>
-        <w:t>Ther</w:t>
-      </w:r>
-      <w:r>
-        <w:rPr>
-          <w:rFonts w:ascii="Courier New" w:hAnsi="Courier New" w:cs="Courier New"/>
-        </w:rPr>
-        <w:t>e</w:t>
-      </w:r>
-      <w:r>
-        <w:rPr>
-          <w:rFonts w:ascii="Courier New" w:hAnsi="Courier New" w:cs="Courier New"/>
-        </w:rPr>
-        <w:t xml:space="preserve"> is no one around expect him. </w:t>
-      </w:r>
-    </w:p>
-    <w:p>
-      <w:pPr>
-        <w:spacing w:line="240" w:lineRule="auto"/>
-        <w:rPr>
-          <w:rFonts w:ascii="Courier New" w:hAnsi="Courier New" w:cs="Courier New"/>
-        </w:rPr>
-      </w:pPr>
-      <w:r>
-        <w:rPr>
-          <w:rFonts w:ascii="Courier New" w:hAnsi="Courier New" w:cs="Courier New"/>
-        </w:rPr>
-        <w:t>T</w:t>
-      </w:r>
-      <w:r>
-        <w:rPr>
-          <w:rFonts w:ascii="Courier New" w:hAnsi="Courier New" w:cs="Courier New"/>
-        </w:rPr>
-        <w:t xml:space="preserve">he lights </w:t>
-      </w:r>
-      <w:r>
-        <w:rPr>
-          <w:rFonts w:ascii="Courier New" w:hAnsi="Courier New" w:cs="Courier New"/>
-        </w:rPr>
-        <w:t>flash</w:t>
-      </w:r>
-      <w:r>
-        <w:rPr>
-          <w:rFonts w:ascii="Courier New" w:hAnsi="Courier New" w:cs="Courier New"/>
-        </w:rPr>
-        <w:t xml:space="preserve"> </w:t>
-      </w:r>
-      <w:r>
-        <w:rPr>
-          <w:rFonts w:ascii="Courier New" w:hAnsi="Courier New" w:cs="Courier New"/>
-        </w:rPr>
-        <w:t>on</w:t>
-      </w:r>
-      <w:r>
-        <w:rPr>
-          <w:rFonts w:ascii="Courier New" w:hAnsi="Courier New" w:cs="Courier New"/>
-        </w:rPr>
-        <w:t>…</w:t>
-      </w:r>
-      <w:r>
-        <w:rPr>
-          <w:rFonts w:ascii="Courier New" w:hAnsi="Courier New" w:cs="Courier New"/>
-        </w:rPr>
-        <w:t xml:space="preserve"> off</w:t>
-      </w:r>
-      <w:r>
-        <w:rPr>
-          <w:rFonts w:ascii="Courier New" w:hAnsi="Courier New" w:cs="Courier New"/>
-        </w:rPr>
-        <w:t>… on… off… on… off</w:t>
-      </w:r>
-      <w:r>
-        <w:rPr>
-          <w:rFonts w:ascii="Courier New" w:hAnsi="Courier New" w:cs="Courier New"/>
-        </w:rPr>
-        <w:t xml:space="preserve"> with the sharp echo of switch</w:t>
-      </w:r>
-      <w:r>
-        <w:rPr>
-          <w:rFonts w:ascii="Courier New" w:hAnsi="Courier New" w:cs="Courier New"/>
-        </w:rPr>
-        <w:t xml:space="preserve"> clicks</w:t>
-      </w:r>
-      <w:r>
-        <w:rPr>
-          <w:rFonts w:ascii="Courier New" w:hAnsi="Courier New" w:cs="Courier New"/>
-        </w:rPr>
-        <w:t>.</w:t>
-      </w:r>
-    </w:p>
-    <w:p>
-      <w:pPr>
-        <w:spacing w:line="240" w:lineRule="auto"/>
-        <w:rPr>
-          <w:rFonts w:ascii="Courier New" w:hAnsi="Courier New" w:cs="Courier New"/>
-        </w:rPr>
-      </w:pPr>
-      <w:r>
-        <w:rPr>
-          <w:rFonts w:ascii="Courier New" w:hAnsi="Courier New" w:cs="Courier New"/>
-        </w:rPr>
-        <w:t xml:space="preserve">He </w:t>
-      </w:r>
-      <w:r>
-        <w:rPr>
-          <w:rFonts w:ascii="Courier New" w:hAnsi="Courier New" w:cs="Courier New"/>
-        </w:rPr>
-        <w:t xml:space="preserve">slowly turns to the sound behind him. </w:t>
-      </w:r>
-      <w:r>
-        <w:rPr>
-          <w:rFonts w:ascii="Courier New" w:hAnsi="Courier New" w:cs="Courier New"/>
-        </w:rPr>
-        <w:t>Ved</w:t>
-      </w:r>
-      <w:r>
-        <w:rPr>
-          <w:rFonts w:ascii="Courier New" w:hAnsi="Courier New" w:cs="Courier New"/>
-        </w:rPr>
-        <w:t xml:space="preserve"> </w:t>
-      </w:r>
-      <w:r>
-        <w:rPr>
-          <w:rFonts w:ascii="Courier New" w:hAnsi="Courier New" w:cs="Courier New"/>
-        </w:rPr>
-        <w:t xml:space="preserve">stands </w:t>
-      </w:r>
-      <w:r>
-        <w:rPr>
-          <w:rFonts w:ascii="Courier New" w:hAnsi="Courier New" w:cs="Courier New"/>
-        </w:rPr>
-        <w:t>with his head</w:t>
-      </w:r>
-      <w:r>
-        <w:rPr>
-          <w:rFonts w:ascii="Courier New" w:hAnsi="Courier New" w:cs="Courier New"/>
-        </w:rPr>
-        <w:t xml:space="preserve"> </w:t>
-      </w:r>
-      <w:r>
-        <w:rPr>
-          <w:rFonts w:ascii="Courier New" w:hAnsi="Courier New" w:cs="Courier New"/>
-        </w:rPr>
-        <w:t>down</w:t>
-      </w:r>
-      <w:r>
-        <w:rPr>
-          <w:rFonts w:ascii="Courier New" w:hAnsi="Courier New" w:cs="Courier New"/>
-        </w:rPr>
-        <w:t xml:space="preserve"> at an angle, his</w:t>
-      </w:r>
-      <w:r>
-        <w:rPr>
-          <w:rFonts w:ascii="Courier New" w:hAnsi="Courier New" w:cs="Courier New"/>
-        </w:rPr>
-        <w:t xml:space="preserve"> hand on the switchboard </w:t>
-      </w:r>
-      <w:r>
-        <w:rPr>
-          <w:rFonts w:ascii="Courier New" w:hAnsi="Courier New" w:cs="Courier New"/>
-        </w:rPr>
-        <w:t xml:space="preserve">toggling </w:t>
-      </w:r>
-      <w:r>
-        <w:rPr>
-          <w:rFonts w:ascii="Courier New" w:hAnsi="Courier New" w:cs="Courier New"/>
-        </w:rPr>
-        <w:t xml:space="preserve">the </w:t>
-      </w:r>
-      <w:r>
-        <w:rPr>
-          <w:rFonts w:ascii="Courier New" w:hAnsi="Courier New" w:cs="Courier New"/>
-        </w:rPr>
-        <w:t>switch</w:t>
-      </w:r>
-      <w:r>
-        <w:rPr>
-          <w:rFonts w:ascii="Courier New" w:hAnsi="Courier New" w:cs="Courier New"/>
-        </w:rPr>
-        <w:t>.</w:t>
-      </w:r>
-    </w:p>
-    <w:p>
-      <w:pPr>
-        <w:spacing w:line="240" w:lineRule="auto"/>
-        <w:jc w:val="center"/>
-        <w:rPr>
-          <w:rFonts w:ascii="Courier New" w:hAnsi="Courier New" w:cs="Courier New"/>
-        </w:rPr>
-      </w:pPr>
-      <w:r>
-        <w:rPr>
-          <w:rFonts w:ascii="Courier New" w:hAnsi="Courier New" w:cs="Courier New"/>
-          <w:b/>
-          <w:bCs/>
-        </w:rPr>
-        <w:t>ADI</w:t>
-      </w:r>
-      <w:r>
-        <w:rPr>
-          <w:rFonts w:ascii="Courier New" w:hAnsi="Courier New" w:cs="Courier New"/>
-          <w:b/>
-          <w:bCs/>
-        </w:rPr>
-        <w:t xml:space="preserve"> </w:t>
-      </w:r>
-      <w:r>
-        <w:rPr>
-          <w:rFonts w:ascii="Courier New" w:hAnsi="Courier New" w:cs="Courier New"/>
-          <w:i/>
-          <w:iCs/>
-        </w:rPr>
-        <w:t>(breathing heavily)</w:t>
-      </w:r>
-      <w:r>
-        <w:rPr>
-          <w:rFonts w:ascii="Courier New" w:hAnsi="Courier New" w:cs="Courier New"/>
-          <w:i/>
-          <w:iCs/>
-        </w:rPr>
-        <w:br/>
-      </w:r>
-      <w:r>
-        <w:rPr>
-          <w:rFonts w:ascii="Courier New" w:hAnsi="Courier New" w:cs="Courier New"/>
-          <w:i/>
-          <w:iCs/>
-        </w:rPr>
-        <w:t xml:space="preserve">(confused) </w:t>
-      </w:r>
-      <w:r>
-        <w:rPr>
-          <w:rFonts w:ascii="Courier New" w:hAnsi="Courier New" w:cs="Courier New"/>
-        </w:rPr>
-        <w:t>Ved</w:t>
-      </w:r>
-      <w:r>
-        <w:rPr>
-          <w:rFonts w:ascii="Courier New" w:hAnsi="Courier New" w:cs="Courier New"/>
-        </w:rPr>
-        <w:t>!?</w:t>
-      </w:r>
-    </w:p>
-    <w:p>
-      <w:pPr>
-        <w:spacing w:line="240" w:lineRule="auto"/>
-        <w:rPr>
-          <w:rFonts w:ascii="Courier New" w:hAnsi="Courier New" w:cs="Courier New"/>
-        </w:rPr>
-      </w:pPr>
-      <w:r>
-        <w:rPr>
-          <w:rFonts w:ascii="Courier New" w:hAnsi="Courier New" w:cs="Courier New"/>
-        </w:rPr>
         <w:t xml:space="preserve">Each flash of light reveals Ved’s face twisting abnormally. </w:t>
       </w:r>
     </w:p>
@@ -32194,7 +32203,56 @@
         <w:rPr>
           <w:rFonts w:ascii="Courier New" w:hAnsi="Courier New" w:cs="Courier New"/>
         </w:rPr>
-        <w:t>Ved! Nin</w:t>
+        <w:t xml:space="preserve">Ved! </w:t>
+      </w:r>
+    </w:p>
+    <w:p>
+      <w:pPr>
+        <w:spacing w:line="240" w:lineRule="auto"/>
+        <w:rPr>
+          <w:rFonts w:ascii="Courier New" w:hAnsi="Courier New" w:cs="Courier New"/>
+        </w:rPr>
+      </w:pPr>
+      <w:r>
+        <w:rPr>
+          <w:rFonts w:ascii="Courier New" w:hAnsi="Courier New" w:cs="Courier New"/>
+        </w:rPr>
+        <w:t>LIGHTS OFF.</w:t>
+      </w:r>
+    </w:p>
+    <w:p>
+      <w:pPr>
+        <w:spacing w:line="240" w:lineRule="auto"/>
+        <w:jc w:val="center"/>
+        <w:rPr>
+          <w:rFonts w:ascii="Courier New" w:hAnsi="Courier New" w:cs="Courier New"/>
+        </w:rPr>
+      </w:pPr>
+      <w:r>
+        <w:rPr>
+          <w:rFonts w:ascii="Courier New" w:hAnsi="Courier New" w:cs="Courier New"/>
+          <w:b/>
+          <w:bCs/>
+        </w:rPr>
+        <w:t>VED</w:t>
+      </w:r>
+      <w:r>
+        <w:rPr>
+          <w:rFonts w:ascii="Courier New" w:hAnsi="Courier New" w:cs="Courier New"/>
+        </w:rPr>
+        <w:br/>
+      </w:r>
+      <w:r>
+        <w:rPr>
+          <w:rFonts w:ascii="Courier New" w:hAnsi="Courier New" w:cs="Courier New"/>
+        </w:rPr>
+        <w:t>Nin</w:t>
+      </w:r>
+      <w:r>
+        <w:rPr>
+          <w:rFonts w:ascii="Courier New" w:hAnsi="Courier New" w:cs="Courier New"/>
+        </w:rPr>
+        <w:t>na</w:t>
       </w:r>
       <w:r>
         <w:rPr>
@@ -32214,7 +32272,161 @@
         <w:rPr>
           <w:rFonts w:ascii="Courier New" w:hAnsi="Courier New" w:cs="Courier New"/>
         </w:rPr>
-        <w:t>The light goes off</w:t>
+        <w:t>LIGHTS ON- OFF.</w:t>
+      </w:r>
+    </w:p>
+    <w:p>
+      <w:pPr>
+        <w:spacing w:line="240" w:lineRule="auto"/>
+        <w:jc w:val="center"/>
+        <w:rPr>
+          <w:rFonts w:ascii="Courier New" w:hAnsi="Courier New" w:cs="Courier New"/>
+        </w:rPr>
+      </w:pPr>
+      <w:r>
+        <w:rPr>
+          <w:rFonts w:ascii="Courier New" w:hAnsi="Courier New" w:cs="Courier New"/>
+          <w:b/>
+          <w:bCs/>
+        </w:rPr>
+        <w:t xml:space="preserve">KRITI </w:t>
+      </w:r>
+      <w:r>
+        <w:rPr>
+          <w:rFonts w:ascii="Courier New" w:hAnsi="Courier New" w:cs="Courier New"/>
+          <w:i/>
+          <w:iCs/>
+        </w:rPr>
+        <w:t>(</w:t>
+      </w:r>
+      <w:r>
+        <w:rPr>
+          <w:rFonts w:ascii="Courier New" w:hAnsi="Courier New" w:cs="Courier New"/>
+          <w:i/>
+          <w:iCs/>
+        </w:rPr>
+        <w:t>smiles, Demonic Voice</w:t>
+      </w:r>
+      <w:r>
+        <w:rPr>
+          <w:rFonts w:ascii="Courier New" w:hAnsi="Courier New" w:cs="Courier New"/>
+          <w:i/>
+          <w:iCs/>
+        </w:rPr>
+        <w:t>)</w:t>
+      </w:r>
+      <w:r>
+        <w:rPr>
+          <w:rFonts w:ascii="Courier New" w:hAnsi="Courier New" w:cs="Courier New"/>
+          <w:b/>
+          <w:bCs/>
+        </w:rPr>
+        <w:br/>
+      </w:r>
+      <w:r>
+        <w:rPr>
+          <w:rFonts w:ascii="Courier New" w:hAnsi="Courier New" w:cs="Courier New"/>
+        </w:rPr>
+        <w:t>Kriti!</w:t>
+      </w:r>
+    </w:p>
+    <w:p>
+      <w:pPr>
+        <w:spacing w:line="240" w:lineRule="auto"/>
+        <w:rPr>
+          <w:rFonts w:ascii="Courier New" w:hAnsi="Courier New" w:cs="Courier New"/>
+        </w:rPr>
+      </w:pPr>
+      <w:r>
+        <w:rPr>
+          <w:rFonts w:ascii="Courier New" w:hAnsi="Courier New" w:cs="Courier New"/>
+        </w:rPr>
+        <w:t>LIGHTS ON. Kriti is standing in place of Ved now holding the switch.</w:t>
+      </w:r>
+    </w:p>
+    <w:p>
+      <w:pPr>
+        <w:spacing w:line="240" w:lineRule="auto"/>
+        <w:rPr>
+          <w:rFonts w:ascii="Courier New" w:hAnsi="Courier New" w:cs="Courier New"/>
+        </w:rPr>
+      </w:pPr>
+      <w:r>
+        <w:rPr>
+          <w:rFonts w:ascii="Courier New" w:hAnsi="Courier New" w:cs="Courier New"/>
+        </w:rPr>
+        <w:t>LIGHTS OFF.</w:t>
+      </w:r>
+    </w:p>
+    <w:p>
+      <w:pPr>
+        <w:spacing w:line="240" w:lineRule="auto"/>
+        <w:jc w:val="center"/>
+        <w:rPr>
+          <w:rFonts w:ascii="Courier New" w:hAnsi="Courier New" w:cs="Courier New"/>
+        </w:rPr>
+      </w:pPr>
+      <w:r>
+        <w:rPr>
+          <w:rFonts w:ascii="Courier New" w:hAnsi="Courier New" w:cs="Courier New"/>
+          <w:b/>
+          <w:bCs/>
+        </w:rPr>
+        <w:t>KRITI</w:t>
+      </w:r>
+      <w:r>
+        <w:rPr>
+          <w:rFonts w:ascii="Courier New" w:hAnsi="Courier New" w:cs="Courier New"/>
+          <w:b/>
+          <w:bCs/>
+        </w:rPr>
+        <w:br/>
+      </w:r>
+      <w:r>
+        <w:rPr>
+          <w:rFonts w:ascii="Courier New" w:hAnsi="Courier New" w:cs="Courier New"/>
+        </w:rPr>
+        <w:t>Nin</w:t>
+      </w:r>
+      <w:r>
+        <w:rPr>
+          <w:rFonts w:ascii="Courier New" w:hAnsi="Courier New" w:cs="Courier New"/>
+        </w:rPr>
+        <w:t>na</w:t>
+      </w:r>
+      <w:r>
+        <w:rPr>
+          <w:rFonts w:ascii="Courier New" w:hAnsi="Courier New" w:cs="Courier New"/>
+        </w:rPr>
+        <w:t xml:space="preserve"> </w:t>
+      </w:r>
+      <w:proofErr w:type="spellStart"/>
+      <w:r>
+        <w:rPr>
+          <w:rFonts w:ascii="Courier New" w:hAnsi="Courier New" w:cs="Courier New"/>
+        </w:rPr>
+        <w:t>Pathni</w:t>
+      </w:r>
+      <w:proofErr w:type="spellEnd"/>
+      <w:r>
+        <w:rPr>
+          <w:rFonts w:ascii="Courier New" w:hAnsi="Courier New" w:cs="Courier New"/>
+        </w:rPr>
+        <w:t>!</w:t>
+      </w:r>
+    </w:p>
+    <w:p>
+      <w:pPr>
+        <w:spacing w:line="240" w:lineRule="auto"/>
+        <w:rPr>
+          <w:rFonts w:ascii="Courier New" w:hAnsi="Courier New" w:cs="Courier New"/>
+        </w:rPr>
+      </w:pPr>
+      <w:r>
+        <w:rPr>
+          <w:rFonts w:ascii="Courier New" w:hAnsi="Courier New" w:cs="Courier New"/>
+        </w:rPr>
+        <w:t>LIGHTS OFF</w:t>
       </w:r>
       <w:r>
         <w:rPr>
@@ -32245,6 +32457,14 @@
           <w:b/>
           <w:bCs/>
         </w:rPr>
+        <w:t xml:space="preserve"> &amp; KRITI</w:t>
+      </w:r>
+      <w:r>
+        <w:rPr>
+          <w:rFonts w:ascii="Courier New" w:hAnsi="Courier New" w:cs="Courier New"/>
+          <w:b/>
+          <w:bCs/>
+        </w:rPr>
         <w:t xml:space="preserve"> </w:t>
       </w:r>
       <w:r>
@@ -32296,7 +32516,7 @@
         <w:rPr>
           <w:rFonts w:ascii="Courier New" w:hAnsi="Courier New" w:cs="Courier New"/>
         </w:rPr>
-        <w:t>The light turns back on.</w:t>
+        <w:t>The light turns on.</w:t>
       </w:r>
       <w:r>
         <w:rPr>
@@ -32320,6 +32540,12 @@
         <w:rPr>
           <w:rFonts w:ascii="Courier New" w:hAnsi="Courier New" w:cs="Courier New"/>
         </w:rPr>
+        <w:t xml:space="preserve"> or Kriti</w:t>
+      </w:r>
+      <w:r>
+        <w:rPr>
+          <w:rFonts w:ascii="Courier New" w:hAnsi="Courier New" w:cs="Courier New"/>
+        </w:rPr>
         <w:t xml:space="preserve">. Adi </w:t>
       </w:r>
       <w:r>
@@ -32409,31 +32635,53 @@
         </w:rPr>
         <w:br/>
       </w:r>
-      <w:r>
-        <w:rPr>
-          <w:rFonts w:ascii="Courier New" w:hAnsi="Courier New" w:cs="Courier New"/>
-        </w:rPr>
-        <w:t xml:space="preserve">Naan </w:t>
-      </w:r>
-      <w:proofErr w:type="spellStart"/>
-      <w:r>
-        <w:rPr>
-          <w:rFonts w:ascii="Courier New" w:hAnsi="Courier New" w:cs="Courier New"/>
-        </w:rPr>
-        <w:t>ni</w:t>
-      </w:r>
-      <w:r>
-        <w:rPr>
-          <w:rFonts w:ascii="Courier New" w:hAnsi="Courier New" w:cs="Courier New"/>
-        </w:rPr>
-        <w:t>n</w:t>
-      </w:r>
-      <w:proofErr w:type="spellEnd"/>
-      <w:r>
-        <w:rPr>
-          <w:rFonts w:ascii="Courier New" w:hAnsi="Courier New" w:cs="Courier New"/>
-        </w:rPr>
-        <w:t xml:space="preserve"> maga alla!</w:t>
+      <w:proofErr w:type="spellStart"/>
+      <w:r>
+        <w:rPr>
+          <w:rFonts w:ascii="Courier New" w:hAnsi="Courier New" w:cs="Courier New"/>
+        </w:rPr>
+        <w:t>Avr</w:t>
+      </w:r>
+      <w:proofErr w:type="spellEnd"/>
+      <w:r>
+        <w:rPr>
+          <w:rFonts w:ascii="Courier New" w:hAnsi="Courier New" w:cs="Courier New"/>
+        </w:rPr>
+        <w:t xml:space="preserve"> </w:t>
+      </w:r>
+      <w:proofErr w:type="spellStart"/>
+      <w:r>
+        <w:rPr>
+          <w:rFonts w:ascii="Courier New" w:hAnsi="Courier New" w:cs="Courier New"/>
+        </w:rPr>
+        <w:t>nin</w:t>
+      </w:r>
+      <w:proofErr w:type="spellEnd"/>
+      <w:r>
+        <w:rPr>
+          <w:rFonts w:ascii="Courier New" w:hAnsi="Courier New" w:cs="Courier New"/>
+        </w:rPr>
+        <w:t xml:space="preserve"> </w:t>
+      </w:r>
+      <w:proofErr w:type="spellStart"/>
+      <w:r>
+        <w:rPr>
+          <w:rFonts w:ascii="Courier New" w:hAnsi="Courier New" w:cs="Courier New"/>
+        </w:rPr>
+        <w:t>avr</w:t>
+      </w:r>
+      <w:proofErr w:type="spellEnd"/>
+      <w:r>
+        <w:rPr>
+          <w:rFonts w:ascii="Courier New" w:hAnsi="Courier New" w:cs="Courier New"/>
+        </w:rPr>
+        <w:t xml:space="preserve"> alla</w:t>
+      </w:r>
+      <w:r>
+        <w:rPr>
+          <w:rFonts w:ascii="Courier New" w:hAnsi="Courier New" w:cs="Courier New"/>
+        </w:rPr>
+        <w:t>!</w:t>
       </w:r>
     </w:p>
     <w:p>
@@ -32725,38 +32973,6 @@
         </w:rPr>
         <w:t>.</w:t>
       </w:r>
-      <w:r>
-        <w:rPr>
-          <w:rFonts w:ascii="Courier New" w:hAnsi="Courier New" w:cs="Courier New"/>
-          <w:i/>
-          <w:iCs/>
-        </w:rPr>
-        <w:t xml:space="preserve"> </w:t>
-      </w:r>
-    </w:p>
-    <w:p>
-      <w:pPr>
-        <w:spacing w:line="240" w:lineRule="auto"/>
-        <w:rPr>
-          <w:rFonts w:ascii="Courier New" w:hAnsi="Courier New" w:cs="Courier New"/>
-          <w:i/>
-          <w:iCs/>
-        </w:rPr>
-      </w:pPr>
-      <w:r>
-        <w:rPr>
-          <w:rFonts w:ascii="Courier New" w:hAnsi="Courier New" w:cs="Courier New"/>
-        </w:rPr>
-        <w:t>He opens the door</w:t>
-      </w:r>
-      <w:r>
-        <w:rPr>
-          <w:rFonts w:ascii="Courier New" w:hAnsi="Courier New" w:cs="Courier New"/>
-          <w:i/>
-          <w:iCs/>
-        </w:rPr>
-        <w:t>- Each time, in a different place. This occurs repeatedly.</w:t>
-      </w:r>
     </w:p>
     <w:p>
       <w:pPr>
@@ -32781,13 +32997,43 @@
         <w:rPr>
           <w:rFonts w:ascii="Courier New" w:hAnsi="Courier New" w:cs="Courier New"/>
         </w:rPr>
-        <w:t xml:space="preserve">opens </w:t>
-      </w:r>
-      <w:r>
-        <w:rPr>
-          <w:rFonts w:ascii="Courier New" w:hAnsi="Courier New" w:cs="Courier New"/>
-        </w:rPr>
-        <w:t xml:space="preserve">the door. The door opens into a dark </w:t>
+        <w:t xml:space="preserve">struggles to </w:t>
+      </w:r>
+      <w:r>
+        <w:rPr>
+          <w:rFonts w:ascii="Courier New" w:hAnsi="Courier New" w:cs="Courier New"/>
+        </w:rPr>
+        <w:t>open</w:t>
+      </w:r>
+      <w:r>
+        <w:rPr>
+          <w:rFonts w:ascii="Courier New" w:hAnsi="Courier New" w:cs="Courier New"/>
+        </w:rPr>
+        <w:t xml:space="preserve"> </w:t>
+      </w:r>
+      <w:r>
+        <w:rPr>
+          <w:rFonts w:ascii="Courier New" w:hAnsi="Courier New" w:cs="Courier New"/>
+        </w:rPr>
+        <w:t xml:space="preserve">the door. </w:t>
+      </w:r>
+      <w:r>
+        <w:rPr>
+          <w:rFonts w:ascii="Courier New" w:hAnsi="Courier New" w:cs="Courier New"/>
+        </w:rPr>
+        <w:br/>
+      </w:r>
+      <w:r>
+        <w:rPr>
+          <w:rFonts w:ascii="Courier New" w:hAnsi="Courier New" w:cs="Courier New"/>
+        </w:rPr>
+        <w:t>Finally, he opens t</w:t>
+      </w:r>
+      <w:r>
+        <w:rPr>
+          <w:rFonts w:ascii="Courier New" w:hAnsi="Courier New" w:cs="Courier New"/>
+        </w:rPr>
+        <w:t xml:space="preserve">he door into a dark </w:t>
       </w:r>
       <w:r>
         <w:rPr>
@@ -32799,13 +33045,25 @@
         <w:rPr>
           <w:rFonts w:ascii="Courier New" w:hAnsi="Courier New" w:cs="Courier New"/>
         </w:rPr>
-        <w:t xml:space="preserve"> and he narrowly escapes falling into it.</w:t>
-      </w:r>
-      <w:r>
-        <w:rPr>
-          <w:rFonts w:ascii="Courier New" w:hAnsi="Courier New" w:cs="Courier New"/>
-        </w:rPr>
-        <w:t xml:space="preserve"> The void is filled with door loops.</w:t>
+        <w:t xml:space="preserve"> narrowly </w:t>
+      </w:r>
+      <w:r>
+        <w:rPr>
+          <w:rFonts w:ascii="Courier New" w:hAnsi="Courier New" w:cs="Courier New"/>
+        </w:rPr>
+        <w:t>escaping,</w:t>
+      </w:r>
+      <w:r>
+        <w:rPr>
+          <w:rFonts w:ascii="Courier New" w:hAnsi="Courier New" w:cs="Courier New"/>
+        </w:rPr>
+        <w:t xml:space="preserve"> </w:t>
+      </w:r>
+      <w:r>
+        <w:rPr>
+          <w:rFonts w:ascii="Courier New" w:hAnsi="Courier New" w:cs="Courier New"/>
+        </w:rPr>
+        <w:t>falling into it.</w:t>
       </w:r>
     </w:p>
     <w:p>
@@ -32843,7 +33101,7 @@
         <w:rPr>
           <w:rFonts w:ascii="Courier New" w:hAnsi="Courier New" w:cs="Courier New"/>
         </w:rPr>
-        <w:t>. S</w:t>
+        <w:t>- S</w:t>
       </w:r>
       <w:r>
         <w:rPr>
@@ -33326,6 +33584,7 @@
           <w:b/>
           <w:bCs/>
         </w:rPr>
+        <w:lastRenderedPageBreak/>
         <w:t xml:space="preserve">OLD WOMAN </w:t>
       </w:r>
       <w:r>
@@ -33459,7 +33718,6 @@
           <w:b/>
           <w:bCs/>
         </w:rPr>
-        <w:lastRenderedPageBreak/>
         <w:t xml:space="preserve">OLD WOMAN </w:t>
       </w:r>
       <w:r>
@@ -34241,6 +34499,36 @@
         <w:rPr>
           <w:rFonts w:ascii="Courier New" w:hAnsi="Courier New" w:cs="Courier New"/>
         </w:rPr>
+        <w:t xml:space="preserve"> </w:t>
+      </w:r>
+      <w:r>
+        <w:rPr>
+          <w:rFonts w:ascii="Courier New" w:hAnsi="Courier New" w:cs="Courier New"/>
+          <w:i/>
+          <w:iCs/>
+        </w:rPr>
+        <w:t>(ghostly like preta</w:t>
+      </w:r>
+      <w:r>
+        <w:rPr>
+          <w:rFonts w:ascii="Courier New" w:hAnsi="Courier New" w:cs="Courier New"/>
+          <w:i/>
+          <w:iCs/>
+        </w:rPr>
+        <w:t xml:space="preserve"> echo</w:t>
+      </w:r>
+      <w:r>
+        <w:rPr>
+          <w:rFonts w:ascii="Courier New" w:hAnsi="Courier New" w:cs="Courier New"/>
+          <w:i/>
+          <w:iCs/>
+        </w:rPr>
+        <w:t xml:space="preserve">) </w:t>
+      </w:r>
+      <w:r>
+        <w:rPr>
+          <w:rFonts w:ascii="Courier New" w:hAnsi="Courier New" w:cs="Courier New"/>
+        </w:rPr>
         <w:t>Neeru</w:t>
       </w:r>
       <w:r>
@@ -35193,6 +35481,7 @@
           <w:b/>
           <w:bCs/>
         </w:rPr>
+        <w:lastRenderedPageBreak/>
         <w:t>EXT. TULASI KATTE - NIGHT</w:t>
       </w:r>
     </w:p>
@@ -35207,7 +35496,6 @@
         <w:rPr>
           <w:rFonts w:ascii="Courier New" w:hAnsi="Courier New" w:cs="Courier New"/>
         </w:rPr>
-        <w:lastRenderedPageBreak/>
         <w:t xml:space="preserve">Through the light he sees a </w:t>
       </w:r>
       <w:r>
@@ -36766,20 +37054,21 @@
         <w:rPr>
           <w:rFonts w:ascii="Courier New" w:hAnsi="Courier New" w:cs="Courier New"/>
         </w:rPr>
-        <w:t xml:space="preserve">. </w:t>
-      </w:r>
-    </w:p>
-    <w:p>
-      <w:pPr>
-        <w:spacing w:line="240" w:lineRule="auto"/>
-        <w:rPr>
-          <w:rFonts w:ascii="Courier New" w:hAnsi="Courier New" w:cs="Courier New"/>
-        </w:rPr>
-      </w:pPr>
-      <w:r>
-        <w:rPr>
-          <w:rFonts w:ascii="Courier New" w:hAnsi="Courier New" w:cs="Courier New"/>
-        </w:rPr>
+        <w:t>.</w:t>
+      </w:r>
+    </w:p>
+    <w:p>
+      <w:pPr>
+        <w:spacing w:line="240" w:lineRule="auto"/>
+        <w:rPr>
+          <w:rFonts w:ascii="Courier New" w:hAnsi="Courier New" w:cs="Courier New"/>
+        </w:rPr>
+      </w:pPr>
+      <w:r>
+        <w:rPr>
+          <w:rFonts w:ascii="Courier New" w:hAnsi="Courier New" w:cs="Courier New"/>
+        </w:rPr>
+        <w:lastRenderedPageBreak/>
         <w:t xml:space="preserve">Through his fingers, </w:t>
       </w:r>
       <w:r>
@@ -36824,7 +37113,6 @@
         <w:rPr>
           <w:rFonts w:ascii="Courier New" w:hAnsi="Courier New" w:cs="Courier New"/>
         </w:rPr>
-        <w:lastRenderedPageBreak/>
         <w:t>He hears faint chants</w:t>
       </w:r>
       <w:r>
@@ -38959,6 +39247,7 @@
         <w:rPr>
           <w:rFonts w:ascii="Courier New" w:hAnsi="Courier New" w:cs="Courier New"/>
         </w:rPr>
+        <w:lastRenderedPageBreak/>
         <w:t xml:space="preserve">A </w:t>
       </w:r>
       <w:r>
@@ -39000,7 +39289,6 @@
           <w:b/>
           <w:bCs/>
         </w:rPr>
-        <w:lastRenderedPageBreak/>
         <w:t>FATHER</w:t>
       </w:r>
       <w:r>
@@ -45507,39 +45795,6 @@
     </w:p>
     <w:p>
       <w:pPr>
-        <w:spacing w:line="240" w:lineRule="auto"/>
-        <w:jc w:val="right"/>
-        <w:rPr>
-          <w:rFonts w:ascii="Courier New" w:hAnsi="Courier New" w:cs="Courier New"/>
-          <w:b/>
-          <w:bCs/>
-        </w:rPr>
-      </w:pPr>
-    </w:p>
-    <w:p>
-      <w:pPr>
-        <w:spacing w:line="240" w:lineRule="auto"/>
-        <w:jc w:val="right"/>
-        <w:rPr>
-          <w:rFonts w:ascii="Courier New" w:hAnsi="Courier New" w:cs="Courier New"/>
-          <w:b/>
-          <w:bCs/>
-        </w:rPr>
-      </w:pPr>
-    </w:p>
-    <w:p>
-      <w:pPr>
-        <w:spacing w:line="240" w:lineRule="auto"/>
-        <w:rPr>
-          <w:rFonts w:ascii="Courier New" w:hAnsi="Courier New" w:cs="Courier New"/>
-          <w:b/>
-          <w:bCs/>
-          <w:u w:val="single"/>
-        </w:rPr>
-      </w:pPr>
-    </w:p>
-    <w:p>
-      <w:pPr>
         <w:pStyle w:val="ListParagraph"/>
         <w:numPr>
           <w:ilvl w:val="0"/>
@@ -46427,7 +46682,7 @@
         <w:rPr>
           <w:rFonts w:ascii="Courier New" w:hAnsi="Courier New" w:cs="Courier New"/>
         </w:rPr>
-        <w:t xml:space="preserve"> </w:t>
+        <w:br/>
       </w:r>
       <w:proofErr w:type="spellStart"/>
       <w:r>
@@ -47330,171 +47585,178 @@
         <w:rPr>
           <w:rFonts w:ascii="Courier New" w:hAnsi="Courier New" w:cs="Courier New"/>
         </w:rPr>
+        <w:t xml:space="preserve">He </w:t>
+      </w:r>
+      <w:r>
+        <w:rPr>
+          <w:rFonts w:ascii="Courier New" w:hAnsi="Courier New" w:cs="Courier New"/>
+        </w:rPr>
+        <w:t>is a</w:t>
+      </w:r>
+      <w:r>
+        <w:rPr>
+          <w:rFonts w:ascii="Courier New" w:hAnsi="Courier New" w:cs="Courier New"/>
+        </w:rPr>
+        <w:t xml:space="preserve"> dark muscular</w:t>
+      </w:r>
+      <w:r>
+        <w:rPr>
+          <w:rFonts w:ascii="Courier New" w:hAnsi="Courier New" w:cs="Courier New"/>
+          <w:b/>
+          <w:bCs/>
+        </w:rPr>
+        <w:t xml:space="preserve"> </w:t>
+      </w:r>
+      <w:r>
+        <w:rPr>
+          <w:rFonts w:ascii="Courier New" w:hAnsi="Courier New" w:cs="Courier New"/>
+        </w:rPr>
+        <w:t xml:space="preserve">creature </w:t>
+      </w:r>
+      <w:r>
+        <w:rPr>
+          <w:rFonts w:ascii="Courier New" w:hAnsi="Courier New" w:cs="Courier New"/>
+        </w:rPr>
+        <w:t>with</w:t>
+      </w:r>
+      <w:r>
+        <w:rPr>
+          <w:rFonts w:ascii="Courier New" w:hAnsi="Courier New" w:cs="Courier New"/>
+          <w:b/>
+          <w:bCs/>
+        </w:rPr>
+        <w:t xml:space="preserve"> l</w:t>
+      </w:r>
+      <w:r>
+        <w:rPr>
+          <w:rFonts w:ascii="Courier New" w:hAnsi="Courier New" w:cs="Courier New"/>
+          <w:b/>
+          <w:bCs/>
+        </w:rPr>
+        <w:t>ong</w:t>
+      </w:r>
+      <w:r>
+        <w:rPr>
+          <w:rFonts w:ascii="Courier New" w:hAnsi="Courier New" w:cs="Courier New"/>
+        </w:rPr>
+        <w:t xml:space="preserve"> </w:t>
+      </w:r>
+      <w:r>
+        <w:rPr>
+          <w:rFonts w:ascii="Courier New" w:hAnsi="Courier New" w:cs="Courier New"/>
+          <w:b/>
+          <w:bCs/>
+        </w:rPr>
+        <w:t xml:space="preserve">curly </w:t>
+      </w:r>
+      <w:r>
+        <w:rPr>
+          <w:rFonts w:ascii="Courier New" w:hAnsi="Courier New" w:cs="Courier New"/>
+          <w:b/>
+          <w:bCs/>
+        </w:rPr>
+        <w:t>hair</w:t>
+      </w:r>
+      <w:r>
+        <w:rPr>
+          <w:rFonts w:ascii="Courier New" w:hAnsi="Courier New" w:cs="Courier New"/>
+          <w:b/>
+          <w:bCs/>
+        </w:rPr>
+        <w:t xml:space="preserve"> </w:t>
+      </w:r>
+      <w:r>
+        <w:rPr>
+          <w:rFonts w:ascii="Courier New" w:hAnsi="Courier New" w:cs="Courier New"/>
+        </w:rPr>
+        <w:t xml:space="preserve">and </w:t>
+      </w:r>
+      <w:r>
+        <w:rPr>
+          <w:rFonts w:ascii="Courier New" w:hAnsi="Courier New" w:cs="Courier New"/>
+        </w:rPr>
+        <w:t>yellow-</w:t>
+      </w:r>
+      <w:r>
+        <w:rPr>
+          <w:rFonts w:ascii="Courier New" w:hAnsi="Courier New" w:cs="Courier New"/>
+        </w:rPr>
+        <w:t>r</w:t>
+      </w:r>
+      <w:r>
+        <w:rPr>
+          <w:rFonts w:ascii="Courier New" w:hAnsi="Courier New" w:cs="Courier New"/>
+        </w:rPr>
+        <w:t>ed glowing eyes</w:t>
+      </w:r>
+      <w:r>
+        <w:rPr>
+          <w:rFonts w:ascii="Courier New" w:hAnsi="Courier New" w:cs="Courier New"/>
+          <w:b/>
+          <w:bCs/>
+        </w:rPr>
+        <w:t xml:space="preserve">, </w:t>
+      </w:r>
+      <w:r>
+        <w:rPr>
+          <w:rFonts w:ascii="Courier New" w:hAnsi="Courier New" w:cs="Courier New"/>
+        </w:rPr>
+        <w:t>covered in</w:t>
+      </w:r>
+      <w:r>
+        <w:rPr>
+          <w:rFonts w:ascii="Courier New" w:hAnsi="Courier New" w:cs="Courier New"/>
+          <w:b/>
+          <w:bCs/>
+        </w:rPr>
+        <w:t xml:space="preserve"> s</w:t>
+      </w:r>
+      <w:r>
+        <w:rPr>
+          <w:rFonts w:ascii="Courier New" w:hAnsi="Courier New" w:cs="Courier New"/>
+          <w:b/>
+          <w:bCs/>
+        </w:rPr>
+        <w:t>ilver</w:t>
+      </w:r>
+      <w:r>
+        <w:rPr>
+          <w:rFonts w:ascii="Courier New" w:hAnsi="Courier New" w:cs="Courier New"/>
+          <w:b/>
+          <w:bCs/>
+        </w:rPr>
+        <w:t xml:space="preserve"> ornaments</w:t>
+      </w:r>
+      <w:bookmarkEnd w:id="13"/>
+      <w:r>
+        <w:rPr>
+          <w:rFonts w:ascii="Courier New" w:hAnsi="Courier New" w:cs="Courier New"/>
+        </w:rPr>
+        <w:t>.</w:t>
+      </w:r>
+    </w:p>
+    <w:p>
+      <w:pPr>
+        <w:rPr>
+          <w:rFonts w:ascii="Courier New" w:hAnsi="Courier New" w:cs="Courier New"/>
+        </w:rPr>
+      </w:pPr>
+    </w:p>
+    <w:p>
+      <w:pPr>
+        <w:spacing w:line="240" w:lineRule="auto"/>
+        <w:jc w:val="center"/>
+        <w:rPr>
+          <w:rFonts w:ascii="Courier New" w:hAnsi="Courier New" w:cs="Courier New"/>
+        </w:rPr>
+      </w:pPr>
+      <w:r>
+        <w:rPr>
+          <w:rFonts w:ascii="Courier New" w:hAnsi="Courier New" w:cs="Courier New"/>
+          <w:b/>
+          <w:bCs/>
+        </w:rPr>
         <w:lastRenderedPageBreak/>
-        <w:t xml:space="preserve">He </w:t>
-      </w:r>
-      <w:r>
-        <w:rPr>
-          <w:rFonts w:ascii="Courier New" w:hAnsi="Courier New" w:cs="Courier New"/>
-        </w:rPr>
-        <w:t>is a</w:t>
-      </w:r>
-      <w:r>
-        <w:rPr>
-          <w:rFonts w:ascii="Courier New" w:hAnsi="Courier New" w:cs="Courier New"/>
-        </w:rPr>
-        <w:t xml:space="preserve"> dark muscular</w:t>
-      </w:r>
-      <w:r>
-        <w:rPr>
-          <w:rFonts w:ascii="Courier New" w:hAnsi="Courier New" w:cs="Courier New"/>
-          <w:b/>
-          <w:bCs/>
-        </w:rPr>
-        <w:t xml:space="preserve"> </w:t>
-      </w:r>
-      <w:r>
-        <w:rPr>
-          <w:rFonts w:ascii="Courier New" w:hAnsi="Courier New" w:cs="Courier New"/>
-        </w:rPr>
-        <w:t xml:space="preserve">creature </w:t>
-      </w:r>
-      <w:r>
-        <w:rPr>
-          <w:rFonts w:ascii="Courier New" w:hAnsi="Courier New" w:cs="Courier New"/>
-        </w:rPr>
-        <w:t>with</w:t>
-      </w:r>
-      <w:r>
-        <w:rPr>
-          <w:rFonts w:ascii="Courier New" w:hAnsi="Courier New" w:cs="Courier New"/>
-          <w:b/>
-          <w:bCs/>
-        </w:rPr>
-        <w:t xml:space="preserve"> l</w:t>
-      </w:r>
-      <w:r>
-        <w:rPr>
-          <w:rFonts w:ascii="Courier New" w:hAnsi="Courier New" w:cs="Courier New"/>
-          <w:b/>
-          <w:bCs/>
-        </w:rPr>
-        <w:t>ong</w:t>
-      </w:r>
-      <w:r>
-        <w:rPr>
-          <w:rFonts w:ascii="Courier New" w:hAnsi="Courier New" w:cs="Courier New"/>
-        </w:rPr>
-        <w:t xml:space="preserve"> </w:t>
-      </w:r>
-      <w:r>
-        <w:rPr>
-          <w:rFonts w:ascii="Courier New" w:hAnsi="Courier New" w:cs="Courier New"/>
-          <w:b/>
-          <w:bCs/>
-        </w:rPr>
-        <w:t xml:space="preserve">curly </w:t>
-      </w:r>
-      <w:r>
-        <w:rPr>
-          <w:rFonts w:ascii="Courier New" w:hAnsi="Courier New" w:cs="Courier New"/>
-          <w:b/>
-          <w:bCs/>
-        </w:rPr>
-        <w:t>hair</w:t>
-      </w:r>
-      <w:r>
-        <w:rPr>
-          <w:rFonts w:ascii="Courier New" w:hAnsi="Courier New" w:cs="Courier New"/>
-          <w:b/>
-          <w:bCs/>
-        </w:rPr>
-        <w:t xml:space="preserve"> </w:t>
-      </w:r>
-      <w:r>
-        <w:rPr>
-          <w:rFonts w:ascii="Courier New" w:hAnsi="Courier New" w:cs="Courier New"/>
-        </w:rPr>
-        <w:t xml:space="preserve">and </w:t>
-      </w:r>
-      <w:r>
-        <w:rPr>
-          <w:rFonts w:ascii="Courier New" w:hAnsi="Courier New" w:cs="Courier New"/>
-        </w:rPr>
-        <w:t>yellow-</w:t>
-      </w:r>
-      <w:r>
-        <w:rPr>
-          <w:rFonts w:ascii="Courier New" w:hAnsi="Courier New" w:cs="Courier New"/>
-        </w:rPr>
-        <w:t>r</w:t>
-      </w:r>
-      <w:r>
-        <w:rPr>
-          <w:rFonts w:ascii="Courier New" w:hAnsi="Courier New" w:cs="Courier New"/>
-        </w:rPr>
-        <w:t>ed glowing eyes</w:t>
-      </w:r>
-      <w:r>
-        <w:rPr>
-          <w:rFonts w:ascii="Courier New" w:hAnsi="Courier New" w:cs="Courier New"/>
-          <w:b/>
-          <w:bCs/>
-        </w:rPr>
-        <w:t xml:space="preserve">, </w:t>
-      </w:r>
-      <w:r>
-        <w:rPr>
-          <w:rFonts w:ascii="Courier New" w:hAnsi="Courier New" w:cs="Courier New"/>
-        </w:rPr>
-        <w:t>covered in</w:t>
-      </w:r>
-      <w:r>
-        <w:rPr>
-          <w:rFonts w:ascii="Courier New" w:hAnsi="Courier New" w:cs="Courier New"/>
-          <w:b/>
-          <w:bCs/>
-        </w:rPr>
-        <w:t xml:space="preserve"> s</w:t>
-      </w:r>
-      <w:r>
-        <w:rPr>
-          <w:rFonts w:ascii="Courier New" w:hAnsi="Courier New" w:cs="Courier New"/>
-          <w:b/>
-          <w:bCs/>
-        </w:rPr>
-        <w:t>ilver</w:t>
-      </w:r>
-      <w:r>
-        <w:rPr>
-          <w:rFonts w:ascii="Courier New" w:hAnsi="Courier New" w:cs="Courier New"/>
-          <w:b/>
-          <w:bCs/>
-        </w:rPr>
-        <w:t xml:space="preserve"> ornaments</w:t>
-      </w:r>
-      <w:bookmarkEnd w:id="13"/>
-      <w:r>
-        <w:rPr>
-          <w:rFonts w:ascii="Courier New" w:hAnsi="Courier New" w:cs="Courier New"/>
-        </w:rPr>
-        <w:t>.</w:t>
-      </w:r>
-    </w:p>
-    <w:p>
-      <w:pPr>
-        <w:spacing w:line="240" w:lineRule="auto"/>
-        <w:jc w:val="center"/>
-        <w:rPr>
-          <w:rFonts w:ascii="Courier New" w:hAnsi="Courier New" w:cs="Courier New"/>
-        </w:rPr>
-      </w:pPr>
-      <w:r>
-        <w:rPr>
-          <w:rFonts w:ascii="Courier New" w:hAnsi="Courier New" w:cs="Courier New"/>
-          <w:b/>
-          <w:bCs/>
-        </w:rPr>
         <w:t>YAMADHOOTHA</w:t>
       </w:r>
       <w:r>
@@ -49752,148 +50014,148 @@
           <w:b/>
           <w:bCs/>
         </w:rPr>
+        <w:t xml:space="preserve">ADI </w:t>
+      </w:r>
+      <w:r>
+        <w:rPr>
+          <w:rFonts w:ascii="Courier New" w:hAnsi="Courier New" w:cs="Courier New"/>
+          <w:i/>
+          <w:iCs/>
+        </w:rPr>
+        <w:t>(looking at the mirror)</w:t>
+      </w:r>
+      <w:r>
+        <w:rPr>
+          <w:rFonts w:ascii="Courier New" w:hAnsi="Courier New" w:cs="Courier New"/>
+          <w:i/>
+          <w:iCs/>
+        </w:rPr>
+        <w:br/>
+      </w:r>
+      <w:r>
+        <w:rPr>
+          <w:rFonts w:ascii="Courier New" w:hAnsi="Courier New" w:cs="Courier New"/>
+        </w:rPr>
+        <w:t>Kriti! Ved!</w:t>
+      </w:r>
+      <w:r>
+        <w:rPr>
+          <w:rFonts w:ascii="Courier New" w:hAnsi="Courier New" w:cs="Courier New"/>
+          <w:i/>
+          <w:iCs/>
+        </w:rPr>
+        <w:t xml:space="preserve"> </w:t>
+      </w:r>
+      <w:r>
+        <w:rPr>
+          <w:rFonts w:ascii="Courier New" w:hAnsi="Courier New" w:cs="Courier New"/>
+          <w:i/>
+          <w:iCs/>
+        </w:rPr>
+        <w:t>(</w:t>
+      </w:r>
+      <w:r>
+        <w:rPr>
+          <w:rFonts w:ascii="Courier New" w:hAnsi="Courier New" w:cs="Courier New"/>
+          <w:i/>
+          <w:iCs/>
+        </w:rPr>
+        <w:t>full of courage</w:t>
+      </w:r>
+      <w:r>
+        <w:rPr>
+          <w:rFonts w:ascii="Courier New" w:hAnsi="Courier New" w:cs="Courier New"/>
+          <w:i/>
+          <w:iCs/>
+        </w:rPr>
+        <w:t>)</w:t>
+      </w:r>
+      <w:r>
+        <w:rPr>
+          <w:rFonts w:ascii="Courier New" w:hAnsi="Courier New" w:cs="Courier New"/>
+        </w:rPr>
+        <w:br/>
+      </w:r>
+      <w:r>
+        <w:rPr>
+          <w:rFonts w:ascii="Courier New" w:hAnsi="Courier New" w:cs="Courier New"/>
+        </w:rPr>
+        <w:t>Naan</w:t>
+      </w:r>
+      <w:r>
+        <w:rPr>
+          <w:rFonts w:ascii="Courier New" w:hAnsi="Courier New" w:cs="Courier New"/>
+        </w:rPr>
+        <w:t xml:space="preserve">… naan </w:t>
+      </w:r>
+      <w:proofErr w:type="spellStart"/>
+      <w:r>
+        <w:rPr>
+          <w:rFonts w:ascii="Courier New" w:hAnsi="Courier New" w:cs="Courier New"/>
+        </w:rPr>
+        <w:t>nimna</w:t>
+      </w:r>
+      <w:proofErr w:type="spellEnd"/>
+      <w:r>
+        <w:rPr>
+          <w:rFonts w:ascii="Courier New" w:hAnsi="Courier New" w:cs="Courier New"/>
+        </w:rPr>
+        <w:t xml:space="preserve"> </w:t>
+      </w:r>
+      <w:proofErr w:type="spellStart"/>
+      <w:r>
+        <w:rPr>
+          <w:rFonts w:ascii="Courier New" w:hAnsi="Courier New" w:cs="Courier New"/>
+        </w:rPr>
+        <w:t>bittu</w:t>
+      </w:r>
+      <w:proofErr w:type="spellEnd"/>
+      <w:r>
+        <w:rPr>
+          <w:rFonts w:ascii="Courier New" w:hAnsi="Courier New" w:cs="Courier New"/>
+        </w:rPr>
+        <w:t xml:space="preserve"> </w:t>
+      </w:r>
+      <w:proofErr w:type="spellStart"/>
+      <w:r>
+        <w:rPr>
+          <w:rFonts w:ascii="Courier New" w:hAnsi="Courier New" w:cs="Courier New"/>
+        </w:rPr>
+        <w:t>elligu</w:t>
+      </w:r>
+      <w:proofErr w:type="spellEnd"/>
+      <w:r>
+        <w:rPr>
+          <w:rFonts w:ascii="Courier New" w:hAnsi="Courier New" w:cs="Courier New"/>
+        </w:rPr>
+        <w:t xml:space="preserve"> </w:t>
+      </w:r>
+      <w:proofErr w:type="spellStart"/>
+      <w:r>
+        <w:rPr>
+          <w:rFonts w:ascii="Courier New" w:hAnsi="Courier New" w:cs="Courier New"/>
+        </w:rPr>
+        <w:t>hogalla</w:t>
+      </w:r>
+      <w:proofErr w:type="spellEnd"/>
+    </w:p>
+    <w:p>
+      <w:pPr>
+        <w:spacing w:line="240" w:lineRule="auto"/>
+        <w:jc w:val="center"/>
+        <w:rPr>
+          <w:rFonts w:ascii="Courier New" w:hAnsi="Courier New" w:cs="Courier New"/>
+          <w:i/>
+          <w:iCs/>
+        </w:rPr>
+      </w:pPr>
+      <w:r>
+        <w:rPr>
+          <w:rFonts w:ascii="Courier New" w:hAnsi="Courier New" w:cs="Courier New"/>
+          <w:b/>
+          <w:bCs/>
+        </w:rPr>
         <w:lastRenderedPageBreak/>
-        <w:t xml:space="preserve">ADI </w:t>
-      </w:r>
-      <w:r>
-        <w:rPr>
-          <w:rFonts w:ascii="Courier New" w:hAnsi="Courier New" w:cs="Courier New"/>
-          <w:i/>
-          <w:iCs/>
-        </w:rPr>
-        <w:t>(looking at the mirror)</w:t>
-      </w:r>
-      <w:r>
-        <w:rPr>
-          <w:rFonts w:ascii="Courier New" w:hAnsi="Courier New" w:cs="Courier New"/>
-          <w:i/>
-          <w:iCs/>
-        </w:rPr>
-        <w:br/>
-      </w:r>
-      <w:r>
-        <w:rPr>
-          <w:rFonts w:ascii="Courier New" w:hAnsi="Courier New" w:cs="Courier New"/>
-        </w:rPr>
-        <w:t>Kriti! Ved!</w:t>
-      </w:r>
-      <w:r>
-        <w:rPr>
-          <w:rFonts w:ascii="Courier New" w:hAnsi="Courier New" w:cs="Courier New"/>
-          <w:i/>
-          <w:iCs/>
-        </w:rPr>
-        <w:t xml:space="preserve"> </w:t>
-      </w:r>
-      <w:r>
-        <w:rPr>
-          <w:rFonts w:ascii="Courier New" w:hAnsi="Courier New" w:cs="Courier New"/>
-          <w:i/>
-          <w:iCs/>
-        </w:rPr>
-        <w:t>(</w:t>
-      </w:r>
-      <w:r>
-        <w:rPr>
-          <w:rFonts w:ascii="Courier New" w:hAnsi="Courier New" w:cs="Courier New"/>
-          <w:i/>
-          <w:iCs/>
-        </w:rPr>
-        <w:t>full of courage</w:t>
-      </w:r>
-      <w:r>
-        <w:rPr>
-          <w:rFonts w:ascii="Courier New" w:hAnsi="Courier New" w:cs="Courier New"/>
-          <w:i/>
-          <w:iCs/>
-        </w:rPr>
-        <w:t>)</w:t>
-      </w:r>
-      <w:r>
-        <w:rPr>
-          <w:rFonts w:ascii="Courier New" w:hAnsi="Courier New" w:cs="Courier New"/>
-        </w:rPr>
-        <w:br/>
-      </w:r>
-      <w:r>
-        <w:rPr>
-          <w:rFonts w:ascii="Courier New" w:hAnsi="Courier New" w:cs="Courier New"/>
-        </w:rPr>
-        <w:t>Naan</w:t>
-      </w:r>
-      <w:r>
-        <w:rPr>
-          <w:rFonts w:ascii="Courier New" w:hAnsi="Courier New" w:cs="Courier New"/>
-        </w:rPr>
-        <w:t xml:space="preserve">… naan </w:t>
-      </w:r>
-      <w:proofErr w:type="spellStart"/>
-      <w:r>
-        <w:rPr>
-          <w:rFonts w:ascii="Courier New" w:hAnsi="Courier New" w:cs="Courier New"/>
-        </w:rPr>
-        <w:t>nimna</w:t>
-      </w:r>
-      <w:proofErr w:type="spellEnd"/>
-      <w:r>
-        <w:rPr>
-          <w:rFonts w:ascii="Courier New" w:hAnsi="Courier New" w:cs="Courier New"/>
-        </w:rPr>
-        <w:t xml:space="preserve"> </w:t>
-      </w:r>
-      <w:proofErr w:type="spellStart"/>
-      <w:r>
-        <w:rPr>
-          <w:rFonts w:ascii="Courier New" w:hAnsi="Courier New" w:cs="Courier New"/>
-        </w:rPr>
-        <w:t>bittu</w:t>
-      </w:r>
-      <w:proofErr w:type="spellEnd"/>
-      <w:r>
-        <w:rPr>
-          <w:rFonts w:ascii="Courier New" w:hAnsi="Courier New" w:cs="Courier New"/>
-        </w:rPr>
-        <w:t xml:space="preserve"> </w:t>
-      </w:r>
-      <w:proofErr w:type="spellStart"/>
-      <w:r>
-        <w:rPr>
-          <w:rFonts w:ascii="Courier New" w:hAnsi="Courier New" w:cs="Courier New"/>
-        </w:rPr>
-        <w:t>elligu</w:t>
-      </w:r>
-      <w:proofErr w:type="spellEnd"/>
-      <w:r>
-        <w:rPr>
-          <w:rFonts w:ascii="Courier New" w:hAnsi="Courier New" w:cs="Courier New"/>
-        </w:rPr>
-        <w:t xml:space="preserve"> </w:t>
-      </w:r>
-      <w:proofErr w:type="spellStart"/>
-      <w:r>
-        <w:rPr>
-          <w:rFonts w:ascii="Courier New" w:hAnsi="Courier New" w:cs="Courier New"/>
-        </w:rPr>
-        <w:t>hogalla</w:t>
-      </w:r>
-      <w:proofErr w:type="spellEnd"/>
-    </w:p>
-    <w:p>
-      <w:pPr>
-        <w:spacing w:line="240" w:lineRule="auto"/>
-        <w:jc w:val="center"/>
-        <w:rPr>
-          <w:rFonts w:ascii="Courier New" w:hAnsi="Courier New" w:cs="Courier New"/>
-          <w:i/>
-          <w:iCs/>
-        </w:rPr>
-      </w:pPr>
-      <w:r>
-        <w:rPr>
-          <w:rFonts w:ascii="Courier New" w:hAnsi="Courier New" w:cs="Courier New"/>
-          <w:b/>
-          <w:bCs/>
-        </w:rPr>
         <w:t>YAMADHOOTHA</w:t>
       </w:r>
       <w:r>
@@ -51951,7 +52213,6 @@
           <w:b/>
           <w:bCs/>
         </w:rPr>
-        <w:lastRenderedPageBreak/>
         <w:t>YAMADHOOTHA</w:t>
       </w:r>
       <w:r>
@@ -52053,6 +52314,7 @@
         <w:rPr>
           <w:rFonts w:ascii="Courier New" w:hAnsi="Courier New" w:cs="Courier New"/>
         </w:rPr>
+        <w:lastRenderedPageBreak/>
         <w:t xml:space="preserve">In the real world, Ved notices the photo of Adi shake. </w:t>
       </w:r>
       <w:r>
